--- a/06-学生侧材料/讲义/6-有机化学/有机波谱分析.docx
+++ b/06-学生侧材料/讲义/6-有机化学/有机波谱分析.docx
@@ -759,12 +759,6 @@
             </w:pPr>
             <w:r>
               <w:rPr>
-                <w:rFonts w:ascii="Times New Roman" w:hAnsi="Times New Roman" w:eastAsia="Times New Roman" w:cs="Times New Roman"/>
-              </w:rPr>
-              <w:t xml:space="preserve">⭐⭐⭐ </w:t>
-            </w:r>
-            <w:r>
-              <w:rPr>
                 <w:rFonts w:hint="eastAsia" w:ascii="Times New Roman" w:hAnsi="Times New Roman" w:eastAsia="FangSong" w:cs="Times New Roman"/>
               </w:rPr>
               <w:t xml:space="preserve">第一步</w:t>
@@ -881,12 +875,6 @@
               <w:pStyle w:val="Compact"/>
               <w:jc w:val="center"/>
             </w:pPr>
-            <w:r>
-              <w:rPr>
-                <w:rFonts w:ascii="Times New Roman" w:hAnsi="Times New Roman" w:eastAsia="Times New Roman" w:cs="Times New Roman"/>
-              </w:rPr>
-              <w:t xml:space="preserve">⭐⭐⭐ </w:t>
-            </w:r>
             <w:r>
               <w:rPr>
                 <w:rFonts w:hint="eastAsia" w:ascii="Times New Roman" w:hAnsi="Times New Roman" w:eastAsia="FangSong" w:cs="Times New Roman"/>
@@ -1046,12 +1034,6 @@
             </w:pPr>
             <w:r>
               <w:rPr>
-                <w:rFonts w:ascii="Times New Roman" w:hAnsi="Times New Roman" w:eastAsia="Times New Roman" w:cs="Times New Roman"/>
-              </w:rPr>
-              <w:t xml:space="preserve">⭐⭐ </w:t>
-            </w:r>
-            <w:r>
-              <w:rPr>
                 <w:rFonts w:hint="eastAsia" w:ascii="Times New Roman" w:hAnsi="Times New Roman" w:eastAsia="FangSong" w:cs="Times New Roman"/>
               </w:rPr>
               <w:t xml:space="preserve">第三步</w:t>
@@ -1189,12 +1171,6 @@
               <w:pStyle w:val="Compact"/>
               <w:jc w:val="center"/>
             </w:pPr>
-            <w:r>
-              <w:rPr>
-                <w:rFonts w:ascii="Times New Roman" w:hAnsi="Times New Roman" w:eastAsia="Times New Roman" w:cs="Times New Roman"/>
-              </w:rPr>
-              <w:t xml:space="preserve">⭐⭐⭐ </w:t>
-            </w:r>
             <w:r>
               <w:rPr>
                 <w:rFonts w:hint="eastAsia" w:ascii="Times New Roman" w:hAnsi="Times New Roman" w:eastAsia="FangSong" w:cs="Times New Roman"/>

--- a/06-学生侧材料/讲义/6-有机化学/有机波谱分析.docx
+++ b/06-学生侧材料/讲义/6-有机化学/有机波谱分析.docx
@@ -20203,7 +20203,7 @@
         <w:rPr>
           <w:rFonts w:ascii="Times New Roman" w:hAnsi="Times New Roman" w:eastAsia="Times New Roman" w:cs="Times New Roman"/>
         </w:rPr>
-        <w:t xml:space="preserve">11.1 🌱 </w:t>
+        <w:t xml:space="preserve">11.1 </w:t>
       </w:r>
       <w:r>
         <w:rPr>
@@ -20251,14 +20251,24 @@
     </w:p>
     <w:p>
       <w:pPr>
-        <w:pStyle w:val="Compact"/>
-        <w:numPr>
-          <w:ilvl w:val="0"/>
-          <w:numId w:val="1013"/>
-        </w:numPr>
+        <w:pStyle w:val="BodyText"/>
       </w:pPr>
       <w:r>
         <w:rPr>
+          <w:rFonts w:ascii="Times New Roman" w:hAnsi="Times New Roman" w:eastAsia="Times New Roman" w:cs="Times New Roman"/>
+          <w:b/>
+          <w:bCs/>
+        </w:rPr>
+        <w:t xml:space="preserve">1.</w:t>
+      </w:r>
+      <w:r>
+        <w:rPr>
+          <w:rFonts w:ascii="Times New Roman" w:hAnsi="Times New Roman" w:eastAsia="Times New Roman" w:cs="Times New Roman"/>
+        </w:rPr>
+        <w:t xml:space="preserve"> </w:t>
+      </w:r>
+      <w:r>
+        <w:rPr>
           <w:rFonts w:hint="eastAsia" w:ascii="Times New Roman" w:hAnsi="Times New Roman" w:eastAsia="FangSong" w:cs="Times New Roman"/>
         </w:rPr>
         <w:t xml:space="preserve">计算以下分子式的不饱和度</w:t>
@@ -20274,234 +20284,782 @@
           <w:rFonts w:hint="eastAsia" w:ascii="Times New Roman" w:hAnsi="Times New Roman" w:eastAsia="Times New Roman" w:cs="Times New Roman"/>
         </w:rPr>
         <w:t xml:space="preserve">Ω：</w:t>
+      </w:r>
+      <w:r>
+        <w:rPr>
+          <w:rFonts w:ascii="Times New Roman" w:hAnsi="Times New Roman" w:eastAsia="Times New Roman" w:cs="Times New Roman"/>
+        </w:rPr>
+        <w:t xml:space="preserve"> </w:t>
+      </w:r>
+      <w:r>
+        <w:rPr>
+          <w:rFonts w:ascii="Times New Roman" w:hAnsi="Times New Roman" w:eastAsia="Times New Roman" w:cs="Times New Roman"/>
+        </w:rPr>
+        <w:t>(a) C</w:t>
+      </w:r>
+      <w:r>
+        <w:rPr>
+          <w:rFonts w:ascii="Times New Roman" w:hAnsi="Times New Roman" w:eastAsia="Times New Roman" w:cs="Times New Roman"/>
+          <w:vertAlign w:val="subscript"/>
+        </w:rPr>
+        <w:t>6</w:t>
+      </w:r>
+      <w:r>
+        <w:rPr>
+          <w:rFonts w:ascii="Times New Roman" w:hAnsi="Times New Roman" w:eastAsia="Times New Roman" w:cs="Times New Roman"/>
+        </w:rPr>
+        <w:t>H</w:t>
+      </w:r>
+      <w:r>
+        <w:rPr>
+          <w:rFonts w:ascii="Times New Roman" w:hAnsi="Times New Roman" w:eastAsia="Times New Roman" w:cs="Times New Roman"/>
+          <w:vertAlign w:val="subscript"/>
+        </w:rPr>
+        <w:t>6</w:t>
+      </w:r>
+      <w:r>
+        <w:rPr>
+          <w:rFonts w:ascii="Times New Roman" w:hAnsi="Times New Roman" w:eastAsia="Times New Roman" w:cs="Times New Roman"/>
+        </w:rPr>
+        <w:t xml:space="preserve"> </w:t>
+      </w:r>
+      <w:r>
+        <w:rPr>
+          <w:rFonts w:ascii="Times New Roman" w:hAnsi="Times New Roman" w:eastAsia="Times New Roman" w:cs="Times New Roman"/>
+        </w:rPr>
+        <w:t>(b) C</w:t>
+      </w:r>
+      <w:r>
+        <w:rPr>
+          <w:rFonts w:ascii="Times New Roman" w:hAnsi="Times New Roman" w:eastAsia="Times New Roman" w:cs="Times New Roman"/>
+          <w:vertAlign w:val="subscript"/>
+        </w:rPr>
+        <w:t>4</w:t>
+      </w:r>
+      <w:r>
+        <w:rPr>
+          <w:rFonts w:ascii="Times New Roman" w:hAnsi="Times New Roman" w:eastAsia="Times New Roman" w:cs="Times New Roman"/>
+        </w:rPr>
+        <w:t>H</w:t>
+      </w:r>
+      <w:r>
+        <w:rPr>
+          <w:rFonts w:ascii="Times New Roman" w:hAnsi="Times New Roman" w:eastAsia="Times New Roman" w:cs="Times New Roman"/>
+          <w:vertAlign w:val="subscript"/>
+        </w:rPr>
+        <w:t>8</w:t>
+      </w:r>
+      <w:r>
+        <w:rPr>
+          <w:rFonts w:ascii="Times New Roman" w:hAnsi="Times New Roman" w:eastAsia="Times New Roman" w:cs="Times New Roman"/>
+        </w:rPr>
+        <w:t>O</w:t>
+      </w:r>
+      <w:r>
+        <w:rPr>
+          <w:rFonts w:ascii="Times New Roman" w:hAnsi="Times New Roman" w:eastAsia="Times New Roman" w:cs="Times New Roman"/>
+        </w:rPr>
+        <w:t xml:space="preserve"> </w:t>
+      </w:r>
+      <w:r>
+        <w:rPr>
+          <w:rFonts w:ascii="Times New Roman" w:hAnsi="Times New Roman" w:eastAsia="Times New Roman" w:cs="Times New Roman"/>
+        </w:rPr>
+        <w:t>(c) C</w:t>
+      </w:r>
+      <w:r>
+        <w:rPr>
+          <w:rFonts w:ascii="Times New Roman" w:hAnsi="Times New Roman" w:eastAsia="Times New Roman" w:cs="Times New Roman"/>
+          <w:vertAlign w:val="subscript"/>
+        </w:rPr>
+        <w:t>7</w:t>
+      </w:r>
+      <w:r>
+        <w:rPr>
+          <w:rFonts w:ascii="Times New Roman" w:hAnsi="Times New Roman" w:eastAsia="Times New Roman" w:cs="Times New Roman"/>
+        </w:rPr>
+        <w:t>H</w:t>
+      </w:r>
+      <w:r>
+        <w:rPr>
+          <w:rFonts w:ascii="Times New Roman" w:hAnsi="Times New Roman" w:eastAsia="Times New Roman" w:cs="Times New Roman"/>
+          <w:vertAlign w:val="subscript"/>
+        </w:rPr>
+        <w:t>7</w:t>
+      </w:r>
+      <w:r>
+        <w:rPr>
+          <w:rFonts w:ascii="Times New Roman" w:hAnsi="Times New Roman" w:eastAsia="Times New Roman" w:cs="Times New Roman"/>
+        </w:rPr>
+        <w:t>Cl</w:t>
+      </w:r>
+      <w:r>
+        <w:rPr>
+          <w:rFonts w:ascii="Times New Roman" w:hAnsi="Times New Roman" w:eastAsia="Times New Roman" w:cs="Times New Roman"/>
+        </w:rPr>
+        <w:t xml:space="preserve"> </w:t>
+      </w:r>
+      <w:r>
+        <w:rPr>
+          <w:rFonts w:ascii="Times New Roman" w:hAnsi="Times New Roman" w:eastAsia="Times New Roman" w:cs="Times New Roman"/>
+        </w:rPr>
+        <w:t>(d) C</w:t>
+      </w:r>
+      <w:r>
+        <w:rPr>
+          <w:rFonts w:ascii="Times New Roman" w:hAnsi="Times New Roman" w:eastAsia="Times New Roman" w:cs="Times New Roman"/>
+          <w:vertAlign w:val="subscript"/>
+        </w:rPr>
+        <w:t>3</w:t>
+      </w:r>
+      <w:r>
+        <w:rPr>
+          <w:rFonts w:ascii="Times New Roman" w:hAnsi="Times New Roman" w:eastAsia="Times New Roman" w:cs="Times New Roman"/>
+        </w:rPr>
+        <w:t>H</w:t>
+      </w:r>
+      <w:r>
+        <w:rPr>
+          <w:rFonts w:ascii="Times New Roman" w:hAnsi="Times New Roman" w:eastAsia="Times New Roman" w:cs="Times New Roman"/>
+          <w:vertAlign w:val="subscript"/>
+        </w:rPr>
+        <w:t>5</w:t>
+      </w:r>
+      <w:r>
+        <w:rPr>
+          <w:rFonts w:ascii="Times New Roman" w:hAnsi="Times New Roman" w:eastAsia="Times New Roman" w:cs="Times New Roman"/>
+        </w:rPr>
+        <w:t>NO</w:t>
+      </w:r>
+      <w:r>
+        <w:rPr>
+          <w:rFonts w:ascii="Times New Roman" w:hAnsi="Times New Roman" w:eastAsia="Times New Roman" w:cs="Times New Roman"/>
+        </w:rPr>
+        <w:t xml:space="preserve"> </w:t>
+      </w:r>
+      <w:r>
+        <w:rPr>
+          <w:rFonts w:ascii="Times New Roman" w:hAnsi="Times New Roman" w:eastAsia="Times New Roman" w:cs="Times New Roman"/>
+        </w:rPr>
+        <w:t>(e) C</w:t>
+      </w:r>
+      <w:r>
+        <w:rPr>
+          <w:rFonts w:ascii="Times New Roman" w:hAnsi="Times New Roman" w:eastAsia="Times New Roman" w:cs="Times New Roman"/>
+          <w:vertAlign w:val="subscript"/>
+        </w:rPr>
+        <w:t>10</w:t>
+      </w:r>
+      <w:r>
+        <w:rPr>
+          <w:rFonts w:ascii="Times New Roman" w:hAnsi="Times New Roman" w:eastAsia="Times New Roman" w:cs="Times New Roman"/>
+        </w:rPr>
+        <w:t>H</w:t>
+      </w:r>
+      <w:r>
+        <w:rPr>
+          <w:rFonts w:ascii="Times New Roman" w:hAnsi="Times New Roman" w:eastAsia="Times New Roman" w:cs="Times New Roman"/>
+          <w:vertAlign w:val="subscript"/>
+        </w:rPr>
+        <w:t>8</w:t>
       </w:r>
     </w:p>
     <w:p>
       <w:pPr>
-        <w:pStyle w:val="Compact"/>
-        <w:numPr>
-          <w:ilvl w:val="1"/>
-          <w:numId w:val="1014"/>
-        </w:numPr>
+        <w:pStyle w:val="BodyText"/>
       </w:pPr>
       <w:r>
         <w:rPr>
-          <w:rFonts w:ascii="Times New Roman" w:hAnsi="Times New Roman" w:eastAsia="Times New Roman" w:cs="Times New Roman"/>
-        </w:rPr>
-        <w:t>C</w:t>
-      </w:r>
-      <w:r>
-        <w:rPr>
-          <w:rFonts w:ascii="Times New Roman" w:hAnsi="Times New Roman" w:eastAsia="Times New Roman" w:cs="Times New Roman"/>
-          <w:vertAlign w:val="subscript"/>
-        </w:rPr>
-        <w:t>6</w:t>
-      </w:r>
-      <w:r>
-        <w:rPr>
-          <w:rFonts w:ascii="Times New Roman" w:hAnsi="Times New Roman" w:eastAsia="Times New Roman" w:cs="Times New Roman"/>
-        </w:rPr>
-        <w:t>H</w:t>
-      </w:r>
-      <w:r>
-        <w:rPr>
-          <w:rFonts w:ascii="Times New Roman" w:hAnsi="Times New Roman" w:eastAsia="Times New Roman" w:cs="Times New Roman"/>
-          <w:vertAlign w:val="subscript"/>
-        </w:rPr>
-        <w:t>6</w:t>
+          <w:rFonts w:hint="eastAsia" w:ascii="Times New Roman" w:hAnsi="Times New Roman" w:eastAsia="FangSong" w:cs="Times New Roman"/>
+          <w:b/>
+          <w:bCs/>
+        </w:rPr>
+        <w:t>质谱</w:t>
+      </w:r>
+      <w:r>
+        <w:rPr>
+          <w:rFonts w:hint="eastAsia" w:ascii="Times New Roman" w:hAnsi="Times New Roman" w:eastAsia="Times New Roman" w:cs="Times New Roman"/>
+          <w:b/>
+          <w:bCs/>
+        </w:rPr>
+        <w:t>（MS）</w:t>
       </w:r>
     </w:p>
     <w:p>
       <w:pPr>
-        <w:pStyle w:val="Compact"/>
-        <w:numPr>
-          <w:ilvl w:val="1"/>
-          <w:numId w:val="1014"/>
-        </w:numPr>
+        <w:pStyle w:val="BodyText"/>
       </w:pPr>
       <w:r>
         <w:rPr>
           <w:rFonts w:ascii="Times New Roman" w:hAnsi="Times New Roman" w:eastAsia="Times New Roman" w:cs="Times New Roman"/>
-        </w:rPr>
-        <w:t>C</w:t>
-      </w:r>
-      <w:r>
-        <w:rPr>
-          <w:rFonts w:ascii="Times New Roman" w:hAnsi="Times New Roman" w:eastAsia="Times New Roman" w:cs="Times New Roman"/>
-          <w:vertAlign w:val="subscript"/>
-        </w:rPr>
-        <w:t>4</w:t>
-      </w:r>
-      <w:r>
-        <w:rPr>
-          <w:rFonts w:ascii="Times New Roman" w:hAnsi="Times New Roman" w:eastAsia="Times New Roman" w:cs="Times New Roman"/>
-        </w:rPr>
-        <w:t>H</w:t>
-      </w:r>
-      <w:r>
-        <w:rPr>
-          <w:rFonts w:ascii="Times New Roman" w:hAnsi="Times New Roman" w:eastAsia="Times New Roman" w:cs="Times New Roman"/>
-          <w:vertAlign w:val="subscript"/>
-        </w:rPr>
-        <w:t>8</w:t>
-      </w:r>
-      <w:r>
-        <w:rPr>
-          <w:rFonts w:ascii="Times New Roman" w:hAnsi="Times New Roman" w:eastAsia="Times New Roman" w:cs="Times New Roman"/>
-        </w:rPr>
-        <w:t>O</w:t>
+          <w:b/>
+          <w:bCs/>
+        </w:rPr>
+        <w:t xml:space="preserve">2.</w:t>
+      </w:r>
+      <w:r>
+        <w:rPr>
+          <w:rFonts w:ascii="Times New Roman" w:hAnsi="Times New Roman" w:eastAsia="Times New Roman" w:cs="Times New Roman"/>
+        </w:rPr>
+        <w:t xml:space="preserve"> </w:t>
+      </w:r>
+      <w:r>
+        <w:rPr>
+          <w:rFonts w:hint="eastAsia" w:ascii="Times New Roman" w:hAnsi="Times New Roman" w:eastAsia="FangSong" w:cs="Times New Roman"/>
+        </w:rPr>
+        <w:t>某化合物的质谱中</w:t>
+      </w:r>
+      <w:r>
+        <w:rPr>
+          <w:rFonts w:hint="eastAsia" w:ascii="Times New Roman" w:hAnsi="Times New Roman" w:eastAsia="Times New Roman" w:cs="Times New Roman"/>
+        </w:rPr>
+        <w:t>，</w:t>
+      </w:r>
+      <w:r>
+        <w:rPr>
+          <w:rFonts w:hint="eastAsia" w:ascii="Times New Roman" w:hAnsi="Times New Roman" w:eastAsia="FangSong" w:cs="Times New Roman"/>
+        </w:rPr>
+        <w:t>分子离子峰</w:t>
+      </w:r>
+      <w:r>
+        <w:rPr>
+          <w:rFonts w:ascii="Times New Roman" w:hAnsi="Times New Roman" w:eastAsia="Times New Roman" w:cs="Times New Roman"/>
+        </w:rPr>
+        <w:t xml:space="preserve"> M</w:t>
+      </w:r>
+      <w:r>
+        <w:rPr>
+          <w:rFonts w:ascii="Times New Roman" w:hAnsi="Times New Roman" w:eastAsia="Times New Roman" w:cs="Times New Roman"/>
+          <w:vertAlign w:val="superscript"/>
+        </w:rPr>
+        <w:t>+</w:t>
+      </w:r>
+      <w:r>
+        <w:rPr>
+          <w:rFonts w:ascii="Times New Roman" w:hAnsi="Times New Roman" w:eastAsia="Times New Roman" w:cs="Times New Roman"/>
+        </w:rPr>
+        <w:t xml:space="preserve">• </w:t>
+      </w:r>
+      <w:r>
+        <w:rPr>
+          <w:rFonts w:hint="eastAsia" w:ascii="Times New Roman" w:hAnsi="Times New Roman" w:eastAsia="FangSong" w:cs="Times New Roman"/>
+        </w:rPr>
+        <w:t xml:space="preserve">的</w:t>
+      </w:r>
+      <w:r>
+        <w:rPr>
+          <w:rFonts w:ascii="Times New Roman" w:hAnsi="Times New Roman" w:eastAsia="Times New Roman" w:cs="Times New Roman"/>
+        </w:rPr>
+        <w:t xml:space="preserve"> m/z = </w:t>
+      </w:r>
+      <w:r>
+        <w:rPr>
+          <w:rFonts w:hint="eastAsia" w:ascii="Times New Roman" w:hAnsi="Times New Roman" w:eastAsia="Times New Roman" w:cs="Times New Roman"/>
+        </w:rPr>
+        <w:t xml:space="preserve">156，M+2</w:t>
+      </w:r>
+      <w:r>
+        <w:rPr>
+          <w:rFonts w:ascii="Times New Roman" w:hAnsi="Times New Roman" w:eastAsia="Times New Roman" w:cs="Times New Roman"/>
+        </w:rPr>
+        <w:t xml:space="preserve"> </w:t>
+      </w:r>
+      <w:r>
+        <w:rPr>
+          <w:rFonts w:hint="eastAsia" w:ascii="Times New Roman" w:hAnsi="Times New Roman" w:eastAsia="FangSong" w:cs="Times New Roman"/>
+        </w:rPr>
+        <w:t xml:space="preserve">峰的强度约为</w:t>
+      </w:r>
+      <w:r>
+        <w:rPr>
+          <w:rFonts w:ascii="Times New Roman" w:hAnsi="Times New Roman" w:eastAsia="Times New Roman" w:cs="Times New Roman"/>
+        </w:rPr>
+        <w:t xml:space="preserve"> M </w:t>
+      </w:r>
+      <w:r>
+        <w:rPr>
+          <w:rFonts w:hint="eastAsia" w:ascii="Times New Roman" w:hAnsi="Times New Roman" w:eastAsia="FangSong" w:cs="Times New Roman"/>
+        </w:rPr>
+        <w:t xml:space="preserve">峰的</w:t>
+      </w:r>
+      <w:r>
+        <w:rPr>
+          <w:rFonts w:ascii="Times New Roman" w:hAnsi="Times New Roman" w:eastAsia="Times New Roman" w:cs="Times New Roman"/>
+        </w:rPr>
+        <w:t xml:space="preserve"> </w:t>
+      </w:r>
+      <w:r>
+        <w:rPr>
+          <w:rFonts w:hint="eastAsia" w:ascii="Times New Roman" w:hAnsi="Times New Roman" w:eastAsia="Times New Roman" w:cs="Times New Roman"/>
+        </w:rPr>
+        <w:t>1/3。</w:t>
+      </w:r>
+      <w:r>
+        <w:rPr>
+          <w:rFonts w:hint="eastAsia" w:ascii="Times New Roman" w:hAnsi="Times New Roman" w:eastAsia="FangSong" w:cs="Times New Roman"/>
+        </w:rPr>
+        <w:t>该化合物可能含什么元素</w:t>
+      </w:r>
+      <w:r>
+        <w:rPr>
+          <w:rFonts w:hint="eastAsia" w:ascii="Times New Roman" w:hAnsi="Times New Roman" w:eastAsia="Times New Roman" w:cs="Times New Roman"/>
+        </w:rPr>
+        <w:t>？</w:t>
+      </w:r>
+      <w:r>
+        <w:rPr>
+          <w:rFonts w:hint="eastAsia" w:ascii="Times New Roman" w:hAnsi="Times New Roman" w:eastAsia="FangSong" w:cs="Times New Roman"/>
+        </w:rPr>
+        <w:t>写出判断依据</w:t>
+      </w:r>
+      <w:r>
+        <w:rPr>
+          <w:rFonts w:hint="eastAsia" w:ascii="Times New Roman" w:hAnsi="Times New Roman" w:eastAsia="Times New Roman" w:cs="Times New Roman"/>
+        </w:rPr>
+        <w:t>。</w:t>
       </w:r>
     </w:p>
     <w:p>
       <w:pPr>
-        <w:pStyle w:val="Compact"/>
-        <w:numPr>
-          <w:ilvl w:val="1"/>
-          <w:numId w:val="1014"/>
-        </w:numPr>
+        <w:pStyle w:val="BodyText"/>
       </w:pPr>
       <w:r>
         <w:rPr>
           <w:rFonts w:ascii="Times New Roman" w:hAnsi="Times New Roman" w:eastAsia="Times New Roman" w:cs="Times New Roman"/>
-        </w:rPr>
-        <w:t>C</w:t>
-      </w:r>
-      <w:r>
-        <w:rPr>
-          <w:rFonts w:ascii="Times New Roman" w:hAnsi="Times New Roman" w:eastAsia="Times New Roman" w:cs="Times New Roman"/>
-          <w:vertAlign w:val="subscript"/>
-        </w:rPr>
-        <w:t>7</w:t>
-      </w:r>
-      <w:r>
-        <w:rPr>
-          <w:rFonts w:ascii="Times New Roman" w:hAnsi="Times New Roman" w:eastAsia="Times New Roman" w:cs="Times New Roman"/>
-        </w:rPr>
-        <w:t>H</w:t>
-      </w:r>
-      <w:r>
-        <w:rPr>
-          <w:rFonts w:ascii="Times New Roman" w:hAnsi="Times New Roman" w:eastAsia="Times New Roman" w:cs="Times New Roman"/>
-          <w:vertAlign w:val="subscript"/>
-        </w:rPr>
-        <w:t>7</w:t>
-      </w:r>
-      <w:r>
-        <w:rPr>
-          <w:rFonts w:ascii="Times New Roman" w:hAnsi="Times New Roman" w:eastAsia="Times New Roman" w:cs="Times New Roman"/>
-        </w:rPr>
-        <w:t>Cl</w:t>
+          <w:b/>
+          <w:bCs/>
+        </w:rPr>
+        <w:t xml:space="preserve">3.</w:t>
+      </w:r>
+      <w:r>
+        <w:rPr>
+          <w:rFonts w:ascii="Times New Roman" w:hAnsi="Times New Roman" w:eastAsia="Times New Roman" w:cs="Times New Roman"/>
+        </w:rPr>
+        <w:t xml:space="preserve"> </w:t>
+      </w:r>
+      <w:r>
+        <w:rPr>
+          <w:rFonts w:hint="eastAsia" w:ascii="Times New Roman" w:hAnsi="Times New Roman" w:eastAsia="FangSong" w:cs="Times New Roman"/>
+        </w:rPr>
+        <w:t>某化合物的质谱数据</w:t>
+      </w:r>
+      <w:r>
+        <w:rPr>
+          <w:rFonts w:hint="eastAsia" w:ascii="Times New Roman" w:hAnsi="Times New Roman" w:eastAsia="Times New Roman" w:cs="Times New Roman"/>
+        </w:rPr>
+        <w:t>：M</w:t>
+      </w:r>
+      <w:r>
+        <w:rPr>
+          <w:rFonts w:hint="eastAsia" w:ascii="Times New Roman" w:hAnsi="Times New Roman" w:eastAsia="Times New Roman" w:cs="Times New Roman"/>
+          <w:vertAlign w:val="superscript"/>
+        </w:rPr>
+        <w:t>+</w:t>
+      </w:r>
+      <w:r>
+        <w:rPr>
+          <w:rFonts w:hint="eastAsia" w:ascii="Times New Roman" w:hAnsi="Times New Roman" w:eastAsia="Times New Roman" w:cs="Times New Roman"/>
+        </w:rPr>
+        <w:t>•</w:t>
+      </w:r>
+      <w:r>
+        <w:rPr>
+          <w:rFonts w:ascii="Times New Roman" w:hAnsi="Times New Roman" w:eastAsia="Times New Roman" w:cs="Times New Roman"/>
+        </w:rPr>
+        <w:t xml:space="preserve"> = </w:t>
+      </w:r>
+      <w:r>
+        <w:rPr>
+          <w:rFonts w:hint="eastAsia" w:ascii="Times New Roman" w:hAnsi="Times New Roman" w:eastAsia="Times New Roman" w:cs="Times New Roman"/>
+        </w:rPr>
+        <w:t xml:space="preserve">128，M+1</w:t>
+      </w:r>
+      <w:r>
+        <w:rPr>
+          <w:rFonts w:ascii="Times New Roman" w:hAnsi="Times New Roman" w:eastAsia="Times New Roman" w:cs="Times New Roman"/>
+        </w:rPr>
+        <w:t xml:space="preserve"> </w:t>
+      </w:r>
+      <w:r>
+        <w:rPr>
+          <w:rFonts w:hint="eastAsia" w:ascii="Times New Roman" w:hAnsi="Times New Roman" w:eastAsia="FangSong" w:cs="Times New Roman"/>
+        </w:rPr>
+        <w:t xml:space="preserve">峰强度为</w:t>
+      </w:r>
+      <w:r>
+        <w:rPr>
+          <w:rFonts w:ascii="Times New Roman" w:hAnsi="Times New Roman" w:eastAsia="Times New Roman" w:cs="Times New Roman"/>
+        </w:rPr>
+        <w:t xml:space="preserve"> M </w:t>
+      </w:r>
+      <w:r>
+        <w:rPr>
+          <w:rFonts w:hint="eastAsia" w:ascii="Times New Roman" w:hAnsi="Times New Roman" w:eastAsia="FangSong" w:cs="Times New Roman"/>
+        </w:rPr>
+        <w:t xml:space="preserve">峰的</w:t>
+      </w:r>
+      <w:r>
+        <w:rPr>
+          <w:rFonts w:ascii="Times New Roman" w:hAnsi="Times New Roman" w:eastAsia="Times New Roman" w:cs="Times New Roman"/>
+        </w:rPr>
+        <w:t xml:space="preserve"> </w:t>
+      </w:r>
+      <w:r>
+        <w:rPr>
+          <w:rFonts w:hint="eastAsia" w:ascii="Times New Roman" w:hAnsi="Times New Roman" w:eastAsia="Times New Roman" w:cs="Times New Roman"/>
+        </w:rPr>
+        <w:t>8.8%。</w:t>
+      </w:r>
+      <w:r>
+        <w:rPr>
+          <w:rFonts w:hint="eastAsia" w:ascii="Times New Roman" w:hAnsi="Times New Roman" w:eastAsia="FangSong" w:cs="Times New Roman"/>
+        </w:rPr>
+        <w:t>估算该化合物的碳原子数</w:t>
+      </w:r>
+      <w:r>
+        <w:rPr>
+          <w:rFonts w:hint="eastAsia" w:ascii="Times New Roman" w:hAnsi="Times New Roman" w:eastAsia="Times New Roman" w:cs="Times New Roman"/>
+        </w:rPr>
+        <w:t>。</w:t>
       </w:r>
     </w:p>
     <w:p>
       <w:pPr>
-        <w:pStyle w:val="Compact"/>
-        <w:numPr>
-          <w:ilvl w:val="1"/>
-          <w:numId w:val="1014"/>
-        </w:numPr>
+        <w:pStyle w:val="BodyText"/>
       </w:pPr>
       <w:r>
         <w:rPr>
           <w:rFonts w:ascii="Times New Roman" w:hAnsi="Times New Roman" w:eastAsia="Times New Roman" w:cs="Times New Roman"/>
-        </w:rPr>
-        <w:t>C</w:t>
-      </w:r>
-      <w:r>
-        <w:rPr>
-          <w:rFonts w:ascii="Times New Roman" w:hAnsi="Times New Roman" w:eastAsia="Times New Roman" w:cs="Times New Roman"/>
-          <w:vertAlign w:val="subscript"/>
-        </w:rPr>
-        <w:t>3</w:t>
-      </w:r>
-      <w:r>
-        <w:rPr>
-          <w:rFonts w:ascii="Times New Roman" w:hAnsi="Times New Roman" w:eastAsia="Times New Roman" w:cs="Times New Roman"/>
-        </w:rPr>
-        <w:t>H</w:t>
-      </w:r>
-      <w:r>
-        <w:rPr>
-          <w:rFonts w:ascii="Times New Roman" w:hAnsi="Times New Roman" w:eastAsia="Times New Roman" w:cs="Times New Roman"/>
-          <w:vertAlign w:val="subscript"/>
-        </w:rPr>
-        <w:t>5</w:t>
-      </w:r>
-      <w:r>
-        <w:rPr>
-          <w:rFonts w:ascii="Times New Roman" w:hAnsi="Times New Roman" w:eastAsia="Times New Roman" w:cs="Times New Roman"/>
-        </w:rPr>
-        <w:t>NO</w:t>
+          <w:b/>
+          <w:bCs/>
+        </w:rPr>
+        <w:t xml:space="preserve">4.</w:t>
+      </w:r>
+      <w:r>
+        <w:rPr>
+          <w:rFonts w:ascii="Times New Roman" w:hAnsi="Times New Roman" w:eastAsia="Times New Roman" w:cs="Times New Roman"/>
+        </w:rPr>
+        <w:t xml:space="preserve"> </w:t>
+      </w:r>
+      <w:r>
+        <w:rPr>
+          <w:rFonts w:hint="eastAsia" w:ascii="Times New Roman" w:hAnsi="Times New Roman" w:eastAsia="FangSong" w:cs="Times New Roman"/>
+        </w:rPr>
+        <w:t>氮规则的内容是什么</w:t>
+      </w:r>
+      <w:r>
+        <w:rPr>
+          <w:rFonts w:hint="eastAsia" w:ascii="Times New Roman" w:hAnsi="Times New Roman" w:eastAsia="Times New Roman" w:cs="Times New Roman"/>
+        </w:rPr>
+        <w:t>？</w:t>
+      </w:r>
+      <w:r>
+        <w:rPr>
+          <w:rFonts w:hint="eastAsia" w:ascii="Times New Roman" w:hAnsi="Times New Roman" w:eastAsia="FangSong" w:cs="Times New Roman"/>
+        </w:rPr>
+        <w:t>以下分子量哪些可能含奇数个氮原子</w:t>
+      </w:r>
+      <w:r>
+        <w:rPr>
+          <w:rFonts w:hint="eastAsia" w:ascii="Times New Roman" w:hAnsi="Times New Roman" w:eastAsia="Times New Roman" w:cs="Times New Roman"/>
+        </w:rPr>
+        <w:t>：M=72,</w:t>
+      </w:r>
+      <w:r>
+        <w:rPr>
+          <w:rFonts w:ascii="Times New Roman" w:hAnsi="Times New Roman" w:eastAsia="Times New Roman" w:cs="Times New Roman"/>
+        </w:rPr>
+        <w:t xml:space="preserve"> M=101, M=136, </w:t>
+      </w:r>
+      <w:r>
+        <w:rPr>
+          <w:rFonts w:hint="eastAsia" w:ascii="Times New Roman" w:hAnsi="Times New Roman" w:eastAsia="Times New Roman" w:cs="Times New Roman"/>
+        </w:rPr>
+        <w:t xml:space="preserve">M=207？</w:t>
       </w:r>
     </w:p>
     <w:p>
       <w:pPr>
-        <w:pStyle w:val="Compact"/>
-        <w:numPr>
-          <w:ilvl w:val="1"/>
-          <w:numId w:val="1014"/>
-        </w:numPr>
+        <w:pStyle w:val="BodyText"/>
       </w:pPr>
       <w:r>
         <w:rPr>
-          <w:rFonts w:ascii="Times New Roman" w:hAnsi="Times New Roman" w:eastAsia="Times New Roman" w:cs="Times New Roman"/>
-        </w:rPr>
-        <w:t>C</w:t>
-      </w:r>
-      <w:r>
-        <w:rPr>
-          <w:rFonts w:ascii="Times New Roman" w:hAnsi="Times New Roman" w:eastAsia="Times New Roman" w:cs="Times New Roman"/>
-          <w:vertAlign w:val="subscript"/>
-        </w:rPr>
-        <w:t>10</w:t>
-      </w:r>
-      <w:r>
-        <w:rPr>
-          <w:rFonts w:ascii="Times New Roman" w:hAnsi="Times New Roman" w:eastAsia="Times New Roman" w:cs="Times New Roman"/>
-        </w:rPr>
-        <w:t>H</w:t>
-      </w:r>
-      <w:r>
-        <w:rPr>
-          <w:rFonts w:ascii="Times New Roman" w:hAnsi="Times New Roman" w:eastAsia="Times New Roman" w:cs="Times New Roman"/>
-          <w:vertAlign w:val="subscript"/>
-        </w:rPr>
-        <w:t>8</w:t>
+          <w:rFonts w:hint="eastAsia" w:ascii="Times New Roman" w:hAnsi="Times New Roman" w:eastAsia="FangSong" w:cs="Times New Roman"/>
+          <w:b/>
+          <w:bCs/>
+        </w:rPr>
+        <w:t>红外光谱</w:t>
+      </w:r>
+      <w:r>
+        <w:rPr>
+          <w:rFonts w:hint="eastAsia" w:ascii="Times New Roman" w:hAnsi="Times New Roman" w:eastAsia="Times New Roman" w:cs="Times New Roman"/>
+          <w:b/>
+          <w:bCs/>
+        </w:rPr>
+        <w:t>（IR）</w:t>
       </w:r>
     </w:p>
     <w:p>
       <w:pPr>
-        <w:pStyle w:val="FirstParagraph"/>
+        <w:pStyle w:val="BodyText"/>
       </w:pPr>
       <w:r>
         <w:rPr>
-          <w:rFonts w:hint="eastAsia" w:ascii="Times New Roman" w:hAnsi="Times New Roman" w:eastAsia="FangSong" w:cs="Times New Roman"/>
+          <w:rFonts w:ascii="Times New Roman" w:hAnsi="Times New Roman" w:eastAsia="Times New Roman" w:cs="Times New Roman"/>
           <w:b/>
           <w:bCs/>
         </w:rPr>
-        <w:t>质谱</w:t>
-      </w:r>
-      <w:r>
-        <w:rPr>
-          <w:rFonts w:hint="eastAsia" w:ascii="Times New Roman" w:hAnsi="Times New Roman" w:eastAsia="Times New Roman" w:cs="Times New Roman"/>
-          <w:b/>
-          <w:bCs/>
-        </w:rPr>
-        <w:t>（MS）</w:t>
+        <w:t xml:space="preserve">5.</w:t>
+      </w:r>
+      <w:r>
+        <w:rPr>
+          <w:rFonts w:ascii="Times New Roman" w:hAnsi="Times New Roman" w:eastAsia="Times New Roman" w:cs="Times New Roman"/>
+        </w:rPr>
+        <w:t xml:space="preserve"> </w:t>
+      </w:r>
+      <w:r>
+        <w:rPr>
+          <w:rFonts w:hint="eastAsia" w:ascii="Times New Roman" w:hAnsi="Times New Roman" w:eastAsia="FangSong" w:cs="Times New Roman"/>
+        </w:rPr>
+        <w:t xml:space="preserve">在</w:t>
+      </w:r>
+      <w:r>
+        <w:rPr>
+          <w:rFonts w:ascii="Times New Roman" w:hAnsi="Times New Roman" w:eastAsia="Times New Roman" w:cs="Times New Roman"/>
+        </w:rPr>
+        <w:t xml:space="preserve"> IR </w:t>
+      </w:r>
+      <w:r>
+        <w:rPr>
+          <w:rFonts w:hint="eastAsia" w:ascii="Times New Roman" w:hAnsi="Times New Roman" w:eastAsia="FangSong" w:cs="Times New Roman"/>
+        </w:rPr>
+        <w:t>谱图中</w:t>
+      </w:r>
+      <w:r>
+        <w:rPr>
+          <w:rFonts w:hint="eastAsia" w:ascii="Times New Roman" w:hAnsi="Times New Roman" w:eastAsia="Times New Roman" w:cs="Times New Roman"/>
+        </w:rPr>
+        <w:t>，3000</w:t>
+      </w:r>
+      <w:r>
+        <w:rPr>
+          <w:rFonts w:ascii="Times New Roman" w:hAnsi="Times New Roman" w:eastAsia="Times New Roman" w:cs="Times New Roman"/>
+        </w:rPr>
+        <w:t xml:space="preserve"> cm</w:t>
+      </w:r>
+      <w:r>
+        <w:rPr>
+          <w:rFonts w:ascii="Times New Roman" w:hAnsi="Times New Roman" w:eastAsia="Times New Roman" w:cs="Times New Roman"/>
+          <w:vertAlign w:val="superscript"/>
+        </w:rPr>
+        <w:t>-1</w:t>
+      </w:r>
+      <w:r>
+        <w:rPr>
+          <w:rFonts w:ascii="Times New Roman" w:hAnsi="Times New Roman" w:eastAsia="Times New Roman" w:cs="Times New Roman"/>
+        </w:rPr>
+        <w:t xml:space="preserve"> </w:t>
+      </w:r>
+      <w:r>
+        <w:rPr>
+          <w:rFonts w:hint="eastAsia" w:ascii="Times New Roman" w:hAnsi="Times New Roman" w:eastAsia="FangSong" w:cs="Times New Roman"/>
+        </w:rPr>
+        <w:t>分界线的意义是什么</w:t>
+      </w:r>
+      <w:r>
+        <w:rPr>
+          <w:rFonts w:hint="eastAsia" w:ascii="Times New Roman" w:hAnsi="Times New Roman" w:eastAsia="Times New Roman" w:cs="Times New Roman"/>
+        </w:rPr>
+        <w:t>？</w:t>
+      </w:r>
+      <w:r>
+        <w:rPr>
+          <w:rFonts w:hint="eastAsia" w:ascii="Times New Roman" w:hAnsi="Times New Roman" w:eastAsia="FangSong" w:cs="Times New Roman"/>
+        </w:rPr>
+        <w:t>以下官能团的</w:t>
+      </w:r>
+      <w:r>
+        <w:rPr>
+          <w:rFonts w:ascii="Times New Roman" w:hAnsi="Times New Roman" w:eastAsia="Times New Roman" w:cs="Times New Roman"/>
+        </w:rPr>
+        <w:t xml:space="preserve"> C-H </w:t>
+      </w:r>
+      <w:r>
+        <w:rPr>
+          <w:rFonts w:hint="eastAsia" w:ascii="Times New Roman" w:hAnsi="Times New Roman" w:eastAsia="FangSong" w:cs="Times New Roman"/>
+        </w:rPr>
+        <w:t xml:space="preserve">伸缩振动出现在</w:t>
+      </w:r>
+      <w:r>
+        <w:rPr>
+          <w:rFonts w:ascii="Times New Roman" w:hAnsi="Times New Roman" w:eastAsia="Times New Roman" w:cs="Times New Roman"/>
+        </w:rPr>
+        <w:t xml:space="preserve"> 3000 cm</w:t>
+      </w:r>
+      <w:r>
+        <w:rPr>
+          <w:rFonts w:ascii="Times New Roman" w:hAnsi="Times New Roman" w:eastAsia="Times New Roman" w:cs="Times New Roman"/>
+          <w:vertAlign w:val="superscript"/>
+        </w:rPr>
+        <w:t>-1</w:t>
+      </w:r>
+      <w:r>
+        <w:rPr>
+          <w:rFonts w:ascii="Times New Roman" w:hAnsi="Times New Roman" w:eastAsia="Times New Roman" w:cs="Times New Roman"/>
+        </w:rPr>
+        <w:t xml:space="preserve"> </w:t>
+      </w:r>
+      <w:r>
+        <w:rPr>
+          <w:rFonts w:hint="eastAsia" w:ascii="Times New Roman" w:hAnsi="Times New Roman" w:eastAsia="FangSong" w:cs="Times New Roman"/>
+        </w:rPr>
+        <w:t>的哪一侧</w:t>
+      </w:r>
+      <w:r>
+        <w:rPr>
+          <w:rFonts w:hint="eastAsia" w:ascii="Times New Roman" w:hAnsi="Times New Roman" w:eastAsia="Times New Roman" w:cs="Times New Roman"/>
+        </w:rPr>
+        <w:t>：</w:t>
+      </w:r>
+      <w:r>
+        <w:rPr>
+          <w:rFonts w:ascii="Times New Roman" w:hAnsi="Times New Roman" w:eastAsia="Times New Roman" w:cs="Times New Roman"/>
+        </w:rPr>
+        <w:t xml:space="preserve"> </w:t>
+      </w:r>
+      <w:r>
+        <w:rPr>
+          <w:rFonts w:ascii="Times New Roman" w:hAnsi="Times New Roman" w:eastAsia="Times New Roman" w:cs="Times New Roman"/>
+        </w:rPr>
+        <w:t xml:space="preserve">(a) </w:t>
+      </w:r>
+      <w:r>
+        <w:rPr>
+          <w:rFonts w:hint="eastAsia" w:ascii="Times New Roman" w:hAnsi="Times New Roman" w:eastAsia="FangSong" w:cs="Times New Roman"/>
+        </w:rPr>
+        <w:t xml:space="preserve">烷基</w:t>
+      </w:r>
+      <w:r>
+        <w:rPr>
+          <w:rFonts w:ascii="Times New Roman" w:hAnsi="Times New Roman" w:eastAsia="Times New Roman" w:cs="Times New Roman"/>
+        </w:rPr>
+        <w:t xml:space="preserve"> –CH</w:t>
+      </w:r>
+      <w:r>
+        <w:rPr>
+          <w:rFonts w:ascii="Times New Roman" w:hAnsi="Times New Roman" w:eastAsia="Times New Roman" w:cs="Times New Roman"/>
+          <w:vertAlign w:val="subscript"/>
+        </w:rPr>
+        <w:t>3</w:t>
+      </w:r>
+      <w:r>
+        <w:rPr>
+          <w:rFonts w:ascii="Times New Roman" w:hAnsi="Times New Roman" w:eastAsia="Times New Roman" w:cs="Times New Roman"/>
+        </w:rPr>
+        <w:t xml:space="preserve"> </w:t>
+      </w:r>
+      <w:r>
+        <w:rPr>
+          <w:rFonts w:ascii="Times New Roman" w:hAnsi="Times New Roman" w:eastAsia="Times New Roman" w:cs="Times New Roman"/>
+        </w:rPr>
+        <w:t xml:space="preserve">(b) </w:t>
+      </w:r>
+      <w:r>
+        <w:rPr>
+          <w:rFonts w:hint="eastAsia" w:ascii="Times New Roman" w:hAnsi="Times New Roman" w:eastAsia="FangSong" w:cs="Times New Roman"/>
+        </w:rPr>
+        <w:t xml:space="preserve">烯基</w:t>
+      </w:r>
+      <w:r>
+        <w:rPr>
+          <w:rFonts w:ascii="Times New Roman" w:hAnsi="Times New Roman" w:eastAsia="Times New Roman" w:cs="Times New Roman"/>
+        </w:rPr>
+        <w:t xml:space="preserve"> =CH</w:t>
+      </w:r>
+      <w:r>
+        <w:rPr>
+          <w:rFonts w:ascii="Times New Roman" w:hAnsi="Times New Roman" w:eastAsia="Times New Roman" w:cs="Times New Roman"/>
+        </w:rPr>
+        <w:t xml:space="preserve"> </w:t>
+      </w:r>
+      <w:r>
+        <w:rPr>
+          <w:rFonts w:ascii="Times New Roman" w:hAnsi="Times New Roman" w:eastAsia="Times New Roman" w:cs="Times New Roman"/>
+        </w:rPr>
+        <w:t xml:space="preserve">(c) </w:t>
+      </w:r>
+      <w:r>
+        <w:rPr>
+          <w:rFonts w:hint="eastAsia" w:ascii="Times New Roman" w:hAnsi="Times New Roman" w:eastAsia="FangSong" w:cs="Times New Roman"/>
+        </w:rPr>
+        <w:t xml:space="preserve">芳基</w:t>
+      </w:r>
+      <w:r>
+        <w:rPr>
+          <w:rFonts w:ascii="Times New Roman" w:hAnsi="Times New Roman" w:eastAsia="Times New Roman" w:cs="Times New Roman"/>
+        </w:rPr>
+        <w:t xml:space="preserve"> Ar–H</w:t>
+      </w:r>
+      <w:r>
+        <w:rPr>
+          <w:rFonts w:ascii="Times New Roman" w:hAnsi="Times New Roman" w:eastAsia="Times New Roman" w:cs="Times New Roman"/>
+        </w:rPr>
+        <w:t xml:space="preserve"> </w:t>
+      </w:r>
+      <w:r>
+        <w:rPr>
+          <w:rFonts w:ascii="Times New Roman" w:hAnsi="Times New Roman" w:eastAsia="Times New Roman" w:cs="Times New Roman"/>
+        </w:rPr>
+        <w:t xml:space="preserve">(d) </w:t>
+      </w:r>
+      <w:r>
+        <w:rPr>
+          <w:rFonts w:hint="eastAsia" w:ascii="Times New Roman" w:hAnsi="Times New Roman" w:eastAsia="FangSong" w:cs="Times New Roman"/>
+        </w:rPr>
+        <w:t xml:space="preserve">端炔</w:t>
+      </w:r>
+      <w:r>
+        <w:rPr>
+          <w:rFonts w:ascii="Times New Roman" w:hAnsi="Times New Roman" w:eastAsia="Times New Roman" w:cs="Times New Roman"/>
+        </w:rPr>
+        <w:t xml:space="preserve"> ≡C–H</w:t>
       </w:r>
     </w:p>
     <w:p>
       <w:pPr>
-        <w:numPr>
-          <w:ilvl w:val="0"/>
-          <w:numId w:val="1015"/>
-        </w:numPr>
+        <w:pStyle w:val="BodyText"/>
       </w:pPr>
       <w:r>
         <w:rPr>
-          <w:rFonts w:hint="eastAsia" w:ascii="Times New Roman" w:hAnsi="Times New Roman" w:eastAsia="FangSong" w:cs="Times New Roman"/>
-        </w:rPr>
-        <w:t>某化合物的质谱中</w:t>
+          <w:rFonts w:ascii="Times New Roman" w:hAnsi="Times New Roman" w:eastAsia="Times New Roman" w:cs="Times New Roman"/>
+          <w:b/>
+          <w:bCs/>
+        </w:rPr>
+        <w:t xml:space="preserve">6.</w:t>
+      </w:r>
+      <w:r>
+        <w:rPr>
+          <w:rFonts w:ascii="Times New Roman" w:hAnsi="Times New Roman" w:eastAsia="Times New Roman" w:cs="Times New Roman"/>
+        </w:rPr>
+        <w:t xml:space="preserve"> </w:t>
+      </w:r>
+      <w:r>
+        <w:rPr>
+          <w:rFonts w:hint="eastAsia" w:ascii="Times New Roman" w:hAnsi="Times New Roman" w:eastAsia="FangSong" w:cs="Times New Roman"/>
+        </w:rPr>
+        <w:t xml:space="preserve">以下羰基化合物的</w:t>
+      </w:r>
+      <w:r>
+        <w:rPr>
+          <w:rFonts w:ascii="Times New Roman" w:hAnsi="Times New Roman" w:eastAsia="Times New Roman" w:cs="Times New Roman"/>
+        </w:rPr>
+        <w:t xml:space="preserve"> IR C=O </w:t>
+      </w:r>
+      <w:r>
+        <w:rPr>
+          <w:rFonts w:hint="eastAsia" w:ascii="Times New Roman" w:hAnsi="Times New Roman" w:eastAsia="FangSong" w:cs="Times New Roman"/>
+        </w:rPr>
+        <w:t>伸缩振动波数从高到低排列</w:t>
       </w:r>
       <w:r>
         <w:rPr>
@@ -20513,396 +21071,170 @@
         <w:rPr>
           <w:rFonts w:hint="eastAsia" w:ascii="Times New Roman" w:hAnsi="Times New Roman" w:eastAsia="FangSong" w:cs="Times New Roman"/>
         </w:rPr>
-        <w:t>分子离子峰</w:t>
-      </w:r>
-      <w:r>
-        <w:rPr>
-          <w:rFonts w:ascii="Times New Roman" w:hAnsi="Times New Roman" w:eastAsia="Times New Roman" w:cs="Times New Roman"/>
-        </w:rPr>
-        <w:t xml:space="preserve"> M</w:t>
-      </w:r>
-      <w:r>
-        <w:rPr>
-          <w:rFonts w:ascii="Times New Roman" w:hAnsi="Times New Roman" w:eastAsia="Times New Roman" w:cs="Times New Roman"/>
-          <w:vertAlign w:val="superscript"/>
-        </w:rPr>
-        <w:t>+</w:t>
-      </w:r>
-      <w:r>
-        <w:rPr>
-          <w:rFonts w:ascii="Times New Roman" w:hAnsi="Times New Roman" w:eastAsia="Times New Roman" w:cs="Times New Roman"/>
-        </w:rPr>
-        <w:t xml:space="preserve">• </w:t>
-      </w:r>
-      <w:r>
-        <w:rPr>
-          <w:rFonts w:hint="eastAsia" w:ascii="Times New Roman" w:hAnsi="Times New Roman" w:eastAsia="FangSong" w:cs="Times New Roman"/>
-        </w:rPr>
-        <w:t xml:space="preserve">的</w:t>
-      </w:r>
-      <w:r>
-        <w:rPr>
-          <w:rFonts w:ascii="Times New Roman" w:hAnsi="Times New Roman" w:eastAsia="Times New Roman" w:cs="Times New Roman"/>
-        </w:rPr>
-        <w:t xml:space="preserve"> m/z = </w:t>
-      </w:r>
-      <w:r>
-        <w:rPr>
-          <w:rFonts w:hint="eastAsia" w:ascii="Times New Roman" w:hAnsi="Times New Roman" w:eastAsia="Times New Roman" w:cs="Times New Roman"/>
-        </w:rPr>
-        <w:t xml:space="preserve">156，M+2</w:t>
-      </w:r>
-      <w:r>
-        <w:rPr>
-          <w:rFonts w:ascii="Times New Roman" w:hAnsi="Times New Roman" w:eastAsia="Times New Roman" w:cs="Times New Roman"/>
-        </w:rPr>
-        <w:t xml:space="preserve"> </w:t>
-      </w:r>
-      <w:r>
-        <w:rPr>
-          <w:rFonts w:hint="eastAsia" w:ascii="Times New Roman" w:hAnsi="Times New Roman" w:eastAsia="FangSong" w:cs="Times New Roman"/>
-        </w:rPr>
-        <w:t xml:space="preserve">峰的强度约为</w:t>
-      </w:r>
-      <w:r>
-        <w:rPr>
-          <w:rFonts w:ascii="Times New Roman" w:hAnsi="Times New Roman" w:eastAsia="Times New Roman" w:cs="Times New Roman"/>
-        </w:rPr>
-        <w:t xml:space="preserve"> M </w:t>
-      </w:r>
-      <w:r>
-        <w:rPr>
-          <w:rFonts w:hint="eastAsia" w:ascii="Times New Roman" w:hAnsi="Times New Roman" w:eastAsia="FangSong" w:cs="Times New Roman"/>
-        </w:rPr>
-        <w:t xml:space="preserve">峰的</w:t>
-      </w:r>
-      <w:r>
-        <w:rPr>
-          <w:rFonts w:ascii="Times New Roman" w:hAnsi="Times New Roman" w:eastAsia="Times New Roman" w:cs="Times New Roman"/>
-        </w:rPr>
-        <w:t xml:space="preserve"> </w:t>
-      </w:r>
-      <w:r>
-        <w:rPr>
-          <w:rFonts w:hint="eastAsia" w:ascii="Times New Roman" w:hAnsi="Times New Roman" w:eastAsia="Times New Roman" w:cs="Times New Roman"/>
-        </w:rPr>
-        <w:t>1/3。</w:t>
-      </w:r>
-      <w:r>
-        <w:rPr>
-          <w:rFonts w:hint="eastAsia" w:ascii="Times New Roman" w:hAnsi="Times New Roman" w:eastAsia="FangSong" w:cs="Times New Roman"/>
-        </w:rPr>
-        <w:t>该化合物可能含什么元素</w:t>
-      </w:r>
-      <w:r>
-        <w:rPr>
-          <w:rFonts w:hint="eastAsia" w:ascii="Times New Roman" w:hAnsi="Times New Roman" w:eastAsia="Times New Roman" w:cs="Times New Roman"/>
-        </w:rPr>
-        <w:t>？</w:t>
-      </w:r>
-      <w:r>
-        <w:rPr>
-          <w:rFonts w:hint="eastAsia" w:ascii="Times New Roman" w:hAnsi="Times New Roman" w:eastAsia="FangSong" w:cs="Times New Roman"/>
-        </w:rPr>
-        <w:t>写出判断依据</w:t>
-      </w:r>
-      <w:r>
-        <w:rPr>
-          <w:rFonts w:hint="eastAsia" w:ascii="Times New Roman" w:hAnsi="Times New Roman" w:eastAsia="Times New Roman" w:cs="Times New Roman"/>
-        </w:rPr>
-        <w:t>。</w:t>
+        <w:t>并解释原因</w:t>
+      </w:r>
+      <w:r>
+        <w:rPr>
+          <w:rFonts w:hint="eastAsia" w:ascii="Times New Roman" w:hAnsi="Times New Roman" w:eastAsia="Times New Roman" w:cs="Times New Roman"/>
+        </w:rPr>
+        <w:t>：</w:t>
+      </w:r>
+      <w:r>
+        <w:rPr>
+          <w:rFonts w:ascii="Times New Roman" w:hAnsi="Times New Roman" w:eastAsia="Times New Roman" w:cs="Times New Roman"/>
+        </w:rPr>
+        <w:t xml:space="preserve"> </w:t>
+      </w:r>
+      <w:r>
+        <w:rPr>
+          <w:rFonts w:hint="eastAsia" w:ascii="Times New Roman" w:hAnsi="Times New Roman" w:eastAsia="FangSong" w:cs="Times New Roman"/>
+        </w:rPr>
+        <w:t>乙酰氯</w:t>
+      </w:r>
+      <w:r>
+        <w:rPr>
+          <w:rFonts w:hint="eastAsia" w:ascii="Times New Roman" w:hAnsi="Times New Roman" w:eastAsia="Times New Roman" w:cs="Times New Roman"/>
+        </w:rPr>
+        <w:t>、</w:t>
+      </w:r>
+      <w:r>
+        <w:rPr>
+          <w:rFonts w:hint="eastAsia" w:ascii="Times New Roman" w:hAnsi="Times New Roman" w:eastAsia="FangSong" w:cs="Times New Roman"/>
+        </w:rPr>
+        <w:t>乙酸乙酯</w:t>
+      </w:r>
+      <w:r>
+        <w:rPr>
+          <w:rFonts w:hint="eastAsia" w:ascii="Times New Roman" w:hAnsi="Times New Roman" w:eastAsia="Times New Roman" w:cs="Times New Roman"/>
+        </w:rPr>
+        <w:t>、</w:t>
+      </w:r>
+      <w:r>
+        <w:rPr>
+          <w:rFonts w:hint="eastAsia" w:ascii="Times New Roman" w:hAnsi="Times New Roman" w:eastAsia="FangSong" w:cs="Times New Roman"/>
+        </w:rPr>
+        <w:t>丙酮</w:t>
+      </w:r>
+      <w:r>
+        <w:rPr>
+          <w:rFonts w:hint="eastAsia" w:ascii="Times New Roman" w:hAnsi="Times New Roman" w:eastAsia="Times New Roman" w:cs="Times New Roman"/>
+        </w:rPr>
+        <w:t>、</w:t>
+      </w:r>
+      <w:r>
+        <w:rPr>
+          <w:rFonts w:hint="eastAsia" w:ascii="Times New Roman" w:hAnsi="Times New Roman" w:eastAsia="FangSong" w:cs="Times New Roman"/>
+        </w:rPr>
+        <w:t>乙酰胺</w:t>
+      </w:r>
+      <w:r>
+        <w:rPr>
+          <w:rFonts w:hint="eastAsia" w:ascii="Times New Roman" w:hAnsi="Times New Roman" w:eastAsia="Times New Roman" w:cs="Times New Roman"/>
+        </w:rPr>
+        <w:t>、</w:t>
+      </w:r>
+      <w:r>
+        <w:rPr>
+          <w:rFonts w:hint="eastAsia" w:ascii="Times New Roman" w:hAnsi="Times New Roman" w:eastAsia="FangSong" w:cs="Times New Roman"/>
+        </w:rPr>
+        <w:t>苯乙酮</w:t>
       </w:r>
     </w:p>
     <w:p>
       <w:pPr>
-        <w:numPr>
-          <w:ilvl w:val="0"/>
-          <w:numId w:val="1015"/>
-        </w:numPr>
+        <w:pStyle w:val="BodyText"/>
       </w:pPr>
       <w:r>
         <w:rPr>
-          <w:rFonts w:hint="eastAsia" w:ascii="Times New Roman" w:hAnsi="Times New Roman" w:eastAsia="FangSong" w:cs="Times New Roman"/>
-        </w:rPr>
-        <w:t>某化合物的质谱数据</w:t>
-      </w:r>
-      <w:r>
-        <w:rPr>
-          <w:rFonts w:hint="eastAsia" w:ascii="Times New Roman" w:hAnsi="Times New Roman" w:eastAsia="Times New Roman" w:cs="Times New Roman"/>
-        </w:rPr>
-        <w:t>：M</w:t>
-      </w:r>
-      <w:r>
-        <w:rPr>
-          <w:rFonts w:hint="eastAsia" w:ascii="Times New Roman" w:hAnsi="Times New Roman" w:eastAsia="Times New Roman" w:cs="Times New Roman"/>
+          <w:rFonts w:ascii="Times New Roman" w:hAnsi="Times New Roman" w:eastAsia="Times New Roman" w:cs="Times New Roman"/>
+          <w:b/>
+          <w:bCs/>
           <w:vertAlign w:val="superscript"/>
         </w:rPr>
-        <w:t>+</w:t>
-      </w:r>
-      <w:r>
-        <w:rPr>
-          <w:rFonts w:hint="eastAsia" w:ascii="Times New Roman" w:hAnsi="Times New Roman" w:eastAsia="Times New Roman" w:cs="Times New Roman"/>
-        </w:rPr>
-        <w:t>•</w:t>
-      </w:r>
-      <w:r>
-        <w:rPr>
-          <w:rFonts w:ascii="Times New Roman" w:hAnsi="Times New Roman" w:eastAsia="Times New Roman" w:cs="Times New Roman"/>
-        </w:rPr>
-        <w:t xml:space="preserve"> = </w:t>
-      </w:r>
-      <w:r>
-        <w:rPr>
-          <w:rFonts w:hint="eastAsia" w:ascii="Times New Roman" w:hAnsi="Times New Roman" w:eastAsia="Times New Roman" w:cs="Times New Roman"/>
-        </w:rPr>
-        <w:t xml:space="preserve">128，M+1</w:t>
-      </w:r>
-      <w:r>
-        <w:rPr>
-          <w:rFonts w:ascii="Times New Roman" w:hAnsi="Times New Roman" w:eastAsia="Times New Roman" w:cs="Times New Roman"/>
-        </w:rPr>
-        <w:t xml:space="preserve"> </w:t>
-      </w:r>
-      <w:r>
-        <w:rPr>
-          <w:rFonts w:hint="eastAsia" w:ascii="Times New Roman" w:hAnsi="Times New Roman" w:eastAsia="FangSong" w:cs="Times New Roman"/>
-        </w:rPr>
-        <w:t xml:space="preserve">峰强度为</w:t>
-      </w:r>
-      <w:r>
-        <w:rPr>
-          <w:rFonts w:ascii="Times New Roman" w:hAnsi="Times New Roman" w:eastAsia="Times New Roman" w:cs="Times New Roman"/>
-        </w:rPr>
-        <w:t xml:space="preserve"> M </w:t>
-      </w:r>
-      <w:r>
-        <w:rPr>
-          <w:rFonts w:hint="eastAsia" w:ascii="Times New Roman" w:hAnsi="Times New Roman" w:eastAsia="FangSong" w:cs="Times New Roman"/>
-        </w:rPr>
-        <w:t xml:space="preserve">峰的</w:t>
-      </w:r>
-      <w:r>
-        <w:rPr>
-          <w:rFonts w:ascii="Times New Roman" w:hAnsi="Times New Roman" w:eastAsia="Times New Roman" w:cs="Times New Roman"/>
-        </w:rPr>
-        <w:t xml:space="preserve"> </w:t>
-      </w:r>
-      <w:r>
-        <w:rPr>
-          <w:rFonts w:hint="eastAsia" w:ascii="Times New Roman" w:hAnsi="Times New Roman" w:eastAsia="Times New Roman" w:cs="Times New Roman"/>
-        </w:rPr>
-        <w:t>8.8%。</w:t>
-      </w:r>
-      <w:r>
-        <w:rPr>
-          <w:rFonts w:hint="eastAsia" w:ascii="Times New Roman" w:hAnsi="Times New Roman" w:eastAsia="FangSong" w:cs="Times New Roman"/>
-        </w:rPr>
-        <w:t>估算该化合物的碳原子数</w:t>
-      </w:r>
-      <w:r>
-        <w:rPr>
-          <w:rFonts w:hint="eastAsia" w:ascii="Times New Roman" w:hAnsi="Times New Roman" w:eastAsia="Times New Roman" w:cs="Times New Roman"/>
-        </w:rPr>
-        <w:t>。</w:t>
+        <w:t>1</w:t>
+      </w:r>
+      <w:r>
+        <w:rPr>
+          <w:rFonts w:ascii="Times New Roman" w:hAnsi="Times New Roman" w:eastAsia="Times New Roman" w:cs="Times New Roman"/>
+          <w:b/>
+          <w:bCs/>
+        </w:rPr>
+        <w:t xml:space="preserve">H NMR </w:t>
+      </w:r>
+      <w:r>
+        <w:rPr>
+          <w:rFonts w:hint="eastAsia" w:ascii="Times New Roman" w:hAnsi="Times New Roman" w:eastAsia="FangSong" w:cs="Times New Roman"/>
+          <w:b/>
+          <w:bCs/>
+        </w:rPr>
+        <w:t xml:space="preserve">基础</w:t>
       </w:r>
     </w:p>
     <w:p>
       <w:pPr>
-        <w:numPr>
-          <w:ilvl w:val="0"/>
-          <w:numId w:val="1015"/>
-        </w:numPr>
+        <w:pStyle w:val="BodyText"/>
       </w:pPr>
       <w:r>
         <w:rPr>
-          <w:rFonts w:hint="eastAsia" w:ascii="Times New Roman" w:hAnsi="Times New Roman" w:eastAsia="FangSong" w:cs="Times New Roman"/>
-        </w:rPr>
-        <w:t>氮规则的内容是什么</w:t>
-      </w:r>
-      <w:r>
-        <w:rPr>
-          <w:rFonts w:hint="eastAsia" w:ascii="Times New Roman" w:hAnsi="Times New Roman" w:eastAsia="Times New Roman" w:cs="Times New Roman"/>
-        </w:rPr>
-        <w:t>？</w:t>
-      </w:r>
-      <w:r>
-        <w:rPr>
-          <w:rFonts w:hint="eastAsia" w:ascii="Times New Roman" w:hAnsi="Times New Roman" w:eastAsia="FangSong" w:cs="Times New Roman"/>
-        </w:rPr>
-        <w:t>以下分子量哪些可能含奇数个氮原子</w:t>
-      </w:r>
-      <w:r>
-        <w:rPr>
-          <w:rFonts w:hint="eastAsia" w:ascii="Times New Roman" w:hAnsi="Times New Roman" w:eastAsia="Times New Roman" w:cs="Times New Roman"/>
-        </w:rPr>
-        <w:t>：M=72,</w:t>
-      </w:r>
-      <w:r>
-        <w:rPr>
-          <w:rFonts w:ascii="Times New Roman" w:hAnsi="Times New Roman" w:eastAsia="Times New Roman" w:cs="Times New Roman"/>
-        </w:rPr>
-        <w:t xml:space="preserve"> M=101, M=136, </w:t>
-      </w:r>
-      <w:r>
-        <w:rPr>
-          <w:rFonts w:hint="eastAsia" w:ascii="Times New Roman" w:hAnsi="Times New Roman" w:eastAsia="Times New Roman" w:cs="Times New Roman"/>
-        </w:rPr>
-        <w:t xml:space="preserve">M=207？</w:t>
-      </w:r>
-    </w:p>
-    <w:p>
-      <w:pPr>
-        <w:pStyle w:val="FirstParagraph"/>
-      </w:pPr>
-      <w:r>
-        <w:rPr>
-          <w:rFonts w:hint="eastAsia" w:ascii="Times New Roman" w:hAnsi="Times New Roman" w:eastAsia="FangSong" w:cs="Times New Roman"/>
+          <w:rFonts w:ascii="Times New Roman" w:hAnsi="Times New Roman" w:eastAsia="Times New Roman" w:cs="Times New Roman"/>
           <w:b/>
           <w:bCs/>
         </w:rPr>
-        <w:t>红外光谱</w:t>
-      </w:r>
-      <w:r>
-        <w:rPr>
-          <w:rFonts w:hint="eastAsia" w:ascii="Times New Roman" w:hAnsi="Times New Roman" w:eastAsia="Times New Roman" w:cs="Times New Roman"/>
-          <w:b/>
-          <w:bCs/>
-        </w:rPr>
-        <w:t>（IR）</w:t>
-      </w:r>
-    </w:p>
-    <w:p>
-      <w:pPr>
-        <w:pStyle w:val="Compact"/>
-        <w:numPr>
-          <w:ilvl w:val="0"/>
-          <w:numId w:val="1016"/>
-        </w:numPr>
-      </w:pPr>
-      <w:r>
-        <w:rPr>
-          <w:rFonts w:hint="eastAsia" w:ascii="Times New Roman" w:hAnsi="Times New Roman" w:eastAsia="FangSong" w:cs="Times New Roman"/>
-        </w:rPr>
-        <w:t xml:space="preserve">在</w:t>
-      </w:r>
-      <w:r>
-        <w:rPr>
-          <w:rFonts w:ascii="Times New Roman" w:hAnsi="Times New Roman" w:eastAsia="Times New Roman" w:cs="Times New Roman"/>
-        </w:rPr>
-        <w:t xml:space="preserve"> IR </w:t>
-      </w:r>
-      <w:r>
-        <w:rPr>
-          <w:rFonts w:hint="eastAsia" w:ascii="Times New Roman" w:hAnsi="Times New Roman" w:eastAsia="FangSong" w:cs="Times New Roman"/>
-        </w:rPr>
-        <w:t>谱图中</w:t>
-      </w:r>
-      <w:r>
-        <w:rPr>
-          <w:rFonts w:hint="eastAsia" w:ascii="Times New Roman" w:hAnsi="Times New Roman" w:eastAsia="Times New Roman" w:cs="Times New Roman"/>
-        </w:rPr>
-        <w:t>，3000</w:t>
-      </w:r>
-      <w:r>
-        <w:rPr>
-          <w:rFonts w:ascii="Times New Roman" w:hAnsi="Times New Roman" w:eastAsia="Times New Roman" w:cs="Times New Roman"/>
-        </w:rPr>
-        <w:t xml:space="preserve"> cm</w:t>
-      </w:r>
-      <w:r>
-        <w:rPr>
-          <w:rFonts w:ascii="Times New Roman" w:hAnsi="Times New Roman" w:eastAsia="Times New Roman" w:cs="Times New Roman"/>
-          <w:vertAlign w:val="superscript"/>
-        </w:rPr>
-        <w:t>-1</w:t>
-      </w:r>
-      <w:r>
-        <w:rPr>
-          <w:rFonts w:ascii="Times New Roman" w:hAnsi="Times New Roman" w:eastAsia="Times New Roman" w:cs="Times New Roman"/>
-        </w:rPr>
-        <w:t xml:space="preserve"> </w:t>
-      </w:r>
-      <w:r>
-        <w:rPr>
-          <w:rFonts w:hint="eastAsia" w:ascii="Times New Roman" w:hAnsi="Times New Roman" w:eastAsia="FangSong" w:cs="Times New Roman"/>
-        </w:rPr>
-        <w:t>分界线的意义是什么</w:t>
-      </w:r>
-      <w:r>
-        <w:rPr>
-          <w:rFonts w:hint="eastAsia" w:ascii="Times New Roman" w:hAnsi="Times New Roman" w:eastAsia="Times New Roman" w:cs="Times New Roman"/>
-        </w:rPr>
-        <w:t>？</w:t>
-      </w:r>
-      <w:r>
-        <w:rPr>
-          <w:rFonts w:hint="eastAsia" w:ascii="Times New Roman" w:hAnsi="Times New Roman" w:eastAsia="FangSong" w:cs="Times New Roman"/>
-        </w:rPr>
-        <w:t>以下官能团的</w:t>
-      </w:r>
-      <w:r>
-        <w:rPr>
-          <w:rFonts w:ascii="Times New Roman" w:hAnsi="Times New Roman" w:eastAsia="Times New Roman" w:cs="Times New Roman"/>
-        </w:rPr>
-        <w:t xml:space="preserve"> C-H </w:t>
-      </w:r>
-      <w:r>
-        <w:rPr>
-          <w:rFonts w:hint="eastAsia" w:ascii="Times New Roman" w:hAnsi="Times New Roman" w:eastAsia="FangSong" w:cs="Times New Roman"/>
-        </w:rPr>
-        <w:t xml:space="preserve">伸缩振动出现在</w:t>
-      </w:r>
-      <w:r>
-        <w:rPr>
-          <w:rFonts w:ascii="Times New Roman" w:hAnsi="Times New Roman" w:eastAsia="Times New Roman" w:cs="Times New Roman"/>
-        </w:rPr>
-        <w:t xml:space="preserve"> 3000 cm</w:t>
-      </w:r>
-      <w:r>
-        <w:rPr>
-          <w:rFonts w:ascii="Times New Roman" w:hAnsi="Times New Roman" w:eastAsia="Times New Roman" w:cs="Times New Roman"/>
-          <w:vertAlign w:val="superscript"/>
-        </w:rPr>
-        <w:t>-1</w:t>
-      </w:r>
-      <w:r>
-        <w:rPr>
-          <w:rFonts w:ascii="Times New Roman" w:hAnsi="Times New Roman" w:eastAsia="Times New Roman" w:cs="Times New Roman"/>
-        </w:rPr>
-        <w:t xml:space="preserve"> </w:t>
-      </w:r>
-      <w:r>
-        <w:rPr>
-          <w:rFonts w:hint="eastAsia" w:ascii="Times New Roman" w:hAnsi="Times New Roman" w:eastAsia="FangSong" w:cs="Times New Roman"/>
-        </w:rPr>
-        <w:t>的哪一侧</w:t>
-      </w:r>
-      <w:r>
-        <w:rPr>
-          <w:rFonts w:hint="eastAsia" w:ascii="Times New Roman" w:hAnsi="Times New Roman" w:eastAsia="Times New Roman" w:cs="Times New Roman"/>
-        </w:rPr>
-        <w:t>：</w:t>
-      </w:r>
-    </w:p>
-    <w:p>
-      <w:pPr>
-        <w:pStyle w:val="Compact"/>
-        <w:numPr>
-          <w:ilvl w:val="1"/>
-          <w:numId w:val="1017"/>
-        </w:numPr>
-      </w:pPr>
-      <w:r>
-        <w:rPr>
-          <w:rFonts w:hint="eastAsia" w:ascii="Times New Roman" w:hAnsi="Times New Roman" w:eastAsia="FangSong" w:cs="Times New Roman"/>
-        </w:rPr>
-        <w:t xml:space="preserve">烷基</w:t>
-      </w:r>
-      <w:r>
-        <w:rPr>
-          <w:rFonts w:ascii="Times New Roman" w:hAnsi="Times New Roman" w:eastAsia="Times New Roman" w:cs="Times New Roman"/>
-        </w:rPr>
-        <w:t xml:space="preserve"> –CH</w:t>
+        <w:t xml:space="preserve">7.</w:t>
+      </w:r>
+      <w:r>
+        <w:rPr>
+          <w:rFonts w:ascii="Times New Roman" w:hAnsi="Times New Roman" w:eastAsia="Times New Roman" w:cs="Times New Roman"/>
+        </w:rPr>
+        <w:t xml:space="preserve"> </w:t>
+      </w:r>
+      <w:r>
+        <w:rPr>
+          <w:rFonts w:hint="eastAsia" w:ascii="Times New Roman" w:hAnsi="Times New Roman" w:eastAsia="FangSong" w:cs="Times New Roman"/>
+        </w:rPr>
+        <w:t xml:space="preserve">用</w:t>
+      </w:r>
+      <w:r>
+        <w:rPr>
+          <w:rFonts w:ascii="Times New Roman" w:hAnsi="Times New Roman" w:eastAsia="Times New Roman" w:cs="Times New Roman"/>
+        </w:rPr>
+        <w:t xml:space="preserve"> n+1 </w:t>
+      </w:r>
+      <w:r>
+        <w:rPr>
+          <w:rFonts w:hint="eastAsia" w:ascii="Times New Roman" w:hAnsi="Times New Roman" w:eastAsia="FangSong" w:cs="Times New Roman"/>
+        </w:rPr>
+        <w:t xml:space="preserve">规则预测以下化合物中各组</w:t>
+      </w:r>
+      <w:r>
+        <w:rPr>
+          <w:rFonts w:ascii="Times New Roman" w:hAnsi="Times New Roman" w:eastAsia="Times New Roman" w:cs="Times New Roman"/>
+        </w:rPr>
+        <w:t xml:space="preserve"> H </w:t>
+      </w:r>
+      <w:r>
+        <w:rPr>
+          <w:rFonts w:hint="eastAsia" w:ascii="Times New Roman" w:hAnsi="Times New Roman" w:eastAsia="FangSong" w:cs="Times New Roman"/>
+        </w:rPr>
+        <w:t>的裂分峰形</w:t>
+      </w:r>
+      <w:r>
+        <w:rPr>
+          <w:rFonts w:hint="eastAsia" w:ascii="Times New Roman" w:hAnsi="Times New Roman" w:eastAsia="Times New Roman" w:cs="Times New Roman"/>
+        </w:rPr>
+        <w:t>（s/d/t/q/m）：</w:t>
+      </w:r>
+      <w:r>
+        <w:rPr>
+          <w:rFonts w:ascii="Times New Roman" w:hAnsi="Times New Roman" w:eastAsia="Times New Roman" w:cs="Times New Roman"/>
+        </w:rPr>
+        <w:t xml:space="preserve"> </w:t>
+      </w:r>
+      <w:r>
+        <w:rPr>
+          <w:rFonts w:ascii="Times New Roman" w:hAnsi="Times New Roman" w:eastAsia="Times New Roman" w:cs="Times New Roman"/>
+        </w:rPr>
+        <w:t>(a) CH</w:t>
       </w:r>
       <w:r>
         <w:rPr>
@@ -20911,258 +21243,6 @@
         </w:rPr>
         <w:t>3</w:t>
       </w:r>
-    </w:p>
-    <w:p>
-      <w:pPr>
-        <w:pStyle w:val="Compact"/>
-        <w:numPr>
-          <w:ilvl w:val="1"/>
-          <w:numId w:val="1017"/>
-        </w:numPr>
-      </w:pPr>
-      <w:r>
-        <w:rPr>
-          <w:rFonts w:hint="eastAsia" w:ascii="Times New Roman" w:hAnsi="Times New Roman" w:eastAsia="FangSong" w:cs="Times New Roman"/>
-        </w:rPr>
-        <w:t xml:space="preserve">烯基</w:t>
-      </w:r>
-      <w:r>
-        <w:rPr>
-          <w:rFonts w:ascii="Times New Roman" w:hAnsi="Times New Roman" w:eastAsia="Times New Roman" w:cs="Times New Roman"/>
-        </w:rPr>
-        <w:t xml:space="preserve"> =CH</w:t>
-      </w:r>
-    </w:p>
-    <w:p>
-      <w:pPr>
-        <w:pStyle w:val="Compact"/>
-        <w:numPr>
-          <w:ilvl w:val="1"/>
-          <w:numId w:val="1017"/>
-        </w:numPr>
-      </w:pPr>
-      <w:r>
-        <w:rPr>
-          <w:rFonts w:hint="eastAsia" w:ascii="Times New Roman" w:hAnsi="Times New Roman" w:eastAsia="FangSong" w:cs="Times New Roman"/>
-        </w:rPr>
-        <w:t xml:space="preserve">芳基</w:t>
-      </w:r>
-      <w:r>
-        <w:rPr>
-          <w:rFonts w:ascii="Times New Roman" w:hAnsi="Times New Roman" w:eastAsia="Times New Roman" w:cs="Times New Roman"/>
-        </w:rPr>
-        <w:t xml:space="preserve"> Ar–H</w:t>
-      </w:r>
-    </w:p>
-    <w:p>
-      <w:pPr>
-        <w:pStyle w:val="Compact"/>
-        <w:numPr>
-          <w:ilvl w:val="1"/>
-          <w:numId w:val="1017"/>
-        </w:numPr>
-      </w:pPr>
-      <w:r>
-        <w:rPr>
-          <w:rFonts w:hint="eastAsia" w:ascii="Times New Roman" w:hAnsi="Times New Roman" w:eastAsia="FangSong" w:cs="Times New Roman"/>
-        </w:rPr>
-        <w:t xml:space="preserve">端炔</w:t>
-      </w:r>
-      <w:r>
-        <w:rPr>
-          <w:rFonts w:ascii="Times New Roman" w:hAnsi="Times New Roman" w:eastAsia="Times New Roman" w:cs="Times New Roman"/>
-        </w:rPr>
-        <w:t xml:space="preserve"> ≡C–H</w:t>
-      </w:r>
-    </w:p>
-    <w:p>
-      <w:pPr>
-        <w:pStyle w:val="Compact"/>
-        <w:numPr>
-          <w:ilvl w:val="0"/>
-          <w:numId w:val="1016"/>
-        </w:numPr>
-      </w:pPr>
-      <w:r>
-        <w:rPr>
-          <w:rFonts w:hint="eastAsia" w:ascii="Times New Roman" w:hAnsi="Times New Roman" w:eastAsia="FangSong" w:cs="Times New Roman"/>
-        </w:rPr>
-        <w:t xml:space="preserve">以下羰基化合物的</w:t>
-      </w:r>
-      <w:r>
-        <w:rPr>
-          <w:rFonts w:ascii="Times New Roman" w:hAnsi="Times New Roman" w:eastAsia="Times New Roman" w:cs="Times New Roman"/>
-        </w:rPr>
-        <w:t xml:space="preserve"> IR C=O </w:t>
-      </w:r>
-      <w:r>
-        <w:rPr>
-          <w:rFonts w:hint="eastAsia" w:ascii="Times New Roman" w:hAnsi="Times New Roman" w:eastAsia="FangSong" w:cs="Times New Roman"/>
-        </w:rPr>
-        <w:t>伸缩振动波数从高到低排列</w:t>
-      </w:r>
-      <w:r>
-        <w:rPr>
-          <w:rFonts w:hint="eastAsia" w:ascii="Times New Roman" w:hAnsi="Times New Roman" w:eastAsia="Times New Roman" w:cs="Times New Roman"/>
-        </w:rPr>
-        <w:t>，</w:t>
-      </w:r>
-      <w:r>
-        <w:rPr>
-          <w:rFonts w:hint="eastAsia" w:ascii="Times New Roman" w:hAnsi="Times New Roman" w:eastAsia="FangSong" w:cs="Times New Roman"/>
-        </w:rPr>
-        <w:t>并解释原因</w:t>
-      </w:r>
-      <w:r>
-        <w:rPr>
-          <w:rFonts w:hint="eastAsia" w:ascii="Times New Roman" w:hAnsi="Times New Roman" w:eastAsia="Times New Roman" w:cs="Times New Roman"/>
-        </w:rPr>
-        <w:t>：</w:t>
-      </w:r>
-      <w:r>
-        <w:rPr>
-          <w:rFonts w:ascii="Times New Roman" w:hAnsi="Times New Roman" w:eastAsia="Times New Roman" w:cs="Times New Roman"/>
-        </w:rPr>
-        <w:t xml:space="preserve"> </w:t>
-      </w:r>
-      <w:r>
-        <w:rPr>
-          <w:rFonts w:hint="eastAsia" w:ascii="Times New Roman" w:hAnsi="Times New Roman" w:eastAsia="FangSong" w:cs="Times New Roman"/>
-        </w:rPr>
-        <w:t>乙酰氯</w:t>
-      </w:r>
-      <w:r>
-        <w:rPr>
-          <w:rFonts w:hint="eastAsia" w:ascii="Times New Roman" w:hAnsi="Times New Roman" w:eastAsia="Times New Roman" w:cs="Times New Roman"/>
-        </w:rPr>
-        <w:t>、</w:t>
-      </w:r>
-      <w:r>
-        <w:rPr>
-          <w:rFonts w:hint="eastAsia" w:ascii="Times New Roman" w:hAnsi="Times New Roman" w:eastAsia="FangSong" w:cs="Times New Roman"/>
-        </w:rPr>
-        <w:t>乙酸乙酯</w:t>
-      </w:r>
-      <w:r>
-        <w:rPr>
-          <w:rFonts w:hint="eastAsia" w:ascii="Times New Roman" w:hAnsi="Times New Roman" w:eastAsia="Times New Roman" w:cs="Times New Roman"/>
-        </w:rPr>
-        <w:t>、</w:t>
-      </w:r>
-      <w:r>
-        <w:rPr>
-          <w:rFonts w:hint="eastAsia" w:ascii="Times New Roman" w:hAnsi="Times New Roman" w:eastAsia="FangSong" w:cs="Times New Roman"/>
-        </w:rPr>
-        <w:t>丙酮</w:t>
-      </w:r>
-      <w:r>
-        <w:rPr>
-          <w:rFonts w:hint="eastAsia" w:ascii="Times New Roman" w:hAnsi="Times New Roman" w:eastAsia="Times New Roman" w:cs="Times New Roman"/>
-        </w:rPr>
-        <w:t>、</w:t>
-      </w:r>
-      <w:r>
-        <w:rPr>
-          <w:rFonts w:hint="eastAsia" w:ascii="Times New Roman" w:hAnsi="Times New Roman" w:eastAsia="FangSong" w:cs="Times New Roman"/>
-        </w:rPr>
-        <w:t>乙酰胺</w:t>
-      </w:r>
-      <w:r>
-        <w:rPr>
-          <w:rFonts w:hint="eastAsia" w:ascii="Times New Roman" w:hAnsi="Times New Roman" w:eastAsia="Times New Roman" w:cs="Times New Roman"/>
-        </w:rPr>
-        <w:t>、</w:t>
-      </w:r>
-      <w:r>
-        <w:rPr>
-          <w:rFonts w:hint="eastAsia" w:ascii="Times New Roman" w:hAnsi="Times New Roman" w:eastAsia="FangSong" w:cs="Times New Roman"/>
-        </w:rPr>
-        <w:t>苯乙酮</w:t>
-      </w:r>
-    </w:p>
-    <w:p>
-      <w:pPr>
-        <w:pStyle w:val="FirstParagraph"/>
-      </w:pPr>
-      <w:r>
-        <w:rPr>
-          <w:rFonts w:ascii="Times New Roman" w:hAnsi="Times New Roman" w:eastAsia="Times New Roman" w:cs="Times New Roman"/>
-          <w:b/>
-          <w:bCs/>
-          <w:vertAlign w:val="superscript"/>
-        </w:rPr>
-        <w:t>1</w:t>
-      </w:r>
-      <w:r>
-        <w:rPr>
-          <w:rFonts w:ascii="Times New Roman" w:hAnsi="Times New Roman" w:eastAsia="Times New Roman" w:cs="Times New Roman"/>
-          <w:b/>
-          <w:bCs/>
-        </w:rPr>
-        <w:t xml:space="preserve">H NMR </w:t>
-      </w:r>
-      <w:r>
-        <w:rPr>
-          <w:rFonts w:hint="eastAsia" w:ascii="Times New Roman" w:hAnsi="Times New Roman" w:eastAsia="FangSong" w:cs="Times New Roman"/>
-          <w:b/>
-          <w:bCs/>
-        </w:rPr>
-        <w:t xml:space="preserve">基础</w:t>
-      </w:r>
-    </w:p>
-    <w:p>
-      <w:pPr>
-        <w:pStyle w:val="Compact"/>
-        <w:numPr>
-          <w:ilvl w:val="0"/>
-          <w:numId w:val="1018"/>
-        </w:numPr>
-      </w:pPr>
-      <w:r>
-        <w:rPr>
-          <w:rFonts w:hint="eastAsia" w:ascii="Times New Roman" w:hAnsi="Times New Roman" w:eastAsia="FangSong" w:cs="Times New Roman"/>
-        </w:rPr>
-        <w:t xml:space="preserve">用</w:t>
-      </w:r>
-      <w:r>
-        <w:rPr>
-          <w:rFonts w:ascii="Times New Roman" w:hAnsi="Times New Roman" w:eastAsia="Times New Roman" w:cs="Times New Roman"/>
-        </w:rPr>
-        <w:t xml:space="preserve"> n+1 </w:t>
-      </w:r>
-      <w:r>
-        <w:rPr>
-          <w:rFonts w:hint="eastAsia" w:ascii="Times New Roman" w:hAnsi="Times New Roman" w:eastAsia="FangSong" w:cs="Times New Roman"/>
-        </w:rPr>
-        <w:t xml:space="preserve">规则预测以下化合物中各组</w:t>
-      </w:r>
-      <w:r>
-        <w:rPr>
-          <w:rFonts w:ascii="Times New Roman" w:hAnsi="Times New Roman" w:eastAsia="Times New Roman" w:cs="Times New Roman"/>
-        </w:rPr>
-        <w:t xml:space="preserve"> H </w:t>
-      </w:r>
-      <w:r>
-        <w:rPr>
-          <w:rFonts w:hint="eastAsia" w:ascii="Times New Roman" w:hAnsi="Times New Roman" w:eastAsia="FangSong" w:cs="Times New Roman"/>
-        </w:rPr>
-        <w:t>的裂分峰形</w:t>
-      </w:r>
-      <w:r>
-        <w:rPr>
-          <w:rFonts w:hint="eastAsia" w:ascii="Times New Roman" w:hAnsi="Times New Roman" w:eastAsia="Times New Roman" w:cs="Times New Roman"/>
-        </w:rPr>
-        <w:t>（s/d/t/q/m）：</w:t>
-      </w:r>
-    </w:p>
-    <w:p>
-      <w:pPr>
-        <w:pStyle w:val="Compact"/>
-        <w:numPr>
-          <w:ilvl w:val="1"/>
-          <w:numId w:val="1019"/>
-        </w:numPr>
-      </w:pPr>
       <w:r>
         <w:rPr>
           <w:rFonts w:ascii="Times New Roman" w:hAnsi="Times New Roman" w:eastAsia="Times New Roman" w:cs="Times New Roman"/>
@@ -21174,13 +21254,38 @@
           <w:rFonts w:ascii="Times New Roman" w:hAnsi="Times New Roman" w:eastAsia="Times New Roman" w:cs="Times New Roman"/>
           <w:vertAlign w:val="subscript"/>
         </w:rPr>
+        <w:t>2</w:t>
+      </w:r>
+      <w:r>
+        <w:rPr>
+          <w:rFonts w:ascii="Times New Roman" w:hAnsi="Times New Roman" w:eastAsia="Times New Roman" w:cs="Times New Roman"/>
+        </w:rPr>
+        <w:t>Br</w:t>
+      </w:r>
+      <w:r>
+        <w:rPr>
+          <w:rFonts w:ascii="Times New Roman" w:hAnsi="Times New Roman" w:eastAsia="Times New Roman" w:cs="Times New Roman"/>
+        </w:rPr>
+        <w:t xml:space="preserve"> </w:t>
+      </w:r>
+      <w:r>
+        <w:rPr>
+          <w:rFonts w:ascii="Times New Roman" w:hAnsi="Times New Roman" w:eastAsia="Times New Roman" w:cs="Times New Roman"/>
+        </w:rPr>
+        <w:t>(b) (CH</w:t>
+      </w:r>
+      <w:r>
+        <w:rPr>
+          <w:rFonts w:ascii="Times New Roman" w:hAnsi="Times New Roman" w:eastAsia="Times New Roman" w:cs="Times New Roman"/>
+          <w:vertAlign w:val="subscript"/>
+        </w:rPr>
         <w:t>3</w:t>
       </w:r>
       <w:r>
         <w:rPr>
           <w:rFonts w:ascii="Times New Roman" w:hAnsi="Times New Roman" w:eastAsia="Times New Roman" w:cs="Times New Roman"/>
         </w:rPr>
-        <w:t>CH</w:t>
+        <w:t>)</w:t>
       </w:r>
       <w:r>
         <w:rPr>
@@ -21193,63 +21298,19 @@
         <w:rPr>
           <w:rFonts w:ascii="Times New Roman" w:hAnsi="Times New Roman" w:eastAsia="Times New Roman" w:cs="Times New Roman"/>
         </w:rPr>
-        <w:t>Br</w:t>
-      </w:r>
-    </w:p>
-    <w:p>
-      <w:pPr>
-        <w:pStyle w:val="Compact"/>
-        <w:numPr>
-          <w:ilvl w:val="1"/>
-          <w:numId w:val="1019"/>
-        </w:numPr>
-      </w:pPr>
-      <w:r>
-        <w:rPr>
-          <w:rFonts w:ascii="Times New Roman" w:hAnsi="Times New Roman" w:eastAsia="Times New Roman" w:cs="Times New Roman"/>
-        </w:rPr>
-        <w:t>(CH</w:t>
-      </w:r>
-      <w:r>
-        <w:rPr>
-          <w:rFonts w:ascii="Times New Roman" w:hAnsi="Times New Roman" w:eastAsia="Times New Roman" w:cs="Times New Roman"/>
-          <w:vertAlign w:val="subscript"/>
-        </w:rPr>
-        <w:t>3</w:t>
-      </w:r>
-      <w:r>
-        <w:rPr>
-          <w:rFonts w:ascii="Times New Roman" w:hAnsi="Times New Roman" w:eastAsia="Times New Roman" w:cs="Times New Roman"/>
-        </w:rPr>
-        <w:t>)</w:t>
-      </w:r>
-      <w:r>
-        <w:rPr>
-          <w:rFonts w:ascii="Times New Roman" w:hAnsi="Times New Roman" w:eastAsia="Times New Roman" w:cs="Times New Roman"/>
-          <w:vertAlign w:val="subscript"/>
-        </w:rPr>
-        <w:t>2</w:t>
-      </w:r>
-      <w:r>
-        <w:rPr>
-          <w:rFonts w:ascii="Times New Roman" w:hAnsi="Times New Roman" w:eastAsia="Times New Roman" w:cs="Times New Roman"/>
-        </w:rPr>
         <w:t>CHOH</w:t>
       </w:r>
-    </w:p>
-    <w:p>
-      <w:pPr>
-        <w:pStyle w:val="Compact"/>
-        <w:numPr>
-          <w:ilvl w:val="1"/>
-          <w:numId w:val="1019"/>
-        </w:numPr>
-      </w:pPr>
-      <w:r>
-        <w:rPr>
-          <w:rFonts w:ascii="Times New Roman" w:hAnsi="Times New Roman" w:eastAsia="Times New Roman" w:cs="Times New Roman"/>
-        </w:rPr>
-        <w:t>CH</w:t>
+      <w:r>
+        <w:rPr>
+          <w:rFonts w:ascii="Times New Roman" w:hAnsi="Times New Roman" w:eastAsia="Times New Roman" w:cs="Times New Roman"/>
+        </w:rPr>
+        <w:t xml:space="preserve"> </w:t>
+      </w:r>
+      <w:r>
+        <w:rPr>
+          <w:rFonts w:ascii="Times New Roman" w:hAnsi="Times New Roman" w:eastAsia="Times New Roman" w:cs="Times New Roman"/>
+        </w:rPr>
+        <w:t>(c) CH</w:t>
       </w:r>
       <w:r>
         <w:rPr>
@@ -21358,11 +21419,22 @@
     </w:p>
     <w:p>
       <w:pPr>
-        <w:numPr>
-          <w:ilvl w:val="0"/>
-          <w:numId w:val="1020"/>
-        </w:numPr>
+        <w:pStyle w:val="BodyText"/>
       </w:pPr>
+      <w:r>
+        <w:rPr>
+          <w:rFonts w:ascii="Times New Roman" w:hAnsi="Times New Roman" w:eastAsia="Times New Roman" w:cs="Times New Roman"/>
+          <w:b/>
+          <w:bCs/>
+        </w:rPr>
+        <w:t xml:space="preserve">8.</w:t>
+      </w:r>
+      <w:r>
+        <w:rPr>
+          <w:rFonts w:ascii="Times New Roman" w:hAnsi="Times New Roman" w:eastAsia="Times New Roman" w:cs="Times New Roman"/>
+        </w:rPr>
+        <w:t xml:space="preserve"> </w:t>
+      </w:r>
       <w:r>
         <w:rPr>
           <w:rFonts w:hint="eastAsia" w:ascii="Times New Roman" w:hAnsi="Times New Roman" w:eastAsia="FangSong" w:cs="Times New Roman"/>
@@ -21433,13 +21505,24 @@
     </w:p>
     <w:p>
       <w:pPr>
-        <w:numPr>
-          <w:ilvl w:val="0"/>
-          <w:numId w:val="1020"/>
-        </w:numPr>
+        <w:pStyle w:val="BodyText"/>
       </w:pPr>
       <w:r>
         <w:rPr>
+          <w:rFonts w:ascii="Times New Roman" w:hAnsi="Times New Roman" w:eastAsia="Times New Roman" w:cs="Times New Roman"/>
+          <w:b/>
+          <w:bCs/>
+        </w:rPr>
+        <w:t xml:space="preserve">9.</w:t>
+      </w:r>
+      <w:r>
+        <w:rPr>
+          <w:rFonts w:ascii="Times New Roman" w:hAnsi="Times New Roman" w:eastAsia="Times New Roman" w:cs="Times New Roman"/>
+        </w:rPr>
+        <w:t xml:space="preserve"> </w:t>
+      </w:r>
+      <w:r>
+        <w:rPr>
           <w:rFonts w:hint="eastAsia" w:ascii="Times New Roman" w:hAnsi="Times New Roman" w:eastAsia="FangSong" w:cs="Times New Roman"/>
         </w:rPr>
         <w:t xml:space="preserve">某化合物</w:t>
@@ -21598,6 +21681,512 @@
           <w:rFonts w:hint="eastAsia" w:ascii="Times New Roman" w:hAnsi="Times New Roman" w:eastAsia="Times New Roman" w:cs="Times New Roman"/>
         </w:rPr>
         <w:t xml:space="preserve">120.0575）？</w:t>
+      </w:r>
+    </w:p>
+    <w:p>
+      <w:pPr>
+        <w:pStyle w:val="BodyText"/>
+      </w:pPr>
+      <w:r>
+        <w:rPr>
+          <w:rFonts w:ascii="Times New Roman" w:hAnsi="Times New Roman" w:eastAsia="Times New Roman" w:cs="Times New Roman"/>
+          <w:b/>
+          <w:bCs/>
+        </w:rPr>
+        <w:t xml:space="preserve">IR </w:t>
+      </w:r>
+      <w:r>
+        <w:rPr>
+          <w:rFonts w:hint="eastAsia" w:ascii="Times New Roman" w:hAnsi="Times New Roman" w:eastAsia="FangSong" w:cs="Times New Roman"/>
+          <w:b/>
+          <w:bCs/>
+        </w:rPr>
+        <w:t xml:space="preserve">与</w:t>
+      </w:r>
+      <w:r>
+        <w:rPr>
+          <w:rFonts w:ascii="Times New Roman" w:hAnsi="Times New Roman" w:eastAsia="Times New Roman" w:cs="Times New Roman"/>
+          <w:b/>
+          <w:bCs/>
+        </w:rPr>
+        <w:t xml:space="preserve"> NMR </w:t>
+      </w:r>
+      <w:r>
+        <w:rPr>
+          <w:rFonts w:hint="eastAsia" w:ascii="Times New Roman" w:hAnsi="Times New Roman" w:eastAsia="FangSong" w:cs="Times New Roman"/>
+          <w:b/>
+          <w:bCs/>
+        </w:rPr>
+        <w:t xml:space="preserve">联合</w:t>
+      </w:r>
+    </w:p>
+    <w:p>
+      <w:pPr>
+        <w:pStyle w:val="BodyText"/>
+      </w:pPr>
+      <w:r>
+        <w:rPr>
+          <w:rFonts w:ascii="Times New Roman" w:hAnsi="Times New Roman" w:eastAsia="Times New Roman" w:cs="Times New Roman"/>
+          <w:b/>
+          <w:bCs/>
+        </w:rPr>
+        <w:t xml:space="preserve">10.</w:t>
+      </w:r>
+      <w:r>
+        <w:rPr>
+          <w:rFonts w:ascii="Times New Roman" w:hAnsi="Times New Roman" w:eastAsia="Times New Roman" w:cs="Times New Roman"/>
+        </w:rPr>
+        <w:t xml:space="preserve"> </w:t>
+      </w:r>
+      <w:r>
+        <w:rPr>
+          <w:rFonts w:hint="eastAsia" w:ascii="Times New Roman" w:hAnsi="Times New Roman" w:eastAsia="FangSong" w:cs="Times New Roman"/>
+        </w:rPr>
+        <w:t xml:space="preserve">化合物</w:t>
+      </w:r>
+      <w:r>
+        <w:rPr>
+          <w:rFonts w:ascii="Times New Roman" w:hAnsi="Times New Roman" w:eastAsia="Times New Roman" w:cs="Times New Roman"/>
+        </w:rPr>
+        <w:t xml:space="preserve"> </w:t>
+      </w:r>
+      <w:r>
+        <w:rPr>
+          <w:rFonts w:hint="eastAsia" w:ascii="Times New Roman" w:hAnsi="Times New Roman" w:eastAsia="Times New Roman" w:cs="Times New Roman"/>
+        </w:rPr>
+        <w:t>X（C</w:t>
+      </w:r>
+      <w:r>
+        <w:rPr>
+          <w:rFonts w:hint="eastAsia" w:ascii="Times New Roman" w:hAnsi="Times New Roman" w:eastAsia="Times New Roman" w:cs="Times New Roman"/>
+          <w:vertAlign w:val="subscript"/>
+        </w:rPr>
+        <w:t>9</w:t>
+      </w:r>
+      <w:r>
+        <w:rPr>
+          <w:rFonts w:hint="eastAsia" w:ascii="Times New Roman" w:hAnsi="Times New Roman" w:eastAsia="Times New Roman" w:cs="Times New Roman"/>
+        </w:rPr>
+        <w:t>H</w:t>
+      </w:r>
+      <w:r>
+        <w:rPr>
+          <w:rFonts w:hint="eastAsia" w:ascii="Times New Roman" w:hAnsi="Times New Roman" w:eastAsia="Times New Roman" w:cs="Times New Roman"/>
+          <w:vertAlign w:val="subscript"/>
+        </w:rPr>
+        <w:t>10</w:t>
+      </w:r>
+      <w:r>
+        <w:rPr>
+          <w:rFonts w:hint="eastAsia" w:ascii="Times New Roman" w:hAnsi="Times New Roman" w:eastAsia="Times New Roman" w:cs="Times New Roman"/>
+        </w:rPr>
+        <w:t>O</w:t>
+      </w:r>
+      <w:r>
+        <w:rPr>
+          <w:rFonts w:hint="eastAsia" w:ascii="Times New Roman" w:hAnsi="Times New Roman" w:eastAsia="Times New Roman" w:cs="Times New Roman"/>
+          <w:vertAlign w:val="subscript"/>
+        </w:rPr>
+        <w:t>3</w:t>
+      </w:r>
+      <w:r>
+        <w:rPr>
+          <w:rFonts w:hint="eastAsia" w:ascii="Times New Roman" w:hAnsi="Times New Roman" w:eastAsia="Times New Roman" w:cs="Times New Roman"/>
+        </w:rPr>
+        <w:t>）</w:t>
+      </w:r>
+      <w:r>
+        <w:rPr>
+          <w:rFonts w:hint="eastAsia" w:ascii="Times New Roman" w:hAnsi="Times New Roman" w:eastAsia="FangSong" w:cs="Times New Roman"/>
+        </w:rPr>
+        <w:t>的</w:t>
+      </w:r>
+      <w:r>
+        <w:rPr>
+          <w:rFonts w:ascii="Times New Roman" w:hAnsi="Times New Roman" w:eastAsia="Times New Roman" w:cs="Times New Roman"/>
+        </w:rPr>
+        <w:t xml:space="preserve"> IR </w:t>
+      </w:r>
+      <w:r>
+        <w:rPr>
+          <w:rFonts w:hint="eastAsia" w:ascii="Times New Roman" w:hAnsi="Times New Roman" w:eastAsia="FangSong" w:cs="Times New Roman"/>
+        </w:rPr>
+        <w:t xml:space="preserve">显示</w:t>
+      </w:r>
+      <w:r>
+        <w:rPr>
+          <w:rFonts w:ascii="Times New Roman" w:hAnsi="Times New Roman" w:eastAsia="Times New Roman" w:cs="Times New Roman"/>
+        </w:rPr>
+        <w:t xml:space="preserve"> 1720 </w:t>
+      </w:r>
+      <w:r>
+        <w:rPr>
+          <w:rFonts w:hint="eastAsia" w:ascii="Times New Roman" w:hAnsi="Times New Roman" w:eastAsia="Times New Roman" w:cs="Times New Roman"/>
+        </w:rPr>
+        <w:t>cm</w:t>
+      </w:r>
+      <w:r>
+        <w:rPr>
+          <w:rFonts w:hint="eastAsia" w:ascii="Times New Roman" w:hAnsi="Times New Roman" w:eastAsia="Times New Roman" w:cs="Times New Roman"/>
+          <w:vertAlign w:val="superscript"/>
+        </w:rPr>
+        <w:t>-1</w:t>
+      </w:r>
+      <w:r>
+        <w:rPr>
+          <w:rFonts w:hint="eastAsia" w:ascii="Times New Roman" w:hAnsi="Times New Roman" w:eastAsia="Times New Roman" w:cs="Times New Roman"/>
+        </w:rPr>
+        <w:t>（</w:t>
+      </w:r>
+      <w:r>
+        <w:rPr>
+          <w:rFonts w:hint="eastAsia" w:ascii="Times New Roman" w:hAnsi="Times New Roman" w:eastAsia="FangSong" w:cs="Times New Roman"/>
+        </w:rPr>
+        <w:t>强</w:t>
+      </w:r>
+      <w:r>
+        <w:rPr>
+          <w:rFonts w:hint="eastAsia" w:ascii="Times New Roman" w:hAnsi="Times New Roman" w:eastAsia="Times New Roman" w:cs="Times New Roman"/>
+        </w:rPr>
+        <w:t>）</w:t>
+      </w:r>
+      <w:r>
+        <w:rPr>
+          <w:rFonts w:hint="eastAsia" w:ascii="Times New Roman" w:hAnsi="Times New Roman" w:eastAsia="FangSong" w:cs="Times New Roman"/>
+        </w:rPr>
+        <w:t>和</w:t>
+      </w:r>
+      <w:r>
+        <w:rPr>
+          <w:rFonts w:ascii="Times New Roman" w:hAnsi="Times New Roman" w:eastAsia="Times New Roman" w:cs="Times New Roman"/>
+        </w:rPr>
+        <w:t xml:space="preserve"> 1250 </w:t>
+      </w:r>
+      <w:r>
+        <w:rPr>
+          <w:rFonts w:hint="eastAsia" w:ascii="Times New Roman" w:hAnsi="Times New Roman" w:eastAsia="Times New Roman" w:cs="Times New Roman"/>
+        </w:rPr>
+        <w:t>cm</w:t>
+      </w:r>
+      <w:r>
+        <w:rPr>
+          <w:rFonts w:hint="eastAsia" w:ascii="Times New Roman" w:hAnsi="Times New Roman" w:eastAsia="Times New Roman" w:cs="Times New Roman"/>
+          <w:vertAlign w:val="superscript"/>
+        </w:rPr>
+        <w:t>-1</w:t>
+      </w:r>
+      <w:r>
+        <w:rPr>
+          <w:rFonts w:hint="eastAsia" w:ascii="Times New Roman" w:hAnsi="Times New Roman" w:eastAsia="Times New Roman" w:cs="Times New Roman"/>
+        </w:rPr>
+        <w:t>（</w:t>
+      </w:r>
+      <w:r>
+        <w:rPr>
+          <w:rFonts w:hint="eastAsia" w:ascii="Times New Roman" w:hAnsi="Times New Roman" w:eastAsia="FangSong" w:cs="Times New Roman"/>
+        </w:rPr>
+        <w:t>强</w:t>
+      </w:r>
+      <w:r>
+        <w:rPr>
+          <w:rFonts w:hint="eastAsia" w:ascii="Times New Roman" w:hAnsi="Times New Roman" w:eastAsia="Times New Roman" w:cs="Times New Roman"/>
+        </w:rPr>
+        <w:t>），</w:t>
+      </w:r>
+      <w:r>
+        <w:rPr>
+          <w:rFonts w:hint="eastAsia" w:ascii="Times New Roman" w:hAnsi="Times New Roman" w:eastAsia="Times New Roman" w:cs="Times New Roman"/>
+          <w:vertAlign w:val="superscript"/>
+        </w:rPr>
+        <w:t>1</w:t>
+      </w:r>
+      <w:r>
+        <w:rPr>
+          <w:rFonts w:hint="eastAsia" w:ascii="Times New Roman" w:hAnsi="Times New Roman" w:eastAsia="Times New Roman" w:cs="Times New Roman"/>
+        </w:rPr>
+        <w:t>H</w:t>
+      </w:r>
+      <w:r>
+        <w:rPr>
+          <w:rFonts w:ascii="Times New Roman" w:hAnsi="Times New Roman" w:eastAsia="Times New Roman" w:cs="Times New Roman"/>
+        </w:rPr>
+        <w:t xml:space="preserve"> NMR </w:t>
+      </w:r>
+      <w:r>
+        <w:rPr>
+          <w:rFonts w:hint="eastAsia" w:ascii="Times New Roman" w:hAnsi="Times New Roman" w:eastAsia="FangSong" w:cs="Times New Roman"/>
+        </w:rPr>
+        <w:t>显示</w:t>
+      </w:r>
+      <w:r>
+        <w:rPr>
+          <w:rFonts w:hint="eastAsia" w:ascii="Times New Roman" w:hAnsi="Times New Roman" w:eastAsia="Times New Roman" w:cs="Times New Roman"/>
+        </w:rPr>
+        <w:t>：</w:t>
+      </w:r>
+      <w:r>
+        <w:rPr>
+          <w:rFonts w:ascii="Times New Roman" w:hAnsi="Times New Roman" w:eastAsia="Times New Roman" w:cs="Times New Roman"/>
+        </w:rPr>
+        <w:t xml:space="preserve"> </w:t>
+      </w:r>
+      <w:r>
+        <w:rPr>
+          <w:rFonts w:ascii="Times New Roman" w:hAnsi="Times New Roman" w:eastAsia="Times New Roman" w:cs="Times New Roman"/>
+        </w:rPr>
+        <w:t xml:space="preserve">- δ 3.8 (s, 3H)</w:t>
+      </w:r>
+      <w:r>
+        <w:rPr>
+          <w:rFonts w:ascii="Times New Roman" w:hAnsi="Times New Roman" w:eastAsia="Times New Roman" w:cs="Times New Roman"/>
+        </w:rPr>
+        <w:t xml:space="preserve"> </w:t>
+      </w:r>
+      <w:r>
+        <w:rPr>
+          <w:rFonts w:ascii="Times New Roman" w:hAnsi="Times New Roman" w:eastAsia="Times New Roman" w:cs="Times New Roman"/>
+        </w:rPr>
+        <w:t xml:space="preserve">- δ 3.9 (s, 3H)</w:t>
+      </w:r>
+      <w:r>
+        <w:rPr>
+          <w:rFonts w:ascii="Times New Roman" w:hAnsi="Times New Roman" w:eastAsia="Times New Roman" w:cs="Times New Roman"/>
+        </w:rPr>
+        <w:t xml:space="preserve"> </w:t>
+      </w:r>
+      <w:r>
+        <w:rPr>
+          <w:rFonts w:ascii="Times New Roman" w:hAnsi="Times New Roman" w:eastAsia="Times New Roman" w:cs="Times New Roman"/>
+        </w:rPr>
+        <w:t xml:space="preserve">- δ 6.9 (d, 2H, J = 8 Hz)</w:t>
+      </w:r>
+      <w:r>
+        <w:rPr>
+          <w:rFonts w:ascii="Times New Roman" w:hAnsi="Times New Roman" w:eastAsia="Times New Roman" w:cs="Times New Roman"/>
+        </w:rPr>
+        <w:t xml:space="preserve"> </w:t>
+      </w:r>
+      <w:r>
+        <w:rPr>
+          <w:rFonts w:ascii="Times New Roman" w:hAnsi="Times New Roman" w:eastAsia="Times New Roman" w:cs="Times New Roman"/>
+        </w:rPr>
+        <w:t xml:space="preserve">- δ 7.9 (d, 2H, J = 8 Hz)</w:t>
+      </w:r>
+    </w:p>
+    <w:p>
+      <w:pPr>
+        <w:pStyle w:val="SourceCode"/>
+      </w:pPr>
+      <w:r>
+        <w:rPr>
+          <w:rStyle w:val="VerbatimChar"/>
+          <w:rFonts w:ascii="SimSun" w:hAnsi="SimSun" w:eastAsia="SimSun" w:cs="SimSun"/>
+        </w:rPr>
+        <w:t>(a) IR 1740 cm</w:t>
+      </w:r>
+      <w:r>
+        <w:rPr>
+          <w:rStyle w:val="VerbatimChar"/>
+          <w:rFonts w:ascii="SimSun" w:hAnsi="SimSun" w:eastAsia="SimSun" w:cs="SimSun"/>
+          <w:vertAlign w:val="superscript"/>
+        </w:rPr>
+        <w:t>-1</w:t>
+      </w:r>
+      <w:r>
+        <w:rPr>
+          <w:rStyle w:val="VerbatimChar"/>
+          <w:rFonts w:ascii="SimSun" w:hAnsi="SimSun" w:eastAsia="SimSun" w:cs="SimSun"/>
+        </w:rPr>
+        <w:t xml:space="preserve"> </w:t>
+      </w:r>
+      <w:r>
+        <w:rPr>
+          <w:rStyle w:val="VerbatimChar"/>
+          <w:rFonts w:hint="eastAsia" w:ascii="SimSun" w:hAnsi="SimSun" w:eastAsia="SimSun" w:cs="SimSun"/>
+        </w:rPr>
+        <w:t xml:space="preserve">和</w:t>
+      </w:r>
+      <w:r>
+        <w:rPr>
+          <w:rStyle w:val="VerbatimChar"/>
+          <w:rFonts w:ascii="SimSun" w:hAnsi="SimSun" w:eastAsia="SimSun" w:cs="SimSun"/>
+        </w:rPr>
+        <w:t xml:space="preserve"> 1250 cm</w:t>
+      </w:r>
+      <w:r>
+        <w:rPr>
+          <w:rStyle w:val="VerbatimChar"/>
+          <w:rFonts w:ascii="SimSun" w:hAnsi="SimSun" w:eastAsia="SimSun" w:cs="SimSun"/>
+          <w:vertAlign w:val="superscript"/>
+        </w:rPr>
+        <w:t>-1</w:t>
+      </w:r>
+      <w:r>
+        <w:rPr>
+          <w:rStyle w:val="VerbatimChar"/>
+          <w:rFonts w:ascii="SimSun" w:hAnsi="SimSun" w:eastAsia="SimSun" w:cs="SimSun"/>
+        </w:rPr>
+        <w:t xml:space="preserve"> </w:t>
+      </w:r>
+      <w:r>
+        <w:rPr>
+          <w:rStyle w:val="VerbatimChar"/>
+          <w:rFonts w:hint="eastAsia" w:ascii="SimSun" w:hAnsi="SimSun" w:eastAsia="SimSun" w:cs="SimSun"/>
+        </w:rPr>
+        <w:t>分别指向什么官能团</w:t>
+      </w:r>
+      <w:r>
+        <w:rPr>
+          <w:rStyle w:val="VerbatimChar"/>
+          <w:rFonts w:hint="eastAsia" w:ascii="SimSun" w:hAnsi="SimSun" w:eastAsia="SimSun" w:cs="SimSun"/>
+        </w:rPr>
+        <w:t>？</w:t>
+      </w:r>
+      <w:r>
+        <w:rPr>
+          <w:rFonts w:ascii="SimSun" w:hAnsi="SimSun" w:eastAsia="SimSun" w:cs="SimSun"/>
+        </w:rPr>
+        <w:br/>
+      </w:r>
+      <w:r>
+        <w:rPr>
+          <w:rStyle w:val="VerbatimChar"/>
+          <w:rFonts w:ascii="SimSun" w:hAnsi="SimSun" w:eastAsia="SimSun" w:cs="SimSun"/>
+        </w:rPr>
+        <w:t xml:space="preserve">(b) </w:t>
+      </w:r>
+      <w:r>
+        <w:rPr>
+          <w:rStyle w:val="VerbatimChar"/>
+          <w:rFonts w:ascii="SimSun" w:hAnsi="SimSun" w:eastAsia="SimSun" w:cs="SimSun"/>
+          <w:vertAlign w:val="superscript"/>
+        </w:rPr>
+        <w:t>1</w:t>
+      </w:r>
+      <w:r>
+        <w:rPr>
+          <w:rStyle w:val="VerbatimChar"/>
+          <w:rFonts w:ascii="SimSun" w:hAnsi="SimSun" w:eastAsia="SimSun" w:cs="SimSun"/>
+        </w:rPr>
+        <w:t xml:space="preserve">H NMR </w:t>
+      </w:r>
+      <w:r>
+        <w:rPr>
+          <w:rStyle w:val="VerbatimChar"/>
+          <w:rFonts w:hint="eastAsia" w:ascii="SimSun" w:hAnsi="SimSun" w:eastAsia="SimSun" w:cs="SimSun"/>
+        </w:rPr>
+        <w:t xml:space="preserve">中</w:t>
+      </w:r>
+      <w:r>
+        <w:rPr>
+          <w:rStyle w:val="VerbatimChar"/>
+          <w:rFonts w:ascii="SimSun" w:hAnsi="SimSun" w:eastAsia="SimSun" w:cs="SimSun"/>
+        </w:rPr>
+        <w:t xml:space="preserve"> δ 7.0 </w:t>
+      </w:r>
+      <w:r>
+        <w:rPr>
+          <w:rStyle w:val="VerbatimChar"/>
+          <w:rFonts w:hint="eastAsia" w:ascii="SimSun" w:hAnsi="SimSun" w:eastAsia="SimSun" w:cs="SimSun"/>
+        </w:rPr>
+        <w:t xml:space="preserve">和</w:t>
+      </w:r>
+      <w:r>
+        <w:rPr>
+          <w:rStyle w:val="VerbatimChar"/>
+          <w:rFonts w:ascii="SimSun" w:hAnsi="SimSun" w:eastAsia="SimSun" w:cs="SimSun"/>
+        </w:rPr>
+        <w:t xml:space="preserve"> 7.9 </w:t>
+      </w:r>
+      <w:r>
+        <w:rPr>
+          <w:rStyle w:val="VerbatimChar"/>
+          <w:rFonts w:hint="eastAsia" w:ascii="SimSun" w:hAnsi="SimSun" w:eastAsia="SimSun" w:cs="SimSun"/>
+        </w:rPr>
+        <w:t>的两组双峰</w:t>
+      </w:r>
+      <w:r>
+        <w:rPr>
+          <w:rStyle w:val="VerbatimChar"/>
+          <w:rFonts w:hint="eastAsia" w:ascii="SimSun" w:hAnsi="SimSun" w:eastAsia="SimSun" w:cs="SimSun"/>
+        </w:rPr>
+        <w:t>（</w:t>
+      </w:r>
+      <w:r>
+        <w:rPr>
+          <w:rStyle w:val="VerbatimChar"/>
+          <w:rFonts w:hint="eastAsia" w:ascii="SimSun" w:hAnsi="SimSun" w:eastAsia="SimSun" w:cs="SimSun"/>
+        </w:rPr>
+        <w:t>各</w:t>
+      </w:r>
+      <w:r>
+        <w:rPr>
+          <w:rStyle w:val="VerbatimChar"/>
+          <w:rFonts w:ascii="SimSun" w:hAnsi="SimSun" w:eastAsia="SimSun" w:cs="SimSun"/>
+        </w:rPr>
+        <w:t xml:space="preserve"> </w:t>
+      </w:r>
+      <w:r>
+        <w:rPr>
+          <w:rStyle w:val="VerbatimChar"/>
+          <w:rFonts w:hint="eastAsia" w:ascii="SimSun" w:hAnsi="SimSun" w:eastAsia="SimSun" w:cs="SimSun"/>
+        </w:rPr>
+        <w:t>2H）</w:t>
+      </w:r>
+      <w:r>
+        <w:rPr>
+          <w:rStyle w:val="VerbatimChar"/>
+          <w:rFonts w:hint="eastAsia" w:ascii="SimSun" w:hAnsi="SimSun" w:eastAsia="SimSun" w:cs="SimSun"/>
+        </w:rPr>
+        <w:t>说明什么</w:t>
+      </w:r>
+      <w:r>
+        <w:rPr>
+          <w:rStyle w:val="VerbatimChar"/>
+          <w:rFonts w:hint="eastAsia" w:ascii="SimSun" w:hAnsi="SimSun" w:eastAsia="SimSun" w:cs="SimSun"/>
+        </w:rPr>
+        <w:t>？</w:t>
+      </w:r>
+      <w:r>
+        <w:rPr>
+          <w:rFonts w:ascii="SimSun" w:hAnsi="SimSun" w:eastAsia="SimSun" w:cs="SimSun"/>
+        </w:rPr>
+        <w:br/>
+      </w:r>
+      <w:r>
+        <w:rPr>
+          <w:rStyle w:val="VerbatimChar"/>
+          <w:rFonts w:ascii="SimSun" w:hAnsi="SimSun" w:eastAsia="SimSun" w:cs="SimSun"/>
+        </w:rPr>
+        <w:t xml:space="preserve">(c) </w:t>
+      </w:r>
+      <w:r>
+        <w:rPr>
+          <w:rStyle w:val="VerbatimChar"/>
+          <w:rFonts w:hint="eastAsia" w:ascii="SimSun" w:hAnsi="SimSun" w:eastAsia="SimSun" w:cs="SimSun"/>
+        </w:rPr>
+        <w:t xml:space="preserve">推断</w:t>
+      </w:r>
+      <w:r>
+        <w:rPr>
+          <w:rStyle w:val="VerbatimChar"/>
+          <w:rFonts w:ascii="SimSun" w:hAnsi="SimSun" w:eastAsia="SimSun" w:cs="SimSun"/>
+        </w:rPr>
+        <w:t xml:space="preserve"> X </w:t>
+      </w:r>
+      <w:r>
+        <w:rPr>
+          <w:rStyle w:val="VerbatimChar"/>
+          <w:rFonts w:hint="eastAsia" w:ascii="SimSun" w:hAnsi="SimSun" w:eastAsia="SimSun" w:cs="SimSun"/>
+        </w:rPr>
+        <w:t>的结构</w:t>
+      </w:r>
+      <w:r>
+        <w:rPr>
+          <w:rStyle w:val="VerbatimChar"/>
+          <w:rFonts w:hint="eastAsia" w:ascii="SimSun" w:hAnsi="SimSun" w:eastAsia="SimSun" w:cs="SimSun"/>
+        </w:rPr>
+        <w:t>。</w:t>
       </w:r>
     </w:p>
     <w:p>
@@ -21609,44 +22198,47 @@
           <w:rFonts w:ascii="Times New Roman" w:hAnsi="Times New Roman" w:eastAsia="Times New Roman" w:cs="Times New Roman"/>
           <w:b/>
           <w:bCs/>
-        </w:rPr>
-        <w:t xml:space="preserve">IR </w:t>
-      </w:r>
-      <w:r>
-        <w:rPr>
-          <w:rFonts w:hint="eastAsia" w:ascii="Times New Roman" w:hAnsi="Times New Roman" w:eastAsia="FangSong" w:cs="Times New Roman"/>
+          <w:vertAlign w:val="superscript"/>
+        </w:rPr>
+        <w:t>13</w:t>
+      </w:r>
+      <w:r>
+        <w:rPr>
+          <w:rFonts w:ascii="Times New Roman" w:hAnsi="Times New Roman" w:eastAsia="Times New Roman" w:cs="Times New Roman"/>
           <w:b/>
           <w:bCs/>
         </w:rPr>
-        <w:t xml:space="preserve">与</w:t>
-      </w:r>
-      <w:r>
-        <w:rPr>
-          <w:rFonts w:ascii="Times New Roman" w:hAnsi="Times New Roman" w:eastAsia="Times New Roman" w:cs="Times New Roman"/>
+        <w:t xml:space="preserve">C NMR </w:t>
+      </w:r>
+      <w:r>
+        <w:rPr>
+          <w:rFonts w:hint="eastAsia" w:ascii="Times New Roman" w:hAnsi="Times New Roman" w:eastAsia="FangSong" w:cs="Times New Roman"/>
           <w:b/>
           <w:bCs/>
         </w:rPr>
-        <w:t xml:space="preserve"> NMR </w:t>
-      </w:r>
-      <w:r>
-        <w:rPr>
-          <w:rFonts w:hint="eastAsia" w:ascii="Times New Roman" w:hAnsi="Times New Roman" w:eastAsia="FangSong" w:cs="Times New Roman"/>
-          <w:b/>
-          <w:bCs/>
-        </w:rPr>
-        <w:t xml:space="preserve">联合</w:t>
+        <w:t xml:space="preserve">与对称性</w:t>
       </w:r>
     </w:p>
     <w:p>
       <w:pPr>
-        <w:pStyle w:val="Compact"/>
-        <w:numPr>
-          <w:ilvl w:val="0"/>
-          <w:numId w:val="1021"/>
-        </w:numPr>
+        <w:pStyle w:val="BodyText"/>
       </w:pPr>
       <w:r>
         <w:rPr>
+          <w:rFonts w:ascii="Times New Roman" w:hAnsi="Times New Roman" w:eastAsia="Times New Roman" w:cs="Times New Roman"/>
+          <w:b/>
+          <w:bCs/>
+        </w:rPr>
+        <w:t xml:space="preserve">11.</w:t>
+      </w:r>
+      <w:r>
+        <w:rPr>
+          <w:rFonts w:ascii="Times New Roman" w:hAnsi="Times New Roman" w:eastAsia="Times New Roman" w:cs="Times New Roman"/>
+        </w:rPr>
+        <w:t xml:space="preserve"> </w:t>
+      </w:r>
+      <w:r>
+        <w:rPr>
           <w:rFonts w:hint="eastAsia" w:ascii="Times New Roman" w:hAnsi="Times New Roman" w:eastAsia="FangSong" w:cs="Times New Roman"/>
         </w:rPr>
         <w:t xml:space="preserve">化合物</w:t>
@@ -21661,14 +22253,14 @@
         <w:rPr>
           <w:rFonts w:hint="eastAsia" w:ascii="Times New Roman" w:hAnsi="Times New Roman" w:eastAsia="Times New Roman" w:cs="Times New Roman"/>
         </w:rPr>
-        <w:t>X（C</w:t>
+        <w:t>Y（C</w:t>
       </w:r>
       <w:r>
         <w:rPr>
           <w:rFonts w:hint="eastAsia" w:ascii="Times New Roman" w:hAnsi="Times New Roman" w:eastAsia="Times New Roman" w:cs="Times New Roman"/>
           <w:vertAlign w:val="subscript"/>
         </w:rPr>
-        <w:t>9</w:t>
+        <w:t>8</w:t>
       </w:r>
       <w:r>
         <w:rPr>
@@ -21687,732 +22279,280 @@
         <w:rPr>
           <w:rFonts w:hint="eastAsia" w:ascii="Times New Roman" w:hAnsi="Times New Roman" w:eastAsia="Times New Roman" w:cs="Times New Roman"/>
         </w:rPr>
-        <w:t>O</w:t>
-      </w:r>
-      <w:r>
-        <w:rPr>
-          <w:rFonts w:hint="eastAsia" w:ascii="Times New Roman" w:hAnsi="Times New Roman" w:eastAsia="Times New Roman" w:cs="Times New Roman"/>
+        <w:t>）</w:t>
+      </w:r>
+      <w:r>
+        <w:rPr>
+          <w:rFonts w:hint="eastAsia" w:ascii="Times New Roman" w:hAnsi="Times New Roman" w:eastAsia="FangSong" w:cs="Times New Roman"/>
+        </w:rPr>
+        <w:t>的</w:t>
+      </w:r>
+      <w:r>
+        <w:rPr>
+          <w:rFonts w:ascii="Times New Roman" w:hAnsi="Times New Roman" w:eastAsia="Times New Roman" w:cs="Times New Roman"/>
+        </w:rPr>
+        <w:t xml:space="preserve"> </w:t>
+      </w:r>
+      <w:r>
+        <w:rPr>
+          <w:rFonts w:ascii="Times New Roman" w:hAnsi="Times New Roman" w:eastAsia="Times New Roman" w:cs="Times New Roman"/>
+          <w:vertAlign w:val="superscript"/>
+        </w:rPr>
+        <w:t>13</w:t>
+      </w:r>
+      <w:r>
+        <w:rPr>
+          <w:rFonts w:ascii="Times New Roman" w:hAnsi="Times New Roman" w:eastAsia="Times New Roman" w:cs="Times New Roman"/>
+        </w:rPr>
+        <w:t xml:space="preserve">C NMR </w:t>
+      </w:r>
+      <w:r>
+        <w:rPr>
+          <w:rFonts w:hint="eastAsia" w:ascii="Times New Roman" w:hAnsi="Times New Roman" w:eastAsia="FangSong" w:cs="Times New Roman"/>
+        </w:rPr>
+        <w:t xml:space="preserve">显示</w:t>
+      </w:r>
+      <w:r>
+        <w:rPr>
+          <w:rFonts w:ascii="Times New Roman" w:hAnsi="Times New Roman" w:eastAsia="Times New Roman" w:cs="Times New Roman"/>
+        </w:rPr>
+        <w:t xml:space="preserve"> 4 </w:t>
+      </w:r>
+      <w:r>
+        <w:rPr>
+          <w:rFonts w:hint="eastAsia" w:ascii="Times New Roman" w:hAnsi="Times New Roman" w:eastAsia="FangSong" w:cs="Times New Roman"/>
+        </w:rPr>
+        <w:t>个碳峰</w:t>
+      </w:r>
+      <w:r>
+        <w:rPr>
+          <w:rFonts w:hint="eastAsia" w:ascii="Times New Roman" w:hAnsi="Times New Roman" w:eastAsia="Times New Roman" w:cs="Times New Roman"/>
+        </w:rPr>
+        <w:t>，</w:t>
+      </w:r>
+      <w:r>
+        <w:rPr>
+          <w:rFonts w:hint="eastAsia" w:ascii="Times New Roman" w:hAnsi="Times New Roman" w:eastAsia="FangSong" w:cs="Times New Roman"/>
+        </w:rPr>
+        <w:t>化学位移分别为</w:t>
+      </w:r>
+      <w:r>
+        <w:rPr>
+          <w:rFonts w:ascii="Times New Roman" w:hAnsi="Times New Roman" w:eastAsia="Times New Roman" w:cs="Times New Roman"/>
+        </w:rPr>
+        <w:t xml:space="preserve"> δ 15.5, 29.0, 125.8, 148.2。</w:t>
+      </w:r>
+      <w:r>
+        <w:rPr>
+          <w:rFonts w:ascii="Times New Roman" w:hAnsi="Times New Roman" w:eastAsia="Times New Roman" w:cs="Times New Roman"/>
+        </w:rPr>
+        <w:t xml:space="preserve"> </w:t>
+      </w:r>
+      <w:r>
+        <w:rPr>
+          <w:rFonts w:ascii="Times New Roman" w:hAnsi="Times New Roman" w:eastAsia="Times New Roman" w:cs="Times New Roman"/>
+        </w:rPr>
+        <w:t xml:space="preserve">(a) </w:t>
+      </w:r>
+      <w:r>
+        <w:rPr>
+          <w:rFonts w:hint="eastAsia" w:ascii="Times New Roman" w:hAnsi="Times New Roman" w:eastAsia="FangSong" w:cs="Times New Roman"/>
+        </w:rPr>
+        <w:t xml:space="preserve">分子式</w:t>
+      </w:r>
+      <w:r>
+        <w:rPr>
+          <w:rFonts w:ascii="Times New Roman" w:hAnsi="Times New Roman" w:eastAsia="Times New Roman" w:cs="Times New Roman"/>
+        </w:rPr>
+        <w:t xml:space="preserve"> C</w:t>
+      </w:r>
+      <w:r>
+        <w:rPr>
+          <w:rFonts w:ascii="Times New Roman" w:hAnsi="Times New Roman" w:eastAsia="Times New Roman" w:cs="Times New Roman"/>
           <w:vertAlign w:val="subscript"/>
         </w:rPr>
-        <w:t>3</w:t>
-      </w:r>
-      <w:r>
-        <w:rPr>
-          <w:rFonts w:hint="eastAsia" w:ascii="Times New Roman" w:hAnsi="Times New Roman" w:eastAsia="Times New Roman" w:cs="Times New Roman"/>
-        </w:rPr>
-        <w:t>）</w:t>
-      </w:r>
-      <w:r>
-        <w:rPr>
-          <w:rFonts w:hint="eastAsia" w:ascii="Times New Roman" w:hAnsi="Times New Roman" w:eastAsia="FangSong" w:cs="Times New Roman"/>
-        </w:rPr>
-        <w:t>的</w:t>
-      </w:r>
-      <w:r>
-        <w:rPr>
-          <w:rFonts w:ascii="Times New Roman" w:hAnsi="Times New Roman" w:eastAsia="Times New Roman" w:cs="Times New Roman"/>
-        </w:rPr>
-        <w:t xml:space="preserve"> IR </w:t>
-      </w:r>
-      <w:r>
-        <w:rPr>
-          <w:rFonts w:hint="eastAsia" w:ascii="Times New Roman" w:hAnsi="Times New Roman" w:eastAsia="FangSong" w:cs="Times New Roman"/>
-        </w:rPr>
-        <w:t xml:space="preserve">显示</w:t>
-      </w:r>
-      <w:r>
-        <w:rPr>
-          <w:rFonts w:ascii="Times New Roman" w:hAnsi="Times New Roman" w:eastAsia="Times New Roman" w:cs="Times New Roman"/>
-        </w:rPr>
-        <w:t xml:space="preserve"> 1720 </w:t>
-      </w:r>
-      <w:r>
-        <w:rPr>
-          <w:rFonts w:hint="eastAsia" w:ascii="Times New Roman" w:hAnsi="Times New Roman" w:eastAsia="Times New Roman" w:cs="Times New Roman"/>
-        </w:rPr>
-        <w:t>cm</w:t>
-      </w:r>
-      <w:r>
-        <w:rPr>
-          <w:rFonts w:hint="eastAsia" w:ascii="Times New Roman" w:hAnsi="Times New Roman" w:eastAsia="Times New Roman" w:cs="Times New Roman"/>
+        <w:t>8</w:t>
+      </w:r>
+      <w:r>
+        <w:rPr>
+          <w:rFonts w:ascii="Times New Roman" w:hAnsi="Times New Roman" w:eastAsia="Times New Roman" w:cs="Times New Roman"/>
+        </w:rPr>
+        <w:t>H</w:t>
+      </w:r>
+      <w:r>
+        <w:rPr>
+          <w:rFonts w:ascii="Times New Roman" w:hAnsi="Times New Roman" w:eastAsia="Times New Roman" w:cs="Times New Roman"/>
+          <w:vertAlign w:val="subscript"/>
+        </w:rPr>
+        <w:t>10</w:t>
+      </w:r>
+      <w:r>
+        <w:rPr>
+          <w:rFonts w:ascii="Times New Roman" w:hAnsi="Times New Roman" w:eastAsia="Times New Roman" w:cs="Times New Roman"/>
+        </w:rPr>
+        <w:t xml:space="preserve"> </w:t>
+      </w:r>
+      <w:r>
+        <w:rPr>
+          <w:rFonts w:hint="eastAsia" w:ascii="Times New Roman" w:hAnsi="Times New Roman" w:eastAsia="FangSong" w:cs="Times New Roman"/>
+        </w:rPr>
+        <w:t>的不饱和度是多少</w:t>
+      </w:r>
+      <w:r>
+        <w:rPr>
+          <w:rFonts w:hint="eastAsia" w:ascii="Times New Roman" w:hAnsi="Times New Roman" w:eastAsia="Times New Roman" w:cs="Times New Roman"/>
+        </w:rPr>
+        <w:t>？</w:t>
+      </w:r>
+      <w:r>
+        <w:rPr>
+          <w:rFonts w:ascii="Times New Roman" w:hAnsi="Times New Roman" w:eastAsia="Times New Roman" w:cs="Times New Roman"/>
+        </w:rPr>
+        <w:t xml:space="preserve"> </w:t>
+      </w:r>
+      <w:r>
+        <w:rPr>
+          <w:rFonts w:ascii="Times New Roman" w:hAnsi="Times New Roman" w:eastAsia="Times New Roman" w:cs="Times New Roman"/>
+        </w:rPr>
+        <w:t xml:space="preserve">(b) </w:t>
+      </w:r>
+      <w:r>
+        <w:rPr>
+          <w:rFonts w:ascii="Times New Roman" w:hAnsi="Times New Roman" w:eastAsia="Times New Roman" w:cs="Times New Roman"/>
           <w:vertAlign w:val="superscript"/>
         </w:rPr>
-        <w:t>-1</w:t>
-      </w:r>
-      <w:r>
-        <w:rPr>
-          <w:rFonts w:hint="eastAsia" w:ascii="Times New Roman" w:hAnsi="Times New Roman" w:eastAsia="Times New Roman" w:cs="Times New Roman"/>
-        </w:rPr>
-        <w:t>（</w:t>
-      </w:r>
-      <w:r>
-        <w:rPr>
-          <w:rFonts w:hint="eastAsia" w:ascii="Times New Roman" w:hAnsi="Times New Roman" w:eastAsia="FangSong" w:cs="Times New Roman"/>
-        </w:rPr>
-        <w:t>强</w:t>
-      </w:r>
-      <w:r>
-        <w:rPr>
-          <w:rFonts w:hint="eastAsia" w:ascii="Times New Roman" w:hAnsi="Times New Roman" w:eastAsia="Times New Roman" w:cs="Times New Roman"/>
-        </w:rPr>
-        <w:t>）</w:t>
-      </w:r>
-      <w:r>
-        <w:rPr>
-          <w:rFonts w:hint="eastAsia" w:ascii="Times New Roman" w:hAnsi="Times New Roman" w:eastAsia="FangSong" w:cs="Times New Roman"/>
-        </w:rPr>
-        <w:t>和</w:t>
-      </w:r>
-      <w:r>
-        <w:rPr>
-          <w:rFonts w:ascii="Times New Roman" w:hAnsi="Times New Roman" w:eastAsia="Times New Roman" w:cs="Times New Roman"/>
-        </w:rPr>
-        <w:t xml:space="preserve"> 1250 </w:t>
-      </w:r>
-      <w:r>
-        <w:rPr>
-          <w:rFonts w:hint="eastAsia" w:ascii="Times New Roman" w:hAnsi="Times New Roman" w:eastAsia="Times New Roman" w:cs="Times New Roman"/>
-        </w:rPr>
-        <w:t>cm</w:t>
-      </w:r>
-      <w:r>
-        <w:rPr>
-          <w:rFonts w:hint="eastAsia" w:ascii="Times New Roman" w:hAnsi="Times New Roman" w:eastAsia="Times New Roman" w:cs="Times New Roman"/>
-          <w:vertAlign w:val="superscript"/>
-        </w:rPr>
-        <w:t>-1</w:t>
-      </w:r>
-      <w:r>
-        <w:rPr>
-          <w:rFonts w:hint="eastAsia" w:ascii="Times New Roman" w:hAnsi="Times New Roman" w:eastAsia="Times New Roman" w:cs="Times New Roman"/>
-        </w:rPr>
-        <w:t>（</w:t>
-      </w:r>
-      <w:r>
-        <w:rPr>
-          <w:rFonts w:hint="eastAsia" w:ascii="Times New Roman" w:hAnsi="Times New Roman" w:eastAsia="FangSong" w:cs="Times New Roman"/>
-        </w:rPr>
-        <w:t>强</w:t>
-      </w:r>
-      <w:r>
-        <w:rPr>
-          <w:rFonts w:hint="eastAsia" w:ascii="Times New Roman" w:hAnsi="Times New Roman" w:eastAsia="Times New Roman" w:cs="Times New Roman"/>
-        </w:rPr>
-        <w:t>），</w:t>
-      </w:r>
-      <w:r>
-        <w:rPr>
-          <w:rFonts w:hint="eastAsia" w:ascii="Times New Roman" w:hAnsi="Times New Roman" w:eastAsia="Times New Roman" w:cs="Times New Roman"/>
-          <w:vertAlign w:val="superscript"/>
-        </w:rPr>
-        <w:t>1</w:t>
-      </w:r>
-      <w:r>
-        <w:rPr>
-          <w:rFonts w:hint="eastAsia" w:ascii="Times New Roman" w:hAnsi="Times New Roman" w:eastAsia="Times New Roman" w:cs="Times New Roman"/>
-        </w:rPr>
-        <w:t>H</w:t>
-      </w:r>
-      <w:r>
-        <w:rPr>
-          <w:rFonts w:ascii="Times New Roman" w:hAnsi="Times New Roman" w:eastAsia="Times New Roman" w:cs="Times New Roman"/>
-        </w:rPr>
-        <w:t xml:space="preserve"> NMR </w:t>
-      </w:r>
-      <w:r>
-        <w:rPr>
-          <w:rFonts w:hint="eastAsia" w:ascii="Times New Roman" w:hAnsi="Times New Roman" w:eastAsia="FangSong" w:cs="Times New Roman"/>
-        </w:rPr>
-        <w:t>显示</w:t>
-      </w:r>
-      <w:r>
-        <w:rPr>
-          <w:rFonts w:hint="eastAsia" w:ascii="Times New Roman" w:hAnsi="Times New Roman" w:eastAsia="Times New Roman" w:cs="Times New Roman"/>
-        </w:rPr>
-        <w:t>：</w:t>
+        <w:t>13</w:t>
+      </w:r>
+      <w:r>
+        <w:rPr>
+          <w:rFonts w:ascii="Times New Roman" w:hAnsi="Times New Roman" w:eastAsia="Times New Roman" w:cs="Times New Roman"/>
+        </w:rPr>
+        <w:t xml:space="preserve">C NMR </w:t>
+      </w:r>
+      <w:r>
+        <w:rPr>
+          <w:rFonts w:hint="eastAsia" w:ascii="Times New Roman" w:hAnsi="Times New Roman" w:eastAsia="FangSong" w:cs="Times New Roman"/>
+        </w:rPr>
+        <w:t xml:space="preserve">只有</w:t>
+      </w:r>
+      <w:r>
+        <w:rPr>
+          <w:rFonts w:ascii="Times New Roman" w:hAnsi="Times New Roman" w:eastAsia="Times New Roman" w:cs="Times New Roman"/>
+        </w:rPr>
+        <w:t xml:space="preserve"> 4 </w:t>
+      </w:r>
+      <w:r>
+        <w:rPr>
+          <w:rFonts w:hint="eastAsia" w:ascii="Times New Roman" w:hAnsi="Times New Roman" w:eastAsia="FangSong" w:cs="Times New Roman"/>
+        </w:rPr>
+        <w:t xml:space="preserve">个峰但分子含</w:t>
+      </w:r>
+      <w:r>
+        <w:rPr>
+          <w:rFonts w:ascii="Times New Roman" w:hAnsi="Times New Roman" w:eastAsia="Times New Roman" w:cs="Times New Roman"/>
+        </w:rPr>
+        <w:t xml:space="preserve"> 8 </w:t>
+      </w:r>
+      <w:r>
+        <w:rPr>
+          <w:rFonts w:hint="eastAsia" w:ascii="Times New Roman" w:hAnsi="Times New Roman" w:eastAsia="FangSong" w:cs="Times New Roman"/>
+        </w:rPr>
+        <w:t>个碳</w:t>
+      </w:r>
+      <w:r>
+        <w:rPr>
+          <w:rFonts w:hint="eastAsia" w:ascii="Times New Roman" w:hAnsi="Times New Roman" w:eastAsia="Times New Roman" w:cs="Times New Roman"/>
+        </w:rPr>
+        <w:t>，</w:t>
+      </w:r>
+      <w:r>
+        <w:rPr>
+          <w:rFonts w:hint="eastAsia" w:ascii="Times New Roman" w:hAnsi="Times New Roman" w:eastAsia="FangSong" w:cs="Times New Roman"/>
+        </w:rPr>
+        <w:t>说明什么</w:t>
+      </w:r>
+      <w:r>
+        <w:rPr>
+          <w:rFonts w:hint="eastAsia" w:ascii="Times New Roman" w:hAnsi="Times New Roman" w:eastAsia="Times New Roman" w:cs="Times New Roman"/>
+        </w:rPr>
+        <w:t>？</w:t>
+      </w:r>
+      <w:r>
+        <w:rPr>
+          <w:rFonts w:ascii="Times New Roman" w:hAnsi="Times New Roman" w:eastAsia="Times New Roman" w:cs="Times New Roman"/>
+        </w:rPr>
+        <w:t xml:space="preserve"> </w:t>
+      </w:r>
+      <w:r>
+        <w:rPr>
+          <w:rFonts w:ascii="Times New Roman" w:hAnsi="Times New Roman" w:eastAsia="Times New Roman" w:cs="Times New Roman"/>
+        </w:rPr>
+        <w:t xml:space="preserve">(c) </w:t>
+      </w:r>
+      <w:r>
+        <w:rPr>
+          <w:rFonts w:hint="eastAsia" w:ascii="Times New Roman" w:hAnsi="Times New Roman" w:eastAsia="FangSong" w:cs="Times New Roman"/>
+        </w:rPr>
+        <w:t xml:space="preserve">结合化学位移推断</w:t>
+      </w:r>
+      <w:r>
+        <w:rPr>
+          <w:rFonts w:ascii="Times New Roman" w:hAnsi="Times New Roman" w:eastAsia="Times New Roman" w:cs="Times New Roman"/>
+        </w:rPr>
+        <w:t xml:space="preserve"> Y </w:t>
+      </w:r>
+      <w:r>
+        <w:rPr>
+          <w:rFonts w:hint="eastAsia" w:ascii="Times New Roman" w:hAnsi="Times New Roman" w:eastAsia="FangSong" w:cs="Times New Roman"/>
+        </w:rPr>
+        <w:t>的结构</w:t>
+      </w:r>
+      <w:r>
+        <w:rPr>
+          <w:rFonts w:hint="eastAsia" w:ascii="Times New Roman" w:hAnsi="Times New Roman" w:eastAsia="Times New Roman" w:cs="Times New Roman"/>
+        </w:rPr>
+        <w:t>。</w:t>
       </w:r>
     </w:p>
     <w:p>
       <w:pPr>
-        <w:pStyle w:val="Compact"/>
-        <w:numPr>
-          <w:ilvl w:val="1"/>
-          <w:numId w:val="1022"/>
-        </w:numPr>
+        <w:pStyle w:val="BodyText"/>
       </w:pPr>
       <w:r>
         <w:rPr>
           <w:rFonts w:ascii="Times New Roman" w:hAnsi="Times New Roman" w:eastAsia="Times New Roman" w:cs="Times New Roman"/>
-        </w:rPr>
-        <w:t xml:space="preserve">δ 3.8 (s, 3H)</w:t>
+          <w:b/>
+          <w:bCs/>
+        </w:rPr>
+        <w:t xml:space="preserve">J </w:t>
+      </w:r>
+      <w:r>
+        <w:rPr>
+          <w:rFonts w:hint="eastAsia" w:ascii="Times New Roman" w:hAnsi="Times New Roman" w:eastAsia="FangSong" w:cs="Times New Roman"/>
+          <w:b/>
+          <w:bCs/>
+        </w:rPr>
+        <w:t xml:space="preserve">值与立体化学</w:t>
       </w:r>
     </w:p>
     <w:p>
       <w:pPr>
-        <w:pStyle w:val="Compact"/>
-        <w:numPr>
-          <w:ilvl w:val="1"/>
-          <w:numId w:val="1022"/>
-        </w:numPr>
-      </w:pPr>
-      <w:r>
-        <w:rPr>
-          <w:rFonts w:ascii="Times New Roman" w:hAnsi="Times New Roman" w:eastAsia="Times New Roman" w:cs="Times New Roman"/>
-        </w:rPr>
-        <w:t xml:space="preserve">δ 3.9 (s, 3H)</w:t>
-      </w:r>
-    </w:p>
-    <w:p>
-      <w:pPr>
-        <w:pStyle w:val="Compact"/>
-        <w:numPr>
-          <w:ilvl w:val="1"/>
-          <w:numId w:val="1022"/>
-        </w:numPr>
-      </w:pPr>
-      <w:r>
-        <w:rPr>
-          <w:rFonts w:ascii="Times New Roman" w:hAnsi="Times New Roman" w:eastAsia="Times New Roman" w:cs="Times New Roman"/>
-        </w:rPr>
-        <w:t xml:space="preserve">δ 6.9 (d, 2H, J = 8 Hz)</w:t>
-      </w:r>
-    </w:p>
-    <w:p>
-      <w:pPr>
-        <w:pStyle w:val="Compact"/>
-        <w:numPr>
-          <w:ilvl w:val="1"/>
-          <w:numId w:val="1022"/>
-        </w:numPr>
-      </w:pPr>
-      <w:r>
-        <w:rPr>
-          <w:rFonts w:ascii="Times New Roman" w:hAnsi="Times New Roman" w:eastAsia="Times New Roman" w:cs="Times New Roman"/>
-        </w:rPr>
-        <w:t xml:space="preserve">δ 7.9 (d, 2H, J = 8 Hz)</w:t>
-      </w:r>
-    </w:p>
-    <w:p>
-      <w:pPr>
-        <w:pStyle w:val="Compact"/>
-        <w:numPr>
-          <w:ilvl w:val="1"/>
-          <w:numId w:val="1023"/>
-        </w:numPr>
-      </w:pPr>
-      <w:r>
-        <w:rPr>
-          <w:rFonts w:ascii="Times New Roman" w:hAnsi="Times New Roman" w:eastAsia="Times New Roman" w:cs="Times New Roman"/>
-        </w:rPr>
-        <w:t>IR 1740 cm</w:t>
-      </w:r>
-      <w:r>
-        <w:rPr>
-          <w:rFonts w:ascii="Times New Roman" w:hAnsi="Times New Roman" w:eastAsia="Times New Roman" w:cs="Times New Roman"/>
-          <w:vertAlign w:val="superscript"/>
-        </w:rPr>
-        <w:t>-1</w:t>
-      </w:r>
-      <w:r>
-        <w:rPr>
-          <w:rFonts w:ascii="Times New Roman" w:hAnsi="Times New Roman" w:eastAsia="Times New Roman" w:cs="Times New Roman"/>
-        </w:rPr>
-        <w:t xml:space="preserve"> </w:t>
-      </w:r>
-      <w:r>
-        <w:rPr>
-          <w:rFonts w:hint="eastAsia" w:ascii="Times New Roman" w:hAnsi="Times New Roman" w:eastAsia="FangSong" w:cs="Times New Roman"/>
-        </w:rPr>
-        <w:t xml:space="preserve">和</w:t>
-      </w:r>
-      <w:r>
-        <w:rPr>
-          <w:rFonts w:ascii="Times New Roman" w:hAnsi="Times New Roman" w:eastAsia="Times New Roman" w:cs="Times New Roman"/>
-        </w:rPr>
-        <w:t xml:space="preserve"> 1250 cm</w:t>
-      </w:r>
-      <w:r>
-        <w:rPr>
-          <w:rFonts w:ascii="Times New Roman" w:hAnsi="Times New Roman" w:eastAsia="Times New Roman" w:cs="Times New Roman"/>
-          <w:vertAlign w:val="superscript"/>
-        </w:rPr>
-        <w:t>-1</w:t>
-      </w:r>
-      <w:r>
-        <w:rPr>
-          <w:rFonts w:ascii="Times New Roman" w:hAnsi="Times New Roman" w:eastAsia="Times New Roman" w:cs="Times New Roman"/>
-        </w:rPr>
-        <w:t xml:space="preserve"> </w:t>
-      </w:r>
-      <w:r>
-        <w:rPr>
-          <w:rFonts w:hint="eastAsia" w:ascii="Times New Roman" w:hAnsi="Times New Roman" w:eastAsia="FangSong" w:cs="Times New Roman"/>
-        </w:rPr>
-        <w:t>分别指向什么官能团</w:t>
-      </w:r>
-      <w:r>
-        <w:rPr>
-          <w:rFonts w:hint="eastAsia" w:ascii="Times New Roman" w:hAnsi="Times New Roman" w:eastAsia="Times New Roman" w:cs="Times New Roman"/>
-        </w:rPr>
-        <w:t>？</w:t>
-      </w:r>
-    </w:p>
-    <w:p>
-      <w:pPr>
-        <w:pStyle w:val="Compact"/>
-        <w:numPr>
-          <w:ilvl w:val="1"/>
-          <w:numId w:val="1023"/>
-        </w:numPr>
-      </w:pPr>
-      <w:r>
-        <w:rPr>
-          <w:rFonts w:ascii="Times New Roman" w:hAnsi="Times New Roman" w:eastAsia="Times New Roman" w:cs="Times New Roman"/>
-          <w:vertAlign w:val="superscript"/>
-        </w:rPr>
-        <w:t>1</w:t>
-      </w:r>
-      <w:r>
-        <w:rPr>
-          <w:rFonts w:ascii="Times New Roman" w:hAnsi="Times New Roman" w:eastAsia="Times New Roman" w:cs="Times New Roman"/>
-        </w:rPr>
-        <w:t xml:space="preserve">H NMR </w:t>
-      </w:r>
-      <w:r>
-        <w:rPr>
-          <w:rFonts w:hint="eastAsia" w:ascii="Times New Roman" w:hAnsi="Times New Roman" w:eastAsia="FangSong" w:cs="Times New Roman"/>
-        </w:rPr>
-        <w:t xml:space="preserve">中</w:t>
-      </w:r>
-      <w:r>
-        <w:rPr>
-          <w:rFonts w:ascii="Times New Roman" w:hAnsi="Times New Roman" w:eastAsia="Times New Roman" w:cs="Times New Roman"/>
-        </w:rPr>
-        <w:t xml:space="preserve"> δ 7.0 </w:t>
-      </w:r>
-      <w:r>
-        <w:rPr>
-          <w:rFonts w:hint="eastAsia" w:ascii="Times New Roman" w:hAnsi="Times New Roman" w:eastAsia="FangSong" w:cs="Times New Roman"/>
-        </w:rPr>
-        <w:t xml:space="preserve">和</w:t>
-      </w:r>
-      <w:r>
-        <w:rPr>
-          <w:rFonts w:ascii="Times New Roman" w:hAnsi="Times New Roman" w:eastAsia="Times New Roman" w:cs="Times New Roman"/>
-        </w:rPr>
-        <w:t xml:space="preserve"> 7.9 </w:t>
-      </w:r>
-      <w:r>
-        <w:rPr>
-          <w:rFonts w:hint="eastAsia" w:ascii="Times New Roman" w:hAnsi="Times New Roman" w:eastAsia="FangSong" w:cs="Times New Roman"/>
-        </w:rPr>
-        <w:t>的两组双峰</w:t>
-      </w:r>
-      <w:r>
-        <w:rPr>
-          <w:rFonts w:hint="eastAsia" w:ascii="Times New Roman" w:hAnsi="Times New Roman" w:eastAsia="Times New Roman" w:cs="Times New Roman"/>
-        </w:rPr>
-        <w:t>（</w:t>
-      </w:r>
-      <w:r>
-        <w:rPr>
-          <w:rFonts w:hint="eastAsia" w:ascii="Times New Roman" w:hAnsi="Times New Roman" w:eastAsia="FangSong" w:cs="Times New Roman"/>
-        </w:rPr>
-        <w:t>各</w:t>
-      </w:r>
-      <w:r>
-        <w:rPr>
-          <w:rFonts w:ascii="Times New Roman" w:hAnsi="Times New Roman" w:eastAsia="Times New Roman" w:cs="Times New Roman"/>
-        </w:rPr>
-        <w:t xml:space="preserve"> </w:t>
-      </w:r>
-      <w:r>
-        <w:rPr>
-          <w:rFonts w:hint="eastAsia" w:ascii="Times New Roman" w:hAnsi="Times New Roman" w:eastAsia="Times New Roman" w:cs="Times New Roman"/>
-        </w:rPr>
-        <w:t>2H）</w:t>
-      </w:r>
-      <w:r>
-        <w:rPr>
-          <w:rFonts w:hint="eastAsia" w:ascii="Times New Roman" w:hAnsi="Times New Roman" w:eastAsia="FangSong" w:cs="Times New Roman"/>
-        </w:rPr>
-        <w:t>说明什么</w:t>
-      </w:r>
-      <w:r>
-        <w:rPr>
-          <w:rFonts w:hint="eastAsia" w:ascii="Times New Roman" w:hAnsi="Times New Roman" w:eastAsia="Times New Roman" w:cs="Times New Roman"/>
-        </w:rPr>
-        <w:t>？</w:t>
-      </w:r>
-    </w:p>
-    <w:p>
-      <w:pPr>
-        <w:pStyle w:val="Compact"/>
-        <w:numPr>
-          <w:ilvl w:val="1"/>
-          <w:numId w:val="1023"/>
-        </w:numPr>
-      </w:pPr>
-      <w:r>
-        <w:rPr>
-          <w:rFonts w:hint="eastAsia" w:ascii="Times New Roman" w:hAnsi="Times New Roman" w:eastAsia="FangSong" w:cs="Times New Roman"/>
-        </w:rPr>
-        <w:t xml:space="preserve">推断</w:t>
-      </w:r>
-      <w:r>
-        <w:rPr>
-          <w:rFonts w:ascii="Times New Roman" w:hAnsi="Times New Roman" w:eastAsia="Times New Roman" w:cs="Times New Roman"/>
-        </w:rPr>
-        <w:t xml:space="preserve"> X </w:t>
-      </w:r>
-      <w:r>
-        <w:rPr>
-          <w:rFonts w:hint="eastAsia" w:ascii="Times New Roman" w:hAnsi="Times New Roman" w:eastAsia="FangSong" w:cs="Times New Roman"/>
-        </w:rPr>
-        <w:t>的结构</w:t>
-      </w:r>
-      <w:r>
-        <w:rPr>
-          <w:rFonts w:hint="eastAsia" w:ascii="Times New Roman" w:hAnsi="Times New Roman" w:eastAsia="Times New Roman" w:cs="Times New Roman"/>
-        </w:rPr>
-        <w:t>。</w:t>
-      </w:r>
-    </w:p>
-    <w:p>
-      <w:pPr>
-        <w:pStyle w:val="FirstParagraph"/>
+        <w:pStyle w:val="BodyText"/>
       </w:pPr>
       <w:r>
         <w:rPr>
           <w:rFonts w:ascii="Times New Roman" w:hAnsi="Times New Roman" w:eastAsia="Times New Roman" w:cs="Times New Roman"/>
           <w:b/>
           <w:bCs/>
-          <w:vertAlign w:val="superscript"/>
-        </w:rPr>
-        <w:t>13</w:t>
-      </w:r>
-      <w:r>
-        <w:rPr>
-          <w:rFonts w:ascii="Times New Roman" w:hAnsi="Times New Roman" w:eastAsia="Times New Roman" w:cs="Times New Roman"/>
-          <w:b/>
-          <w:bCs/>
-        </w:rPr>
-        <w:t xml:space="preserve">C NMR </w:t>
-      </w:r>
-      <w:r>
-        <w:rPr>
-          <w:rFonts w:hint="eastAsia" w:ascii="Times New Roman" w:hAnsi="Times New Roman" w:eastAsia="FangSong" w:cs="Times New Roman"/>
-          <w:b/>
-          <w:bCs/>
-        </w:rPr>
-        <w:t xml:space="preserve">与对称性</w:t>
-      </w:r>
-    </w:p>
-    <w:p>
-      <w:pPr>
-        <w:pStyle w:val="Compact"/>
-        <w:numPr>
-          <w:ilvl w:val="0"/>
-          <w:numId w:val="1024"/>
-        </w:numPr>
-      </w:pPr>
-      <w:r>
-        <w:rPr>
-          <w:rFonts w:hint="eastAsia" w:ascii="Times New Roman" w:hAnsi="Times New Roman" w:eastAsia="FangSong" w:cs="Times New Roman"/>
-        </w:rPr>
-        <w:t xml:space="preserve">化合物</w:t>
-      </w:r>
-      <w:r>
-        <w:rPr>
-          <w:rFonts w:ascii="Times New Roman" w:hAnsi="Times New Roman" w:eastAsia="Times New Roman" w:cs="Times New Roman"/>
-        </w:rPr>
-        <w:t xml:space="preserve"> </w:t>
-      </w:r>
-      <w:r>
-        <w:rPr>
-          <w:rFonts w:hint="eastAsia" w:ascii="Times New Roman" w:hAnsi="Times New Roman" w:eastAsia="Times New Roman" w:cs="Times New Roman"/>
-        </w:rPr>
-        <w:t>Y（C</w:t>
-      </w:r>
-      <w:r>
-        <w:rPr>
-          <w:rFonts w:hint="eastAsia" w:ascii="Times New Roman" w:hAnsi="Times New Roman" w:eastAsia="Times New Roman" w:cs="Times New Roman"/>
-          <w:vertAlign w:val="subscript"/>
-        </w:rPr>
-        <w:t>8</w:t>
-      </w:r>
-      <w:r>
-        <w:rPr>
-          <w:rFonts w:hint="eastAsia" w:ascii="Times New Roman" w:hAnsi="Times New Roman" w:eastAsia="Times New Roman" w:cs="Times New Roman"/>
-        </w:rPr>
-        <w:t>H</w:t>
-      </w:r>
-      <w:r>
-        <w:rPr>
-          <w:rFonts w:hint="eastAsia" w:ascii="Times New Roman" w:hAnsi="Times New Roman" w:eastAsia="Times New Roman" w:cs="Times New Roman"/>
-          <w:vertAlign w:val="subscript"/>
-        </w:rPr>
-        <w:t>10</w:t>
-      </w:r>
-      <w:r>
-        <w:rPr>
-          <w:rFonts w:hint="eastAsia" w:ascii="Times New Roman" w:hAnsi="Times New Roman" w:eastAsia="Times New Roman" w:cs="Times New Roman"/>
-        </w:rPr>
-        <w:t>）</w:t>
-      </w:r>
-      <w:r>
-        <w:rPr>
-          <w:rFonts w:hint="eastAsia" w:ascii="Times New Roman" w:hAnsi="Times New Roman" w:eastAsia="FangSong" w:cs="Times New Roman"/>
-        </w:rPr>
-        <w:t>的</w:t>
-      </w:r>
-      <w:r>
-        <w:rPr>
-          <w:rFonts w:ascii="Times New Roman" w:hAnsi="Times New Roman" w:eastAsia="Times New Roman" w:cs="Times New Roman"/>
-        </w:rPr>
-        <w:t xml:space="preserve"> </w:t>
-      </w:r>
-      <w:r>
-        <w:rPr>
-          <w:rFonts w:ascii="Times New Roman" w:hAnsi="Times New Roman" w:eastAsia="Times New Roman" w:cs="Times New Roman"/>
-          <w:vertAlign w:val="superscript"/>
-        </w:rPr>
-        <w:t>13</w:t>
-      </w:r>
-      <w:r>
-        <w:rPr>
-          <w:rFonts w:ascii="Times New Roman" w:hAnsi="Times New Roman" w:eastAsia="Times New Roman" w:cs="Times New Roman"/>
-        </w:rPr>
-        <w:t xml:space="preserve">C NMR </w:t>
-      </w:r>
-      <w:r>
-        <w:rPr>
-          <w:rFonts w:hint="eastAsia" w:ascii="Times New Roman" w:hAnsi="Times New Roman" w:eastAsia="FangSong" w:cs="Times New Roman"/>
-        </w:rPr>
-        <w:t xml:space="preserve">显示</w:t>
-      </w:r>
-      <w:r>
-        <w:rPr>
-          <w:rFonts w:ascii="Times New Roman" w:hAnsi="Times New Roman" w:eastAsia="Times New Roman" w:cs="Times New Roman"/>
-        </w:rPr>
-        <w:t xml:space="preserve"> 4 </w:t>
-      </w:r>
-      <w:r>
-        <w:rPr>
-          <w:rFonts w:hint="eastAsia" w:ascii="Times New Roman" w:hAnsi="Times New Roman" w:eastAsia="FangSong" w:cs="Times New Roman"/>
-        </w:rPr>
-        <w:t>个碳峰</w:t>
-      </w:r>
-      <w:r>
-        <w:rPr>
-          <w:rFonts w:hint="eastAsia" w:ascii="Times New Roman" w:hAnsi="Times New Roman" w:eastAsia="Times New Roman" w:cs="Times New Roman"/>
-        </w:rPr>
-        <w:t>，</w:t>
-      </w:r>
-      <w:r>
-        <w:rPr>
-          <w:rFonts w:hint="eastAsia" w:ascii="Times New Roman" w:hAnsi="Times New Roman" w:eastAsia="FangSong" w:cs="Times New Roman"/>
-        </w:rPr>
-        <w:t>化学位移分别为</w:t>
-      </w:r>
-      <w:r>
-        <w:rPr>
-          <w:rFonts w:ascii="Times New Roman" w:hAnsi="Times New Roman" w:eastAsia="Times New Roman" w:cs="Times New Roman"/>
-        </w:rPr>
-        <w:t xml:space="preserve"> δ 15.5, 29.0, 125.8, 148.2。</w:t>
-      </w:r>
-    </w:p>
-    <w:p>
-      <w:pPr>
-        <w:pStyle w:val="Compact"/>
-        <w:numPr>
-          <w:ilvl w:val="1"/>
-          <w:numId w:val="1025"/>
-        </w:numPr>
-      </w:pPr>
-      <w:r>
-        <w:rPr>
-          <w:rFonts w:hint="eastAsia" w:ascii="Times New Roman" w:hAnsi="Times New Roman" w:eastAsia="FangSong" w:cs="Times New Roman"/>
-        </w:rPr>
-        <w:t xml:space="preserve">分子式</w:t>
-      </w:r>
-      <w:r>
-        <w:rPr>
-          <w:rFonts w:ascii="Times New Roman" w:hAnsi="Times New Roman" w:eastAsia="Times New Roman" w:cs="Times New Roman"/>
-        </w:rPr>
-        <w:t xml:space="preserve"> C</w:t>
-      </w:r>
-      <w:r>
-        <w:rPr>
-          <w:rFonts w:ascii="Times New Roman" w:hAnsi="Times New Roman" w:eastAsia="Times New Roman" w:cs="Times New Roman"/>
-          <w:vertAlign w:val="subscript"/>
-        </w:rPr>
-        <w:t>8</w:t>
-      </w:r>
-      <w:r>
-        <w:rPr>
-          <w:rFonts w:ascii="Times New Roman" w:hAnsi="Times New Roman" w:eastAsia="Times New Roman" w:cs="Times New Roman"/>
-        </w:rPr>
-        <w:t>H</w:t>
-      </w:r>
-      <w:r>
-        <w:rPr>
-          <w:rFonts w:ascii="Times New Roman" w:hAnsi="Times New Roman" w:eastAsia="Times New Roman" w:cs="Times New Roman"/>
-          <w:vertAlign w:val="subscript"/>
-        </w:rPr>
-        <w:t>10</w:t>
-      </w:r>
-      <w:r>
-        <w:rPr>
-          <w:rFonts w:ascii="Times New Roman" w:hAnsi="Times New Roman" w:eastAsia="Times New Roman" w:cs="Times New Roman"/>
-        </w:rPr>
-        <w:t xml:space="preserve"> </w:t>
-      </w:r>
-      <w:r>
-        <w:rPr>
-          <w:rFonts w:hint="eastAsia" w:ascii="Times New Roman" w:hAnsi="Times New Roman" w:eastAsia="FangSong" w:cs="Times New Roman"/>
-        </w:rPr>
-        <w:t>的不饱和度是多少</w:t>
-      </w:r>
-      <w:r>
-        <w:rPr>
-          <w:rFonts w:hint="eastAsia" w:ascii="Times New Roman" w:hAnsi="Times New Roman" w:eastAsia="Times New Roman" w:cs="Times New Roman"/>
-        </w:rPr>
-        <w:t>？</w:t>
-      </w:r>
-    </w:p>
-    <w:p>
-      <w:pPr>
-        <w:pStyle w:val="Compact"/>
-        <w:numPr>
-          <w:ilvl w:val="1"/>
-          <w:numId w:val="1025"/>
-        </w:numPr>
-      </w:pPr>
-      <w:r>
-        <w:rPr>
-          <w:rFonts w:ascii="Times New Roman" w:hAnsi="Times New Roman" w:eastAsia="Times New Roman" w:cs="Times New Roman"/>
-          <w:vertAlign w:val="superscript"/>
-        </w:rPr>
-        <w:t>13</w:t>
-      </w:r>
-      <w:r>
-        <w:rPr>
-          <w:rFonts w:ascii="Times New Roman" w:hAnsi="Times New Roman" w:eastAsia="Times New Roman" w:cs="Times New Roman"/>
-        </w:rPr>
-        <w:t xml:space="preserve">C NMR </w:t>
-      </w:r>
-      <w:r>
-        <w:rPr>
-          <w:rFonts w:hint="eastAsia" w:ascii="Times New Roman" w:hAnsi="Times New Roman" w:eastAsia="FangSong" w:cs="Times New Roman"/>
-        </w:rPr>
-        <w:t xml:space="preserve">只有</w:t>
-      </w:r>
-      <w:r>
-        <w:rPr>
-          <w:rFonts w:ascii="Times New Roman" w:hAnsi="Times New Roman" w:eastAsia="Times New Roman" w:cs="Times New Roman"/>
-        </w:rPr>
-        <w:t xml:space="preserve"> 4 </w:t>
-      </w:r>
-      <w:r>
-        <w:rPr>
-          <w:rFonts w:hint="eastAsia" w:ascii="Times New Roman" w:hAnsi="Times New Roman" w:eastAsia="FangSong" w:cs="Times New Roman"/>
-        </w:rPr>
-        <w:t xml:space="preserve">个峰但分子含</w:t>
-      </w:r>
-      <w:r>
-        <w:rPr>
-          <w:rFonts w:ascii="Times New Roman" w:hAnsi="Times New Roman" w:eastAsia="Times New Roman" w:cs="Times New Roman"/>
-        </w:rPr>
-        <w:t xml:space="preserve"> 8 </w:t>
-      </w:r>
-      <w:r>
-        <w:rPr>
-          <w:rFonts w:hint="eastAsia" w:ascii="Times New Roman" w:hAnsi="Times New Roman" w:eastAsia="FangSong" w:cs="Times New Roman"/>
-        </w:rPr>
-        <w:t>个碳</w:t>
-      </w:r>
-      <w:r>
-        <w:rPr>
-          <w:rFonts w:hint="eastAsia" w:ascii="Times New Roman" w:hAnsi="Times New Roman" w:eastAsia="Times New Roman" w:cs="Times New Roman"/>
-        </w:rPr>
-        <w:t>，</w:t>
-      </w:r>
-      <w:r>
-        <w:rPr>
-          <w:rFonts w:hint="eastAsia" w:ascii="Times New Roman" w:hAnsi="Times New Roman" w:eastAsia="FangSong" w:cs="Times New Roman"/>
-        </w:rPr>
-        <w:t>说明什么</w:t>
-      </w:r>
-      <w:r>
-        <w:rPr>
-          <w:rFonts w:hint="eastAsia" w:ascii="Times New Roman" w:hAnsi="Times New Roman" w:eastAsia="Times New Roman" w:cs="Times New Roman"/>
-        </w:rPr>
-        <w:t>？</w:t>
-      </w:r>
-    </w:p>
-    <w:p>
-      <w:pPr>
-        <w:pStyle w:val="Compact"/>
-        <w:numPr>
-          <w:ilvl w:val="1"/>
-          <w:numId w:val="1025"/>
-        </w:numPr>
-      </w:pPr>
-      <w:r>
-        <w:rPr>
-          <w:rFonts w:hint="eastAsia" w:ascii="Times New Roman" w:hAnsi="Times New Roman" w:eastAsia="FangSong" w:cs="Times New Roman"/>
-        </w:rPr>
-        <w:t xml:space="preserve">结合化学位移推断</w:t>
-      </w:r>
-      <w:r>
-        <w:rPr>
-          <w:rFonts w:ascii="Times New Roman" w:hAnsi="Times New Roman" w:eastAsia="Times New Roman" w:cs="Times New Roman"/>
-        </w:rPr>
-        <w:t xml:space="preserve"> Y </w:t>
-      </w:r>
-      <w:r>
-        <w:rPr>
-          <w:rFonts w:hint="eastAsia" w:ascii="Times New Roman" w:hAnsi="Times New Roman" w:eastAsia="FangSong" w:cs="Times New Roman"/>
-        </w:rPr>
-        <w:t>的结构</w:t>
-      </w:r>
-      <w:r>
-        <w:rPr>
-          <w:rFonts w:hint="eastAsia" w:ascii="Times New Roman" w:hAnsi="Times New Roman" w:eastAsia="Times New Roman" w:cs="Times New Roman"/>
-        </w:rPr>
-        <w:t>。</w:t>
-      </w:r>
-    </w:p>
-    <w:p>
-      <w:pPr>
-        <w:pStyle w:val="FirstParagraph"/>
-      </w:pPr>
-      <w:r>
-        <w:rPr>
-          <w:rFonts w:ascii="Times New Roman" w:hAnsi="Times New Roman" w:eastAsia="Times New Roman" w:cs="Times New Roman"/>
-          <w:b/>
-          <w:bCs/>
-        </w:rPr>
-        <w:t xml:space="preserve">J </w:t>
-      </w:r>
-      <w:r>
-        <w:rPr>
-          <w:rFonts w:hint="eastAsia" w:ascii="Times New Roman" w:hAnsi="Times New Roman" w:eastAsia="FangSong" w:cs="Times New Roman"/>
-          <w:b/>
-          <w:bCs/>
-        </w:rPr>
-        <w:t xml:space="preserve">值与立体化学</w:t>
-      </w:r>
-    </w:p>
-    <w:p>
-      <w:pPr>
-        <w:pStyle w:val="Compact"/>
-        <w:numPr>
-          <w:ilvl w:val="0"/>
-          <w:numId w:val="1026"/>
-        </w:numPr>
-      </w:pPr>
+        </w:rPr>
+        <w:t xml:space="preserve">12.</w:t>
+      </w:r>
+      <w:r>
+        <w:rPr>
+          <w:rFonts w:ascii="Times New Roman" w:hAnsi="Times New Roman" w:eastAsia="Times New Roman" w:cs="Times New Roman"/>
+        </w:rPr>
+        <w:t xml:space="preserve"> </w:t>
+      </w:r>
       <w:r>
         <w:rPr>
           <w:rFonts w:hint="eastAsia" w:ascii="Times New Roman" w:hAnsi="Times New Roman" w:eastAsia="FangSong" w:cs="Times New Roman"/>
@@ -22516,7 +22656,7 @@
         <w:rPr>
           <w:rFonts w:ascii="Times New Roman" w:hAnsi="Times New Roman" w:eastAsia="Times New Roman" w:cs="Times New Roman"/>
         </w:rPr>
-        <w:t xml:space="preserve">11.3 🏆 </w:t>
+        <w:t xml:space="preserve">11.3 </w:t>
       </w:r>
       <w:r>
         <w:rPr>
@@ -22551,50 +22691,60 @@
     </w:p>
     <w:p>
       <w:pPr>
-        <w:pStyle w:val="Compact"/>
-        <w:numPr>
-          <w:ilvl w:val="0"/>
-          <w:numId w:val="1027"/>
-        </w:numPr>
+        <w:pStyle w:val="FirstParagraph"/>
       </w:pPr>
       <w:r>
         <w:rPr>
-          <w:rFonts w:hint="eastAsia" w:ascii="Times New Roman" w:hAnsi="Times New Roman" w:eastAsia="Times New Roman" w:cs="Times New Roman"/>
+          <w:rFonts w:ascii="Times New Roman" w:hAnsi="Times New Roman" w:eastAsia="Times New Roman" w:cs="Times New Roman"/>
           <w:b/>
           <w:bCs/>
         </w:rPr>
-        <w:t>（</w:t>
-      </w:r>
-      <w:r>
-        <w:rPr>
-          <w:rFonts w:hint="eastAsia" w:ascii="Times New Roman" w:hAnsi="Times New Roman" w:eastAsia="FangSong" w:cs="Times New Roman"/>
+        <w:t xml:space="preserve">13.</w:t>
+      </w:r>
+      <w:r>
+        <w:rPr>
+          <w:rFonts w:ascii="Times New Roman" w:hAnsi="Times New Roman" w:eastAsia="Times New Roman" w:cs="Times New Roman"/>
+        </w:rPr>
+        <w:t xml:space="preserve"> </w:t>
+      </w:r>
+      <w:r>
+        <w:rPr>
+          <w:rFonts w:hint="eastAsia" w:ascii="Times New Roman" w:hAnsi="Times New Roman" w:eastAsia="Times New Roman" w:cs="Times New Roman"/>
           <w:b/>
           <w:bCs/>
         </w:rPr>
-        <w:t>改编自第</w:t>
-      </w:r>
-      <w:r>
-        <w:rPr>
-          <w:rFonts w:ascii="Times New Roman" w:hAnsi="Times New Roman" w:eastAsia="Times New Roman" w:cs="Times New Roman"/>
+        <w:t>（</w:t>
+      </w:r>
+      <w:r>
+        <w:rPr>
+          <w:rFonts w:hint="eastAsia" w:ascii="Times New Roman" w:hAnsi="Times New Roman" w:eastAsia="FangSong" w:cs="Times New Roman"/>
           <w:b/>
           <w:bCs/>
         </w:rPr>
-        <w:t xml:space="preserve"> 29 </w:t>
-      </w:r>
-      <w:r>
-        <w:rPr>
-          <w:rFonts w:hint="eastAsia" w:ascii="Times New Roman" w:hAnsi="Times New Roman" w:eastAsia="FangSong" w:cs="Times New Roman"/>
+        <w:t>改编自第</w:t>
+      </w:r>
+      <w:r>
+        <w:rPr>
+          <w:rFonts w:ascii="Times New Roman" w:hAnsi="Times New Roman" w:eastAsia="Times New Roman" w:cs="Times New Roman"/>
           <w:b/>
           <w:bCs/>
         </w:rPr>
-        <w:t>届初赛</w:t>
-      </w:r>
-      <w:r>
-        <w:rPr>
-          <w:rFonts w:hint="eastAsia" w:ascii="Times New Roman" w:hAnsi="Times New Roman" w:eastAsia="Times New Roman" w:cs="Times New Roman"/>
+        <w:t xml:space="preserve"> 29 </w:t>
+      </w:r>
+      <w:r>
+        <w:rPr>
+          <w:rFonts w:hint="eastAsia" w:ascii="Times New Roman" w:hAnsi="Times New Roman" w:eastAsia="FangSong" w:cs="Times New Roman"/>
           <w:b/>
           <w:bCs/>
         </w:rPr>
+        <w:t>届初赛</w:t>
+      </w:r>
+      <w:r>
+        <w:rPr>
+          <w:rFonts w:hint="eastAsia" w:ascii="Times New Roman" w:hAnsi="Times New Roman" w:eastAsia="Times New Roman" w:cs="Times New Roman"/>
+          <w:b/>
+          <w:bCs/>
+        </w:rPr>
         <w:t>）</w:t>
       </w:r>
       <w:r>
@@ -22671,55 +22821,563 @@
           <w:rFonts w:hint="eastAsia" w:ascii="Times New Roman" w:hAnsi="Times New Roman" w:eastAsia="Times New Roman" w:cs="Times New Roman"/>
         </w:rPr>
         <w:t>：</w:t>
+      </w:r>
+      <w:r>
+        <w:rPr>
+          <w:rFonts w:ascii="Times New Roman" w:hAnsi="Times New Roman" w:eastAsia="Times New Roman" w:cs="Times New Roman"/>
+        </w:rPr>
+        <w:t xml:space="preserve"> </w:t>
+      </w:r>
+      <w:r>
+        <w:rPr>
+          <w:rFonts w:ascii="Times New Roman" w:hAnsi="Times New Roman" w:eastAsia="Times New Roman" w:cs="Times New Roman"/>
+        </w:rPr>
+        <w:t xml:space="preserve">- </w:t>
+      </w:r>
+      <w:r>
+        <w:rPr>
+          <w:rFonts w:hint="eastAsia" w:ascii="Times New Roman" w:hAnsi="Times New Roman" w:eastAsia="Times New Roman" w:cs="Times New Roman"/>
+        </w:rPr>
+        <w:t>MS：M</w:t>
+      </w:r>
+      <w:r>
+        <w:rPr>
+          <w:rFonts w:hint="eastAsia" w:ascii="Times New Roman" w:hAnsi="Times New Roman" w:eastAsia="Times New Roman" w:cs="Times New Roman"/>
+          <w:vertAlign w:val="superscript"/>
+        </w:rPr>
+        <w:t>+</w:t>
+      </w:r>
+      <w:r>
+        <w:rPr>
+          <w:rFonts w:hint="eastAsia" w:ascii="Times New Roman" w:hAnsi="Times New Roman" w:eastAsia="Times New Roman" w:cs="Times New Roman"/>
+        </w:rPr>
+        <w:t>•</w:t>
+      </w:r>
+      <w:r>
+        <w:rPr>
+          <w:rFonts w:ascii="Times New Roman" w:hAnsi="Times New Roman" w:eastAsia="Times New Roman" w:cs="Times New Roman"/>
+        </w:rPr>
+        <w:t xml:space="preserve"> = 150</w:t>
+      </w:r>
+      <w:r>
+        <w:rPr>
+          <w:rFonts w:ascii="Times New Roman" w:hAnsi="Times New Roman" w:eastAsia="Times New Roman" w:cs="Times New Roman"/>
+        </w:rPr>
+        <w:t xml:space="preserve"> </w:t>
+      </w:r>
+      <w:r>
+        <w:rPr>
+          <w:rFonts w:ascii="Times New Roman" w:hAnsi="Times New Roman" w:eastAsia="Times New Roman" w:cs="Times New Roman"/>
+        </w:rPr>
+        <w:t xml:space="preserve">- </w:t>
+      </w:r>
+      <w:r>
+        <w:rPr>
+          <w:rFonts w:hint="eastAsia" w:ascii="Times New Roman" w:hAnsi="Times New Roman" w:eastAsia="Times New Roman" w:cs="Times New Roman"/>
+        </w:rPr>
+        <w:t xml:space="preserve">IR：1735</w:t>
+      </w:r>
+      <w:r>
+        <w:rPr>
+          <w:rFonts w:ascii="Times New Roman" w:hAnsi="Times New Roman" w:eastAsia="Times New Roman" w:cs="Times New Roman"/>
+        </w:rPr>
+        <w:t xml:space="preserve"> </w:t>
+      </w:r>
+      <w:r>
+        <w:rPr>
+          <w:rFonts w:hint="eastAsia" w:ascii="Times New Roman" w:hAnsi="Times New Roman" w:eastAsia="Times New Roman" w:cs="Times New Roman"/>
+        </w:rPr>
+        <w:t>cm</w:t>
+      </w:r>
+      <w:r>
+        <w:rPr>
+          <w:rFonts w:hint="eastAsia" w:ascii="Times New Roman" w:hAnsi="Times New Roman" w:eastAsia="Times New Roman" w:cs="Times New Roman"/>
+          <w:vertAlign w:val="superscript"/>
+        </w:rPr>
+        <w:t>-1</w:t>
+      </w:r>
+      <w:r>
+        <w:rPr>
+          <w:rFonts w:hint="eastAsia" w:ascii="Times New Roman" w:hAnsi="Times New Roman" w:eastAsia="Times New Roman" w:cs="Times New Roman"/>
+        </w:rPr>
+        <w:t>（</w:t>
+      </w:r>
+      <w:r>
+        <w:rPr>
+          <w:rFonts w:hint="eastAsia" w:ascii="Times New Roman" w:hAnsi="Times New Roman" w:eastAsia="FangSong" w:cs="Times New Roman"/>
+        </w:rPr>
+        <w:t>强</w:t>
+      </w:r>
+      <w:r>
+        <w:rPr>
+          <w:rFonts w:hint="eastAsia" w:ascii="Times New Roman" w:hAnsi="Times New Roman" w:eastAsia="Times New Roman" w:cs="Times New Roman"/>
+        </w:rPr>
+        <w:t>），1230</w:t>
+      </w:r>
+      <w:r>
+        <w:rPr>
+          <w:rFonts w:ascii="Times New Roman" w:hAnsi="Times New Roman" w:eastAsia="Times New Roman" w:cs="Times New Roman"/>
+        </w:rPr>
+        <w:t xml:space="preserve"> </w:t>
+      </w:r>
+      <w:r>
+        <w:rPr>
+          <w:rFonts w:hint="eastAsia" w:ascii="Times New Roman" w:hAnsi="Times New Roman" w:eastAsia="Times New Roman" w:cs="Times New Roman"/>
+        </w:rPr>
+        <w:t>cm</w:t>
+      </w:r>
+      <w:r>
+        <w:rPr>
+          <w:rFonts w:hint="eastAsia" w:ascii="Times New Roman" w:hAnsi="Times New Roman" w:eastAsia="Times New Roman" w:cs="Times New Roman"/>
+          <w:vertAlign w:val="superscript"/>
+        </w:rPr>
+        <w:t>-1</w:t>
+      </w:r>
+      <w:r>
+        <w:rPr>
+          <w:rFonts w:hint="eastAsia" w:ascii="Times New Roman" w:hAnsi="Times New Roman" w:eastAsia="Times New Roman" w:cs="Times New Roman"/>
+        </w:rPr>
+        <w:t>（</w:t>
+      </w:r>
+      <w:r>
+        <w:rPr>
+          <w:rFonts w:hint="eastAsia" w:ascii="Times New Roman" w:hAnsi="Times New Roman" w:eastAsia="FangSong" w:cs="Times New Roman"/>
+        </w:rPr>
+        <w:t>强</w:t>
+      </w:r>
+      <w:r>
+        <w:rPr>
+          <w:rFonts w:hint="eastAsia" w:ascii="Times New Roman" w:hAnsi="Times New Roman" w:eastAsia="Times New Roman" w:cs="Times New Roman"/>
+        </w:rPr>
+        <w:t>），</w:t>
+      </w:r>
+      <w:r>
+        <w:rPr>
+          <w:rFonts w:hint="eastAsia" w:ascii="Times New Roman" w:hAnsi="Times New Roman" w:eastAsia="FangSong" w:cs="Times New Roman"/>
+        </w:rPr>
+        <w:t>无</w:t>
+      </w:r>
+      <w:r>
+        <w:rPr>
+          <w:rFonts w:ascii="Times New Roman" w:hAnsi="Times New Roman" w:eastAsia="Times New Roman" w:cs="Times New Roman"/>
+        </w:rPr>
+        <w:t xml:space="preserve"> OH </w:t>
+      </w:r>
+      <w:r>
+        <w:rPr>
+          <w:rFonts w:hint="eastAsia" w:ascii="Times New Roman" w:hAnsi="Times New Roman" w:eastAsia="FangSong" w:cs="Times New Roman"/>
+        </w:rPr>
+        <w:t xml:space="preserve">宽峰</w:t>
+      </w:r>
+      <w:r>
+        <w:rPr>
+          <w:rFonts w:ascii="Times New Roman" w:hAnsi="Times New Roman" w:eastAsia="Times New Roman" w:cs="Times New Roman"/>
+        </w:rPr>
+        <w:t xml:space="preserve"> </w:t>
+      </w:r>
+      <w:r>
+        <w:rPr>
+          <w:rFonts w:ascii="Times New Roman" w:hAnsi="Times New Roman" w:eastAsia="Times New Roman" w:cs="Times New Roman"/>
+        </w:rPr>
+        <w:t xml:space="preserve">- </w:t>
+      </w:r>
+      <w:r>
+        <w:rPr>
+          <w:rFonts w:ascii="Times New Roman" w:hAnsi="Times New Roman" w:eastAsia="Times New Roman" w:cs="Times New Roman"/>
+          <w:vertAlign w:val="superscript"/>
+        </w:rPr>
+        <w:t>1</w:t>
+      </w:r>
+      <w:r>
+        <w:rPr>
+          <w:rFonts w:ascii="Times New Roman" w:hAnsi="Times New Roman" w:eastAsia="Times New Roman" w:cs="Times New Roman"/>
+        </w:rPr>
+        <w:t xml:space="preserve">H </w:t>
+      </w:r>
+      <w:r>
+        <w:rPr>
+          <w:rFonts w:hint="eastAsia" w:ascii="Times New Roman" w:hAnsi="Times New Roman" w:eastAsia="Times New Roman" w:cs="Times New Roman"/>
+        </w:rPr>
+        <w:t>NMR（CDCl</w:t>
+      </w:r>
+      <w:r>
+        <w:rPr>
+          <w:rFonts w:hint="eastAsia" w:ascii="Times New Roman" w:hAnsi="Times New Roman" w:eastAsia="Times New Roman" w:cs="Times New Roman"/>
+          <w:vertAlign w:val="subscript"/>
+        </w:rPr>
+        <w:t>3</w:t>
+      </w:r>
+      <w:r>
+        <w:rPr>
+          <w:rFonts w:hint="eastAsia" w:ascii="Times New Roman" w:hAnsi="Times New Roman" w:eastAsia="Times New Roman" w:cs="Times New Roman"/>
+        </w:rPr>
+        <w:t>）：</w:t>
+      </w:r>
+      <w:r>
+        <w:rPr>
+          <w:rFonts w:ascii="Times New Roman" w:hAnsi="Times New Roman" w:eastAsia="Times New Roman" w:cs="Times New Roman"/>
+        </w:rPr>
+        <w:t xml:space="preserve"> </w:t>
+      </w:r>
+      <w:r>
+        <w:rPr>
+          <w:rFonts w:ascii="Times New Roman" w:hAnsi="Times New Roman" w:eastAsia="Times New Roman" w:cs="Times New Roman"/>
+        </w:rPr>
+        <w:t xml:space="preserve">- δ 1.25 (t, 3H, J = 7 Hz)</w:t>
+      </w:r>
+      <w:r>
+        <w:rPr>
+          <w:rFonts w:ascii="Times New Roman" w:hAnsi="Times New Roman" w:eastAsia="Times New Roman" w:cs="Times New Roman"/>
+        </w:rPr>
+        <w:t xml:space="preserve"> </w:t>
+      </w:r>
+      <w:r>
+        <w:rPr>
+          <w:rFonts w:ascii="Times New Roman" w:hAnsi="Times New Roman" w:eastAsia="Times New Roman" w:cs="Times New Roman"/>
+        </w:rPr>
+        <w:t xml:space="preserve">- δ 4.12 (q, 2H, J = 7 Hz)</w:t>
+      </w:r>
+      <w:r>
+        <w:rPr>
+          <w:rFonts w:ascii="Times New Roman" w:hAnsi="Times New Roman" w:eastAsia="Times New Roman" w:cs="Times New Roman"/>
+        </w:rPr>
+        <w:t xml:space="preserve"> </w:t>
+      </w:r>
+      <w:r>
+        <w:rPr>
+          <w:rFonts w:ascii="Times New Roman" w:hAnsi="Times New Roman" w:eastAsia="Times New Roman" w:cs="Times New Roman"/>
+        </w:rPr>
+        <w:t xml:space="preserve">- δ 7.4–8.1 (m, 5H)</w:t>
       </w:r>
     </w:p>
     <w:p>
       <w:pPr>
-        <w:pStyle w:val="Compact"/>
-        <w:numPr>
-          <w:ilvl w:val="1"/>
-          <w:numId w:val="1028"/>
-        </w:numPr>
+        <w:pStyle w:val="SourceCode"/>
       </w:pPr>
       <w:r>
         <w:rPr>
-          <w:rFonts w:hint="eastAsia" w:ascii="Times New Roman" w:hAnsi="Times New Roman" w:eastAsia="Times New Roman" w:cs="Times New Roman"/>
-        </w:rPr>
-        <w:t>MS：M</w:t>
-      </w:r>
-      <w:r>
-        <w:rPr>
-          <w:rFonts w:hint="eastAsia" w:ascii="Times New Roman" w:hAnsi="Times New Roman" w:eastAsia="Times New Roman" w:cs="Times New Roman"/>
+          <w:rStyle w:val="VerbatimChar"/>
+          <w:rFonts w:ascii="SimSun" w:hAnsi="SimSun" w:eastAsia="SimSun" w:cs="SimSun"/>
+        </w:rPr>
+        <w:t xml:space="preserve">(a) </w:t>
+      </w:r>
+      <w:r>
+        <w:rPr>
+          <w:rStyle w:val="VerbatimChar"/>
+          <w:rFonts w:hint="eastAsia" w:ascii="SimSun" w:hAnsi="SimSun" w:eastAsia="SimSun" w:cs="SimSun"/>
+        </w:rPr>
+        <w:t xml:space="preserve">计算不饱和度</w:t>
+      </w:r>
+      <w:r>
+        <w:rPr>
+          <w:rStyle w:val="VerbatimChar"/>
+          <w:rFonts w:ascii="SimSun" w:hAnsi="SimSun" w:eastAsia="SimSun" w:cs="SimSun"/>
+        </w:rPr>
+        <w:t xml:space="preserve"> Ω。</w:t>
+      </w:r>
+      <w:r>
+        <w:rPr>
+          <w:rFonts w:ascii="SimSun" w:hAnsi="SimSun" w:eastAsia="SimSun" w:cs="SimSun"/>
+        </w:rPr>
+        <w:br/>
+      </w:r>
+      <w:r>
+        <w:rPr>
+          <w:rStyle w:val="VerbatimChar"/>
+          <w:rFonts w:ascii="SimSun" w:hAnsi="SimSun" w:eastAsia="SimSun" w:cs="SimSun"/>
+        </w:rPr>
+        <w:t xml:space="preserve">(b) IR </w:t>
+      </w:r>
+      <w:r>
+        <w:rPr>
+          <w:rStyle w:val="VerbatimChar"/>
+          <w:rFonts w:hint="eastAsia" w:ascii="SimSun" w:hAnsi="SimSun" w:eastAsia="SimSun" w:cs="SimSun"/>
+        </w:rPr>
+        <w:t>数据说明什么官能团存在</w:t>
+      </w:r>
+      <w:r>
+        <w:rPr>
+          <w:rStyle w:val="VerbatimChar"/>
+          <w:rFonts w:hint="eastAsia" w:ascii="SimSun" w:hAnsi="SimSun" w:eastAsia="SimSun" w:cs="SimSun"/>
+        </w:rPr>
+        <w:t>/</w:t>
+      </w:r>
+      <w:r>
+        <w:rPr>
+          <w:rStyle w:val="VerbatimChar"/>
+          <w:rFonts w:hint="eastAsia" w:ascii="SimSun" w:hAnsi="SimSun" w:eastAsia="SimSun" w:cs="SimSun"/>
+        </w:rPr>
+        <w:t>不存在</w:t>
+      </w:r>
+      <w:r>
+        <w:rPr>
+          <w:rStyle w:val="VerbatimChar"/>
+          <w:rFonts w:hint="eastAsia" w:ascii="SimSun" w:hAnsi="SimSun" w:eastAsia="SimSun" w:cs="SimSun"/>
+        </w:rPr>
+        <w:t>？</w:t>
+      </w:r>
+      <w:r>
+        <w:rPr>
+          <w:rFonts w:ascii="SimSun" w:hAnsi="SimSun" w:eastAsia="SimSun" w:cs="SimSun"/>
+        </w:rPr>
+        <w:br/>
+      </w:r>
+      <w:r>
+        <w:rPr>
+          <w:rStyle w:val="VerbatimChar"/>
+          <w:rFonts w:ascii="SimSun" w:hAnsi="SimSun" w:eastAsia="SimSun" w:cs="SimSun"/>
+        </w:rPr>
+        <w:t xml:space="preserve">(c) </w:t>
+      </w:r>
+      <w:r>
+        <w:rPr>
+          <w:rStyle w:val="VerbatimChar"/>
+          <w:rFonts w:ascii="SimSun" w:hAnsi="SimSun" w:eastAsia="SimSun" w:cs="SimSun"/>
           <w:vertAlign w:val="superscript"/>
         </w:rPr>
-        <w:t>+</w:t>
-      </w:r>
-      <w:r>
-        <w:rPr>
-          <w:rFonts w:hint="eastAsia" w:ascii="Times New Roman" w:hAnsi="Times New Roman" w:eastAsia="Times New Roman" w:cs="Times New Roman"/>
-        </w:rPr>
-        <w:t>•</w:t>
-      </w:r>
-      <w:r>
-        <w:rPr>
-          <w:rFonts w:ascii="Times New Roman" w:hAnsi="Times New Roman" w:eastAsia="Times New Roman" w:cs="Times New Roman"/>
-        </w:rPr>
-        <w:t xml:space="preserve"> = 150</w:t>
+        <w:t>1</w:t>
+      </w:r>
+      <w:r>
+        <w:rPr>
+          <w:rStyle w:val="VerbatimChar"/>
+          <w:rFonts w:ascii="SimSun" w:hAnsi="SimSun" w:eastAsia="SimSun" w:cs="SimSun"/>
+        </w:rPr>
+        <w:t xml:space="preserve">H NMR </w:t>
+      </w:r>
+      <w:r>
+        <w:rPr>
+          <w:rStyle w:val="VerbatimChar"/>
+          <w:rFonts w:hint="eastAsia" w:ascii="SimSun" w:hAnsi="SimSun" w:eastAsia="SimSun" w:cs="SimSun"/>
+        </w:rPr>
+        <w:t xml:space="preserve">中</w:t>
+      </w:r>
+      <w:r>
+        <w:rPr>
+          <w:rStyle w:val="VerbatimChar"/>
+          <w:rFonts w:ascii="SimSun" w:hAnsi="SimSun" w:eastAsia="SimSun" w:cs="SimSun"/>
+        </w:rPr>
+        <w:t xml:space="preserve"> δ 1.25/4.12 </w:t>
+      </w:r>
+      <w:r>
+        <w:rPr>
+          <w:rStyle w:val="VerbatimChar"/>
+          <w:rFonts w:hint="eastAsia" w:ascii="SimSun" w:hAnsi="SimSun" w:eastAsia="SimSun" w:cs="SimSun"/>
+        </w:rPr>
+        <w:t xml:space="preserve">的</w:t>
+      </w:r>
+      <w:r>
+        <w:rPr>
+          <w:rStyle w:val="VerbatimChar"/>
+          <w:rFonts w:ascii="SimSun" w:hAnsi="SimSun" w:eastAsia="SimSun" w:cs="SimSun"/>
+        </w:rPr>
+        <w:t xml:space="preserve"> t/q </w:t>
+      </w:r>
+      <w:r>
+        <w:rPr>
+          <w:rStyle w:val="VerbatimChar"/>
+          <w:rFonts w:hint="eastAsia" w:ascii="SimSun" w:hAnsi="SimSun" w:eastAsia="SimSun" w:cs="SimSun"/>
+        </w:rPr>
+        <w:t>组合对应什么结构片段</w:t>
+      </w:r>
+      <w:r>
+        <w:rPr>
+          <w:rStyle w:val="VerbatimChar"/>
+          <w:rFonts w:hint="eastAsia" w:ascii="SimSun" w:hAnsi="SimSun" w:eastAsia="SimSun" w:cs="SimSun"/>
+        </w:rPr>
+        <w:t>？</w:t>
+      </w:r>
+      <w:r>
+        <w:rPr>
+          <w:rFonts w:ascii="SimSun" w:hAnsi="SimSun" w:eastAsia="SimSun" w:cs="SimSun"/>
+        </w:rPr>
+        <w:br/>
+      </w:r>
+      <w:r>
+        <w:rPr>
+          <w:rStyle w:val="VerbatimChar"/>
+          <w:rFonts w:ascii="SimSun" w:hAnsi="SimSun" w:eastAsia="SimSun" w:cs="SimSun"/>
+        </w:rPr>
+        <w:t xml:space="preserve">(d) </w:t>
+      </w:r>
+      <w:r>
+        <w:rPr>
+          <w:rStyle w:val="VerbatimChar"/>
+          <w:rFonts w:hint="eastAsia" w:ascii="SimSun" w:hAnsi="SimSun" w:eastAsia="SimSun" w:cs="SimSun"/>
+        </w:rPr>
+        <w:t xml:space="preserve">综合推断</w:t>
+      </w:r>
+      <w:r>
+        <w:rPr>
+          <w:rStyle w:val="VerbatimChar"/>
+          <w:rFonts w:ascii="SimSun" w:hAnsi="SimSun" w:eastAsia="SimSun" w:cs="SimSun"/>
+        </w:rPr>
+        <w:t xml:space="preserve"> Z </w:t>
+      </w:r>
+      <w:r>
+        <w:rPr>
+          <w:rStyle w:val="VerbatimChar"/>
+          <w:rFonts w:hint="eastAsia" w:ascii="SimSun" w:hAnsi="SimSun" w:eastAsia="SimSun" w:cs="SimSun"/>
+        </w:rPr>
+        <w:t>的结构</w:t>
+      </w:r>
+      <w:r>
+        <w:rPr>
+          <w:rStyle w:val="VerbatimChar"/>
+          <w:rFonts w:hint="eastAsia" w:ascii="SimSun" w:hAnsi="SimSun" w:eastAsia="SimSun" w:cs="SimSun"/>
+        </w:rPr>
+        <w:t>。</w:t>
       </w:r>
     </w:p>
     <w:p>
       <w:pPr>
-        <w:pStyle w:val="Compact"/>
-        <w:numPr>
-          <w:ilvl w:val="1"/>
-          <w:numId w:val="1028"/>
-        </w:numPr>
+        <w:pStyle w:val="FirstParagraph"/>
       </w:pPr>
       <w:r>
         <w:rPr>
-          <w:rFonts w:hint="eastAsia" w:ascii="Times New Roman" w:hAnsi="Times New Roman" w:eastAsia="Times New Roman" w:cs="Times New Roman"/>
-        </w:rPr>
-        <w:t xml:space="preserve">IR：1735</w:t>
+          <w:rFonts w:ascii="Times New Roman" w:hAnsi="Times New Roman" w:eastAsia="Times New Roman" w:cs="Times New Roman"/>
+          <w:b/>
+          <w:bCs/>
+        </w:rPr>
+        <w:t xml:space="preserve">14.</w:t>
+      </w:r>
+      <w:r>
+        <w:rPr>
+          <w:rFonts w:ascii="Times New Roman" w:hAnsi="Times New Roman" w:eastAsia="Times New Roman" w:cs="Times New Roman"/>
+        </w:rPr>
+        <w:t xml:space="preserve"> </w:t>
+      </w:r>
+      <w:r>
+        <w:rPr>
+          <w:rFonts w:hint="eastAsia" w:ascii="Times New Roman" w:hAnsi="Times New Roman" w:eastAsia="Times New Roman" w:cs="Times New Roman"/>
+          <w:b/>
+          <w:bCs/>
+        </w:rPr>
+        <w:t>（</w:t>
+      </w:r>
+      <w:r>
+        <w:rPr>
+          <w:rFonts w:hint="eastAsia" w:ascii="Times New Roman" w:hAnsi="Times New Roman" w:eastAsia="FangSong" w:cs="Times New Roman"/>
+          <w:b/>
+          <w:bCs/>
+        </w:rPr>
+        <w:t>改编自第</w:t>
+      </w:r>
+      <w:r>
+        <w:rPr>
+          <w:rFonts w:ascii="Times New Roman" w:hAnsi="Times New Roman" w:eastAsia="Times New Roman" w:cs="Times New Roman"/>
+          <w:b/>
+          <w:bCs/>
+        </w:rPr>
+        <w:t xml:space="preserve"> 32 </w:t>
+      </w:r>
+      <w:r>
+        <w:rPr>
+          <w:rFonts w:hint="eastAsia" w:ascii="Times New Roman" w:hAnsi="Times New Roman" w:eastAsia="FangSong" w:cs="Times New Roman"/>
+          <w:b/>
+          <w:bCs/>
+        </w:rPr>
+        <w:t>届初赛</w:t>
+      </w:r>
+      <w:r>
+        <w:rPr>
+          <w:rFonts w:hint="eastAsia" w:ascii="Times New Roman" w:hAnsi="Times New Roman" w:eastAsia="Times New Roman" w:cs="Times New Roman"/>
+          <w:b/>
+          <w:bCs/>
+        </w:rPr>
+        <w:t>）</w:t>
+      </w:r>
+      <w:r>
+        <w:rPr>
+          <w:rFonts w:ascii="Times New Roman" w:hAnsi="Times New Roman" w:eastAsia="Times New Roman" w:cs="Times New Roman"/>
+        </w:rPr>
+        <w:t xml:space="preserve"> </w:t>
+      </w:r>
+      <w:r>
+        <w:rPr>
+          <w:rFonts w:hint="eastAsia" w:ascii="Times New Roman" w:hAnsi="Times New Roman" w:eastAsia="FangSong" w:cs="Times New Roman"/>
+        </w:rPr>
+        <w:t xml:space="preserve">某未知物</w:t>
+      </w:r>
+      <w:r>
+        <w:rPr>
+          <w:rFonts w:ascii="Times New Roman" w:hAnsi="Times New Roman" w:eastAsia="Times New Roman" w:cs="Times New Roman"/>
+        </w:rPr>
+        <w:t xml:space="preserve"> </w:t>
+      </w:r>
+      <w:r>
+        <w:rPr>
+          <w:rFonts w:hint="eastAsia" w:ascii="Times New Roman" w:hAnsi="Times New Roman" w:eastAsia="Times New Roman" w:cs="Times New Roman"/>
+        </w:rPr>
+        <w:t>A（C</w:t>
+      </w:r>
+      <w:r>
+        <w:rPr>
+          <w:rFonts w:hint="eastAsia" w:ascii="Times New Roman" w:hAnsi="Times New Roman" w:eastAsia="Times New Roman" w:cs="Times New Roman"/>
+          <w:vertAlign w:val="subscript"/>
+        </w:rPr>
+        <w:t>4</w:t>
+      </w:r>
+      <w:r>
+        <w:rPr>
+          <w:rFonts w:hint="eastAsia" w:ascii="Times New Roman" w:hAnsi="Times New Roman" w:eastAsia="Times New Roman" w:cs="Times New Roman"/>
+        </w:rPr>
+        <w:t>H</w:t>
+      </w:r>
+      <w:r>
+        <w:rPr>
+          <w:rFonts w:hint="eastAsia" w:ascii="Times New Roman" w:hAnsi="Times New Roman" w:eastAsia="Times New Roman" w:cs="Times New Roman"/>
+          <w:vertAlign w:val="subscript"/>
+        </w:rPr>
+        <w:t>8</w:t>
+      </w:r>
+      <w:r>
+        <w:rPr>
+          <w:rFonts w:hint="eastAsia" w:ascii="Times New Roman" w:hAnsi="Times New Roman" w:eastAsia="Times New Roman" w:cs="Times New Roman"/>
+        </w:rPr>
+        <w:t>O</w:t>
+      </w:r>
+      <w:r>
+        <w:rPr>
+          <w:rFonts w:hint="eastAsia" w:ascii="Times New Roman" w:hAnsi="Times New Roman" w:eastAsia="Times New Roman" w:cs="Times New Roman"/>
+          <w:vertAlign w:val="subscript"/>
+        </w:rPr>
+        <w:t>2</w:t>
+      </w:r>
+      <w:r>
+        <w:rPr>
+          <w:rFonts w:hint="eastAsia" w:ascii="Times New Roman" w:hAnsi="Times New Roman" w:eastAsia="Times New Roman" w:cs="Times New Roman"/>
+        </w:rPr>
+        <w:t>）</w:t>
+      </w:r>
+      <w:r>
+        <w:rPr>
+          <w:rFonts w:hint="eastAsia" w:ascii="Times New Roman" w:hAnsi="Times New Roman" w:eastAsia="FangSong" w:cs="Times New Roman"/>
+        </w:rPr>
+        <w:t>的波谱数据</w:t>
+      </w:r>
+      <w:r>
+        <w:rPr>
+          <w:rFonts w:hint="eastAsia" w:ascii="Times New Roman" w:hAnsi="Times New Roman" w:eastAsia="Times New Roman" w:cs="Times New Roman"/>
+        </w:rPr>
+        <w:t>：</w:t>
+      </w:r>
+      <w:r>
+        <w:rPr>
+          <w:rFonts w:ascii="Times New Roman" w:hAnsi="Times New Roman" w:eastAsia="Times New Roman" w:cs="Times New Roman"/>
+        </w:rPr>
+        <w:t xml:space="preserve"> </w:t>
+      </w:r>
+      <w:r>
+        <w:rPr>
+          <w:rFonts w:ascii="Times New Roman" w:hAnsi="Times New Roman" w:eastAsia="Times New Roman" w:cs="Times New Roman"/>
+        </w:rPr>
+        <w:t xml:space="preserve">- </w:t>
+      </w:r>
+      <w:r>
+        <w:rPr>
+          <w:rFonts w:hint="eastAsia" w:ascii="Times New Roman" w:hAnsi="Times New Roman" w:eastAsia="Times New Roman" w:cs="Times New Roman"/>
+        </w:rPr>
+        <w:t xml:space="preserve">IR：1740</w:t>
       </w:r>
       <w:r>
         <w:rPr>
@@ -22756,1494 +23414,1112 @@
         <w:rPr>
           <w:rFonts w:hint="eastAsia" w:ascii="Times New Roman" w:hAnsi="Times New Roman" w:eastAsia="Times New Roman" w:cs="Times New Roman"/>
         </w:rPr>
-        <w:t>），1230</w:t>
-      </w:r>
-      <w:r>
-        <w:rPr>
-          <w:rFonts w:ascii="Times New Roman" w:hAnsi="Times New Roman" w:eastAsia="Times New Roman" w:cs="Times New Roman"/>
-        </w:rPr>
-        <w:t xml:space="preserve"> </w:t>
-      </w:r>
-      <w:r>
-        <w:rPr>
-          <w:rFonts w:hint="eastAsia" w:ascii="Times New Roman" w:hAnsi="Times New Roman" w:eastAsia="Times New Roman" w:cs="Times New Roman"/>
-        </w:rPr>
-        <w:t>cm</w:t>
-      </w:r>
-      <w:r>
-        <w:rPr>
-          <w:rFonts w:hint="eastAsia" w:ascii="Times New Roman" w:hAnsi="Times New Roman" w:eastAsia="Times New Roman" w:cs="Times New Roman"/>
+        <w:t>），</w:t>
+      </w:r>
+      <w:r>
+        <w:rPr>
+          <w:rFonts w:hint="eastAsia" w:ascii="Times New Roman" w:hAnsi="Times New Roman" w:eastAsia="FangSong" w:cs="Times New Roman"/>
+        </w:rPr>
+        <w:t>无</w:t>
+      </w:r>
+      <w:r>
+        <w:rPr>
+          <w:rFonts w:ascii="Times New Roman" w:hAnsi="Times New Roman" w:eastAsia="Times New Roman" w:cs="Times New Roman"/>
+        </w:rPr>
+        <w:t xml:space="preserve"> OH </w:t>
+      </w:r>
+      <w:r>
+        <w:rPr>
+          <w:rFonts w:hint="eastAsia" w:ascii="Times New Roman" w:hAnsi="Times New Roman" w:eastAsia="FangSong" w:cs="Times New Roman"/>
+        </w:rPr>
+        <w:t xml:space="preserve">宽峰</w:t>
+      </w:r>
+      <w:r>
+        <w:rPr>
+          <w:rFonts w:ascii="Times New Roman" w:hAnsi="Times New Roman" w:eastAsia="Times New Roman" w:cs="Times New Roman"/>
+        </w:rPr>
+        <w:t xml:space="preserve"> </w:t>
+      </w:r>
+      <w:r>
+        <w:rPr>
+          <w:rFonts w:ascii="Times New Roman" w:hAnsi="Times New Roman" w:eastAsia="Times New Roman" w:cs="Times New Roman"/>
+        </w:rPr>
+        <w:t xml:space="preserve">- </w:t>
+      </w:r>
+      <w:r>
+        <w:rPr>
+          <w:rFonts w:ascii="Times New Roman" w:hAnsi="Times New Roman" w:eastAsia="Times New Roman" w:cs="Times New Roman"/>
           <w:vertAlign w:val="superscript"/>
         </w:rPr>
-        <w:t>-1</w:t>
-      </w:r>
-      <w:r>
-        <w:rPr>
-          <w:rFonts w:hint="eastAsia" w:ascii="Times New Roman" w:hAnsi="Times New Roman" w:eastAsia="Times New Roman" w:cs="Times New Roman"/>
-        </w:rPr>
-        <w:t>（</w:t>
-      </w:r>
-      <w:r>
-        <w:rPr>
-          <w:rFonts w:hint="eastAsia" w:ascii="Times New Roman" w:hAnsi="Times New Roman" w:eastAsia="FangSong" w:cs="Times New Roman"/>
-        </w:rPr>
-        <w:t>强</w:t>
-      </w:r>
-      <w:r>
-        <w:rPr>
-          <w:rFonts w:hint="eastAsia" w:ascii="Times New Roman" w:hAnsi="Times New Roman" w:eastAsia="Times New Roman" w:cs="Times New Roman"/>
-        </w:rPr>
-        <w:t>），</w:t>
-      </w:r>
-      <w:r>
-        <w:rPr>
-          <w:rFonts w:hint="eastAsia" w:ascii="Times New Roman" w:hAnsi="Times New Roman" w:eastAsia="FangSong" w:cs="Times New Roman"/>
-        </w:rPr>
-        <w:t>无</w:t>
-      </w:r>
-      <w:r>
-        <w:rPr>
-          <w:rFonts w:ascii="Times New Roman" w:hAnsi="Times New Roman" w:eastAsia="Times New Roman" w:cs="Times New Roman"/>
-        </w:rPr>
-        <w:t xml:space="preserve"> OH </w:t>
-      </w:r>
-      <w:r>
-        <w:rPr>
-          <w:rFonts w:hint="eastAsia" w:ascii="Times New Roman" w:hAnsi="Times New Roman" w:eastAsia="FangSong" w:cs="Times New Roman"/>
-        </w:rPr>
-        <w:t xml:space="preserve">宽峰</w:t>
+        <w:t>1</w:t>
+      </w:r>
+      <w:r>
+        <w:rPr>
+          <w:rFonts w:ascii="Times New Roman" w:hAnsi="Times New Roman" w:eastAsia="Times New Roman" w:cs="Times New Roman"/>
+        </w:rPr>
+        <w:t xml:space="preserve">H </w:t>
+      </w:r>
+      <w:r>
+        <w:rPr>
+          <w:rFonts w:hint="eastAsia" w:ascii="Times New Roman" w:hAnsi="Times New Roman" w:eastAsia="Times New Roman" w:cs="Times New Roman"/>
+        </w:rPr>
+        <w:t xml:space="preserve">NMR：</w:t>
+      </w:r>
+      <w:r>
+        <w:rPr>
+          <w:rFonts w:ascii="Times New Roman" w:hAnsi="Times New Roman" w:eastAsia="Times New Roman" w:cs="Times New Roman"/>
+        </w:rPr>
+        <w:t xml:space="preserve"> </w:t>
+      </w:r>
+      <w:r>
+        <w:rPr>
+          <w:rFonts w:ascii="Times New Roman" w:hAnsi="Times New Roman" w:eastAsia="Times New Roman" w:cs="Times New Roman"/>
+        </w:rPr>
+        <w:t xml:space="preserve">- δ 1.26 (t, 3H, J = 7.1 Hz)</w:t>
+      </w:r>
+      <w:r>
+        <w:rPr>
+          <w:rFonts w:ascii="Times New Roman" w:hAnsi="Times New Roman" w:eastAsia="Times New Roman" w:cs="Times New Roman"/>
+        </w:rPr>
+        <w:t xml:space="preserve"> </w:t>
+      </w:r>
+      <w:r>
+        <w:rPr>
+          <w:rFonts w:ascii="Times New Roman" w:hAnsi="Times New Roman" w:eastAsia="Times New Roman" w:cs="Times New Roman"/>
+        </w:rPr>
+        <w:t xml:space="preserve">- δ 2.04 (s, 3H)</w:t>
+      </w:r>
+      <w:r>
+        <w:rPr>
+          <w:rFonts w:ascii="Times New Roman" w:hAnsi="Times New Roman" w:eastAsia="Times New Roman" w:cs="Times New Roman"/>
+        </w:rPr>
+        <w:t xml:space="preserve"> </w:t>
+      </w:r>
+      <w:r>
+        <w:rPr>
+          <w:rFonts w:ascii="Times New Roman" w:hAnsi="Times New Roman" w:eastAsia="Times New Roman" w:cs="Times New Roman"/>
+        </w:rPr>
+        <w:t xml:space="preserve">- δ 4.12 (q, 2H, J = 7.1 Hz)</w:t>
       </w:r>
     </w:p>
     <w:p>
       <w:pPr>
-        <w:pStyle w:val="Compact"/>
-        <w:numPr>
-          <w:ilvl w:val="1"/>
-          <w:numId w:val="1028"/>
-        </w:numPr>
+        <w:pStyle w:val="SourceCode"/>
       </w:pPr>
       <w:r>
         <w:rPr>
-          <w:rFonts w:ascii="Times New Roman" w:hAnsi="Times New Roman" w:eastAsia="Times New Roman" w:cs="Times New Roman"/>
+          <w:rStyle w:val="VerbatimChar"/>
+          <w:rFonts w:ascii="SimSun" w:hAnsi="SimSun" w:eastAsia="SimSun" w:cs="SimSun"/>
+        </w:rPr>
+        <w:t xml:space="preserve">(a) </w:t>
+      </w:r>
+      <w:r>
+        <w:rPr>
+          <w:rStyle w:val="VerbatimChar"/>
+          <w:rFonts w:hint="eastAsia" w:ascii="SimSun" w:hAnsi="SimSun" w:eastAsia="SimSun" w:cs="SimSun"/>
+        </w:rPr>
+        <w:t xml:space="preserve">判断</w:t>
+      </w:r>
+      <w:r>
+        <w:rPr>
+          <w:rStyle w:val="VerbatimChar"/>
+          <w:rFonts w:ascii="SimSun" w:hAnsi="SimSun" w:eastAsia="SimSun" w:cs="SimSun"/>
+        </w:rPr>
+        <w:t xml:space="preserve"> A </w:t>
+      </w:r>
+      <w:r>
+        <w:rPr>
+          <w:rStyle w:val="VerbatimChar"/>
+          <w:rFonts w:hint="eastAsia" w:ascii="SimSun" w:hAnsi="SimSun" w:eastAsia="SimSun" w:cs="SimSun"/>
+        </w:rPr>
+        <w:t>是否含苯环</w:t>
+      </w:r>
+      <w:r>
+        <w:rPr>
+          <w:rStyle w:val="VerbatimChar"/>
+          <w:rFonts w:hint="eastAsia" w:ascii="SimSun" w:hAnsi="SimSun" w:eastAsia="SimSun" w:cs="SimSun"/>
+        </w:rPr>
+        <w:t>。</w:t>
+      </w:r>
+      <w:r>
+        <w:rPr>
+          <w:rFonts w:ascii="SimSun" w:hAnsi="SimSun" w:eastAsia="SimSun" w:cs="SimSun"/>
+        </w:rPr>
+        <w:br/>
+      </w:r>
+      <w:r>
+        <w:rPr>
+          <w:rStyle w:val="VerbatimChar"/>
+          <w:rFonts w:ascii="SimSun" w:hAnsi="SimSun" w:eastAsia="SimSun" w:cs="SimSun"/>
+        </w:rPr>
+        <w:t>(b) IR 1740 cm</w:t>
+      </w:r>
+      <w:r>
+        <w:rPr>
+          <w:rStyle w:val="VerbatimChar"/>
+          <w:rFonts w:ascii="SimSun" w:hAnsi="SimSun" w:eastAsia="SimSun" w:cs="SimSun"/>
           <w:vertAlign w:val="superscript"/>
         </w:rPr>
+        <w:t>-1</w:t>
+      </w:r>
+      <w:r>
+        <w:rPr>
+          <w:rStyle w:val="VerbatimChar"/>
+          <w:rFonts w:ascii="SimSun" w:hAnsi="SimSun" w:eastAsia="SimSun" w:cs="SimSun"/>
+        </w:rPr>
+        <w:t xml:space="preserve"> </w:t>
+      </w:r>
+      <w:r>
+        <w:rPr>
+          <w:rStyle w:val="VerbatimChar"/>
+          <w:rFonts w:hint="eastAsia" w:ascii="SimSun" w:hAnsi="SimSun" w:eastAsia="SimSun" w:cs="SimSun"/>
+        </w:rPr>
+        <w:t>指向什么官能团</w:t>
+      </w:r>
+      <w:r>
+        <w:rPr>
+          <w:rStyle w:val="VerbatimChar"/>
+          <w:rFonts w:hint="eastAsia" w:ascii="SimSun" w:hAnsi="SimSun" w:eastAsia="SimSun" w:cs="SimSun"/>
+        </w:rPr>
+        <w:t>？</w:t>
+      </w:r>
+      <w:r>
+        <w:rPr>
+          <w:rStyle w:val="VerbatimChar"/>
+          <w:rFonts w:hint="eastAsia" w:ascii="SimSun" w:hAnsi="SimSun" w:eastAsia="SimSun" w:cs="SimSun"/>
+        </w:rPr>
+        <w:t>排除什么官能团</w:t>
+      </w:r>
+      <w:r>
+        <w:rPr>
+          <w:rStyle w:val="VerbatimChar"/>
+          <w:rFonts w:hint="eastAsia" w:ascii="SimSun" w:hAnsi="SimSun" w:eastAsia="SimSun" w:cs="SimSun"/>
+        </w:rPr>
+        <w:t>？</w:t>
+      </w:r>
+      <w:r>
+        <w:rPr>
+          <w:rFonts w:ascii="SimSun" w:hAnsi="SimSun" w:eastAsia="SimSun" w:cs="SimSun"/>
+        </w:rPr>
+        <w:br/>
+      </w:r>
+      <w:r>
+        <w:rPr>
+          <w:rStyle w:val="VerbatimChar"/>
+          <w:rFonts w:ascii="SimSun" w:hAnsi="SimSun" w:eastAsia="SimSun" w:cs="SimSun"/>
+        </w:rPr>
+        <w:t xml:space="preserve">(c) </w:t>
+      </w:r>
+      <w:r>
+        <w:rPr>
+          <w:rStyle w:val="VerbatimChar"/>
+          <w:rFonts w:ascii="SimSun" w:hAnsi="SimSun" w:eastAsia="SimSun" w:cs="SimSun"/>
+          <w:vertAlign w:val="superscript"/>
+        </w:rPr>
         <w:t>1</w:t>
       </w:r>
       <w:r>
         <w:rPr>
-          <w:rFonts w:ascii="Times New Roman" w:hAnsi="Times New Roman" w:eastAsia="Times New Roman" w:cs="Times New Roman"/>
-        </w:rPr>
-        <w:t xml:space="preserve">H </w:t>
-      </w:r>
-      <w:r>
-        <w:rPr>
-          <w:rFonts w:hint="eastAsia" w:ascii="Times New Roman" w:hAnsi="Times New Roman" w:eastAsia="Times New Roman" w:cs="Times New Roman"/>
-        </w:rPr>
-        <w:t>NMR（CDCl</w:t>
-      </w:r>
-      <w:r>
-        <w:rPr>
-          <w:rFonts w:hint="eastAsia" w:ascii="Times New Roman" w:hAnsi="Times New Roman" w:eastAsia="Times New Roman" w:cs="Times New Roman"/>
-          <w:vertAlign w:val="subscript"/>
-        </w:rPr>
-        <w:t>3</w:t>
-      </w:r>
-      <w:r>
-        <w:rPr>
-          <w:rFonts w:hint="eastAsia" w:ascii="Times New Roman" w:hAnsi="Times New Roman" w:eastAsia="Times New Roman" w:cs="Times New Roman"/>
-        </w:rPr>
-        <w:t>）：</w:t>
+          <w:rStyle w:val="VerbatimChar"/>
+          <w:rFonts w:ascii="SimSun" w:hAnsi="SimSun" w:eastAsia="SimSun" w:cs="SimSun"/>
+        </w:rPr>
+        <w:t xml:space="preserve">H NMR </w:t>
+      </w:r>
+      <w:r>
+        <w:rPr>
+          <w:rStyle w:val="VerbatimChar"/>
+          <w:rFonts w:hint="eastAsia" w:ascii="SimSun" w:hAnsi="SimSun" w:eastAsia="SimSun" w:cs="SimSun"/>
+        </w:rPr>
+        <w:t xml:space="preserve">中</w:t>
+      </w:r>
+      <w:r>
+        <w:rPr>
+          <w:rStyle w:val="VerbatimChar"/>
+          <w:rFonts w:ascii="SimSun" w:hAnsi="SimSun" w:eastAsia="SimSun" w:cs="SimSun"/>
+        </w:rPr>
+        <w:t xml:space="preserve"> δ 2.04 (s, 3H) </w:t>
+      </w:r>
+      <w:r>
+        <w:rPr>
+          <w:rStyle w:val="VerbatimChar"/>
+          <w:rFonts w:hint="eastAsia" w:ascii="SimSun" w:hAnsi="SimSun" w:eastAsia="SimSun" w:cs="SimSun"/>
+        </w:rPr>
+        <w:t xml:space="preserve">和</w:t>
+      </w:r>
+      <w:r>
+        <w:rPr>
+          <w:rStyle w:val="VerbatimChar"/>
+          <w:rFonts w:ascii="SimSun" w:hAnsi="SimSun" w:eastAsia="SimSun" w:cs="SimSun"/>
+        </w:rPr>
+        <w:t xml:space="preserve"> δ 1.26/4.12 </w:t>
+      </w:r>
+      <w:r>
+        <w:rPr>
+          <w:rStyle w:val="VerbatimChar"/>
+          <w:rFonts w:hint="eastAsia" w:ascii="SimSun" w:hAnsi="SimSun" w:eastAsia="SimSun" w:cs="SimSun"/>
+        </w:rPr>
+        <w:t xml:space="preserve">的</w:t>
+      </w:r>
+      <w:r>
+        <w:rPr>
+          <w:rStyle w:val="VerbatimChar"/>
+          <w:rFonts w:ascii="SimSun" w:hAnsi="SimSun" w:eastAsia="SimSun" w:cs="SimSun"/>
+        </w:rPr>
+        <w:t xml:space="preserve"> t/q </w:t>
+      </w:r>
+      <w:r>
+        <w:rPr>
+          <w:rStyle w:val="VerbatimChar"/>
+          <w:rFonts w:hint="eastAsia" w:ascii="SimSun" w:hAnsi="SimSun" w:eastAsia="SimSun" w:cs="SimSun"/>
+        </w:rPr>
+        <w:t>组合分别对应什么结构片段</w:t>
+      </w:r>
+      <w:r>
+        <w:rPr>
+          <w:rStyle w:val="VerbatimChar"/>
+          <w:rFonts w:hint="eastAsia" w:ascii="SimSun" w:hAnsi="SimSun" w:eastAsia="SimSun" w:cs="SimSun"/>
+        </w:rPr>
+        <w:t>？</w:t>
+      </w:r>
+      <w:r>
+        <w:rPr>
+          <w:rFonts w:ascii="SimSun" w:hAnsi="SimSun" w:eastAsia="SimSun" w:cs="SimSun"/>
+        </w:rPr>
+        <w:br/>
+      </w:r>
+      <w:r>
+        <w:rPr>
+          <w:rStyle w:val="VerbatimChar"/>
+          <w:rFonts w:ascii="SimSun" w:hAnsi="SimSun" w:eastAsia="SimSun" w:cs="SimSun"/>
+        </w:rPr>
+        <w:t xml:space="preserve">(d) </w:t>
+      </w:r>
+      <w:r>
+        <w:rPr>
+          <w:rStyle w:val="VerbatimChar"/>
+          <w:rFonts w:hint="eastAsia" w:ascii="SimSun" w:hAnsi="SimSun" w:eastAsia="SimSun" w:cs="SimSun"/>
+        </w:rPr>
+        <w:t xml:space="preserve">推断</w:t>
+      </w:r>
+      <w:r>
+        <w:rPr>
+          <w:rStyle w:val="VerbatimChar"/>
+          <w:rFonts w:ascii="SimSun" w:hAnsi="SimSun" w:eastAsia="SimSun" w:cs="SimSun"/>
+        </w:rPr>
+        <w:t xml:space="preserve"> A </w:t>
+      </w:r>
+      <w:r>
+        <w:rPr>
+          <w:rStyle w:val="VerbatimChar"/>
+          <w:rFonts w:hint="eastAsia" w:ascii="SimSun" w:hAnsi="SimSun" w:eastAsia="SimSun" w:cs="SimSun"/>
+        </w:rPr>
+        <w:t>的完整结构</w:t>
+      </w:r>
+      <w:r>
+        <w:rPr>
+          <w:rStyle w:val="VerbatimChar"/>
+          <w:rFonts w:hint="eastAsia" w:ascii="SimSun" w:hAnsi="SimSun" w:eastAsia="SimSun" w:cs="SimSun"/>
+        </w:rPr>
+        <w:t>，</w:t>
+      </w:r>
+      <w:r>
+        <w:rPr>
+          <w:rStyle w:val="VerbatimChar"/>
+          <w:rFonts w:hint="eastAsia" w:ascii="SimSun" w:hAnsi="SimSun" w:eastAsia="SimSun" w:cs="SimSun"/>
+        </w:rPr>
+        <w:t>并验证所有谱图数据的一致性</w:t>
+      </w:r>
+      <w:r>
+        <w:rPr>
+          <w:rStyle w:val="VerbatimChar"/>
+          <w:rFonts w:hint="eastAsia" w:ascii="SimSun" w:hAnsi="SimSun" w:eastAsia="SimSun" w:cs="SimSun"/>
+        </w:rPr>
+        <w:t>。</w:t>
       </w:r>
     </w:p>
     <w:p>
       <w:pPr>
-        <w:pStyle w:val="Compact"/>
-        <w:numPr>
-          <w:ilvl w:val="2"/>
-          <w:numId w:val="1029"/>
-        </w:numPr>
+        <w:pStyle w:val="FirstParagraph"/>
       </w:pPr>
       <w:r>
         <w:rPr>
           <w:rFonts w:ascii="Times New Roman" w:hAnsi="Times New Roman" w:eastAsia="Times New Roman" w:cs="Times New Roman"/>
-        </w:rPr>
-        <w:t xml:space="preserve">δ 1.25 (t, 3H, J = 7 Hz)</w:t>
+          <w:b/>
+          <w:bCs/>
+        </w:rPr>
+        <w:t xml:space="preserve">15.</w:t>
+      </w:r>
+      <w:r>
+        <w:rPr>
+          <w:rFonts w:ascii="Times New Roman" w:hAnsi="Times New Roman" w:eastAsia="Times New Roman" w:cs="Times New Roman"/>
+        </w:rPr>
+        <w:t xml:space="preserve"> </w:t>
+      </w:r>
+      <w:r>
+        <w:rPr>
+          <w:rFonts w:hint="eastAsia" w:ascii="Times New Roman" w:hAnsi="Times New Roman" w:eastAsia="Times New Roman" w:cs="Times New Roman"/>
+          <w:b/>
+          <w:bCs/>
+        </w:rPr>
+        <w:t>（</w:t>
+      </w:r>
+      <w:r>
+        <w:rPr>
+          <w:rFonts w:hint="eastAsia" w:ascii="Times New Roman" w:hAnsi="Times New Roman" w:eastAsia="FangSong" w:cs="Times New Roman"/>
+          <w:b/>
+          <w:bCs/>
+        </w:rPr>
+        <w:t>综合解析题</w:t>
+      </w:r>
+      <w:r>
+        <w:rPr>
+          <w:rFonts w:hint="eastAsia" w:ascii="Times New Roman" w:hAnsi="Times New Roman" w:eastAsia="Times New Roman" w:cs="Times New Roman"/>
+          <w:b/>
+          <w:bCs/>
+        </w:rPr>
+        <w:t>）</w:t>
+      </w:r>
+      <w:r>
+        <w:rPr>
+          <w:rFonts w:ascii="Times New Roman" w:hAnsi="Times New Roman" w:eastAsia="Times New Roman" w:cs="Times New Roman"/>
+        </w:rPr>
+        <w:t xml:space="preserve"> </w:t>
+      </w:r>
+      <w:r>
+        <w:rPr>
+          <w:rFonts w:hint="eastAsia" w:ascii="Times New Roman" w:hAnsi="Times New Roman" w:eastAsia="FangSong" w:cs="Times New Roman"/>
+        </w:rPr>
+        <w:t xml:space="preserve">化合物</w:t>
+      </w:r>
+      <w:r>
+        <w:rPr>
+          <w:rFonts w:ascii="Times New Roman" w:hAnsi="Times New Roman" w:eastAsia="Times New Roman" w:cs="Times New Roman"/>
+        </w:rPr>
+        <w:t xml:space="preserve"> </w:t>
+      </w:r>
+      <w:r>
+        <w:rPr>
+          <w:rFonts w:hint="eastAsia" w:ascii="Times New Roman" w:hAnsi="Times New Roman" w:eastAsia="Times New Roman" w:cs="Times New Roman"/>
+        </w:rPr>
+        <w:t>B（C</w:t>
+      </w:r>
+      <w:r>
+        <w:rPr>
+          <w:rFonts w:hint="eastAsia" w:ascii="Times New Roman" w:hAnsi="Times New Roman" w:eastAsia="Times New Roman" w:cs="Times New Roman"/>
+          <w:vertAlign w:val="subscript"/>
+        </w:rPr>
+        <w:t>10</w:t>
+      </w:r>
+      <w:r>
+        <w:rPr>
+          <w:rFonts w:hint="eastAsia" w:ascii="Times New Roman" w:hAnsi="Times New Roman" w:eastAsia="Times New Roman" w:cs="Times New Roman"/>
+        </w:rPr>
+        <w:t>H</w:t>
+      </w:r>
+      <w:r>
+        <w:rPr>
+          <w:rFonts w:hint="eastAsia" w:ascii="Times New Roman" w:hAnsi="Times New Roman" w:eastAsia="Times New Roman" w:cs="Times New Roman"/>
+          <w:vertAlign w:val="subscript"/>
+        </w:rPr>
+        <w:t>12</w:t>
+      </w:r>
+      <w:r>
+        <w:rPr>
+          <w:rFonts w:hint="eastAsia" w:ascii="Times New Roman" w:hAnsi="Times New Roman" w:eastAsia="Times New Roman" w:cs="Times New Roman"/>
+        </w:rPr>
+        <w:t>O）</w:t>
+      </w:r>
+      <w:r>
+        <w:rPr>
+          <w:rFonts w:hint="eastAsia" w:ascii="Times New Roman" w:hAnsi="Times New Roman" w:eastAsia="FangSong" w:cs="Times New Roman"/>
+        </w:rPr>
+        <w:t>的波谱数据</w:t>
+      </w:r>
+      <w:r>
+        <w:rPr>
+          <w:rFonts w:hint="eastAsia" w:ascii="Times New Roman" w:hAnsi="Times New Roman" w:eastAsia="Times New Roman" w:cs="Times New Roman"/>
+        </w:rPr>
+        <w:t>：</w:t>
+      </w:r>
+      <w:r>
+        <w:rPr>
+          <w:rFonts w:ascii="Times New Roman" w:hAnsi="Times New Roman" w:eastAsia="Times New Roman" w:cs="Times New Roman"/>
+        </w:rPr>
+        <w:t xml:space="preserve"> </w:t>
+      </w:r>
+      <w:r>
+        <w:rPr>
+          <w:rFonts w:ascii="Times New Roman" w:hAnsi="Times New Roman" w:eastAsia="Times New Roman" w:cs="Times New Roman"/>
+        </w:rPr>
+        <w:t xml:space="preserve">- </w:t>
+      </w:r>
+      <w:r>
+        <w:rPr>
+          <w:rFonts w:hint="eastAsia" w:ascii="Times New Roman" w:hAnsi="Times New Roman" w:eastAsia="Times New Roman" w:cs="Times New Roman"/>
+        </w:rPr>
+        <w:t>MS：M</w:t>
+      </w:r>
+      <w:r>
+        <w:rPr>
+          <w:rFonts w:hint="eastAsia" w:ascii="Times New Roman" w:hAnsi="Times New Roman" w:eastAsia="Times New Roman" w:cs="Times New Roman"/>
+          <w:vertAlign w:val="superscript"/>
+        </w:rPr>
+        <w:t>+</w:t>
+      </w:r>
+      <w:r>
+        <w:rPr>
+          <w:rFonts w:hint="eastAsia" w:ascii="Times New Roman" w:hAnsi="Times New Roman" w:eastAsia="Times New Roman" w:cs="Times New Roman"/>
+        </w:rPr>
+        <w:t>•</w:t>
+      </w:r>
+      <w:r>
+        <w:rPr>
+          <w:rFonts w:ascii="Times New Roman" w:hAnsi="Times New Roman" w:eastAsia="Times New Roman" w:cs="Times New Roman"/>
+        </w:rPr>
+        <w:t xml:space="preserve"> = 148</w:t>
+      </w:r>
+      <w:r>
+        <w:rPr>
+          <w:rFonts w:ascii="Times New Roman" w:hAnsi="Times New Roman" w:eastAsia="Times New Roman" w:cs="Times New Roman"/>
+        </w:rPr>
+        <w:t xml:space="preserve"> </w:t>
+      </w:r>
+      <w:r>
+        <w:rPr>
+          <w:rFonts w:ascii="Times New Roman" w:hAnsi="Times New Roman" w:eastAsia="Times New Roman" w:cs="Times New Roman"/>
+        </w:rPr>
+        <w:t xml:space="preserve">- </w:t>
+      </w:r>
+      <w:r>
+        <w:rPr>
+          <w:rFonts w:hint="eastAsia" w:ascii="Times New Roman" w:hAnsi="Times New Roman" w:eastAsia="Times New Roman" w:cs="Times New Roman"/>
+        </w:rPr>
+        <w:t xml:space="preserve">IR：1685</w:t>
+      </w:r>
+      <w:r>
+        <w:rPr>
+          <w:rFonts w:ascii="Times New Roman" w:hAnsi="Times New Roman" w:eastAsia="Times New Roman" w:cs="Times New Roman"/>
+        </w:rPr>
+        <w:t xml:space="preserve"> </w:t>
+      </w:r>
+      <w:r>
+        <w:rPr>
+          <w:rFonts w:hint="eastAsia" w:ascii="Times New Roman" w:hAnsi="Times New Roman" w:eastAsia="Times New Roman" w:cs="Times New Roman"/>
+        </w:rPr>
+        <w:t>cm</w:t>
+      </w:r>
+      <w:r>
+        <w:rPr>
+          <w:rFonts w:hint="eastAsia" w:ascii="Times New Roman" w:hAnsi="Times New Roman" w:eastAsia="Times New Roman" w:cs="Times New Roman"/>
+          <w:vertAlign w:val="superscript"/>
+        </w:rPr>
+        <w:t>-1</w:t>
+      </w:r>
+      <w:r>
+        <w:rPr>
+          <w:rFonts w:hint="eastAsia" w:ascii="Times New Roman" w:hAnsi="Times New Roman" w:eastAsia="Times New Roman" w:cs="Times New Roman"/>
+        </w:rPr>
+        <w:t>（</w:t>
+      </w:r>
+      <w:r>
+        <w:rPr>
+          <w:rFonts w:hint="eastAsia" w:ascii="Times New Roman" w:hAnsi="Times New Roman" w:eastAsia="FangSong" w:cs="Times New Roman"/>
+        </w:rPr>
+        <w:t>强</w:t>
+      </w:r>
+      <w:r>
+        <w:rPr>
+          <w:rFonts w:hint="eastAsia" w:ascii="Times New Roman" w:hAnsi="Times New Roman" w:eastAsia="Times New Roman" w:cs="Times New Roman"/>
+        </w:rPr>
+        <w:t>），1600</w:t>
+      </w:r>
+      <w:r>
+        <w:rPr>
+          <w:rFonts w:ascii="Times New Roman" w:hAnsi="Times New Roman" w:eastAsia="Times New Roman" w:cs="Times New Roman"/>
+        </w:rPr>
+        <w:t xml:space="preserve"> </w:t>
+      </w:r>
+      <w:r>
+        <w:rPr>
+          <w:rFonts w:hint="eastAsia" w:ascii="Times New Roman" w:hAnsi="Times New Roman" w:eastAsia="Times New Roman" w:cs="Times New Roman"/>
+        </w:rPr>
+        <w:t>cm</w:t>
+      </w:r>
+      <w:r>
+        <w:rPr>
+          <w:rFonts w:hint="eastAsia" w:ascii="Times New Roman" w:hAnsi="Times New Roman" w:eastAsia="Times New Roman" w:cs="Times New Roman"/>
+          <w:vertAlign w:val="superscript"/>
+        </w:rPr>
+        <w:t>-1</w:t>
+      </w:r>
+      <w:r>
+        <w:rPr>
+          <w:rFonts w:hint="eastAsia" w:ascii="Times New Roman" w:hAnsi="Times New Roman" w:eastAsia="Times New Roman" w:cs="Times New Roman"/>
+        </w:rPr>
+        <w:t>（</w:t>
+      </w:r>
+      <w:r>
+        <w:rPr>
+          <w:rFonts w:hint="eastAsia" w:ascii="Times New Roman" w:hAnsi="Times New Roman" w:eastAsia="FangSong" w:cs="Times New Roman"/>
+        </w:rPr>
+        <w:t>中</w:t>
+      </w:r>
+      <w:r>
+        <w:rPr>
+          <w:rFonts w:hint="eastAsia" w:ascii="Times New Roman" w:hAnsi="Times New Roman" w:eastAsia="Times New Roman" w:cs="Times New Roman"/>
+        </w:rPr>
+        <w:t>），1500</w:t>
+      </w:r>
+      <w:r>
+        <w:rPr>
+          <w:rFonts w:ascii="Times New Roman" w:hAnsi="Times New Roman" w:eastAsia="Times New Roman" w:cs="Times New Roman"/>
+        </w:rPr>
+        <w:t xml:space="preserve"> </w:t>
+      </w:r>
+      <w:r>
+        <w:rPr>
+          <w:rFonts w:hint="eastAsia" w:ascii="Times New Roman" w:hAnsi="Times New Roman" w:eastAsia="Times New Roman" w:cs="Times New Roman"/>
+        </w:rPr>
+        <w:t>cm</w:t>
+      </w:r>
+      <w:r>
+        <w:rPr>
+          <w:rFonts w:hint="eastAsia" w:ascii="Times New Roman" w:hAnsi="Times New Roman" w:eastAsia="Times New Roman" w:cs="Times New Roman"/>
+          <w:vertAlign w:val="superscript"/>
+        </w:rPr>
+        <w:t>-1</w:t>
+      </w:r>
+      <w:r>
+        <w:rPr>
+          <w:rFonts w:hint="eastAsia" w:ascii="Times New Roman" w:hAnsi="Times New Roman" w:eastAsia="Times New Roman" w:cs="Times New Roman"/>
+        </w:rPr>
+        <w:t>（</w:t>
+      </w:r>
+      <w:r>
+        <w:rPr>
+          <w:rFonts w:hint="eastAsia" w:ascii="Times New Roman" w:hAnsi="Times New Roman" w:eastAsia="FangSong" w:cs="Times New Roman"/>
+        </w:rPr>
+        <w:t>中</w:t>
+      </w:r>
+      <w:r>
+        <w:rPr>
+          <w:rFonts w:hint="eastAsia" w:ascii="Times New Roman" w:hAnsi="Times New Roman" w:eastAsia="Times New Roman" w:cs="Times New Roman"/>
+        </w:rPr>
+        <w:t>），</w:t>
+      </w:r>
+      <w:r>
+        <w:rPr>
+          <w:rFonts w:hint="eastAsia" w:ascii="Times New Roman" w:hAnsi="Times New Roman" w:eastAsia="FangSong" w:cs="Times New Roman"/>
+        </w:rPr>
+        <w:t>无</w:t>
+      </w:r>
+      <w:r>
+        <w:rPr>
+          <w:rFonts w:ascii="Times New Roman" w:hAnsi="Times New Roman" w:eastAsia="Times New Roman" w:cs="Times New Roman"/>
+        </w:rPr>
+        <w:t xml:space="preserve"> OH </w:t>
+      </w:r>
+      <w:r>
+        <w:rPr>
+          <w:rFonts w:hint="eastAsia" w:ascii="Times New Roman" w:hAnsi="Times New Roman" w:eastAsia="FangSong" w:cs="Times New Roman"/>
+        </w:rPr>
+        <w:t xml:space="preserve">宽峰</w:t>
+      </w:r>
+      <w:r>
+        <w:rPr>
+          <w:rFonts w:ascii="Times New Roman" w:hAnsi="Times New Roman" w:eastAsia="Times New Roman" w:cs="Times New Roman"/>
+        </w:rPr>
+        <w:t xml:space="preserve"> </w:t>
+      </w:r>
+      <w:r>
+        <w:rPr>
+          <w:rFonts w:ascii="Times New Roman" w:hAnsi="Times New Roman" w:eastAsia="Times New Roman" w:cs="Times New Roman"/>
+        </w:rPr>
+        <w:t xml:space="preserve">- </w:t>
+      </w:r>
+      <w:r>
+        <w:rPr>
+          <w:rFonts w:ascii="Times New Roman" w:hAnsi="Times New Roman" w:eastAsia="Times New Roman" w:cs="Times New Roman"/>
+          <w:vertAlign w:val="superscript"/>
+        </w:rPr>
+        <w:t>13</w:t>
+      </w:r>
+      <w:r>
+        <w:rPr>
+          <w:rFonts w:ascii="Times New Roman" w:hAnsi="Times New Roman" w:eastAsia="Times New Roman" w:cs="Times New Roman"/>
+        </w:rPr>
+        <w:t xml:space="preserve">C </w:t>
+      </w:r>
+      <w:r>
+        <w:rPr>
+          <w:rFonts w:hint="eastAsia" w:ascii="Times New Roman" w:hAnsi="Times New Roman" w:eastAsia="Times New Roman" w:cs="Times New Roman"/>
+        </w:rPr>
+        <w:t xml:space="preserve">NMR：δ</w:t>
+      </w:r>
+      <w:r>
+        <w:rPr>
+          <w:rFonts w:ascii="Times New Roman" w:hAnsi="Times New Roman" w:eastAsia="Times New Roman" w:cs="Times New Roman"/>
+        </w:rPr>
+        <w:t xml:space="preserve"> 13.8, 17.8, 40.5, 128.0, 128.6, 132.9, 137.0, </w:t>
+      </w:r>
+      <w:r>
+        <w:rPr>
+          <w:rFonts w:hint="eastAsia" w:ascii="Times New Roman" w:hAnsi="Times New Roman" w:eastAsia="Times New Roman" w:cs="Times New Roman"/>
+        </w:rPr>
+        <w:t>200.0（</w:t>
+      </w:r>
+      <w:r>
+        <w:rPr>
+          <w:rFonts w:hint="eastAsia" w:ascii="Times New Roman" w:hAnsi="Times New Roman" w:eastAsia="FangSong" w:cs="Times New Roman"/>
+        </w:rPr>
+        <w:t>共</w:t>
+      </w:r>
+      <w:r>
+        <w:rPr>
+          <w:rFonts w:ascii="Times New Roman" w:hAnsi="Times New Roman" w:eastAsia="Times New Roman" w:cs="Times New Roman"/>
+        </w:rPr>
+        <w:t xml:space="preserve"> 8 </w:t>
+      </w:r>
+      <w:r>
+        <w:rPr>
+          <w:rFonts w:hint="eastAsia" w:ascii="Times New Roman" w:hAnsi="Times New Roman" w:eastAsia="FangSong" w:cs="Times New Roman"/>
+        </w:rPr>
+        <w:t>个峰</w:t>
+      </w:r>
+      <w:r>
+        <w:rPr>
+          <w:rFonts w:hint="eastAsia" w:ascii="Times New Roman" w:hAnsi="Times New Roman" w:eastAsia="Times New Roman" w:cs="Times New Roman"/>
+        </w:rPr>
+        <w:t>）</w:t>
+      </w:r>
+      <w:r>
+        <w:rPr>
+          <w:rFonts w:ascii="Times New Roman" w:hAnsi="Times New Roman" w:eastAsia="Times New Roman" w:cs="Times New Roman"/>
+        </w:rPr>
+        <w:t xml:space="preserve"> </w:t>
+      </w:r>
+      <w:r>
+        <w:rPr>
+          <w:rFonts w:ascii="Times New Roman" w:hAnsi="Times New Roman" w:eastAsia="Times New Roman" w:cs="Times New Roman"/>
+        </w:rPr>
+        <w:t xml:space="preserve">- </w:t>
+      </w:r>
+      <w:r>
+        <w:rPr>
+          <w:rFonts w:ascii="Times New Roman" w:hAnsi="Times New Roman" w:eastAsia="Times New Roman" w:cs="Times New Roman"/>
+          <w:vertAlign w:val="superscript"/>
+        </w:rPr>
+        <w:t>1</w:t>
+      </w:r>
+      <w:r>
+        <w:rPr>
+          <w:rFonts w:ascii="Times New Roman" w:hAnsi="Times New Roman" w:eastAsia="Times New Roman" w:cs="Times New Roman"/>
+        </w:rPr>
+        <w:t xml:space="preserve">H </w:t>
+      </w:r>
+      <w:r>
+        <w:rPr>
+          <w:rFonts w:hint="eastAsia" w:ascii="Times New Roman" w:hAnsi="Times New Roman" w:eastAsia="Times New Roman" w:cs="Times New Roman"/>
+        </w:rPr>
+        <w:t>NMR（CDCl</w:t>
+      </w:r>
+      <w:r>
+        <w:rPr>
+          <w:rFonts w:hint="eastAsia" w:ascii="Times New Roman" w:hAnsi="Times New Roman" w:eastAsia="Times New Roman" w:cs="Times New Roman"/>
+          <w:vertAlign w:val="subscript"/>
+        </w:rPr>
+        <w:t>3</w:t>
+      </w:r>
+      <w:r>
+        <w:rPr>
+          <w:rFonts w:hint="eastAsia" w:ascii="Times New Roman" w:hAnsi="Times New Roman" w:eastAsia="Times New Roman" w:cs="Times New Roman"/>
+        </w:rPr>
+        <w:t>）：</w:t>
+      </w:r>
+      <w:r>
+        <w:rPr>
+          <w:rFonts w:ascii="Times New Roman" w:hAnsi="Times New Roman" w:eastAsia="Times New Roman" w:cs="Times New Roman"/>
+        </w:rPr>
+        <w:t xml:space="preserve"> </w:t>
+      </w:r>
+      <w:r>
+        <w:rPr>
+          <w:rFonts w:ascii="Times New Roman" w:hAnsi="Times New Roman" w:eastAsia="Times New Roman" w:cs="Times New Roman"/>
+        </w:rPr>
+        <w:t xml:space="preserve">- δ 1.05 (t, 3H, J = 7 Hz)</w:t>
+      </w:r>
+      <w:r>
+        <w:rPr>
+          <w:rFonts w:ascii="Times New Roman" w:hAnsi="Times New Roman" w:eastAsia="Times New Roman" w:cs="Times New Roman"/>
+        </w:rPr>
+        <w:t xml:space="preserve"> </w:t>
+      </w:r>
+      <w:r>
+        <w:rPr>
+          <w:rFonts w:ascii="Times New Roman" w:hAnsi="Times New Roman" w:eastAsia="Times New Roman" w:cs="Times New Roman"/>
+        </w:rPr>
+        <w:t xml:space="preserve">- δ 1.65 (sextet, 2H, J = 7 Hz)</w:t>
+      </w:r>
+      <w:r>
+        <w:rPr>
+          <w:rFonts w:ascii="Times New Roman" w:hAnsi="Times New Roman" w:eastAsia="Times New Roman" w:cs="Times New Roman"/>
+        </w:rPr>
+        <w:t xml:space="preserve"> </w:t>
+      </w:r>
+      <w:r>
+        <w:rPr>
+          <w:rFonts w:ascii="Times New Roman" w:hAnsi="Times New Roman" w:eastAsia="Times New Roman" w:cs="Times New Roman"/>
+        </w:rPr>
+        <w:t xml:space="preserve">- δ 2.90 (t, 2H, J = 7 Hz)</w:t>
+      </w:r>
+      <w:r>
+        <w:rPr>
+          <w:rFonts w:ascii="Times New Roman" w:hAnsi="Times New Roman" w:eastAsia="Times New Roman" w:cs="Times New Roman"/>
+        </w:rPr>
+        <w:t xml:space="preserve"> </w:t>
+      </w:r>
+      <w:r>
+        <w:rPr>
+          <w:rFonts w:ascii="Times New Roman" w:hAnsi="Times New Roman" w:eastAsia="Times New Roman" w:cs="Times New Roman"/>
+        </w:rPr>
+        <w:t xml:space="preserve">- δ 7.4–7.6 (m, 3H)</w:t>
+      </w:r>
+      <w:r>
+        <w:rPr>
+          <w:rFonts w:ascii="Times New Roman" w:hAnsi="Times New Roman" w:eastAsia="Times New Roman" w:cs="Times New Roman"/>
+        </w:rPr>
+        <w:t xml:space="preserve"> </w:t>
+      </w:r>
+      <w:r>
+        <w:rPr>
+          <w:rFonts w:ascii="Times New Roman" w:hAnsi="Times New Roman" w:eastAsia="Times New Roman" w:cs="Times New Roman"/>
+        </w:rPr>
+        <w:t xml:space="preserve">- δ 7.95 (d, 2H, J = 8 Hz)</w:t>
       </w:r>
     </w:p>
     <w:p>
       <w:pPr>
-        <w:pStyle w:val="Compact"/>
-        <w:numPr>
-          <w:ilvl w:val="2"/>
-          <w:numId w:val="1029"/>
-        </w:numPr>
+        <w:pStyle w:val="SourceCode"/>
       </w:pPr>
       <w:r>
         <w:rPr>
-          <w:rFonts w:ascii="Times New Roman" w:hAnsi="Times New Roman" w:eastAsia="Times New Roman" w:cs="Times New Roman"/>
-        </w:rPr>
-        <w:t xml:space="preserve">δ 4.12 (q, 2H, J = 7 Hz)</w:t>
-      </w:r>
-    </w:p>
-    <w:p>
-      <w:pPr>
-        <w:pStyle w:val="Compact"/>
-        <w:numPr>
-          <w:ilvl w:val="2"/>
-          <w:numId w:val="1029"/>
-        </w:numPr>
-      </w:pPr>
-      <w:r>
-        <w:rPr>
-          <w:rFonts w:ascii="Times New Roman" w:hAnsi="Times New Roman" w:eastAsia="Times New Roman" w:cs="Times New Roman"/>
-        </w:rPr>
-        <w:t xml:space="preserve">δ 7.4–8.1 (m, 5H)</w:t>
-      </w:r>
-    </w:p>
-    <w:p>
-      <w:pPr>
-        <w:pStyle w:val="Compact"/>
-        <w:numPr>
-          <w:ilvl w:val="1"/>
-          <w:numId w:val="1030"/>
-        </w:numPr>
-      </w:pPr>
-      <w:r>
-        <w:rPr>
-          <w:rFonts w:hint="eastAsia" w:ascii="Times New Roman" w:hAnsi="Times New Roman" w:eastAsia="FangSong" w:cs="Times New Roman"/>
+          <w:rStyle w:val="VerbatimChar"/>
+          <w:rFonts w:ascii="SimSun" w:hAnsi="SimSun" w:eastAsia="SimSun" w:cs="SimSun"/>
+        </w:rPr>
+        <w:t xml:space="preserve">(a) </w:t>
+      </w:r>
+      <w:r>
+        <w:rPr>
+          <w:rStyle w:val="VerbatimChar"/>
+          <w:rFonts w:hint="eastAsia" w:ascii="SimSun" w:hAnsi="SimSun" w:eastAsia="SimSun" w:cs="SimSun"/>
         </w:rPr>
         <w:t xml:space="preserve">计算不饱和度</w:t>
       </w:r>
       <w:r>
         <w:rPr>
-          <w:rFonts w:ascii="Times New Roman" w:hAnsi="Times New Roman" w:eastAsia="Times New Roman" w:cs="Times New Roman"/>
+          <w:rStyle w:val="VerbatimChar"/>
+          <w:rFonts w:ascii="SimSun" w:hAnsi="SimSun" w:eastAsia="SimSun" w:cs="SimSun"/>
         </w:rPr>
         <w:t xml:space="preserve"> Ω。</w:t>
       </w:r>
-    </w:p>
-    <w:p>
-      <w:pPr>
-        <w:pStyle w:val="Compact"/>
-        <w:numPr>
-          <w:ilvl w:val="1"/>
-          <w:numId w:val="1030"/>
-        </w:numPr>
-      </w:pPr>
-      <w:r>
-        <w:rPr>
-          <w:rFonts w:ascii="Times New Roman" w:hAnsi="Times New Roman" w:eastAsia="Times New Roman" w:cs="Times New Roman"/>
-        </w:rPr>
-        <w:t xml:space="preserve">IR </w:t>
-      </w:r>
-      <w:r>
-        <w:rPr>
-          <w:rFonts w:hint="eastAsia" w:ascii="Times New Roman" w:hAnsi="Times New Roman" w:eastAsia="FangSong" w:cs="Times New Roman"/>
-        </w:rPr>
-        <w:t>数据说明什么官能团存在</w:t>
-      </w:r>
-      <w:r>
-        <w:rPr>
-          <w:rFonts w:hint="eastAsia" w:ascii="Times New Roman" w:hAnsi="Times New Roman" w:eastAsia="Times New Roman" w:cs="Times New Roman"/>
-        </w:rPr>
-        <w:t>/</w:t>
-      </w:r>
-      <w:r>
-        <w:rPr>
-          <w:rFonts w:hint="eastAsia" w:ascii="Times New Roman" w:hAnsi="Times New Roman" w:eastAsia="FangSong" w:cs="Times New Roman"/>
-        </w:rPr>
-        <w:t>不存在</w:t>
-      </w:r>
-      <w:r>
-        <w:rPr>
-          <w:rFonts w:hint="eastAsia" w:ascii="Times New Roman" w:hAnsi="Times New Roman" w:eastAsia="Times New Roman" w:cs="Times New Roman"/>
+      <w:r>
+        <w:rPr>
+          <w:rFonts w:ascii="SimSun" w:hAnsi="SimSun" w:eastAsia="SimSun" w:cs="SimSun"/>
+        </w:rPr>
+        <w:br/>
+      </w:r>
+      <w:r>
+        <w:rPr>
+          <w:rStyle w:val="VerbatimChar"/>
+          <w:rFonts w:ascii="SimSun" w:hAnsi="SimSun" w:eastAsia="SimSun" w:cs="SimSun"/>
+        </w:rPr>
+        <w:t>(b) IR 1685 cm</w:t>
+      </w:r>
+      <w:r>
+        <w:rPr>
+          <w:rStyle w:val="VerbatimChar"/>
+          <w:rFonts w:ascii="SimSun" w:hAnsi="SimSun" w:eastAsia="SimSun" w:cs="SimSun"/>
+          <w:vertAlign w:val="superscript"/>
+        </w:rPr>
+        <w:t>-1</w:t>
+      </w:r>
+      <w:r>
+        <w:rPr>
+          <w:rStyle w:val="VerbatimChar"/>
+          <w:rFonts w:ascii="SimSun" w:hAnsi="SimSun" w:eastAsia="SimSun" w:cs="SimSun"/>
+        </w:rPr>
+        <w:t xml:space="preserve"> </w:t>
+      </w:r>
+      <w:r>
+        <w:rPr>
+          <w:rStyle w:val="VerbatimChar"/>
+          <w:rFonts w:hint="eastAsia" w:ascii="SimSun" w:hAnsi="SimSun" w:eastAsia="SimSun" w:cs="SimSun"/>
+        </w:rPr>
+        <w:t>指向什么官能团</w:t>
+      </w:r>
+      <w:r>
+        <w:rPr>
+          <w:rStyle w:val="VerbatimChar"/>
+          <w:rFonts w:hint="eastAsia" w:ascii="SimSun" w:hAnsi="SimSun" w:eastAsia="SimSun" w:cs="SimSun"/>
         </w:rPr>
         <w:t>？</w:t>
       </w:r>
-    </w:p>
-    <w:p>
-      <w:pPr>
-        <w:pStyle w:val="Compact"/>
-        <w:numPr>
-          <w:ilvl w:val="1"/>
-          <w:numId w:val="1030"/>
-        </w:numPr>
-      </w:pPr>
-      <w:r>
-        <w:rPr>
-          <w:rFonts w:ascii="Times New Roman" w:hAnsi="Times New Roman" w:eastAsia="Times New Roman" w:cs="Times New Roman"/>
+      <w:r>
+        <w:rPr>
+          <w:rStyle w:val="VerbatimChar"/>
+          <w:rFonts w:hint="eastAsia" w:ascii="SimSun" w:hAnsi="SimSun" w:eastAsia="SimSun" w:cs="SimSun"/>
+        </w:rPr>
+        <w:t>为什么低于正常酮</w:t>
+      </w:r>
+      <w:r>
+        <w:rPr>
+          <w:rStyle w:val="VerbatimChar"/>
+          <w:rFonts w:hint="eastAsia" w:ascii="SimSun" w:hAnsi="SimSun" w:eastAsia="SimSun" w:cs="SimSun"/>
+        </w:rPr>
+        <w:t>（1715</w:t>
+      </w:r>
+      <w:r>
+        <w:rPr>
+          <w:rStyle w:val="VerbatimChar"/>
+          <w:rFonts w:ascii="SimSun" w:hAnsi="SimSun" w:eastAsia="SimSun" w:cs="SimSun"/>
+        </w:rPr>
+        <w:t xml:space="preserve"> </w:t>
+      </w:r>
+      <w:r>
+        <w:rPr>
+          <w:rStyle w:val="VerbatimChar"/>
+          <w:rFonts w:hint="eastAsia" w:ascii="SimSun" w:hAnsi="SimSun" w:eastAsia="SimSun" w:cs="SimSun"/>
+        </w:rPr>
+        <w:t>cm</w:t>
+      </w:r>
+      <w:r>
+        <w:rPr>
+          <w:rStyle w:val="VerbatimChar"/>
+          <w:rFonts w:hint="eastAsia" w:ascii="SimSun" w:hAnsi="SimSun" w:eastAsia="SimSun" w:cs="SimSun"/>
           <w:vertAlign w:val="superscript"/>
         </w:rPr>
+        <w:t>-1</w:t>
+      </w:r>
+      <w:r>
+        <w:rPr>
+          <w:rStyle w:val="VerbatimChar"/>
+          <w:rFonts w:hint="eastAsia" w:ascii="SimSun" w:hAnsi="SimSun" w:eastAsia="SimSun" w:cs="SimSun"/>
+        </w:rPr>
+        <w:t>）？</w:t>
+      </w:r>
+      <w:r>
+        <w:rPr>
+          <w:rFonts w:ascii="SimSun" w:hAnsi="SimSun" w:eastAsia="SimSun" w:cs="SimSun"/>
+        </w:rPr>
+        <w:br/>
+      </w:r>
+      <w:r>
+        <w:rPr>
+          <w:rStyle w:val="VerbatimChar"/>
+          <w:rFonts w:ascii="SimSun" w:hAnsi="SimSun" w:eastAsia="SimSun" w:cs="SimSun"/>
+        </w:rPr>
+        <w:t xml:space="preserve">(c) </w:t>
+      </w:r>
+      <w:r>
+        <w:rPr>
+          <w:rStyle w:val="VerbatimChar"/>
+          <w:rFonts w:ascii="SimSun" w:hAnsi="SimSun" w:eastAsia="SimSun" w:cs="SimSun"/>
+          <w:vertAlign w:val="superscript"/>
+        </w:rPr>
+        <w:t>13</w:t>
+      </w:r>
+      <w:r>
+        <w:rPr>
+          <w:rStyle w:val="VerbatimChar"/>
+          <w:rFonts w:ascii="SimSun" w:hAnsi="SimSun" w:eastAsia="SimSun" w:cs="SimSun"/>
+        </w:rPr>
+        <w:t xml:space="preserve">C NMR </w:t>
+      </w:r>
+      <w:r>
+        <w:rPr>
+          <w:rStyle w:val="VerbatimChar"/>
+          <w:rFonts w:hint="eastAsia" w:ascii="SimSun" w:hAnsi="SimSun" w:eastAsia="SimSun" w:cs="SimSun"/>
+        </w:rPr>
+        <w:t xml:space="preserve">有</w:t>
+      </w:r>
+      <w:r>
+        <w:rPr>
+          <w:rStyle w:val="VerbatimChar"/>
+          <w:rFonts w:ascii="SimSun" w:hAnsi="SimSun" w:eastAsia="SimSun" w:cs="SimSun"/>
+        </w:rPr>
+        <w:t xml:space="preserve"> 8 </w:t>
+      </w:r>
+      <w:r>
+        <w:rPr>
+          <w:rStyle w:val="VerbatimChar"/>
+          <w:rFonts w:hint="eastAsia" w:ascii="SimSun" w:hAnsi="SimSun" w:eastAsia="SimSun" w:cs="SimSun"/>
+        </w:rPr>
+        <w:t xml:space="preserve">个峰而分子含</w:t>
+      </w:r>
+      <w:r>
+        <w:rPr>
+          <w:rStyle w:val="VerbatimChar"/>
+          <w:rFonts w:ascii="SimSun" w:hAnsi="SimSun" w:eastAsia="SimSun" w:cs="SimSun"/>
+        </w:rPr>
+        <w:t xml:space="preserve"> 10 </w:t>
+      </w:r>
+      <w:r>
+        <w:rPr>
+          <w:rStyle w:val="VerbatimChar"/>
+          <w:rFonts w:hint="eastAsia" w:ascii="SimSun" w:hAnsi="SimSun" w:eastAsia="SimSun" w:cs="SimSun"/>
+        </w:rPr>
+        <w:t>个碳</w:t>
+      </w:r>
+      <w:r>
+        <w:rPr>
+          <w:rStyle w:val="VerbatimChar"/>
+          <w:rFonts w:hint="eastAsia" w:ascii="SimSun" w:hAnsi="SimSun" w:eastAsia="SimSun" w:cs="SimSun"/>
+        </w:rPr>
+        <w:t>，</w:t>
+      </w:r>
+      <w:r>
+        <w:rPr>
+          <w:rStyle w:val="VerbatimChar"/>
+          <w:rFonts w:hint="eastAsia" w:ascii="SimSun" w:hAnsi="SimSun" w:eastAsia="SimSun" w:cs="SimSun"/>
+        </w:rPr>
+        <w:t>说明什么</w:t>
+      </w:r>
+      <w:r>
+        <w:rPr>
+          <w:rStyle w:val="VerbatimChar"/>
+          <w:rFonts w:hint="eastAsia" w:ascii="SimSun" w:hAnsi="SimSun" w:eastAsia="SimSun" w:cs="SimSun"/>
+        </w:rPr>
+        <w:t>？δ</w:t>
+      </w:r>
+      <w:r>
+        <w:rPr>
+          <w:rStyle w:val="VerbatimChar"/>
+          <w:rFonts w:ascii="SimSun" w:hAnsi="SimSun" w:eastAsia="SimSun" w:cs="SimSun"/>
+        </w:rPr>
+        <w:t xml:space="preserve"> 200.0 </w:t>
+      </w:r>
+      <w:r>
+        <w:rPr>
+          <w:rStyle w:val="VerbatimChar"/>
+          <w:rFonts w:hint="eastAsia" w:ascii="SimSun" w:hAnsi="SimSun" w:eastAsia="SimSun" w:cs="SimSun"/>
+        </w:rPr>
+        <w:t>是什么类型的碳</w:t>
+      </w:r>
+      <w:r>
+        <w:rPr>
+          <w:rStyle w:val="VerbatimChar"/>
+          <w:rFonts w:hint="eastAsia" w:ascii="SimSun" w:hAnsi="SimSun" w:eastAsia="SimSun" w:cs="SimSun"/>
+        </w:rPr>
+        <w:t>？</w:t>
+      </w:r>
+      <w:r>
+        <w:rPr>
+          <w:rFonts w:ascii="SimSun" w:hAnsi="SimSun" w:eastAsia="SimSun" w:cs="SimSun"/>
+        </w:rPr>
+        <w:br/>
+      </w:r>
+      <w:r>
+        <w:rPr>
+          <w:rStyle w:val="VerbatimChar"/>
+          <w:rFonts w:ascii="SimSun" w:hAnsi="SimSun" w:eastAsia="SimSun" w:cs="SimSun"/>
+        </w:rPr>
+        <w:t xml:space="preserve">(d) </w:t>
+      </w:r>
+      <w:r>
+        <w:rPr>
+          <w:rStyle w:val="VerbatimChar"/>
+          <w:rFonts w:ascii="SimSun" w:hAnsi="SimSun" w:eastAsia="SimSun" w:cs="SimSun"/>
+          <w:vertAlign w:val="superscript"/>
+        </w:rPr>
         <w:t>1</w:t>
       </w:r>
       <w:r>
         <w:rPr>
-          <w:rFonts w:ascii="Times New Roman" w:hAnsi="Times New Roman" w:eastAsia="Times New Roman" w:cs="Times New Roman"/>
+          <w:rStyle w:val="VerbatimChar"/>
+          <w:rFonts w:ascii="SimSun" w:hAnsi="SimSun" w:eastAsia="SimSun" w:cs="SimSun"/>
         </w:rPr>
         <w:t xml:space="preserve">H NMR </w:t>
       </w:r>
       <w:r>
         <w:rPr>
-          <w:rFonts w:hint="eastAsia" w:ascii="Times New Roman" w:hAnsi="Times New Roman" w:eastAsia="FangSong" w:cs="Times New Roman"/>
+          <w:rStyle w:val="VerbatimChar"/>
+          <w:rFonts w:hint="eastAsia" w:ascii="SimSun" w:hAnsi="SimSun" w:eastAsia="SimSun" w:cs="SimSun"/>
         </w:rPr>
         <w:t xml:space="preserve">中</w:t>
       </w:r>
       <w:r>
         <w:rPr>
-          <w:rFonts w:ascii="Times New Roman" w:hAnsi="Times New Roman" w:eastAsia="Times New Roman" w:cs="Times New Roman"/>
-        </w:rPr>
-        <w:t xml:space="preserve"> δ 1.25/4.12 </w:t>
-      </w:r>
-      <w:r>
-        <w:rPr>
-          <w:rFonts w:hint="eastAsia" w:ascii="Times New Roman" w:hAnsi="Times New Roman" w:eastAsia="FangSong" w:cs="Times New Roman"/>
-        </w:rPr>
-        <w:t xml:space="preserve">的</w:t>
-      </w:r>
-      <w:r>
-        <w:rPr>
-          <w:rFonts w:ascii="Times New Roman" w:hAnsi="Times New Roman" w:eastAsia="Times New Roman" w:cs="Times New Roman"/>
-        </w:rPr>
-        <w:t xml:space="preserve"> t/q </w:t>
-      </w:r>
-      <w:r>
-        <w:rPr>
-          <w:rFonts w:hint="eastAsia" w:ascii="Times New Roman" w:hAnsi="Times New Roman" w:eastAsia="FangSong" w:cs="Times New Roman"/>
-        </w:rPr>
-        <w:t>组合对应什么结构片段</w:t>
-      </w:r>
-      <w:r>
-        <w:rPr>
-          <w:rFonts w:hint="eastAsia" w:ascii="Times New Roman" w:hAnsi="Times New Roman" w:eastAsia="Times New Roman" w:cs="Times New Roman"/>
+          <w:rStyle w:val="VerbatimChar"/>
+          <w:rFonts w:ascii="SimSun" w:hAnsi="SimSun" w:eastAsia="SimSun" w:cs="SimSun"/>
+        </w:rPr>
+        <w:t xml:space="preserve"> δ 7.4–7.6 (m, 3H) </w:t>
+      </w:r>
+      <w:r>
+        <w:rPr>
+          <w:rStyle w:val="VerbatimChar"/>
+          <w:rFonts w:hint="eastAsia" w:ascii="SimSun" w:hAnsi="SimSun" w:eastAsia="SimSun" w:cs="SimSun"/>
+        </w:rPr>
+        <w:t xml:space="preserve">和</w:t>
+      </w:r>
+      <w:r>
+        <w:rPr>
+          <w:rStyle w:val="VerbatimChar"/>
+          <w:rFonts w:ascii="SimSun" w:hAnsi="SimSun" w:eastAsia="SimSun" w:cs="SimSun"/>
+        </w:rPr>
+        <w:t xml:space="preserve"> δ 7.95 (d, 2H) </w:t>
+      </w:r>
+      <w:r>
+        <w:rPr>
+          <w:rStyle w:val="VerbatimChar"/>
+          <w:rFonts w:hint="eastAsia" w:ascii="SimSun" w:hAnsi="SimSun" w:eastAsia="SimSun" w:cs="SimSun"/>
+        </w:rPr>
+        <w:t>说明什么</w:t>
+      </w:r>
+      <w:r>
+        <w:rPr>
+          <w:rStyle w:val="VerbatimChar"/>
+          <w:rFonts w:hint="eastAsia" w:ascii="SimSun" w:hAnsi="SimSun" w:eastAsia="SimSun" w:cs="SimSun"/>
         </w:rPr>
         <w:t>？</w:t>
       </w:r>
-    </w:p>
-    <w:p>
-      <w:pPr>
-        <w:pStyle w:val="Compact"/>
-        <w:numPr>
-          <w:ilvl w:val="1"/>
-          <w:numId w:val="1030"/>
-        </w:numPr>
-      </w:pPr>
-      <w:r>
-        <w:rPr>
-          <w:rFonts w:hint="eastAsia" w:ascii="Times New Roman" w:hAnsi="Times New Roman" w:eastAsia="FangSong" w:cs="Times New Roman"/>
+      <w:r>
+        <w:rPr>
+          <w:rFonts w:ascii="SimSun" w:hAnsi="SimSun" w:eastAsia="SimSun" w:cs="SimSun"/>
+        </w:rPr>
+        <w:br/>
+      </w:r>
+      <w:r>
+        <w:rPr>
+          <w:rStyle w:val="VerbatimChar"/>
+          <w:rFonts w:ascii="SimSun" w:hAnsi="SimSun" w:eastAsia="SimSun" w:cs="SimSun"/>
+        </w:rPr>
+        <w:t xml:space="preserve">(e) </w:t>
+      </w:r>
+      <w:r>
+        <w:rPr>
+          <w:rStyle w:val="VerbatimChar"/>
+          <w:rFonts w:hint="eastAsia" w:ascii="SimSun" w:hAnsi="SimSun" w:eastAsia="SimSun" w:cs="SimSun"/>
         </w:rPr>
         <w:t xml:space="preserve">综合推断</w:t>
       </w:r>
       <w:r>
         <w:rPr>
-          <w:rFonts w:ascii="Times New Roman" w:hAnsi="Times New Roman" w:eastAsia="Times New Roman" w:cs="Times New Roman"/>
-        </w:rPr>
-        <w:t xml:space="preserve"> Z </w:t>
-      </w:r>
-      <w:r>
-        <w:rPr>
-          <w:rFonts w:hint="eastAsia" w:ascii="Times New Roman" w:hAnsi="Times New Roman" w:eastAsia="FangSong" w:cs="Times New Roman"/>
-        </w:rPr>
-        <w:t>的结构</w:t>
-      </w:r>
-      <w:r>
-        <w:rPr>
-          <w:rFonts w:hint="eastAsia" w:ascii="Times New Roman" w:hAnsi="Times New Roman" w:eastAsia="Times New Roman" w:cs="Times New Roman"/>
-        </w:rPr>
-        <w:t>。</w:t>
-      </w:r>
-    </w:p>
-    <w:p>
-      <w:pPr>
-        <w:pStyle w:val="Compact"/>
-        <w:numPr>
-          <w:ilvl w:val="0"/>
-          <w:numId w:val="1027"/>
-        </w:numPr>
-      </w:pPr>
-      <w:r>
-        <w:rPr>
-          <w:rFonts w:hint="eastAsia" w:ascii="Times New Roman" w:hAnsi="Times New Roman" w:eastAsia="Times New Roman" w:cs="Times New Roman"/>
-          <w:b/>
-          <w:bCs/>
-        </w:rPr>
-        <w:t>（</w:t>
-      </w:r>
-      <w:r>
-        <w:rPr>
-          <w:rFonts w:hint="eastAsia" w:ascii="Times New Roman" w:hAnsi="Times New Roman" w:eastAsia="FangSong" w:cs="Times New Roman"/>
-          <w:b/>
-          <w:bCs/>
-        </w:rPr>
-        <w:t>改编自第</w:t>
-      </w:r>
-      <w:r>
-        <w:rPr>
-          <w:rFonts w:ascii="Times New Roman" w:hAnsi="Times New Roman" w:eastAsia="Times New Roman" w:cs="Times New Roman"/>
-          <w:b/>
-          <w:bCs/>
-        </w:rPr>
-        <w:t xml:space="preserve"> 32 </w:t>
-      </w:r>
-      <w:r>
-        <w:rPr>
-          <w:rFonts w:hint="eastAsia" w:ascii="Times New Roman" w:hAnsi="Times New Roman" w:eastAsia="FangSong" w:cs="Times New Roman"/>
-          <w:b/>
-          <w:bCs/>
-        </w:rPr>
-        <w:t>届初赛</w:t>
-      </w:r>
-      <w:r>
-        <w:rPr>
-          <w:rFonts w:hint="eastAsia" w:ascii="Times New Roman" w:hAnsi="Times New Roman" w:eastAsia="Times New Roman" w:cs="Times New Roman"/>
-          <w:b/>
-          <w:bCs/>
-        </w:rPr>
-        <w:t>）</w:t>
-      </w:r>
-      <w:r>
-        <w:rPr>
-          <w:rFonts w:ascii="Times New Roman" w:hAnsi="Times New Roman" w:eastAsia="Times New Roman" w:cs="Times New Roman"/>
-        </w:rPr>
-        <w:t xml:space="preserve"> </w:t>
-      </w:r>
-      <w:r>
-        <w:rPr>
-          <w:rFonts w:hint="eastAsia" w:ascii="Times New Roman" w:hAnsi="Times New Roman" w:eastAsia="FangSong" w:cs="Times New Roman"/>
-        </w:rPr>
-        <w:t xml:space="preserve">某未知物</w:t>
-      </w:r>
-      <w:r>
-        <w:rPr>
-          <w:rFonts w:ascii="Times New Roman" w:hAnsi="Times New Roman" w:eastAsia="Times New Roman" w:cs="Times New Roman"/>
-        </w:rPr>
-        <w:t xml:space="preserve"> </w:t>
-      </w:r>
-      <w:r>
-        <w:rPr>
-          <w:rFonts w:hint="eastAsia" w:ascii="Times New Roman" w:hAnsi="Times New Roman" w:eastAsia="Times New Roman" w:cs="Times New Roman"/>
-        </w:rPr>
-        <w:t>A（C</w:t>
-      </w:r>
-      <w:r>
-        <w:rPr>
-          <w:rFonts w:hint="eastAsia" w:ascii="Times New Roman" w:hAnsi="Times New Roman" w:eastAsia="Times New Roman" w:cs="Times New Roman"/>
-          <w:vertAlign w:val="subscript"/>
-        </w:rPr>
-        <w:t>4</w:t>
-      </w:r>
-      <w:r>
-        <w:rPr>
-          <w:rFonts w:hint="eastAsia" w:ascii="Times New Roman" w:hAnsi="Times New Roman" w:eastAsia="Times New Roman" w:cs="Times New Roman"/>
-        </w:rPr>
-        <w:t>H</w:t>
-      </w:r>
-      <w:r>
-        <w:rPr>
-          <w:rFonts w:hint="eastAsia" w:ascii="Times New Roman" w:hAnsi="Times New Roman" w:eastAsia="Times New Roman" w:cs="Times New Roman"/>
-          <w:vertAlign w:val="subscript"/>
-        </w:rPr>
-        <w:t>8</w:t>
-      </w:r>
-      <w:r>
-        <w:rPr>
-          <w:rFonts w:hint="eastAsia" w:ascii="Times New Roman" w:hAnsi="Times New Roman" w:eastAsia="Times New Roman" w:cs="Times New Roman"/>
-        </w:rPr>
-        <w:t>O</w:t>
-      </w:r>
-      <w:r>
-        <w:rPr>
-          <w:rFonts w:hint="eastAsia" w:ascii="Times New Roman" w:hAnsi="Times New Roman" w:eastAsia="Times New Roman" w:cs="Times New Roman"/>
-          <w:vertAlign w:val="subscript"/>
-        </w:rPr>
-        <w:t>2</w:t>
-      </w:r>
-      <w:r>
-        <w:rPr>
-          <w:rFonts w:hint="eastAsia" w:ascii="Times New Roman" w:hAnsi="Times New Roman" w:eastAsia="Times New Roman" w:cs="Times New Roman"/>
-        </w:rPr>
-        <w:t>）</w:t>
-      </w:r>
-      <w:r>
-        <w:rPr>
-          <w:rFonts w:hint="eastAsia" w:ascii="Times New Roman" w:hAnsi="Times New Roman" w:eastAsia="FangSong" w:cs="Times New Roman"/>
-        </w:rPr>
-        <w:t>的波谱数据</w:t>
-      </w:r>
-      <w:r>
-        <w:rPr>
-          <w:rFonts w:hint="eastAsia" w:ascii="Times New Roman" w:hAnsi="Times New Roman" w:eastAsia="Times New Roman" w:cs="Times New Roman"/>
-        </w:rPr>
-        <w:t>：</w:t>
-      </w:r>
-    </w:p>
-    <w:p>
-      <w:pPr>
-        <w:pStyle w:val="Compact"/>
-        <w:numPr>
-          <w:ilvl w:val="1"/>
-          <w:numId w:val="1031"/>
-        </w:numPr>
-      </w:pPr>
-      <w:r>
-        <w:rPr>
-          <w:rFonts w:hint="eastAsia" w:ascii="Times New Roman" w:hAnsi="Times New Roman" w:eastAsia="Times New Roman" w:cs="Times New Roman"/>
-        </w:rPr>
-        <w:t xml:space="preserve">IR：1740</w:t>
-      </w:r>
-      <w:r>
-        <w:rPr>
-          <w:rFonts w:ascii="Times New Roman" w:hAnsi="Times New Roman" w:eastAsia="Times New Roman" w:cs="Times New Roman"/>
-        </w:rPr>
-        <w:t xml:space="preserve"> </w:t>
-      </w:r>
-      <w:r>
-        <w:rPr>
-          <w:rFonts w:hint="eastAsia" w:ascii="Times New Roman" w:hAnsi="Times New Roman" w:eastAsia="Times New Roman" w:cs="Times New Roman"/>
-        </w:rPr>
-        <w:t>cm</w:t>
-      </w:r>
-      <w:r>
-        <w:rPr>
-          <w:rFonts w:hint="eastAsia" w:ascii="Times New Roman" w:hAnsi="Times New Roman" w:eastAsia="Times New Roman" w:cs="Times New Roman"/>
-          <w:vertAlign w:val="superscript"/>
-        </w:rPr>
-        <w:t>-1</w:t>
-      </w:r>
-      <w:r>
-        <w:rPr>
-          <w:rFonts w:hint="eastAsia" w:ascii="Times New Roman" w:hAnsi="Times New Roman" w:eastAsia="Times New Roman" w:cs="Times New Roman"/>
-        </w:rPr>
-        <w:t>（</w:t>
-      </w:r>
-      <w:r>
-        <w:rPr>
-          <w:rFonts w:hint="eastAsia" w:ascii="Times New Roman" w:hAnsi="Times New Roman" w:eastAsia="FangSong" w:cs="Times New Roman"/>
-        </w:rPr>
-        <w:t>强</w:t>
-      </w:r>
-      <w:r>
-        <w:rPr>
-          <w:rFonts w:hint="eastAsia" w:ascii="Times New Roman" w:hAnsi="Times New Roman" w:eastAsia="Times New Roman" w:cs="Times New Roman"/>
-        </w:rPr>
-        <w:t>），</w:t>
-      </w:r>
-      <w:r>
-        <w:rPr>
-          <w:rFonts w:hint="eastAsia" w:ascii="Times New Roman" w:hAnsi="Times New Roman" w:eastAsia="FangSong" w:cs="Times New Roman"/>
-        </w:rPr>
-        <w:t>无</w:t>
-      </w:r>
-      <w:r>
-        <w:rPr>
-          <w:rFonts w:ascii="Times New Roman" w:hAnsi="Times New Roman" w:eastAsia="Times New Roman" w:cs="Times New Roman"/>
-        </w:rPr>
-        <w:t xml:space="preserve"> OH </w:t>
-      </w:r>
-      <w:r>
-        <w:rPr>
-          <w:rFonts w:hint="eastAsia" w:ascii="Times New Roman" w:hAnsi="Times New Roman" w:eastAsia="FangSong" w:cs="Times New Roman"/>
-        </w:rPr>
-        <w:t xml:space="preserve">宽峰</w:t>
-      </w:r>
-    </w:p>
-    <w:p>
-      <w:pPr>
-        <w:pStyle w:val="Compact"/>
-        <w:numPr>
-          <w:ilvl w:val="1"/>
-          <w:numId w:val="1031"/>
-        </w:numPr>
-      </w:pPr>
-      <w:r>
-        <w:rPr>
-          <w:rFonts w:ascii="Times New Roman" w:hAnsi="Times New Roman" w:eastAsia="Times New Roman" w:cs="Times New Roman"/>
-          <w:vertAlign w:val="superscript"/>
-        </w:rPr>
-        <w:t>1</w:t>
-      </w:r>
-      <w:r>
-        <w:rPr>
-          <w:rFonts w:ascii="Times New Roman" w:hAnsi="Times New Roman" w:eastAsia="Times New Roman" w:cs="Times New Roman"/>
-        </w:rPr>
-        <w:t xml:space="preserve">H </w:t>
-      </w:r>
-      <w:r>
-        <w:rPr>
-          <w:rFonts w:hint="eastAsia" w:ascii="Times New Roman" w:hAnsi="Times New Roman" w:eastAsia="Times New Roman" w:cs="Times New Roman"/>
-        </w:rPr>
-        <w:t xml:space="preserve">NMR：</w:t>
-      </w:r>
-    </w:p>
-    <w:p>
-      <w:pPr>
-        <w:pStyle w:val="Compact"/>
-        <w:numPr>
-          <w:ilvl w:val="2"/>
-          <w:numId w:val="1032"/>
-        </w:numPr>
-      </w:pPr>
-      <w:r>
-        <w:rPr>
-          <w:rFonts w:ascii="Times New Roman" w:hAnsi="Times New Roman" w:eastAsia="Times New Roman" w:cs="Times New Roman"/>
-        </w:rPr>
-        <w:t xml:space="preserve">δ 1.26 (t, 3H, J = 7.1 Hz)</w:t>
-      </w:r>
-    </w:p>
-    <w:p>
-      <w:pPr>
-        <w:pStyle w:val="Compact"/>
-        <w:numPr>
-          <w:ilvl w:val="2"/>
-          <w:numId w:val="1032"/>
-        </w:numPr>
-      </w:pPr>
-      <w:r>
-        <w:rPr>
-          <w:rFonts w:ascii="Times New Roman" w:hAnsi="Times New Roman" w:eastAsia="Times New Roman" w:cs="Times New Roman"/>
-        </w:rPr>
-        <w:t xml:space="preserve">δ 2.04 (s, 3H)</w:t>
-      </w:r>
-    </w:p>
-    <w:p>
-      <w:pPr>
-        <w:pStyle w:val="Compact"/>
-        <w:numPr>
-          <w:ilvl w:val="2"/>
-          <w:numId w:val="1032"/>
-        </w:numPr>
-      </w:pPr>
-      <w:r>
-        <w:rPr>
-          <w:rFonts w:ascii="Times New Roman" w:hAnsi="Times New Roman" w:eastAsia="Times New Roman" w:cs="Times New Roman"/>
-        </w:rPr>
-        <w:t xml:space="preserve">δ 4.12 (q, 2H, J = 7.1 Hz)</w:t>
-      </w:r>
-    </w:p>
-    <w:p>
-      <w:pPr>
-        <w:pStyle w:val="Compact"/>
-        <w:numPr>
-          <w:ilvl w:val="1"/>
-          <w:numId w:val="1033"/>
-        </w:numPr>
-      </w:pPr>
-      <w:r>
-        <w:rPr>
-          <w:rFonts w:hint="eastAsia" w:ascii="Times New Roman" w:hAnsi="Times New Roman" w:eastAsia="FangSong" w:cs="Times New Roman"/>
-        </w:rPr>
-        <w:t xml:space="preserve">判断</w:t>
-      </w:r>
-      <w:r>
-        <w:rPr>
-          <w:rFonts w:ascii="Times New Roman" w:hAnsi="Times New Roman" w:eastAsia="Times New Roman" w:cs="Times New Roman"/>
-        </w:rPr>
-        <w:t xml:space="preserve"> A </w:t>
-      </w:r>
-      <w:r>
-        <w:rPr>
-          <w:rFonts w:hint="eastAsia" w:ascii="Times New Roman" w:hAnsi="Times New Roman" w:eastAsia="FangSong" w:cs="Times New Roman"/>
-        </w:rPr>
-        <w:t>是否含苯环</w:t>
-      </w:r>
-      <w:r>
-        <w:rPr>
-          <w:rFonts w:hint="eastAsia" w:ascii="Times New Roman" w:hAnsi="Times New Roman" w:eastAsia="Times New Roman" w:cs="Times New Roman"/>
-        </w:rPr>
-        <w:t>。</w:t>
-      </w:r>
-    </w:p>
-    <w:p>
-      <w:pPr>
-        <w:pStyle w:val="Compact"/>
-        <w:numPr>
-          <w:ilvl w:val="1"/>
-          <w:numId w:val="1033"/>
-        </w:numPr>
-      </w:pPr>
-      <w:r>
-        <w:rPr>
-          <w:rFonts w:ascii="Times New Roman" w:hAnsi="Times New Roman" w:eastAsia="Times New Roman" w:cs="Times New Roman"/>
-        </w:rPr>
-        <w:t>IR 1740 cm</w:t>
-      </w:r>
-      <w:r>
-        <w:rPr>
-          <w:rFonts w:ascii="Times New Roman" w:hAnsi="Times New Roman" w:eastAsia="Times New Roman" w:cs="Times New Roman"/>
-          <w:vertAlign w:val="superscript"/>
-        </w:rPr>
-        <w:t>-1</w:t>
-      </w:r>
-      <w:r>
-        <w:rPr>
-          <w:rFonts w:ascii="Times New Roman" w:hAnsi="Times New Roman" w:eastAsia="Times New Roman" w:cs="Times New Roman"/>
-        </w:rPr>
-        <w:t xml:space="preserve"> </w:t>
-      </w:r>
-      <w:r>
-        <w:rPr>
-          <w:rFonts w:hint="eastAsia" w:ascii="Times New Roman" w:hAnsi="Times New Roman" w:eastAsia="FangSong" w:cs="Times New Roman"/>
-        </w:rPr>
-        <w:t>指向什么官能团</w:t>
-      </w:r>
-      <w:r>
-        <w:rPr>
-          <w:rFonts w:hint="eastAsia" w:ascii="Times New Roman" w:hAnsi="Times New Roman" w:eastAsia="Times New Roman" w:cs="Times New Roman"/>
-        </w:rPr>
-        <w:t>？</w:t>
-      </w:r>
-      <w:r>
-        <w:rPr>
-          <w:rFonts w:hint="eastAsia" w:ascii="Times New Roman" w:hAnsi="Times New Roman" w:eastAsia="FangSong" w:cs="Times New Roman"/>
-        </w:rPr>
-        <w:t>排除什么官能团</w:t>
-      </w:r>
-      <w:r>
-        <w:rPr>
-          <w:rFonts w:hint="eastAsia" w:ascii="Times New Roman" w:hAnsi="Times New Roman" w:eastAsia="Times New Roman" w:cs="Times New Roman"/>
-        </w:rPr>
-        <w:t>？</w:t>
-      </w:r>
-    </w:p>
-    <w:p>
-      <w:pPr>
-        <w:pStyle w:val="Compact"/>
-        <w:numPr>
-          <w:ilvl w:val="1"/>
-          <w:numId w:val="1033"/>
-        </w:numPr>
-      </w:pPr>
-      <w:r>
-        <w:rPr>
-          <w:rFonts w:ascii="Times New Roman" w:hAnsi="Times New Roman" w:eastAsia="Times New Roman" w:cs="Times New Roman"/>
-          <w:vertAlign w:val="superscript"/>
-        </w:rPr>
-        <w:t>1</w:t>
-      </w:r>
-      <w:r>
-        <w:rPr>
-          <w:rFonts w:ascii="Times New Roman" w:hAnsi="Times New Roman" w:eastAsia="Times New Roman" w:cs="Times New Roman"/>
-        </w:rPr>
-        <w:t xml:space="preserve">H NMR </w:t>
-      </w:r>
-      <w:r>
-        <w:rPr>
-          <w:rFonts w:hint="eastAsia" w:ascii="Times New Roman" w:hAnsi="Times New Roman" w:eastAsia="FangSong" w:cs="Times New Roman"/>
-        </w:rPr>
-        <w:t xml:space="preserve">中</w:t>
-      </w:r>
-      <w:r>
-        <w:rPr>
-          <w:rFonts w:ascii="Times New Roman" w:hAnsi="Times New Roman" w:eastAsia="Times New Roman" w:cs="Times New Roman"/>
-        </w:rPr>
-        <w:t xml:space="preserve"> δ 2.04 (s, 3H) </w:t>
-      </w:r>
-      <w:r>
-        <w:rPr>
-          <w:rFonts w:hint="eastAsia" w:ascii="Times New Roman" w:hAnsi="Times New Roman" w:eastAsia="FangSong" w:cs="Times New Roman"/>
-        </w:rPr>
-        <w:t xml:space="preserve">和</w:t>
-      </w:r>
-      <w:r>
-        <w:rPr>
-          <w:rFonts w:ascii="Times New Roman" w:hAnsi="Times New Roman" w:eastAsia="Times New Roman" w:cs="Times New Roman"/>
-        </w:rPr>
-        <w:t xml:space="preserve"> δ 1.26/4.12 </w:t>
-      </w:r>
-      <w:r>
-        <w:rPr>
-          <w:rFonts w:hint="eastAsia" w:ascii="Times New Roman" w:hAnsi="Times New Roman" w:eastAsia="FangSong" w:cs="Times New Roman"/>
-        </w:rPr>
-        <w:t xml:space="preserve">的</w:t>
-      </w:r>
-      <w:r>
-        <w:rPr>
-          <w:rFonts w:ascii="Times New Roman" w:hAnsi="Times New Roman" w:eastAsia="Times New Roman" w:cs="Times New Roman"/>
-        </w:rPr>
-        <w:t xml:space="preserve"> t/q </w:t>
-      </w:r>
-      <w:r>
-        <w:rPr>
-          <w:rFonts w:hint="eastAsia" w:ascii="Times New Roman" w:hAnsi="Times New Roman" w:eastAsia="FangSong" w:cs="Times New Roman"/>
-        </w:rPr>
-        <w:t>组合分别对应什么结构片段</w:t>
-      </w:r>
-      <w:r>
-        <w:rPr>
-          <w:rFonts w:hint="eastAsia" w:ascii="Times New Roman" w:hAnsi="Times New Roman" w:eastAsia="Times New Roman" w:cs="Times New Roman"/>
-        </w:rPr>
-        <w:t>？</w:t>
-      </w:r>
-    </w:p>
-    <w:p>
-      <w:pPr>
-        <w:pStyle w:val="Compact"/>
-        <w:numPr>
-          <w:ilvl w:val="1"/>
-          <w:numId w:val="1033"/>
-        </w:numPr>
-      </w:pPr>
-      <w:r>
-        <w:rPr>
-          <w:rFonts w:hint="eastAsia" w:ascii="Times New Roman" w:hAnsi="Times New Roman" w:eastAsia="FangSong" w:cs="Times New Roman"/>
-        </w:rPr>
-        <w:t xml:space="preserve">推断</w:t>
-      </w:r>
-      <w:r>
-        <w:rPr>
-          <w:rFonts w:ascii="Times New Roman" w:hAnsi="Times New Roman" w:eastAsia="Times New Roman" w:cs="Times New Roman"/>
-        </w:rPr>
-        <w:t xml:space="preserve"> A </w:t>
-      </w:r>
-      <w:r>
-        <w:rPr>
-          <w:rFonts w:hint="eastAsia" w:ascii="Times New Roman" w:hAnsi="Times New Roman" w:eastAsia="FangSong" w:cs="Times New Roman"/>
+          <w:rStyle w:val="VerbatimChar"/>
+          <w:rFonts w:ascii="SimSun" w:hAnsi="SimSun" w:eastAsia="SimSun" w:cs="SimSun"/>
+        </w:rPr>
+        <w:t xml:space="preserve"> B </w:t>
+      </w:r>
+      <w:r>
+        <w:rPr>
+          <w:rStyle w:val="VerbatimChar"/>
+          <w:rFonts w:hint="eastAsia" w:ascii="SimSun" w:hAnsi="SimSun" w:eastAsia="SimSun" w:cs="SimSun"/>
         </w:rPr>
         <w:t>的完整结构</w:t>
       </w:r>
       <w:r>
         <w:rPr>
-          <w:rFonts w:hint="eastAsia" w:ascii="Times New Roman" w:hAnsi="Times New Roman" w:eastAsia="Times New Roman" w:cs="Times New Roman"/>
-        </w:rPr>
-        <w:t>，</w:t>
-      </w:r>
-      <w:r>
-        <w:rPr>
-          <w:rFonts w:hint="eastAsia" w:ascii="Times New Roman" w:hAnsi="Times New Roman" w:eastAsia="FangSong" w:cs="Times New Roman"/>
-        </w:rPr>
-        <w:t>并验证所有谱图数据的一致性</w:t>
-      </w:r>
-      <w:r>
-        <w:rPr>
-          <w:rFonts w:hint="eastAsia" w:ascii="Times New Roman" w:hAnsi="Times New Roman" w:eastAsia="Times New Roman" w:cs="Times New Roman"/>
-        </w:rPr>
-        <w:t>。</w:t>
-      </w:r>
-    </w:p>
-    <w:p>
-      <w:pPr>
-        <w:pStyle w:val="Compact"/>
-        <w:numPr>
-          <w:ilvl w:val="0"/>
-          <w:numId w:val="1027"/>
-        </w:numPr>
-      </w:pPr>
-      <w:r>
-        <w:rPr>
-          <w:rFonts w:hint="eastAsia" w:ascii="Times New Roman" w:hAnsi="Times New Roman" w:eastAsia="Times New Roman" w:cs="Times New Roman"/>
-          <w:b/>
-          <w:bCs/>
-        </w:rPr>
-        <w:t>（</w:t>
-      </w:r>
-      <w:r>
-        <w:rPr>
-          <w:rFonts w:hint="eastAsia" w:ascii="Times New Roman" w:hAnsi="Times New Roman" w:eastAsia="FangSong" w:cs="Times New Roman"/>
-          <w:b/>
-          <w:bCs/>
-        </w:rPr>
-        <w:t>综合解析题</w:t>
-      </w:r>
-      <w:r>
-        <w:rPr>
-          <w:rFonts w:hint="eastAsia" w:ascii="Times New Roman" w:hAnsi="Times New Roman" w:eastAsia="Times New Roman" w:cs="Times New Roman"/>
-          <w:b/>
-          <w:bCs/>
-        </w:rPr>
-        <w:t>）</w:t>
-      </w:r>
-      <w:r>
-        <w:rPr>
-          <w:rFonts w:ascii="Times New Roman" w:hAnsi="Times New Roman" w:eastAsia="Times New Roman" w:cs="Times New Roman"/>
-        </w:rPr>
-        <w:t xml:space="preserve"> </w:t>
-      </w:r>
-      <w:r>
-        <w:rPr>
-          <w:rFonts w:hint="eastAsia" w:ascii="Times New Roman" w:hAnsi="Times New Roman" w:eastAsia="FangSong" w:cs="Times New Roman"/>
-        </w:rPr>
-        <w:t xml:space="preserve">化合物</w:t>
-      </w:r>
-      <w:r>
-        <w:rPr>
-          <w:rFonts w:ascii="Times New Roman" w:hAnsi="Times New Roman" w:eastAsia="Times New Roman" w:cs="Times New Roman"/>
-        </w:rPr>
-        <w:t xml:space="preserve"> </w:t>
-      </w:r>
-      <w:r>
-        <w:rPr>
-          <w:rFonts w:hint="eastAsia" w:ascii="Times New Roman" w:hAnsi="Times New Roman" w:eastAsia="Times New Roman" w:cs="Times New Roman"/>
-        </w:rPr>
-        <w:t>B（C</w:t>
-      </w:r>
-      <w:r>
-        <w:rPr>
-          <w:rFonts w:hint="eastAsia" w:ascii="Times New Roman" w:hAnsi="Times New Roman" w:eastAsia="Times New Roman" w:cs="Times New Roman"/>
-          <w:vertAlign w:val="subscript"/>
-        </w:rPr>
-        <w:t>10</w:t>
-      </w:r>
-      <w:r>
-        <w:rPr>
-          <w:rFonts w:hint="eastAsia" w:ascii="Times New Roman" w:hAnsi="Times New Roman" w:eastAsia="Times New Roman" w:cs="Times New Roman"/>
-        </w:rPr>
-        <w:t>H</w:t>
-      </w:r>
-      <w:r>
-        <w:rPr>
-          <w:rFonts w:hint="eastAsia" w:ascii="Times New Roman" w:hAnsi="Times New Roman" w:eastAsia="Times New Roman" w:cs="Times New Roman"/>
-          <w:vertAlign w:val="subscript"/>
-        </w:rPr>
-        <w:t>12</w:t>
-      </w:r>
-      <w:r>
-        <w:rPr>
-          <w:rFonts w:hint="eastAsia" w:ascii="Times New Roman" w:hAnsi="Times New Roman" w:eastAsia="Times New Roman" w:cs="Times New Roman"/>
-        </w:rPr>
-        <w:t>O）</w:t>
-      </w:r>
-      <w:r>
-        <w:rPr>
-          <w:rFonts w:hint="eastAsia" w:ascii="Times New Roman" w:hAnsi="Times New Roman" w:eastAsia="FangSong" w:cs="Times New Roman"/>
-        </w:rPr>
-        <w:t>的波谱数据</w:t>
-      </w:r>
-      <w:r>
-        <w:rPr>
-          <w:rFonts w:hint="eastAsia" w:ascii="Times New Roman" w:hAnsi="Times New Roman" w:eastAsia="Times New Roman" w:cs="Times New Roman"/>
-        </w:rPr>
-        <w:t>：</w:t>
-      </w:r>
-    </w:p>
-    <w:p>
-      <w:pPr>
-        <w:pStyle w:val="Compact"/>
-        <w:numPr>
-          <w:ilvl w:val="1"/>
-          <w:numId w:val="1034"/>
-        </w:numPr>
-      </w:pPr>
-      <w:r>
-        <w:rPr>
-          <w:rFonts w:hint="eastAsia" w:ascii="Times New Roman" w:hAnsi="Times New Roman" w:eastAsia="Times New Roman" w:cs="Times New Roman"/>
-        </w:rPr>
-        <w:t>MS：M</w:t>
-      </w:r>
-      <w:r>
-        <w:rPr>
-          <w:rFonts w:hint="eastAsia" w:ascii="Times New Roman" w:hAnsi="Times New Roman" w:eastAsia="Times New Roman" w:cs="Times New Roman"/>
-          <w:vertAlign w:val="superscript"/>
-        </w:rPr>
-        <w:t>+</w:t>
-      </w:r>
-      <w:r>
-        <w:rPr>
-          <w:rFonts w:hint="eastAsia" w:ascii="Times New Roman" w:hAnsi="Times New Roman" w:eastAsia="Times New Roman" w:cs="Times New Roman"/>
-        </w:rPr>
-        <w:t>•</w:t>
-      </w:r>
-      <w:r>
-        <w:rPr>
-          <w:rFonts w:ascii="Times New Roman" w:hAnsi="Times New Roman" w:eastAsia="Times New Roman" w:cs="Times New Roman"/>
-        </w:rPr>
-        <w:t xml:space="preserve"> = 148</w:t>
-      </w:r>
-    </w:p>
-    <w:p>
-      <w:pPr>
-        <w:pStyle w:val="Compact"/>
-        <w:numPr>
-          <w:ilvl w:val="1"/>
-          <w:numId w:val="1034"/>
-        </w:numPr>
-      </w:pPr>
-      <w:r>
-        <w:rPr>
-          <w:rFonts w:hint="eastAsia" w:ascii="Times New Roman" w:hAnsi="Times New Roman" w:eastAsia="Times New Roman" w:cs="Times New Roman"/>
-        </w:rPr>
-        <w:t xml:space="preserve">IR：1685</w:t>
-      </w:r>
-      <w:r>
-        <w:rPr>
-          <w:rFonts w:ascii="Times New Roman" w:hAnsi="Times New Roman" w:eastAsia="Times New Roman" w:cs="Times New Roman"/>
-        </w:rPr>
-        <w:t xml:space="preserve"> </w:t>
-      </w:r>
-      <w:r>
-        <w:rPr>
-          <w:rFonts w:hint="eastAsia" w:ascii="Times New Roman" w:hAnsi="Times New Roman" w:eastAsia="Times New Roman" w:cs="Times New Roman"/>
-        </w:rPr>
-        <w:t>cm</w:t>
-      </w:r>
-      <w:r>
-        <w:rPr>
-          <w:rFonts w:hint="eastAsia" w:ascii="Times New Roman" w:hAnsi="Times New Roman" w:eastAsia="Times New Roman" w:cs="Times New Roman"/>
-          <w:vertAlign w:val="superscript"/>
-        </w:rPr>
-        <w:t>-1</w:t>
-      </w:r>
-      <w:r>
-        <w:rPr>
-          <w:rFonts w:hint="eastAsia" w:ascii="Times New Roman" w:hAnsi="Times New Roman" w:eastAsia="Times New Roman" w:cs="Times New Roman"/>
-        </w:rPr>
-        <w:t>（</w:t>
-      </w:r>
-      <w:r>
-        <w:rPr>
-          <w:rFonts w:hint="eastAsia" w:ascii="Times New Roman" w:hAnsi="Times New Roman" w:eastAsia="FangSong" w:cs="Times New Roman"/>
-        </w:rPr>
-        <w:t>强</w:t>
-      </w:r>
-      <w:r>
-        <w:rPr>
-          <w:rFonts w:hint="eastAsia" w:ascii="Times New Roman" w:hAnsi="Times New Roman" w:eastAsia="Times New Roman" w:cs="Times New Roman"/>
-        </w:rPr>
-        <w:t>），1600</w:t>
-      </w:r>
-      <w:r>
-        <w:rPr>
-          <w:rFonts w:ascii="Times New Roman" w:hAnsi="Times New Roman" w:eastAsia="Times New Roman" w:cs="Times New Roman"/>
-        </w:rPr>
-        <w:t xml:space="preserve"> </w:t>
-      </w:r>
-      <w:r>
-        <w:rPr>
-          <w:rFonts w:hint="eastAsia" w:ascii="Times New Roman" w:hAnsi="Times New Roman" w:eastAsia="Times New Roman" w:cs="Times New Roman"/>
-        </w:rPr>
-        <w:t>cm</w:t>
-      </w:r>
-      <w:r>
-        <w:rPr>
-          <w:rFonts w:hint="eastAsia" w:ascii="Times New Roman" w:hAnsi="Times New Roman" w:eastAsia="Times New Roman" w:cs="Times New Roman"/>
-          <w:vertAlign w:val="superscript"/>
-        </w:rPr>
-        <w:t>-1</w:t>
-      </w:r>
-      <w:r>
-        <w:rPr>
-          <w:rFonts w:hint="eastAsia" w:ascii="Times New Roman" w:hAnsi="Times New Roman" w:eastAsia="Times New Roman" w:cs="Times New Roman"/>
-        </w:rPr>
-        <w:t>（</w:t>
-      </w:r>
-      <w:r>
-        <w:rPr>
-          <w:rFonts w:hint="eastAsia" w:ascii="Times New Roman" w:hAnsi="Times New Roman" w:eastAsia="FangSong" w:cs="Times New Roman"/>
-        </w:rPr>
-        <w:t>中</w:t>
-      </w:r>
-      <w:r>
-        <w:rPr>
-          <w:rFonts w:hint="eastAsia" w:ascii="Times New Roman" w:hAnsi="Times New Roman" w:eastAsia="Times New Roman" w:cs="Times New Roman"/>
-        </w:rPr>
-        <w:t>），1500</w:t>
-      </w:r>
-      <w:r>
-        <w:rPr>
-          <w:rFonts w:ascii="Times New Roman" w:hAnsi="Times New Roman" w:eastAsia="Times New Roman" w:cs="Times New Roman"/>
-        </w:rPr>
-        <w:t xml:space="preserve"> </w:t>
-      </w:r>
-      <w:r>
-        <w:rPr>
-          <w:rFonts w:hint="eastAsia" w:ascii="Times New Roman" w:hAnsi="Times New Roman" w:eastAsia="Times New Roman" w:cs="Times New Roman"/>
-        </w:rPr>
-        <w:t>cm</w:t>
-      </w:r>
-      <w:r>
-        <w:rPr>
-          <w:rFonts w:hint="eastAsia" w:ascii="Times New Roman" w:hAnsi="Times New Roman" w:eastAsia="Times New Roman" w:cs="Times New Roman"/>
-          <w:vertAlign w:val="superscript"/>
-        </w:rPr>
-        <w:t>-1</w:t>
-      </w:r>
-      <w:r>
-        <w:rPr>
-          <w:rFonts w:hint="eastAsia" w:ascii="Times New Roman" w:hAnsi="Times New Roman" w:eastAsia="Times New Roman" w:cs="Times New Roman"/>
-        </w:rPr>
-        <w:t>（</w:t>
-      </w:r>
-      <w:r>
-        <w:rPr>
-          <w:rFonts w:hint="eastAsia" w:ascii="Times New Roman" w:hAnsi="Times New Roman" w:eastAsia="FangSong" w:cs="Times New Roman"/>
-        </w:rPr>
-        <w:t>中</w:t>
-      </w:r>
-      <w:r>
-        <w:rPr>
-          <w:rFonts w:hint="eastAsia" w:ascii="Times New Roman" w:hAnsi="Times New Roman" w:eastAsia="Times New Roman" w:cs="Times New Roman"/>
-        </w:rPr>
-        <w:t>），</w:t>
-      </w:r>
-      <w:r>
-        <w:rPr>
-          <w:rFonts w:hint="eastAsia" w:ascii="Times New Roman" w:hAnsi="Times New Roman" w:eastAsia="FangSong" w:cs="Times New Roman"/>
-        </w:rPr>
-        <w:t>无</w:t>
-      </w:r>
-      <w:r>
-        <w:rPr>
-          <w:rFonts w:ascii="Times New Roman" w:hAnsi="Times New Roman" w:eastAsia="Times New Roman" w:cs="Times New Roman"/>
-        </w:rPr>
-        <w:t xml:space="preserve"> OH </w:t>
-      </w:r>
-      <w:r>
-        <w:rPr>
-          <w:rFonts w:hint="eastAsia" w:ascii="Times New Roman" w:hAnsi="Times New Roman" w:eastAsia="FangSong" w:cs="Times New Roman"/>
-        </w:rPr>
-        <w:t xml:space="preserve">宽峰</w:t>
-      </w:r>
-    </w:p>
-    <w:p>
-      <w:pPr>
-        <w:pStyle w:val="Compact"/>
-        <w:numPr>
-          <w:ilvl w:val="1"/>
-          <w:numId w:val="1034"/>
-        </w:numPr>
-      </w:pPr>
-      <w:r>
-        <w:rPr>
-          <w:rFonts w:ascii="Times New Roman" w:hAnsi="Times New Roman" w:eastAsia="Times New Roman" w:cs="Times New Roman"/>
-          <w:vertAlign w:val="superscript"/>
-        </w:rPr>
-        <w:t>13</w:t>
-      </w:r>
-      <w:r>
-        <w:rPr>
-          <w:rFonts w:ascii="Times New Roman" w:hAnsi="Times New Roman" w:eastAsia="Times New Roman" w:cs="Times New Roman"/>
-        </w:rPr>
-        <w:t xml:space="preserve">C </w:t>
-      </w:r>
-      <w:r>
-        <w:rPr>
-          <w:rFonts w:hint="eastAsia" w:ascii="Times New Roman" w:hAnsi="Times New Roman" w:eastAsia="Times New Roman" w:cs="Times New Roman"/>
-        </w:rPr>
-        <w:t xml:space="preserve">NMR：δ</w:t>
-      </w:r>
-      <w:r>
-        <w:rPr>
-          <w:rFonts w:ascii="Times New Roman" w:hAnsi="Times New Roman" w:eastAsia="Times New Roman" w:cs="Times New Roman"/>
-        </w:rPr>
-        <w:t xml:space="preserve"> 13.8, 17.8, 40.5, 128.0, 128.6, 132.9, 137.0, </w:t>
-      </w:r>
-      <w:r>
-        <w:rPr>
-          <w:rFonts w:hint="eastAsia" w:ascii="Times New Roman" w:hAnsi="Times New Roman" w:eastAsia="Times New Roman" w:cs="Times New Roman"/>
-        </w:rPr>
-        <w:t>200.0（</w:t>
-      </w:r>
-      <w:r>
-        <w:rPr>
-          <w:rFonts w:hint="eastAsia" w:ascii="Times New Roman" w:hAnsi="Times New Roman" w:eastAsia="FangSong" w:cs="Times New Roman"/>
-        </w:rPr>
-        <w:t>共</w:t>
-      </w:r>
-      <w:r>
-        <w:rPr>
-          <w:rFonts w:ascii="Times New Roman" w:hAnsi="Times New Roman" w:eastAsia="Times New Roman" w:cs="Times New Roman"/>
-        </w:rPr>
-        <w:t xml:space="preserve"> 8 </w:t>
-      </w:r>
-      <w:r>
-        <w:rPr>
-          <w:rFonts w:hint="eastAsia" w:ascii="Times New Roman" w:hAnsi="Times New Roman" w:eastAsia="FangSong" w:cs="Times New Roman"/>
-        </w:rPr>
-        <w:t>个峰</w:t>
-      </w:r>
-      <w:r>
-        <w:rPr>
-          <w:rFonts w:hint="eastAsia" w:ascii="Times New Roman" w:hAnsi="Times New Roman" w:eastAsia="Times New Roman" w:cs="Times New Roman"/>
-        </w:rPr>
-        <w:t>）</w:t>
-      </w:r>
-    </w:p>
-    <w:p>
-      <w:pPr>
-        <w:pStyle w:val="Compact"/>
-        <w:numPr>
-          <w:ilvl w:val="1"/>
-          <w:numId w:val="1034"/>
-        </w:numPr>
-      </w:pPr>
-      <w:r>
-        <w:rPr>
-          <w:rFonts w:ascii="Times New Roman" w:hAnsi="Times New Roman" w:eastAsia="Times New Roman" w:cs="Times New Roman"/>
-          <w:vertAlign w:val="superscript"/>
-        </w:rPr>
-        <w:t>1</w:t>
-      </w:r>
-      <w:r>
-        <w:rPr>
-          <w:rFonts w:ascii="Times New Roman" w:hAnsi="Times New Roman" w:eastAsia="Times New Roman" w:cs="Times New Roman"/>
-        </w:rPr>
-        <w:t xml:space="preserve">H </w:t>
-      </w:r>
-      <w:r>
-        <w:rPr>
-          <w:rFonts w:hint="eastAsia" w:ascii="Times New Roman" w:hAnsi="Times New Roman" w:eastAsia="Times New Roman" w:cs="Times New Roman"/>
-        </w:rPr>
-        <w:t>NMR（CDCl</w:t>
-      </w:r>
-      <w:r>
-        <w:rPr>
-          <w:rFonts w:hint="eastAsia" w:ascii="Times New Roman" w:hAnsi="Times New Roman" w:eastAsia="Times New Roman" w:cs="Times New Roman"/>
-          <w:vertAlign w:val="subscript"/>
-        </w:rPr>
-        <w:t>3</w:t>
-      </w:r>
-      <w:r>
-        <w:rPr>
-          <w:rFonts w:hint="eastAsia" w:ascii="Times New Roman" w:hAnsi="Times New Roman" w:eastAsia="Times New Roman" w:cs="Times New Roman"/>
-        </w:rPr>
-        <w:t>）：</w:t>
-      </w:r>
-    </w:p>
-    <w:p>
-      <w:pPr>
-        <w:pStyle w:val="Compact"/>
-        <w:numPr>
-          <w:ilvl w:val="2"/>
-          <w:numId w:val="1035"/>
-        </w:numPr>
-      </w:pPr>
-      <w:r>
-        <w:rPr>
-          <w:rFonts w:ascii="Times New Roman" w:hAnsi="Times New Roman" w:eastAsia="Times New Roman" w:cs="Times New Roman"/>
-        </w:rPr>
-        <w:t xml:space="preserve">δ 1.05 (t, 3H, J = 7 Hz)</w:t>
-      </w:r>
-    </w:p>
-    <w:p>
-      <w:pPr>
-        <w:pStyle w:val="Compact"/>
-        <w:numPr>
-          <w:ilvl w:val="2"/>
-          <w:numId w:val="1035"/>
-        </w:numPr>
-      </w:pPr>
-      <w:r>
-        <w:rPr>
-          <w:rFonts w:ascii="Times New Roman" w:hAnsi="Times New Roman" w:eastAsia="Times New Roman" w:cs="Times New Roman"/>
-        </w:rPr>
-        <w:t xml:space="preserve">δ 1.65 (sextet, 2H, J = 7 Hz)</w:t>
-      </w:r>
-    </w:p>
-    <w:p>
-      <w:pPr>
-        <w:pStyle w:val="Compact"/>
-        <w:numPr>
-          <w:ilvl w:val="2"/>
-          <w:numId w:val="1035"/>
-        </w:numPr>
-      </w:pPr>
-      <w:r>
-        <w:rPr>
-          <w:rFonts w:ascii="Times New Roman" w:hAnsi="Times New Roman" w:eastAsia="Times New Roman" w:cs="Times New Roman"/>
-        </w:rPr>
-        <w:t xml:space="preserve">δ 2.90 (t, 2H, J = 7 Hz)</w:t>
-      </w:r>
-    </w:p>
-    <w:p>
-      <w:pPr>
-        <w:pStyle w:val="Compact"/>
-        <w:numPr>
-          <w:ilvl w:val="2"/>
-          <w:numId w:val="1035"/>
-        </w:numPr>
-      </w:pPr>
-      <w:r>
-        <w:rPr>
-          <w:rFonts w:ascii="Times New Roman" w:hAnsi="Times New Roman" w:eastAsia="Times New Roman" w:cs="Times New Roman"/>
-        </w:rPr>
-        <w:t xml:space="preserve">δ 7.4–7.6 (m, 3H)</w:t>
-      </w:r>
-    </w:p>
-    <w:p>
-      <w:pPr>
-        <w:pStyle w:val="Compact"/>
-        <w:numPr>
-          <w:ilvl w:val="2"/>
-          <w:numId w:val="1035"/>
-        </w:numPr>
-      </w:pPr>
-      <w:r>
-        <w:rPr>
-          <w:rFonts w:ascii="Times New Roman" w:hAnsi="Times New Roman" w:eastAsia="Times New Roman" w:cs="Times New Roman"/>
-        </w:rPr>
-        <w:t xml:space="preserve">δ 7.95 (d, 2H, J = 8 Hz)</w:t>
-      </w:r>
-    </w:p>
-    <w:p>
-      <w:pPr>
-        <w:pStyle w:val="Compact"/>
-        <w:numPr>
-          <w:ilvl w:val="1"/>
-          <w:numId w:val="1036"/>
-        </w:numPr>
-      </w:pPr>
-      <w:r>
-        <w:rPr>
-          <w:rFonts w:hint="eastAsia" w:ascii="Times New Roman" w:hAnsi="Times New Roman" w:eastAsia="FangSong" w:cs="Times New Roman"/>
-        </w:rPr>
-        <w:t xml:space="preserve">计算不饱和度</w:t>
-      </w:r>
-      <w:r>
-        <w:rPr>
-          <w:rFonts w:ascii="Times New Roman" w:hAnsi="Times New Roman" w:eastAsia="Times New Roman" w:cs="Times New Roman"/>
-        </w:rPr>
-        <w:t xml:space="preserve"> Ω。</w:t>
-      </w:r>
-    </w:p>
-    <w:p>
-      <w:pPr>
-        <w:pStyle w:val="Compact"/>
-        <w:numPr>
-          <w:ilvl w:val="1"/>
-          <w:numId w:val="1036"/>
-        </w:numPr>
-      </w:pPr>
-      <w:r>
-        <w:rPr>
-          <w:rFonts w:ascii="Times New Roman" w:hAnsi="Times New Roman" w:eastAsia="Times New Roman" w:cs="Times New Roman"/>
-        </w:rPr>
-        <w:t>IR 1685 cm</w:t>
-      </w:r>
-      <w:r>
-        <w:rPr>
-          <w:rFonts w:ascii="Times New Roman" w:hAnsi="Times New Roman" w:eastAsia="Times New Roman" w:cs="Times New Roman"/>
-          <w:vertAlign w:val="superscript"/>
-        </w:rPr>
-        <w:t>-1</w:t>
-      </w:r>
-      <w:r>
-        <w:rPr>
-          <w:rFonts w:ascii="Times New Roman" w:hAnsi="Times New Roman" w:eastAsia="Times New Roman" w:cs="Times New Roman"/>
-        </w:rPr>
-        <w:t xml:space="preserve"> </w:t>
-      </w:r>
-      <w:r>
-        <w:rPr>
-          <w:rFonts w:hint="eastAsia" w:ascii="Times New Roman" w:hAnsi="Times New Roman" w:eastAsia="FangSong" w:cs="Times New Roman"/>
-        </w:rPr>
-        <w:t>指向什么官能团</w:t>
-      </w:r>
-      <w:r>
-        <w:rPr>
-          <w:rFonts w:hint="eastAsia" w:ascii="Times New Roman" w:hAnsi="Times New Roman" w:eastAsia="Times New Roman" w:cs="Times New Roman"/>
-        </w:rPr>
-        <w:t>？</w:t>
-      </w:r>
-      <w:r>
-        <w:rPr>
-          <w:rFonts w:hint="eastAsia" w:ascii="Times New Roman" w:hAnsi="Times New Roman" w:eastAsia="FangSong" w:cs="Times New Roman"/>
-        </w:rPr>
-        <w:t>为什么低于正常酮</w:t>
-      </w:r>
-      <w:r>
-        <w:rPr>
-          <w:rFonts w:hint="eastAsia" w:ascii="Times New Roman" w:hAnsi="Times New Roman" w:eastAsia="Times New Roman" w:cs="Times New Roman"/>
-        </w:rPr>
-        <w:t>（1715</w:t>
-      </w:r>
-      <w:r>
-        <w:rPr>
-          <w:rFonts w:ascii="Times New Roman" w:hAnsi="Times New Roman" w:eastAsia="Times New Roman" w:cs="Times New Roman"/>
-        </w:rPr>
-        <w:t xml:space="preserve"> </w:t>
-      </w:r>
-      <w:r>
-        <w:rPr>
-          <w:rFonts w:hint="eastAsia" w:ascii="Times New Roman" w:hAnsi="Times New Roman" w:eastAsia="Times New Roman" w:cs="Times New Roman"/>
-        </w:rPr>
-        <w:t>cm</w:t>
-      </w:r>
-      <w:r>
-        <w:rPr>
-          <w:rFonts w:hint="eastAsia" w:ascii="Times New Roman" w:hAnsi="Times New Roman" w:eastAsia="Times New Roman" w:cs="Times New Roman"/>
-          <w:vertAlign w:val="superscript"/>
-        </w:rPr>
-        <w:t>-1</w:t>
-      </w:r>
-      <w:r>
-        <w:rPr>
-          <w:rFonts w:hint="eastAsia" w:ascii="Times New Roman" w:hAnsi="Times New Roman" w:eastAsia="Times New Roman" w:cs="Times New Roman"/>
-        </w:rPr>
-        <w:t>）？</w:t>
-      </w:r>
-    </w:p>
-    <w:p>
-      <w:pPr>
-        <w:pStyle w:val="Compact"/>
-        <w:numPr>
-          <w:ilvl w:val="1"/>
-          <w:numId w:val="1036"/>
-        </w:numPr>
-      </w:pPr>
-      <w:r>
-        <w:rPr>
-          <w:rFonts w:ascii="Times New Roman" w:hAnsi="Times New Roman" w:eastAsia="Times New Roman" w:cs="Times New Roman"/>
-          <w:vertAlign w:val="superscript"/>
-        </w:rPr>
-        <w:t>13</w:t>
-      </w:r>
-      <w:r>
-        <w:rPr>
-          <w:rFonts w:ascii="Times New Roman" w:hAnsi="Times New Roman" w:eastAsia="Times New Roman" w:cs="Times New Roman"/>
-        </w:rPr>
-        <w:t xml:space="preserve">C NMR </w:t>
-      </w:r>
-      <w:r>
-        <w:rPr>
-          <w:rFonts w:hint="eastAsia" w:ascii="Times New Roman" w:hAnsi="Times New Roman" w:eastAsia="FangSong" w:cs="Times New Roman"/>
-        </w:rPr>
-        <w:t xml:space="preserve">有</w:t>
-      </w:r>
-      <w:r>
-        <w:rPr>
-          <w:rFonts w:ascii="Times New Roman" w:hAnsi="Times New Roman" w:eastAsia="Times New Roman" w:cs="Times New Roman"/>
-        </w:rPr>
-        <w:t xml:space="preserve"> 8 </w:t>
-      </w:r>
-      <w:r>
-        <w:rPr>
-          <w:rFonts w:hint="eastAsia" w:ascii="Times New Roman" w:hAnsi="Times New Roman" w:eastAsia="FangSong" w:cs="Times New Roman"/>
-        </w:rPr>
-        <w:t xml:space="preserve">个峰而分子含</w:t>
-      </w:r>
-      <w:r>
-        <w:rPr>
-          <w:rFonts w:ascii="Times New Roman" w:hAnsi="Times New Roman" w:eastAsia="Times New Roman" w:cs="Times New Roman"/>
-        </w:rPr>
-        <w:t xml:space="preserve"> 10 </w:t>
-      </w:r>
-      <w:r>
-        <w:rPr>
-          <w:rFonts w:hint="eastAsia" w:ascii="Times New Roman" w:hAnsi="Times New Roman" w:eastAsia="FangSong" w:cs="Times New Roman"/>
-        </w:rPr>
-        <w:t>个碳</w:t>
-      </w:r>
-      <w:r>
-        <w:rPr>
-          <w:rFonts w:hint="eastAsia" w:ascii="Times New Roman" w:hAnsi="Times New Roman" w:eastAsia="Times New Roman" w:cs="Times New Roman"/>
-        </w:rPr>
-        <w:t>，</w:t>
-      </w:r>
-      <w:r>
-        <w:rPr>
-          <w:rFonts w:hint="eastAsia" w:ascii="Times New Roman" w:hAnsi="Times New Roman" w:eastAsia="FangSong" w:cs="Times New Roman"/>
-        </w:rPr>
-        <w:t>说明什么</w:t>
-      </w:r>
-      <w:r>
-        <w:rPr>
-          <w:rFonts w:hint="eastAsia" w:ascii="Times New Roman" w:hAnsi="Times New Roman" w:eastAsia="Times New Roman" w:cs="Times New Roman"/>
-        </w:rPr>
-        <w:t>？δ</w:t>
-      </w:r>
-      <w:r>
-        <w:rPr>
-          <w:rFonts w:ascii="Times New Roman" w:hAnsi="Times New Roman" w:eastAsia="Times New Roman" w:cs="Times New Roman"/>
-        </w:rPr>
-        <w:t xml:space="preserve"> 200.0 </w:t>
-      </w:r>
-      <w:r>
-        <w:rPr>
-          <w:rFonts w:hint="eastAsia" w:ascii="Times New Roman" w:hAnsi="Times New Roman" w:eastAsia="FangSong" w:cs="Times New Roman"/>
-        </w:rPr>
-        <w:t>是什么类型的碳</w:t>
-      </w:r>
-      <w:r>
-        <w:rPr>
-          <w:rFonts w:hint="eastAsia" w:ascii="Times New Roman" w:hAnsi="Times New Roman" w:eastAsia="Times New Roman" w:cs="Times New Roman"/>
-        </w:rPr>
-        <w:t>？</w:t>
-      </w:r>
-    </w:p>
-    <w:p>
-      <w:pPr>
-        <w:pStyle w:val="Compact"/>
-        <w:numPr>
-          <w:ilvl w:val="1"/>
-          <w:numId w:val="1036"/>
-        </w:numPr>
-      </w:pPr>
-      <w:r>
-        <w:rPr>
-          <w:rFonts w:ascii="Times New Roman" w:hAnsi="Times New Roman" w:eastAsia="Times New Roman" w:cs="Times New Roman"/>
-          <w:vertAlign w:val="superscript"/>
-        </w:rPr>
-        <w:t>1</w:t>
-      </w:r>
-      <w:r>
-        <w:rPr>
-          <w:rFonts w:ascii="Times New Roman" w:hAnsi="Times New Roman" w:eastAsia="Times New Roman" w:cs="Times New Roman"/>
-        </w:rPr>
-        <w:t xml:space="preserve">H NMR </w:t>
-      </w:r>
-      <w:r>
-        <w:rPr>
-          <w:rFonts w:hint="eastAsia" w:ascii="Times New Roman" w:hAnsi="Times New Roman" w:eastAsia="FangSong" w:cs="Times New Roman"/>
-        </w:rPr>
-        <w:t xml:space="preserve">中</w:t>
-      </w:r>
-      <w:r>
-        <w:rPr>
-          <w:rFonts w:ascii="Times New Roman" w:hAnsi="Times New Roman" w:eastAsia="Times New Roman" w:cs="Times New Roman"/>
-        </w:rPr>
-        <w:t xml:space="preserve"> δ 7.4–7.6 (m, 3H) </w:t>
-      </w:r>
-      <w:r>
-        <w:rPr>
-          <w:rFonts w:hint="eastAsia" w:ascii="Times New Roman" w:hAnsi="Times New Roman" w:eastAsia="FangSong" w:cs="Times New Roman"/>
-        </w:rPr>
-        <w:t xml:space="preserve">和</w:t>
-      </w:r>
-      <w:r>
-        <w:rPr>
-          <w:rFonts w:ascii="Times New Roman" w:hAnsi="Times New Roman" w:eastAsia="Times New Roman" w:cs="Times New Roman"/>
-        </w:rPr>
-        <w:t xml:space="preserve"> δ 7.95 (d, 2H) </w:t>
-      </w:r>
-      <w:r>
-        <w:rPr>
-          <w:rFonts w:hint="eastAsia" w:ascii="Times New Roman" w:hAnsi="Times New Roman" w:eastAsia="FangSong" w:cs="Times New Roman"/>
-        </w:rPr>
-        <w:t>说明什么</w:t>
-      </w:r>
-      <w:r>
-        <w:rPr>
-          <w:rFonts w:hint="eastAsia" w:ascii="Times New Roman" w:hAnsi="Times New Roman" w:eastAsia="Times New Roman" w:cs="Times New Roman"/>
-        </w:rPr>
-        <w:t>？</w:t>
-      </w:r>
-    </w:p>
-    <w:p>
-      <w:pPr>
-        <w:pStyle w:val="Compact"/>
-        <w:numPr>
-          <w:ilvl w:val="1"/>
-          <w:numId w:val="1036"/>
-        </w:numPr>
-      </w:pPr>
-      <w:r>
-        <w:rPr>
-          <w:rFonts w:hint="eastAsia" w:ascii="Times New Roman" w:hAnsi="Times New Roman" w:eastAsia="FangSong" w:cs="Times New Roman"/>
-        </w:rPr>
-        <w:t xml:space="preserve">综合推断</w:t>
-      </w:r>
-      <w:r>
-        <w:rPr>
-          <w:rFonts w:ascii="Times New Roman" w:hAnsi="Times New Roman" w:eastAsia="Times New Roman" w:cs="Times New Roman"/>
-        </w:rPr>
-        <w:t xml:space="preserve"> B </w:t>
-      </w:r>
-      <w:r>
-        <w:rPr>
-          <w:rFonts w:hint="eastAsia" w:ascii="Times New Roman" w:hAnsi="Times New Roman" w:eastAsia="FangSong" w:cs="Times New Roman"/>
-        </w:rPr>
-        <w:t>的完整结构</w:t>
-      </w:r>
-      <w:r>
-        <w:rPr>
-          <w:rFonts w:hint="eastAsia" w:ascii="Times New Roman" w:hAnsi="Times New Roman" w:eastAsia="Times New Roman" w:cs="Times New Roman"/>
+          <w:rStyle w:val="VerbatimChar"/>
+          <w:rFonts w:hint="eastAsia" w:ascii="SimSun" w:hAnsi="SimSun" w:eastAsia="SimSun" w:cs="SimSun"/>
         </w:rPr>
         <w:t>。</w:t>
       </w:r>
@@ -24285,7 +24561,7 @@
         <w:rPr>
           <w:rFonts w:ascii="Times New Roman" w:hAnsi="Times New Roman" w:eastAsia="Times New Roman" w:cs="Times New Roman"/>
         </w:rPr>
-        <w:t xml:space="preserve">🌱 11.1 </w:t>
+        <w:t xml:space="preserve">11.1 </w:t>
       </w:r>
       <w:r>
         <w:rPr>
@@ -29473,7 +29749,7 @@
         <w:rPr>
           <w:rFonts w:ascii="Times New Roman" w:hAnsi="Times New Roman" w:eastAsia="Times New Roman" w:cs="Times New Roman"/>
         </w:rPr>
-        <w:t xml:space="preserve">🏆 11.3 </w:t>
+        <w:t xml:space="preserve">11.3 </w:t>
       </w:r>
       <w:r>
         <w:rPr>
@@ -32758,771 +33034,6 @@
       </w:pPr>
     </w:lvl>
   </w:abstractNum>
-  <w:abstractNum w:abstractNumId="99731">
-    <w:nsid w:val="00A99731"/>
-    <w:multiLevelType w:val="multilevel"/>
-    <w:lvl w:ilvl="0">
-      <w:start w:val="1"/>
-      <w:numFmt w:val="lowerLetter"/>
-      <w:lvlText w:val="(%1)"/>
-      <w:lvlJc w:val="left"/>
-      <w:pPr>
-        <w:ind w:left="720" w:hanging="360"/>
-      </w:pPr>
-    </w:lvl>
-    <w:lvl w:ilvl="1">
-      <w:start w:val="1"/>
-      <w:numFmt w:val="lowerLetter"/>
-      <w:lvlText w:val="(%2)"/>
-      <w:lvlJc w:val="left"/>
-      <w:pPr>
-        <w:ind w:left="1440" w:hanging="360"/>
-      </w:pPr>
-    </w:lvl>
-    <w:lvl w:ilvl="2">
-      <w:start w:val="1"/>
-      <w:numFmt w:val="lowerLetter"/>
-      <w:lvlText w:val="(%3)"/>
-      <w:lvlJc w:val="left"/>
-      <w:pPr>
-        <w:ind w:left="2160" w:hanging="360"/>
-      </w:pPr>
-    </w:lvl>
-    <w:lvl w:ilvl="3">
-      <w:start w:val="1"/>
-      <w:numFmt w:val="lowerLetter"/>
-      <w:lvlText w:val="(%4)"/>
-      <w:lvlJc w:val="left"/>
-      <w:pPr>
-        <w:ind w:left="2880" w:hanging="360"/>
-      </w:pPr>
-    </w:lvl>
-    <w:lvl w:ilvl="4">
-      <w:start w:val="1"/>
-      <w:numFmt w:val="lowerLetter"/>
-      <w:lvlText w:val="(%5)"/>
-      <w:lvlJc w:val="left"/>
-      <w:pPr>
-        <w:ind w:left="3600" w:hanging="360"/>
-      </w:pPr>
-    </w:lvl>
-    <w:lvl w:ilvl="5">
-      <w:start w:val="1"/>
-      <w:numFmt w:val="lowerLetter"/>
-      <w:lvlText w:val="(%6)"/>
-      <w:lvlJc w:val="left"/>
-      <w:pPr>
-        <w:ind w:left="4320" w:hanging="360"/>
-      </w:pPr>
-    </w:lvl>
-    <w:lvl w:ilvl="6">
-      <w:start w:val="1"/>
-      <w:numFmt w:val="lowerLetter"/>
-      <w:lvlText w:val="(%7)"/>
-      <w:lvlJc w:val="left"/>
-      <w:pPr>
-        <w:ind w:left="5040" w:hanging="360"/>
-      </w:pPr>
-    </w:lvl>
-    <w:lvl w:ilvl="7">
-      <w:start w:val="1"/>
-      <w:numFmt w:val="lowerLetter"/>
-      <w:lvlText w:val="(%8)"/>
-      <w:lvlJc w:val="left"/>
-      <w:pPr>
-        <w:ind w:left="5760" w:hanging="360"/>
-      </w:pPr>
-    </w:lvl>
-    <w:lvl w:ilvl="8">
-      <w:start w:val="1"/>
-      <w:numFmt w:val="lowerLetter"/>
-      <w:lvlText w:val="(%9)"/>
-      <w:lvlJc w:val="left"/>
-      <w:pPr>
-        <w:ind w:left="6480" w:hanging="360"/>
-      </w:pPr>
-    </w:lvl>
-  </w:abstractNum>
-  <w:abstractNum w:abstractNumId="99412">
-    <w:nsid w:val="00A99412"/>
-    <w:multiLevelType w:val="multilevel"/>
-    <w:lvl w:ilvl="0">
-      <w:start w:val="2"/>
-      <w:numFmt w:val="decimal"/>
-      <w:lvlText w:val="%1."/>
-      <w:lvlJc w:val="left"/>
-      <w:pPr>
-        <w:ind w:left="720" w:hanging="360"/>
-      </w:pPr>
-    </w:lvl>
-    <w:lvl w:ilvl="1">
-      <w:start w:val="2"/>
-      <w:numFmt w:val="decimal"/>
-      <w:lvlText w:val="%2."/>
-      <w:lvlJc w:val="left"/>
-      <w:pPr>
-        <w:ind w:left="1440" w:hanging="360"/>
-      </w:pPr>
-    </w:lvl>
-    <w:lvl w:ilvl="2">
-      <w:start w:val="2"/>
-      <w:numFmt w:val="decimal"/>
-      <w:lvlText w:val="%3."/>
-      <w:lvlJc w:val="left"/>
-      <w:pPr>
-        <w:ind w:left="2160" w:hanging="360"/>
-      </w:pPr>
-    </w:lvl>
-    <w:lvl w:ilvl="3">
-      <w:start w:val="2"/>
-      <w:numFmt w:val="decimal"/>
-      <w:lvlText w:val="%4."/>
-      <w:lvlJc w:val="left"/>
-      <w:pPr>
-        <w:ind w:left="2880" w:hanging="360"/>
-      </w:pPr>
-    </w:lvl>
-    <w:lvl w:ilvl="4">
-      <w:start w:val="2"/>
-      <w:numFmt w:val="decimal"/>
-      <w:lvlText w:val="%5."/>
-      <w:lvlJc w:val="left"/>
-      <w:pPr>
-        <w:ind w:left="3600" w:hanging="360"/>
-      </w:pPr>
-    </w:lvl>
-    <w:lvl w:ilvl="5">
-      <w:start w:val="2"/>
-      <w:numFmt w:val="decimal"/>
-      <w:lvlText w:val="%6."/>
-      <w:lvlJc w:val="left"/>
-      <w:pPr>
-        <w:ind w:left="4320" w:hanging="360"/>
-      </w:pPr>
-    </w:lvl>
-    <w:lvl w:ilvl="6">
-      <w:start w:val="2"/>
-      <w:numFmt w:val="decimal"/>
-      <w:lvlText w:val="%7."/>
-      <w:lvlJc w:val="left"/>
-      <w:pPr>
-        <w:ind w:left="5040" w:hanging="360"/>
-      </w:pPr>
-    </w:lvl>
-    <w:lvl w:ilvl="7">
-      <w:start w:val="2"/>
-      <w:numFmt w:val="decimal"/>
-      <w:lvlText w:val="%8."/>
-      <w:lvlJc w:val="left"/>
-      <w:pPr>
-        <w:ind w:left="5760" w:hanging="360"/>
-      </w:pPr>
-    </w:lvl>
-    <w:lvl w:ilvl="8">
-      <w:start w:val="2"/>
-      <w:numFmt w:val="decimal"/>
-      <w:lvlText w:val="%9."/>
-      <w:lvlJc w:val="left"/>
-      <w:pPr>
-        <w:ind w:left="6480" w:hanging="360"/>
-      </w:pPr>
-    </w:lvl>
-  </w:abstractNum>
-  <w:abstractNum w:abstractNumId="99415">
-    <w:nsid w:val="00A99415"/>
-    <w:multiLevelType w:val="multilevel"/>
-    <w:lvl w:ilvl="0">
-      <w:start w:val="5"/>
-      <w:numFmt w:val="decimal"/>
-      <w:lvlText w:val="%1."/>
-      <w:lvlJc w:val="left"/>
-      <w:pPr>
-        <w:ind w:left="720" w:hanging="360"/>
-      </w:pPr>
-    </w:lvl>
-    <w:lvl w:ilvl="1">
-      <w:start w:val="5"/>
-      <w:numFmt w:val="decimal"/>
-      <w:lvlText w:val="%2."/>
-      <w:lvlJc w:val="left"/>
-      <w:pPr>
-        <w:ind w:left="1440" w:hanging="360"/>
-      </w:pPr>
-    </w:lvl>
-    <w:lvl w:ilvl="2">
-      <w:start w:val="5"/>
-      <w:numFmt w:val="decimal"/>
-      <w:lvlText w:val="%3."/>
-      <w:lvlJc w:val="left"/>
-      <w:pPr>
-        <w:ind w:left="2160" w:hanging="360"/>
-      </w:pPr>
-    </w:lvl>
-    <w:lvl w:ilvl="3">
-      <w:start w:val="5"/>
-      <w:numFmt w:val="decimal"/>
-      <w:lvlText w:val="%4."/>
-      <w:lvlJc w:val="left"/>
-      <w:pPr>
-        <w:ind w:left="2880" w:hanging="360"/>
-      </w:pPr>
-    </w:lvl>
-    <w:lvl w:ilvl="4">
-      <w:start w:val="5"/>
-      <w:numFmt w:val="decimal"/>
-      <w:lvlText w:val="%5."/>
-      <w:lvlJc w:val="left"/>
-      <w:pPr>
-        <w:ind w:left="3600" w:hanging="360"/>
-      </w:pPr>
-    </w:lvl>
-    <w:lvl w:ilvl="5">
-      <w:start w:val="5"/>
-      <w:numFmt w:val="decimal"/>
-      <w:lvlText w:val="%6."/>
-      <w:lvlJc w:val="left"/>
-      <w:pPr>
-        <w:ind w:left="4320" w:hanging="360"/>
-      </w:pPr>
-    </w:lvl>
-    <w:lvl w:ilvl="6">
-      <w:start w:val="5"/>
-      <w:numFmt w:val="decimal"/>
-      <w:lvlText w:val="%7."/>
-      <w:lvlJc w:val="left"/>
-      <w:pPr>
-        <w:ind w:left="5040" w:hanging="360"/>
-      </w:pPr>
-    </w:lvl>
-    <w:lvl w:ilvl="7">
-      <w:start w:val="5"/>
-      <w:numFmt w:val="decimal"/>
-      <w:lvlText w:val="%8."/>
-      <w:lvlJc w:val="left"/>
-      <w:pPr>
-        <w:ind w:left="5760" w:hanging="360"/>
-      </w:pPr>
-    </w:lvl>
-    <w:lvl w:ilvl="8">
-      <w:start w:val="5"/>
-      <w:numFmt w:val="decimal"/>
-      <w:lvlText w:val="%9."/>
-      <w:lvlJc w:val="left"/>
-      <w:pPr>
-        <w:ind w:left="6480" w:hanging="360"/>
-      </w:pPr>
-    </w:lvl>
-  </w:abstractNum>
-  <w:abstractNum w:abstractNumId="99417">
-    <w:nsid w:val="00A99417"/>
-    <w:multiLevelType w:val="multilevel"/>
-    <w:lvl w:ilvl="0">
-      <w:start w:val="7"/>
-      <w:numFmt w:val="decimal"/>
-      <w:lvlText w:val="%1."/>
-      <w:lvlJc w:val="left"/>
-      <w:pPr>
-        <w:ind w:left="720" w:hanging="360"/>
-      </w:pPr>
-    </w:lvl>
-    <w:lvl w:ilvl="1">
-      <w:start w:val="7"/>
-      <w:numFmt w:val="decimal"/>
-      <w:lvlText w:val="%2."/>
-      <w:lvlJc w:val="left"/>
-      <w:pPr>
-        <w:ind w:left="1440" w:hanging="360"/>
-      </w:pPr>
-    </w:lvl>
-    <w:lvl w:ilvl="2">
-      <w:start w:val="7"/>
-      <w:numFmt w:val="decimal"/>
-      <w:lvlText w:val="%3."/>
-      <w:lvlJc w:val="left"/>
-      <w:pPr>
-        <w:ind w:left="2160" w:hanging="360"/>
-      </w:pPr>
-    </w:lvl>
-    <w:lvl w:ilvl="3">
-      <w:start w:val="7"/>
-      <w:numFmt w:val="decimal"/>
-      <w:lvlText w:val="%4."/>
-      <w:lvlJc w:val="left"/>
-      <w:pPr>
-        <w:ind w:left="2880" w:hanging="360"/>
-      </w:pPr>
-    </w:lvl>
-    <w:lvl w:ilvl="4">
-      <w:start w:val="7"/>
-      <w:numFmt w:val="decimal"/>
-      <w:lvlText w:val="%5."/>
-      <w:lvlJc w:val="left"/>
-      <w:pPr>
-        <w:ind w:left="3600" w:hanging="360"/>
-      </w:pPr>
-    </w:lvl>
-    <w:lvl w:ilvl="5">
-      <w:start w:val="7"/>
-      <w:numFmt w:val="decimal"/>
-      <w:lvlText w:val="%6."/>
-      <w:lvlJc w:val="left"/>
-      <w:pPr>
-        <w:ind w:left="4320" w:hanging="360"/>
-      </w:pPr>
-    </w:lvl>
-    <w:lvl w:ilvl="6">
-      <w:start w:val="7"/>
-      <w:numFmt w:val="decimal"/>
-      <w:lvlText w:val="%7."/>
-      <w:lvlJc w:val="left"/>
-      <w:pPr>
-        <w:ind w:left="5040" w:hanging="360"/>
-      </w:pPr>
-    </w:lvl>
-    <w:lvl w:ilvl="7">
-      <w:start w:val="7"/>
-      <w:numFmt w:val="decimal"/>
-      <w:lvlText w:val="%8."/>
-      <w:lvlJc w:val="left"/>
-      <w:pPr>
-        <w:ind w:left="5760" w:hanging="360"/>
-      </w:pPr>
-    </w:lvl>
-    <w:lvl w:ilvl="8">
-      <w:start w:val="7"/>
-      <w:numFmt w:val="decimal"/>
-      <w:lvlText w:val="%9."/>
-      <w:lvlJc w:val="left"/>
-      <w:pPr>
-        <w:ind w:left="6480" w:hanging="360"/>
-      </w:pPr>
-    </w:lvl>
-  </w:abstractNum>
-  <w:abstractNum w:abstractNumId="99418">
-    <w:nsid w:val="00A99418"/>
-    <w:multiLevelType w:val="multilevel"/>
-    <w:lvl w:ilvl="0">
-      <w:start w:val="8"/>
-      <w:numFmt w:val="decimal"/>
-      <w:lvlText w:val="%1."/>
-      <w:lvlJc w:val="left"/>
-      <w:pPr>
-        <w:ind w:left="720" w:hanging="360"/>
-      </w:pPr>
-    </w:lvl>
-    <w:lvl w:ilvl="1">
-      <w:start w:val="8"/>
-      <w:numFmt w:val="decimal"/>
-      <w:lvlText w:val="%2."/>
-      <w:lvlJc w:val="left"/>
-      <w:pPr>
-        <w:ind w:left="1440" w:hanging="360"/>
-      </w:pPr>
-    </w:lvl>
-    <w:lvl w:ilvl="2">
-      <w:start w:val="8"/>
-      <w:numFmt w:val="decimal"/>
-      <w:lvlText w:val="%3."/>
-      <w:lvlJc w:val="left"/>
-      <w:pPr>
-        <w:ind w:left="2160" w:hanging="360"/>
-      </w:pPr>
-    </w:lvl>
-    <w:lvl w:ilvl="3">
-      <w:start w:val="8"/>
-      <w:numFmt w:val="decimal"/>
-      <w:lvlText w:val="%4."/>
-      <w:lvlJc w:val="left"/>
-      <w:pPr>
-        <w:ind w:left="2880" w:hanging="360"/>
-      </w:pPr>
-    </w:lvl>
-    <w:lvl w:ilvl="4">
-      <w:start w:val="8"/>
-      <w:numFmt w:val="decimal"/>
-      <w:lvlText w:val="%5."/>
-      <w:lvlJc w:val="left"/>
-      <w:pPr>
-        <w:ind w:left="3600" w:hanging="360"/>
-      </w:pPr>
-    </w:lvl>
-    <w:lvl w:ilvl="5">
-      <w:start w:val="8"/>
-      <w:numFmt w:val="decimal"/>
-      <w:lvlText w:val="%6."/>
-      <w:lvlJc w:val="left"/>
-      <w:pPr>
-        <w:ind w:left="4320" w:hanging="360"/>
-      </w:pPr>
-    </w:lvl>
-    <w:lvl w:ilvl="6">
-      <w:start w:val="8"/>
-      <w:numFmt w:val="decimal"/>
-      <w:lvlText w:val="%7."/>
-      <w:lvlJc w:val="left"/>
-      <w:pPr>
-        <w:ind w:left="5040" w:hanging="360"/>
-      </w:pPr>
-    </w:lvl>
-    <w:lvl w:ilvl="7">
-      <w:start w:val="8"/>
-      <w:numFmt w:val="decimal"/>
-      <w:lvlText w:val="%8."/>
-      <w:lvlJc w:val="left"/>
-      <w:pPr>
-        <w:ind w:left="5760" w:hanging="360"/>
-      </w:pPr>
-    </w:lvl>
-    <w:lvl w:ilvl="8">
-      <w:start w:val="8"/>
-      <w:numFmt w:val="decimal"/>
-      <w:lvlText w:val="%9."/>
-      <w:lvlJc w:val="left"/>
-      <w:pPr>
-        <w:ind w:left="6480" w:hanging="360"/>
-      </w:pPr>
-    </w:lvl>
-  </w:abstractNum>
-  <w:abstractNum w:abstractNumId="994110">
-    <w:nsid w:val="0A994110"/>
-    <w:multiLevelType w:val="multilevel"/>
-    <w:lvl w:ilvl="0">
-      <w:start w:val="10"/>
-      <w:numFmt w:val="decimal"/>
-      <w:lvlText w:val="%1."/>
-      <w:lvlJc w:val="left"/>
-      <w:pPr>
-        <w:ind w:left="720" w:hanging="360"/>
-      </w:pPr>
-    </w:lvl>
-    <w:lvl w:ilvl="1">
-      <w:start w:val="10"/>
-      <w:numFmt w:val="decimal"/>
-      <w:lvlText w:val="%2."/>
-      <w:lvlJc w:val="left"/>
-      <w:pPr>
-        <w:ind w:left="1440" w:hanging="360"/>
-      </w:pPr>
-    </w:lvl>
-    <w:lvl w:ilvl="2">
-      <w:start w:val="10"/>
-      <w:numFmt w:val="decimal"/>
-      <w:lvlText w:val="%3."/>
-      <w:lvlJc w:val="left"/>
-      <w:pPr>
-        <w:ind w:left="2160" w:hanging="360"/>
-      </w:pPr>
-    </w:lvl>
-    <w:lvl w:ilvl="3">
-      <w:start w:val="10"/>
-      <w:numFmt w:val="decimal"/>
-      <w:lvlText w:val="%4."/>
-      <w:lvlJc w:val="left"/>
-      <w:pPr>
-        <w:ind w:left="2880" w:hanging="360"/>
-      </w:pPr>
-    </w:lvl>
-    <w:lvl w:ilvl="4">
-      <w:start w:val="10"/>
-      <w:numFmt w:val="decimal"/>
-      <w:lvlText w:val="%5."/>
-      <w:lvlJc w:val="left"/>
-      <w:pPr>
-        <w:ind w:left="3600" w:hanging="360"/>
-      </w:pPr>
-    </w:lvl>
-    <w:lvl w:ilvl="5">
-      <w:start w:val="10"/>
-      <w:numFmt w:val="decimal"/>
-      <w:lvlText w:val="%6."/>
-      <w:lvlJc w:val="left"/>
-      <w:pPr>
-        <w:ind w:left="4320" w:hanging="360"/>
-      </w:pPr>
-    </w:lvl>
-    <w:lvl w:ilvl="6">
-      <w:start w:val="10"/>
-      <w:numFmt w:val="decimal"/>
-      <w:lvlText w:val="%7."/>
-      <w:lvlJc w:val="left"/>
-      <w:pPr>
-        <w:ind w:left="5040" w:hanging="360"/>
-      </w:pPr>
-    </w:lvl>
-    <w:lvl w:ilvl="7">
-      <w:start w:val="10"/>
-      <w:numFmt w:val="decimal"/>
-      <w:lvlText w:val="%8."/>
-      <w:lvlJc w:val="left"/>
-      <w:pPr>
-        <w:ind w:left="5760" w:hanging="360"/>
-      </w:pPr>
-    </w:lvl>
-    <w:lvl w:ilvl="8">
-      <w:start w:val="10"/>
-      <w:numFmt w:val="decimal"/>
-      <w:lvlText w:val="%9."/>
-      <w:lvlJc w:val="left"/>
-      <w:pPr>
-        <w:ind w:left="6480" w:hanging="360"/>
-      </w:pPr>
-    </w:lvl>
-  </w:abstractNum>
-  <w:abstractNum w:abstractNumId="994111">
-    <w:nsid w:val="0A994111"/>
-    <w:multiLevelType w:val="multilevel"/>
-    <w:lvl w:ilvl="0">
-      <w:start w:val="11"/>
-      <w:numFmt w:val="decimal"/>
-      <w:lvlText w:val="%1."/>
-      <w:lvlJc w:val="left"/>
-      <w:pPr>
-        <w:ind w:left="720" w:hanging="360"/>
-      </w:pPr>
-    </w:lvl>
-    <w:lvl w:ilvl="1">
-      <w:start w:val="11"/>
-      <w:numFmt w:val="decimal"/>
-      <w:lvlText w:val="%2."/>
-      <w:lvlJc w:val="left"/>
-      <w:pPr>
-        <w:ind w:left="1440" w:hanging="360"/>
-      </w:pPr>
-    </w:lvl>
-    <w:lvl w:ilvl="2">
-      <w:start w:val="11"/>
-      <w:numFmt w:val="decimal"/>
-      <w:lvlText w:val="%3."/>
-      <w:lvlJc w:val="left"/>
-      <w:pPr>
-        <w:ind w:left="2160" w:hanging="360"/>
-      </w:pPr>
-    </w:lvl>
-    <w:lvl w:ilvl="3">
-      <w:start w:val="11"/>
-      <w:numFmt w:val="decimal"/>
-      <w:lvlText w:val="%4."/>
-      <w:lvlJc w:val="left"/>
-      <w:pPr>
-        <w:ind w:left="2880" w:hanging="360"/>
-      </w:pPr>
-    </w:lvl>
-    <w:lvl w:ilvl="4">
-      <w:start w:val="11"/>
-      <w:numFmt w:val="decimal"/>
-      <w:lvlText w:val="%5."/>
-      <w:lvlJc w:val="left"/>
-      <w:pPr>
-        <w:ind w:left="3600" w:hanging="360"/>
-      </w:pPr>
-    </w:lvl>
-    <w:lvl w:ilvl="5">
-      <w:start w:val="11"/>
-      <w:numFmt w:val="decimal"/>
-      <w:lvlText w:val="%6."/>
-      <w:lvlJc w:val="left"/>
-      <w:pPr>
-        <w:ind w:left="4320" w:hanging="360"/>
-      </w:pPr>
-    </w:lvl>
-    <w:lvl w:ilvl="6">
-      <w:start w:val="11"/>
-      <w:numFmt w:val="decimal"/>
-      <w:lvlText w:val="%7."/>
-      <w:lvlJc w:val="left"/>
-      <w:pPr>
-        <w:ind w:left="5040" w:hanging="360"/>
-      </w:pPr>
-    </w:lvl>
-    <w:lvl w:ilvl="7">
-      <w:start w:val="11"/>
-      <w:numFmt w:val="decimal"/>
-      <w:lvlText w:val="%8."/>
-      <w:lvlJc w:val="left"/>
-      <w:pPr>
-        <w:ind w:left="5760" w:hanging="360"/>
-      </w:pPr>
-    </w:lvl>
-    <w:lvl w:ilvl="8">
-      <w:start w:val="11"/>
-      <w:numFmt w:val="decimal"/>
-      <w:lvlText w:val="%9."/>
-      <w:lvlJc w:val="left"/>
-      <w:pPr>
-        <w:ind w:left="6480" w:hanging="360"/>
-      </w:pPr>
-    </w:lvl>
-  </w:abstractNum>
-  <w:abstractNum w:abstractNumId="994112">
-    <w:nsid w:val="0A994112"/>
-    <w:multiLevelType w:val="multilevel"/>
-    <w:lvl w:ilvl="0">
-      <w:start w:val="12"/>
-      <w:numFmt w:val="decimal"/>
-      <w:lvlText w:val="%1."/>
-      <w:lvlJc w:val="left"/>
-      <w:pPr>
-        <w:ind w:left="720" w:hanging="360"/>
-      </w:pPr>
-    </w:lvl>
-    <w:lvl w:ilvl="1">
-      <w:start w:val="12"/>
-      <w:numFmt w:val="decimal"/>
-      <w:lvlText w:val="%2."/>
-      <w:lvlJc w:val="left"/>
-      <w:pPr>
-        <w:ind w:left="1440" w:hanging="360"/>
-      </w:pPr>
-    </w:lvl>
-    <w:lvl w:ilvl="2">
-      <w:start w:val="12"/>
-      <w:numFmt w:val="decimal"/>
-      <w:lvlText w:val="%3."/>
-      <w:lvlJc w:val="left"/>
-      <w:pPr>
-        <w:ind w:left="2160" w:hanging="360"/>
-      </w:pPr>
-    </w:lvl>
-    <w:lvl w:ilvl="3">
-      <w:start w:val="12"/>
-      <w:numFmt w:val="decimal"/>
-      <w:lvlText w:val="%4."/>
-      <w:lvlJc w:val="left"/>
-      <w:pPr>
-        <w:ind w:left="2880" w:hanging="360"/>
-      </w:pPr>
-    </w:lvl>
-    <w:lvl w:ilvl="4">
-      <w:start w:val="12"/>
-      <w:numFmt w:val="decimal"/>
-      <w:lvlText w:val="%5."/>
-      <w:lvlJc w:val="left"/>
-      <w:pPr>
-        <w:ind w:left="3600" w:hanging="360"/>
-      </w:pPr>
-    </w:lvl>
-    <w:lvl w:ilvl="5">
-      <w:start w:val="12"/>
-      <w:numFmt w:val="decimal"/>
-      <w:lvlText w:val="%6."/>
-      <w:lvlJc w:val="left"/>
-      <w:pPr>
-        <w:ind w:left="4320" w:hanging="360"/>
-      </w:pPr>
-    </w:lvl>
-    <w:lvl w:ilvl="6">
-      <w:start w:val="12"/>
-      <w:numFmt w:val="decimal"/>
-      <w:lvlText w:val="%7."/>
-      <w:lvlJc w:val="left"/>
-      <w:pPr>
-        <w:ind w:left="5040" w:hanging="360"/>
-      </w:pPr>
-    </w:lvl>
-    <w:lvl w:ilvl="7">
-      <w:start w:val="12"/>
-      <w:numFmt w:val="decimal"/>
-      <w:lvlText w:val="%8."/>
-      <w:lvlJc w:val="left"/>
-      <w:pPr>
-        <w:ind w:left="5760" w:hanging="360"/>
-      </w:pPr>
-    </w:lvl>
-    <w:lvl w:ilvl="8">
-      <w:start w:val="12"/>
-      <w:numFmt w:val="decimal"/>
-      <w:lvlText w:val="%9."/>
-      <w:lvlJc w:val="left"/>
-      <w:pPr>
-        <w:ind w:left="6480" w:hanging="360"/>
-      </w:pPr>
-    </w:lvl>
-  </w:abstractNum>
-  <w:abstractNum w:abstractNumId="994113">
-    <w:nsid w:val="0A994113"/>
-    <w:multiLevelType w:val="multilevel"/>
-    <w:lvl w:ilvl="0">
-      <w:start w:val="13"/>
-      <w:numFmt w:val="decimal"/>
-      <w:lvlText w:val="%1."/>
-      <w:lvlJc w:val="left"/>
-      <w:pPr>
-        <w:ind w:left="720" w:hanging="360"/>
-      </w:pPr>
-    </w:lvl>
-    <w:lvl w:ilvl="1">
-      <w:start w:val="13"/>
-      <w:numFmt w:val="decimal"/>
-      <w:lvlText w:val="%2."/>
-      <w:lvlJc w:val="left"/>
-      <w:pPr>
-        <w:ind w:left="1440" w:hanging="360"/>
-      </w:pPr>
-    </w:lvl>
-    <w:lvl w:ilvl="2">
-      <w:start w:val="13"/>
-      <w:numFmt w:val="decimal"/>
-      <w:lvlText w:val="%3."/>
-      <w:lvlJc w:val="left"/>
-      <w:pPr>
-        <w:ind w:left="2160" w:hanging="360"/>
-      </w:pPr>
-    </w:lvl>
-    <w:lvl w:ilvl="3">
-      <w:start w:val="13"/>
-      <w:numFmt w:val="decimal"/>
-      <w:lvlText w:val="%4."/>
-      <w:lvlJc w:val="left"/>
-      <w:pPr>
-        <w:ind w:left="2880" w:hanging="360"/>
-      </w:pPr>
-    </w:lvl>
-    <w:lvl w:ilvl="4">
-      <w:start w:val="13"/>
-      <w:numFmt w:val="decimal"/>
-      <w:lvlText w:val="%5."/>
-      <w:lvlJc w:val="left"/>
-      <w:pPr>
-        <w:ind w:left="3600" w:hanging="360"/>
-      </w:pPr>
-    </w:lvl>
-    <w:lvl w:ilvl="5">
-      <w:start w:val="13"/>
-      <w:numFmt w:val="decimal"/>
-      <w:lvlText w:val="%6."/>
-      <w:lvlJc w:val="left"/>
-      <w:pPr>
-        <w:ind w:left="4320" w:hanging="360"/>
-      </w:pPr>
-    </w:lvl>
-    <w:lvl w:ilvl="6">
-      <w:start w:val="13"/>
-      <w:numFmt w:val="decimal"/>
-      <w:lvlText w:val="%7."/>
-      <w:lvlJc w:val="left"/>
-      <w:pPr>
-        <w:ind w:left="5040" w:hanging="360"/>
-      </w:pPr>
-    </w:lvl>
-    <w:lvl w:ilvl="7">
-      <w:start w:val="13"/>
-      <w:numFmt w:val="decimal"/>
-      <w:lvlText w:val="%8."/>
-      <w:lvlJc w:val="left"/>
-      <w:pPr>
-        <w:ind w:left="5760" w:hanging="360"/>
-      </w:pPr>
-    </w:lvl>
-    <w:lvl w:ilvl="8">
-      <w:start w:val="13"/>
-      <w:numFmt w:val="decimal"/>
-      <w:lvlText w:val="%9."/>
-      <w:lvlJc w:val="left"/>
-      <w:pPr>
-        <w:ind w:left="6480" w:hanging="360"/>
-      </w:pPr>
-    </w:lvl>
-  </w:abstractNum>
   <w:num w:numId="1000">
     <w:abstractNumId w:val="990"/>
   </w:num>
@@ -33696,537 +33207,6 @@
   </w:num>
   <w:num w:numId="1012">
     <w:abstractNumId w:val="99411"/>
-    <w:lvlOverride w:ilvl="0">
-      <w:startOverride w:val="1"/>
-    </w:lvlOverride>
-    <w:lvlOverride w:ilvl="1">
-      <w:startOverride w:val="1"/>
-    </w:lvlOverride>
-    <w:lvlOverride w:ilvl="2">
-      <w:startOverride w:val="1"/>
-    </w:lvlOverride>
-    <w:lvlOverride w:ilvl="3">
-      <w:startOverride w:val="1"/>
-    </w:lvlOverride>
-    <w:lvlOverride w:ilvl="4">
-      <w:startOverride w:val="1"/>
-    </w:lvlOverride>
-    <w:lvlOverride w:ilvl="5">
-      <w:startOverride w:val="1"/>
-    </w:lvlOverride>
-    <w:lvlOverride w:ilvl="6">
-      <w:startOverride w:val="1"/>
-    </w:lvlOverride>
-    <w:lvlOverride w:ilvl="7">
-      <w:startOverride w:val="1"/>
-    </w:lvlOverride>
-    <w:lvlOverride w:ilvl="8">
-      <w:startOverride w:val="1"/>
-    </w:lvlOverride>
-  </w:num>
-  <w:num w:numId="1013">
-    <w:abstractNumId w:val="99411"/>
-    <w:lvlOverride w:ilvl="0">
-      <w:startOverride w:val="1"/>
-    </w:lvlOverride>
-    <w:lvlOverride w:ilvl="1">
-      <w:startOverride w:val="1"/>
-    </w:lvlOverride>
-    <w:lvlOverride w:ilvl="2">
-      <w:startOverride w:val="1"/>
-    </w:lvlOverride>
-    <w:lvlOverride w:ilvl="3">
-      <w:startOverride w:val="1"/>
-    </w:lvlOverride>
-    <w:lvlOverride w:ilvl="4">
-      <w:startOverride w:val="1"/>
-    </w:lvlOverride>
-    <w:lvlOverride w:ilvl="5">
-      <w:startOverride w:val="1"/>
-    </w:lvlOverride>
-    <w:lvlOverride w:ilvl="6">
-      <w:startOverride w:val="1"/>
-    </w:lvlOverride>
-    <w:lvlOverride w:ilvl="7">
-      <w:startOverride w:val="1"/>
-    </w:lvlOverride>
-    <w:lvlOverride w:ilvl="8">
-      <w:startOverride w:val="1"/>
-    </w:lvlOverride>
-  </w:num>
-  <w:num w:numId="1014">
-    <w:abstractNumId w:val="99731"/>
-    <w:lvlOverride w:ilvl="0">
-      <w:startOverride w:val="1"/>
-    </w:lvlOverride>
-    <w:lvlOverride w:ilvl="1">
-      <w:startOverride w:val="1"/>
-    </w:lvlOverride>
-    <w:lvlOverride w:ilvl="2">
-      <w:startOverride w:val="1"/>
-    </w:lvlOverride>
-    <w:lvlOverride w:ilvl="3">
-      <w:startOverride w:val="1"/>
-    </w:lvlOverride>
-    <w:lvlOverride w:ilvl="4">
-      <w:startOverride w:val="1"/>
-    </w:lvlOverride>
-    <w:lvlOverride w:ilvl="5">
-      <w:startOverride w:val="1"/>
-    </w:lvlOverride>
-    <w:lvlOverride w:ilvl="6">
-      <w:startOverride w:val="1"/>
-    </w:lvlOverride>
-    <w:lvlOverride w:ilvl="7">
-      <w:startOverride w:val="1"/>
-    </w:lvlOverride>
-    <w:lvlOverride w:ilvl="8">
-      <w:startOverride w:val="1"/>
-    </w:lvlOverride>
-  </w:num>
-  <w:num w:numId="1015">
-    <w:abstractNumId w:val="99412"/>
-    <w:lvlOverride w:ilvl="0">
-      <w:startOverride w:val="2"/>
-    </w:lvlOverride>
-    <w:lvlOverride w:ilvl="1">
-      <w:startOverride w:val="2"/>
-    </w:lvlOverride>
-    <w:lvlOverride w:ilvl="2">
-      <w:startOverride w:val="2"/>
-    </w:lvlOverride>
-    <w:lvlOverride w:ilvl="3">
-      <w:startOverride w:val="2"/>
-    </w:lvlOverride>
-    <w:lvlOverride w:ilvl="4">
-      <w:startOverride w:val="2"/>
-    </w:lvlOverride>
-    <w:lvlOverride w:ilvl="5">
-      <w:startOverride w:val="2"/>
-    </w:lvlOverride>
-    <w:lvlOverride w:ilvl="6">
-      <w:startOverride w:val="2"/>
-    </w:lvlOverride>
-    <w:lvlOverride w:ilvl="7">
-      <w:startOverride w:val="2"/>
-    </w:lvlOverride>
-    <w:lvlOverride w:ilvl="8">
-      <w:startOverride w:val="2"/>
-    </w:lvlOverride>
-  </w:num>
-  <w:num w:numId="1016">
-    <w:abstractNumId w:val="99415"/>
-    <w:lvlOverride w:ilvl="0">
-      <w:startOverride w:val="5"/>
-    </w:lvlOverride>
-    <w:lvlOverride w:ilvl="1">
-      <w:startOverride w:val="5"/>
-    </w:lvlOverride>
-    <w:lvlOverride w:ilvl="2">
-      <w:startOverride w:val="5"/>
-    </w:lvlOverride>
-    <w:lvlOverride w:ilvl="3">
-      <w:startOverride w:val="5"/>
-    </w:lvlOverride>
-    <w:lvlOverride w:ilvl="4">
-      <w:startOverride w:val="5"/>
-    </w:lvlOverride>
-    <w:lvlOverride w:ilvl="5">
-      <w:startOverride w:val="5"/>
-    </w:lvlOverride>
-    <w:lvlOverride w:ilvl="6">
-      <w:startOverride w:val="5"/>
-    </w:lvlOverride>
-    <w:lvlOverride w:ilvl="7">
-      <w:startOverride w:val="5"/>
-    </w:lvlOverride>
-    <w:lvlOverride w:ilvl="8">
-      <w:startOverride w:val="5"/>
-    </w:lvlOverride>
-  </w:num>
-  <w:num w:numId="1017">
-    <w:abstractNumId w:val="99731"/>
-    <w:lvlOverride w:ilvl="0">
-      <w:startOverride w:val="1"/>
-    </w:lvlOverride>
-    <w:lvlOverride w:ilvl="1">
-      <w:startOverride w:val="1"/>
-    </w:lvlOverride>
-    <w:lvlOverride w:ilvl="2">
-      <w:startOverride w:val="1"/>
-    </w:lvlOverride>
-    <w:lvlOverride w:ilvl="3">
-      <w:startOverride w:val="1"/>
-    </w:lvlOverride>
-    <w:lvlOverride w:ilvl="4">
-      <w:startOverride w:val="1"/>
-    </w:lvlOverride>
-    <w:lvlOverride w:ilvl="5">
-      <w:startOverride w:val="1"/>
-    </w:lvlOverride>
-    <w:lvlOverride w:ilvl="6">
-      <w:startOverride w:val="1"/>
-    </w:lvlOverride>
-    <w:lvlOverride w:ilvl="7">
-      <w:startOverride w:val="1"/>
-    </w:lvlOverride>
-    <w:lvlOverride w:ilvl="8">
-      <w:startOverride w:val="1"/>
-    </w:lvlOverride>
-  </w:num>
-  <w:num w:numId="1018">
-    <w:abstractNumId w:val="99417"/>
-    <w:lvlOverride w:ilvl="0">
-      <w:startOverride w:val="7"/>
-    </w:lvlOverride>
-    <w:lvlOverride w:ilvl="1">
-      <w:startOverride w:val="7"/>
-    </w:lvlOverride>
-    <w:lvlOverride w:ilvl="2">
-      <w:startOverride w:val="7"/>
-    </w:lvlOverride>
-    <w:lvlOverride w:ilvl="3">
-      <w:startOverride w:val="7"/>
-    </w:lvlOverride>
-    <w:lvlOverride w:ilvl="4">
-      <w:startOverride w:val="7"/>
-    </w:lvlOverride>
-    <w:lvlOverride w:ilvl="5">
-      <w:startOverride w:val="7"/>
-    </w:lvlOverride>
-    <w:lvlOverride w:ilvl="6">
-      <w:startOverride w:val="7"/>
-    </w:lvlOverride>
-    <w:lvlOverride w:ilvl="7">
-      <w:startOverride w:val="7"/>
-    </w:lvlOverride>
-    <w:lvlOverride w:ilvl="8">
-      <w:startOverride w:val="7"/>
-    </w:lvlOverride>
-  </w:num>
-  <w:num w:numId="1019">
-    <w:abstractNumId w:val="99731"/>
-    <w:lvlOverride w:ilvl="0">
-      <w:startOverride w:val="1"/>
-    </w:lvlOverride>
-    <w:lvlOverride w:ilvl="1">
-      <w:startOverride w:val="1"/>
-    </w:lvlOverride>
-    <w:lvlOverride w:ilvl="2">
-      <w:startOverride w:val="1"/>
-    </w:lvlOverride>
-    <w:lvlOverride w:ilvl="3">
-      <w:startOverride w:val="1"/>
-    </w:lvlOverride>
-    <w:lvlOverride w:ilvl="4">
-      <w:startOverride w:val="1"/>
-    </w:lvlOverride>
-    <w:lvlOverride w:ilvl="5">
-      <w:startOverride w:val="1"/>
-    </w:lvlOverride>
-    <w:lvlOverride w:ilvl="6">
-      <w:startOverride w:val="1"/>
-    </w:lvlOverride>
-    <w:lvlOverride w:ilvl="7">
-      <w:startOverride w:val="1"/>
-    </w:lvlOverride>
-    <w:lvlOverride w:ilvl="8">
-      <w:startOverride w:val="1"/>
-    </w:lvlOverride>
-  </w:num>
-  <w:num w:numId="1020">
-    <w:abstractNumId w:val="99418"/>
-    <w:lvlOverride w:ilvl="0">
-      <w:startOverride w:val="8"/>
-    </w:lvlOverride>
-    <w:lvlOverride w:ilvl="1">
-      <w:startOverride w:val="8"/>
-    </w:lvlOverride>
-    <w:lvlOverride w:ilvl="2">
-      <w:startOverride w:val="8"/>
-    </w:lvlOverride>
-    <w:lvlOverride w:ilvl="3">
-      <w:startOverride w:val="8"/>
-    </w:lvlOverride>
-    <w:lvlOverride w:ilvl="4">
-      <w:startOverride w:val="8"/>
-    </w:lvlOverride>
-    <w:lvlOverride w:ilvl="5">
-      <w:startOverride w:val="8"/>
-    </w:lvlOverride>
-    <w:lvlOverride w:ilvl="6">
-      <w:startOverride w:val="8"/>
-    </w:lvlOverride>
-    <w:lvlOverride w:ilvl="7">
-      <w:startOverride w:val="8"/>
-    </w:lvlOverride>
-    <w:lvlOverride w:ilvl="8">
-      <w:startOverride w:val="8"/>
-    </w:lvlOverride>
-  </w:num>
-  <w:num w:numId="1021">
-    <w:abstractNumId w:val="994110"/>
-    <w:lvlOverride w:ilvl="0">
-      <w:startOverride w:val="10"/>
-    </w:lvlOverride>
-    <w:lvlOverride w:ilvl="1">
-      <w:startOverride w:val="10"/>
-    </w:lvlOverride>
-    <w:lvlOverride w:ilvl="2">
-      <w:startOverride w:val="10"/>
-    </w:lvlOverride>
-    <w:lvlOverride w:ilvl="3">
-      <w:startOverride w:val="10"/>
-    </w:lvlOverride>
-    <w:lvlOverride w:ilvl="4">
-      <w:startOverride w:val="10"/>
-    </w:lvlOverride>
-    <w:lvlOverride w:ilvl="5">
-      <w:startOverride w:val="10"/>
-    </w:lvlOverride>
-    <w:lvlOverride w:ilvl="6">
-      <w:startOverride w:val="10"/>
-    </w:lvlOverride>
-    <w:lvlOverride w:ilvl="7">
-      <w:startOverride w:val="10"/>
-    </w:lvlOverride>
-    <w:lvlOverride w:ilvl="8">
-      <w:startOverride w:val="10"/>
-    </w:lvlOverride>
-  </w:num>
-  <w:num w:numId="1022">
-    <w:abstractNumId w:val="991"/>
-  </w:num>
-  <w:num w:numId="1023">
-    <w:abstractNumId w:val="99731"/>
-    <w:lvlOverride w:ilvl="0">
-      <w:startOverride w:val="1"/>
-    </w:lvlOverride>
-    <w:lvlOverride w:ilvl="1">
-      <w:startOverride w:val="1"/>
-    </w:lvlOverride>
-    <w:lvlOverride w:ilvl="2">
-      <w:startOverride w:val="1"/>
-    </w:lvlOverride>
-    <w:lvlOverride w:ilvl="3">
-      <w:startOverride w:val="1"/>
-    </w:lvlOverride>
-    <w:lvlOverride w:ilvl="4">
-      <w:startOverride w:val="1"/>
-    </w:lvlOverride>
-    <w:lvlOverride w:ilvl="5">
-      <w:startOverride w:val="1"/>
-    </w:lvlOverride>
-    <w:lvlOverride w:ilvl="6">
-      <w:startOverride w:val="1"/>
-    </w:lvlOverride>
-    <w:lvlOverride w:ilvl="7">
-      <w:startOverride w:val="1"/>
-    </w:lvlOverride>
-    <w:lvlOverride w:ilvl="8">
-      <w:startOverride w:val="1"/>
-    </w:lvlOverride>
-  </w:num>
-  <w:num w:numId="1024">
-    <w:abstractNumId w:val="994111"/>
-    <w:lvlOverride w:ilvl="0">
-      <w:startOverride w:val="11"/>
-    </w:lvlOverride>
-    <w:lvlOverride w:ilvl="1">
-      <w:startOverride w:val="11"/>
-    </w:lvlOverride>
-    <w:lvlOverride w:ilvl="2">
-      <w:startOverride w:val="11"/>
-    </w:lvlOverride>
-    <w:lvlOverride w:ilvl="3">
-      <w:startOverride w:val="11"/>
-    </w:lvlOverride>
-    <w:lvlOverride w:ilvl="4">
-      <w:startOverride w:val="11"/>
-    </w:lvlOverride>
-    <w:lvlOverride w:ilvl="5">
-      <w:startOverride w:val="11"/>
-    </w:lvlOverride>
-    <w:lvlOverride w:ilvl="6">
-      <w:startOverride w:val="11"/>
-    </w:lvlOverride>
-    <w:lvlOverride w:ilvl="7">
-      <w:startOverride w:val="11"/>
-    </w:lvlOverride>
-    <w:lvlOverride w:ilvl="8">
-      <w:startOverride w:val="11"/>
-    </w:lvlOverride>
-  </w:num>
-  <w:num w:numId="1025">
-    <w:abstractNumId w:val="99731"/>
-    <w:lvlOverride w:ilvl="0">
-      <w:startOverride w:val="1"/>
-    </w:lvlOverride>
-    <w:lvlOverride w:ilvl="1">
-      <w:startOverride w:val="1"/>
-    </w:lvlOverride>
-    <w:lvlOverride w:ilvl="2">
-      <w:startOverride w:val="1"/>
-    </w:lvlOverride>
-    <w:lvlOverride w:ilvl="3">
-      <w:startOverride w:val="1"/>
-    </w:lvlOverride>
-    <w:lvlOverride w:ilvl="4">
-      <w:startOverride w:val="1"/>
-    </w:lvlOverride>
-    <w:lvlOverride w:ilvl="5">
-      <w:startOverride w:val="1"/>
-    </w:lvlOverride>
-    <w:lvlOverride w:ilvl="6">
-      <w:startOverride w:val="1"/>
-    </w:lvlOverride>
-    <w:lvlOverride w:ilvl="7">
-      <w:startOverride w:val="1"/>
-    </w:lvlOverride>
-    <w:lvlOverride w:ilvl="8">
-      <w:startOverride w:val="1"/>
-    </w:lvlOverride>
-  </w:num>
-  <w:num w:numId="1026">
-    <w:abstractNumId w:val="994112"/>
-    <w:lvlOverride w:ilvl="0">
-      <w:startOverride w:val="12"/>
-    </w:lvlOverride>
-    <w:lvlOverride w:ilvl="1">
-      <w:startOverride w:val="12"/>
-    </w:lvlOverride>
-    <w:lvlOverride w:ilvl="2">
-      <w:startOverride w:val="12"/>
-    </w:lvlOverride>
-    <w:lvlOverride w:ilvl="3">
-      <w:startOverride w:val="12"/>
-    </w:lvlOverride>
-    <w:lvlOverride w:ilvl="4">
-      <w:startOverride w:val="12"/>
-    </w:lvlOverride>
-    <w:lvlOverride w:ilvl="5">
-      <w:startOverride w:val="12"/>
-    </w:lvlOverride>
-    <w:lvlOverride w:ilvl="6">
-      <w:startOverride w:val="12"/>
-    </w:lvlOverride>
-    <w:lvlOverride w:ilvl="7">
-      <w:startOverride w:val="12"/>
-    </w:lvlOverride>
-    <w:lvlOverride w:ilvl="8">
-      <w:startOverride w:val="12"/>
-    </w:lvlOverride>
-  </w:num>
-  <w:num w:numId="1027">
-    <w:abstractNumId w:val="994113"/>
-    <w:lvlOverride w:ilvl="0">
-      <w:startOverride w:val="13"/>
-    </w:lvlOverride>
-    <w:lvlOverride w:ilvl="1">
-      <w:startOverride w:val="13"/>
-    </w:lvlOverride>
-    <w:lvlOverride w:ilvl="2">
-      <w:startOverride w:val="13"/>
-    </w:lvlOverride>
-    <w:lvlOverride w:ilvl="3">
-      <w:startOverride w:val="13"/>
-    </w:lvlOverride>
-    <w:lvlOverride w:ilvl="4">
-      <w:startOverride w:val="13"/>
-    </w:lvlOverride>
-    <w:lvlOverride w:ilvl="5">
-      <w:startOverride w:val="13"/>
-    </w:lvlOverride>
-    <w:lvlOverride w:ilvl="6">
-      <w:startOverride w:val="13"/>
-    </w:lvlOverride>
-    <w:lvlOverride w:ilvl="7">
-      <w:startOverride w:val="13"/>
-    </w:lvlOverride>
-    <w:lvlOverride w:ilvl="8">
-      <w:startOverride w:val="13"/>
-    </w:lvlOverride>
-  </w:num>
-  <w:num w:numId="1028">
-    <w:abstractNumId w:val="991"/>
-  </w:num>
-  <w:num w:numId="1029">
-    <w:abstractNumId w:val="991"/>
-  </w:num>
-  <w:num w:numId="1030">
-    <w:abstractNumId w:val="99731"/>
-    <w:lvlOverride w:ilvl="0">
-      <w:startOverride w:val="1"/>
-    </w:lvlOverride>
-    <w:lvlOverride w:ilvl="1">
-      <w:startOverride w:val="1"/>
-    </w:lvlOverride>
-    <w:lvlOverride w:ilvl="2">
-      <w:startOverride w:val="1"/>
-    </w:lvlOverride>
-    <w:lvlOverride w:ilvl="3">
-      <w:startOverride w:val="1"/>
-    </w:lvlOverride>
-    <w:lvlOverride w:ilvl="4">
-      <w:startOverride w:val="1"/>
-    </w:lvlOverride>
-    <w:lvlOverride w:ilvl="5">
-      <w:startOverride w:val="1"/>
-    </w:lvlOverride>
-    <w:lvlOverride w:ilvl="6">
-      <w:startOverride w:val="1"/>
-    </w:lvlOverride>
-    <w:lvlOverride w:ilvl="7">
-      <w:startOverride w:val="1"/>
-    </w:lvlOverride>
-    <w:lvlOverride w:ilvl="8">
-      <w:startOverride w:val="1"/>
-    </w:lvlOverride>
-  </w:num>
-  <w:num w:numId="1031">
-    <w:abstractNumId w:val="991"/>
-  </w:num>
-  <w:num w:numId="1032">
-    <w:abstractNumId w:val="991"/>
-  </w:num>
-  <w:num w:numId="1033">
-    <w:abstractNumId w:val="99731"/>
-    <w:lvlOverride w:ilvl="0">
-      <w:startOverride w:val="1"/>
-    </w:lvlOverride>
-    <w:lvlOverride w:ilvl="1">
-      <w:startOverride w:val="1"/>
-    </w:lvlOverride>
-    <w:lvlOverride w:ilvl="2">
-      <w:startOverride w:val="1"/>
-    </w:lvlOverride>
-    <w:lvlOverride w:ilvl="3">
-      <w:startOverride w:val="1"/>
-    </w:lvlOverride>
-    <w:lvlOverride w:ilvl="4">
-      <w:startOverride w:val="1"/>
-    </w:lvlOverride>
-    <w:lvlOverride w:ilvl="5">
-      <w:startOverride w:val="1"/>
-    </w:lvlOverride>
-    <w:lvlOverride w:ilvl="6">
-      <w:startOverride w:val="1"/>
-    </w:lvlOverride>
-    <w:lvlOverride w:ilvl="7">
-      <w:startOverride w:val="1"/>
-    </w:lvlOverride>
-    <w:lvlOverride w:ilvl="8">
-      <w:startOverride w:val="1"/>
-    </w:lvlOverride>
-  </w:num>
-  <w:num w:numId="1034">
-    <w:abstractNumId w:val="991"/>
-  </w:num>
-  <w:num w:numId="1035">
-    <w:abstractNumId w:val="991"/>
-  </w:num>
-  <w:num w:numId="1036">
-    <w:abstractNumId w:val="99731"/>
     <w:lvlOverride w:ilvl="0">
       <w:startOverride w:val="1"/>
     </w:lvlOverride>

--- a/06-学生侧材料/讲义/6-有机化学/有机波谱分析.docx
+++ b/06-学生侧材料/讲义/6-有机化学/有机波谱分析.docx
@@ -162,307 +162,596 @@
     </w:p>
     <w:p>
       <w:pPr>
-        <w:pStyle w:val="Compact"/>
-        <w:numPr>
-          <w:ilvl w:val="0"/>
-          <w:numId w:val="1001"/>
-        </w:numPr>
+        <w:pStyle w:val="BlockText"/>
+        <w:spacing w:after="80"/>
       </w:pPr>
       <w:r>
         <w:rPr>
           <w:rFonts w:hint="eastAsia" w:ascii="Times New Roman" w:hAnsi="Times New Roman" w:eastAsia="FangSong" w:cs="Times New Roman"/>
         </w:rPr>
-        <w:t xml:space="preserve">能按</w:t>
-      </w:r>
-      <w:r>
-        <w:rPr>
-          <w:rFonts w:ascii="Times New Roman" w:hAnsi="Times New Roman" w:eastAsia="Times New Roman" w:cs="Times New Roman"/>
-        </w:rPr>
-        <w:t xml:space="preserve"> MS → IR → </w:t>
-      </w:r>
-      <w:r>
-        <w:rPr>
-          <w:rFonts w:ascii="Times New Roman" w:hAnsi="Times New Roman" w:eastAsia="Times New Roman" w:cs="Times New Roman"/>
-          <w:vertAlign w:val="superscript"/>
-        </w:rPr>
-        <w:t>13</w:t>
-      </w:r>
-      <w:r>
-        <w:rPr>
-          <w:rFonts w:ascii="Times New Roman" w:hAnsi="Times New Roman" w:eastAsia="Times New Roman" w:cs="Times New Roman"/>
-        </w:rPr>
-        <w:t xml:space="preserve">C NMR → </w:t>
-      </w:r>
-      <w:r>
-        <w:rPr>
-          <w:rFonts w:ascii="Times New Roman" w:hAnsi="Times New Roman" w:eastAsia="Times New Roman" w:cs="Times New Roman"/>
-          <w:vertAlign w:val="superscript"/>
-        </w:rPr>
-        <w:t>1</w:t>
-      </w:r>
-      <w:r>
-        <w:rPr>
-          <w:rFonts w:ascii="Times New Roman" w:hAnsi="Times New Roman" w:eastAsia="Times New Roman" w:cs="Times New Roman"/>
-        </w:rPr>
-        <w:t xml:space="preserve">H NMR </w:t>
-      </w:r>
-      <w:r>
-        <w:rPr>
-          <w:rFonts w:hint="eastAsia" w:ascii="Times New Roman" w:hAnsi="Times New Roman" w:eastAsia="FangSong" w:cs="Times New Roman"/>
-        </w:rPr>
-        <w:t xml:space="preserve">的顺序执行联合波谱解析</w:t>
+        <w:t>对齐考纲</w:t>
+      </w:r>
+      <w:r>
+        <w:rPr>
+          <w:rFonts w:hint="eastAsia" w:ascii="Times New Roman" w:hAnsi="Times New Roman" w:eastAsia="Times New Roman" w:cs="Times New Roman"/>
+        </w:rPr>
+        <w:t>：§30</w:t>
+      </w:r>
+      <w:r>
+        <w:rPr>
+          <w:rFonts w:ascii="Times New Roman" w:hAnsi="Times New Roman" w:eastAsia="Times New Roman" w:cs="Times New Roman"/>
+        </w:rPr>
+        <w:t xml:space="preserve"> </w:t>
+      </w:r>
+      <w:r>
+        <w:rPr>
+          <w:rFonts w:hint="eastAsia" w:ascii="Times New Roman" w:hAnsi="Times New Roman" w:eastAsia="FangSong" w:cs="Times New Roman"/>
+        </w:rPr>
+        <w:t xml:space="preserve">有机波谱分析</w:t>
       </w:r>
     </w:p>
-    <w:p>
-      <w:pPr>
-        <w:pStyle w:val="Compact"/>
-        <w:numPr>
-          <w:ilvl w:val="0"/>
-          <w:numId w:val="1001"/>
-        </w:numPr>
-      </w:pPr>
-      <w:r>
-        <w:rPr>
-          <w:rFonts w:hint="eastAsia" w:ascii="Times New Roman" w:hAnsi="Times New Roman" w:eastAsia="FangSong" w:cs="Times New Roman"/>
-        </w:rPr>
-        <w:t>能用同位素峰</w:t>
-      </w:r>
-      <w:r>
-        <w:rPr>
-          <w:rFonts w:hint="eastAsia" w:ascii="Times New Roman" w:hAnsi="Times New Roman" w:eastAsia="Times New Roman" w:cs="Times New Roman"/>
-        </w:rPr>
-        <w:t>（Cl</w:t>
-      </w:r>
-      <w:r>
-        <w:rPr>
-          <w:rFonts w:ascii="Times New Roman" w:hAnsi="Times New Roman" w:eastAsia="Times New Roman" w:cs="Times New Roman"/>
-        </w:rPr>
-        <w:t xml:space="preserve"> 3:1, Br 1:1, M+1 </w:t>
-      </w:r>
-      <w:r>
-        <w:rPr>
-          <w:rFonts w:hint="eastAsia" w:ascii="Times New Roman" w:hAnsi="Times New Roman" w:eastAsia="FangSong" w:cs="Times New Roman"/>
-        </w:rPr>
-        <w:t>估碳数</w:t>
-      </w:r>
-      <w:r>
-        <w:rPr>
-          <w:rFonts w:hint="eastAsia" w:ascii="Times New Roman" w:hAnsi="Times New Roman" w:eastAsia="Times New Roman" w:cs="Times New Roman"/>
-        </w:rPr>
-        <w:t>）</w:t>
-      </w:r>
-      <w:r>
-        <w:rPr>
-          <w:rFonts w:hint="eastAsia" w:ascii="Times New Roman" w:hAnsi="Times New Roman" w:eastAsia="FangSong" w:cs="Times New Roman"/>
-        </w:rPr>
-        <w:t>快速缩小分子式范围</w:t>
-      </w:r>
-    </w:p>
-    <w:p>
-      <w:pPr>
-        <w:pStyle w:val="Compact"/>
-        <w:numPr>
-          <w:ilvl w:val="0"/>
-          <w:numId w:val="1001"/>
-        </w:numPr>
-      </w:pPr>
-      <w:r>
-        <w:rPr>
-          <w:rFonts w:hint="eastAsia" w:ascii="Times New Roman" w:hAnsi="Times New Roman" w:eastAsia="FangSong" w:cs="Times New Roman"/>
-        </w:rPr>
-        <w:t xml:space="preserve">能用</w:t>
-      </w:r>
-      <w:r>
-        <w:rPr>
-          <w:rFonts w:ascii="Times New Roman" w:hAnsi="Times New Roman" w:eastAsia="Times New Roman" w:cs="Times New Roman"/>
-        </w:rPr>
-        <w:t xml:space="preserve"> IR </w:t>
-      </w:r>
-      <w:r>
-        <w:rPr>
-          <w:rFonts w:hint="eastAsia" w:ascii="Times New Roman" w:hAnsi="Times New Roman" w:eastAsia="FangSong" w:cs="Times New Roman"/>
-        </w:rPr>
-        <w:t>特征吸收快速判断官能团存在</w:t>
-      </w:r>
-      <w:r>
-        <w:rPr>
-          <w:rFonts w:hint="eastAsia" w:ascii="Times New Roman" w:hAnsi="Times New Roman" w:eastAsia="Times New Roman" w:cs="Times New Roman"/>
-        </w:rPr>
-        <w:t>/</w:t>
-      </w:r>
-      <w:r>
-        <w:rPr>
-          <w:rFonts w:hint="eastAsia" w:ascii="Times New Roman" w:hAnsi="Times New Roman" w:eastAsia="FangSong" w:cs="Times New Roman"/>
-        </w:rPr>
-        <w:t>排除</w:t>
-      </w:r>
-    </w:p>
-    <w:p>
-      <w:pPr>
-        <w:pStyle w:val="Compact"/>
-        <w:numPr>
-          <w:ilvl w:val="0"/>
-          <w:numId w:val="1001"/>
-        </w:numPr>
-      </w:pPr>
-      <w:r>
-        <w:rPr>
-          <w:rFonts w:hint="eastAsia" w:ascii="Times New Roman" w:hAnsi="Times New Roman" w:eastAsia="FangSong" w:cs="Times New Roman"/>
-        </w:rPr>
-        <w:t xml:space="preserve">能用</w:t>
-      </w:r>
-      <w:r>
-        <w:rPr>
-          <w:rFonts w:ascii="Times New Roman" w:hAnsi="Times New Roman" w:eastAsia="Times New Roman" w:cs="Times New Roman"/>
-        </w:rPr>
-        <w:t xml:space="preserve"> </w:t>
-      </w:r>
-      <w:r>
-        <w:rPr>
-          <w:rFonts w:ascii="Times New Roman" w:hAnsi="Times New Roman" w:eastAsia="Times New Roman" w:cs="Times New Roman"/>
-          <w:vertAlign w:val="superscript"/>
-        </w:rPr>
-        <w:t>1</w:t>
-      </w:r>
-      <w:r>
-        <w:rPr>
-          <w:rFonts w:ascii="Times New Roman" w:hAnsi="Times New Roman" w:eastAsia="Times New Roman" w:cs="Times New Roman"/>
-        </w:rPr>
-        <w:t xml:space="preserve">H NMR </w:t>
-      </w:r>
-      <w:r>
-        <w:rPr>
-          <w:rFonts w:hint="eastAsia" w:ascii="Times New Roman" w:hAnsi="Times New Roman" w:eastAsia="FangSong" w:cs="Times New Roman"/>
-        </w:rPr>
-        <w:t>的化学位移</w:t>
-      </w:r>
-      <w:r>
-        <w:rPr>
-          <w:rFonts w:hint="eastAsia" w:ascii="Times New Roman" w:hAnsi="Times New Roman" w:eastAsia="Times New Roman" w:cs="Times New Roman"/>
-        </w:rPr>
-        <w:t>、</w:t>
-      </w:r>
-      <w:r>
-        <w:rPr>
-          <w:rFonts w:hint="eastAsia" w:ascii="Times New Roman" w:hAnsi="Times New Roman" w:eastAsia="FangSong" w:cs="Times New Roman"/>
-        </w:rPr>
-        <w:t>积分</w:t>
-      </w:r>
-      <w:r>
-        <w:rPr>
-          <w:rFonts w:hint="eastAsia" w:ascii="Times New Roman" w:hAnsi="Times New Roman" w:eastAsia="Times New Roman" w:cs="Times New Roman"/>
-        </w:rPr>
-        <w:t>、</w:t>
-      </w:r>
-      <w:r>
-        <w:rPr>
-          <w:rFonts w:hint="eastAsia" w:ascii="Times New Roman" w:hAnsi="Times New Roman" w:eastAsia="FangSong" w:cs="Times New Roman"/>
-        </w:rPr>
-        <w:t>裂分推断</w:t>
-      </w:r>
-      <w:r>
-        <w:rPr>
-          <w:rFonts w:ascii="Times New Roman" w:hAnsi="Times New Roman" w:eastAsia="Times New Roman" w:cs="Times New Roman"/>
-        </w:rPr>
-        <w:t xml:space="preserve"> H </w:t>
-      </w:r>
-      <w:r>
-        <w:rPr>
-          <w:rFonts w:hint="eastAsia" w:ascii="Times New Roman" w:hAnsi="Times New Roman" w:eastAsia="FangSong" w:cs="Times New Roman"/>
-        </w:rPr>
-        <w:t xml:space="preserve">的连接关系</w:t>
-      </w:r>
-    </w:p>
-    <w:p>
-      <w:pPr>
-        <w:pStyle w:val="Compact"/>
-        <w:numPr>
-          <w:ilvl w:val="0"/>
-          <w:numId w:val="1001"/>
-        </w:numPr>
-      </w:pPr>
-      <w:r>
-        <w:rPr>
-          <w:rFonts w:hint="eastAsia" w:ascii="Times New Roman" w:hAnsi="Times New Roman" w:eastAsia="FangSong" w:cs="Times New Roman"/>
-        </w:rPr>
-        <w:t xml:space="preserve">能用</w:t>
-      </w:r>
-      <w:r>
-        <w:rPr>
-          <w:rFonts w:ascii="Times New Roman" w:hAnsi="Times New Roman" w:eastAsia="Times New Roman" w:cs="Times New Roman"/>
-        </w:rPr>
-        <w:t xml:space="preserve"> n+1 </w:t>
-      </w:r>
-      <w:r>
-        <w:rPr>
-          <w:rFonts w:hint="eastAsia" w:ascii="Times New Roman" w:hAnsi="Times New Roman" w:eastAsia="FangSong" w:cs="Times New Roman"/>
-        </w:rPr>
-        <w:t xml:space="preserve">规则和</w:t>
-      </w:r>
-      <w:r>
-        <w:rPr>
-          <w:rFonts w:ascii="Times New Roman" w:hAnsi="Times New Roman" w:eastAsia="Times New Roman" w:cs="Times New Roman"/>
-        </w:rPr>
-        <w:t xml:space="preserve"> J </w:t>
-      </w:r>
-      <w:r>
-        <w:rPr>
-          <w:rFonts w:hint="eastAsia" w:ascii="Times New Roman" w:hAnsi="Times New Roman" w:eastAsia="FangSong" w:cs="Times New Roman"/>
-        </w:rPr>
-        <w:t xml:space="preserve">值判断邻位</w:t>
-      </w:r>
-      <w:r>
-        <w:rPr>
-          <w:rFonts w:ascii="Times New Roman" w:hAnsi="Times New Roman" w:eastAsia="Times New Roman" w:cs="Times New Roman"/>
-        </w:rPr>
-        <w:t xml:space="preserve"> H </w:t>
-      </w:r>
-      <w:r>
-        <w:rPr>
-          <w:rFonts w:hint="eastAsia" w:ascii="Times New Roman" w:hAnsi="Times New Roman" w:eastAsia="FangSong" w:cs="Times New Roman"/>
-        </w:rPr>
-        <w:t xml:space="preserve">数和立体化学</w:t>
-      </w:r>
-    </w:p>
-    <w:p>
-      <w:pPr>
-        <w:pStyle w:val="Compact"/>
-        <w:numPr>
-          <w:ilvl w:val="0"/>
-          <w:numId w:val="1001"/>
-        </w:numPr>
-      </w:pPr>
-      <w:r>
-        <w:rPr>
-          <w:rFonts w:hint="eastAsia" w:ascii="Times New Roman" w:hAnsi="Times New Roman" w:eastAsia="FangSong" w:cs="Times New Roman"/>
-        </w:rPr>
-        <w:t>能结合不饱和度</w:t>
-      </w:r>
-      <w:r>
-        <w:rPr>
-          <w:rFonts w:hint="eastAsia" w:ascii="Times New Roman" w:hAnsi="Times New Roman" w:eastAsia="Times New Roman" w:cs="Times New Roman"/>
-        </w:rPr>
-        <w:t>、</w:t>
-      </w:r>
-      <w:r>
-        <w:rPr>
-          <w:rFonts w:hint="eastAsia" w:ascii="Times New Roman" w:hAnsi="Times New Roman" w:eastAsia="FangSong" w:cs="Times New Roman"/>
-        </w:rPr>
-        <w:t>分子式</w:t>
-      </w:r>
-      <w:r>
-        <w:rPr>
-          <w:rFonts w:hint="eastAsia" w:ascii="Times New Roman" w:hAnsi="Times New Roman" w:eastAsia="Times New Roman" w:cs="Times New Roman"/>
-        </w:rPr>
-        <w:t>、</w:t>
-      </w:r>
-      <w:r>
-        <w:rPr>
-          <w:rFonts w:hint="eastAsia" w:ascii="Times New Roman" w:hAnsi="Times New Roman" w:eastAsia="FangSong" w:cs="Times New Roman"/>
-        </w:rPr>
-        <w:t>波谱数据推求未知物结构</w:t>
-      </w:r>
-    </w:p>
+    <w:tbl>
+      <w:tblPr>
+        <w:tblStyle w:val="Table"/>
+        <w:tblW w:type="pct" w:w="5000"/>
+        <w:tblLayout w:type="fixed"/>
+        <w:tblLook w:firstRow="1" w:lastRow="0" w:firstColumn="0" w:lastColumn="0" w:noHBand="0" w:noVBand="0" w:val="0020"/>
+      </w:tblPr>
+      <w:tblGrid>
+        <w:gridCol w:w="3960"/>
+        <w:gridCol w:w="3960"/>
+      </w:tblGrid>
+      <w:tr>
+        <w:trPr>
+          <w:tblHeader w:val="on"/>
+        </w:trPr>
+        <w:tc>
+          <w:tcPr/>
+          <w:p>
+            <w:pPr>
+              <w:pStyle w:val="Compact"/>
+              <w:jc w:val="center"/>
+            </w:pPr>
+            <w:r>
+              <w:rPr>
+                <w:rFonts w:hint="eastAsia" w:ascii="Times New Roman" w:hAnsi="Times New Roman" w:eastAsia="SimHei" w:cs="Times New Roman"/>
+                <w:b/>
+              </w:rPr>
+              <w:t xml:space="preserve">考纲条目</w:t>
+            </w:r>
+          </w:p>
+        </w:tc>
+        <w:tc>
+          <w:tcPr/>
+          <w:p>
+            <w:pPr>
+              <w:pStyle w:val="Compact"/>
+              <w:jc w:val="center"/>
+            </w:pPr>
+            <w:r>
+              <w:rPr>
+                <w:rFonts w:hint="eastAsia" w:ascii="Times New Roman" w:hAnsi="Times New Roman" w:eastAsia="SimHei" w:cs="Times New Roman"/>
+                <w:b/>
+              </w:rPr>
+              <w:t xml:space="preserve">学完本讲你应能</w:t>
+            </w:r>
+          </w:p>
+        </w:tc>
+      </w:tr>
+      <w:tr>
+        <w:tc>
+          <w:tcPr/>
+          <w:p>
+            <w:pPr>
+              <w:pStyle w:val="Compact"/>
+              <w:jc w:val="center"/>
+            </w:pPr>
+            <w:r>
+              <w:rPr>
+                <w:rFonts w:ascii="Times New Roman" w:hAnsi="Times New Roman" w:eastAsia="Times New Roman" w:cs="Times New Roman"/>
+              </w:rPr>
+              <w:t xml:space="preserve">§30 </w:t>
+            </w:r>
+            <w:r>
+              <w:rPr>
+                <w:rFonts w:hint="eastAsia" w:ascii="Times New Roman" w:hAnsi="Times New Roman" w:eastAsia="FangSong" w:cs="Times New Roman"/>
+              </w:rPr>
+              <w:t xml:space="preserve">有机波谱分析</w:t>
+            </w:r>
+            <w:r>
+              <w:rPr>
+                <w:rFonts w:ascii="Times New Roman" w:hAnsi="Times New Roman" w:eastAsia="Times New Roman" w:cs="Times New Roman"/>
+              </w:rPr>
+              <w:t xml:space="preserve"> · </w:t>
+            </w:r>
+            <w:r>
+              <w:rPr>
+                <w:rFonts w:hint="eastAsia" w:ascii="Times New Roman" w:hAnsi="Times New Roman" w:eastAsia="FangSong" w:cs="Times New Roman"/>
+              </w:rPr>
+              <w:t xml:space="preserve">联合解析流程</w:t>
+            </w:r>
+          </w:p>
+        </w:tc>
+        <w:tc>
+          <w:tcPr/>
+          <w:p>
+            <w:pPr>
+              <w:pStyle w:val="Compact"/>
+              <w:jc w:val="center"/>
+            </w:pPr>
+            <w:r>
+              <w:rPr>
+                <w:rFonts w:hint="eastAsia" w:ascii="Times New Roman" w:hAnsi="Times New Roman" w:eastAsia="FangSong" w:cs="Times New Roman"/>
+              </w:rPr>
+              <w:t xml:space="preserve">能按</w:t>
+            </w:r>
+            <w:r>
+              <w:rPr>
+                <w:rFonts w:ascii="Times New Roman" w:hAnsi="Times New Roman" w:eastAsia="Times New Roman" w:cs="Times New Roman"/>
+              </w:rPr>
+              <w:t xml:space="preserve"> MS → IR → </w:t>
+            </w:r>
+            <w:r>
+              <w:rPr>
+                <w:rFonts w:ascii="Times New Roman" w:hAnsi="Times New Roman" w:eastAsia="Times New Roman" w:cs="Times New Roman"/>
+                <w:vertAlign w:val="superscript"/>
+              </w:rPr>
+              <w:t>13</w:t>
+            </w:r>
+            <w:r>
+              <w:rPr>
+                <w:rFonts w:ascii="Times New Roman" w:hAnsi="Times New Roman" w:eastAsia="Times New Roman" w:cs="Times New Roman"/>
+              </w:rPr>
+              <w:t xml:space="preserve">C NMR → </w:t>
+            </w:r>
+            <w:r>
+              <w:rPr>
+                <w:rFonts w:ascii="Times New Roman" w:hAnsi="Times New Roman" w:eastAsia="Times New Roman" w:cs="Times New Roman"/>
+                <w:vertAlign w:val="superscript"/>
+              </w:rPr>
+              <w:t>1</w:t>
+            </w:r>
+            <w:r>
+              <w:rPr>
+                <w:rFonts w:ascii="Times New Roman" w:hAnsi="Times New Roman" w:eastAsia="Times New Roman" w:cs="Times New Roman"/>
+              </w:rPr>
+              <w:t xml:space="preserve">H NMR </w:t>
+            </w:r>
+            <w:r>
+              <w:rPr>
+                <w:rFonts w:hint="eastAsia" w:ascii="Times New Roman" w:hAnsi="Times New Roman" w:eastAsia="FangSong" w:cs="Times New Roman"/>
+              </w:rPr>
+              <w:t xml:space="preserve">的顺序执行联合波谱解析</w:t>
+            </w:r>
+          </w:p>
+        </w:tc>
+      </w:tr>
+      <w:tr>
+        <w:tc>
+          <w:tcPr/>
+          <w:p>
+            <w:pPr>
+              <w:pStyle w:val="Compact"/>
+              <w:jc w:val="center"/>
+            </w:pPr>
+            <w:r>
+              <w:rPr>
+                <w:rFonts w:ascii="Times New Roman" w:hAnsi="Times New Roman" w:eastAsia="Times New Roman" w:cs="Times New Roman"/>
+              </w:rPr>
+              <w:t xml:space="preserve">§30 </w:t>
+            </w:r>
+            <w:r>
+              <w:rPr>
+                <w:rFonts w:hint="eastAsia" w:ascii="Times New Roman" w:hAnsi="Times New Roman" w:eastAsia="FangSong" w:cs="Times New Roman"/>
+              </w:rPr>
+              <w:t xml:space="preserve">有机波谱分析</w:t>
+            </w:r>
+            <w:r>
+              <w:rPr>
+                <w:rFonts w:ascii="Times New Roman" w:hAnsi="Times New Roman" w:eastAsia="Times New Roman" w:cs="Times New Roman"/>
+              </w:rPr>
+              <w:t xml:space="preserve"> · </w:t>
+            </w:r>
+            <w:r>
+              <w:rPr>
+                <w:rFonts w:hint="eastAsia" w:ascii="Times New Roman" w:hAnsi="Times New Roman" w:eastAsia="FangSong" w:cs="Times New Roman"/>
+              </w:rPr>
+              <w:t xml:space="preserve">质谱与分子式</w:t>
+            </w:r>
+          </w:p>
+        </w:tc>
+        <w:tc>
+          <w:tcPr/>
+          <w:p>
+            <w:pPr>
+              <w:pStyle w:val="Compact"/>
+              <w:jc w:val="center"/>
+            </w:pPr>
+            <w:r>
+              <w:rPr>
+                <w:rFonts w:hint="eastAsia" w:ascii="Times New Roman" w:hAnsi="Times New Roman" w:eastAsia="FangSong" w:cs="Times New Roman"/>
+              </w:rPr>
+              <w:t>能用同位素峰</w:t>
+            </w:r>
+            <w:r>
+              <w:rPr>
+                <w:rFonts w:hint="eastAsia" w:ascii="Times New Roman" w:hAnsi="Times New Roman" w:eastAsia="Times New Roman" w:cs="Times New Roman"/>
+              </w:rPr>
+              <w:t>（Cl</w:t>
+            </w:r>
+            <w:r>
+              <w:rPr>
+                <w:rFonts w:ascii="Times New Roman" w:hAnsi="Times New Roman" w:eastAsia="Times New Roman" w:cs="Times New Roman"/>
+              </w:rPr>
+              <w:t xml:space="preserve"> 3:1, Br 1:1, M+1 </w:t>
+            </w:r>
+            <w:r>
+              <w:rPr>
+                <w:rFonts w:hint="eastAsia" w:ascii="Times New Roman" w:hAnsi="Times New Roman" w:eastAsia="FangSong" w:cs="Times New Roman"/>
+              </w:rPr>
+              <w:t>估碳数</w:t>
+            </w:r>
+            <w:r>
+              <w:rPr>
+                <w:rFonts w:hint="eastAsia" w:ascii="Times New Roman" w:hAnsi="Times New Roman" w:eastAsia="Times New Roman" w:cs="Times New Roman"/>
+              </w:rPr>
+              <w:t>）</w:t>
+            </w:r>
+            <w:r>
+              <w:rPr>
+                <w:rFonts w:hint="eastAsia" w:ascii="Times New Roman" w:hAnsi="Times New Roman" w:eastAsia="FangSong" w:cs="Times New Roman"/>
+              </w:rPr>
+              <w:t>快速缩小分子式范围</w:t>
+            </w:r>
+          </w:p>
+        </w:tc>
+      </w:tr>
+      <w:tr>
+        <w:tc>
+          <w:tcPr/>
+          <w:p>
+            <w:pPr>
+              <w:pStyle w:val="Compact"/>
+              <w:jc w:val="center"/>
+            </w:pPr>
+            <w:r>
+              <w:rPr>
+                <w:rFonts w:ascii="Times New Roman" w:hAnsi="Times New Roman" w:eastAsia="Times New Roman" w:cs="Times New Roman"/>
+              </w:rPr>
+              <w:t xml:space="preserve">§30 </w:t>
+            </w:r>
+            <w:r>
+              <w:rPr>
+                <w:rFonts w:hint="eastAsia" w:ascii="Times New Roman" w:hAnsi="Times New Roman" w:eastAsia="FangSong" w:cs="Times New Roman"/>
+              </w:rPr>
+              <w:t xml:space="preserve">有机波谱分析</w:t>
+            </w:r>
+            <w:r>
+              <w:rPr>
+                <w:rFonts w:ascii="Times New Roman" w:hAnsi="Times New Roman" w:eastAsia="Times New Roman" w:cs="Times New Roman"/>
+              </w:rPr>
+              <w:t xml:space="preserve"> · </w:t>
+            </w:r>
+            <w:r>
+              <w:rPr>
+                <w:rFonts w:hint="eastAsia" w:ascii="Times New Roman" w:hAnsi="Times New Roman" w:eastAsia="FangSong" w:cs="Times New Roman"/>
+              </w:rPr>
+              <w:t xml:space="preserve">红外特征吸收</w:t>
+            </w:r>
+          </w:p>
+        </w:tc>
+        <w:tc>
+          <w:tcPr/>
+          <w:p>
+            <w:pPr>
+              <w:pStyle w:val="Compact"/>
+              <w:jc w:val="center"/>
+            </w:pPr>
+            <w:r>
+              <w:rPr>
+                <w:rFonts w:hint="eastAsia" w:ascii="Times New Roman" w:hAnsi="Times New Roman" w:eastAsia="FangSong" w:cs="Times New Roman"/>
+              </w:rPr>
+              <w:t xml:space="preserve">能用</w:t>
+            </w:r>
+            <w:r>
+              <w:rPr>
+                <w:rFonts w:ascii="Times New Roman" w:hAnsi="Times New Roman" w:eastAsia="Times New Roman" w:cs="Times New Roman"/>
+              </w:rPr>
+              <w:t xml:space="preserve"> IR </w:t>
+            </w:r>
+            <w:r>
+              <w:rPr>
+                <w:rFonts w:hint="eastAsia" w:ascii="Times New Roman" w:hAnsi="Times New Roman" w:eastAsia="FangSong" w:cs="Times New Roman"/>
+              </w:rPr>
+              <w:t>特征吸收快速判断官能团存在</w:t>
+            </w:r>
+            <w:r>
+              <w:rPr>
+                <w:rFonts w:hint="eastAsia" w:ascii="Times New Roman" w:hAnsi="Times New Roman" w:eastAsia="Times New Roman" w:cs="Times New Roman"/>
+              </w:rPr>
+              <w:t>/</w:t>
+            </w:r>
+            <w:r>
+              <w:rPr>
+                <w:rFonts w:hint="eastAsia" w:ascii="Times New Roman" w:hAnsi="Times New Roman" w:eastAsia="FangSong" w:cs="Times New Roman"/>
+              </w:rPr>
+              <w:t>排除</w:t>
+            </w:r>
+          </w:p>
+        </w:tc>
+      </w:tr>
+      <w:tr>
+        <w:tc>
+          <w:tcPr/>
+          <w:p>
+            <w:pPr>
+              <w:pStyle w:val="Compact"/>
+              <w:jc w:val="center"/>
+            </w:pPr>
+            <w:r>
+              <w:rPr>
+                <w:rFonts w:ascii="Times New Roman" w:hAnsi="Times New Roman" w:eastAsia="Times New Roman" w:cs="Times New Roman"/>
+              </w:rPr>
+              <w:t xml:space="preserve">§30 </w:t>
+            </w:r>
+            <w:r>
+              <w:rPr>
+                <w:rFonts w:hint="eastAsia" w:ascii="Times New Roman" w:hAnsi="Times New Roman" w:eastAsia="FangSong" w:cs="Times New Roman"/>
+              </w:rPr>
+              <w:t xml:space="preserve">有机波谱分析</w:t>
+            </w:r>
+            <w:r>
+              <w:rPr>
+                <w:rFonts w:ascii="Times New Roman" w:hAnsi="Times New Roman" w:eastAsia="Times New Roman" w:cs="Times New Roman"/>
+              </w:rPr>
+              <w:t xml:space="preserve"> · </w:t>
+            </w:r>
+            <w:r>
+              <w:rPr>
+                <w:rFonts w:hint="eastAsia" w:ascii="Times New Roman" w:hAnsi="Times New Roman" w:eastAsia="FangSong" w:cs="Times New Roman"/>
+              </w:rPr>
+              <w:t xml:space="preserve">核磁共振氢谱</w:t>
+            </w:r>
+          </w:p>
+        </w:tc>
+        <w:tc>
+          <w:tcPr/>
+          <w:p>
+            <w:pPr>
+              <w:pStyle w:val="Compact"/>
+              <w:jc w:val="center"/>
+            </w:pPr>
+            <w:r>
+              <w:rPr>
+                <w:rFonts w:hint="eastAsia" w:ascii="Times New Roman" w:hAnsi="Times New Roman" w:eastAsia="FangSong" w:cs="Times New Roman"/>
+              </w:rPr>
+              <w:t xml:space="preserve">能用</w:t>
+            </w:r>
+            <w:r>
+              <w:rPr>
+                <w:rFonts w:ascii="Times New Roman" w:hAnsi="Times New Roman" w:eastAsia="Times New Roman" w:cs="Times New Roman"/>
+              </w:rPr>
+              <w:t xml:space="preserve"> </w:t>
+            </w:r>
+            <w:r>
+              <w:rPr>
+                <w:rFonts w:ascii="Times New Roman" w:hAnsi="Times New Roman" w:eastAsia="Times New Roman" w:cs="Times New Roman"/>
+                <w:vertAlign w:val="superscript"/>
+              </w:rPr>
+              <w:t>1</w:t>
+            </w:r>
+            <w:r>
+              <w:rPr>
+                <w:rFonts w:ascii="Times New Roman" w:hAnsi="Times New Roman" w:eastAsia="Times New Roman" w:cs="Times New Roman"/>
+              </w:rPr>
+              <w:t xml:space="preserve">H NMR </w:t>
+            </w:r>
+            <w:r>
+              <w:rPr>
+                <w:rFonts w:hint="eastAsia" w:ascii="Times New Roman" w:hAnsi="Times New Roman" w:eastAsia="FangSong" w:cs="Times New Roman"/>
+              </w:rPr>
+              <w:t>的化学位移</w:t>
+            </w:r>
+            <w:r>
+              <w:rPr>
+                <w:rFonts w:hint="eastAsia" w:ascii="Times New Roman" w:hAnsi="Times New Roman" w:eastAsia="Times New Roman" w:cs="Times New Roman"/>
+              </w:rPr>
+              <w:t>、</w:t>
+            </w:r>
+            <w:r>
+              <w:rPr>
+                <w:rFonts w:hint="eastAsia" w:ascii="Times New Roman" w:hAnsi="Times New Roman" w:eastAsia="FangSong" w:cs="Times New Roman"/>
+              </w:rPr>
+              <w:t>积分</w:t>
+            </w:r>
+            <w:r>
+              <w:rPr>
+                <w:rFonts w:hint="eastAsia" w:ascii="Times New Roman" w:hAnsi="Times New Roman" w:eastAsia="Times New Roman" w:cs="Times New Roman"/>
+              </w:rPr>
+              <w:t>、</w:t>
+            </w:r>
+            <w:r>
+              <w:rPr>
+                <w:rFonts w:hint="eastAsia" w:ascii="Times New Roman" w:hAnsi="Times New Roman" w:eastAsia="FangSong" w:cs="Times New Roman"/>
+              </w:rPr>
+              <w:t>裂分推断</w:t>
+            </w:r>
+            <w:r>
+              <w:rPr>
+                <w:rFonts w:ascii="Times New Roman" w:hAnsi="Times New Roman" w:eastAsia="Times New Roman" w:cs="Times New Roman"/>
+              </w:rPr>
+              <w:t xml:space="preserve"> H </w:t>
+            </w:r>
+            <w:r>
+              <w:rPr>
+                <w:rFonts w:hint="eastAsia" w:ascii="Times New Roman" w:hAnsi="Times New Roman" w:eastAsia="FangSong" w:cs="Times New Roman"/>
+              </w:rPr>
+              <w:t xml:space="preserve">的连接关系</w:t>
+            </w:r>
+          </w:p>
+        </w:tc>
+      </w:tr>
+      <w:tr>
+        <w:tc>
+          <w:tcPr/>
+          <w:p>
+            <w:pPr>
+              <w:pStyle w:val="Compact"/>
+              <w:jc w:val="center"/>
+            </w:pPr>
+            <w:r>
+              <w:rPr>
+                <w:rFonts w:ascii="Times New Roman" w:hAnsi="Times New Roman" w:eastAsia="Times New Roman" w:cs="Times New Roman"/>
+              </w:rPr>
+              <w:t xml:space="preserve">§30 </w:t>
+            </w:r>
+            <w:r>
+              <w:rPr>
+                <w:rFonts w:hint="eastAsia" w:ascii="Times New Roman" w:hAnsi="Times New Roman" w:eastAsia="FangSong" w:cs="Times New Roman"/>
+              </w:rPr>
+              <w:t xml:space="preserve">有机波谱分析</w:t>
+            </w:r>
+            <w:r>
+              <w:rPr>
+                <w:rFonts w:ascii="Times New Roman" w:hAnsi="Times New Roman" w:eastAsia="Times New Roman" w:cs="Times New Roman"/>
+              </w:rPr>
+              <w:t xml:space="preserve"> · </w:t>
+            </w:r>
+            <w:r>
+              <w:rPr>
+                <w:rFonts w:hint="eastAsia" w:ascii="Times New Roman" w:hAnsi="Times New Roman" w:eastAsia="FangSong" w:cs="Times New Roman"/>
+              </w:rPr>
+              <w:t xml:space="preserve">裂分与耦合常数</w:t>
+            </w:r>
+          </w:p>
+        </w:tc>
+        <w:tc>
+          <w:tcPr/>
+          <w:p>
+            <w:pPr>
+              <w:pStyle w:val="Compact"/>
+              <w:jc w:val="center"/>
+            </w:pPr>
+            <w:r>
+              <w:rPr>
+                <w:rFonts w:hint="eastAsia" w:ascii="Times New Roman" w:hAnsi="Times New Roman" w:eastAsia="FangSong" w:cs="Times New Roman"/>
+              </w:rPr>
+              <w:t xml:space="preserve">能用</w:t>
+            </w:r>
+            <w:r>
+              <w:rPr>
+                <w:rFonts w:ascii="Times New Roman" w:hAnsi="Times New Roman" w:eastAsia="Times New Roman" w:cs="Times New Roman"/>
+              </w:rPr>
+              <w:t xml:space="preserve"> n+1 </w:t>
+            </w:r>
+            <w:r>
+              <w:rPr>
+                <w:rFonts w:hint="eastAsia" w:ascii="Times New Roman" w:hAnsi="Times New Roman" w:eastAsia="FangSong" w:cs="Times New Roman"/>
+              </w:rPr>
+              <w:t xml:space="preserve">规则和</w:t>
+            </w:r>
+            <w:r>
+              <w:rPr>
+                <w:rFonts w:ascii="Times New Roman" w:hAnsi="Times New Roman" w:eastAsia="Times New Roman" w:cs="Times New Roman"/>
+              </w:rPr>
+              <w:t xml:space="preserve"> J </w:t>
+            </w:r>
+            <w:r>
+              <w:rPr>
+                <w:rFonts w:hint="eastAsia" w:ascii="Times New Roman" w:hAnsi="Times New Roman" w:eastAsia="FangSong" w:cs="Times New Roman"/>
+              </w:rPr>
+              <w:t xml:space="preserve">值判断邻位</w:t>
+            </w:r>
+            <w:r>
+              <w:rPr>
+                <w:rFonts w:ascii="Times New Roman" w:hAnsi="Times New Roman" w:eastAsia="Times New Roman" w:cs="Times New Roman"/>
+              </w:rPr>
+              <w:t xml:space="preserve"> H </w:t>
+            </w:r>
+            <w:r>
+              <w:rPr>
+                <w:rFonts w:hint="eastAsia" w:ascii="Times New Roman" w:hAnsi="Times New Roman" w:eastAsia="FangSong" w:cs="Times New Roman"/>
+              </w:rPr>
+              <w:t xml:space="preserve">数和立体化学</w:t>
+            </w:r>
+          </w:p>
+        </w:tc>
+      </w:tr>
+      <w:tr>
+        <w:tc>
+          <w:tcPr/>
+          <w:p>
+            <w:pPr>
+              <w:pStyle w:val="Compact"/>
+              <w:jc w:val="center"/>
+            </w:pPr>
+            <w:r>
+              <w:rPr>
+                <w:rFonts w:ascii="Times New Roman" w:hAnsi="Times New Roman" w:eastAsia="Times New Roman" w:cs="Times New Roman"/>
+              </w:rPr>
+              <w:t xml:space="preserve">§30 </w:t>
+            </w:r>
+            <w:r>
+              <w:rPr>
+                <w:rFonts w:hint="eastAsia" w:ascii="Times New Roman" w:hAnsi="Times New Roman" w:eastAsia="FangSong" w:cs="Times New Roman"/>
+              </w:rPr>
+              <w:t xml:space="preserve">有机波谱分析</w:t>
+            </w:r>
+            <w:r>
+              <w:rPr>
+                <w:rFonts w:ascii="Times New Roman" w:hAnsi="Times New Roman" w:eastAsia="Times New Roman" w:cs="Times New Roman"/>
+              </w:rPr>
+              <w:t xml:space="preserve"> · </w:t>
+            </w:r>
+            <w:r>
+              <w:rPr>
+                <w:rFonts w:hint="eastAsia" w:ascii="Times New Roman" w:hAnsi="Times New Roman" w:eastAsia="FangSong" w:cs="Times New Roman"/>
+              </w:rPr>
+              <w:t xml:space="preserve">未知物结构推求</w:t>
+            </w:r>
+          </w:p>
+        </w:tc>
+        <w:tc>
+          <w:tcPr/>
+          <w:p>
+            <w:pPr>
+              <w:pStyle w:val="Compact"/>
+              <w:jc w:val="center"/>
+            </w:pPr>
+            <w:r>
+              <w:rPr>
+                <w:rFonts w:hint="eastAsia" w:ascii="Times New Roman" w:hAnsi="Times New Roman" w:eastAsia="FangSong" w:cs="Times New Roman"/>
+              </w:rPr>
+              <w:t>能结合不饱和度</w:t>
+            </w:r>
+            <w:r>
+              <w:rPr>
+                <w:rFonts w:hint="eastAsia" w:ascii="Times New Roman" w:hAnsi="Times New Roman" w:eastAsia="Times New Roman" w:cs="Times New Roman"/>
+              </w:rPr>
+              <w:t>、</w:t>
+            </w:r>
+            <w:r>
+              <w:rPr>
+                <w:rFonts w:hint="eastAsia" w:ascii="Times New Roman" w:hAnsi="Times New Roman" w:eastAsia="FangSong" w:cs="Times New Roman"/>
+              </w:rPr>
+              <w:t>分子式</w:t>
+            </w:r>
+            <w:r>
+              <w:rPr>
+                <w:rFonts w:hint="eastAsia" w:ascii="Times New Roman" w:hAnsi="Times New Roman" w:eastAsia="Times New Roman" w:cs="Times New Roman"/>
+              </w:rPr>
+              <w:t>、</w:t>
+            </w:r>
+            <w:r>
+              <w:rPr>
+                <w:rFonts w:hint="eastAsia" w:ascii="Times New Roman" w:hAnsi="Times New Roman" w:eastAsia="FangSong" w:cs="Times New Roman"/>
+              </w:rPr>
+              <w:t>波谱数据推求未知物结构</w:t>
+            </w:r>
+          </w:p>
+        </w:tc>
+      </w:tr>
+    </w:tbl>
     <w:p>
       <w:pPr>
         <w:spacing w:before="160" w:after="80"/>
@@ -1733,7 +2022,7 @@
         <w:pStyle w:val="Compact"/>
         <w:numPr>
           <w:ilvl w:val="0"/>
-          <w:numId w:val="1002"/>
+          <w:numId w:val="1001"/>
         </w:numPr>
       </w:pPr>
       <w:r>
@@ -1754,7 +2043,7 @@
         <w:pStyle w:val="Compact"/>
         <w:numPr>
           <w:ilvl w:val="0"/>
-          <w:numId w:val="1002"/>
+          <w:numId w:val="1001"/>
         </w:numPr>
       </w:pPr>
       <w:r>
@@ -1775,7 +2064,7 @@
         <w:pStyle w:val="Compact"/>
         <w:numPr>
           <w:ilvl w:val="0"/>
-          <w:numId w:val="1002"/>
+          <w:numId w:val="1001"/>
         </w:numPr>
       </w:pPr>
       <w:r>
@@ -1833,7 +2122,7 @@
         <w:pStyle w:val="Compact"/>
         <w:numPr>
           <w:ilvl w:val="0"/>
-          <w:numId w:val="1002"/>
+          <w:numId w:val="1001"/>
         </w:numPr>
       </w:pPr>
       <w:r>
@@ -1890,7 +2179,7 @@
         <w:pStyle w:val="Compact"/>
         <w:numPr>
           <w:ilvl w:val="0"/>
-          <w:numId w:val="1002"/>
+          <w:numId w:val="1001"/>
         </w:numPr>
       </w:pPr>
       <w:r>
@@ -1998,7 +2287,7 @@
         <w:pStyle w:val="Compact"/>
         <w:numPr>
           <w:ilvl w:val="0"/>
-          <w:numId w:val="1002"/>
+          <w:numId w:val="1001"/>
         </w:numPr>
       </w:pPr>
       <w:r>
@@ -2062,7 +2351,7 @@
         <w:pStyle w:val="Compact"/>
         <w:numPr>
           <w:ilvl w:val="0"/>
-          <w:numId w:val="1002"/>
+          <w:numId w:val="1001"/>
         </w:numPr>
       </w:pPr>
       <w:r>
@@ -3558,7 +3847,7 @@
         <w:pStyle w:val="Compact"/>
         <w:numPr>
           <w:ilvl w:val="0"/>
-          <w:numId w:val="1003"/>
+          <w:numId w:val="1002"/>
         </w:numPr>
       </w:pPr>
       <w:r>
@@ -3664,7 +3953,7 @@
         <w:pStyle w:val="Compact"/>
         <w:numPr>
           <w:ilvl w:val="0"/>
-          <w:numId w:val="1003"/>
+          <w:numId w:val="1002"/>
         </w:numPr>
       </w:pPr>
       <w:r>
@@ -4348,7 +4637,7 @@
         <w:pStyle w:val="Compact"/>
         <w:numPr>
           <w:ilvl w:val="0"/>
-          <w:numId w:val="1004"/>
+          <w:numId w:val="1003"/>
         </w:numPr>
       </w:pPr>
       <w:r>
@@ -4413,7 +4702,7 @@
         <w:pStyle w:val="Compact"/>
         <w:numPr>
           <w:ilvl w:val="0"/>
-          <w:numId w:val="1004"/>
+          <w:numId w:val="1003"/>
         </w:numPr>
       </w:pPr>
       <w:r>
@@ -7581,7 +7870,7 @@
         <w:pStyle w:val="Compact"/>
         <w:numPr>
           <w:ilvl w:val="0"/>
-          <w:numId w:val="1005"/>
+          <w:numId w:val="1004"/>
         </w:numPr>
       </w:pPr>
       <w:r>
@@ -7659,7 +7948,7 @@
         <w:pStyle w:val="Compact"/>
         <w:numPr>
           <w:ilvl w:val="0"/>
-          <w:numId w:val="1005"/>
+          <w:numId w:val="1004"/>
         </w:numPr>
       </w:pPr>
       <w:r>
@@ -8801,7 +9090,7 @@
         <w:pStyle w:val="Compact"/>
         <w:numPr>
           <w:ilvl w:val="0"/>
-          <w:numId w:val="1006"/>
+          <w:numId w:val="1005"/>
         </w:numPr>
       </w:pPr>
       <w:r>
@@ -8842,7 +9131,7 @@
         <w:pStyle w:val="Compact"/>
         <w:numPr>
           <w:ilvl w:val="0"/>
-          <w:numId w:val="1006"/>
+          <w:numId w:val="1005"/>
         </w:numPr>
       </w:pPr>
       <w:r>
@@ -8883,7 +9172,7 @@
         <w:pStyle w:val="Compact"/>
         <w:numPr>
           <w:ilvl w:val="0"/>
-          <w:numId w:val="1006"/>
+          <w:numId w:val="1005"/>
         </w:numPr>
       </w:pPr>
       <w:r>
@@ -9445,7 +9734,7 @@
         <w:pStyle w:val="Compact"/>
         <w:numPr>
           <w:ilvl w:val="0"/>
-          <w:numId w:val="1007"/>
+          <w:numId w:val="1006"/>
         </w:numPr>
       </w:pPr>
       <w:r>
@@ -9510,7 +9799,7 @@
         <w:pStyle w:val="Compact"/>
         <w:numPr>
           <w:ilvl w:val="0"/>
-          <w:numId w:val="1007"/>
+          <w:numId w:val="1006"/>
         </w:numPr>
       </w:pPr>
       <w:r>
@@ -9593,7 +9882,7 @@
         <w:pStyle w:val="Compact"/>
         <w:numPr>
           <w:ilvl w:val="0"/>
-          <w:numId w:val="1007"/>
+          <w:numId w:val="1006"/>
         </w:numPr>
       </w:pPr>
       <w:r>
@@ -9628,7 +9917,7 @@
         <w:pStyle w:val="Compact"/>
         <w:numPr>
           <w:ilvl w:val="0"/>
-          <w:numId w:val="1007"/>
+          <w:numId w:val="1006"/>
         </w:numPr>
       </w:pPr>
       <w:r>
@@ -13568,7 +13857,7 @@
         <w:pStyle w:val="Compact"/>
         <w:numPr>
           <w:ilvl w:val="0"/>
-          <w:numId w:val="1008"/>
+          <w:numId w:val="1007"/>
         </w:numPr>
       </w:pPr>
       <w:r>
@@ -13607,7 +13896,7 @@
         <w:pStyle w:val="Compact"/>
         <w:numPr>
           <w:ilvl w:val="0"/>
-          <w:numId w:val="1008"/>
+          <w:numId w:val="1007"/>
         </w:numPr>
       </w:pPr>
       <w:r>
@@ -13678,7 +13967,7 @@
         <w:pStyle w:val="Compact"/>
         <w:numPr>
           <w:ilvl w:val="0"/>
-          <w:numId w:val="1008"/>
+          <w:numId w:val="1007"/>
         </w:numPr>
       </w:pPr>
       <w:r>
@@ -14397,7 +14686,7 @@
         <w:pStyle w:val="Compact"/>
         <w:numPr>
           <w:ilvl w:val="0"/>
-          <w:numId w:val="1009"/>
+          <w:numId w:val="1008"/>
         </w:numPr>
       </w:pPr>
       <w:r>
@@ -14420,7 +14709,7 @@
         <w:pStyle w:val="Compact"/>
         <w:numPr>
           <w:ilvl w:val="0"/>
-          <w:numId w:val="1009"/>
+          <w:numId w:val="1008"/>
         </w:numPr>
       </w:pPr>
       <w:r>
@@ -14453,7 +14742,7 @@
         <w:pStyle w:val="Compact"/>
         <w:numPr>
           <w:ilvl w:val="0"/>
-          <w:numId w:val="1009"/>
+          <w:numId w:val="1008"/>
         </w:numPr>
       </w:pPr>
       <w:r>
@@ -15147,7 +15436,7 @@
         <w:pStyle w:val="Compact"/>
         <w:numPr>
           <w:ilvl w:val="0"/>
-          <w:numId w:val="1010"/>
+          <w:numId w:val="1009"/>
         </w:numPr>
       </w:pPr>
       <w:r>
@@ -15185,6 +15474,1045 @@
           <w:rFonts w:ascii="Times New Roman" w:hAnsi="Times New Roman" w:eastAsia="Times New Roman" w:cs="Times New Roman"/>
         </w:rPr>
         <w:t xml:space="preserve"> Ω</w:t>
+      </w:r>
+    </w:p>
+    <w:p>
+      <w:pPr>
+        <w:pStyle w:val="Compact"/>
+        <w:numPr>
+          <w:ilvl w:val="0"/>
+          <w:numId w:val="1009"/>
+        </w:numPr>
+      </w:pPr>
+      <w:r>
+        <w:rPr>
+          <w:rFonts w:ascii="Times New Roman" w:hAnsi="Times New Roman" w:eastAsia="Times New Roman" w:cs="Times New Roman"/>
+        </w:rPr>
+        <w:t xml:space="preserve">IR </w:t>
+      </w:r>
+      <w:r>
+        <w:rPr>
+          <w:rFonts w:hint="eastAsia" w:ascii="Times New Roman" w:hAnsi="Times New Roman" w:eastAsia="FangSong" w:cs="Times New Roman"/>
+        </w:rPr>
+        <w:t>看官能团</w:t>
+      </w:r>
+      <w:r>
+        <w:rPr>
+          <w:rFonts w:hint="eastAsia" w:ascii="Times New Roman" w:hAnsi="Times New Roman" w:eastAsia="Times New Roman" w:cs="Times New Roman"/>
+        </w:rPr>
+        <w:t>（</w:t>
+      </w:r>
+      <w:r>
+        <w:rPr>
+          <w:rFonts w:hint="eastAsia" w:ascii="Times New Roman" w:hAnsi="Times New Roman" w:eastAsia="FangSong" w:cs="Times New Roman"/>
+        </w:rPr>
+        <w:t>有</w:t>
+      </w:r>
+      <w:r>
+        <w:rPr>
+          <w:rFonts w:hint="eastAsia" w:ascii="Times New Roman" w:hAnsi="Times New Roman" w:eastAsia="Times New Roman" w:cs="Times New Roman"/>
+        </w:rPr>
+        <w:t>/</w:t>
+      </w:r>
+      <w:r>
+        <w:rPr>
+          <w:rFonts w:hint="eastAsia" w:ascii="Times New Roman" w:hAnsi="Times New Roman" w:eastAsia="FangSong" w:cs="Times New Roman"/>
+        </w:rPr>
+        <w:t>无</w:t>
+      </w:r>
+      <w:r>
+        <w:rPr>
+          <w:rFonts w:ascii="Times New Roman" w:hAnsi="Times New Roman" w:eastAsia="Times New Roman" w:cs="Times New Roman"/>
+        </w:rPr>
+        <w:t xml:space="preserve"> C=O, OH, NH, </w:t>
+      </w:r>
+      <w:r>
+        <w:rPr>
+          <w:rFonts w:hint="eastAsia" w:ascii="Times New Roman" w:hAnsi="Times New Roman" w:eastAsia="FangSong" w:cs="Times New Roman"/>
+        </w:rPr>
+        <w:t>芳环</w:t>
+      </w:r>
+      <w:r>
+        <w:rPr>
+          <w:rFonts w:hint="eastAsia" w:ascii="Times New Roman" w:hAnsi="Times New Roman" w:eastAsia="Times New Roman" w:cs="Times New Roman"/>
+        </w:rPr>
+        <w:t>,</w:t>
+      </w:r>
+      <w:r>
+        <w:rPr>
+          <w:rFonts w:ascii="Times New Roman" w:hAnsi="Times New Roman" w:eastAsia="Times New Roman" w:cs="Times New Roman"/>
+        </w:rPr>
+        <w:t xml:space="preserve"> </w:t>
+      </w:r>
+      <w:r>
+        <w:rPr>
+          <w:rFonts w:hint="eastAsia" w:ascii="Times New Roman" w:hAnsi="Times New Roman" w:eastAsia="Times New Roman" w:cs="Times New Roman"/>
+        </w:rPr>
+        <w:t xml:space="preserve">C≡N）</w:t>
+      </w:r>
+    </w:p>
+    <w:p>
+      <w:pPr>
+        <w:pStyle w:val="Compact"/>
+        <w:numPr>
+          <w:ilvl w:val="0"/>
+          <w:numId w:val="1009"/>
+        </w:numPr>
+      </w:pPr>
+      <w:r>
+        <w:rPr>
+          <w:rFonts w:ascii="Times New Roman" w:hAnsi="Times New Roman" w:eastAsia="Times New Roman" w:cs="Times New Roman"/>
+          <w:vertAlign w:val="superscript"/>
+        </w:rPr>
+        <w:t>13</w:t>
+      </w:r>
+      <w:r>
+        <w:rPr>
+          <w:rFonts w:ascii="Times New Roman" w:hAnsi="Times New Roman" w:eastAsia="Times New Roman" w:cs="Times New Roman"/>
+        </w:rPr>
+        <w:t xml:space="preserve">C NMR </w:t>
+      </w:r>
+      <w:r>
+        <w:rPr>
+          <w:rFonts w:hint="eastAsia" w:ascii="Times New Roman" w:hAnsi="Times New Roman" w:eastAsia="FangSong" w:cs="Times New Roman"/>
+        </w:rPr>
+        <w:t xml:space="preserve">数碳峰</w:t>
+      </w:r>
+      <w:r>
+        <w:rPr>
+          <w:rFonts w:ascii="Times New Roman" w:hAnsi="Times New Roman" w:eastAsia="Times New Roman" w:cs="Times New Roman"/>
+        </w:rPr>
+        <w:t xml:space="preserve"> → </w:t>
+      </w:r>
+      <w:r>
+        <w:rPr>
+          <w:rFonts w:hint="eastAsia" w:ascii="Times New Roman" w:hAnsi="Times New Roman" w:eastAsia="FangSong" w:cs="Times New Roman"/>
+        </w:rPr>
+        <w:t>判断对称性</w:t>
+      </w:r>
+      <w:r>
+        <w:rPr>
+          <w:rFonts w:hint="eastAsia" w:ascii="Times New Roman" w:hAnsi="Times New Roman" w:eastAsia="Times New Roman" w:cs="Times New Roman"/>
+        </w:rPr>
+        <w:t>；</w:t>
+      </w:r>
+      <w:r>
+        <w:rPr>
+          <w:rFonts w:hint="eastAsia" w:ascii="Times New Roman" w:hAnsi="Times New Roman" w:eastAsia="FangSong" w:cs="Times New Roman"/>
+        </w:rPr>
+        <w:t>看羰基区域</w:t>
+      </w:r>
+      <w:r>
+        <w:rPr>
+          <w:rFonts w:ascii="Times New Roman" w:hAnsi="Times New Roman" w:eastAsia="Times New Roman" w:cs="Times New Roman"/>
+        </w:rPr>
+        <w:t xml:space="preserve"> → </w:t>
+      </w:r>
+      <w:r>
+        <w:rPr>
+          <w:rFonts w:hint="eastAsia" w:ascii="Times New Roman" w:hAnsi="Times New Roman" w:eastAsia="FangSong" w:cs="Times New Roman"/>
+        </w:rPr>
+        <w:t xml:space="preserve">判断类型</w:t>
+      </w:r>
+    </w:p>
+    <w:p>
+      <w:pPr>
+        <w:pStyle w:val="Compact"/>
+        <w:numPr>
+          <w:ilvl w:val="0"/>
+          <w:numId w:val="1009"/>
+        </w:numPr>
+      </w:pPr>
+      <w:r>
+        <w:rPr>
+          <w:rFonts w:ascii="Times New Roman" w:hAnsi="Times New Roman" w:eastAsia="Times New Roman" w:cs="Times New Roman"/>
+          <w:vertAlign w:val="superscript"/>
+        </w:rPr>
+        <w:t>1</w:t>
+      </w:r>
+      <w:r>
+        <w:rPr>
+          <w:rFonts w:ascii="Times New Roman" w:hAnsi="Times New Roman" w:eastAsia="Times New Roman" w:cs="Times New Roman"/>
+        </w:rPr>
+        <w:t xml:space="preserve">H NMR → </w:t>
+      </w:r>
+      <w:r>
+        <w:rPr>
+          <w:rFonts w:hint="eastAsia" w:ascii="Times New Roman" w:hAnsi="Times New Roman" w:eastAsia="FangSong" w:cs="Times New Roman"/>
+        </w:rPr>
+        <w:t xml:space="preserve">积分定</w:t>
+      </w:r>
+      <w:r>
+        <w:rPr>
+          <w:rFonts w:ascii="Times New Roman" w:hAnsi="Times New Roman" w:eastAsia="Times New Roman" w:cs="Times New Roman"/>
+        </w:rPr>
+        <w:t xml:space="preserve"> H </w:t>
+      </w:r>
+      <w:r>
+        <w:rPr>
+          <w:rFonts w:hint="eastAsia" w:ascii="Times New Roman" w:hAnsi="Times New Roman" w:eastAsia="FangSong" w:cs="Times New Roman"/>
+        </w:rPr>
+        <w:t xml:space="preserve">比例</w:t>
+      </w:r>
+      <w:r>
+        <w:rPr>
+          <w:rFonts w:ascii="Times New Roman" w:hAnsi="Times New Roman" w:eastAsia="Times New Roman" w:cs="Times New Roman"/>
+        </w:rPr>
+        <w:t xml:space="preserve"> → δ </w:t>
+      </w:r>
+      <w:r>
+        <w:rPr>
+          <w:rFonts w:hint="eastAsia" w:ascii="Times New Roman" w:hAnsi="Times New Roman" w:eastAsia="FangSong" w:cs="Times New Roman"/>
+        </w:rPr>
+        <w:t xml:space="preserve">定环境</w:t>
+      </w:r>
+      <w:r>
+        <w:rPr>
+          <w:rFonts w:ascii="Times New Roman" w:hAnsi="Times New Roman" w:eastAsia="Times New Roman" w:cs="Times New Roman"/>
+        </w:rPr>
+        <w:t xml:space="preserve"> → </w:t>
+      </w:r>
+      <w:r>
+        <w:rPr>
+          <w:rFonts w:hint="eastAsia" w:ascii="Times New Roman" w:hAnsi="Times New Roman" w:eastAsia="FangSong" w:cs="Times New Roman"/>
+        </w:rPr>
+        <w:t xml:space="preserve">裂分定连接</w:t>
+      </w:r>
+    </w:p>
+    <w:p>
+      <w:pPr>
+        <w:pStyle w:val="Compact"/>
+        <w:numPr>
+          <w:ilvl w:val="0"/>
+          <w:numId w:val="1009"/>
+        </w:numPr>
+      </w:pPr>
+      <w:r>
+        <w:rPr>
+          <w:rFonts w:hint="eastAsia" w:ascii="Times New Roman" w:hAnsi="Times New Roman" w:eastAsia="FangSong" w:cs="Times New Roman"/>
+        </w:rPr>
+        <w:t xml:space="preserve">拼合碎片</w:t>
+      </w:r>
+      <w:r>
+        <w:rPr>
+          <w:rFonts w:ascii="Times New Roman" w:hAnsi="Times New Roman" w:eastAsia="Times New Roman" w:cs="Times New Roman"/>
+        </w:rPr>
+        <w:t xml:space="preserve"> → </w:t>
+      </w:r>
+      <w:r>
+        <w:rPr>
+          <w:rFonts w:hint="eastAsia" w:ascii="Times New Roman" w:hAnsi="Times New Roman" w:eastAsia="FangSong" w:cs="Times New Roman"/>
+        </w:rPr>
+        <w:t xml:space="preserve">写出候选结构</w:t>
+      </w:r>
+      <w:r>
+        <w:rPr>
+          <w:rFonts w:ascii="Times New Roman" w:hAnsi="Times New Roman" w:eastAsia="Times New Roman" w:cs="Times New Roman"/>
+        </w:rPr>
+        <w:t xml:space="preserve"> → </w:t>
+      </w:r>
+      <w:r>
+        <w:rPr>
+          <w:rFonts w:hint="eastAsia" w:ascii="Times New Roman" w:hAnsi="Times New Roman" w:eastAsia="FangSong" w:cs="Times New Roman"/>
+        </w:rPr>
+        <w:t xml:space="preserve">回代所有谱图验证</w:t>
+      </w:r>
+    </w:p>
+    <w:bookmarkEnd w:id="49"/>
+    <w:bookmarkStart w:id="50" w:name="实战案例"/>
+    <w:p>
+      <w:pPr>
+        <w:pStyle w:val="Heading3"/>
+        <w:spacing w:before="280" w:after="120"/>
+      </w:pPr>
+      <w:r>
+        <w:rPr>
+          <w:rFonts w:ascii="Times New Roman" w:hAnsi="Times New Roman" w:eastAsia="Times New Roman" w:cs="Times New Roman"/>
+        </w:rPr>
+        <w:t xml:space="preserve">7.2 </w:t>
+      </w:r>
+      <w:r>
+        <w:rPr>
+          <w:rFonts w:hint="eastAsia" w:ascii="Times New Roman" w:hAnsi="Times New Roman" w:eastAsia="SimHei" w:cs="Times New Roman"/>
+        </w:rPr>
+        <w:t xml:space="preserve">实战案例</w:t>
+      </w:r>
+    </w:p>
+    <w:p>
+      <w:pPr>
+        <w:pStyle w:val="FirstParagraph"/>
+      </w:pPr>
+      <w:r>
+        <w:rPr>
+          <w:rFonts w:hint="eastAsia" w:ascii="Times New Roman" w:hAnsi="Times New Roman" w:eastAsia="FangSong" w:cs="Times New Roman"/>
+          <w:b/>
+          <w:bCs/>
+        </w:rPr>
+        <w:t xml:space="preserve">案例</w:t>
+      </w:r>
+      <w:r>
+        <w:rPr>
+          <w:rFonts w:hint="eastAsia" w:ascii="Times New Roman" w:hAnsi="Times New Roman" w:eastAsia="Times New Roman" w:cs="Times New Roman"/>
+        </w:rPr>
+        <w:t>：</w:t>
+      </w:r>
+      <w:r>
+        <w:rPr>
+          <w:rFonts w:hint="eastAsia" w:ascii="Times New Roman" w:hAnsi="Times New Roman" w:eastAsia="FangSong" w:cs="Times New Roman"/>
+        </w:rPr>
+        <w:t>化合物</w:t>
+      </w:r>
+      <w:r>
+        <w:rPr>
+          <w:rFonts w:ascii="Times New Roman" w:hAnsi="Times New Roman" w:eastAsia="Times New Roman" w:cs="Times New Roman"/>
+        </w:rPr>
+        <w:t xml:space="preserve"> </w:t>
+      </w:r>
+      <w:r>
+        <w:rPr>
+          <w:rFonts w:hint="eastAsia" w:ascii="Times New Roman" w:hAnsi="Times New Roman" w:eastAsia="Times New Roman" w:cs="Times New Roman"/>
+        </w:rPr>
+        <w:t>A（C</w:t>
+      </w:r>
+      <w:r>
+        <w:rPr>
+          <w:rFonts w:hint="eastAsia" w:ascii="Times New Roman" w:hAnsi="Times New Roman" w:eastAsia="Times New Roman" w:cs="Times New Roman"/>
+          <w:vertAlign w:val="subscript"/>
+        </w:rPr>
+        <w:t>4</w:t>
+      </w:r>
+      <w:r>
+        <w:rPr>
+          <w:rFonts w:hint="eastAsia" w:ascii="Times New Roman" w:hAnsi="Times New Roman" w:eastAsia="Times New Roman" w:cs="Times New Roman"/>
+        </w:rPr>
+        <w:t>H</w:t>
+      </w:r>
+      <w:r>
+        <w:rPr>
+          <w:rFonts w:hint="eastAsia" w:ascii="Times New Roman" w:hAnsi="Times New Roman" w:eastAsia="Times New Roman" w:cs="Times New Roman"/>
+          <w:vertAlign w:val="subscript"/>
+        </w:rPr>
+        <w:t>8</w:t>
+      </w:r>
+      <w:r>
+        <w:rPr>
+          <w:rFonts w:hint="eastAsia" w:ascii="Times New Roman" w:hAnsi="Times New Roman" w:eastAsia="Times New Roman" w:cs="Times New Roman"/>
+        </w:rPr>
+        <w:t>O</w:t>
+      </w:r>
+      <w:r>
+        <w:rPr>
+          <w:rFonts w:hint="eastAsia" w:ascii="Times New Roman" w:hAnsi="Times New Roman" w:eastAsia="Times New Roman" w:cs="Times New Roman"/>
+          <w:vertAlign w:val="subscript"/>
+        </w:rPr>
+        <w:t>2</w:t>
+      </w:r>
+      <w:r>
+        <w:rPr>
+          <w:rFonts w:hint="eastAsia" w:ascii="Times New Roman" w:hAnsi="Times New Roman" w:eastAsia="Times New Roman" w:cs="Times New Roman"/>
+        </w:rPr>
+        <w:t>），IR</w:t>
+      </w:r>
+      <w:r>
+        <w:rPr>
+          <w:rFonts w:ascii="Times New Roman" w:hAnsi="Times New Roman" w:eastAsia="Times New Roman" w:cs="Times New Roman"/>
+        </w:rPr>
+        <w:t xml:space="preserve"> 1740 cm</w:t>
+      </w:r>
+      <w:r>
+        <w:rPr>
+          <w:rFonts w:ascii="Times New Roman" w:hAnsi="Times New Roman" w:eastAsia="Times New Roman" w:cs="Times New Roman"/>
+          <w:vertAlign w:val="superscript"/>
+        </w:rPr>
+        <w:t>-1</w:t>
+      </w:r>
+      <w:r>
+        <w:rPr>
+          <w:rFonts w:ascii="Times New Roman" w:hAnsi="Times New Roman" w:eastAsia="Times New Roman" w:cs="Times New Roman"/>
+        </w:rPr>
+        <w:t xml:space="preserve"> </w:t>
+      </w:r>
+      <w:r>
+        <w:rPr>
+          <w:rFonts w:hint="eastAsia" w:ascii="Times New Roman" w:hAnsi="Times New Roman" w:eastAsia="FangSong" w:cs="Times New Roman"/>
+        </w:rPr>
+        <w:t>强吸收</w:t>
+      </w:r>
+      <w:r>
+        <w:rPr>
+          <w:rFonts w:hint="eastAsia" w:ascii="Times New Roman" w:hAnsi="Times New Roman" w:eastAsia="Times New Roman" w:cs="Times New Roman"/>
+        </w:rPr>
+        <w:t>，</w:t>
+      </w:r>
+      <w:r>
+        <w:rPr>
+          <w:rFonts w:hint="eastAsia" w:ascii="Times New Roman" w:hAnsi="Times New Roman" w:eastAsia="Times New Roman" w:cs="Times New Roman"/>
+          <w:vertAlign w:val="superscript"/>
+        </w:rPr>
+        <w:t>1</w:t>
+      </w:r>
+      <w:r>
+        <w:rPr>
+          <w:rFonts w:hint="eastAsia" w:ascii="Times New Roman" w:hAnsi="Times New Roman" w:eastAsia="Times New Roman" w:cs="Times New Roman"/>
+        </w:rPr>
+        <w:t>H</w:t>
+      </w:r>
+      <w:r>
+        <w:rPr>
+          <w:rFonts w:ascii="Times New Roman" w:hAnsi="Times New Roman" w:eastAsia="Times New Roman" w:cs="Times New Roman"/>
+        </w:rPr>
+        <w:t xml:space="preserve"> NMR </w:t>
+      </w:r>
+      <w:r>
+        <w:rPr>
+          <w:rFonts w:hint="eastAsia" w:ascii="Times New Roman" w:hAnsi="Times New Roman" w:eastAsia="FangSong" w:cs="Times New Roman"/>
+        </w:rPr>
+        <w:t>如下</w:t>
+      </w:r>
+      <w:r>
+        <w:rPr>
+          <w:rFonts w:hint="eastAsia" w:ascii="Times New Roman" w:hAnsi="Times New Roman" w:eastAsia="Times New Roman" w:cs="Times New Roman"/>
+        </w:rPr>
+        <w:t>：</w:t>
+      </w:r>
+      <w:r>
+        <w:rPr>
+          <w:rFonts w:ascii="Times New Roman" w:hAnsi="Times New Roman" w:eastAsia="Times New Roman" w:cs="Times New Roman"/>
+        </w:rPr>
+        <w:t xml:space="preserve"> </w:t>
+      </w:r>
+      <w:r>
+        <w:rPr>
+          <w:rFonts w:ascii="Times New Roman" w:hAnsi="Times New Roman" w:eastAsia="Times New Roman" w:cs="Times New Roman"/>
+        </w:rPr>
+        <w:t xml:space="preserve">- δ 1.15 (t, 3H, J = 7 Hz)</w:t>
+      </w:r>
+      <w:r>
+        <w:rPr>
+          <w:rFonts w:ascii="Times New Roman" w:hAnsi="Times New Roman" w:eastAsia="Times New Roman" w:cs="Times New Roman"/>
+        </w:rPr>
+        <w:t xml:space="preserve"> </w:t>
+      </w:r>
+      <w:r>
+        <w:rPr>
+          <w:rFonts w:ascii="Times New Roman" w:hAnsi="Times New Roman" w:eastAsia="Times New Roman" w:cs="Times New Roman"/>
+        </w:rPr>
+        <w:t xml:space="preserve">- δ 1.30 (t, 3H, J = 7 Hz)</w:t>
+      </w:r>
+      <w:r>
+        <w:rPr>
+          <w:rFonts w:ascii="Times New Roman" w:hAnsi="Times New Roman" w:eastAsia="Times New Roman" w:cs="Times New Roman"/>
+        </w:rPr>
+        <w:t xml:space="preserve"> </w:t>
+      </w:r>
+      <w:r>
+        <w:rPr>
+          <w:rFonts w:ascii="Times New Roman" w:hAnsi="Times New Roman" w:eastAsia="Times New Roman" w:cs="Times New Roman"/>
+        </w:rPr>
+        <w:t xml:space="preserve">- δ 2.30 (q, 2H, J = 7 Hz)</w:t>
+      </w:r>
+      <w:r>
+        <w:rPr>
+          <w:rFonts w:ascii="Times New Roman" w:hAnsi="Times New Roman" w:eastAsia="Times New Roman" w:cs="Times New Roman"/>
+        </w:rPr>
+        <w:t xml:space="preserve"> </w:t>
+      </w:r>
+      <w:r>
+        <w:rPr>
+          <w:rFonts w:ascii="Times New Roman" w:hAnsi="Times New Roman" w:eastAsia="Times New Roman" w:cs="Times New Roman"/>
+        </w:rPr>
+        <w:t xml:space="preserve">- δ 4.15 (q, 2H, J = 7 Hz)</w:t>
+      </w:r>
+    </w:p>
+    <w:p>
+      <w:pPr>
+        <w:pStyle w:val="BodyText"/>
+      </w:pPr>
+      <w:r>
+        <w:rPr>
+          <w:rFonts w:hint="eastAsia" w:ascii="Times New Roman" w:hAnsi="Times New Roman" w:eastAsia="FangSong" w:cs="Times New Roman"/>
+          <w:b/>
+          <w:bCs/>
+        </w:rPr>
+        <w:t xml:space="preserve">解析</w:t>
+      </w:r>
+      <w:r>
+        <w:rPr>
+          <w:rFonts w:hint="eastAsia" w:ascii="Times New Roman" w:hAnsi="Times New Roman" w:eastAsia="Times New Roman" w:cs="Times New Roman"/>
+        </w:rPr>
+        <w:t xml:space="preserve">：</w:t>
+      </w:r>
+      <w:r>
+        <w:rPr>
+          <w:rFonts w:ascii="Times New Roman" w:hAnsi="Times New Roman" w:eastAsia="Times New Roman" w:cs="Times New Roman"/>
+        </w:rPr>
+        <w:t xml:space="preserve"> </w:t>
+      </w:r>
+      <w:r>
+        <w:rPr>
+          <w:rFonts w:ascii="Times New Roman" w:hAnsi="Times New Roman" w:eastAsia="Times New Roman" w:cs="Times New Roman"/>
+        </w:rPr>
+        <w:t xml:space="preserve">1. Ω = 4 + 1 − (8 − 0)/2 = 1 → </w:t>
+      </w:r>
+      <w:r>
+        <w:rPr>
+          <w:rFonts w:hint="eastAsia" w:ascii="Times New Roman" w:hAnsi="Times New Roman" w:eastAsia="FangSong" w:cs="Times New Roman"/>
+        </w:rPr>
+        <w:t xml:space="preserve">一个双键或一个环</w:t>
+      </w:r>
+      <w:r>
+        <w:rPr>
+          <w:rFonts w:ascii="Times New Roman" w:hAnsi="Times New Roman" w:eastAsia="Times New Roman" w:cs="Times New Roman"/>
+        </w:rPr>
+        <w:t xml:space="preserve"> </w:t>
+      </w:r>
+      <w:r>
+        <w:rPr>
+          <w:rFonts w:ascii="Times New Roman" w:hAnsi="Times New Roman" w:eastAsia="Times New Roman" w:cs="Times New Roman"/>
+        </w:rPr>
+        <w:t xml:space="preserve">2. IR</w:t>
+      </w:r>
+      <w:r>
+        <w:rPr>
+          <w:rFonts w:ascii="Times New Roman" w:hAnsi="Times New Roman" w:eastAsia="Times New Roman" w:cs="Times New Roman"/>
+        </w:rPr>
+        <w:t xml:space="preserve"> </w:t>
+      </w:r>
+      <w:r>
+        <w:rPr>
+          <w:rFonts w:ascii="Times New Roman" w:hAnsi="Times New Roman" w:eastAsia="Times New Roman" w:cs="Times New Roman"/>
+          <w:b/>
+          <w:bCs/>
+        </w:rPr>
+        <w:t>1740 cm</w:t>
+      </w:r>
+      <w:r>
+        <w:rPr>
+          <w:rFonts w:ascii="Times New Roman" w:hAnsi="Times New Roman" w:eastAsia="Times New Roman" w:cs="Times New Roman"/>
+          <w:b/>
+          <w:bCs/>
+          <w:vertAlign w:val="superscript"/>
+        </w:rPr>
+        <w:t>-1</w:t>
+      </w:r>
+      <w:r>
+        <w:rPr>
+          <w:rFonts w:ascii="Times New Roman" w:hAnsi="Times New Roman" w:eastAsia="Times New Roman" w:cs="Times New Roman"/>
+        </w:rPr>
+        <w:t xml:space="preserve"> </w:t>
+      </w:r>
+      <w:r>
+        <w:rPr>
+          <w:rFonts w:ascii="Times New Roman" w:hAnsi="Times New Roman" w:eastAsia="Times New Roman" w:cs="Times New Roman"/>
+        </w:rPr>
+        <w:t xml:space="preserve">→ </w:t>
+      </w:r>
+      <w:r>
+        <w:rPr>
+          <w:rFonts w:hint="eastAsia" w:ascii="Times New Roman" w:hAnsi="Times New Roman" w:eastAsia="FangSong" w:cs="Times New Roman"/>
+        </w:rPr>
+        <w:t xml:space="preserve">酯</w:t>
+      </w:r>
+      <w:r>
+        <w:rPr>
+          <w:rFonts w:ascii="Times New Roman" w:hAnsi="Times New Roman" w:eastAsia="Times New Roman" w:cs="Times New Roman"/>
+        </w:rPr>
+        <w:t xml:space="preserve"> </w:t>
+      </w:r>
+      <w:r>
+        <w:rPr>
+          <w:rFonts w:hint="eastAsia" w:ascii="Times New Roman" w:hAnsi="Times New Roman" w:eastAsia="Times New Roman" w:cs="Times New Roman"/>
+        </w:rPr>
+        <w:t>C=O（</w:t>
+      </w:r>
+      <w:r>
+        <w:rPr>
+          <w:rFonts w:hint="eastAsia" w:ascii="Times New Roman" w:hAnsi="Times New Roman" w:eastAsia="FangSong" w:cs="Times New Roman"/>
+        </w:rPr>
+        <w:t>不是羧酸</w:t>
+      </w:r>
+      <w:r>
+        <w:rPr>
+          <w:rFonts w:hint="eastAsia" w:ascii="Times New Roman" w:hAnsi="Times New Roman" w:eastAsia="Times New Roman" w:cs="Times New Roman"/>
+        </w:rPr>
+        <w:t>，</w:t>
+      </w:r>
+      <w:r>
+        <w:rPr>
+          <w:rFonts w:hint="eastAsia" w:ascii="Times New Roman" w:hAnsi="Times New Roman" w:eastAsia="FangSong" w:cs="Times New Roman"/>
+        </w:rPr>
+        <w:t>因为无</w:t>
+      </w:r>
+      <w:r>
+        <w:rPr>
+          <w:rFonts w:ascii="Times New Roman" w:hAnsi="Times New Roman" w:eastAsia="Times New Roman" w:cs="Times New Roman"/>
+        </w:rPr>
+        <w:t xml:space="preserve"> OH </w:t>
+      </w:r>
+      <w:r>
+        <w:rPr>
+          <w:rFonts w:hint="eastAsia" w:ascii="Times New Roman" w:hAnsi="Times New Roman" w:eastAsia="FangSong" w:cs="Times New Roman"/>
+        </w:rPr>
+        <w:t>宽峰</w:t>
+      </w:r>
+      <w:r>
+        <w:rPr>
+          <w:rFonts w:hint="eastAsia" w:ascii="Times New Roman" w:hAnsi="Times New Roman" w:eastAsia="Times New Roman" w:cs="Times New Roman"/>
+        </w:rPr>
+        <w:t>）</w:t>
+      </w:r>
+      <w:r>
+        <w:rPr>
+          <w:rFonts w:ascii="Times New Roman" w:hAnsi="Times New Roman" w:eastAsia="Times New Roman" w:cs="Times New Roman"/>
+        </w:rPr>
+        <w:t xml:space="preserve"> </w:t>
+      </w:r>
+      <w:r>
+        <w:rPr>
+          <w:rFonts w:ascii="Times New Roman" w:hAnsi="Times New Roman" w:eastAsia="Times New Roman" w:cs="Times New Roman"/>
+        </w:rPr>
+        <w:t xml:space="preserve">3. </w:t>
+      </w:r>
+      <w:r>
+        <w:rPr>
+          <w:rFonts w:ascii="Times New Roman" w:hAnsi="Times New Roman" w:eastAsia="Times New Roman" w:cs="Times New Roman"/>
+          <w:vertAlign w:val="superscript"/>
+        </w:rPr>
+        <w:t>1</w:t>
+      </w:r>
+      <w:r>
+        <w:rPr>
+          <w:rFonts w:ascii="Times New Roman" w:hAnsi="Times New Roman" w:eastAsia="Times New Roman" w:cs="Times New Roman"/>
+        </w:rPr>
+        <w:t xml:space="preserve">H NMR </w:t>
+      </w:r>
+      <w:r>
+        <w:rPr>
+          <w:rFonts w:hint="eastAsia" w:ascii="Times New Roman" w:hAnsi="Times New Roman" w:eastAsia="FangSong" w:cs="Times New Roman"/>
+        </w:rPr>
+        <w:t xml:space="preserve">有两组</w:t>
+      </w:r>
+      <w:r>
+        <w:rPr>
+          <w:rFonts w:ascii="Times New Roman" w:hAnsi="Times New Roman" w:eastAsia="Times New Roman" w:cs="Times New Roman"/>
+        </w:rPr>
+        <w:t xml:space="preserve"> </w:t>
+      </w:r>
+      <w:r>
+        <w:rPr>
+          <w:rFonts w:hint="eastAsia" w:ascii="Times New Roman" w:hAnsi="Times New Roman" w:eastAsia="Times New Roman" w:cs="Times New Roman"/>
+        </w:rPr>
+        <w:t>CH</w:t>
+      </w:r>
+      <w:r>
+        <w:rPr>
+          <w:rFonts w:hint="eastAsia" w:ascii="Times New Roman" w:hAnsi="Times New Roman" w:eastAsia="Times New Roman" w:cs="Times New Roman"/>
+          <w:vertAlign w:val="subscript"/>
+        </w:rPr>
+        <w:t>3</w:t>
+      </w:r>
+      <w:r>
+        <w:rPr>
+          <w:rFonts w:hint="eastAsia" w:ascii="Times New Roman" w:hAnsi="Times New Roman" w:eastAsia="Times New Roman" w:cs="Times New Roman"/>
+        </w:rPr>
+        <w:t>（t），</w:t>
+      </w:r>
+      <w:r>
+        <w:rPr>
+          <w:rFonts w:hint="eastAsia" w:ascii="Times New Roman" w:hAnsi="Times New Roman" w:eastAsia="FangSong" w:cs="Times New Roman"/>
+        </w:rPr>
+        <w:t>两组</w:t>
+      </w:r>
+      <w:r>
+        <w:rPr>
+          <w:rFonts w:ascii="Times New Roman" w:hAnsi="Times New Roman" w:eastAsia="Times New Roman" w:cs="Times New Roman"/>
+        </w:rPr>
+        <w:t xml:space="preserve"> </w:t>
+      </w:r>
+      <w:r>
+        <w:rPr>
+          <w:rFonts w:hint="eastAsia" w:ascii="Times New Roman" w:hAnsi="Times New Roman" w:eastAsia="Times New Roman" w:cs="Times New Roman"/>
+        </w:rPr>
+        <w:t>CH</w:t>
+      </w:r>
+      <w:r>
+        <w:rPr>
+          <w:rFonts w:hint="eastAsia" w:ascii="Times New Roman" w:hAnsi="Times New Roman" w:eastAsia="Times New Roman" w:cs="Times New Roman"/>
+          <w:vertAlign w:val="subscript"/>
+        </w:rPr>
+        <w:t>2</w:t>
+      </w:r>
+      <w:r>
+        <w:rPr>
+          <w:rFonts w:hint="eastAsia" w:ascii="Times New Roman" w:hAnsi="Times New Roman" w:eastAsia="Times New Roman" w:cs="Times New Roman"/>
+        </w:rPr>
+        <w:t>（q），</w:t>
+      </w:r>
+      <w:r>
+        <w:rPr>
+          <w:rFonts w:hint="eastAsia" w:ascii="Times New Roman" w:hAnsi="Times New Roman" w:eastAsia="FangSong" w:cs="Times New Roman"/>
+        </w:rPr>
+        <w:t>各自的四重峰表明彼此相邻</w:t>
+      </w:r>
+      <w:r>
+        <w:rPr>
+          <w:rFonts w:ascii="Times New Roman" w:hAnsi="Times New Roman" w:eastAsia="Times New Roman" w:cs="Times New Roman"/>
+        </w:rPr>
+        <w:t xml:space="preserve"> </w:t>
+      </w:r>
+      <w:r>
+        <w:rPr>
+          <w:rFonts w:ascii="Times New Roman" w:hAnsi="Times New Roman" w:eastAsia="Times New Roman" w:cs="Times New Roman"/>
+        </w:rPr>
+        <w:t>4. δ 4.15 → CH</w:t>
+      </w:r>
+      <w:r>
+        <w:rPr>
+          <w:rFonts w:ascii="Times New Roman" w:hAnsi="Times New Roman" w:eastAsia="Times New Roman" w:cs="Times New Roman"/>
+          <w:vertAlign w:val="subscript"/>
+        </w:rPr>
+        <w:t>2</w:t>
+      </w:r>
+      <w:r>
+        <w:rPr>
+          <w:rFonts w:ascii="Times New Roman" w:hAnsi="Times New Roman" w:eastAsia="Times New Roman" w:cs="Times New Roman"/>
+        </w:rPr>
+        <w:t xml:space="preserve"> </w:t>
+      </w:r>
+      <w:r>
+        <w:rPr>
+          <w:rFonts w:hint="eastAsia" w:ascii="Times New Roman" w:hAnsi="Times New Roman" w:eastAsia="FangSong" w:cs="Times New Roman"/>
+        </w:rPr>
+        <w:t xml:space="preserve">连</w:t>
+      </w:r>
+      <w:r>
+        <w:rPr>
+          <w:rFonts w:ascii="Times New Roman" w:hAnsi="Times New Roman" w:eastAsia="Times New Roman" w:cs="Times New Roman"/>
+        </w:rPr>
+        <w:t xml:space="preserve"> </w:t>
+      </w:r>
+      <w:r>
+        <w:rPr>
+          <w:rFonts w:hint="eastAsia" w:ascii="Times New Roman" w:hAnsi="Times New Roman" w:eastAsia="Times New Roman" w:cs="Times New Roman"/>
+        </w:rPr>
+        <w:t>O（</w:t>
+      </w:r>
+      <w:r>
+        <w:rPr>
+          <w:rFonts w:hint="eastAsia" w:ascii="Times New Roman" w:hAnsi="Times New Roman" w:eastAsia="FangSong" w:cs="Times New Roman"/>
+        </w:rPr>
+        <w:t>酯的</w:t>
+      </w:r>
+      <w:r>
+        <w:rPr>
+          <w:rFonts w:ascii="Times New Roman" w:hAnsi="Times New Roman" w:eastAsia="Times New Roman" w:cs="Times New Roman"/>
+        </w:rPr>
+        <w:t xml:space="preserve"> </w:t>
+      </w:r>
+      <w:r>
+        <w:rPr>
+          <w:rFonts w:hint="eastAsia" w:ascii="Times New Roman" w:hAnsi="Times New Roman" w:eastAsia="Times New Roman" w:cs="Times New Roman"/>
+        </w:rPr>
+        <w:t>–OCH</w:t>
+      </w:r>
+      <w:r>
+        <w:rPr>
+          <w:rFonts w:hint="eastAsia" w:ascii="Times New Roman" w:hAnsi="Times New Roman" w:eastAsia="Times New Roman" w:cs="Times New Roman"/>
+          <w:vertAlign w:val="subscript"/>
+        </w:rPr>
+        <w:t>2</w:t>
+      </w:r>
+      <w:r>
+        <w:rPr>
+          <w:rFonts w:hint="eastAsia" w:ascii="Times New Roman" w:hAnsi="Times New Roman" w:eastAsia="Times New Roman" w:cs="Times New Roman"/>
+        </w:rPr>
+        <w:t>–）；δ</w:t>
+      </w:r>
+      <w:r>
+        <w:rPr>
+          <w:rFonts w:ascii="Times New Roman" w:hAnsi="Times New Roman" w:eastAsia="Times New Roman" w:cs="Times New Roman"/>
+        </w:rPr>
+        <w:t xml:space="preserve"> 2.30 → CH</w:t>
+      </w:r>
+      <w:r>
+        <w:rPr>
+          <w:rFonts w:ascii="Times New Roman" w:hAnsi="Times New Roman" w:eastAsia="Times New Roman" w:cs="Times New Roman"/>
+          <w:vertAlign w:val="subscript"/>
+        </w:rPr>
+        <w:t>2</w:t>
+      </w:r>
+      <w:r>
+        <w:rPr>
+          <w:rFonts w:ascii="Times New Roman" w:hAnsi="Times New Roman" w:eastAsia="Times New Roman" w:cs="Times New Roman"/>
+        </w:rPr>
+        <w:t xml:space="preserve"> </w:t>
+      </w:r>
+      <w:r>
+        <w:rPr>
+          <w:rFonts w:hint="eastAsia" w:ascii="Times New Roman" w:hAnsi="Times New Roman" w:eastAsia="FangSong" w:cs="Times New Roman"/>
+        </w:rPr>
+        <w:t xml:space="preserve">邻</w:t>
+      </w:r>
+      <w:r>
+        <w:rPr>
+          <w:rFonts w:ascii="Times New Roman" w:hAnsi="Times New Roman" w:eastAsia="Times New Roman" w:cs="Times New Roman"/>
+        </w:rPr>
+        <w:t xml:space="preserve"> </w:t>
+      </w:r>
+      <w:r>
+        <w:rPr>
+          <w:rFonts w:hint="eastAsia" w:ascii="Times New Roman" w:hAnsi="Times New Roman" w:eastAsia="Times New Roman" w:cs="Times New Roman"/>
+        </w:rPr>
+        <w:t>C=O（–CH</w:t>
+      </w:r>
+      <w:r>
+        <w:rPr>
+          <w:rFonts w:hint="eastAsia" w:ascii="Times New Roman" w:hAnsi="Times New Roman" w:eastAsia="Times New Roman" w:cs="Times New Roman"/>
+          <w:vertAlign w:val="subscript"/>
+        </w:rPr>
+        <w:t>2</w:t>
+      </w:r>
+      <w:r>
+        <w:rPr>
+          <w:rFonts w:hint="eastAsia" w:ascii="Times New Roman" w:hAnsi="Times New Roman" w:eastAsia="Times New Roman" w:cs="Times New Roman"/>
+        </w:rPr>
+        <w:t>CO–）</w:t>
+      </w:r>
+      <w:r>
+        <w:rPr>
+          <w:rFonts w:ascii="Times New Roman" w:hAnsi="Times New Roman" w:eastAsia="Times New Roman" w:cs="Times New Roman"/>
+        </w:rPr>
+        <w:t xml:space="preserve"> </w:t>
+      </w:r>
+      <w:r>
+        <w:rPr>
+          <w:rFonts w:ascii="Times New Roman" w:hAnsi="Times New Roman" w:eastAsia="Times New Roman" w:cs="Times New Roman"/>
+        </w:rPr>
+        <w:t xml:space="preserve">5.</w:t>
+      </w:r>
+      <w:r>
+        <w:rPr>
+          <w:rFonts w:ascii="Times New Roman" w:hAnsi="Times New Roman" w:eastAsia="Times New Roman" w:cs="Times New Roman"/>
+        </w:rPr>
+        <w:t xml:space="preserve"> </w:t>
+      </w:r>
+      <w:r>
+        <w:rPr>
+          <w:rFonts w:hint="eastAsia" w:ascii="Times New Roman" w:hAnsi="Times New Roman" w:eastAsia="FangSong" w:cs="Times New Roman"/>
+          <w:b/>
+          <w:bCs/>
+        </w:rPr>
+        <w:t xml:space="preserve">拼合</w:t>
+      </w:r>
+      <w:r>
+        <w:rPr>
+          <w:rFonts w:hint="eastAsia" w:ascii="Times New Roman" w:hAnsi="Times New Roman" w:eastAsia="Times New Roman" w:cs="Times New Roman"/>
+        </w:rPr>
+        <w:t>：–CH</w:t>
+      </w:r>
+      <w:r>
+        <w:rPr>
+          <w:rFonts w:hint="eastAsia" w:ascii="Times New Roman" w:hAnsi="Times New Roman" w:eastAsia="Times New Roman" w:cs="Times New Roman"/>
+          <w:vertAlign w:val="subscript"/>
+        </w:rPr>
+        <w:t>2</w:t>
+      </w:r>
+      <w:r>
+        <w:rPr>
+          <w:rFonts w:hint="eastAsia" w:ascii="Times New Roman" w:hAnsi="Times New Roman" w:eastAsia="Times New Roman" w:cs="Times New Roman"/>
+        </w:rPr>
+        <w:t>CH</w:t>
+      </w:r>
+      <w:r>
+        <w:rPr>
+          <w:rFonts w:hint="eastAsia" w:ascii="Times New Roman" w:hAnsi="Times New Roman" w:eastAsia="Times New Roman" w:cs="Times New Roman"/>
+          <w:vertAlign w:val="subscript"/>
+        </w:rPr>
+        <w:t>3</w:t>
+      </w:r>
+      <w:r>
+        <w:rPr>
+          <w:rFonts w:hint="eastAsia" w:ascii="Times New Roman" w:hAnsi="Times New Roman" w:eastAsia="Times New Roman" w:cs="Times New Roman"/>
+        </w:rPr>
+        <w:t>（δ</w:t>
+      </w:r>
+      <w:r>
+        <w:rPr>
+          <w:rFonts w:ascii="Times New Roman" w:hAnsi="Times New Roman" w:eastAsia="Times New Roman" w:cs="Times New Roman"/>
+        </w:rPr>
+        <w:t xml:space="preserve"> </w:t>
+      </w:r>
+      <w:r>
+        <w:rPr>
+          <w:rFonts w:hint="eastAsia" w:ascii="Times New Roman" w:hAnsi="Times New Roman" w:eastAsia="Times New Roman" w:cs="Times New Roman"/>
+        </w:rPr>
+        <w:t xml:space="preserve">1.15/2.30）</w:t>
+      </w:r>
+      <w:r>
+        <w:rPr>
+          <w:rFonts w:ascii="Times New Roman" w:hAnsi="Times New Roman" w:eastAsia="Times New Roman" w:cs="Times New Roman"/>
+        </w:rPr>
+        <w:t xml:space="preserve"> + </w:t>
+      </w:r>
+      <w:r>
+        <w:rPr>
+          <w:rFonts w:hint="eastAsia" w:ascii="Times New Roman" w:hAnsi="Times New Roman" w:eastAsia="Times New Roman" w:cs="Times New Roman"/>
+        </w:rPr>
+        <w:t>–OCH</w:t>
+      </w:r>
+      <w:r>
+        <w:rPr>
+          <w:rFonts w:hint="eastAsia" w:ascii="Times New Roman" w:hAnsi="Times New Roman" w:eastAsia="Times New Roman" w:cs="Times New Roman"/>
+          <w:vertAlign w:val="subscript"/>
+        </w:rPr>
+        <w:t>2</w:t>
+      </w:r>
+      <w:r>
+        <w:rPr>
+          <w:rFonts w:hint="eastAsia" w:ascii="Times New Roman" w:hAnsi="Times New Roman" w:eastAsia="Times New Roman" w:cs="Times New Roman"/>
+        </w:rPr>
+        <w:t>CH</w:t>
+      </w:r>
+      <w:r>
+        <w:rPr>
+          <w:rFonts w:hint="eastAsia" w:ascii="Times New Roman" w:hAnsi="Times New Roman" w:eastAsia="Times New Roman" w:cs="Times New Roman"/>
+          <w:vertAlign w:val="subscript"/>
+        </w:rPr>
+        <w:t>3</w:t>
+      </w:r>
+      <w:r>
+        <w:rPr>
+          <w:rFonts w:hint="eastAsia" w:ascii="Times New Roman" w:hAnsi="Times New Roman" w:eastAsia="Times New Roman" w:cs="Times New Roman"/>
+        </w:rPr>
+        <w:t>（δ</w:t>
+      </w:r>
+      <w:r>
+        <w:rPr>
+          <w:rFonts w:ascii="Times New Roman" w:hAnsi="Times New Roman" w:eastAsia="Times New Roman" w:cs="Times New Roman"/>
+        </w:rPr>
+        <w:t xml:space="preserve"> </w:t>
+      </w:r>
+      <w:r>
+        <w:rPr>
+          <w:rFonts w:hint="eastAsia" w:ascii="Times New Roman" w:hAnsi="Times New Roman" w:eastAsia="Times New Roman" w:cs="Times New Roman"/>
+        </w:rPr>
+        <w:t xml:space="preserve">1.30/4.15）</w:t>
+      </w:r>
+      <w:r>
+        <w:rPr>
+          <w:rFonts w:ascii="Times New Roman" w:hAnsi="Times New Roman" w:eastAsia="Times New Roman" w:cs="Times New Roman"/>
+        </w:rPr>
+        <w:t xml:space="preserve"> →</w:t>
+      </w:r>
+      <w:r>
+        <w:rPr>
+          <w:rFonts w:ascii="Times New Roman" w:hAnsi="Times New Roman" w:eastAsia="Times New Roman" w:cs="Times New Roman"/>
+        </w:rPr>
+        <w:t xml:space="preserve"> </w:t>
+      </w:r>
+      <w:r>
+        <w:rPr>
+          <w:rFonts w:hint="eastAsia" w:ascii="Times New Roman" w:hAnsi="Times New Roman" w:eastAsia="FangSong" w:cs="Times New Roman"/>
+          <w:b/>
+          <w:bCs/>
+        </w:rPr>
+        <w:t xml:space="preserve">丁酸乙酯</w:t>
+      </w:r>
+      <w:r>
+        <w:rPr>
+          <w:rFonts w:ascii="Times New Roman" w:hAnsi="Times New Roman" w:eastAsia="Times New Roman" w:cs="Times New Roman"/>
+        </w:rPr>
+        <w:t xml:space="preserve"> </w:t>
+      </w:r>
+      <w:r>
+        <w:rPr>
+          <w:rFonts w:ascii="Times New Roman" w:hAnsi="Times New Roman" w:eastAsia="Times New Roman" w:cs="Times New Roman"/>
+        </w:rPr>
+        <w:t>CH</w:t>
+      </w:r>
+      <w:r>
+        <w:rPr>
+          <w:rFonts w:ascii="Times New Roman" w:hAnsi="Times New Roman" w:eastAsia="Times New Roman" w:cs="Times New Roman"/>
+          <w:vertAlign w:val="subscript"/>
+        </w:rPr>
+        <w:t>3</w:t>
+      </w:r>
+      <w:r>
+        <w:rPr>
+          <w:rFonts w:ascii="Times New Roman" w:hAnsi="Times New Roman" w:eastAsia="Times New Roman" w:cs="Times New Roman"/>
+        </w:rPr>
+        <w:t>CH</w:t>
+      </w:r>
+      <w:r>
+        <w:rPr>
+          <w:rFonts w:ascii="Times New Roman" w:hAnsi="Times New Roman" w:eastAsia="Times New Roman" w:cs="Times New Roman"/>
+          <w:vertAlign w:val="subscript"/>
+        </w:rPr>
+        <w:t>2</w:t>
+      </w:r>
+      <w:r>
+        <w:rPr>
+          <w:rFonts w:ascii="Times New Roman" w:hAnsi="Times New Roman" w:eastAsia="Times New Roman" w:cs="Times New Roman"/>
+        </w:rPr>
+        <w:t>COOCH</w:t>
+      </w:r>
+      <w:r>
+        <w:rPr>
+          <w:rFonts w:ascii="Times New Roman" w:hAnsi="Times New Roman" w:eastAsia="Times New Roman" w:cs="Times New Roman"/>
+          <w:vertAlign w:val="subscript"/>
+        </w:rPr>
+        <w:t>2</w:t>
+      </w:r>
+      <w:r>
+        <w:rPr>
+          <w:rFonts w:ascii="Times New Roman" w:hAnsi="Times New Roman" w:eastAsia="Times New Roman" w:cs="Times New Roman"/>
+        </w:rPr>
+        <w:t>CH</w:t>
+      </w:r>
+      <w:r>
+        <w:rPr>
+          <w:rFonts w:ascii="Times New Roman" w:hAnsi="Times New Roman" w:eastAsia="Times New Roman" w:cs="Times New Roman"/>
+          <w:vertAlign w:val="subscript"/>
+        </w:rPr>
+        <w:t>3</w:t>
+      </w:r>
+    </w:p>
+    <w:bookmarkEnd w:id="50"/>
+    <w:bookmarkStart w:id="51" w:name="结构推断的交集法"/>
+    <w:p>
+      <w:pPr>
+        <w:pStyle w:val="Heading3"/>
+        <w:spacing w:before="280" w:after="120"/>
+      </w:pPr>
+      <w:r>
+        <w:rPr>
+          <w:rFonts w:ascii="Times New Roman" w:hAnsi="Times New Roman" w:eastAsia="Times New Roman" w:cs="Times New Roman"/>
+        </w:rPr>
+        <w:t xml:space="preserve">7.3 </w:t>
+      </w:r>
+      <w:r>
+        <w:rPr>
+          <w:rFonts w:hint="eastAsia" w:ascii="Times New Roman" w:hAnsi="Times New Roman" w:eastAsia="SimHei" w:cs="Times New Roman"/>
+        </w:rPr>
+        <w:t>结构推断的</w:t>
+      </w:r>
+      <w:r>
+        <w:rPr>
+          <w:rFonts w:hint="eastAsia" w:ascii="Times New Roman" w:hAnsi="Times New Roman" w:eastAsia="Times New Roman" w:cs="Times New Roman"/>
+        </w:rPr>
+        <w:t>”</w:t>
+      </w:r>
+      <w:r>
+        <w:rPr>
+          <w:rFonts w:hint="eastAsia" w:ascii="Times New Roman" w:hAnsi="Times New Roman" w:eastAsia="SimHei" w:cs="Times New Roman"/>
+        </w:rPr>
+        <w:t>交集法</w:t>
+      </w:r>
+      <w:r>
+        <w:rPr>
+          <w:rFonts w:hint="eastAsia" w:ascii="Times New Roman" w:hAnsi="Times New Roman" w:eastAsia="Times New Roman" w:cs="Times New Roman"/>
+        </w:rPr>
+        <w:t>”</w:t>
       </w:r>
     </w:p>
     <w:p>
@@ -15197,69 +16525,9 @@
       </w:pPr>
       <w:r>
         <w:rPr>
-          <w:rFonts w:ascii="Times New Roman" w:hAnsi="Times New Roman" w:eastAsia="Times New Roman" w:cs="Times New Roman"/>
-        </w:rPr>
-        <w:t xml:space="preserve">IR </w:t>
-      </w:r>
-      <w:r>
-        <w:rPr>
-          <w:rFonts w:hint="eastAsia" w:ascii="Times New Roman" w:hAnsi="Times New Roman" w:eastAsia="FangSong" w:cs="Times New Roman"/>
-        </w:rPr>
-        <w:t>看官能团</w:t>
-      </w:r>
-      <w:r>
-        <w:rPr>
-          <w:rFonts w:hint="eastAsia" w:ascii="Times New Roman" w:hAnsi="Times New Roman" w:eastAsia="Times New Roman" w:cs="Times New Roman"/>
-        </w:rPr>
-        <w:t>（</w:t>
-      </w:r>
-      <w:r>
-        <w:rPr>
-          <w:rFonts w:hint="eastAsia" w:ascii="Times New Roman" w:hAnsi="Times New Roman" w:eastAsia="FangSong" w:cs="Times New Roman"/>
-        </w:rPr>
-        <w:t>有</w:t>
-      </w:r>
-      <w:r>
-        <w:rPr>
-          <w:rFonts w:hint="eastAsia" w:ascii="Times New Roman" w:hAnsi="Times New Roman" w:eastAsia="Times New Roman" w:cs="Times New Roman"/>
-        </w:rPr>
-        <w:t>/</w:t>
-      </w:r>
-      <w:r>
-        <w:rPr>
-          <w:rFonts w:hint="eastAsia" w:ascii="Times New Roman" w:hAnsi="Times New Roman" w:eastAsia="FangSong" w:cs="Times New Roman"/>
-        </w:rPr>
-        <w:t>无</w:t>
-      </w:r>
-      <w:r>
-        <w:rPr>
-          <w:rFonts w:ascii="Times New Roman" w:hAnsi="Times New Roman" w:eastAsia="Times New Roman" w:cs="Times New Roman"/>
-        </w:rPr>
-        <w:t xml:space="preserve"> C=O, OH, NH, </w:t>
-      </w:r>
-      <w:r>
-        <w:rPr>
-          <w:rFonts w:hint="eastAsia" w:ascii="Times New Roman" w:hAnsi="Times New Roman" w:eastAsia="FangSong" w:cs="Times New Roman"/>
-        </w:rPr>
-        <w:t>芳环</w:t>
-      </w:r>
-      <w:r>
-        <w:rPr>
-          <w:rFonts w:hint="eastAsia" w:ascii="Times New Roman" w:hAnsi="Times New Roman" w:eastAsia="Times New Roman" w:cs="Times New Roman"/>
-        </w:rPr>
-        <w:t>,</w:t>
-      </w:r>
-      <w:r>
-        <w:rPr>
-          <w:rFonts w:ascii="Times New Roman" w:hAnsi="Times New Roman" w:eastAsia="Times New Roman" w:cs="Times New Roman"/>
-        </w:rPr>
-        <w:t xml:space="preserve"> </w:t>
-      </w:r>
-      <w:r>
-        <w:rPr>
-          <w:rFonts w:hint="eastAsia" w:ascii="Times New Roman" w:hAnsi="Times New Roman" w:eastAsia="Times New Roman" w:cs="Times New Roman"/>
-        </w:rPr>
-        <w:t xml:space="preserve">C≡N）</w:t>
+          <w:rFonts w:hint="eastAsia" w:ascii="Times New Roman" w:hAnsi="Times New Roman" w:eastAsia="FangSong" w:cs="Times New Roman"/>
+        </w:rPr>
+        <w:t xml:space="preserve">列出所有可能的候选结构</w:t>
       </w:r>
     </w:p>
     <w:p>
@@ -15273,57 +16541,14 @@
       <w:r>
         <w:rPr>
           <w:rFonts w:ascii="Times New Roman" w:hAnsi="Times New Roman" w:eastAsia="Times New Roman" w:cs="Times New Roman"/>
-          <w:vertAlign w:val="superscript"/>
-        </w:rPr>
-        <w:t>13</w:t>
-      </w:r>
-      <w:r>
-        <w:rPr>
-          <w:rFonts w:ascii="Times New Roman" w:hAnsi="Times New Roman" w:eastAsia="Times New Roman" w:cs="Times New Roman"/>
-        </w:rPr>
-        <w:t xml:space="preserve">C NMR </w:t>
-      </w:r>
-      <w:r>
-        <w:rPr>
-          <w:rFonts w:hint="eastAsia" w:ascii="Times New Roman" w:hAnsi="Times New Roman" w:eastAsia="FangSong" w:cs="Times New Roman"/>
-        </w:rPr>
-        <w:t xml:space="preserve">数碳峰</w:t>
-      </w:r>
-      <w:r>
-        <w:rPr>
-          <w:rFonts w:ascii="Times New Roman" w:hAnsi="Times New Roman" w:eastAsia="Times New Roman" w:cs="Times New Roman"/>
-        </w:rPr>
-        <w:t xml:space="preserve"> → </w:t>
-      </w:r>
-      <w:r>
-        <w:rPr>
-          <w:rFonts w:hint="eastAsia" w:ascii="Times New Roman" w:hAnsi="Times New Roman" w:eastAsia="FangSong" w:cs="Times New Roman"/>
-        </w:rPr>
-        <w:t>判断对称性</w:t>
-      </w:r>
-      <w:r>
-        <w:rPr>
-          <w:rFonts w:hint="eastAsia" w:ascii="Times New Roman" w:hAnsi="Times New Roman" w:eastAsia="Times New Roman" w:cs="Times New Roman"/>
-        </w:rPr>
-        <w:t>；</w:t>
-      </w:r>
-      <w:r>
-        <w:rPr>
-          <w:rFonts w:hint="eastAsia" w:ascii="Times New Roman" w:hAnsi="Times New Roman" w:eastAsia="FangSong" w:cs="Times New Roman"/>
-        </w:rPr>
-        <w:t>看羰基区域</w:t>
-      </w:r>
-      <w:r>
-        <w:rPr>
-          <w:rFonts w:ascii="Times New Roman" w:hAnsi="Times New Roman" w:eastAsia="Times New Roman" w:cs="Times New Roman"/>
-        </w:rPr>
-        <w:t xml:space="preserve"> → </w:t>
-      </w:r>
-      <w:r>
-        <w:rPr>
-          <w:rFonts w:hint="eastAsia" w:ascii="Times New Roman" w:hAnsi="Times New Roman" w:eastAsia="FangSong" w:cs="Times New Roman"/>
-        </w:rPr>
-        <w:t xml:space="preserve">判断类型</w:t>
+        </w:rPr>
+        <w:t xml:space="preserve">IR </w:t>
+      </w:r>
+      <w:r>
+        <w:rPr>
+          <w:rFonts w:hint="eastAsia" w:ascii="Times New Roman" w:hAnsi="Times New Roman" w:eastAsia="FangSong" w:cs="Times New Roman"/>
+        </w:rPr>
+        <w:t xml:space="preserve">排除不可能的官能团</w:t>
       </w:r>
     </w:p>
     <w:p>
@@ -15339,55 +16564,19 @@
           <w:rFonts w:ascii="Times New Roman" w:hAnsi="Times New Roman" w:eastAsia="Times New Roman" w:cs="Times New Roman"/>
           <w:vertAlign w:val="superscript"/>
         </w:rPr>
-        <w:t>1</w:t>
-      </w:r>
-      <w:r>
-        <w:rPr>
-          <w:rFonts w:ascii="Times New Roman" w:hAnsi="Times New Roman" w:eastAsia="Times New Roman" w:cs="Times New Roman"/>
-        </w:rPr>
-        <w:t xml:space="preserve">H NMR → </w:t>
-      </w:r>
-      <w:r>
-        <w:rPr>
-          <w:rFonts w:hint="eastAsia" w:ascii="Times New Roman" w:hAnsi="Times New Roman" w:eastAsia="FangSong" w:cs="Times New Roman"/>
-        </w:rPr>
-        <w:t xml:space="preserve">积分定</w:t>
-      </w:r>
-      <w:r>
-        <w:rPr>
-          <w:rFonts w:ascii="Times New Roman" w:hAnsi="Times New Roman" w:eastAsia="Times New Roman" w:cs="Times New Roman"/>
-        </w:rPr>
-        <w:t xml:space="preserve"> H </w:t>
-      </w:r>
-      <w:r>
-        <w:rPr>
-          <w:rFonts w:hint="eastAsia" w:ascii="Times New Roman" w:hAnsi="Times New Roman" w:eastAsia="FangSong" w:cs="Times New Roman"/>
-        </w:rPr>
-        <w:t xml:space="preserve">比例</w:t>
-      </w:r>
-      <w:r>
-        <w:rPr>
-          <w:rFonts w:ascii="Times New Roman" w:hAnsi="Times New Roman" w:eastAsia="Times New Roman" w:cs="Times New Roman"/>
-        </w:rPr>
-        <w:t xml:space="preserve"> → δ </w:t>
-      </w:r>
-      <w:r>
-        <w:rPr>
-          <w:rFonts w:hint="eastAsia" w:ascii="Times New Roman" w:hAnsi="Times New Roman" w:eastAsia="FangSong" w:cs="Times New Roman"/>
-        </w:rPr>
-        <w:t xml:space="preserve">定环境</w:t>
-      </w:r>
-      <w:r>
-        <w:rPr>
-          <w:rFonts w:ascii="Times New Roman" w:hAnsi="Times New Roman" w:eastAsia="Times New Roman" w:cs="Times New Roman"/>
-        </w:rPr>
-        <w:t xml:space="preserve"> → </w:t>
-      </w:r>
-      <w:r>
-        <w:rPr>
-          <w:rFonts w:hint="eastAsia" w:ascii="Times New Roman" w:hAnsi="Times New Roman" w:eastAsia="FangSong" w:cs="Times New Roman"/>
-        </w:rPr>
-        <w:t xml:space="preserve">裂分定连接</w:t>
+        <w:t>13</w:t>
+      </w:r>
+      <w:r>
+        <w:rPr>
+          <w:rFonts w:ascii="Times New Roman" w:hAnsi="Times New Roman" w:eastAsia="Times New Roman" w:cs="Times New Roman"/>
+        </w:rPr>
+        <w:t xml:space="preserve">C NMR </w:t>
+      </w:r>
+      <w:r>
+        <w:rPr>
+          <w:rFonts w:hint="eastAsia" w:ascii="Times New Roman" w:hAnsi="Times New Roman" w:eastAsia="FangSong" w:cs="Times New Roman"/>
+        </w:rPr>
+        <w:t xml:space="preserve">排除不匹配的骨架</w:t>
       </w:r>
     </w:p>
     <w:p>
@@ -15400,399 +16589,13 @@
       </w:pPr>
       <w:r>
         <w:rPr>
-          <w:rFonts w:hint="eastAsia" w:ascii="Times New Roman" w:hAnsi="Times New Roman" w:eastAsia="FangSong" w:cs="Times New Roman"/>
-        </w:rPr>
-        <w:t xml:space="preserve">拼合碎片</w:t>
-      </w:r>
-      <w:r>
-        <w:rPr>
-          <w:rFonts w:ascii="Times New Roman" w:hAnsi="Times New Roman" w:eastAsia="Times New Roman" w:cs="Times New Roman"/>
-        </w:rPr>
-        <w:t xml:space="preserve"> → </w:t>
-      </w:r>
-      <w:r>
-        <w:rPr>
-          <w:rFonts w:hint="eastAsia" w:ascii="Times New Roman" w:hAnsi="Times New Roman" w:eastAsia="FangSong" w:cs="Times New Roman"/>
-        </w:rPr>
-        <w:t xml:space="preserve">写出候选结构</w:t>
-      </w:r>
-      <w:r>
-        <w:rPr>
-          <w:rFonts w:ascii="Times New Roman" w:hAnsi="Times New Roman" w:eastAsia="Times New Roman" w:cs="Times New Roman"/>
-        </w:rPr>
-        <w:t xml:space="preserve"> → </w:t>
-      </w:r>
-      <w:r>
-        <w:rPr>
-          <w:rFonts w:hint="eastAsia" w:ascii="Times New Roman" w:hAnsi="Times New Roman" w:eastAsia="FangSong" w:cs="Times New Roman"/>
-        </w:rPr>
-        <w:t xml:space="preserve">回代所有谱图验证</w:t>
-      </w:r>
-    </w:p>
-    <w:bookmarkEnd w:id="49"/>
-    <w:bookmarkStart w:id="50" w:name="实战案例"/>
-    <w:p>
-      <w:pPr>
-        <w:pStyle w:val="Heading3"/>
-        <w:spacing w:before="280" w:after="120"/>
-      </w:pPr>
-      <w:r>
-        <w:rPr>
-          <w:rFonts w:ascii="Times New Roman" w:hAnsi="Times New Roman" w:eastAsia="Times New Roman" w:cs="Times New Roman"/>
-        </w:rPr>
-        <w:t xml:space="preserve">7.2 </w:t>
-      </w:r>
-      <w:r>
-        <w:rPr>
-          <w:rFonts w:hint="eastAsia" w:ascii="Times New Roman" w:hAnsi="Times New Roman" w:eastAsia="SimHei" w:cs="Times New Roman"/>
-        </w:rPr>
-        <w:t xml:space="preserve">实战案例</w:t>
-      </w:r>
-    </w:p>
-    <w:p>
-      <w:pPr>
-        <w:pStyle w:val="FirstParagraph"/>
-      </w:pPr>
-      <w:r>
-        <w:rPr>
-          <w:rFonts w:hint="eastAsia" w:ascii="Times New Roman" w:hAnsi="Times New Roman" w:eastAsia="FangSong" w:cs="Times New Roman"/>
-          <w:b/>
-          <w:bCs/>
-        </w:rPr>
-        <w:t xml:space="preserve">案例</w:t>
-      </w:r>
-      <w:r>
-        <w:rPr>
-          <w:rFonts w:hint="eastAsia" w:ascii="Times New Roman" w:hAnsi="Times New Roman" w:eastAsia="Times New Roman" w:cs="Times New Roman"/>
-        </w:rPr>
-        <w:t>：</w:t>
-      </w:r>
-      <w:r>
-        <w:rPr>
-          <w:rFonts w:hint="eastAsia" w:ascii="Times New Roman" w:hAnsi="Times New Roman" w:eastAsia="FangSong" w:cs="Times New Roman"/>
-        </w:rPr>
-        <w:t>化合物</w:t>
-      </w:r>
-      <w:r>
-        <w:rPr>
-          <w:rFonts w:ascii="Times New Roman" w:hAnsi="Times New Roman" w:eastAsia="Times New Roman" w:cs="Times New Roman"/>
-        </w:rPr>
-        <w:t xml:space="preserve"> </w:t>
-      </w:r>
-      <w:r>
-        <w:rPr>
-          <w:rFonts w:hint="eastAsia" w:ascii="Times New Roman" w:hAnsi="Times New Roman" w:eastAsia="Times New Roman" w:cs="Times New Roman"/>
-        </w:rPr>
-        <w:t>A（C</w:t>
-      </w:r>
-      <w:r>
-        <w:rPr>
-          <w:rFonts w:hint="eastAsia" w:ascii="Times New Roman" w:hAnsi="Times New Roman" w:eastAsia="Times New Roman" w:cs="Times New Roman"/>
-          <w:vertAlign w:val="subscript"/>
-        </w:rPr>
-        <w:t>4</w:t>
-      </w:r>
-      <w:r>
-        <w:rPr>
-          <w:rFonts w:hint="eastAsia" w:ascii="Times New Roman" w:hAnsi="Times New Roman" w:eastAsia="Times New Roman" w:cs="Times New Roman"/>
-        </w:rPr>
-        <w:t>H</w:t>
-      </w:r>
-      <w:r>
-        <w:rPr>
-          <w:rFonts w:hint="eastAsia" w:ascii="Times New Roman" w:hAnsi="Times New Roman" w:eastAsia="Times New Roman" w:cs="Times New Roman"/>
-          <w:vertAlign w:val="subscript"/>
-        </w:rPr>
-        <w:t>8</w:t>
-      </w:r>
-      <w:r>
-        <w:rPr>
-          <w:rFonts w:hint="eastAsia" w:ascii="Times New Roman" w:hAnsi="Times New Roman" w:eastAsia="Times New Roman" w:cs="Times New Roman"/>
-        </w:rPr>
-        <w:t>O</w:t>
-      </w:r>
-      <w:r>
-        <w:rPr>
-          <w:rFonts w:hint="eastAsia" w:ascii="Times New Roman" w:hAnsi="Times New Roman" w:eastAsia="Times New Roman" w:cs="Times New Roman"/>
-          <w:vertAlign w:val="subscript"/>
-        </w:rPr>
-        <w:t>2</w:t>
-      </w:r>
-      <w:r>
-        <w:rPr>
-          <w:rFonts w:hint="eastAsia" w:ascii="Times New Roman" w:hAnsi="Times New Roman" w:eastAsia="Times New Roman" w:cs="Times New Roman"/>
-        </w:rPr>
-        <w:t>），IR</w:t>
-      </w:r>
-      <w:r>
-        <w:rPr>
-          <w:rFonts w:ascii="Times New Roman" w:hAnsi="Times New Roman" w:eastAsia="Times New Roman" w:cs="Times New Roman"/>
-        </w:rPr>
-        <w:t xml:space="preserve"> 1740 cm</w:t>
-      </w:r>
-      <w:r>
-        <w:rPr>
           <w:rFonts w:ascii="Times New Roman" w:hAnsi="Times New Roman" w:eastAsia="Times New Roman" w:cs="Times New Roman"/>
           <w:vertAlign w:val="superscript"/>
         </w:rPr>
-        <w:t>-1</w:t>
-      </w:r>
-      <w:r>
-        <w:rPr>
-          <w:rFonts w:ascii="Times New Roman" w:hAnsi="Times New Roman" w:eastAsia="Times New Roman" w:cs="Times New Roman"/>
-        </w:rPr>
-        <w:t xml:space="preserve"> </w:t>
-      </w:r>
-      <w:r>
-        <w:rPr>
-          <w:rFonts w:hint="eastAsia" w:ascii="Times New Roman" w:hAnsi="Times New Roman" w:eastAsia="FangSong" w:cs="Times New Roman"/>
-        </w:rPr>
-        <w:t>强吸收</w:t>
-      </w:r>
-      <w:r>
-        <w:rPr>
-          <w:rFonts w:hint="eastAsia" w:ascii="Times New Roman" w:hAnsi="Times New Roman" w:eastAsia="Times New Roman" w:cs="Times New Roman"/>
-        </w:rPr>
-        <w:t>，</w:t>
-      </w:r>
-      <w:r>
-        <w:rPr>
-          <w:rFonts w:hint="eastAsia" w:ascii="Times New Roman" w:hAnsi="Times New Roman" w:eastAsia="Times New Roman" w:cs="Times New Roman"/>
-          <w:vertAlign w:val="superscript"/>
-        </w:rPr>
         <w:t>1</w:t>
       </w:r>
       <w:r>
         <w:rPr>
-          <w:rFonts w:hint="eastAsia" w:ascii="Times New Roman" w:hAnsi="Times New Roman" w:eastAsia="Times New Roman" w:cs="Times New Roman"/>
-        </w:rPr>
-        <w:t>H</w:t>
-      </w:r>
-      <w:r>
-        <w:rPr>
-          <w:rFonts w:ascii="Times New Roman" w:hAnsi="Times New Roman" w:eastAsia="Times New Roman" w:cs="Times New Roman"/>
-        </w:rPr>
-        <w:t xml:space="preserve"> NMR </w:t>
-      </w:r>
-      <w:r>
-        <w:rPr>
-          <w:rFonts w:hint="eastAsia" w:ascii="Times New Roman" w:hAnsi="Times New Roman" w:eastAsia="FangSong" w:cs="Times New Roman"/>
-        </w:rPr>
-        <w:t>如下</w:t>
-      </w:r>
-      <w:r>
-        <w:rPr>
-          <w:rFonts w:hint="eastAsia" w:ascii="Times New Roman" w:hAnsi="Times New Roman" w:eastAsia="Times New Roman" w:cs="Times New Roman"/>
-        </w:rPr>
-        <w:t>：</w:t>
-      </w:r>
-      <w:r>
-        <w:rPr>
-          <w:rFonts w:ascii="Times New Roman" w:hAnsi="Times New Roman" w:eastAsia="Times New Roman" w:cs="Times New Roman"/>
-        </w:rPr>
-        <w:t xml:space="preserve"> </w:t>
-      </w:r>
-      <w:r>
-        <w:rPr>
-          <w:rFonts w:ascii="Times New Roman" w:hAnsi="Times New Roman" w:eastAsia="Times New Roman" w:cs="Times New Roman"/>
-        </w:rPr>
-        <w:t xml:space="preserve">- δ 1.15 (t, 3H, J = 7 Hz)</w:t>
-      </w:r>
-      <w:r>
-        <w:rPr>
-          <w:rFonts w:ascii="Times New Roman" w:hAnsi="Times New Roman" w:eastAsia="Times New Roman" w:cs="Times New Roman"/>
-        </w:rPr>
-        <w:t xml:space="preserve"> </w:t>
-      </w:r>
-      <w:r>
-        <w:rPr>
-          <w:rFonts w:ascii="Times New Roman" w:hAnsi="Times New Roman" w:eastAsia="Times New Roman" w:cs="Times New Roman"/>
-        </w:rPr>
-        <w:t xml:space="preserve">- δ 1.30 (t, 3H, J = 7 Hz)</w:t>
-      </w:r>
-      <w:r>
-        <w:rPr>
-          <w:rFonts w:ascii="Times New Roman" w:hAnsi="Times New Roman" w:eastAsia="Times New Roman" w:cs="Times New Roman"/>
-        </w:rPr>
-        <w:t xml:space="preserve"> </w:t>
-      </w:r>
-      <w:r>
-        <w:rPr>
-          <w:rFonts w:ascii="Times New Roman" w:hAnsi="Times New Roman" w:eastAsia="Times New Roman" w:cs="Times New Roman"/>
-        </w:rPr>
-        <w:t xml:space="preserve">- δ 2.30 (q, 2H, J = 7 Hz)</w:t>
-      </w:r>
-      <w:r>
-        <w:rPr>
-          <w:rFonts w:ascii="Times New Roman" w:hAnsi="Times New Roman" w:eastAsia="Times New Roman" w:cs="Times New Roman"/>
-        </w:rPr>
-        <w:t xml:space="preserve"> </w:t>
-      </w:r>
-      <w:r>
-        <w:rPr>
-          <w:rFonts w:ascii="Times New Roman" w:hAnsi="Times New Roman" w:eastAsia="Times New Roman" w:cs="Times New Roman"/>
-        </w:rPr>
-        <w:t xml:space="preserve">- δ 4.15 (q, 2H, J = 7 Hz)</w:t>
-      </w:r>
-    </w:p>
-    <w:p>
-      <w:pPr>
-        <w:pStyle w:val="BodyText"/>
-      </w:pPr>
-      <w:r>
-        <w:rPr>
-          <w:rFonts w:hint="eastAsia" w:ascii="Times New Roman" w:hAnsi="Times New Roman" w:eastAsia="FangSong" w:cs="Times New Roman"/>
-          <w:b/>
-          <w:bCs/>
-        </w:rPr>
-        <w:t xml:space="preserve">解析</w:t>
-      </w:r>
-      <w:r>
-        <w:rPr>
-          <w:rFonts w:hint="eastAsia" w:ascii="Times New Roman" w:hAnsi="Times New Roman" w:eastAsia="Times New Roman" w:cs="Times New Roman"/>
-        </w:rPr>
-        <w:t xml:space="preserve">：</w:t>
-      </w:r>
-      <w:r>
-        <w:rPr>
-          <w:rFonts w:ascii="Times New Roman" w:hAnsi="Times New Roman" w:eastAsia="Times New Roman" w:cs="Times New Roman"/>
-        </w:rPr>
-        <w:t xml:space="preserve"> </w:t>
-      </w:r>
-      <w:r>
-        <w:rPr>
-          <w:rFonts w:ascii="Times New Roman" w:hAnsi="Times New Roman" w:eastAsia="Times New Roman" w:cs="Times New Roman"/>
-        </w:rPr>
-        <w:t xml:space="preserve">1. Ω = 4 + 1 − (8 − 0)/2 = 1 → </w:t>
-      </w:r>
-      <w:r>
-        <w:rPr>
-          <w:rFonts w:hint="eastAsia" w:ascii="Times New Roman" w:hAnsi="Times New Roman" w:eastAsia="FangSong" w:cs="Times New Roman"/>
-        </w:rPr>
-        <w:t xml:space="preserve">一个双键或一个环</w:t>
-      </w:r>
-      <w:r>
-        <w:rPr>
-          <w:rFonts w:ascii="Times New Roman" w:hAnsi="Times New Roman" w:eastAsia="Times New Roman" w:cs="Times New Roman"/>
-        </w:rPr>
-        <w:t xml:space="preserve"> </w:t>
-      </w:r>
-      <w:r>
-        <w:rPr>
-          <w:rFonts w:ascii="Times New Roman" w:hAnsi="Times New Roman" w:eastAsia="Times New Roman" w:cs="Times New Roman"/>
-        </w:rPr>
-        <w:t xml:space="preserve">2. IR</w:t>
-      </w:r>
-      <w:r>
-        <w:rPr>
-          <w:rFonts w:ascii="Times New Roman" w:hAnsi="Times New Roman" w:eastAsia="Times New Roman" w:cs="Times New Roman"/>
-        </w:rPr>
-        <w:t xml:space="preserve"> </w:t>
-      </w:r>
-      <w:r>
-        <w:rPr>
-          <w:rFonts w:ascii="Times New Roman" w:hAnsi="Times New Roman" w:eastAsia="Times New Roman" w:cs="Times New Roman"/>
-          <w:b/>
-          <w:bCs/>
-        </w:rPr>
-        <w:t>1740 cm</w:t>
-      </w:r>
-      <w:r>
-        <w:rPr>
-          <w:rFonts w:ascii="Times New Roman" w:hAnsi="Times New Roman" w:eastAsia="Times New Roman" w:cs="Times New Roman"/>
-          <w:b/>
-          <w:bCs/>
-          <w:vertAlign w:val="superscript"/>
-        </w:rPr>
-        <w:t>-1</w:t>
-      </w:r>
-      <w:r>
-        <w:rPr>
-          <w:rFonts w:ascii="Times New Roman" w:hAnsi="Times New Roman" w:eastAsia="Times New Roman" w:cs="Times New Roman"/>
-        </w:rPr>
-        <w:t xml:space="preserve"> </w:t>
-      </w:r>
-      <w:r>
-        <w:rPr>
-          <w:rFonts w:ascii="Times New Roman" w:hAnsi="Times New Roman" w:eastAsia="Times New Roman" w:cs="Times New Roman"/>
-        </w:rPr>
-        <w:t xml:space="preserve">→ </w:t>
-      </w:r>
-      <w:r>
-        <w:rPr>
-          <w:rFonts w:hint="eastAsia" w:ascii="Times New Roman" w:hAnsi="Times New Roman" w:eastAsia="FangSong" w:cs="Times New Roman"/>
-        </w:rPr>
-        <w:t xml:space="preserve">酯</w:t>
-      </w:r>
-      <w:r>
-        <w:rPr>
-          <w:rFonts w:ascii="Times New Roman" w:hAnsi="Times New Roman" w:eastAsia="Times New Roman" w:cs="Times New Roman"/>
-        </w:rPr>
-        <w:t xml:space="preserve"> </w:t>
-      </w:r>
-      <w:r>
-        <w:rPr>
-          <w:rFonts w:hint="eastAsia" w:ascii="Times New Roman" w:hAnsi="Times New Roman" w:eastAsia="Times New Roman" w:cs="Times New Roman"/>
-        </w:rPr>
-        <w:t>C=O（</w:t>
-      </w:r>
-      <w:r>
-        <w:rPr>
-          <w:rFonts w:hint="eastAsia" w:ascii="Times New Roman" w:hAnsi="Times New Roman" w:eastAsia="FangSong" w:cs="Times New Roman"/>
-        </w:rPr>
-        <w:t>不是羧酸</w:t>
-      </w:r>
-      <w:r>
-        <w:rPr>
-          <w:rFonts w:hint="eastAsia" w:ascii="Times New Roman" w:hAnsi="Times New Roman" w:eastAsia="Times New Roman" w:cs="Times New Roman"/>
-        </w:rPr>
-        <w:t>，</w:t>
-      </w:r>
-      <w:r>
-        <w:rPr>
-          <w:rFonts w:hint="eastAsia" w:ascii="Times New Roman" w:hAnsi="Times New Roman" w:eastAsia="FangSong" w:cs="Times New Roman"/>
-        </w:rPr>
-        <w:t>因为无</w:t>
-      </w:r>
-      <w:r>
-        <w:rPr>
-          <w:rFonts w:ascii="Times New Roman" w:hAnsi="Times New Roman" w:eastAsia="Times New Roman" w:cs="Times New Roman"/>
-        </w:rPr>
-        <w:t xml:space="preserve"> OH </w:t>
-      </w:r>
-      <w:r>
-        <w:rPr>
-          <w:rFonts w:hint="eastAsia" w:ascii="Times New Roman" w:hAnsi="Times New Roman" w:eastAsia="FangSong" w:cs="Times New Roman"/>
-        </w:rPr>
-        <w:t>宽峰</w:t>
-      </w:r>
-      <w:r>
-        <w:rPr>
-          <w:rFonts w:hint="eastAsia" w:ascii="Times New Roman" w:hAnsi="Times New Roman" w:eastAsia="Times New Roman" w:cs="Times New Roman"/>
-        </w:rPr>
-        <w:t>）</w:t>
-      </w:r>
-      <w:r>
-        <w:rPr>
-          <w:rFonts w:ascii="Times New Roman" w:hAnsi="Times New Roman" w:eastAsia="Times New Roman" w:cs="Times New Roman"/>
-        </w:rPr>
-        <w:t xml:space="preserve"> </w:t>
-      </w:r>
-      <w:r>
-        <w:rPr>
-          <w:rFonts w:ascii="Times New Roman" w:hAnsi="Times New Roman" w:eastAsia="Times New Roman" w:cs="Times New Roman"/>
-        </w:rPr>
-        <w:t xml:space="preserve">3. </w:t>
-      </w:r>
-      <w:r>
-        <w:rPr>
-          <w:rFonts w:ascii="Times New Roman" w:hAnsi="Times New Roman" w:eastAsia="Times New Roman" w:cs="Times New Roman"/>
-          <w:vertAlign w:val="superscript"/>
-        </w:rPr>
-        <w:t>1</w:t>
-      </w:r>
-      <w:r>
-        <w:rPr>
           <w:rFonts w:ascii="Times New Roman" w:hAnsi="Times New Roman" w:eastAsia="Times New Roman" w:cs="Times New Roman"/>
         </w:rPr>
         <w:t xml:space="preserve">H NMR </w:t>
@@ -15801,429 +16604,19 @@
         <w:rPr>
           <w:rFonts w:hint="eastAsia" w:ascii="Times New Roman" w:hAnsi="Times New Roman" w:eastAsia="FangSong" w:cs="Times New Roman"/>
         </w:rPr>
-        <w:t xml:space="preserve">有两组</w:t>
-      </w:r>
-      <w:r>
-        <w:rPr>
-          <w:rFonts w:ascii="Times New Roman" w:hAnsi="Times New Roman" w:eastAsia="Times New Roman" w:cs="Times New Roman"/>
-        </w:rPr>
-        <w:t xml:space="preserve"> </w:t>
-      </w:r>
-      <w:r>
-        <w:rPr>
-          <w:rFonts w:hint="eastAsia" w:ascii="Times New Roman" w:hAnsi="Times New Roman" w:eastAsia="Times New Roman" w:cs="Times New Roman"/>
-        </w:rPr>
-        <w:t>CH</w:t>
-      </w:r>
-      <w:r>
-        <w:rPr>
-          <w:rFonts w:hint="eastAsia" w:ascii="Times New Roman" w:hAnsi="Times New Roman" w:eastAsia="Times New Roman" w:cs="Times New Roman"/>
-          <w:vertAlign w:val="subscript"/>
-        </w:rPr>
-        <w:t>3</w:t>
-      </w:r>
-      <w:r>
-        <w:rPr>
-          <w:rFonts w:hint="eastAsia" w:ascii="Times New Roman" w:hAnsi="Times New Roman" w:eastAsia="Times New Roman" w:cs="Times New Roman"/>
-        </w:rPr>
-        <w:t>（t），</w:t>
-      </w:r>
-      <w:r>
-        <w:rPr>
-          <w:rFonts w:hint="eastAsia" w:ascii="Times New Roman" w:hAnsi="Times New Roman" w:eastAsia="FangSong" w:cs="Times New Roman"/>
-        </w:rPr>
-        <w:t>两组</w:t>
-      </w:r>
-      <w:r>
-        <w:rPr>
-          <w:rFonts w:ascii="Times New Roman" w:hAnsi="Times New Roman" w:eastAsia="Times New Roman" w:cs="Times New Roman"/>
-        </w:rPr>
-        <w:t xml:space="preserve"> </w:t>
-      </w:r>
-      <w:r>
-        <w:rPr>
-          <w:rFonts w:hint="eastAsia" w:ascii="Times New Roman" w:hAnsi="Times New Roman" w:eastAsia="Times New Roman" w:cs="Times New Roman"/>
-        </w:rPr>
-        <w:t>CH</w:t>
-      </w:r>
-      <w:r>
-        <w:rPr>
-          <w:rFonts w:hint="eastAsia" w:ascii="Times New Roman" w:hAnsi="Times New Roman" w:eastAsia="Times New Roman" w:cs="Times New Roman"/>
-          <w:vertAlign w:val="subscript"/>
-        </w:rPr>
-        <w:t>2</w:t>
-      </w:r>
-      <w:r>
-        <w:rPr>
-          <w:rFonts w:hint="eastAsia" w:ascii="Times New Roman" w:hAnsi="Times New Roman" w:eastAsia="Times New Roman" w:cs="Times New Roman"/>
-        </w:rPr>
-        <w:t>（q），</w:t>
-      </w:r>
-      <w:r>
-        <w:rPr>
-          <w:rFonts w:hint="eastAsia" w:ascii="Times New Roman" w:hAnsi="Times New Roman" w:eastAsia="FangSong" w:cs="Times New Roman"/>
-        </w:rPr>
-        <w:t>各自的四重峰表明彼此相邻</w:t>
-      </w:r>
-      <w:r>
-        <w:rPr>
-          <w:rFonts w:ascii="Times New Roman" w:hAnsi="Times New Roman" w:eastAsia="Times New Roman" w:cs="Times New Roman"/>
-        </w:rPr>
-        <w:t xml:space="preserve"> </w:t>
-      </w:r>
-      <w:r>
-        <w:rPr>
-          <w:rFonts w:ascii="Times New Roman" w:hAnsi="Times New Roman" w:eastAsia="Times New Roman" w:cs="Times New Roman"/>
-        </w:rPr>
-        <w:t>4. δ 4.15 → CH</w:t>
-      </w:r>
-      <w:r>
-        <w:rPr>
-          <w:rFonts w:ascii="Times New Roman" w:hAnsi="Times New Roman" w:eastAsia="Times New Roman" w:cs="Times New Roman"/>
-          <w:vertAlign w:val="subscript"/>
-        </w:rPr>
-        <w:t>2</w:t>
-      </w:r>
-      <w:r>
-        <w:rPr>
-          <w:rFonts w:ascii="Times New Roman" w:hAnsi="Times New Roman" w:eastAsia="Times New Roman" w:cs="Times New Roman"/>
-        </w:rPr>
-        <w:t xml:space="preserve"> </w:t>
-      </w:r>
-      <w:r>
-        <w:rPr>
-          <w:rFonts w:hint="eastAsia" w:ascii="Times New Roman" w:hAnsi="Times New Roman" w:eastAsia="FangSong" w:cs="Times New Roman"/>
-        </w:rPr>
-        <w:t xml:space="preserve">连</w:t>
-      </w:r>
-      <w:r>
-        <w:rPr>
-          <w:rFonts w:ascii="Times New Roman" w:hAnsi="Times New Roman" w:eastAsia="Times New Roman" w:cs="Times New Roman"/>
-        </w:rPr>
-        <w:t xml:space="preserve"> </w:t>
-      </w:r>
-      <w:r>
-        <w:rPr>
-          <w:rFonts w:hint="eastAsia" w:ascii="Times New Roman" w:hAnsi="Times New Roman" w:eastAsia="Times New Roman" w:cs="Times New Roman"/>
-        </w:rPr>
-        <w:t>O（</w:t>
-      </w:r>
-      <w:r>
-        <w:rPr>
-          <w:rFonts w:hint="eastAsia" w:ascii="Times New Roman" w:hAnsi="Times New Roman" w:eastAsia="FangSong" w:cs="Times New Roman"/>
-        </w:rPr>
-        <w:t>酯的</w:t>
-      </w:r>
-      <w:r>
-        <w:rPr>
-          <w:rFonts w:ascii="Times New Roman" w:hAnsi="Times New Roman" w:eastAsia="Times New Roman" w:cs="Times New Roman"/>
-        </w:rPr>
-        <w:t xml:space="preserve"> </w:t>
-      </w:r>
-      <w:r>
-        <w:rPr>
-          <w:rFonts w:hint="eastAsia" w:ascii="Times New Roman" w:hAnsi="Times New Roman" w:eastAsia="Times New Roman" w:cs="Times New Roman"/>
-        </w:rPr>
-        <w:t>–OCH</w:t>
-      </w:r>
-      <w:r>
-        <w:rPr>
-          <w:rFonts w:hint="eastAsia" w:ascii="Times New Roman" w:hAnsi="Times New Roman" w:eastAsia="Times New Roman" w:cs="Times New Roman"/>
-          <w:vertAlign w:val="subscript"/>
-        </w:rPr>
-        <w:t>2</w:t>
-      </w:r>
-      <w:r>
-        <w:rPr>
-          <w:rFonts w:hint="eastAsia" w:ascii="Times New Roman" w:hAnsi="Times New Roman" w:eastAsia="Times New Roman" w:cs="Times New Roman"/>
-        </w:rPr>
-        <w:t>–）；δ</w:t>
-      </w:r>
-      <w:r>
-        <w:rPr>
-          <w:rFonts w:ascii="Times New Roman" w:hAnsi="Times New Roman" w:eastAsia="Times New Roman" w:cs="Times New Roman"/>
-        </w:rPr>
-        <w:t xml:space="preserve"> 2.30 → CH</w:t>
-      </w:r>
-      <w:r>
-        <w:rPr>
-          <w:rFonts w:ascii="Times New Roman" w:hAnsi="Times New Roman" w:eastAsia="Times New Roman" w:cs="Times New Roman"/>
-          <w:vertAlign w:val="subscript"/>
-        </w:rPr>
-        <w:t>2</w:t>
-      </w:r>
-      <w:r>
-        <w:rPr>
-          <w:rFonts w:ascii="Times New Roman" w:hAnsi="Times New Roman" w:eastAsia="Times New Roman" w:cs="Times New Roman"/>
-        </w:rPr>
-        <w:t xml:space="preserve"> </w:t>
-      </w:r>
-      <w:r>
-        <w:rPr>
-          <w:rFonts w:hint="eastAsia" w:ascii="Times New Roman" w:hAnsi="Times New Roman" w:eastAsia="FangSong" w:cs="Times New Roman"/>
-        </w:rPr>
-        <w:t xml:space="preserve">邻</w:t>
-      </w:r>
-      <w:r>
-        <w:rPr>
-          <w:rFonts w:ascii="Times New Roman" w:hAnsi="Times New Roman" w:eastAsia="Times New Roman" w:cs="Times New Roman"/>
-        </w:rPr>
-        <w:t xml:space="preserve"> </w:t>
-      </w:r>
-      <w:r>
-        <w:rPr>
-          <w:rFonts w:hint="eastAsia" w:ascii="Times New Roman" w:hAnsi="Times New Roman" w:eastAsia="Times New Roman" w:cs="Times New Roman"/>
-        </w:rPr>
-        <w:t>C=O（–CH</w:t>
-      </w:r>
-      <w:r>
-        <w:rPr>
-          <w:rFonts w:hint="eastAsia" w:ascii="Times New Roman" w:hAnsi="Times New Roman" w:eastAsia="Times New Roman" w:cs="Times New Roman"/>
-          <w:vertAlign w:val="subscript"/>
-        </w:rPr>
-        <w:t>2</w:t>
-      </w:r>
-      <w:r>
-        <w:rPr>
-          <w:rFonts w:hint="eastAsia" w:ascii="Times New Roman" w:hAnsi="Times New Roman" w:eastAsia="Times New Roman" w:cs="Times New Roman"/>
-        </w:rPr>
-        <w:t>CO–）</w:t>
-      </w:r>
-      <w:r>
-        <w:rPr>
-          <w:rFonts w:ascii="Times New Roman" w:hAnsi="Times New Roman" w:eastAsia="Times New Roman" w:cs="Times New Roman"/>
-        </w:rPr>
-        <w:t xml:space="preserve"> </w:t>
-      </w:r>
-      <w:r>
-        <w:rPr>
-          <w:rFonts w:ascii="Times New Roman" w:hAnsi="Times New Roman" w:eastAsia="Times New Roman" w:cs="Times New Roman"/>
-        </w:rPr>
-        <w:t xml:space="preserve">5.</w:t>
-      </w:r>
-      <w:r>
-        <w:rPr>
-          <w:rFonts w:ascii="Times New Roman" w:hAnsi="Times New Roman" w:eastAsia="Times New Roman" w:cs="Times New Roman"/>
-        </w:rPr>
-        <w:t xml:space="preserve"> </w:t>
-      </w:r>
-      <w:r>
-        <w:rPr>
-          <w:rFonts w:hint="eastAsia" w:ascii="Times New Roman" w:hAnsi="Times New Roman" w:eastAsia="FangSong" w:cs="Times New Roman"/>
-          <w:b/>
-          <w:bCs/>
-        </w:rPr>
-        <w:t xml:space="preserve">拼合</w:t>
-      </w:r>
-      <w:r>
-        <w:rPr>
-          <w:rFonts w:hint="eastAsia" w:ascii="Times New Roman" w:hAnsi="Times New Roman" w:eastAsia="Times New Roman" w:cs="Times New Roman"/>
-        </w:rPr>
-        <w:t>：–CH</w:t>
-      </w:r>
-      <w:r>
-        <w:rPr>
-          <w:rFonts w:hint="eastAsia" w:ascii="Times New Roman" w:hAnsi="Times New Roman" w:eastAsia="Times New Roman" w:cs="Times New Roman"/>
-          <w:vertAlign w:val="subscript"/>
-        </w:rPr>
-        <w:t>2</w:t>
-      </w:r>
-      <w:r>
-        <w:rPr>
-          <w:rFonts w:hint="eastAsia" w:ascii="Times New Roman" w:hAnsi="Times New Roman" w:eastAsia="Times New Roman" w:cs="Times New Roman"/>
-        </w:rPr>
-        <w:t>CH</w:t>
-      </w:r>
-      <w:r>
-        <w:rPr>
-          <w:rFonts w:hint="eastAsia" w:ascii="Times New Roman" w:hAnsi="Times New Roman" w:eastAsia="Times New Roman" w:cs="Times New Roman"/>
-          <w:vertAlign w:val="subscript"/>
-        </w:rPr>
-        <w:t>3</w:t>
-      </w:r>
-      <w:r>
-        <w:rPr>
-          <w:rFonts w:hint="eastAsia" w:ascii="Times New Roman" w:hAnsi="Times New Roman" w:eastAsia="Times New Roman" w:cs="Times New Roman"/>
-        </w:rPr>
-        <w:t>（δ</w:t>
-      </w:r>
-      <w:r>
-        <w:rPr>
-          <w:rFonts w:ascii="Times New Roman" w:hAnsi="Times New Roman" w:eastAsia="Times New Roman" w:cs="Times New Roman"/>
-        </w:rPr>
-        <w:t xml:space="preserve"> </w:t>
-      </w:r>
-      <w:r>
-        <w:rPr>
-          <w:rFonts w:hint="eastAsia" w:ascii="Times New Roman" w:hAnsi="Times New Roman" w:eastAsia="Times New Roman" w:cs="Times New Roman"/>
-        </w:rPr>
-        <w:t xml:space="preserve">1.15/2.30）</w:t>
-      </w:r>
-      <w:r>
-        <w:rPr>
-          <w:rFonts w:ascii="Times New Roman" w:hAnsi="Times New Roman" w:eastAsia="Times New Roman" w:cs="Times New Roman"/>
-        </w:rPr>
-        <w:t xml:space="preserve"> + </w:t>
-      </w:r>
-      <w:r>
-        <w:rPr>
-          <w:rFonts w:hint="eastAsia" w:ascii="Times New Roman" w:hAnsi="Times New Roman" w:eastAsia="Times New Roman" w:cs="Times New Roman"/>
-        </w:rPr>
-        <w:t>–OCH</w:t>
-      </w:r>
-      <w:r>
-        <w:rPr>
-          <w:rFonts w:hint="eastAsia" w:ascii="Times New Roman" w:hAnsi="Times New Roman" w:eastAsia="Times New Roman" w:cs="Times New Roman"/>
-          <w:vertAlign w:val="subscript"/>
-        </w:rPr>
-        <w:t>2</w:t>
-      </w:r>
-      <w:r>
-        <w:rPr>
-          <w:rFonts w:hint="eastAsia" w:ascii="Times New Roman" w:hAnsi="Times New Roman" w:eastAsia="Times New Roman" w:cs="Times New Roman"/>
-        </w:rPr>
-        <w:t>CH</w:t>
-      </w:r>
-      <w:r>
-        <w:rPr>
-          <w:rFonts w:hint="eastAsia" w:ascii="Times New Roman" w:hAnsi="Times New Roman" w:eastAsia="Times New Roman" w:cs="Times New Roman"/>
-          <w:vertAlign w:val="subscript"/>
-        </w:rPr>
-        <w:t>3</w:t>
-      </w:r>
-      <w:r>
-        <w:rPr>
-          <w:rFonts w:hint="eastAsia" w:ascii="Times New Roman" w:hAnsi="Times New Roman" w:eastAsia="Times New Roman" w:cs="Times New Roman"/>
-        </w:rPr>
-        <w:t>（δ</w:t>
-      </w:r>
-      <w:r>
-        <w:rPr>
-          <w:rFonts w:ascii="Times New Roman" w:hAnsi="Times New Roman" w:eastAsia="Times New Roman" w:cs="Times New Roman"/>
-        </w:rPr>
-        <w:t xml:space="preserve"> </w:t>
-      </w:r>
-      <w:r>
-        <w:rPr>
-          <w:rFonts w:hint="eastAsia" w:ascii="Times New Roman" w:hAnsi="Times New Roman" w:eastAsia="Times New Roman" w:cs="Times New Roman"/>
-        </w:rPr>
-        <w:t xml:space="preserve">1.30/4.15）</w:t>
-      </w:r>
-      <w:r>
-        <w:rPr>
-          <w:rFonts w:ascii="Times New Roman" w:hAnsi="Times New Roman" w:eastAsia="Times New Roman" w:cs="Times New Roman"/>
-        </w:rPr>
-        <w:t xml:space="preserve"> →</w:t>
-      </w:r>
-      <w:r>
-        <w:rPr>
-          <w:rFonts w:ascii="Times New Roman" w:hAnsi="Times New Roman" w:eastAsia="Times New Roman" w:cs="Times New Roman"/>
-        </w:rPr>
-        <w:t xml:space="preserve"> </w:t>
-      </w:r>
-      <w:r>
-        <w:rPr>
-          <w:rFonts w:hint="eastAsia" w:ascii="Times New Roman" w:hAnsi="Times New Roman" w:eastAsia="FangSong" w:cs="Times New Roman"/>
-          <w:b/>
-          <w:bCs/>
-        </w:rPr>
-        <w:t xml:space="preserve">丁酸乙酯</w:t>
-      </w:r>
-      <w:r>
-        <w:rPr>
-          <w:rFonts w:ascii="Times New Roman" w:hAnsi="Times New Roman" w:eastAsia="Times New Roman" w:cs="Times New Roman"/>
-        </w:rPr>
-        <w:t xml:space="preserve"> </w:t>
-      </w:r>
-      <w:r>
-        <w:rPr>
-          <w:rFonts w:ascii="Times New Roman" w:hAnsi="Times New Roman" w:eastAsia="Times New Roman" w:cs="Times New Roman"/>
-        </w:rPr>
-        <w:t>CH</w:t>
-      </w:r>
-      <w:r>
-        <w:rPr>
-          <w:rFonts w:ascii="Times New Roman" w:hAnsi="Times New Roman" w:eastAsia="Times New Roman" w:cs="Times New Roman"/>
-          <w:vertAlign w:val="subscript"/>
-        </w:rPr>
-        <w:t>3</w:t>
-      </w:r>
-      <w:r>
-        <w:rPr>
-          <w:rFonts w:ascii="Times New Roman" w:hAnsi="Times New Roman" w:eastAsia="Times New Roman" w:cs="Times New Roman"/>
-        </w:rPr>
-        <w:t>CH</w:t>
-      </w:r>
-      <w:r>
-        <w:rPr>
-          <w:rFonts w:ascii="Times New Roman" w:hAnsi="Times New Roman" w:eastAsia="Times New Roman" w:cs="Times New Roman"/>
-          <w:vertAlign w:val="subscript"/>
-        </w:rPr>
-        <w:t>2</w:t>
-      </w:r>
-      <w:r>
-        <w:rPr>
-          <w:rFonts w:ascii="Times New Roman" w:hAnsi="Times New Roman" w:eastAsia="Times New Roman" w:cs="Times New Roman"/>
-        </w:rPr>
-        <w:t>COOCH</w:t>
-      </w:r>
-      <w:r>
-        <w:rPr>
-          <w:rFonts w:ascii="Times New Roman" w:hAnsi="Times New Roman" w:eastAsia="Times New Roman" w:cs="Times New Roman"/>
-          <w:vertAlign w:val="subscript"/>
-        </w:rPr>
-        <w:t>2</w:t>
-      </w:r>
-      <w:r>
-        <w:rPr>
-          <w:rFonts w:ascii="Times New Roman" w:hAnsi="Times New Roman" w:eastAsia="Times New Roman" w:cs="Times New Roman"/>
-        </w:rPr>
-        <w:t>CH</w:t>
-      </w:r>
-      <w:r>
-        <w:rPr>
-          <w:rFonts w:ascii="Times New Roman" w:hAnsi="Times New Roman" w:eastAsia="Times New Roman" w:cs="Times New Roman"/>
-          <w:vertAlign w:val="subscript"/>
-        </w:rPr>
-        <w:t>3</w:t>
-      </w:r>
-    </w:p>
-    <w:bookmarkEnd w:id="50"/>
-    <w:bookmarkStart w:id="51" w:name="结构推断的交集法"/>
-    <w:p>
-      <w:pPr>
-        <w:pStyle w:val="Heading3"/>
-        <w:spacing w:before="280" w:after="120"/>
-      </w:pPr>
-      <w:r>
-        <w:rPr>
-          <w:rFonts w:ascii="Times New Roman" w:hAnsi="Times New Roman" w:eastAsia="Times New Roman" w:cs="Times New Roman"/>
-        </w:rPr>
-        <w:t xml:space="preserve">7.3 </w:t>
-      </w:r>
-      <w:r>
-        <w:rPr>
-          <w:rFonts w:hint="eastAsia" w:ascii="Times New Roman" w:hAnsi="Times New Roman" w:eastAsia="SimHei" w:cs="Times New Roman"/>
-        </w:rPr>
-        <w:t>结构推断的</w:t>
-      </w:r>
-      <w:r>
-        <w:rPr>
-          <w:rFonts w:hint="eastAsia" w:ascii="Times New Roman" w:hAnsi="Times New Roman" w:eastAsia="Times New Roman" w:cs="Times New Roman"/>
-        </w:rPr>
-        <w:t>”</w:t>
-      </w:r>
-      <w:r>
-        <w:rPr>
-          <w:rFonts w:hint="eastAsia" w:ascii="Times New Roman" w:hAnsi="Times New Roman" w:eastAsia="SimHei" w:cs="Times New Roman"/>
-        </w:rPr>
-        <w:t>交集法</w:t>
-      </w:r>
-      <w:r>
-        <w:rPr>
-          <w:rFonts w:hint="eastAsia" w:ascii="Times New Roman" w:hAnsi="Times New Roman" w:eastAsia="Times New Roman" w:cs="Times New Roman"/>
-        </w:rPr>
-        <w:t>”</w:t>
+        <w:t xml:space="preserve">排除不匹配的</w:t>
+      </w:r>
+      <w:r>
+        <w:rPr>
+          <w:rFonts w:ascii="Times New Roman" w:hAnsi="Times New Roman" w:eastAsia="Times New Roman" w:cs="Times New Roman"/>
+        </w:rPr>
+        <w:t xml:space="preserve"> H </w:t>
+      </w:r>
+      <w:r>
+        <w:rPr>
+          <w:rFonts w:hint="eastAsia" w:ascii="Times New Roman" w:hAnsi="Times New Roman" w:eastAsia="FangSong" w:cs="Times New Roman"/>
+        </w:rPr>
+        <w:t xml:space="preserve">分布</w:t>
       </w:r>
     </w:p>
     <w:p>
@@ -16231,111 +16624,7 @@
         <w:pStyle w:val="Compact"/>
         <w:numPr>
           <w:ilvl w:val="0"/>
-          <w:numId w:val="1011"/>
-        </w:numPr>
-      </w:pPr>
-      <w:r>
-        <w:rPr>
-          <w:rFonts w:hint="eastAsia" w:ascii="Times New Roman" w:hAnsi="Times New Roman" w:eastAsia="FangSong" w:cs="Times New Roman"/>
-        </w:rPr>
-        <w:t xml:space="preserve">列出所有可能的候选结构</w:t>
-      </w:r>
-    </w:p>
-    <w:p>
-      <w:pPr>
-        <w:pStyle w:val="Compact"/>
-        <w:numPr>
-          <w:ilvl w:val="0"/>
-          <w:numId w:val="1011"/>
-        </w:numPr>
-      </w:pPr>
-      <w:r>
-        <w:rPr>
-          <w:rFonts w:ascii="Times New Roman" w:hAnsi="Times New Roman" w:eastAsia="Times New Roman" w:cs="Times New Roman"/>
-        </w:rPr>
-        <w:t xml:space="preserve">IR </w:t>
-      </w:r>
-      <w:r>
-        <w:rPr>
-          <w:rFonts w:hint="eastAsia" w:ascii="Times New Roman" w:hAnsi="Times New Roman" w:eastAsia="FangSong" w:cs="Times New Roman"/>
-        </w:rPr>
-        <w:t xml:space="preserve">排除不可能的官能团</w:t>
-      </w:r>
-    </w:p>
-    <w:p>
-      <w:pPr>
-        <w:pStyle w:val="Compact"/>
-        <w:numPr>
-          <w:ilvl w:val="0"/>
-          <w:numId w:val="1011"/>
-        </w:numPr>
-      </w:pPr>
-      <w:r>
-        <w:rPr>
-          <w:rFonts w:ascii="Times New Roman" w:hAnsi="Times New Roman" w:eastAsia="Times New Roman" w:cs="Times New Roman"/>
-          <w:vertAlign w:val="superscript"/>
-        </w:rPr>
-        <w:t>13</w:t>
-      </w:r>
-      <w:r>
-        <w:rPr>
-          <w:rFonts w:ascii="Times New Roman" w:hAnsi="Times New Roman" w:eastAsia="Times New Roman" w:cs="Times New Roman"/>
-        </w:rPr>
-        <w:t xml:space="preserve">C NMR </w:t>
-      </w:r>
-      <w:r>
-        <w:rPr>
-          <w:rFonts w:hint="eastAsia" w:ascii="Times New Roman" w:hAnsi="Times New Roman" w:eastAsia="FangSong" w:cs="Times New Roman"/>
-        </w:rPr>
-        <w:t xml:space="preserve">排除不匹配的骨架</w:t>
-      </w:r>
-    </w:p>
-    <w:p>
-      <w:pPr>
-        <w:pStyle w:val="Compact"/>
-        <w:numPr>
-          <w:ilvl w:val="0"/>
-          <w:numId w:val="1011"/>
-        </w:numPr>
-      </w:pPr>
-      <w:r>
-        <w:rPr>
-          <w:rFonts w:ascii="Times New Roman" w:hAnsi="Times New Roman" w:eastAsia="Times New Roman" w:cs="Times New Roman"/>
-          <w:vertAlign w:val="superscript"/>
-        </w:rPr>
-        <w:t>1</w:t>
-      </w:r>
-      <w:r>
-        <w:rPr>
-          <w:rFonts w:ascii="Times New Roman" w:hAnsi="Times New Roman" w:eastAsia="Times New Roman" w:cs="Times New Roman"/>
-        </w:rPr>
-        <w:t xml:space="preserve">H NMR </w:t>
-      </w:r>
-      <w:r>
-        <w:rPr>
-          <w:rFonts w:hint="eastAsia" w:ascii="Times New Roman" w:hAnsi="Times New Roman" w:eastAsia="FangSong" w:cs="Times New Roman"/>
-        </w:rPr>
-        <w:t xml:space="preserve">排除不匹配的</w:t>
-      </w:r>
-      <w:r>
-        <w:rPr>
-          <w:rFonts w:ascii="Times New Roman" w:hAnsi="Times New Roman" w:eastAsia="Times New Roman" w:cs="Times New Roman"/>
-        </w:rPr>
-        <w:t xml:space="preserve"> H </w:t>
-      </w:r>
-      <w:r>
-        <w:rPr>
-          <w:rFonts w:hint="eastAsia" w:ascii="Times New Roman" w:hAnsi="Times New Roman" w:eastAsia="FangSong" w:cs="Times New Roman"/>
-        </w:rPr>
-        <w:t xml:space="preserve">分布</w:t>
-      </w:r>
-    </w:p>
-    <w:p>
-      <w:pPr>
-        <w:pStyle w:val="Compact"/>
-        <w:numPr>
-          <w:ilvl w:val="0"/>
-          <w:numId w:val="1011"/>
+          <w:numId w:val="1010"/>
         </w:numPr>
       </w:pPr>
       <w:r>
@@ -16874,7 +17163,7 @@
         <w:pStyle w:val="Compact"/>
         <w:numPr>
           <w:ilvl w:val="0"/>
-          <w:numId w:val="1012"/>
+          <w:numId w:val="1011"/>
         </w:numPr>
       </w:pPr>
       <w:r>
@@ -16933,7 +17222,7 @@
         <w:pStyle w:val="Compact"/>
         <w:numPr>
           <w:ilvl w:val="0"/>
-          <w:numId w:val="1012"/>
+          <w:numId w:val="1011"/>
         </w:numPr>
       </w:pPr>
       <w:r>
@@ -16999,7 +17288,7 @@
         <w:pStyle w:val="Compact"/>
         <w:numPr>
           <w:ilvl w:val="0"/>
-          <w:numId w:val="1012"/>
+          <w:numId w:val="1011"/>
         </w:numPr>
       </w:pPr>
       <w:r>
@@ -17072,7 +17361,7 @@
         <w:pStyle w:val="Compact"/>
         <w:numPr>
           <w:ilvl w:val="0"/>
-          <w:numId w:val="1012"/>
+          <w:numId w:val="1011"/>
         </w:numPr>
       </w:pPr>
       <w:r>
@@ -17115,7 +17404,7 @@
         <w:pStyle w:val="Compact"/>
         <w:numPr>
           <w:ilvl w:val="0"/>
-          <w:numId w:val="1012"/>
+          <w:numId w:val="1011"/>
         </w:numPr>
       </w:pPr>
       <w:r>
@@ -32840,6 +33129,91 @@
     <w:lvl w:ilvl="8">
       <w:numFmt w:val="bullet"/>
       <w:lvlText w:val=" "/>
+      <w:lvlJc w:val="left"/>
+      <w:pPr>
+        <w:ind w:left="6480" w:hanging="360"/>
+      </w:pPr>
+    </w:lvl>
+  </w:abstractNum>
+  <w:abstractNum w:abstractNumId="99411">
+    <w:nsid w:val="00A99411"/>
+    <w:multiLevelType w:val="multilevel"/>
+    <w:lvl w:ilvl="0">
+      <w:start w:val="1"/>
+      <w:numFmt w:val="decimal"/>
+      <w:lvlText w:val="%1."/>
+      <w:lvlJc w:val="left"/>
+      <w:pPr>
+        <w:ind w:left="720" w:hanging="360"/>
+      </w:pPr>
+    </w:lvl>
+    <w:lvl w:ilvl="1">
+      <w:start w:val="1"/>
+      <w:numFmt w:val="decimal"/>
+      <w:lvlText w:val="%2."/>
+      <w:lvlJc w:val="left"/>
+      <w:pPr>
+        <w:ind w:left="1440" w:hanging="360"/>
+      </w:pPr>
+    </w:lvl>
+    <w:lvl w:ilvl="2">
+      <w:start w:val="1"/>
+      <w:numFmt w:val="decimal"/>
+      <w:lvlText w:val="%3."/>
+      <w:lvlJc w:val="left"/>
+      <w:pPr>
+        <w:ind w:left="2160" w:hanging="360"/>
+      </w:pPr>
+    </w:lvl>
+    <w:lvl w:ilvl="3">
+      <w:start w:val="1"/>
+      <w:numFmt w:val="decimal"/>
+      <w:lvlText w:val="%4."/>
+      <w:lvlJc w:val="left"/>
+      <w:pPr>
+        <w:ind w:left="2880" w:hanging="360"/>
+      </w:pPr>
+    </w:lvl>
+    <w:lvl w:ilvl="4">
+      <w:start w:val="1"/>
+      <w:numFmt w:val="decimal"/>
+      <w:lvlText w:val="%5."/>
+      <w:lvlJc w:val="left"/>
+      <w:pPr>
+        <w:ind w:left="3600" w:hanging="360"/>
+      </w:pPr>
+    </w:lvl>
+    <w:lvl w:ilvl="5">
+      <w:start w:val="1"/>
+      <w:numFmt w:val="decimal"/>
+      <w:lvlText w:val="%6."/>
+      <w:lvlJc w:val="left"/>
+      <w:pPr>
+        <w:ind w:left="4320" w:hanging="360"/>
+      </w:pPr>
+    </w:lvl>
+    <w:lvl w:ilvl="6">
+      <w:start w:val="1"/>
+      <w:numFmt w:val="decimal"/>
+      <w:lvlText w:val="%7."/>
+      <w:lvlJc w:val="left"/>
+      <w:pPr>
+        <w:ind w:left="5040" w:hanging="360"/>
+      </w:pPr>
+    </w:lvl>
+    <w:lvl w:ilvl="7">
+      <w:start w:val="1"/>
+      <w:numFmt w:val="decimal"/>
+      <w:lvlText w:val="%8."/>
+      <w:lvlJc w:val="left"/>
+      <w:pPr>
+        <w:ind w:left="5760" w:hanging="360"/>
+      </w:pPr>
+    </w:lvl>
+    <w:lvl w:ilvl="8">
+      <w:start w:val="1"/>
+      <w:numFmt w:val="decimal"/>
+      <w:lvlText w:val="%9."/>
       <w:lvlJc w:val="left"/>
       <w:pPr>
         <w:ind w:left="6480" w:hanging="360"/>
@@ -32949,98 +33323,10 @@
       </w:rPr>
     </w:lvl>
   </w:abstractNum>
-  <w:abstractNum w:abstractNumId="99411">
-    <w:nsid w:val="00A99411"/>
-    <w:multiLevelType w:val="multilevel"/>
-    <w:lvl w:ilvl="0">
-      <w:start w:val="1"/>
-      <w:numFmt w:val="decimal"/>
-      <w:lvlText w:val="%1."/>
-      <w:lvlJc w:val="left"/>
-      <w:pPr>
-        <w:ind w:left="720" w:hanging="360"/>
-      </w:pPr>
-    </w:lvl>
-    <w:lvl w:ilvl="1">
-      <w:start w:val="1"/>
-      <w:numFmt w:val="decimal"/>
-      <w:lvlText w:val="%2."/>
-      <w:lvlJc w:val="left"/>
-      <w:pPr>
-        <w:ind w:left="1440" w:hanging="360"/>
-      </w:pPr>
-    </w:lvl>
-    <w:lvl w:ilvl="2">
-      <w:start w:val="1"/>
-      <w:numFmt w:val="decimal"/>
-      <w:lvlText w:val="%3."/>
-      <w:lvlJc w:val="left"/>
-      <w:pPr>
-        <w:ind w:left="2160" w:hanging="360"/>
-      </w:pPr>
-    </w:lvl>
-    <w:lvl w:ilvl="3">
-      <w:start w:val="1"/>
-      <w:numFmt w:val="decimal"/>
-      <w:lvlText w:val="%4."/>
-      <w:lvlJc w:val="left"/>
-      <w:pPr>
-        <w:ind w:left="2880" w:hanging="360"/>
-      </w:pPr>
-    </w:lvl>
-    <w:lvl w:ilvl="4">
-      <w:start w:val="1"/>
-      <w:numFmt w:val="decimal"/>
-      <w:lvlText w:val="%5."/>
-      <w:lvlJc w:val="left"/>
-      <w:pPr>
-        <w:ind w:left="3600" w:hanging="360"/>
-      </w:pPr>
-    </w:lvl>
-    <w:lvl w:ilvl="5">
-      <w:start w:val="1"/>
-      <w:numFmt w:val="decimal"/>
-      <w:lvlText w:val="%6."/>
-      <w:lvlJc w:val="left"/>
-      <w:pPr>
-        <w:ind w:left="4320" w:hanging="360"/>
-      </w:pPr>
-    </w:lvl>
-    <w:lvl w:ilvl="6">
-      <w:start w:val="1"/>
-      <w:numFmt w:val="decimal"/>
-      <w:lvlText w:val="%7."/>
-      <w:lvlJc w:val="left"/>
-      <w:pPr>
-        <w:ind w:left="5040" w:hanging="360"/>
-      </w:pPr>
-    </w:lvl>
-    <w:lvl w:ilvl="7">
-      <w:start w:val="1"/>
-      <w:numFmt w:val="decimal"/>
-      <w:lvlText w:val="%8."/>
-      <w:lvlJc w:val="left"/>
-      <w:pPr>
-        <w:ind w:left="5760" w:hanging="360"/>
-      </w:pPr>
-    </w:lvl>
-    <w:lvl w:ilvl="8">
-      <w:start w:val="1"/>
-      <w:numFmt w:val="decimal"/>
-      <w:lvlText w:val="%9."/>
-      <w:lvlJc w:val="left"/>
-      <w:pPr>
-        <w:ind w:left="6480" w:hanging="360"/>
-      </w:pPr>
-    </w:lvl>
-  </w:abstractNum>
   <w:num w:numId="1000">
     <w:abstractNumId w:val="990"/>
   </w:num>
   <w:num w:numId="1001">
-    <w:abstractNumId w:val="991"/>
-  </w:num>
-  <w:num w:numId="1002">
     <w:abstractNumId w:val="99411"/>
     <w:lvlOverride w:ilvl="0">
       <w:startOverride w:val="1"/>
@@ -33070,6 +33356,9 @@
       <w:startOverride w:val="1"/>
     </w:lvlOverride>
   </w:num>
+  <w:num w:numId="1002">
+    <w:abstractNumId w:val="991"/>
+  </w:num>
   <w:num w:numId="1003">
     <w:abstractNumId w:val="991"/>
   </w:num>
@@ -33077,7 +33366,34 @@
     <w:abstractNumId w:val="991"/>
   </w:num>
   <w:num w:numId="1005">
-    <w:abstractNumId w:val="991"/>
+    <w:abstractNumId w:val="99411"/>
+    <w:lvlOverride w:ilvl="0">
+      <w:startOverride w:val="1"/>
+    </w:lvlOverride>
+    <w:lvlOverride w:ilvl="1">
+      <w:startOverride w:val="1"/>
+    </w:lvlOverride>
+    <w:lvlOverride w:ilvl="2">
+      <w:startOverride w:val="1"/>
+    </w:lvlOverride>
+    <w:lvlOverride w:ilvl="3">
+      <w:startOverride w:val="1"/>
+    </w:lvlOverride>
+    <w:lvlOverride w:ilvl="4">
+      <w:startOverride w:val="1"/>
+    </w:lvlOverride>
+    <w:lvlOverride w:ilvl="5">
+      <w:startOverride w:val="1"/>
+    </w:lvlOverride>
+    <w:lvlOverride w:ilvl="6">
+      <w:startOverride w:val="1"/>
+    </w:lvlOverride>
+    <w:lvlOverride w:ilvl="7">
+      <w:startOverride w:val="1"/>
+    </w:lvlOverride>
+    <w:lvlOverride w:ilvl="8">
+      <w:startOverride w:val="1"/>
+    </w:lvlOverride>
   </w:num>
   <w:num w:numId="1006">
     <w:abstractNumId w:val="99411"/>
@@ -33110,6 +33426,12 @@
     </w:lvlOverride>
   </w:num>
   <w:num w:numId="1007">
+    <w:abstractNumId w:val="991"/>
+  </w:num>
+  <w:num w:numId="1008">
+    <w:abstractNumId w:val="991"/>
+  </w:num>
+  <w:num w:numId="1009">
     <w:abstractNumId w:val="99411"/>
     <w:lvlOverride w:ilvl="0">
       <w:startOverride w:val="1"/>
@@ -33138,12 +33460,6 @@
     <w:lvlOverride w:ilvl="8">
       <w:startOverride w:val="1"/>
     </w:lvlOverride>
-  </w:num>
-  <w:num w:numId="1008">
-    <w:abstractNumId w:val="991"/>
-  </w:num>
-  <w:num w:numId="1009">
-    <w:abstractNumId w:val="991"/>
   </w:num>
   <w:num w:numId="1010">
     <w:abstractNumId w:val="99411"/>
@@ -33176,36 +33492,6 @@
     </w:lvlOverride>
   </w:num>
   <w:num w:numId="1011">
-    <w:abstractNumId w:val="99411"/>
-    <w:lvlOverride w:ilvl="0">
-      <w:startOverride w:val="1"/>
-    </w:lvlOverride>
-    <w:lvlOverride w:ilvl="1">
-      <w:startOverride w:val="1"/>
-    </w:lvlOverride>
-    <w:lvlOverride w:ilvl="2">
-      <w:startOverride w:val="1"/>
-    </w:lvlOverride>
-    <w:lvlOverride w:ilvl="3">
-      <w:startOverride w:val="1"/>
-    </w:lvlOverride>
-    <w:lvlOverride w:ilvl="4">
-      <w:startOverride w:val="1"/>
-    </w:lvlOverride>
-    <w:lvlOverride w:ilvl="5">
-      <w:startOverride w:val="1"/>
-    </w:lvlOverride>
-    <w:lvlOverride w:ilvl="6">
-      <w:startOverride w:val="1"/>
-    </w:lvlOverride>
-    <w:lvlOverride w:ilvl="7">
-      <w:startOverride w:val="1"/>
-    </w:lvlOverride>
-    <w:lvlOverride w:ilvl="8">
-      <w:startOverride w:val="1"/>
-    </w:lvlOverride>
-  </w:num>
-  <w:num w:numId="1012">
     <w:abstractNumId w:val="99411"/>
     <w:lvlOverride w:ilvl="0">
       <w:startOverride w:val="1"/>

--- a/06-学生侧材料/讲义/6-有机化学/有机波谱分析.docx
+++ b/06-学生侧材料/讲义/6-有机化学/有机波谱分析.docx
@@ -20363,7 +20363,7 @@
     </w:p>
     <w:p>
       <w:pPr>
-        <w:pStyle w:val="FirstParagraph"/>
+        <w:pStyle w:val="BlockText"/>
       </w:pPr>
       <w:r>
         <w:rPr>
@@ -20377,19 +20377,13 @@
         <w:rPr>
           <w:rFonts w:hint="eastAsia" w:ascii="Times New Roman" w:hAnsi="Times New Roman" w:eastAsia="Times New Roman" w:cs="Times New Roman"/>
         </w:rPr>
-        <w:t xml:space="preserve">：🌱</w:t>
-      </w:r>
-      <w:r>
-        <w:rPr>
-          <w:rFonts w:ascii="Times New Roman" w:hAnsi="Times New Roman" w:eastAsia="Times New Roman" w:cs="Times New Roman"/>
-        </w:rPr>
-        <w:t xml:space="preserve"> </w:t>
-      </w:r>
-      <w:r>
-        <w:rPr>
-          <w:rFonts w:hint="eastAsia" w:ascii="Times New Roman" w:hAnsi="Times New Roman" w:eastAsia="FangSong" w:cs="Times New Roman"/>
-        </w:rPr>
-        <w:t xml:space="preserve">基础巩固重点覆盖讲义</w:t>
+        <w:t>：</w:t>
+      </w:r>
+      <w:r>
+        <w:rPr>
+          <w:rFonts w:hint="eastAsia" w:ascii="Times New Roman" w:hAnsi="Times New Roman" w:eastAsia="FangSong" w:cs="Times New Roman"/>
+        </w:rPr>
+        <w:t>基础巩固重点覆盖讲义</w:t>
       </w:r>
       <w:r>
         <w:rPr>
@@ -20449,13 +20443,7 @@
         <w:rPr>
           <w:rFonts w:hint="eastAsia" w:ascii="Times New Roman" w:hAnsi="Times New Roman" w:eastAsia="Times New Roman" w:cs="Times New Roman"/>
         </w:rPr>
-        <w:t>；🏆</w:t>
-      </w:r>
-      <w:r>
-        <w:rPr>
-          <w:rFonts w:ascii="Times New Roman" w:hAnsi="Times New Roman" w:eastAsia="Times New Roman" w:cs="Times New Roman"/>
-        </w:rPr>
-        <w:t xml:space="preserve"> </w:t>
+        <w:t>；</w:t>
       </w:r>
       <w:r>
         <w:rPr>

--- a/06-学生侧材料/讲义/6-有机化学/有机波谱分析.docx
+++ b/06-学生侧材料/讲义/6-有机化学/有机波谱分析.docx
@@ -3127,19 +3127,13 @@
               <w:rPr>
                 <w:rFonts w:hint="eastAsia" w:ascii="Times New Roman" w:hAnsi="Times New Roman" w:eastAsia="Times New Roman" w:cs="Times New Roman"/>
               </w:rPr>
-              <w:t>（EI</w:t>
-            </w:r>
-            <w:r>
-              <w:rPr>
-                <w:rFonts w:ascii="Times New Roman" w:hAnsi="Times New Roman" w:eastAsia="Times New Roman" w:cs="Times New Roman"/>
-              </w:rPr>
-              <w:t xml:space="preserve"> </w:t>
-            </w:r>
-            <w:r>
-              <w:rPr>
-                <w:rFonts w:hint="eastAsia" w:ascii="Times New Roman" w:hAnsi="Times New Roman" w:eastAsia="FangSong" w:cs="Times New Roman"/>
-              </w:rPr>
-              <w:t>谱</w:t>
+              <w:t>（</w:t>
+            </w:r>
+            <w:r>
+              <w:rPr>
+                <w:rFonts w:hint="eastAsia" w:ascii="Times New Roman" w:hAnsi="Times New Roman" w:eastAsia="FangSong" w:cs="Times New Roman"/>
+              </w:rPr>
+              <w:t>同位素峰除外</w:t>
             </w:r>
             <w:r>
               <w:rPr>
@@ -4243,7 +4237,7 @@
         <w:rPr>
           <w:rFonts w:ascii="Times New Roman" w:hAnsi="Times New Roman" w:eastAsia="Times New Roman" w:cs="Times New Roman"/>
         </w:rPr>
-        <w:t xml:space="preserve"> 294/296/298 ≈ 9:6:1 → </w:t>
+        <w:t xml:space="preserve"> 295/297/299 ≈ 9:6:1 → </w:t>
       </w:r>
       <w:r>
         <w:rPr>
@@ -4269,7 +4263,7 @@
           <w:rFonts w:hint="eastAsia" w:ascii="Times New Roman" w:hAnsi="Times New Roman" w:eastAsia="Times New Roman" w:cs="Times New Roman"/>
           <w:vertAlign w:val="subscript"/>
         </w:rPr>
-        <w:t>10</w:t>
+        <w:t>11</w:t>
       </w:r>
       <w:r>
         <w:rPr>
@@ -4313,7 +4307,7 @@
         <w:rPr>
           <w:rFonts w:hint="eastAsia" w:ascii="Times New Roman" w:hAnsi="Times New Roman" w:eastAsia="Times New Roman" w:cs="Times New Roman"/>
         </w:rPr>
-        <w:t>）</w:t>
+        <w:t>，diclofenac）</w:t>
       </w:r>
     </w:p>
     <w:bookmarkEnd w:id="18"/>
@@ -5085,13 +5079,14 @@
     <w:tbl>
       <w:tblPr>
         <w:tblStyle w:val="Table"/>
-        <w:tblW w:type="auto" w:w="0"/>
+        <w:tblW w:type="pct" w:w="5000"/>
+        <w:tblLayout w:type="fixed"/>
         <w:tblLook w:firstRow="1" w:lastRow="0" w:firstColumn="0" w:lastColumn="0" w:noHBand="0" w:noVBand="0" w:val="0020"/>
       </w:tblPr>
       <w:tblGrid>
-        <w:gridCol w:w="2640"/>
-        <w:gridCol w:w="2640"/>
-        <w:gridCol w:w="2640"/>
+        <w:gridCol w:w="2828"/>
+        <w:gridCol w:w="2828"/>
+        <w:gridCol w:w="2262"/>
       </w:tblGrid>
       <w:tr>
         <w:trPr>
@@ -5604,7 +5599,13 @@
               <w:rPr>
                 <w:rFonts w:hint="eastAsia" w:ascii="Times New Roman" w:hAnsi="Times New Roman" w:eastAsia="FangSong" w:cs="Times New Roman"/>
               </w:rPr>
-              <w:t xml:space="preserve">卓鎓离子</w:t>
+              <w:t>环庚三烯基正离子</w:t>
+            </w:r>
+            <w:r>
+              <w:rPr>
+                <w:rFonts w:hint="eastAsia" w:ascii="Times New Roman" w:hAnsi="Times New Roman" w:eastAsia="Times New Roman" w:cs="Times New Roman"/>
+              </w:rPr>
+              <w:t>（tropylium）</w:t>
             </w:r>
           </w:p>
         </w:tc>
@@ -5634,7 +5635,25 @@
               <w:rPr>
                 <w:rFonts w:hint="eastAsia" w:ascii="Times New Roman" w:hAnsi="Times New Roman" w:eastAsia="FangSong" w:cs="Times New Roman"/>
               </w:rPr>
-              <w:t xml:space="preserve">环庚三烯基正离子</w:t>
+              <w:t xml:space="preserve">与苄基离子同</w:t>
+            </w:r>
+            <w:r>
+              <w:rPr>
+                <w:rFonts w:ascii="Times New Roman" w:hAnsi="Times New Roman" w:eastAsia="Times New Roman" w:cs="Times New Roman"/>
+              </w:rPr>
+              <w:t xml:space="preserve"> </w:t>
+            </w:r>
+            <w:r>
+              <w:rPr>
+                <w:rFonts w:hint="eastAsia" w:ascii="Times New Roman" w:hAnsi="Times New Roman" w:eastAsia="Times New Roman" w:cs="Times New Roman"/>
+              </w:rPr>
+              <w:t>m/z，</w:t>
+            </w:r>
+            <w:r>
+              <w:rPr>
+                <w:rFonts w:hint="eastAsia" w:ascii="Times New Roman" w:hAnsi="Times New Roman" w:eastAsia="FangSong" w:cs="Times New Roman"/>
+              </w:rPr>
+              <w:t>须靠其他谱图区分</w:t>
             </w:r>
           </w:p>
         </w:tc>
@@ -6610,13 +6629,14 @@
     <w:tbl>
       <w:tblPr>
         <w:tblStyle w:val="Table"/>
-        <w:tblW w:type="auto" w:w="0"/>
+        <w:tblW w:type="pct" w:w="5000"/>
+        <w:tblLayout w:type="fixed"/>
         <w:tblLook w:firstRow="1" w:lastRow="0" w:firstColumn="0" w:lastColumn="0" w:noHBand="0" w:noVBand="0" w:val="0020"/>
       </w:tblPr>
       <w:tblGrid>
+        <w:gridCol w:w="3300"/>
         <w:gridCol w:w="2640"/>
-        <w:gridCol w:w="2640"/>
-        <w:gridCol w:w="2640"/>
+        <w:gridCol w:w="1980"/>
       </w:tblGrid>
       <w:tr>
         <w:trPr>
@@ -6812,7 +6832,7 @@
               <w:rPr>
                 <w:rFonts w:hint="eastAsia" w:ascii="Times New Roman" w:hAnsi="Times New Roman" w:eastAsia="FangSong" w:cs="Times New Roman"/>
               </w:rPr>
-              <w:t>缩合</w:t>
+              <w:t>缔合</w:t>
             </w:r>
             <w:r>
               <w:rPr>
@@ -6851,31 +6871,13 @@
               <w:rPr>
                 <w:rFonts w:hint="eastAsia" w:ascii="Times New Roman" w:hAnsi="Times New Roman" w:eastAsia="Times New Roman" w:cs="Times New Roman"/>
               </w:rPr>
-              <w:t>（</w:t>
-            </w:r>
-            <w:r>
-              <w:rPr>
-                <w:rFonts w:hint="eastAsia" w:ascii="Times New Roman" w:hAnsi="Times New Roman" w:eastAsia="Times New Roman" w:cs="Times New Roman"/>
-              </w:rPr>
-              <w:t>“</w:t>
-            </w:r>
-            <w:r>
-              <w:rPr>
-                <w:rFonts w:hint="eastAsia" w:ascii="Times New Roman" w:hAnsi="Times New Roman" w:eastAsia="FangSong" w:cs="Times New Roman"/>
-              </w:rPr>
-              <w:t>又胖又壮</w:t>
-            </w:r>
-            <w:r>
-              <w:rPr>
-                <w:rFonts w:hint="eastAsia" w:ascii="Times New Roman" w:hAnsi="Times New Roman" w:eastAsia="Times New Roman" w:cs="Times New Roman"/>
-              </w:rPr>
-              <w:t>”</w:t>
-            </w:r>
-            <w:r>
-              <w:rPr>
-                <w:rFonts w:hint="eastAsia" w:ascii="Times New Roman" w:hAnsi="Times New Roman" w:eastAsia="Times New Roman" w:cs="Times New Roman"/>
-              </w:rPr>
-              <w:t xml:space="preserve">）</w:t>
+              <w:t>，</w:t>
+            </w:r>
+            <w:r>
+              <w:rPr>
+                <w:rFonts w:hint="eastAsia" w:ascii="Times New Roman" w:hAnsi="Times New Roman" w:eastAsia="FangSong" w:cs="Times New Roman"/>
+              </w:rPr>
+              <w:t>强度大</w:t>
             </w:r>
           </w:p>
         </w:tc>
@@ -7406,7 +7408,7 @@
                 <w:b/>
                 <w:bCs/>
               </w:rPr>
-              <w:t xml:space="preserve">~2200</w:t>
+              <w:t xml:space="preserve">2100–2260</w:t>
             </w:r>
           </w:p>
         </w:tc>
@@ -7448,25 +7450,67 @@
               <w:rPr>
                 <w:rFonts w:hint="eastAsia" w:ascii="Times New Roman" w:hAnsi="Times New Roman" w:eastAsia="FangSong" w:cs="Times New Roman"/>
               </w:rPr>
-              <w:t>端炔强</w:t>
+              <w:t xml:space="preserve">端炔</w:t>
+            </w:r>
+            <w:r>
+              <w:rPr>
+                <w:rFonts w:ascii="Times New Roman" w:hAnsi="Times New Roman" w:eastAsia="Times New Roman" w:cs="Times New Roman"/>
+              </w:rPr>
+              <w:t xml:space="preserve"> </w:t>
             </w:r>
             <w:r>
               <w:rPr>
                 <w:rFonts w:hint="eastAsia" w:ascii="Times New Roman" w:hAnsi="Times New Roman" w:eastAsia="Times New Roman" w:cs="Times New Roman"/>
               </w:rPr>
-              <w:t>，</w:t>
-            </w:r>
-            <w:r>
-              <w:rPr>
-                <w:rFonts w:hint="eastAsia" w:ascii="Times New Roman" w:hAnsi="Times New Roman" w:eastAsia="FangSong" w:cs="Times New Roman"/>
-              </w:rPr>
-              <w:t>双取代炔很弱</w:t>
+              <w:t>2100–2140（</w:t>
+            </w:r>
+            <w:r>
+              <w:rPr>
+                <w:rFonts w:hint="eastAsia" w:ascii="Times New Roman" w:hAnsi="Times New Roman" w:eastAsia="FangSong" w:cs="Times New Roman"/>
+              </w:rPr>
+              <w:t>弱</w:t>
             </w:r>
             <w:r>
               <w:rPr>
                 <w:rFonts w:hint="eastAsia" w:ascii="Times New Roman" w:hAnsi="Times New Roman" w:eastAsia="Times New Roman" w:cs="Times New Roman"/>
               </w:rPr>
-              <w:t>（</w:t>
+              <w:t>–</w:t>
+            </w:r>
+            <w:r>
+              <w:rPr>
+                <w:rFonts w:hint="eastAsia" w:ascii="Times New Roman" w:hAnsi="Times New Roman" w:eastAsia="FangSong" w:cs="Times New Roman"/>
+              </w:rPr>
+              <w:t>中等</w:t>
+            </w:r>
+            <w:r>
+              <w:rPr>
+                <w:rFonts w:hint="eastAsia" w:ascii="Times New Roman" w:hAnsi="Times New Roman" w:eastAsia="Times New Roman" w:cs="Times New Roman"/>
+              </w:rPr>
+              <w:t>）；</w:t>
+            </w:r>
+            <w:r>
+              <w:rPr>
+                <w:rFonts w:hint="eastAsia" w:ascii="Times New Roman" w:hAnsi="Times New Roman" w:eastAsia="FangSong" w:cs="Times New Roman"/>
+              </w:rPr>
+              <w:t>内炔</w:t>
+            </w:r>
+            <w:r>
+              <w:rPr>
+                <w:rFonts w:ascii="Times New Roman" w:hAnsi="Times New Roman" w:eastAsia="Times New Roman" w:cs="Times New Roman"/>
+              </w:rPr>
+              <w:t xml:space="preserve"> </w:t>
+            </w:r>
+            <w:r>
+              <w:rPr>
+                <w:rFonts w:hint="eastAsia" w:ascii="Times New Roman" w:hAnsi="Times New Roman" w:eastAsia="Times New Roman" w:cs="Times New Roman"/>
+              </w:rPr>
+              <w:t>2190–2260，</w:t>
+            </w:r>
+            <w:r>
+              <w:rPr>
+                <w:rFonts w:hint="eastAsia" w:ascii="Times New Roman" w:hAnsi="Times New Roman" w:eastAsia="FangSong" w:cs="Times New Roman"/>
+              </w:rPr>
+              <w:t>对称内炔</w:t>
             </w:r>
             <w:r>
               <w:rPr>
@@ -7475,12 +7519,6 @@
                 <w:bCs/>
               </w:rPr>
               <w:t xml:space="preserve">几乎不可见</w:t>
-            </w:r>
-            <w:r>
-              <w:rPr>
-                <w:rFonts w:hint="eastAsia" w:ascii="Times New Roman" w:hAnsi="Times New Roman" w:eastAsia="Times New Roman" w:cs="Times New Roman"/>
-              </w:rPr>
-              <w:t xml:space="preserve">）</w:t>
             </w:r>
           </w:p>
         </w:tc>
@@ -8099,2027 +8137,6 @@
           <w:rFonts w:hint="eastAsia" w:ascii="Times New Roman" w:hAnsi="Times New Roman" w:eastAsia="Times New Roman" w:cs="Times New Roman"/>
         </w:rPr>
         <w:t>）</w:t>
-      </w:r>
-    </w:p>
-    <w:tbl>
-      <w:tblPr>
-        <w:tblStyle w:val="Table"/>
-        <w:tblW w:type="auto" w:w="0"/>
-        <w:tblLook w:firstRow="1" w:lastRow="0" w:firstColumn="0" w:lastColumn="0" w:noHBand="0" w:noVBand="0" w:val="0020"/>
-      </w:tblPr>
-      <w:tblGrid>
-        <w:gridCol w:w="2640"/>
-        <w:gridCol w:w="2640"/>
-        <w:gridCol w:w="2640"/>
-      </w:tblGrid>
-      <w:tr>
-        <w:trPr>
-          <w:tblHeader w:val="on"/>
-        </w:trPr>
-        <w:tc>
-          <w:tcPr/>
-          <w:p>
-            <w:pPr>
-              <w:pStyle w:val="Compact"/>
-              <w:jc w:val="center"/>
-            </w:pPr>
-            <w:r>
-              <w:rPr>
-                <w:rFonts w:hint="eastAsia" w:ascii="Times New Roman" w:hAnsi="Times New Roman" w:eastAsia="SimHei" w:cs="Times New Roman"/>
-                <w:b/>
-              </w:rPr>
-              <w:t xml:space="preserve">羰基类型</w:t>
-            </w:r>
-          </w:p>
-        </w:tc>
-        <w:tc>
-          <w:tcPr/>
-          <w:p>
-            <w:pPr>
-              <w:pStyle w:val="Compact"/>
-              <w:jc w:val="center"/>
-            </w:pPr>
-            <w:r>
-              <w:rPr>
-                <w:rFonts w:hint="eastAsia" w:ascii="Times New Roman" w:hAnsi="Times New Roman" w:eastAsia="SimHei" w:cs="Times New Roman"/>
-                <w:b/>
-              </w:rPr>
-              <w:t>波数</w:t>
-            </w:r>
-            <w:r>
-              <w:rPr>
-                <w:rFonts w:hint="eastAsia" w:ascii="Times New Roman" w:hAnsi="Times New Roman" w:eastAsia="Times New Roman" w:cs="Times New Roman"/>
-                <w:b/>
-              </w:rPr>
-              <w:t>/cm</w:t>
-            </w:r>
-            <w:r>
-              <w:rPr>
-                <w:rFonts w:hint="eastAsia" w:ascii="Times New Roman" w:hAnsi="Times New Roman" w:eastAsia="Times New Roman" w:cs="Times New Roman"/>
-                <w:b/>
-                <w:vertAlign w:val="superscript"/>
-              </w:rPr>
-              <w:t>-1</w:t>
-            </w:r>
-          </w:p>
-        </w:tc>
-        <w:tc>
-          <w:tcPr/>
-          <w:p>
-            <w:pPr>
-              <w:pStyle w:val="Compact"/>
-              <w:jc w:val="center"/>
-            </w:pPr>
-            <w:r>
-              <w:rPr>
-                <w:rFonts w:hint="eastAsia" w:ascii="Times New Roman" w:hAnsi="Times New Roman" w:eastAsia="SimHei" w:cs="Times New Roman"/>
-                <w:b/>
-              </w:rPr>
-              <w:t xml:space="preserve">解释</w:t>
-            </w:r>
-          </w:p>
-        </w:tc>
-      </w:tr>
-      <w:tr>
-        <w:tc>
-          <w:tcPr/>
-          <w:p>
-            <w:pPr>
-              <w:pStyle w:val="Compact"/>
-              <w:jc w:val="center"/>
-            </w:pPr>
-            <w:r>
-              <w:rPr>
-                <w:rFonts w:hint="eastAsia" w:ascii="Times New Roman" w:hAnsi="Times New Roman" w:eastAsia="FangSong" w:cs="Times New Roman"/>
-              </w:rPr>
-              <w:t xml:space="preserve">酰氯</w:t>
-            </w:r>
-            <w:r>
-              <w:rPr>
-                <w:rFonts w:ascii="Times New Roman" w:hAnsi="Times New Roman" w:eastAsia="Times New Roman" w:cs="Times New Roman"/>
-              </w:rPr>
-              <w:t xml:space="preserve"> RCOCl</w:t>
-            </w:r>
-          </w:p>
-        </w:tc>
-        <w:tc>
-          <w:tcPr/>
-          <w:p>
-            <w:pPr>
-              <w:pStyle w:val="Compact"/>
-              <w:jc w:val="center"/>
-            </w:pPr>
-            <w:r>
-              <w:rPr>
-                <w:rFonts w:ascii="Times New Roman" w:hAnsi="Times New Roman" w:eastAsia="Times New Roman" w:cs="Times New Roman"/>
-              </w:rPr>
-              <w:t xml:space="preserve">1790–1815</w:t>
-            </w:r>
-          </w:p>
-        </w:tc>
-        <w:tc>
-          <w:tcPr/>
-          <w:p>
-            <w:pPr>
-              <w:pStyle w:val="Compact"/>
-              <w:jc w:val="center"/>
-            </w:pPr>
-            <w:r>
-              <w:rPr>
-                <w:rFonts w:ascii="Times New Roman" w:hAnsi="Times New Roman" w:eastAsia="Times New Roman" w:cs="Times New Roman"/>
-              </w:rPr>
-              <w:t xml:space="preserve">Cl </w:t>
-            </w:r>
-            <w:r>
-              <w:rPr>
-                <w:rFonts w:hint="eastAsia" w:ascii="Times New Roman" w:hAnsi="Times New Roman" w:eastAsia="FangSong" w:cs="Times New Roman"/>
-              </w:rPr>
-              <w:t xml:space="preserve">的强吸电子诱导效应</w:t>
-            </w:r>
-          </w:p>
-        </w:tc>
-      </w:tr>
-      <w:tr>
-        <w:tc>
-          <w:tcPr/>
-          <w:p>
-            <w:pPr>
-              <w:pStyle w:val="Compact"/>
-              <w:jc w:val="center"/>
-            </w:pPr>
-            <w:r>
-              <w:rPr>
-                <w:rFonts w:hint="eastAsia" w:ascii="Times New Roman" w:hAnsi="Times New Roman" w:eastAsia="FangSong" w:cs="Times New Roman"/>
-              </w:rPr>
-              <w:t xml:space="preserve">酸酐</w:t>
-            </w:r>
-            <w:r>
-              <w:rPr>
-                <w:rFonts w:ascii="Times New Roman" w:hAnsi="Times New Roman" w:eastAsia="Times New Roman" w:cs="Times New Roman"/>
-              </w:rPr>
-              <w:t xml:space="preserve"> (RCO)</w:t>
-            </w:r>
-            <w:r>
-              <w:rPr>
-                <w:rFonts w:ascii="Times New Roman" w:hAnsi="Times New Roman" w:eastAsia="Times New Roman" w:cs="Times New Roman"/>
-                <w:vertAlign w:val="subscript"/>
-              </w:rPr>
-              <w:t>2</w:t>
-            </w:r>
-            <w:r>
-              <w:rPr>
-                <w:rFonts w:ascii="Times New Roman" w:hAnsi="Times New Roman" w:eastAsia="Times New Roman" w:cs="Times New Roman"/>
-              </w:rPr>
-              <w:t>O</w:t>
-            </w:r>
-          </w:p>
-        </w:tc>
-        <w:tc>
-          <w:tcPr/>
-          <w:p>
-            <w:pPr>
-              <w:pStyle w:val="Compact"/>
-              <w:jc w:val="center"/>
-            </w:pPr>
-            <w:r>
-              <w:rPr>
-                <w:rFonts w:hint="eastAsia" w:ascii="Times New Roman" w:hAnsi="Times New Roman" w:eastAsia="Times New Roman" w:cs="Times New Roman"/>
-              </w:rPr>
-              <w:t>1800–1850（</w:t>
-            </w:r>
-            <w:r>
-              <w:rPr>
-                <w:rFonts w:hint="eastAsia" w:ascii="Times New Roman" w:hAnsi="Times New Roman" w:eastAsia="FangSong" w:cs="Times New Roman"/>
-              </w:rPr>
-              <w:t>双峰</w:t>
-            </w:r>
-            <w:r>
-              <w:rPr>
-                <w:rFonts w:hint="eastAsia" w:ascii="Times New Roman" w:hAnsi="Times New Roman" w:eastAsia="Times New Roman" w:cs="Times New Roman"/>
-              </w:rPr>
-              <w:t>）</w:t>
-            </w:r>
-          </w:p>
-        </w:tc>
-        <w:tc>
-          <w:tcPr/>
-          <w:p>
-            <w:pPr>
-              <w:pStyle w:val="Compact"/>
-              <w:jc w:val="center"/>
-            </w:pPr>
-            <w:r>
-              <w:rPr>
-                <w:rFonts w:hint="eastAsia" w:ascii="Times New Roman" w:hAnsi="Times New Roman" w:eastAsia="FangSong" w:cs="Times New Roman"/>
-              </w:rPr>
-              <w:t xml:space="preserve">两个羰基耦合</w:t>
-            </w:r>
-          </w:p>
-        </w:tc>
-      </w:tr>
-      <w:tr>
-        <w:tc>
-          <w:tcPr/>
-          <w:p>
-            <w:pPr>
-              <w:pStyle w:val="Compact"/>
-              <w:jc w:val="center"/>
-            </w:pPr>
-            <w:r>
-              <w:rPr>
-                <w:rFonts w:hint="eastAsia" w:ascii="Times New Roman" w:hAnsi="Times New Roman" w:eastAsia="FangSong" w:cs="Times New Roman"/>
-              </w:rPr>
-              <w:t xml:space="preserve">酯</w:t>
-            </w:r>
-            <w:r>
-              <w:rPr>
-                <w:rFonts w:ascii="Times New Roman" w:hAnsi="Times New Roman" w:eastAsia="Times New Roman" w:cs="Times New Roman"/>
-              </w:rPr>
-              <w:t xml:space="preserve"> RCOOR’</w:t>
-            </w:r>
-          </w:p>
-        </w:tc>
-        <w:tc>
-          <w:tcPr/>
-          <w:p>
-            <w:pPr>
-              <w:pStyle w:val="Compact"/>
-              <w:jc w:val="center"/>
-            </w:pPr>
-            <w:r>
-              <w:rPr>
-                <w:rFonts w:ascii="Times New Roman" w:hAnsi="Times New Roman" w:eastAsia="Times New Roman" w:cs="Times New Roman"/>
-              </w:rPr>
-              <w:t xml:space="preserve">1735–1750</w:t>
-            </w:r>
-          </w:p>
-        </w:tc>
-        <w:tc>
-          <w:tcPr/>
-          <w:p>
-            <w:pPr>
-              <w:pStyle w:val="Compact"/>
-              <w:jc w:val="center"/>
-            </w:pPr>
-            <w:r>
-              <w:rPr>
-                <w:rFonts w:ascii="Times New Roman" w:hAnsi="Times New Roman" w:eastAsia="Times New Roman" w:cs="Times New Roman"/>
-              </w:rPr>
-              <w:t xml:space="preserve">OR’ </w:t>
-            </w:r>
-            <w:r>
-              <w:rPr>
-                <w:rFonts w:hint="eastAsia" w:ascii="Times New Roman" w:hAnsi="Times New Roman" w:eastAsia="FangSong" w:cs="Times New Roman"/>
-              </w:rPr>
-              <w:t xml:space="preserve">的弱给电子共轭</w:t>
-            </w:r>
-          </w:p>
-        </w:tc>
-      </w:tr>
-      <w:tr>
-        <w:tc>
-          <w:tcPr/>
-          <w:p>
-            <w:pPr>
-              <w:pStyle w:val="Compact"/>
-              <w:jc w:val="center"/>
-            </w:pPr>
-            <w:r>
-              <w:rPr>
-                <w:rFonts w:hint="eastAsia" w:ascii="Times New Roman" w:hAnsi="Times New Roman" w:eastAsia="FangSong" w:cs="Times New Roman"/>
-              </w:rPr>
-              <w:t xml:space="preserve">醛</w:t>
-            </w:r>
-            <w:r>
-              <w:rPr>
-                <w:rFonts w:ascii="Times New Roman" w:hAnsi="Times New Roman" w:eastAsia="Times New Roman" w:cs="Times New Roman"/>
-              </w:rPr>
-              <w:t xml:space="preserve"> RCHO</w:t>
-            </w:r>
-          </w:p>
-        </w:tc>
-        <w:tc>
-          <w:tcPr/>
-          <w:p>
-            <w:pPr>
-              <w:pStyle w:val="Compact"/>
-              <w:jc w:val="center"/>
-            </w:pPr>
-            <w:r>
-              <w:rPr>
-                <w:rFonts w:ascii="Times New Roman" w:hAnsi="Times New Roman" w:eastAsia="Times New Roman" w:cs="Times New Roman"/>
-              </w:rPr>
-              <w:t xml:space="preserve">1720–1740</w:t>
-            </w:r>
-          </w:p>
-        </w:tc>
-        <w:tc>
-          <w:tcPr/>
-          <w:p>
-            <w:pPr>
-              <w:pStyle w:val="Compact"/>
-              <w:jc w:val="center"/>
-            </w:pPr>
-            <w:r>
-              <w:rPr>
-                <w:rFonts w:ascii="Times New Roman" w:hAnsi="Times New Roman" w:eastAsia="Times New Roman" w:cs="Times New Roman"/>
-              </w:rPr>
-              <w:t xml:space="preserve">—</w:t>
-            </w:r>
-          </w:p>
-        </w:tc>
-      </w:tr>
-      <w:tr>
-        <w:tc>
-          <w:tcPr/>
-          <w:p>
-            <w:pPr>
-              <w:pStyle w:val="Compact"/>
-              <w:jc w:val="center"/>
-            </w:pPr>
-            <w:r>
-              <w:rPr>
-                <w:rFonts w:hint="eastAsia" w:ascii="Times New Roman" w:hAnsi="Times New Roman" w:eastAsia="FangSong" w:cs="Times New Roman"/>
-              </w:rPr>
-              <w:t xml:space="preserve">酮</w:t>
-            </w:r>
-            <w:r>
-              <w:rPr>
-                <w:rFonts w:ascii="Times New Roman" w:hAnsi="Times New Roman" w:eastAsia="Times New Roman" w:cs="Times New Roman"/>
-              </w:rPr>
-              <w:t xml:space="preserve"> RCOR’</w:t>
-            </w:r>
-          </w:p>
-        </w:tc>
-        <w:tc>
-          <w:tcPr/>
-          <w:p>
-            <w:pPr>
-              <w:pStyle w:val="Compact"/>
-              <w:jc w:val="center"/>
-            </w:pPr>
-            <w:r>
-              <w:rPr>
-                <w:rFonts w:ascii="Times New Roman" w:hAnsi="Times New Roman" w:eastAsia="Times New Roman" w:cs="Times New Roman"/>
-              </w:rPr>
-              <w:t xml:space="preserve">1705–1725</w:t>
-            </w:r>
-          </w:p>
-        </w:tc>
-        <w:tc>
-          <w:tcPr/>
-          <w:p>
-            <w:pPr>
-              <w:pStyle w:val="Compact"/>
-              <w:jc w:val="center"/>
-            </w:pPr>
-            <w:r>
-              <w:rPr>
-                <w:rFonts w:ascii="Times New Roman" w:hAnsi="Times New Roman" w:eastAsia="Times New Roman" w:cs="Times New Roman"/>
-              </w:rPr>
-              <w:t xml:space="preserve">—</w:t>
-            </w:r>
-          </w:p>
-        </w:tc>
-      </w:tr>
-      <w:tr>
-        <w:tc>
-          <w:tcPr/>
-          <w:p>
-            <w:pPr>
-              <w:pStyle w:val="Compact"/>
-              <w:jc w:val="center"/>
-            </w:pPr>
-            <w:r>
-              <w:rPr>
-                <w:rFonts w:hint="eastAsia" w:ascii="Times New Roman" w:hAnsi="Times New Roman" w:eastAsia="FangSong" w:cs="Times New Roman"/>
-              </w:rPr>
-              <w:t xml:space="preserve">羧酸</w:t>
-            </w:r>
-            <w:r>
-              <w:rPr>
-                <w:rFonts w:ascii="Times New Roman" w:hAnsi="Times New Roman" w:eastAsia="Times New Roman" w:cs="Times New Roman"/>
-              </w:rPr>
-              <w:t xml:space="preserve"> RCOOH</w:t>
-            </w:r>
-          </w:p>
-        </w:tc>
-        <w:tc>
-          <w:tcPr/>
-          <w:p>
-            <w:pPr>
-              <w:pStyle w:val="Compact"/>
-              <w:jc w:val="center"/>
-            </w:pPr>
-            <w:r>
-              <w:rPr>
-                <w:rFonts w:ascii="Times New Roman" w:hAnsi="Times New Roman" w:eastAsia="Times New Roman" w:cs="Times New Roman"/>
-              </w:rPr>
-              <w:t xml:space="preserve">1700–1725</w:t>
-            </w:r>
-          </w:p>
-        </w:tc>
-        <w:tc>
-          <w:tcPr/>
-          <w:p>
-            <w:pPr>
-              <w:pStyle w:val="Compact"/>
-              <w:jc w:val="center"/>
-            </w:pPr>
-            <w:r>
-              <w:rPr>
-                <w:rFonts w:hint="eastAsia" w:ascii="Times New Roman" w:hAnsi="Times New Roman" w:eastAsia="FangSong" w:cs="Times New Roman"/>
-              </w:rPr>
-              <w:t xml:space="preserve">氢键降低波数</w:t>
-            </w:r>
-          </w:p>
-        </w:tc>
-      </w:tr>
-      <w:tr>
-        <w:tc>
-          <w:tcPr/>
-          <w:p>
-            <w:pPr>
-              <w:pStyle w:val="Compact"/>
-              <w:jc w:val="center"/>
-            </w:pPr>
-            <w:r>
-              <w:rPr>
-                <w:rFonts w:hint="eastAsia" w:ascii="Times New Roman" w:hAnsi="Times New Roman" w:eastAsia="FangSong" w:cs="Times New Roman"/>
-              </w:rPr>
-              <w:t xml:space="preserve">酰胺</w:t>
-            </w:r>
-            <w:r>
-              <w:rPr>
-                <w:rFonts w:ascii="Times New Roman" w:hAnsi="Times New Roman" w:eastAsia="Times New Roman" w:cs="Times New Roman"/>
-              </w:rPr>
-              <w:t xml:space="preserve"> RCONH</w:t>
-            </w:r>
-            <w:r>
-              <w:rPr>
-                <w:rFonts w:ascii="Times New Roman" w:hAnsi="Times New Roman" w:eastAsia="Times New Roman" w:cs="Times New Roman"/>
-                <w:vertAlign w:val="subscript"/>
-              </w:rPr>
-              <w:t>2</w:t>
-            </w:r>
-          </w:p>
-        </w:tc>
-        <w:tc>
-          <w:tcPr/>
-          <w:p>
-            <w:pPr>
-              <w:pStyle w:val="Compact"/>
-              <w:jc w:val="center"/>
-            </w:pPr>
-            <w:r>
-              <w:rPr>
-                <w:rFonts w:ascii="Times New Roman" w:hAnsi="Times New Roman" w:eastAsia="Times New Roman" w:cs="Times New Roman"/>
-              </w:rPr>
-              <w:t xml:space="preserve">1650–1690</w:t>
-            </w:r>
-          </w:p>
-        </w:tc>
-        <w:tc>
-          <w:tcPr/>
-          <w:p>
-            <w:pPr>
-              <w:pStyle w:val="Compact"/>
-              <w:jc w:val="center"/>
-            </w:pPr>
-            <w:r>
-              <w:rPr>
-                <w:rFonts w:ascii="Times New Roman" w:hAnsi="Times New Roman" w:eastAsia="Times New Roman" w:cs="Times New Roman"/>
-              </w:rPr>
-              <w:t xml:space="preserve">N </w:t>
-            </w:r>
-            <w:r>
-              <w:rPr>
-                <w:rFonts w:hint="eastAsia" w:ascii="Times New Roman" w:hAnsi="Times New Roman" w:eastAsia="FangSong" w:cs="Times New Roman"/>
-              </w:rPr>
-              <w:t>的强给电子共轭</w:t>
-            </w:r>
-            <w:r>
-              <w:rPr>
-                <w:rFonts w:hint="eastAsia" w:ascii="Times New Roman" w:hAnsi="Times New Roman" w:eastAsia="Times New Roman" w:cs="Times New Roman"/>
-              </w:rPr>
-              <w:t>（C=O</w:t>
-            </w:r>
-            <w:r>
-              <w:rPr>
-                <w:rFonts w:ascii="Times New Roman" w:hAnsi="Times New Roman" w:eastAsia="Times New Roman" w:cs="Times New Roman"/>
-              </w:rPr>
-              <w:t xml:space="preserve"> </w:t>
-            </w:r>
-            <w:r>
-              <w:rPr>
-                <w:rFonts w:hint="eastAsia" w:ascii="Times New Roman" w:hAnsi="Times New Roman" w:eastAsia="FangSong" w:cs="Times New Roman"/>
-              </w:rPr>
-              <w:t>键级降低</w:t>
-            </w:r>
-            <w:r>
-              <w:rPr>
-                <w:rFonts w:hint="eastAsia" w:ascii="Times New Roman" w:hAnsi="Times New Roman" w:eastAsia="Times New Roman" w:cs="Times New Roman"/>
-              </w:rPr>
-              <w:t>）</w:t>
-            </w:r>
-          </w:p>
-        </w:tc>
-      </w:tr>
-      <w:tr>
-        <w:tc>
-          <w:tcPr/>
-          <w:p>
-            <w:pPr>
-              <w:pStyle w:val="Compact"/>
-              <w:jc w:val="center"/>
-            </w:pPr>
-            <w:r>
-              <w:rPr>
-                <w:rFonts w:hint="eastAsia" w:ascii="Times New Roman" w:hAnsi="Times New Roman" w:eastAsia="FangSong" w:cs="Times New Roman"/>
-              </w:rPr>
-              <w:t xml:space="preserve">羧酸根</w:t>
-            </w:r>
-            <w:r>
-              <w:rPr>
-                <w:rFonts w:ascii="Times New Roman" w:hAnsi="Times New Roman" w:eastAsia="Times New Roman" w:cs="Times New Roman"/>
-              </w:rPr>
-              <w:t xml:space="preserve"> RCOO</w:t>
-            </w:r>
-            <w:r>
-              <w:rPr>
-                <w:rFonts w:ascii="Times New Roman" w:hAnsi="Times New Roman" w:eastAsia="Times New Roman" w:cs="Times New Roman"/>
-                <w:vertAlign w:val="superscript"/>
-              </w:rPr>
-              <w:t>-</w:t>
-            </w:r>
-          </w:p>
-        </w:tc>
-        <w:tc>
-          <w:tcPr/>
-          <w:p>
-            <w:pPr>
-              <w:pStyle w:val="Compact"/>
-              <w:jc w:val="center"/>
-            </w:pPr>
-            <w:r>
-              <w:rPr>
-                <w:rFonts w:ascii="Times New Roman" w:hAnsi="Times New Roman" w:eastAsia="Times New Roman" w:cs="Times New Roman"/>
-              </w:rPr>
-              <w:t xml:space="preserve">1300–1420</w:t>
-            </w:r>
-          </w:p>
-        </w:tc>
-        <w:tc>
-          <w:tcPr/>
-          <w:p>
-            <w:pPr>
-              <w:pStyle w:val="Compact"/>
-              <w:jc w:val="center"/>
-            </w:pPr>
-            <w:r>
-              <w:rPr>
-                <w:rFonts w:hint="eastAsia" w:ascii="Times New Roman" w:hAnsi="Times New Roman" w:eastAsia="FangSong" w:cs="Times New Roman"/>
-              </w:rPr>
-              <w:t xml:space="preserve">共振完全离域</w:t>
-            </w:r>
-          </w:p>
-        </w:tc>
-      </w:tr>
-    </w:tbl>
-    <w:p>
-      <w:pPr>
-        <w:pStyle w:val="BodyText"/>
-        <w:spacing w:before="120"/>
-      </w:pPr>
-      <w:r>
-        <w:rPr>
-          <w:rFonts w:hint="eastAsia" w:ascii="Times New Roman" w:hAnsi="Times New Roman" w:eastAsia="FangSong" w:cs="Times New Roman"/>
-          <w:b/>
-          <w:bCs/>
-        </w:rPr>
-        <w:t xml:space="preserve">共轭效应</w:t>
-      </w:r>
-      <w:r>
-        <w:rPr>
-          <w:rFonts w:hint="eastAsia" w:ascii="Times New Roman" w:hAnsi="Times New Roman" w:eastAsia="Times New Roman" w:cs="Times New Roman"/>
-        </w:rPr>
-        <w:t xml:space="preserve">：C=O</w:t>
-      </w:r>
-      <w:r>
-        <w:rPr>
-          <w:rFonts w:ascii="Times New Roman" w:hAnsi="Times New Roman" w:eastAsia="Times New Roman" w:cs="Times New Roman"/>
-        </w:rPr>
-        <w:t xml:space="preserve"> </w:t>
-      </w:r>
-      <w:r>
-        <w:rPr>
-          <w:rFonts w:hint="eastAsia" w:ascii="Times New Roman" w:hAnsi="Times New Roman" w:eastAsia="FangSong" w:cs="Times New Roman"/>
-        </w:rPr>
-        <w:t xml:space="preserve">与</w:t>
-      </w:r>
-      <w:r>
-        <w:rPr>
-          <w:rFonts w:ascii="Times New Roman" w:hAnsi="Times New Roman" w:eastAsia="Times New Roman" w:cs="Times New Roman"/>
-        </w:rPr>
-        <w:t xml:space="preserve"> C=C </w:t>
-      </w:r>
-      <w:r>
-        <w:rPr>
-          <w:rFonts w:hint="eastAsia" w:ascii="Times New Roman" w:hAnsi="Times New Roman" w:eastAsia="FangSong" w:cs="Times New Roman"/>
-        </w:rPr>
-        <w:t xml:space="preserve">或芳环共轭</w:t>
-      </w:r>
-      <w:r>
-        <w:rPr>
-          <w:rFonts w:ascii="Times New Roman" w:hAnsi="Times New Roman" w:eastAsia="Times New Roman" w:cs="Times New Roman"/>
-        </w:rPr>
-        <w:t xml:space="preserve"> → C=O </w:t>
-      </w:r>
-      <w:r>
-        <w:rPr>
-          <w:rFonts w:hint="eastAsia" w:ascii="Times New Roman" w:hAnsi="Times New Roman" w:eastAsia="FangSong" w:cs="Times New Roman"/>
-        </w:rPr>
-        <w:t xml:space="preserve">波数降低</w:t>
-      </w:r>
-      <w:r>
-        <w:rPr>
-          <w:rFonts w:ascii="Times New Roman" w:hAnsi="Times New Roman" w:eastAsia="Times New Roman" w:cs="Times New Roman"/>
-        </w:rPr>
-        <w:t xml:space="preserve"> ~20–40 </w:t>
-      </w:r>
-      <w:r>
-        <w:rPr>
-          <w:rFonts w:hint="eastAsia" w:ascii="Times New Roman" w:hAnsi="Times New Roman" w:eastAsia="Times New Roman" w:cs="Times New Roman"/>
-        </w:rPr>
-        <w:t>cm</w:t>
-      </w:r>
-      <w:r>
-        <w:rPr>
-          <w:rFonts w:hint="eastAsia" w:ascii="Times New Roman" w:hAnsi="Times New Roman" w:eastAsia="Times New Roman" w:cs="Times New Roman"/>
-          <w:vertAlign w:val="superscript"/>
-        </w:rPr>
-        <w:t>-1</w:t>
-      </w:r>
-      <w:r>
-        <w:rPr>
-          <w:rFonts w:hint="eastAsia" w:ascii="Times New Roman" w:hAnsi="Times New Roman" w:eastAsia="Times New Roman" w:cs="Times New Roman"/>
-        </w:rPr>
-        <w:t>（</w:t>
-      </w:r>
-      <w:r>
-        <w:rPr>
-          <w:rFonts w:hint="eastAsia" w:ascii="Times New Roman" w:hAnsi="Times New Roman" w:eastAsia="FangSong" w:cs="Times New Roman"/>
-        </w:rPr>
-        <w:t>键级降低</w:t>
-      </w:r>
-      <w:r>
-        <w:rPr>
-          <w:rFonts w:hint="eastAsia" w:ascii="Times New Roman" w:hAnsi="Times New Roman" w:eastAsia="Times New Roman" w:cs="Times New Roman"/>
-        </w:rPr>
-        <w:t>）</w:t>
-      </w:r>
-    </w:p>
-    <w:p>
-      <w:pPr>
-        <w:pStyle w:val="BlockText"/>
-      </w:pPr>
-      <w:r>
-        <w:rPr>
-          <w:rFonts w:hint="eastAsia" w:ascii="Times New Roman" w:hAnsi="Times New Roman" w:eastAsia="FangSong" w:cs="Times New Roman"/>
-          <w:b/>
-          <w:bCs/>
-        </w:rPr>
-        <w:t xml:space="preserve">竞赛应用</w:t>
-      </w:r>
-      <w:r>
-        <w:rPr>
-          <w:rFonts w:hint="eastAsia" w:ascii="Times New Roman" w:hAnsi="Times New Roman" w:eastAsia="Times New Roman" w:cs="Times New Roman"/>
-        </w:rPr>
-        <w:t xml:space="preserve">：IR</w:t>
-      </w:r>
-      <w:r>
-        <w:rPr>
-          <w:rFonts w:ascii="Times New Roman" w:hAnsi="Times New Roman" w:eastAsia="Times New Roman" w:cs="Times New Roman"/>
-        </w:rPr>
-        <w:t xml:space="preserve"> </w:t>
-      </w:r>
-      <w:r>
-        <w:rPr>
-          <w:rFonts w:hint="eastAsia" w:ascii="Times New Roman" w:hAnsi="Times New Roman" w:eastAsia="FangSong" w:cs="Times New Roman"/>
-        </w:rPr>
-        <w:t xml:space="preserve">的核心价值是</w:t>
-      </w:r>
-      <w:r>
-        <w:rPr>
-          <w:rFonts w:hint="eastAsia" w:ascii="Times New Roman" w:hAnsi="Times New Roman" w:eastAsia="FangSong" w:cs="Times New Roman"/>
-          <w:b/>
-          <w:bCs/>
-        </w:rPr>
-        <w:t>快速回答</w:t>
-      </w:r>
-      <w:r>
-        <w:rPr>
-          <w:rFonts w:hint="eastAsia" w:ascii="Times New Roman" w:hAnsi="Times New Roman" w:eastAsia="Times New Roman" w:cs="Times New Roman"/>
-          <w:b/>
-          <w:bCs/>
-        </w:rPr>
-        <w:t>”</w:t>
-      </w:r>
-      <w:r>
-        <w:rPr>
-          <w:rFonts w:hint="eastAsia" w:ascii="Times New Roman" w:hAnsi="Times New Roman" w:eastAsia="FangSong" w:cs="Times New Roman"/>
-          <w:b/>
-          <w:bCs/>
-        </w:rPr>
-        <w:t>有</w:t>
-      </w:r>
-      <w:r>
-        <w:rPr>
-          <w:rFonts w:hint="eastAsia" w:ascii="Times New Roman" w:hAnsi="Times New Roman" w:eastAsia="Times New Roman" w:cs="Times New Roman"/>
-          <w:b/>
-          <w:bCs/>
-        </w:rPr>
-        <w:t>/</w:t>
-      </w:r>
-      <w:r>
-        <w:rPr>
-          <w:rFonts w:hint="eastAsia" w:ascii="Times New Roman" w:hAnsi="Times New Roman" w:eastAsia="FangSong" w:cs="Times New Roman"/>
-          <w:b/>
-          <w:bCs/>
-        </w:rPr>
-        <w:t>没有</w:t>
-      </w:r>
-      <w:r>
-        <w:rPr>
-          <w:rFonts w:hint="eastAsia" w:ascii="Times New Roman" w:hAnsi="Times New Roman" w:eastAsia="Times New Roman" w:cs="Times New Roman"/>
-          <w:b/>
-          <w:bCs/>
-        </w:rPr>
-        <w:t>”</w:t>
-      </w:r>
-      <w:r>
-        <w:rPr>
-          <w:rFonts w:hint="eastAsia" w:ascii="Times New Roman" w:hAnsi="Times New Roman" w:eastAsia="Times New Roman" w:cs="Times New Roman"/>
-        </w:rPr>
-        <w:t>——</w:t>
-      </w:r>
-      <w:r>
-        <w:rPr>
-          <w:rFonts w:hint="eastAsia" w:ascii="Times New Roman" w:hAnsi="Times New Roman" w:eastAsia="FangSong" w:cs="Times New Roman"/>
-        </w:rPr>
-        <w:t>有没有羰基</w:t>
-      </w:r>
-      <w:r>
-        <w:rPr>
-          <w:rFonts w:hint="eastAsia" w:ascii="Times New Roman" w:hAnsi="Times New Roman" w:eastAsia="Times New Roman" w:cs="Times New Roman"/>
-        </w:rPr>
-        <w:t>？</w:t>
-      </w:r>
-      <w:r>
-        <w:rPr>
-          <w:rFonts w:hint="eastAsia" w:ascii="Times New Roman" w:hAnsi="Times New Roman" w:eastAsia="FangSong" w:cs="Times New Roman"/>
-        </w:rPr>
-        <w:t>有没有羟基</w:t>
-      </w:r>
-      <w:r>
-        <w:rPr>
-          <w:rFonts w:hint="eastAsia" w:ascii="Times New Roman" w:hAnsi="Times New Roman" w:eastAsia="Times New Roman" w:cs="Times New Roman"/>
-        </w:rPr>
-        <w:t>？</w:t>
-      </w:r>
-      <w:r>
-        <w:rPr>
-          <w:rFonts w:hint="eastAsia" w:ascii="Times New Roman" w:hAnsi="Times New Roman" w:eastAsia="FangSong" w:cs="Times New Roman"/>
-        </w:rPr>
-        <w:t>有没有腈基</w:t>
-      </w:r>
-      <w:r>
-        <w:rPr>
-          <w:rFonts w:hint="eastAsia" w:ascii="Times New Roman" w:hAnsi="Times New Roman" w:eastAsia="Times New Roman" w:cs="Times New Roman"/>
-        </w:rPr>
-        <w:t>？</w:t>
-      </w:r>
-      <w:r>
-        <w:rPr>
-          <w:rFonts w:hint="eastAsia" w:ascii="Times New Roman" w:hAnsi="Times New Roman" w:eastAsia="FangSong" w:cs="Times New Roman"/>
-        </w:rPr>
-        <w:t>不要试图通过</w:t>
-      </w:r>
-      <w:r>
-        <w:rPr>
-          <w:rFonts w:ascii="Times New Roman" w:hAnsi="Times New Roman" w:eastAsia="Times New Roman" w:cs="Times New Roman"/>
-        </w:rPr>
-        <w:t xml:space="preserve"> IR </w:t>
-      </w:r>
-      <w:r>
-        <w:rPr>
-          <w:rFonts w:hint="eastAsia" w:ascii="Times New Roman" w:hAnsi="Times New Roman" w:eastAsia="FangSong" w:cs="Times New Roman"/>
-        </w:rPr>
-        <w:t>来区分精细结构</w:t>
-      </w:r>
-      <w:r>
-        <w:rPr>
-          <w:rFonts w:hint="eastAsia" w:ascii="Times New Roman" w:hAnsi="Times New Roman" w:eastAsia="Times New Roman" w:cs="Times New Roman"/>
-        </w:rPr>
-        <w:t>，</w:t>
-      </w:r>
-      <w:r>
-        <w:rPr>
-          <w:rFonts w:hint="eastAsia" w:ascii="Times New Roman" w:hAnsi="Times New Roman" w:eastAsia="FangSong" w:cs="Times New Roman"/>
-        </w:rPr>
-        <w:t>那是</w:t>
-      </w:r>
-      <w:r>
-        <w:rPr>
-          <w:rFonts w:ascii="Times New Roman" w:hAnsi="Times New Roman" w:eastAsia="Times New Roman" w:cs="Times New Roman"/>
-        </w:rPr>
-        <w:t xml:space="preserve"> NMR </w:t>
-      </w:r>
-      <w:r>
-        <w:rPr>
-          <w:rFonts w:hint="eastAsia" w:ascii="Times New Roman" w:hAnsi="Times New Roman" w:eastAsia="FangSong" w:cs="Times New Roman"/>
-        </w:rPr>
-        <w:t>的任务</w:t>
-      </w:r>
-      <w:r>
-        <w:rPr>
-          <w:rFonts w:hint="eastAsia" w:ascii="Times New Roman" w:hAnsi="Times New Roman" w:eastAsia="Times New Roman" w:cs="Times New Roman"/>
-        </w:rPr>
-        <w:t>。</w:t>
-      </w:r>
-    </w:p>
-    <w:p>
-      <w:pPr>
-        <w:spacing w:before="160" w:after="80"/>
-      </w:pPr>
-      <w:r>
-        <w:pict>
-          <v:rect style="width:0;height:1.5pt" o:hralign="center" o:hrstd="t" o:hr="t"/>
-        </w:pict>
-      </w:r>
-    </w:p>
-    <w:bookmarkEnd w:id="30"/>
-    <w:bookmarkEnd w:id="31"/>
-    <w:bookmarkStart w:id="35" w:name="四¹³c-nmr碳谱"/>
-    <w:p>
-      <w:pPr>
-        <w:pStyle w:val="Heading2"/>
-        <w:spacing w:before="280" w:after="120"/>
-      </w:pPr>
-      <w:r>
-        <w:rPr>
-          <w:rFonts w:hint="eastAsia" w:ascii="Times New Roman" w:hAnsi="Times New Roman" w:eastAsia="SimHei" w:cs="Times New Roman"/>
-        </w:rPr>
-        <w:t>四</w:t>
-      </w:r>
-      <w:r>
-        <w:rPr>
-          <w:rFonts w:hint="eastAsia" w:ascii="Times New Roman" w:hAnsi="Times New Roman" w:eastAsia="Times New Roman" w:cs="Times New Roman"/>
-        </w:rPr>
-        <w:t>、</w:t>
-      </w:r>
-      <w:r>
-        <w:rPr>
-          <w:rFonts w:hint="eastAsia" w:ascii="Times New Roman" w:hAnsi="Times New Roman" w:eastAsia="Times New Roman" w:cs="Times New Roman"/>
-          <w:vertAlign w:val="superscript"/>
-        </w:rPr>
-        <w:t>13</w:t>
-      </w:r>
-      <w:r>
-        <w:rPr>
-          <w:rFonts w:hint="eastAsia" w:ascii="Times New Roman" w:hAnsi="Times New Roman" w:eastAsia="Times New Roman" w:cs="Times New Roman"/>
-        </w:rPr>
-        <w:t>C</w:t>
-      </w:r>
-      <w:r>
-        <w:rPr>
-          <w:rFonts w:ascii="Times New Roman" w:hAnsi="Times New Roman" w:eastAsia="Times New Roman" w:cs="Times New Roman"/>
-        </w:rPr>
-        <w:t xml:space="preserve"> </w:t>
-      </w:r>
-      <w:r>
-        <w:rPr>
-          <w:rFonts w:hint="eastAsia" w:ascii="Times New Roman" w:hAnsi="Times New Roman" w:eastAsia="Times New Roman" w:cs="Times New Roman"/>
-        </w:rPr>
-        <w:t>NMR（</w:t>
-      </w:r>
-      <w:r>
-        <w:rPr>
-          <w:rFonts w:hint="eastAsia" w:ascii="Times New Roman" w:hAnsi="Times New Roman" w:eastAsia="SimHei" w:cs="Times New Roman"/>
-        </w:rPr>
-        <w:t>碳谱</w:t>
-      </w:r>
-      <w:r>
-        <w:rPr>
-          <w:rFonts w:hint="eastAsia" w:ascii="Times New Roman" w:hAnsi="Times New Roman" w:eastAsia="Times New Roman" w:cs="Times New Roman"/>
-        </w:rPr>
-        <w:t>）</w:t>
-      </w:r>
-    </w:p>
-    <w:bookmarkStart w:id="32" w:name="碳谱的核心价值"/>
-    <w:p>
-      <w:pPr>
-        <w:pStyle w:val="Heading3"/>
-        <w:spacing w:before="280" w:after="120"/>
-      </w:pPr>
-      <w:r>
-        <w:rPr>
-          <w:rFonts w:ascii="Times New Roman" w:hAnsi="Times New Roman" w:eastAsia="Times New Roman" w:cs="Times New Roman"/>
-        </w:rPr>
-        <w:t xml:space="preserve">4.1 </w:t>
-      </w:r>
-      <w:r>
-        <w:rPr>
-          <w:rFonts w:hint="eastAsia" w:ascii="Times New Roman" w:hAnsi="Times New Roman" w:eastAsia="SimHei" w:cs="Times New Roman"/>
-        </w:rPr>
-        <w:t xml:space="preserve">碳谱的核心价值</w:t>
-      </w:r>
-    </w:p>
-    <w:p>
-      <w:pPr>
-        <w:pStyle w:val="FirstParagraph"/>
-      </w:pPr>
-      <w:r>
-        <w:rPr>
-          <w:rFonts w:ascii="Times New Roman" w:hAnsi="Times New Roman" w:eastAsia="Times New Roman" w:cs="Times New Roman"/>
-          <w:vertAlign w:val="superscript"/>
-        </w:rPr>
-        <w:t>13</w:t>
-      </w:r>
-      <w:r>
-        <w:rPr>
-          <w:rFonts w:ascii="Times New Roman" w:hAnsi="Times New Roman" w:eastAsia="Times New Roman" w:cs="Times New Roman"/>
-        </w:rPr>
-        <w:t xml:space="preserve">C NMR </w:t>
-      </w:r>
-      <w:r>
-        <w:rPr>
-          <w:rFonts w:hint="eastAsia" w:ascii="Times New Roman" w:hAnsi="Times New Roman" w:eastAsia="FangSong" w:cs="Times New Roman"/>
-        </w:rPr>
-        <w:t xml:space="preserve">在竞赛中常作为</w:t>
-      </w:r>
-      <w:r>
-        <w:rPr>
-          <w:rFonts w:hint="eastAsia" w:ascii="Times New Roman" w:hAnsi="Times New Roman" w:eastAsia="FangSong" w:cs="Times New Roman"/>
-          <w:b/>
-          <w:bCs/>
-        </w:rPr>
-        <w:t xml:space="preserve">辅助工具</w:t>
-      </w:r>
-      <w:r>
-        <w:rPr>
-          <w:rFonts w:hint="eastAsia" w:ascii="Times New Roman" w:hAnsi="Times New Roman" w:eastAsia="Times New Roman" w:cs="Times New Roman"/>
-        </w:rPr>
-        <w:t>，</w:t>
-      </w:r>
-      <w:r>
-        <w:rPr>
-          <w:rFonts w:hint="eastAsia" w:ascii="Times New Roman" w:hAnsi="Times New Roman" w:eastAsia="FangSong" w:cs="Times New Roman"/>
-        </w:rPr>
-        <w:t>提供三项关键信息</w:t>
-      </w:r>
-      <w:r>
-        <w:rPr>
-          <w:rFonts w:hint="eastAsia" w:ascii="Times New Roman" w:hAnsi="Times New Roman" w:eastAsia="Times New Roman" w:cs="Times New Roman"/>
-        </w:rPr>
-        <w:t>：</w:t>
-      </w:r>
-    </w:p>
-    <w:p>
-      <w:pPr>
-        <w:pStyle w:val="Compact"/>
-        <w:numPr>
-          <w:ilvl w:val="0"/>
-          <w:numId w:val="1005"/>
-        </w:numPr>
-      </w:pPr>
-      <w:r>
-        <w:rPr>
-          <w:rFonts w:hint="eastAsia" w:ascii="Times New Roman" w:hAnsi="Times New Roman" w:eastAsia="FangSong" w:cs="Times New Roman"/>
-          <w:b/>
-          <w:bCs/>
-        </w:rPr>
-        <w:t xml:space="preserve">碳环境数</w:t>
-      </w:r>
-      <w:r>
-        <w:rPr>
-          <w:rFonts w:hint="eastAsia" w:ascii="Times New Roman" w:hAnsi="Times New Roman" w:eastAsia="Times New Roman" w:cs="Times New Roman"/>
-        </w:rPr>
-        <w:t>：</w:t>
-      </w:r>
-      <w:r>
-        <w:rPr>
-          <w:rFonts w:hint="eastAsia" w:ascii="Times New Roman" w:hAnsi="Times New Roman" w:eastAsia="FangSong" w:cs="Times New Roman"/>
-        </w:rPr>
-        <w:t>峰的个数</w:t>
-      </w:r>
-      <w:r>
-        <w:rPr>
-          <w:rFonts w:ascii="Times New Roman" w:hAnsi="Times New Roman" w:eastAsia="Times New Roman" w:cs="Times New Roman"/>
-        </w:rPr>
-        <w:t xml:space="preserve"> = </w:t>
-      </w:r>
-      <w:r>
-        <w:rPr>
-          <w:rFonts w:hint="eastAsia" w:ascii="Times New Roman" w:hAnsi="Times New Roman" w:eastAsia="FangSong" w:cs="Times New Roman"/>
-        </w:rPr>
-        <w:t xml:space="preserve">不等价碳的种类数</w:t>
-      </w:r>
-    </w:p>
-    <w:p>
-      <w:pPr>
-        <w:pStyle w:val="Compact"/>
-        <w:numPr>
-          <w:ilvl w:val="0"/>
-          <w:numId w:val="1005"/>
-        </w:numPr>
-      </w:pPr>
-      <w:r>
-        <w:rPr>
-          <w:rFonts w:hint="eastAsia" w:ascii="Times New Roman" w:hAnsi="Times New Roman" w:eastAsia="FangSong" w:cs="Times New Roman"/>
-          <w:b/>
-          <w:bCs/>
-        </w:rPr>
-        <w:t xml:space="preserve">对称性</w:t>
-      </w:r>
-      <w:r>
-        <w:rPr>
-          <w:rFonts w:hint="eastAsia" w:ascii="Times New Roman" w:hAnsi="Times New Roman" w:eastAsia="Times New Roman" w:cs="Times New Roman"/>
-        </w:rPr>
-        <w:t>：</w:t>
-      </w:r>
-      <w:r>
-        <w:rPr>
-          <w:rFonts w:hint="eastAsia" w:ascii="Times New Roman" w:hAnsi="Times New Roman" w:eastAsia="FangSong" w:cs="Times New Roman"/>
-        </w:rPr>
-        <w:t>峰数明显少于分子式中的碳数</w:t>
-      </w:r>
-      <w:r>
-        <w:rPr>
-          <w:rFonts w:ascii="Times New Roman" w:hAnsi="Times New Roman" w:eastAsia="Times New Roman" w:cs="Times New Roman"/>
-        </w:rPr>
-        <w:t xml:space="preserve"> → </w:t>
-      </w:r>
-      <w:r>
-        <w:rPr>
-          <w:rFonts w:hint="eastAsia" w:ascii="Times New Roman" w:hAnsi="Times New Roman" w:eastAsia="FangSong" w:cs="Times New Roman"/>
-        </w:rPr>
-        <w:t xml:space="preserve">分子有对称性</w:t>
-      </w:r>
-    </w:p>
-    <w:p>
-      <w:pPr>
-        <w:pStyle w:val="Compact"/>
-        <w:numPr>
-          <w:ilvl w:val="0"/>
-          <w:numId w:val="1005"/>
-        </w:numPr>
-      </w:pPr>
-      <w:r>
-        <w:rPr>
-          <w:rFonts w:hint="eastAsia" w:ascii="Times New Roman" w:hAnsi="Times New Roman" w:eastAsia="FangSong" w:cs="Times New Roman"/>
-          <w:b/>
-          <w:bCs/>
-        </w:rPr>
-        <w:t xml:space="preserve">羰基类型</w:t>
-      </w:r>
-      <w:r>
-        <w:rPr>
-          <w:rFonts w:hint="eastAsia" w:ascii="Times New Roman" w:hAnsi="Times New Roman" w:eastAsia="Times New Roman" w:cs="Times New Roman"/>
-        </w:rPr>
-        <w:t>：</w:t>
-      </w:r>
-      <w:r>
-        <w:rPr>
-          <w:rFonts w:hint="eastAsia" w:ascii="Times New Roman" w:hAnsi="Times New Roman" w:eastAsia="FangSong" w:cs="Times New Roman"/>
-        </w:rPr>
-        <w:t>化学位移区分醛酮</w:t>
-      </w:r>
-      <w:r>
-        <w:rPr>
-          <w:rFonts w:ascii="Times New Roman" w:hAnsi="Times New Roman" w:eastAsia="Times New Roman" w:cs="Times New Roman"/>
-        </w:rPr>
-        <w:t xml:space="preserve"> vs </w:t>
-      </w:r>
-      <w:r>
-        <w:rPr>
-          <w:rFonts w:hint="eastAsia" w:ascii="Times New Roman" w:hAnsi="Times New Roman" w:eastAsia="FangSong" w:cs="Times New Roman"/>
-        </w:rPr>
-        <w:t xml:space="preserve">羧酸衍生物</w:t>
-      </w:r>
-    </w:p>
-    <w:bookmarkEnd w:id="32"/>
-    <w:bookmarkStart w:id="33" w:name="化学位移区域"/>
-    <w:p>
-      <w:pPr>
-        <w:pStyle w:val="Heading3"/>
-        <w:spacing w:after="120" w:before="280"/>
-      </w:pPr>
-      <w:r>
-        <w:rPr>
-          <w:rFonts w:ascii="Times New Roman" w:hAnsi="Times New Roman" w:eastAsia="Times New Roman" w:cs="Times New Roman"/>
-        </w:rPr>
-        <w:t xml:space="preserve">4.2 </w:t>
-      </w:r>
-      <w:r>
-        <w:rPr>
-          <w:rFonts w:hint="eastAsia" w:ascii="Times New Roman" w:hAnsi="Times New Roman" w:eastAsia="SimHei" w:cs="Times New Roman"/>
-        </w:rPr>
-        <w:t xml:space="preserve">化学位移区域</w:t>
-      </w:r>
-    </w:p>
-    <w:tbl>
-      <w:tblPr>
-        <w:tblStyle w:val="Table"/>
-        <w:tblW w:type="auto" w:w="0"/>
-        <w:tblLook w:firstRow="1" w:lastRow="0" w:firstColumn="0" w:lastColumn="0" w:noHBand="0" w:noVBand="0" w:val="0020"/>
-      </w:tblPr>
-      <w:tblGrid>
-        <w:gridCol w:w="2640"/>
-        <w:gridCol w:w="2640"/>
-        <w:gridCol w:w="2640"/>
-      </w:tblGrid>
-      <w:tr>
-        <w:trPr>
-          <w:tblHeader w:val="on"/>
-        </w:trPr>
-        <w:tc>
-          <w:tcPr/>
-          <w:p>
-            <w:pPr>
-              <w:pStyle w:val="Compact"/>
-              <w:jc w:val="center"/>
-            </w:pPr>
-            <w:r>
-              <w:rPr>
-                <w:rFonts w:ascii="Times New Roman" w:hAnsi="Times New Roman" w:eastAsia="Times New Roman" w:cs="Times New Roman"/>
-                <w:b/>
-              </w:rPr>
-              <w:t xml:space="preserve">δ / ppm</w:t>
-            </w:r>
-          </w:p>
-        </w:tc>
-        <w:tc>
-          <w:tcPr/>
-          <w:p>
-            <w:pPr>
-              <w:pStyle w:val="Compact"/>
-              <w:jc w:val="center"/>
-            </w:pPr>
-            <w:r>
-              <w:rPr>
-                <w:rFonts w:hint="eastAsia" w:ascii="Times New Roman" w:hAnsi="Times New Roman" w:eastAsia="SimHei" w:cs="Times New Roman"/>
-                <w:b/>
-              </w:rPr>
-              <w:t xml:space="preserve">碳类型</w:t>
-            </w:r>
-          </w:p>
-        </w:tc>
-        <w:tc>
-          <w:tcPr/>
-          <w:p>
-            <w:pPr>
-              <w:pStyle w:val="Compact"/>
-              <w:jc w:val="center"/>
-            </w:pPr>
-            <w:r>
-              <w:rPr>
-                <w:rFonts w:hint="eastAsia" w:ascii="Times New Roman" w:hAnsi="Times New Roman" w:eastAsia="SimHei" w:cs="Times New Roman"/>
-                <w:b/>
-              </w:rPr>
-              <w:t xml:space="preserve">说明</w:t>
-            </w:r>
-          </w:p>
-        </w:tc>
-      </w:tr>
-      <w:tr>
-        <w:tc>
-          <w:tcPr/>
-          <w:p>
-            <w:pPr>
-              <w:pStyle w:val="Compact"/>
-              <w:jc w:val="center"/>
-            </w:pPr>
-            <w:r>
-              <w:rPr>
-                <w:rFonts w:ascii="Times New Roman" w:hAnsi="Times New Roman" w:eastAsia="Times New Roman" w:cs="Times New Roman"/>
-              </w:rPr>
-              <w:t xml:space="preserve">0–50</w:t>
-            </w:r>
-          </w:p>
-        </w:tc>
-        <w:tc>
-          <w:tcPr/>
-          <w:p>
-            <w:pPr>
-              <w:pStyle w:val="Compact"/>
-              <w:jc w:val="center"/>
-            </w:pPr>
-            <w:r>
-              <w:rPr>
-                <w:rFonts w:hint="eastAsia" w:ascii="Times New Roman" w:hAnsi="Times New Roman" w:eastAsia="FangSong" w:cs="Times New Roman"/>
-              </w:rPr>
-              <w:t>饱和碳</w:t>
-            </w:r>
-            <w:r>
-              <w:rPr>
-                <w:rFonts w:hint="eastAsia" w:ascii="Times New Roman" w:hAnsi="Times New Roman" w:eastAsia="Times New Roman" w:cs="Times New Roman"/>
-              </w:rPr>
-              <w:t>（sp</w:t>
-            </w:r>
-            <w:r>
-              <w:rPr>
-                <w:rFonts w:hint="eastAsia" w:ascii="Times New Roman" w:hAnsi="Times New Roman" w:eastAsia="Times New Roman" w:cs="Times New Roman"/>
-                <w:vertAlign w:val="superscript"/>
-              </w:rPr>
-              <w:t>3</w:t>
-            </w:r>
-            <w:r>
-              <w:rPr>
-                <w:rFonts w:hint="eastAsia" w:ascii="Times New Roman" w:hAnsi="Times New Roman" w:eastAsia="Times New Roman" w:cs="Times New Roman"/>
-              </w:rPr>
-              <w:t>）</w:t>
-            </w:r>
-          </w:p>
-        </w:tc>
-        <w:tc>
-          <w:tcPr/>
-          <w:p>
-            <w:pPr>
-              <w:pStyle w:val="Compact"/>
-              <w:jc w:val="center"/>
-            </w:pPr>
-            <w:r>
-              <w:rPr>
-                <w:rFonts w:hint="eastAsia" w:ascii="Times New Roman" w:hAnsi="Times New Roman" w:eastAsia="FangSong" w:cs="Times New Roman"/>
-              </w:rPr>
-              <w:t xml:space="preserve">烷基碳</w:t>
-            </w:r>
-          </w:p>
-        </w:tc>
-      </w:tr>
-      <w:tr>
-        <w:tc>
-          <w:tcPr/>
-          <w:p>
-            <w:pPr>
-              <w:pStyle w:val="Compact"/>
-              <w:jc w:val="center"/>
-            </w:pPr>
-            <w:r>
-              <w:rPr>
-                <w:rFonts w:ascii="Times New Roman" w:hAnsi="Times New Roman" w:eastAsia="Times New Roman" w:cs="Times New Roman"/>
-              </w:rPr>
-              <w:t xml:space="preserve">50–100</w:t>
-            </w:r>
-          </w:p>
-        </w:tc>
-        <w:tc>
-          <w:tcPr/>
-          <w:p>
-            <w:pPr>
-              <w:pStyle w:val="Compact"/>
-              <w:jc w:val="center"/>
-            </w:pPr>
-            <w:r>
-              <w:rPr>
-                <w:rFonts w:hint="eastAsia" w:ascii="Times New Roman" w:hAnsi="Times New Roman" w:eastAsia="FangSong" w:cs="Times New Roman"/>
-              </w:rPr>
-              <w:t xml:space="preserve">连杂原子的饱和碳</w:t>
-            </w:r>
-          </w:p>
-        </w:tc>
-        <w:tc>
-          <w:tcPr/>
-          <w:p>
-            <w:pPr>
-              <w:pStyle w:val="Compact"/>
-              <w:jc w:val="center"/>
-            </w:pPr>
-            <w:r>
-              <w:rPr>
-                <w:rFonts w:ascii="Times New Roman" w:hAnsi="Times New Roman" w:eastAsia="Times New Roman" w:cs="Times New Roman"/>
-              </w:rPr>
-              <w:t xml:space="preserve">C–O, C–N, C–X</w:t>
-            </w:r>
-          </w:p>
-        </w:tc>
-      </w:tr>
-      <w:tr>
-        <w:tc>
-          <w:tcPr/>
-          <w:p>
-            <w:pPr>
-              <w:pStyle w:val="Compact"/>
-              <w:jc w:val="center"/>
-            </w:pPr>
-            <w:r>
-              <w:rPr>
-                <w:rFonts w:ascii="Times New Roman" w:hAnsi="Times New Roman" w:eastAsia="Times New Roman" w:cs="Times New Roman"/>
-              </w:rPr>
-              <w:t xml:space="preserve">100–150</w:t>
-            </w:r>
-          </w:p>
-        </w:tc>
-        <w:tc>
-          <w:tcPr/>
-          <w:p>
-            <w:pPr>
-              <w:pStyle w:val="Compact"/>
-              <w:jc w:val="center"/>
-            </w:pPr>
-            <w:r>
-              <w:rPr>
-                <w:rFonts w:ascii="Times New Roman" w:hAnsi="Times New Roman" w:eastAsia="Times New Roman" w:cs="Times New Roman"/>
-              </w:rPr>
-              <w:t>sp</w:t>
-            </w:r>
-            <w:r>
-              <w:rPr>
-                <w:rFonts w:ascii="Times New Roman" w:hAnsi="Times New Roman" w:eastAsia="Times New Roman" w:cs="Times New Roman"/>
-                <w:vertAlign w:val="superscript"/>
-              </w:rPr>
-              <w:t>2</w:t>
-            </w:r>
-            <w:r>
-              <w:rPr>
-                <w:rFonts w:ascii="Times New Roman" w:hAnsi="Times New Roman" w:eastAsia="Times New Roman" w:cs="Times New Roman"/>
-              </w:rPr>
-              <w:t xml:space="preserve"> </w:t>
-            </w:r>
-            <w:r>
-              <w:rPr>
-                <w:rFonts w:hint="eastAsia" w:ascii="Times New Roman" w:hAnsi="Times New Roman" w:eastAsia="FangSong" w:cs="Times New Roman"/>
-              </w:rPr>
-              <w:t>碳</w:t>
-            </w:r>
-            <w:r>
-              <w:rPr>
-                <w:rFonts w:hint="eastAsia" w:ascii="Times New Roman" w:hAnsi="Times New Roman" w:eastAsia="Times New Roman" w:cs="Times New Roman"/>
-              </w:rPr>
-              <w:t>（</w:t>
-            </w:r>
-            <w:r>
-              <w:rPr>
-                <w:rFonts w:hint="eastAsia" w:ascii="Times New Roman" w:hAnsi="Times New Roman" w:eastAsia="FangSong" w:cs="Times New Roman"/>
-              </w:rPr>
-              <w:t>烯</w:t>
-            </w:r>
-            <w:r>
-              <w:rPr>
-                <w:rFonts w:hint="eastAsia" w:ascii="Times New Roman" w:hAnsi="Times New Roman" w:eastAsia="Times New Roman" w:cs="Times New Roman"/>
-              </w:rPr>
-              <w:t>/</w:t>
-            </w:r>
-            <w:r>
-              <w:rPr>
-                <w:rFonts w:hint="eastAsia" w:ascii="Times New Roman" w:hAnsi="Times New Roman" w:eastAsia="FangSong" w:cs="Times New Roman"/>
-              </w:rPr>
-              <w:t>芳</w:t>
-            </w:r>
-            <w:r>
-              <w:rPr>
-                <w:rFonts w:hint="eastAsia" w:ascii="Times New Roman" w:hAnsi="Times New Roman" w:eastAsia="Times New Roman" w:cs="Times New Roman"/>
-              </w:rPr>
-              <w:t>）</w:t>
-            </w:r>
-          </w:p>
-        </w:tc>
-        <w:tc>
-          <w:tcPr/>
-          <w:p>
-            <w:pPr>
-              <w:pStyle w:val="Compact"/>
-              <w:jc w:val="center"/>
-            </w:pPr>
-            <w:r>
-              <w:rPr>
-                <w:rFonts w:ascii="Times New Roman" w:hAnsi="Times New Roman" w:eastAsia="Times New Roman" w:cs="Times New Roman"/>
-              </w:rPr>
-              <w:t xml:space="preserve">C=C, Ar–C</w:t>
-            </w:r>
-          </w:p>
-        </w:tc>
-      </w:tr>
-      <w:tr>
-        <w:tc>
-          <w:tcPr/>
-          <w:p>
-            <w:pPr>
-              <w:pStyle w:val="Compact"/>
-              <w:jc w:val="center"/>
-            </w:pPr>
-            <w:r>
-              <w:rPr>
-                <w:rFonts w:ascii="Times New Roman" w:hAnsi="Times New Roman" w:eastAsia="Times New Roman" w:cs="Times New Roman"/>
-              </w:rPr>
-              <w:t xml:space="preserve">150–200</w:t>
-            </w:r>
-          </w:p>
-        </w:tc>
-        <w:tc>
-          <w:tcPr/>
-          <w:p>
-            <w:pPr>
-              <w:pStyle w:val="Compact"/>
-              <w:jc w:val="center"/>
-            </w:pPr>
-            <w:r>
-              <w:rPr>
-                <w:rFonts w:hint="eastAsia" w:ascii="Times New Roman" w:hAnsi="Times New Roman" w:eastAsia="FangSong" w:cs="Times New Roman"/>
-              </w:rPr>
-              <w:t xml:space="preserve">羰基碳</w:t>
-            </w:r>
-          </w:p>
-        </w:tc>
-        <w:tc>
-          <w:tcPr/>
-          <w:p>
-            <w:pPr>
-              <w:pStyle w:val="Compact"/>
-              <w:jc w:val="center"/>
-            </w:pPr>
-            <w:r>
-              <w:rPr>
-                <w:rFonts w:ascii="Times New Roman" w:hAnsi="Times New Roman" w:eastAsia="Times New Roman" w:cs="Times New Roman"/>
-              </w:rPr>
-              <w:t xml:space="preserve">C=O</w:t>
-            </w:r>
-          </w:p>
-        </w:tc>
-      </w:tr>
-      <w:tr>
-        <w:tc>
-          <w:tcPr/>
-          <w:p>
-            <w:pPr>
-              <w:pStyle w:val="Compact"/>
-              <w:jc w:val="center"/>
-            </w:pPr>
-            <w:r>
-              <w:rPr>
-                <w:rFonts w:ascii="Times New Roman" w:hAnsi="Times New Roman" w:eastAsia="Times New Roman" w:cs="Times New Roman"/>
-              </w:rPr>
-              <w:t xml:space="preserve">195–215</w:t>
-            </w:r>
-          </w:p>
-        </w:tc>
-        <w:tc>
-          <w:tcPr/>
-          <w:p>
-            <w:pPr>
-              <w:pStyle w:val="Compact"/>
-              <w:jc w:val="center"/>
-            </w:pPr>
-            <w:r>
-              <w:rPr>
-                <w:rFonts w:hint="eastAsia" w:ascii="Times New Roman" w:hAnsi="Times New Roman" w:eastAsia="FangSong" w:cs="Times New Roman"/>
-              </w:rPr>
-              <w:t>醛</w:t>
-            </w:r>
-            <w:r>
-              <w:rPr>
-                <w:rFonts w:hint="eastAsia" w:ascii="Times New Roman" w:hAnsi="Times New Roman" w:eastAsia="Times New Roman" w:cs="Times New Roman"/>
-              </w:rPr>
-              <w:t>/</w:t>
-            </w:r>
-            <w:r>
-              <w:rPr>
-                <w:rFonts w:hint="eastAsia" w:ascii="Times New Roman" w:hAnsi="Times New Roman" w:eastAsia="FangSong" w:cs="Times New Roman"/>
-              </w:rPr>
-              <w:t>酮</w:t>
-            </w:r>
-            <w:r>
-              <w:rPr>
-                <w:rFonts w:ascii="Times New Roman" w:hAnsi="Times New Roman" w:eastAsia="Times New Roman" w:cs="Times New Roman"/>
-              </w:rPr>
-              <w:t xml:space="preserve"> C=O</w:t>
-            </w:r>
-          </w:p>
-        </w:tc>
-        <w:tc>
-          <w:tcPr/>
-          <w:p>
-            <w:pPr>
-              <w:pStyle w:val="Compact"/>
-              <w:jc w:val="center"/>
-            </w:pPr>
-            <w:r>
-              <w:rPr>
-                <w:rFonts w:hint="eastAsia" w:ascii="Times New Roman" w:hAnsi="Times New Roman" w:eastAsia="FangSong" w:cs="Times New Roman"/>
-              </w:rPr>
-              <w:t xml:space="preserve">最低场区域</w:t>
-            </w:r>
-          </w:p>
-        </w:tc>
-      </w:tr>
-      <w:tr>
-        <w:tc>
-          <w:tcPr/>
-          <w:p>
-            <w:pPr>
-              <w:pStyle w:val="Compact"/>
-              <w:jc w:val="center"/>
-            </w:pPr>
-            <w:r>
-              <w:rPr>
-                <w:rFonts w:ascii="Times New Roman" w:hAnsi="Times New Roman" w:eastAsia="Times New Roman" w:cs="Times New Roman"/>
-              </w:rPr>
-              <w:t xml:space="preserve">165–185</w:t>
-            </w:r>
-          </w:p>
-        </w:tc>
-        <w:tc>
-          <w:tcPr/>
-          <w:p>
-            <w:pPr>
-              <w:pStyle w:val="Compact"/>
-              <w:jc w:val="center"/>
-            </w:pPr>
-            <w:r>
-              <w:rPr>
-                <w:rFonts w:hint="eastAsia" w:ascii="Times New Roman" w:hAnsi="Times New Roman" w:eastAsia="FangSong" w:cs="Times New Roman"/>
-              </w:rPr>
-              <w:t xml:space="preserve">羧酸衍生物</w:t>
-            </w:r>
-            <w:r>
-              <w:rPr>
-                <w:rFonts w:ascii="Times New Roman" w:hAnsi="Times New Roman" w:eastAsia="Times New Roman" w:cs="Times New Roman"/>
-              </w:rPr>
-              <w:t xml:space="preserve"> C=O</w:t>
-            </w:r>
-          </w:p>
-        </w:tc>
-        <w:tc>
-          <w:tcPr/>
-          <w:p>
-            <w:pPr>
-              <w:pStyle w:val="Compact"/>
-              <w:jc w:val="center"/>
-            </w:pPr>
-            <w:r>
-              <w:rPr>
-                <w:rFonts w:hint="eastAsia" w:ascii="Times New Roman" w:hAnsi="Times New Roman" w:eastAsia="FangSong" w:cs="Times New Roman"/>
-              </w:rPr>
-              <w:t>酸</w:t>
-            </w:r>
-            <w:r>
-              <w:rPr>
-                <w:rFonts w:hint="eastAsia" w:ascii="Times New Roman" w:hAnsi="Times New Roman" w:eastAsia="Times New Roman" w:cs="Times New Roman"/>
-              </w:rPr>
-              <w:t>/</w:t>
-            </w:r>
-            <w:r>
-              <w:rPr>
-                <w:rFonts w:hint="eastAsia" w:ascii="Times New Roman" w:hAnsi="Times New Roman" w:eastAsia="FangSong" w:cs="Times New Roman"/>
-              </w:rPr>
-              <w:t>酯</w:t>
-            </w:r>
-            <w:r>
-              <w:rPr>
-                <w:rFonts w:hint="eastAsia" w:ascii="Times New Roman" w:hAnsi="Times New Roman" w:eastAsia="Times New Roman" w:cs="Times New Roman"/>
-              </w:rPr>
-              <w:t>/</w:t>
-            </w:r>
-            <w:r>
-              <w:rPr>
-                <w:rFonts w:hint="eastAsia" w:ascii="Times New Roman" w:hAnsi="Times New Roman" w:eastAsia="FangSong" w:cs="Times New Roman"/>
-              </w:rPr>
-              <w:t>酰胺</w:t>
-            </w:r>
-            <w:r>
-              <w:rPr>
-                <w:rFonts w:hint="eastAsia" w:ascii="Times New Roman" w:hAnsi="Times New Roman" w:eastAsia="Times New Roman" w:cs="Times New Roman"/>
-              </w:rPr>
-              <w:t>（</w:t>
-            </w:r>
-            <w:r>
-              <w:rPr>
-                <w:rFonts w:hint="eastAsia" w:ascii="Times New Roman" w:hAnsi="Times New Roman" w:eastAsia="FangSong" w:cs="Times New Roman"/>
-              </w:rPr>
-              <w:t>稍高场</w:t>
-            </w:r>
-            <w:r>
-              <w:rPr>
-                <w:rFonts w:hint="eastAsia" w:ascii="Times New Roman" w:hAnsi="Times New Roman" w:eastAsia="Times New Roman" w:cs="Times New Roman"/>
-              </w:rPr>
-              <w:t>）</w:t>
-            </w:r>
-          </w:p>
-        </w:tc>
-      </w:tr>
-    </w:tbl>
-    <w:bookmarkEnd w:id="33"/>
-    <w:bookmarkStart w:id="34" w:name="碳谱的竞赛用法"/>
-    <w:p>
-      <w:pPr>
-        <w:pStyle w:val="Heading3"/>
-        <w:spacing w:before="280" w:after="120"/>
-      </w:pPr>
-      <w:r>
-        <w:rPr>
-          <w:rFonts w:ascii="Times New Roman" w:hAnsi="Times New Roman" w:eastAsia="Times New Roman" w:cs="Times New Roman"/>
-        </w:rPr>
-        <w:t xml:space="preserve">4.3 </w:t>
-      </w:r>
-      <w:r>
-        <w:rPr>
-          <w:rFonts w:hint="eastAsia" w:ascii="Times New Roman" w:hAnsi="Times New Roman" w:eastAsia="SimHei" w:cs="Times New Roman"/>
-        </w:rPr>
-        <w:t xml:space="preserve">碳谱的竞赛用法</w:t>
-      </w:r>
-    </w:p>
-    <w:p>
-      <w:pPr>
-        <w:pStyle w:val="Compact"/>
-        <w:numPr>
-          <w:ilvl w:val="0"/>
-          <w:numId w:val="1006"/>
-        </w:numPr>
-      </w:pPr>
-      <w:r>
-        <w:rPr>
-          <w:rFonts w:hint="eastAsia" w:ascii="Times New Roman" w:hAnsi="Times New Roman" w:eastAsia="FangSong" w:cs="Times New Roman"/>
-          <w:b/>
-          <w:bCs/>
-        </w:rPr>
-        <w:t xml:space="preserve">先数峰数</w:t>
-      </w:r>
-      <w:r>
-        <w:rPr>
-          <w:rFonts w:hint="eastAsia" w:ascii="Times New Roman" w:hAnsi="Times New Roman" w:eastAsia="Times New Roman" w:cs="Times New Roman"/>
-        </w:rPr>
-        <w:t>——</w:t>
-      </w:r>
-      <w:r>
-        <w:rPr>
-          <w:rFonts w:hint="eastAsia" w:ascii="Times New Roman" w:hAnsi="Times New Roman" w:eastAsia="FangSong" w:cs="Times New Roman"/>
-        </w:rPr>
-        <w:t>不先认峰</w:t>
-      </w:r>
-      <w:r>
-        <w:rPr>
-          <w:rFonts w:hint="eastAsia" w:ascii="Times New Roman" w:hAnsi="Times New Roman" w:eastAsia="Times New Roman" w:cs="Times New Roman"/>
-        </w:rPr>
-        <w:t>。</w:t>
-      </w:r>
-      <w:r>
-        <w:rPr>
-          <w:rFonts w:hint="eastAsia" w:ascii="Times New Roman" w:hAnsi="Times New Roman" w:eastAsia="FangSong" w:cs="Times New Roman"/>
-        </w:rPr>
-        <w:t>峰数</w:t>
-      </w:r>
-      <w:r>
-        <w:rPr>
-          <w:rFonts w:ascii="Times New Roman" w:hAnsi="Times New Roman" w:eastAsia="Times New Roman" w:cs="Times New Roman"/>
-        </w:rPr>
-        <w:t xml:space="preserve"> = </w:t>
-      </w:r>
-      <w:r>
-        <w:rPr>
-          <w:rFonts w:hint="eastAsia" w:ascii="Times New Roman" w:hAnsi="Times New Roman" w:eastAsia="FangSong" w:cs="Times New Roman"/>
-        </w:rPr>
-        <w:t xml:space="preserve">几类碳</w:t>
-      </w:r>
-      <w:r>
-        <w:rPr>
-          <w:rFonts w:ascii="Times New Roman" w:hAnsi="Times New Roman" w:eastAsia="Times New Roman" w:cs="Times New Roman"/>
-        </w:rPr>
-        <w:t xml:space="preserve"> → </w:t>
-      </w:r>
-      <w:r>
-        <w:rPr>
-          <w:rFonts w:hint="eastAsia" w:ascii="Times New Roman" w:hAnsi="Times New Roman" w:eastAsia="FangSong" w:cs="Times New Roman"/>
-        </w:rPr>
-        <w:t xml:space="preserve">判断分子对称性</w:t>
-      </w:r>
-    </w:p>
-    <w:p>
-      <w:pPr>
-        <w:pStyle w:val="Compact"/>
-        <w:numPr>
-          <w:ilvl w:val="0"/>
-          <w:numId w:val="1006"/>
-        </w:numPr>
-      </w:pPr>
-      <w:r>
-        <w:rPr>
-          <w:rFonts w:ascii="Times New Roman" w:hAnsi="Times New Roman" w:eastAsia="Times New Roman" w:cs="Times New Roman"/>
-          <w:b/>
-          <w:bCs/>
-        </w:rPr>
-        <w:t xml:space="preserve">δ &gt; 200</w:t>
-      </w:r>
-      <w:r>
-        <w:rPr>
-          <w:rFonts w:ascii="Times New Roman" w:hAnsi="Times New Roman" w:eastAsia="Times New Roman" w:cs="Times New Roman"/>
-        </w:rPr>
-        <w:t xml:space="preserve"> </w:t>
-      </w:r>
-      <w:r>
-        <w:rPr>
-          <w:rFonts w:ascii="Times New Roman" w:hAnsi="Times New Roman" w:eastAsia="Times New Roman" w:cs="Times New Roman"/>
-        </w:rPr>
-        <w:t xml:space="preserve">→ </w:t>
-      </w:r>
-      <w:r>
-        <w:rPr>
-          <w:rFonts w:hint="eastAsia" w:ascii="Times New Roman" w:hAnsi="Times New Roman" w:eastAsia="FangSong" w:cs="Times New Roman"/>
-        </w:rPr>
-        <w:t>醛</w:t>
-      </w:r>
-      <w:r>
-        <w:rPr>
-          <w:rFonts w:hint="eastAsia" w:ascii="Times New Roman" w:hAnsi="Times New Roman" w:eastAsia="Times New Roman" w:cs="Times New Roman"/>
-        </w:rPr>
-        <w:t>/</w:t>
-      </w:r>
-      <w:r>
-        <w:rPr>
-          <w:rFonts w:hint="eastAsia" w:ascii="Times New Roman" w:hAnsi="Times New Roman" w:eastAsia="FangSong" w:cs="Times New Roman"/>
-        </w:rPr>
-        <w:t>酮羰基</w:t>
-      </w:r>
-      <w:r>
-        <w:rPr>
-          <w:rFonts w:hint="eastAsia" w:ascii="Times New Roman" w:hAnsi="Times New Roman" w:eastAsia="Times New Roman" w:cs="Times New Roman"/>
-        </w:rPr>
-        <w:t>（</w:t>
-      </w:r>
-      <w:r>
-        <w:rPr>
-          <w:rFonts w:hint="eastAsia" w:ascii="Times New Roman" w:hAnsi="Times New Roman" w:eastAsia="FangSong" w:cs="Times New Roman"/>
-        </w:rPr>
-        <w:t>无</w:t>
-      </w:r>
-      <w:r>
-        <w:rPr>
-          <w:rFonts w:ascii="Times New Roman" w:hAnsi="Times New Roman" w:eastAsia="Times New Roman" w:cs="Times New Roman"/>
-        </w:rPr>
-        <w:t xml:space="preserve"> </w:t>
-      </w:r>
-      <w:r>
-        <w:rPr>
-          <w:rFonts w:hint="eastAsia" w:ascii="Times New Roman" w:hAnsi="Times New Roman" w:eastAsia="Times New Roman" w:cs="Times New Roman"/>
-        </w:rPr>
-        <w:t>α-</w:t>
-      </w:r>
-      <w:r>
-        <w:rPr>
-          <w:rFonts w:hint="eastAsia" w:ascii="Times New Roman" w:hAnsi="Times New Roman" w:eastAsia="FangSong" w:cs="Times New Roman"/>
-        </w:rPr>
-        <w:t>卤素或共轭时</w:t>
-      </w:r>
-      <w:r>
-        <w:rPr>
-          <w:rFonts w:hint="eastAsia" w:ascii="Times New Roman" w:hAnsi="Times New Roman" w:eastAsia="Times New Roman" w:cs="Times New Roman"/>
-        </w:rPr>
-        <w:t>）</w:t>
-      </w:r>
-    </w:p>
-    <w:p>
-      <w:pPr>
-        <w:pStyle w:val="Compact"/>
-        <w:numPr>
-          <w:ilvl w:val="0"/>
-          <w:numId w:val="1006"/>
-        </w:numPr>
-      </w:pPr>
-      <w:r>
-        <w:rPr>
-          <w:rFonts w:ascii="Times New Roman" w:hAnsi="Times New Roman" w:eastAsia="Times New Roman" w:cs="Times New Roman"/>
-          <w:b/>
-          <w:bCs/>
-        </w:rPr>
-        <w:t xml:space="preserve">δ 165–185</w:t>
-      </w:r>
-      <w:r>
-        <w:rPr>
-          <w:rFonts w:ascii="Times New Roman" w:hAnsi="Times New Roman" w:eastAsia="Times New Roman" w:cs="Times New Roman"/>
-        </w:rPr>
-        <w:t xml:space="preserve"> </w:t>
-      </w:r>
-      <w:r>
-        <w:rPr>
-          <w:rFonts w:ascii="Times New Roman" w:hAnsi="Times New Roman" w:eastAsia="Times New Roman" w:cs="Times New Roman"/>
-        </w:rPr>
-        <w:t xml:space="preserve">→ </w:t>
-      </w:r>
-      <w:r>
-        <w:rPr>
-          <w:rFonts w:hint="eastAsia" w:ascii="Times New Roman" w:hAnsi="Times New Roman" w:eastAsia="FangSong" w:cs="Times New Roman"/>
-        </w:rPr>
-        <w:t xml:space="preserve">羧酸衍生物羰基</w:t>
-      </w:r>
-    </w:p>
-    <w:p>
-      <w:pPr>
-        <w:pStyle w:val="Compact"/>
-        <w:numPr>
-          <w:ilvl w:val="0"/>
-          <w:numId w:val="1006"/>
-        </w:numPr>
-      </w:pPr>
-      <w:r>
-        <w:rPr>
-          <w:rFonts w:ascii="Times New Roman" w:hAnsi="Times New Roman" w:eastAsia="Times New Roman" w:cs="Times New Roman"/>
-          <w:b/>
-          <w:bCs/>
-        </w:rPr>
-        <w:t xml:space="preserve">DEPT </w:t>
-      </w:r>
-      <w:r>
-        <w:rPr>
-          <w:rFonts w:hint="eastAsia" w:ascii="Times New Roman" w:hAnsi="Times New Roman" w:eastAsia="FangSong" w:cs="Times New Roman"/>
-          <w:b/>
-          <w:bCs/>
-        </w:rPr>
-        <w:t xml:space="preserve">谱</w:t>
-      </w:r>
-      <w:r>
-        <w:rPr>
-          <w:rFonts w:hint="eastAsia" w:ascii="Times New Roman" w:hAnsi="Times New Roman" w:eastAsia="Times New Roman" w:cs="Times New Roman"/>
-        </w:rPr>
-        <w:t>（</w:t>
-      </w:r>
-      <w:r>
-        <w:rPr>
-          <w:rFonts w:hint="eastAsia" w:ascii="Times New Roman" w:hAnsi="Times New Roman" w:eastAsia="FangSong" w:cs="Times New Roman"/>
-        </w:rPr>
-        <w:t>如有</w:t>
-      </w:r>
-      <w:r>
-        <w:rPr>
-          <w:rFonts w:hint="eastAsia" w:ascii="Times New Roman" w:hAnsi="Times New Roman" w:eastAsia="Times New Roman" w:cs="Times New Roman"/>
-        </w:rPr>
-        <w:t>）：CH</w:t>
-      </w:r>
-      <w:r>
-        <w:rPr>
-          <w:rFonts w:hint="eastAsia" w:ascii="Times New Roman" w:hAnsi="Times New Roman" w:eastAsia="Times New Roman" w:cs="Times New Roman"/>
-          <w:vertAlign w:val="subscript"/>
-        </w:rPr>
-        <w:t>3</w:t>
-      </w:r>
-      <w:r>
-        <w:rPr>
-          <w:rFonts w:hint="eastAsia" w:ascii="Times New Roman" w:hAnsi="Times New Roman" w:eastAsia="Times New Roman" w:cs="Times New Roman"/>
-        </w:rPr>
-        <w:t>/CH</w:t>
-      </w:r>
-      <w:r>
-        <w:rPr>
-          <w:rFonts w:hint="eastAsia" w:ascii="Times New Roman" w:hAnsi="Times New Roman" w:eastAsia="Times New Roman" w:cs="Times New Roman"/>
-          <w:vertAlign w:val="subscript"/>
-        </w:rPr>
-        <w:t>2</w:t>
-      </w:r>
-      <w:r>
-        <w:rPr>
-          <w:rFonts w:hint="eastAsia" w:ascii="Times New Roman" w:hAnsi="Times New Roman" w:eastAsia="Times New Roman" w:cs="Times New Roman"/>
-        </w:rPr>
-        <w:t>/CH/C</w:t>
-      </w:r>
-      <w:r>
-        <w:rPr>
-          <w:rFonts w:ascii="Times New Roman" w:hAnsi="Times New Roman" w:eastAsia="Times New Roman" w:cs="Times New Roman"/>
-        </w:rPr>
-        <w:t xml:space="preserve"> </w:t>
-      </w:r>
-      <w:r>
-        <w:rPr>
-          <w:rFonts w:hint="eastAsia" w:ascii="Times New Roman" w:hAnsi="Times New Roman" w:eastAsia="FangSong" w:cs="Times New Roman"/>
-        </w:rPr>
-        <w:t>级数区分</w:t>
-      </w:r>
-      <w:r>
-        <w:rPr>
-          <w:rFonts w:hint="eastAsia" w:ascii="Times New Roman" w:hAnsi="Times New Roman" w:eastAsia="Times New Roman" w:cs="Times New Roman"/>
-        </w:rPr>
-        <w:t>（</w:t>
-      </w:r>
-      <w:r>
-        <w:rPr>
-          <w:rFonts w:hint="eastAsia" w:ascii="Times New Roman" w:hAnsi="Times New Roman" w:eastAsia="FangSong" w:cs="Times New Roman"/>
-        </w:rPr>
-        <w:t>向上</w:t>
-      </w:r>
-      <w:r>
-        <w:rPr>
-          <w:rFonts w:hint="eastAsia" w:ascii="Times New Roman" w:hAnsi="Times New Roman" w:eastAsia="Times New Roman" w:cs="Times New Roman"/>
-        </w:rPr>
-        <w:t>/</w:t>
-      </w:r>
-      <w:r>
-        <w:rPr>
-          <w:rFonts w:hint="eastAsia" w:ascii="Times New Roman" w:hAnsi="Times New Roman" w:eastAsia="FangSong" w:cs="Times New Roman"/>
-        </w:rPr>
-        <w:t>向下</w:t>
-      </w:r>
-      <w:r>
-        <w:rPr>
-          <w:rFonts w:hint="eastAsia" w:ascii="Times New Roman" w:hAnsi="Times New Roman" w:eastAsia="Times New Roman" w:cs="Times New Roman"/>
-        </w:rPr>
-        <w:t>/</w:t>
-      </w:r>
-      <w:r>
-        <w:rPr>
-          <w:rFonts w:hint="eastAsia" w:ascii="Times New Roman" w:hAnsi="Times New Roman" w:eastAsia="FangSong" w:cs="Times New Roman"/>
-        </w:rPr>
-        <w:t>无信号</w:t>
-      </w:r>
-      <w:r>
-        <w:rPr>
-          <w:rFonts w:hint="eastAsia" w:ascii="Times New Roman" w:hAnsi="Times New Roman" w:eastAsia="Times New Roman" w:cs="Times New Roman"/>
-        </w:rPr>
-        <w:t>）</w:t>
-      </w:r>
-    </w:p>
-    <w:p>
-      <w:pPr>
-        <w:spacing w:before="160" w:after="80"/>
-      </w:pPr>
-      <w:r>
-        <w:pict>
-          <v:rect style="width:0;height:1.5pt" o:hralign="center" o:hrstd="t" o:hr="t"/>
-        </w:pict>
-      </w:r>
-    </w:p>
-    <w:bookmarkEnd w:id="34"/>
-    <w:bookmarkEnd w:id="35"/>
-    <w:bookmarkStart w:id="44" w:name="五¹h-nmr氢谱"/>
-    <w:p>
-      <w:pPr>
-        <w:pStyle w:val="Heading2"/>
-        <w:spacing w:before="280" w:after="120"/>
-      </w:pPr>
-      <w:r>
-        <w:rPr>
-          <w:rFonts w:hint="eastAsia" w:ascii="Times New Roman" w:hAnsi="Times New Roman" w:eastAsia="SimHei" w:cs="Times New Roman"/>
-        </w:rPr>
-        <w:t>五</w:t>
-      </w:r>
-      <w:r>
-        <w:rPr>
-          <w:rFonts w:hint="eastAsia" w:ascii="Times New Roman" w:hAnsi="Times New Roman" w:eastAsia="Times New Roman" w:cs="Times New Roman"/>
-        </w:rPr>
-        <w:t>、</w:t>
-      </w:r>
-      <w:r>
-        <w:rPr>
-          <w:rFonts w:hint="eastAsia" w:ascii="Times New Roman" w:hAnsi="Times New Roman" w:eastAsia="Times New Roman" w:cs="Times New Roman"/>
-          <w:vertAlign w:val="superscript"/>
-        </w:rPr>
-        <w:t>1</w:t>
-      </w:r>
-      <w:r>
-        <w:rPr>
-          <w:rFonts w:hint="eastAsia" w:ascii="Times New Roman" w:hAnsi="Times New Roman" w:eastAsia="Times New Roman" w:cs="Times New Roman"/>
-        </w:rPr>
-        <w:t>H</w:t>
-      </w:r>
-      <w:r>
-        <w:rPr>
-          <w:rFonts w:ascii="Times New Roman" w:hAnsi="Times New Roman" w:eastAsia="Times New Roman" w:cs="Times New Roman"/>
-        </w:rPr>
-        <w:t xml:space="preserve"> </w:t>
-      </w:r>
-      <w:r>
-        <w:rPr>
-          <w:rFonts w:hint="eastAsia" w:ascii="Times New Roman" w:hAnsi="Times New Roman" w:eastAsia="Times New Roman" w:cs="Times New Roman"/>
-        </w:rPr>
-        <w:t>NMR（</w:t>
-      </w:r>
-      <w:r>
-        <w:rPr>
-          <w:rFonts w:hint="eastAsia" w:ascii="Times New Roman" w:hAnsi="Times New Roman" w:eastAsia="SimHei" w:cs="Times New Roman"/>
-        </w:rPr>
-        <w:t>氢谱</w:t>
-      </w:r>
-      <w:r>
-        <w:rPr>
-          <w:rFonts w:hint="eastAsia" w:ascii="Times New Roman" w:hAnsi="Times New Roman" w:eastAsia="Times New Roman" w:cs="Times New Roman"/>
-        </w:rPr>
-        <w:t>）</w:t>
-      </w:r>
-    </w:p>
-    <w:bookmarkStart w:id="36" w:name="三项基本信息"/>
-    <w:p>
-      <w:pPr>
-        <w:pStyle w:val="Heading3"/>
-        <w:spacing w:after="120" w:before="280"/>
-      </w:pPr>
-      <w:r>
-        <w:rPr>
-          <w:rFonts w:ascii="Times New Roman" w:hAnsi="Times New Roman" w:eastAsia="Times New Roman" w:cs="Times New Roman"/>
-        </w:rPr>
-        <w:t xml:space="preserve">5.1 </w:t>
-      </w:r>
-      <w:r>
-        <w:rPr>
-          <w:rFonts w:hint="eastAsia" w:ascii="Times New Roman" w:hAnsi="Times New Roman" w:eastAsia="SimHei" w:cs="Times New Roman"/>
-        </w:rPr>
-        <w:t xml:space="preserve">三项基本信息</w:t>
       </w:r>
     </w:p>
     <w:tbl>
@@ -10150,7 +8167,7 @@
                 <w:rFonts w:hint="eastAsia" w:ascii="Times New Roman" w:hAnsi="Times New Roman" w:eastAsia="SimHei" w:cs="Times New Roman"/>
                 <w:b/>
               </w:rPr>
-              <w:t xml:space="preserve">参数</w:t>
+              <w:t xml:space="preserve">羰基类型</w:t>
             </w:r>
           </w:p>
         </w:tc>
@@ -10166,7 +8183,22 @@
                 <w:rFonts w:hint="eastAsia" w:ascii="Times New Roman" w:hAnsi="Times New Roman" w:eastAsia="SimHei" w:cs="Times New Roman"/>
                 <w:b/>
               </w:rPr>
-              <w:t xml:space="preserve">物理含义</w:t>
+              <w:t>波数</w:t>
+            </w:r>
+            <w:r>
+              <w:rPr>
+                <w:rFonts w:hint="eastAsia" w:ascii="Times New Roman" w:hAnsi="Times New Roman" w:eastAsia="Times New Roman" w:cs="Times New Roman"/>
+                <w:b/>
+              </w:rPr>
+              <w:t>/cm</w:t>
+            </w:r>
+            <w:r>
+              <w:rPr>
+                <w:rFonts w:hint="eastAsia" w:ascii="Times New Roman" w:hAnsi="Times New Roman" w:eastAsia="Times New Roman" w:cs="Times New Roman"/>
+                <w:b/>
+                <w:vertAlign w:val="superscript"/>
+              </w:rPr>
+              <w:t>-1</w:t>
             </w:r>
           </w:p>
         </w:tc>
@@ -10182,7 +8214,7 @@
                 <w:rFonts w:hint="eastAsia" w:ascii="Times New Roman" w:hAnsi="Times New Roman" w:eastAsia="SimHei" w:cs="Times New Roman"/>
                 <w:b/>
               </w:rPr>
-              <w:t xml:space="preserve">竞赛用途</w:t>
+              <w:t xml:space="preserve">解释</w:t>
             </w:r>
           </w:p>
         </w:tc>
@@ -10198,169 +8230,119 @@
             <w:r>
               <w:rPr>
                 <w:rFonts w:hint="eastAsia" w:ascii="Times New Roman" w:hAnsi="Times New Roman" w:eastAsia="FangSong" w:cs="Times New Roman"/>
+              </w:rPr>
+              <w:t xml:space="preserve">酰氯</w:t>
+            </w:r>
+            <w:r>
+              <w:rPr>
+                <w:rFonts w:ascii="Times New Roman" w:hAnsi="Times New Roman" w:eastAsia="Times New Roman" w:cs="Times New Roman"/>
+              </w:rPr>
+              <w:t xml:space="preserve"> RCOCl</w:t>
+            </w:r>
+          </w:p>
+        </w:tc>
+        <w:tc>
+          <w:tcPr/>
+          <w:p>
+            <w:pPr>
+              <w:pStyle w:val="Compact"/>
+              <w:jc w:val="center"/>
+            </w:pPr>
+            <w:r>
+              <w:rPr>
+                <w:rFonts w:ascii="Times New Roman" w:hAnsi="Times New Roman" w:eastAsia="Times New Roman" w:cs="Times New Roman"/>
+              </w:rPr>
+              <w:t xml:space="preserve">1790–1815</w:t>
+            </w:r>
+          </w:p>
+        </w:tc>
+        <w:tc>
+          <w:tcPr/>
+          <w:p>
+            <w:pPr>
+              <w:pStyle w:val="Compact"/>
+              <w:jc w:val="center"/>
+            </w:pPr>
+            <w:r>
+              <w:rPr>
+                <w:rFonts w:ascii="Times New Roman" w:hAnsi="Times New Roman" w:eastAsia="Times New Roman" w:cs="Times New Roman"/>
+              </w:rPr>
+              <w:t xml:space="preserve">Cl </w:t>
+            </w:r>
+            <w:r>
+              <w:rPr>
+                <w:rFonts w:hint="eastAsia" w:ascii="Times New Roman" w:hAnsi="Times New Roman" w:eastAsia="FangSong" w:cs="Times New Roman"/>
+              </w:rPr>
+              <w:t xml:space="preserve">的强吸电子诱导效应</w:t>
+            </w:r>
+          </w:p>
+        </w:tc>
+      </w:tr>
+      <w:tr>
+        <w:tc>
+          <w:tcPr/>
+          <w:p>
+            <w:pPr>
+              <w:pStyle w:val="Compact"/>
+              <w:jc w:val="center"/>
+            </w:pPr>
+            <w:r>
+              <w:rPr>
+                <w:rFonts w:hint="eastAsia" w:ascii="Times New Roman" w:hAnsi="Times New Roman" w:eastAsia="FangSong" w:cs="Times New Roman"/>
+              </w:rPr>
+              <w:t xml:space="preserve">酸酐</w:t>
+            </w:r>
+            <w:r>
+              <w:rPr>
+                <w:rFonts w:ascii="Times New Roman" w:hAnsi="Times New Roman" w:eastAsia="Times New Roman" w:cs="Times New Roman"/>
+              </w:rPr>
+              <w:t xml:space="preserve"> (RCO)</w:t>
+            </w:r>
+            <w:r>
+              <w:rPr>
+                <w:rFonts w:ascii="Times New Roman" w:hAnsi="Times New Roman" w:eastAsia="Times New Roman" w:cs="Times New Roman"/>
+                <w:vertAlign w:val="subscript"/>
+              </w:rPr>
+              <w:t>2</w:t>
+            </w:r>
+            <w:r>
+              <w:rPr>
+                <w:rFonts w:ascii="Times New Roman" w:hAnsi="Times New Roman" w:eastAsia="Times New Roman" w:cs="Times New Roman"/>
+              </w:rPr>
+              <w:t>O</w:t>
+            </w:r>
+          </w:p>
+        </w:tc>
+        <w:tc>
+          <w:tcPr/>
+          <w:p>
+            <w:pPr>
+              <w:pStyle w:val="Compact"/>
+              <w:jc w:val="center"/>
+            </w:pPr>
+            <w:r>
+              <w:rPr>
+                <w:rFonts w:ascii="Times New Roman" w:hAnsi="Times New Roman" w:eastAsia="Times New Roman" w:cs="Times New Roman"/>
                 <w:b/>
                 <w:bCs/>
               </w:rPr>
-              <w:t xml:space="preserve">化学位移</w:t>
-            </w:r>
-            <w:r>
-              <w:rPr>
-                <w:rFonts w:ascii="Times New Roman" w:hAnsi="Times New Roman" w:eastAsia="Times New Roman" w:cs="Times New Roman"/>
+              <w:t xml:space="preserve">~1820 </w:t>
+            </w:r>
+            <w:r>
+              <w:rPr>
+                <w:rFonts w:hint="eastAsia" w:ascii="Times New Roman" w:hAnsi="Times New Roman" w:eastAsia="FangSong" w:cs="Times New Roman"/>
                 <w:b/>
                 <w:bCs/>
               </w:rPr>
-              <w:t xml:space="preserve"> δ</w:t>
-            </w:r>
-          </w:p>
-        </w:tc>
-        <w:tc>
-          <w:tcPr/>
-          <w:p>
-            <w:pPr>
-              <w:pStyle w:val="Compact"/>
-              <w:jc w:val="center"/>
-            </w:pPr>
-            <w:r>
-              <w:rPr>
-                <w:rFonts w:ascii="Times New Roman" w:hAnsi="Times New Roman" w:eastAsia="Times New Roman" w:cs="Times New Roman"/>
-              </w:rPr>
-              <w:t xml:space="preserve">H </w:t>
-            </w:r>
-            <w:r>
-              <w:rPr>
-                <w:rFonts w:hint="eastAsia" w:ascii="Times New Roman" w:hAnsi="Times New Roman" w:eastAsia="FangSong" w:cs="Times New Roman"/>
-              </w:rPr>
-              <w:t>的电子环境</w:t>
-            </w:r>
-            <w:r>
-              <w:rPr>
-                <w:rFonts w:hint="eastAsia" w:ascii="Times New Roman" w:hAnsi="Times New Roman" w:eastAsia="Times New Roman" w:cs="Times New Roman"/>
-              </w:rPr>
-              <w:t>（</w:t>
-            </w:r>
-            <w:r>
-              <w:rPr>
-                <w:rFonts w:hint="eastAsia" w:ascii="Times New Roman" w:hAnsi="Times New Roman" w:eastAsia="FangSong" w:cs="Times New Roman"/>
-              </w:rPr>
-              <w:t>屏蔽</w:t>
-            </w:r>
-            <w:r>
-              <w:rPr>
-                <w:rFonts w:hint="eastAsia" w:ascii="Times New Roman" w:hAnsi="Times New Roman" w:eastAsia="Times New Roman" w:cs="Times New Roman"/>
-              </w:rPr>
-              <w:t>/</w:t>
-            </w:r>
-            <w:r>
-              <w:rPr>
-                <w:rFonts w:hint="eastAsia" w:ascii="Times New Roman" w:hAnsi="Times New Roman" w:eastAsia="FangSong" w:cs="Times New Roman"/>
-              </w:rPr>
-              <w:t>去屏蔽</w:t>
-            </w:r>
-            <w:r>
-              <w:rPr>
-                <w:rFonts w:hint="eastAsia" w:ascii="Times New Roman" w:hAnsi="Times New Roman" w:eastAsia="Times New Roman" w:cs="Times New Roman"/>
-              </w:rPr>
-              <w:t>）</w:t>
-            </w:r>
-          </w:p>
-        </w:tc>
-        <w:tc>
-          <w:tcPr/>
-          <w:p>
-            <w:pPr>
-              <w:pStyle w:val="Compact"/>
-              <w:jc w:val="center"/>
-            </w:pPr>
-            <w:r>
-              <w:rPr>
-                <w:rFonts w:hint="eastAsia" w:ascii="Times New Roman" w:hAnsi="Times New Roman" w:eastAsia="FangSong" w:cs="Times New Roman"/>
-              </w:rPr>
-              <w:t xml:space="preserve">推断</w:t>
-            </w:r>
-            <w:r>
-              <w:rPr>
-                <w:rFonts w:ascii="Times New Roman" w:hAnsi="Times New Roman" w:eastAsia="Times New Roman" w:cs="Times New Roman"/>
-              </w:rPr>
-              <w:t xml:space="preserve"> H </w:t>
-            </w:r>
-            <w:r>
-              <w:rPr>
-                <w:rFonts w:hint="eastAsia" w:ascii="Times New Roman" w:hAnsi="Times New Roman" w:eastAsia="FangSong" w:cs="Times New Roman"/>
-              </w:rPr>
-              <w:t>的类型</w:t>
-            </w:r>
-            <w:r>
-              <w:rPr>
-                <w:rFonts w:hint="eastAsia" w:ascii="Times New Roman" w:hAnsi="Times New Roman" w:eastAsia="Times New Roman" w:cs="Times New Roman"/>
-              </w:rPr>
-              <w:t>（</w:t>
-            </w:r>
-            <w:r>
-              <w:rPr>
-                <w:rFonts w:hint="eastAsia" w:ascii="Times New Roman" w:hAnsi="Times New Roman" w:eastAsia="FangSong" w:cs="Times New Roman"/>
-              </w:rPr>
-              <w:t>烷基</w:t>
-            </w:r>
-            <w:r>
-              <w:rPr>
-                <w:rFonts w:hint="eastAsia" w:ascii="Times New Roman" w:hAnsi="Times New Roman" w:eastAsia="Times New Roman" w:cs="Times New Roman"/>
-              </w:rPr>
-              <w:t>/</w:t>
-            </w:r>
-            <w:r>
-              <w:rPr>
-                <w:rFonts w:hint="eastAsia" w:ascii="Times New Roman" w:hAnsi="Times New Roman" w:eastAsia="FangSong" w:cs="Times New Roman"/>
-              </w:rPr>
-              <w:t>烯基</w:t>
-            </w:r>
-            <w:r>
-              <w:rPr>
-                <w:rFonts w:hint="eastAsia" w:ascii="Times New Roman" w:hAnsi="Times New Roman" w:eastAsia="Times New Roman" w:cs="Times New Roman"/>
-              </w:rPr>
-              <w:t>/</w:t>
-            </w:r>
-            <w:r>
-              <w:rPr>
-                <w:rFonts w:hint="eastAsia" w:ascii="Times New Roman" w:hAnsi="Times New Roman" w:eastAsia="FangSong" w:cs="Times New Roman"/>
-              </w:rPr>
-              <w:t>芳基</w:t>
-            </w:r>
-            <w:r>
-              <w:rPr>
-                <w:rFonts w:hint="eastAsia" w:ascii="Times New Roman" w:hAnsi="Times New Roman" w:eastAsia="Times New Roman" w:cs="Times New Roman"/>
-              </w:rPr>
-              <w:t>/</w:t>
-            </w:r>
-            <w:r>
-              <w:rPr>
-                <w:rFonts w:hint="eastAsia" w:ascii="Times New Roman" w:hAnsi="Times New Roman" w:eastAsia="FangSong" w:cs="Times New Roman"/>
-              </w:rPr>
-              <w:t>醛基</w:t>
-            </w:r>
-            <w:r>
-              <w:rPr>
-                <w:rFonts w:hint="eastAsia" w:ascii="Times New Roman" w:hAnsi="Times New Roman" w:eastAsia="Times New Roman" w:cs="Times New Roman"/>
-              </w:rPr>
-              <w:t>）</w:t>
-            </w:r>
-          </w:p>
-        </w:tc>
-      </w:tr>
-      <w:tr>
-        <w:tc>
-          <w:tcPr/>
-          <w:p>
-            <w:pPr>
-              <w:pStyle w:val="Compact"/>
-              <w:jc w:val="center"/>
-            </w:pPr>
-            <w:r>
-              <w:rPr>
-                <w:rFonts w:hint="eastAsia" w:ascii="Times New Roman" w:hAnsi="Times New Roman" w:eastAsia="FangSong" w:cs="Times New Roman"/>
+              <w:t xml:space="preserve">与</w:t>
+            </w:r>
+            <w:r>
+              <w:rPr>
+                <w:rFonts w:ascii="Times New Roman" w:hAnsi="Times New Roman" w:eastAsia="Times New Roman" w:cs="Times New Roman"/>
                 <w:b/>
                 <w:bCs/>
               </w:rPr>
-              <w:t>积分</w:t>
+              <w:t xml:space="preserve"> </w:t>
             </w:r>
             <w:r>
               <w:rPr>
@@ -10368,7 +8350,7 @@
                 <w:b/>
                 <w:bCs/>
               </w:rPr>
-              <w:t>（</w:t>
+              <w:t>~1760（</w:t>
             </w:r>
             <w:r>
               <w:rPr>
@@ -10376,7 +8358,7 @@
                 <w:b/>
                 <w:bCs/>
               </w:rPr>
-              <w:t>峰面积</w:t>
+              <w:t>双峰</w:t>
             </w:r>
             <w:r>
               <w:rPr>
@@ -10397,42 +8379,21 @@
             </w:pPr>
             <w:r>
               <w:rPr>
-                <w:rFonts w:ascii="Times New Roman" w:hAnsi="Times New Roman" w:eastAsia="Times New Roman" w:cs="Times New Roman"/>
-              </w:rPr>
-              <w:t xml:space="preserve">H </w:t>
-            </w:r>
-            <w:r>
-              <w:rPr>
-                <w:rFonts w:hint="eastAsia" w:ascii="Times New Roman" w:hAnsi="Times New Roman" w:eastAsia="FangSong" w:cs="Times New Roman"/>
-              </w:rPr>
-              <w:t xml:space="preserve">的相对数目</w:t>
-            </w:r>
-          </w:p>
-        </w:tc>
-        <w:tc>
-          <w:tcPr/>
-          <w:p>
-            <w:pPr>
-              <w:pStyle w:val="Compact"/>
-              <w:jc w:val="center"/>
-            </w:pPr>
-            <w:r>
-              <w:rPr>
-                <w:rFonts w:hint="eastAsia" w:ascii="Times New Roman" w:hAnsi="Times New Roman" w:eastAsia="FangSong" w:cs="Times New Roman"/>
-              </w:rPr>
-              <w:t xml:space="preserve">推断每种</w:t>
-            </w:r>
-            <w:r>
-              <w:rPr>
-                <w:rFonts w:ascii="Times New Roman" w:hAnsi="Times New Roman" w:eastAsia="Times New Roman" w:cs="Times New Roman"/>
-              </w:rPr>
-              <w:t xml:space="preserve"> H </w:t>
-            </w:r>
-            <w:r>
-              <w:rPr>
-                <w:rFonts w:hint="eastAsia" w:ascii="Times New Roman" w:hAnsi="Times New Roman" w:eastAsia="FangSong" w:cs="Times New Roman"/>
-              </w:rPr>
-              <w:t xml:space="preserve">的个数</w:t>
+                <w:rFonts w:hint="eastAsia" w:ascii="Times New Roman" w:hAnsi="Times New Roman" w:eastAsia="FangSong" w:cs="Times New Roman"/>
+              </w:rPr>
+              <w:t>两个羰基的对称</w:t>
+            </w:r>
+            <w:r>
+              <w:rPr>
+                <w:rFonts w:hint="eastAsia" w:ascii="Times New Roman" w:hAnsi="Times New Roman" w:eastAsia="Times New Roman" w:cs="Times New Roman"/>
+              </w:rPr>
+              <w:t>/</w:t>
+            </w:r>
+            <w:r>
+              <w:rPr>
+                <w:rFonts w:hint="eastAsia" w:ascii="Times New Roman" w:hAnsi="Times New Roman" w:eastAsia="FangSong" w:cs="Times New Roman"/>
+              </w:rPr>
+              <w:t>反对称耦合振动</w:t>
             </w:r>
           </w:p>
         </w:tc>
@@ -10448,71 +8409,954 @@
             <w:r>
               <w:rPr>
                 <w:rFonts w:hint="eastAsia" w:ascii="Times New Roman" w:hAnsi="Times New Roman" w:eastAsia="FangSong" w:cs="Times New Roman"/>
+              </w:rPr>
+              <w:t xml:space="preserve">酯</w:t>
+            </w:r>
+            <w:r>
+              <w:rPr>
+                <w:rFonts w:ascii="Times New Roman" w:hAnsi="Times New Roman" w:eastAsia="Times New Roman" w:cs="Times New Roman"/>
+              </w:rPr>
+              <w:t xml:space="preserve"> RCOOR’</w:t>
+            </w:r>
+          </w:p>
+        </w:tc>
+        <w:tc>
+          <w:tcPr/>
+          <w:p>
+            <w:pPr>
+              <w:pStyle w:val="Compact"/>
+              <w:jc w:val="center"/>
+            </w:pPr>
+            <w:r>
+              <w:rPr>
+                <w:rFonts w:ascii="Times New Roman" w:hAnsi="Times New Roman" w:eastAsia="Times New Roman" w:cs="Times New Roman"/>
+              </w:rPr>
+              <w:t xml:space="preserve">1735–1750</w:t>
+            </w:r>
+          </w:p>
+        </w:tc>
+        <w:tc>
+          <w:tcPr/>
+          <w:p>
+            <w:pPr>
+              <w:pStyle w:val="Compact"/>
+              <w:jc w:val="center"/>
+            </w:pPr>
+            <w:r>
+              <w:rPr>
+                <w:rFonts w:ascii="Times New Roman" w:hAnsi="Times New Roman" w:eastAsia="Times New Roman" w:cs="Times New Roman"/>
+              </w:rPr>
+              <w:t xml:space="preserve">OR’ </w:t>
+            </w:r>
+            <w:r>
+              <w:rPr>
+                <w:rFonts w:hint="eastAsia" w:ascii="Times New Roman" w:hAnsi="Times New Roman" w:eastAsia="FangSong" w:cs="Times New Roman"/>
+              </w:rPr>
+              <w:t xml:space="preserve">的弱给电子共轭</w:t>
+            </w:r>
+          </w:p>
+        </w:tc>
+      </w:tr>
+      <w:tr>
+        <w:tc>
+          <w:tcPr/>
+          <w:p>
+            <w:pPr>
+              <w:pStyle w:val="Compact"/>
+              <w:jc w:val="center"/>
+            </w:pPr>
+            <w:r>
+              <w:rPr>
+                <w:rFonts w:hint="eastAsia" w:ascii="Times New Roman" w:hAnsi="Times New Roman" w:eastAsia="FangSong" w:cs="Times New Roman"/>
+              </w:rPr>
+              <w:t xml:space="preserve">醛</w:t>
+            </w:r>
+            <w:r>
+              <w:rPr>
+                <w:rFonts w:ascii="Times New Roman" w:hAnsi="Times New Roman" w:eastAsia="Times New Roman" w:cs="Times New Roman"/>
+              </w:rPr>
+              <w:t xml:space="preserve"> RCHO</w:t>
+            </w:r>
+          </w:p>
+        </w:tc>
+        <w:tc>
+          <w:tcPr/>
+          <w:p>
+            <w:pPr>
+              <w:pStyle w:val="Compact"/>
+              <w:jc w:val="center"/>
+            </w:pPr>
+            <w:r>
+              <w:rPr>
+                <w:rFonts w:ascii="Times New Roman" w:hAnsi="Times New Roman" w:eastAsia="Times New Roman" w:cs="Times New Roman"/>
+              </w:rPr>
+              <w:t xml:space="preserve">1720–1740</w:t>
+            </w:r>
+          </w:p>
+        </w:tc>
+        <w:tc>
+          <w:tcPr/>
+          <w:p>
+            <w:pPr>
+              <w:pStyle w:val="Compact"/>
+              <w:jc w:val="center"/>
+            </w:pPr>
+            <w:r>
+              <w:rPr>
+                <w:rFonts w:ascii="Times New Roman" w:hAnsi="Times New Roman" w:eastAsia="Times New Roman" w:cs="Times New Roman"/>
+              </w:rPr>
+              <w:t xml:space="preserve">—</w:t>
+            </w:r>
+          </w:p>
+        </w:tc>
+      </w:tr>
+      <w:tr>
+        <w:tc>
+          <w:tcPr/>
+          <w:p>
+            <w:pPr>
+              <w:pStyle w:val="Compact"/>
+              <w:jc w:val="center"/>
+            </w:pPr>
+            <w:r>
+              <w:rPr>
+                <w:rFonts w:hint="eastAsia" w:ascii="Times New Roman" w:hAnsi="Times New Roman" w:eastAsia="FangSong" w:cs="Times New Roman"/>
+              </w:rPr>
+              <w:t xml:space="preserve">酮</w:t>
+            </w:r>
+            <w:r>
+              <w:rPr>
+                <w:rFonts w:ascii="Times New Roman" w:hAnsi="Times New Roman" w:eastAsia="Times New Roman" w:cs="Times New Roman"/>
+              </w:rPr>
+              <w:t xml:space="preserve"> RCOR’</w:t>
+            </w:r>
+          </w:p>
+        </w:tc>
+        <w:tc>
+          <w:tcPr/>
+          <w:p>
+            <w:pPr>
+              <w:pStyle w:val="Compact"/>
+              <w:jc w:val="center"/>
+            </w:pPr>
+            <w:r>
+              <w:rPr>
+                <w:rFonts w:ascii="Times New Roman" w:hAnsi="Times New Roman" w:eastAsia="Times New Roman" w:cs="Times New Roman"/>
+              </w:rPr>
+              <w:t xml:space="preserve">1705–1725</w:t>
+            </w:r>
+          </w:p>
+        </w:tc>
+        <w:tc>
+          <w:tcPr/>
+          <w:p>
+            <w:pPr>
+              <w:pStyle w:val="Compact"/>
+              <w:jc w:val="center"/>
+            </w:pPr>
+            <w:r>
+              <w:rPr>
+                <w:rFonts w:ascii="Times New Roman" w:hAnsi="Times New Roman" w:eastAsia="Times New Roman" w:cs="Times New Roman"/>
+              </w:rPr>
+              <w:t xml:space="preserve">—</w:t>
+            </w:r>
+          </w:p>
+        </w:tc>
+      </w:tr>
+      <w:tr>
+        <w:tc>
+          <w:tcPr/>
+          <w:p>
+            <w:pPr>
+              <w:pStyle w:val="Compact"/>
+              <w:jc w:val="center"/>
+            </w:pPr>
+            <w:r>
+              <w:rPr>
+                <w:rFonts w:hint="eastAsia" w:ascii="Times New Roman" w:hAnsi="Times New Roman" w:eastAsia="FangSong" w:cs="Times New Roman"/>
+              </w:rPr>
+              <w:t xml:space="preserve">羧酸</w:t>
+            </w:r>
+            <w:r>
+              <w:rPr>
+                <w:rFonts w:ascii="Times New Roman" w:hAnsi="Times New Roman" w:eastAsia="Times New Roman" w:cs="Times New Roman"/>
+              </w:rPr>
+              <w:t xml:space="preserve"> RCOOH</w:t>
+            </w:r>
+          </w:p>
+        </w:tc>
+        <w:tc>
+          <w:tcPr/>
+          <w:p>
+            <w:pPr>
+              <w:pStyle w:val="Compact"/>
+              <w:jc w:val="center"/>
+            </w:pPr>
+            <w:r>
+              <w:rPr>
+                <w:rFonts w:ascii="Times New Roman" w:hAnsi="Times New Roman" w:eastAsia="Times New Roman" w:cs="Times New Roman"/>
+              </w:rPr>
+              <w:t xml:space="preserve">1700–1725</w:t>
+            </w:r>
+          </w:p>
+        </w:tc>
+        <w:tc>
+          <w:tcPr/>
+          <w:p>
+            <w:pPr>
+              <w:pStyle w:val="Compact"/>
+              <w:jc w:val="center"/>
+            </w:pPr>
+            <w:r>
+              <w:rPr>
+                <w:rFonts w:hint="eastAsia" w:ascii="Times New Roman" w:hAnsi="Times New Roman" w:eastAsia="FangSong" w:cs="Times New Roman"/>
+              </w:rPr>
+              <w:t xml:space="preserve">氢键降低波数</w:t>
+            </w:r>
+          </w:p>
+        </w:tc>
+      </w:tr>
+      <w:tr>
+        <w:tc>
+          <w:tcPr/>
+          <w:p>
+            <w:pPr>
+              <w:pStyle w:val="Compact"/>
+              <w:jc w:val="center"/>
+            </w:pPr>
+            <w:r>
+              <w:rPr>
+                <w:rFonts w:hint="eastAsia" w:ascii="Times New Roman" w:hAnsi="Times New Roman" w:eastAsia="FangSong" w:cs="Times New Roman"/>
+              </w:rPr>
+              <w:t xml:space="preserve">酰胺</w:t>
+            </w:r>
+            <w:r>
+              <w:rPr>
+                <w:rFonts w:ascii="Times New Roman" w:hAnsi="Times New Roman" w:eastAsia="Times New Roman" w:cs="Times New Roman"/>
+              </w:rPr>
+              <w:t xml:space="preserve"> RCONH</w:t>
+            </w:r>
+            <w:r>
+              <w:rPr>
+                <w:rFonts w:ascii="Times New Roman" w:hAnsi="Times New Roman" w:eastAsia="Times New Roman" w:cs="Times New Roman"/>
+                <w:vertAlign w:val="subscript"/>
+              </w:rPr>
+              <w:t>2</w:t>
+            </w:r>
+          </w:p>
+        </w:tc>
+        <w:tc>
+          <w:tcPr/>
+          <w:p>
+            <w:pPr>
+              <w:pStyle w:val="Compact"/>
+              <w:jc w:val="center"/>
+            </w:pPr>
+            <w:r>
+              <w:rPr>
+                <w:rFonts w:ascii="Times New Roman" w:hAnsi="Times New Roman" w:eastAsia="Times New Roman" w:cs="Times New Roman"/>
+              </w:rPr>
+              <w:t xml:space="preserve">1650–1690</w:t>
+            </w:r>
+          </w:p>
+        </w:tc>
+        <w:tc>
+          <w:tcPr/>
+          <w:p>
+            <w:pPr>
+              <w:pStyle w:val="Compact"/>
+              <w:jc w:val="center"/>
+            </w:pPr>
+            <w:r>
+              <w:rPr>
+                <w:rFonts w:ascii="Times New Roman" w:hAnsi="Times New Roman" w:eastAsia="Times New Roman" w:cs="Times New Roman"/>
+              </w:rPr>
+              <w:t xml:space="preserve">N </w:t>
+            </w:r>
+            <w:r>
+              <w:rPr>
+                <w:rFonts w:hint="eastAsia" w:ascii="Times New Roman" w:hAnsi="Times New Roman" w:eastAsia="FangSong" w:cs="Times New Roman"/>
+              </w:rPr>
+              <w:t>的强给电子共轭</w:t>
+            </w:r>
+            <w:r>
+              <w:rPr>
+                <w:rFonts w:hint="eastAsia" w:ascii="Times New Roman" w:hAnsi="Times New Roman" w:eastAsia="Times New Roman" w:cs="Times New Roman"/>
+              </w:rPr>
+              <w:t>（C=O</w:t>
+            </w:r>
+            <w:r>
+              <w:rPr>
+                <w:rFonts w:ascii="Times New Roman" w:hAnsi="Times New Roman" w:eastAsia="Times New Roman" w:cs="Times New Roman"/>
+              </w:rPr>
+              <w:t xml:space="preserve"> </w:t>
+            </w:r>
+            <w:r>
+              <w:rPr>
+                <w:rFonts w:hint="eastAsia" w:ascii="Times New Roman" w:hAnsi="Times New Roman" w:eastAsia="FangSong" w:cs="Times New Roman"/>
+              </w:rPr>
+              <w:t>键级降低</w:t>
+            </w:r>
+            <w:r>
+              <w:rPr>
+                <w:rFonts w:hint="eastAsia" w:ascii="Times New Roman" w:hAnsi="Times New Roman" w:eastAsia="Times New Roman" w:cs="Times New Roman"/>
+              </w:rPr>
+              <w:t>）</w:t>
+            </w:r>
+          </w:p>
+        </w:tc>
+      </w:tr>
+      <w:tr>
+        <w:tc>
+          <w:tcPr/>
+          <w:p>
+            <w:pPr>
+              <w:pStyle w:val="Compact"/>
+              <w:jc w:val="center"/>
+            </w:pPr>
+            <w:r>
+              <w:rPr>
+                <w:rFonts w:hint="eastAsia" w:ascii="Times New Roman" w:hAnsi="Times New Roman" w:eastAsia="FangSong" w:cs="Times New Roman"/>
+              </w:rPr>
+              <w:t xml:space="preserve">羧酸根</w:t>
+            </w:r>
+            <w:r>
+              <w:rPr>
+                <w:rFonts w:ascii="Times New Roman" w:hAnsi="Times New Roman" w:eastAsia="Times New Roman" w:cs="Times New Roman"/>
+              </w:rPr>
+              <w:t xml:space="preserve"> RCOO</w:t>
+            </w:r>
+            <w:r>
+              <w:rPr>
+                <w:rFonts w:ascii="Times New Roman" w:hAnsi="Times New Roman" w:eastAsia="Times New Roman" w:cs="Times New Roman"/>
+                <w:vertAlign w:val="superscript"/>
+              </w:rPr>
+              <w:t>-</w:t>
+            </w:r>
+          </w:p>
+        </w:tc>
+        <w:tc>
+          <w:tcPr/>
+          <w:p>
+            <w:pPr>
+              <w:pStyle w:val="Compact"/>
+              <w:jc w:val="center"/>
+            </w:pPr>
+            <w:r>
+              <w:rPr>
+                <w:rFonts w:ascii="Times New Roman" w:hAnsi="Times New Roman" w:eastAsia="Times New Roman" w:cs="Times New Roman"/>
                 <w:b/>
                 <w:bCs/>
               </w:rPr>
-              <w:t xml:space="preserve">裂分模式</w:t>
-            </w:r>
-          </w:p>
-        </w:tc>
-        <w:tc>
-          <w:tcPr/>
-          <w:p>
-            <w:pPr>
-              <w:pStyle w:val="Compact"/>
-              <w:jc w:val="center"/>
-            </w:pPr>
-            <w:r>
-              <w:rPr>
-                <w:rFonts w:hint="eastAsia" w:ascii="Times New Roman" w:hAnsi="Times New Roman" w:eastAsia="FangSong" w:cs="Times New Roman"/>
-              </w:rPr>
-              <w:t xml:space="preserve">相邻不等价</w:t>
-            </w:r>
-            <w:r>
-              <w:rPr>
-                <w:rFonts w:ascii="Times New Roman" w:hAnsi="Times New Roman" w:eastAsia="Times New Roman" w:cs="Times New Roman"/>
-              </w:rPr>
-              <w:t xml:space="preserve"> H </w:t>
-            </w:r>
-            <w:r>
-              <w:rPr>
-                <w:rFonts w:hint="eastAsia" w:ascii="Times New Roman" w:hAnsi="Times New Roman" w:eastAsia="FangSong" w:cs="Times New Roman"/>
-              </w:rPr>
-              <w:t xml:space="preserve">的数目</w:t>
-            </w:r>
-          </w:p>
-        </w:tc>
-        <w:tc>
-          <w:tcPr/>
-          <w:p>
-            <w:pPr>
-              <w:pStyle w:val="Compact"/>
-              <w:jc w:val="center"/>
-            </w:pPr>
-            <w:r>
-              <w:rPr>
-                <w:rFonts w:hint="eastAsia" w:ascii="Times New Roman" w:hAnsi="Times New Roman" w:eastAsia="FangSong" w:cs="Times New Roman"/>
-              </w:rPr>
-              <w:t xml:space="preserve">推断</w:t>
-            </w:r>
-            <w:r>
-              <w:rPr>
-                <w:rFonts w:ascii="Times New Roman" w:hAnsi="Times New Roman" w:eastAsia="Times New Roman" w:cs="Times New Roman"/>
-              </w:rPr>
-              <w:t xml:space="preserve"> H </w:t>
-            </w:r>
-            <w:r>
-              <w:rPr>
-                <w:rFonts w:hint="eastAsia" w:ascii="Times New Roman" w:hAnsi="Times New Roman" w:eastAsia="FangSong" w:cs="Times New Roman"/>
-              </w:rPr>
-              <w:t xml:space="preserve">之间的连接顺序</w:t>
+              <w:t xml:space="preserve">1550–1610 </w:t>
+            </w:r>
+            <w:r>
+              <w:rPr>
+                <w:rFonts w:hint="eastAsia" w:ascii="Times New Roman" w:hAnsi="Times New Roman" w:eastAsia="FangSong" w:cs="Times New Roman"/>
+                <w:b/>
+                <w:bCs/>
+              </w:rPr>
+              <w:t xml:space="preserve">与</w:t>
+            </w:r>
+            <w:r>
+              <w:rPr>
+                <w:rFonts w:ascii="Times New Roman" w:hAnsi="Times New Roman" w:eastAsia="Times New Roman" w:cs="Times New Roman"/>
+                <w:b/>
+                <w:bCs/>
+              </w:rPr>
+              <w:t xml:space="preserve"> </w:t>
+            </w:r>
+            <w:r>
+              <w:rPr>
+                <w:rFonts w:hint="eastAsia" w:ascii="Times New Roman" w:hAnsi="Times New Roman" w:eastAsia="Times New Roman" w:cs="Times New Roman"/>
+                <w:b/>
+                <w:bCs/>
+              </w:rPr>
+              <w:t>1360–1420（</w:t>
+            </w:r>
+            <w:r>
+              <w:rPr>
+                <w:rFonts w:hint="eastAsia" w:ascii="Times New Roman" w:hAnsi="Times New Roman" w:eastAsia="FangSong" w:cs="Times New Roman"/>
+                <w:b/>
+                <w:bCs/>
+              </w:rPr>
+              <w:t>双峰</w:t>
+            </w:r>
+            <w:r>
+              <w:rPr>
+                <w:rFonts w:hint="eastAsia" w:ascii="Times New Roman" w:hAnsi="Times New Roman" w:eastAsia="Times New Roman" w:cs="Times New Roman"/>
+                <w:b/>
+                <w:bCs/>
+              </w:rPr>
+              <w:t>）</w:t>
+            </w:r>
+          </w:p>
+        </w:tc>
+        <w:tc>
+          <w:tcPr/>
+          <w:p>
+            <w:pPr>
+              <w:pStyle w:val="Compact"/>
+              <w:jc w:val="center"/>
+            </w:pPr>
+            <w:r>
+              <w:rPr>
+                <w:rFonts w:hint="eastAsia" w:ascii="Times New Roman" w:hAnsi="Times New Roman" w:eastAsia="FangSong" w:cs="Times New Roman"/>
+              </w:rPr>
+              <w:t>共振完全离域</w:t>
+            </w:r>
+            <w:r>
+              <w:rPr>
+                <w:rFonts w:hint="eastAsia" w:ascii="Times New Roman" w:hAnsi="Times New Roman" w:eastAsia="Times New Roman" w:cs="Times New Roman"/>
+              </w:rPr>
+              <w:t>，</w:t>
+            </w:r>
+            <w:r>
+              <w:rPr>
+                <w:rFonts w:hint="eastAsia" w:ascii="Times New Roman" w:hAnsi="Times New Roman" w:eastAsia="FangSong" w:cs="Times New Roman"/>
+              </w:rPr>
+              <w:t>两个</w:t>
+            </w:r>
+            <w:r>
+              <w:rPr>
+                <w:rFonts w:ascii="Times New Roman" w:hAnsi="Times New Roman" w:eastAsia="Times New Roman" w:cs="Times New Roman"/>
+              </w:rPr>
+              <w:t xml:space="preserve"> C–O </w:t>
+            </w:r>
+            <w:r>
+              <w:rPr>
+                <w:rFonts w:hint="eastAsia" w:ascii="Times New Roman" w:hAnsi="Times New Roman" w:eastAsia="FangSong" w:cs="Times New Roman"/>
+              </w:rPr>
+              <w:t xml:space="preserve">键等价</w:t>
             </w:r>
           </w:p>
         </w:tc>
       </w:tr>
     </w:tbl>
-    <w:bookmarkEnd w:id="36"/>
-    <w:bookmarkStart w:id="37" w:name="化学位移详细表"/>
+    <w:p>
+      <w:pPr>
+        <w:pStyle w:val="BodyText"/>
+        <w:spacing w:before="120"/>
+      </w:pPr>
+      <w:r>
+        <w:rPr>
+          <w:rFonts w:hint="eastAsia" w:ascii="Times New Roman" w:hAnsi="Times New Roman" w:eastAsia="FangSong" w:cs="Times New Roman"/>
+          <w:b/>
+          <w:bCs/>
+        </w:rPr>
+        <w:t xml:space="preserve">共轭效应</w:t>
+      </w:r>
+      <w:r>
+        <w:rPr>
+          <w:rFonts w:hint="eastAsia" w:ascii="Times New Roman" w:hAnsi="Times New Roman" w:eastAsia="Times New Roman" w:cs="Times New Roman"/>
+        </w:rPr>
+        <w:t xml:space="preserve">：C=O</w:t>
+      </w:r>
+      <w:r>
+        <w:rPr>
+          <w:rFonts w:ascii="Times New Roman" w:hAnsi="Times New Roman" w:eastAsia="Times New Roman" w:cs="Times New Roman"/>
+        </w:rPr>
+        <w:t xml:space="preserve"> </w:t>
+      </w:r>
+      <w:r>
+        <w:rPr>
+          <w:rFonts w:hint="eastAsia" w:ascii="Times New Roman" w:hAnsi="Times New Roman" w:eastAsia="FangSong" w:cs="Times New Roman"/>
+        </w:rPr>
+        <w:t xml:space="preserve">与</w:t>
+      </w:r>
+      <w:r>
+        <w:rPr>
+          <w:rFonts w:ascii="Times New Roman" w:hAnsi="Times New Roman" w:eastAsia="Times New Roman" w:cs="Times New Roman"/>
+        </w:rPr>
+        <w:t xml:space="preserve"> C=C </w:t>
+      </w:r>
+      <w:r>
+        <w:rPr>
+          <w:rFonts w:hint="eastAsia" w:ascii="Times New Roman" w:hAnsi="Times New Roman" w:eastAsia="FangSong" w:cs="Times New Roman"/>
+        </w:rPr>
+        <w:t xml:space="preserve">或芳环共轭</w:t>
+      </w:r>
+      <w:r>
+        <w:rPr>
+          <w:rFonts w:ascii="Times New Roman" w:hAnsi="Times New Roman" w:eastAsia="Times New Roman" w:cs="Times New Roman"/>
+        </w:rPr>
+        <w:t xml:space="preserve"> → C=O </w:t>
+      </w:r>
+      <w:r>
+        <w:rPr>
+          <w:rFonts w:hint="eastAsia" w:ascii="Times New Roman" w:hAnsi="Times New Roman" w:eastAsia="FangSong" w:cs="Times New Roman"/>
+        </w:rPr>
+        <w:t xml:space="preserve">波数降低</w:t>
+      </w:r>
+      <w:r>
+        <w:rPr>
+          <w:rFonts w:ascii="Times New Roman" w:hAnsi="Times New Roman" w:eastAsia="Times New Roman" w:cs="Times New Roman"/>
+        </w:rPr>
+        <w:t xml:space="preserve"> ~20–40 </w:t>
+      </w:r>
+      <w:r>
+        <w:rPr>
+          <w:rFonts w:hint="eastAsia" w:ascii="Times New Roman" w:hAnsi="Times New Roman" w:eastAsia="Times New Roman" w:cs="Times New Roman"/>
+        </w:rPr>
+        <w:t>cm</w:t>
+      </w:r>
+      <w:r>
+        <w:rPr>
+          <w:rFonts w:hint="eastAsia" w:ascii="Times New Roman" w:hAnsi="Times New Roman" w:eastAsia="Times New Roman" w:cs="Times New Roman"/>
+          <w:vertAlign w:val="superscript"/>
+        </w:rPr>
+        <w:t>-1</w:t>
+      </w:r>
+      <w:r>
+        <w:rPr>
+          <w:rFonts w:hint="eastAsia" w:ascii="Times New Roman" w:hAnsi="Times New Roman" w:eastAsia="Times New Roman" w:cs="Times New Roman"/>
+        </w:rPr>
+        <w:t>（</w:t>
+      </w:r>
+      <w:r>
+        <w:rPr>
+          <w:rFonts w:hint="eastAsia" w:ascii="Times New Roman" w:hAnsi="Times New Roman" w:eastAsia="FangSong" w:cs="Times New Roman"/>
+        </w:rPr>
+        <w:t>键级降低</w:t>
+      </w:r>
+      <w:r>
+        <w:rPr>
+          <w:rFonts w:hint="eastAsia" w:ascii="Times New Roman" w:hAnsi="Times New Roman" w:eastAsia="Times New Roman" w:cs="Times New Roman"/>
+        </w:rPr>
+        <w:t>）</w:t>
+      </w:r>
+    </w:p>
+    <w:p>
+      <w:pPr>
+        <w:pStyle w:val="BlockText"/>
+      </w:pPr>
+      <w:r>
+        <w:rPr>
+          <w:rFonts w:hint="eastAsia" w:ascii="Times New Roman" w:hAnsi="Times New Roman" w:eastAsia="FangSong" w:cs="Times New Roman"/>
+          <w:b/>
+          <w:bCs/>
+        </w:rPr>
+        <w:t xml:space="preserve">竞赛应用</w:t>
+      </w:r>
+      <w:r>
+        <w:rPr>
+          <w:rFonts w:hint="eastAsia" w:ascii="Times New Roman" w:hAnsi="Times New Roman" w:eastAsia="Times New Roman" w:cs="Times New Roman"/>
+        </w:rPr>
+        <w:t xml:space="preserve">：IR</w:t>
+      </w:r>
+      <w:r>
+        <w:rPr>
+          <w:rFonts w:ascii="Times New Roman" w:hAnsi="Times New Roman" w:eastAsia="Times New Roman" w:cs="Times New Roman"/>
+        </w:rPr>
+        <w:t xml:space="preserve"> </w:t>
+      </w:r>
+      <w:r>
+        <w:rPr>
+          <w:rFonts w:hint="eastAsia" w:ascii="Times New Roman" w:hAnsi="Times New Roman" w:eastAsia="FangSong" w:cs="Times New Roman"/>
+        </w:rPr>
+        <w:t xml:space="preserve">的核心价值是</w:t>
+      </w:r>
+      <w:r>
+        <w:rPr>
+          <w:rFonts w:hint="eastAsia" w:ascii="Times New Roman" w:hAnsi="Times New Roman" w:eastAsia="FangSong" w:cs="Times New Roman"/>
+          <w:b/>
+          <w:bCs/>
+        </w:rPr>
+        <w:t>快速回答</w:t>
+      </w:r>
+      <w:r>
+        <w:rPr>
+          <w:rFonts w:hint="eastAsia" w:ascii="Times New Roman" w:hAnsi="Times New Roman" w:eastAsia="Times New Roman" w:cs="Times New Roman"/>
+          <w:b/>
+          <w:bCs/>
+        </w:rPr>
+        <w:t>”</w:t>
+      </w:r>
+      <w:r>
+        <w:rPr>
+          <w:rFonts w:hint="eastAsia" w:ascii="Times New Roman" w:hAnsi="Times New Roman" w:eastAsia="FangSong" w:cs="Times New Roman"/>
+          <w:b/>
+          <w:bCs/>
+        </w:rPr>
+        <w:t>有</w:t>
+      </w:r>
+      <w:r>
+        <w:rPr>
+          <w:rFonts w:hint="eastAsia" w:ascii="Times New Roman" w:hAnsi="Times New Roman" w:eastAsia="Times New Roman" w:cs="Times New Roman"/>
+          <w:b/>
+          <w:bCs/>
+        </w:rPr>
+        <w:t>/</w:t>
+      </w:r>
+      <w:r>
+        <w:rPr>
+          <w:rFonts w:hint="eastAsia" w:ascii="Times New Roman" w:hAnsi="Times New Roman" w:eastAsia="FangSong" w:cs="Times New Roman"/>
+          <w:b/>
+          <w:bCs/>
+        </w:rPr>
+        <w:t>没有</w:t>
+      </w:r>
+      <w:r>
+        <w:rPr>
+          <w:rFonts w:hint="eastAsia" w:ascii="Times New Roman" w:hAnsi="Times New Roman" w:eastAsia="Times New Roman" w:cs="Times New Roman"/>
+          <w:b/>
+          <w:bCs/>
+        </w:rPr>
+        <w:t>”</w:t>
+      </w:r>
+      <w:r>
+        <w:rPr>
+          <w:rFonts w:hint="eastAsia" w:ascii="Times New Roman" w:hAnsi="Times New Roman" w:eastAsia="Times New Roman" w:cs="Times New Roman"/>
+        </w:rPr>
+        <w:t>——</w:t>
+      </w:r>
+      <w:r>
+        <w:rPr>
+          <w:rFonts w:hint="eastAsia" w:ascii="Times New Roman" w:hAnsi="Times New Roman" w:eastAsia="FangSong" w:cs="Times New Roman"/>
+        </w:rPr>
+        <w:t>有没有羰基</w:t>
+      </w:r>
+      <w:r>
+        <w:rPr>
+          <w:rFonts w:hint="eastAsia" w:ascii="Times New Roman" w:hAnsi="Times New Roman" w:eastAsia="Times New Roman" w:cs="Times New Roman"/>
+        </w:rPr>
+        <w:t>？</w:t>
+      </w:r>
+      <w:r>
+        <w:rPr>
+          <w:rFonts w:hint="eastAsia" w:ascii="Times New Roman" w:hAnsi="Times New Roman" w:eastAsia="FangSong" w:cs="Times New Roman"/>
+        </w:rPr>
+        <w:t>有没有羟基</w:t>
+      </w:r>
+      <w:r>
+        <w:rPr>
+          <w:rFonts w:hint="eastAsia" w:ascii="Times New Roman" w:hAnsi="Times New Roman" w:eastAsia="Times New Roman" w:cs="Times New Roman"/>
+        </w:rPr>
+        <w:t>？</w:t>
+      </w:r>
+      <w:r>
+        <w:rPr>
+          <w:rFonts w:hint="eastAsia" w:ascii="Times New Roman" w:hAnsi="Times New Roman" w:eastAsia="FangSong" w:cs="Times New Roman"/>
+        </w:rPr>
+        <w:t>有没有腈基</w:t>
+      </w:r>
+      <w:r>
+        <w:rPr>
+          <w:rFonts w:hint="eastAsia" w:ascii="Times New Roman" w:hAnsi="Times New Roman" w:eastAsia="Times New Roman" w:cs="Times New Roman"/>
+        </w:rPr>
+        <w:t>？</w:t>
+      </w:r>
+      <w:r>
+        <w:rPr>
+          <w:rFonts w:hint="eastAsia" w:ascii="Times New Roman" w:hAnsi="Times New Roman" w:eastAsia="FangSong" w:cs="Times New Roman"/>
+        </w:rPr>
+        <w:t>不要试图通过</w:t>
+      </w:r>
+      <w:r>
+        <w:rPr>
+          <w:rFonts w:ascii="Times New Roman" w:hAnsi="Times New Roman" w:eastAsia="Times New Roman" w:cs="Times New Roman"/>
+        </w:rPr>
+        <w:t xml:space="preserve"> IR </w:t>
+      </w:r>
+      <w:r>
+        <w:rPr>
+          <w:rFonts w:hint="eastAsia" w:ascii="Times New Roman" w:hAnsi="Times New Roman" w:eastAsia="FangSong" w:cs="Times New Roman"/>
+        </w:rPr>
+        <w:t>来区分精细结构</w:t>
+      </w:r>
+      <w:r>
+        <w:rPr>
+          <w:rFonts w:hint="eastAsia" w:ascii="Times New Roman" w:hAnsi="Times New Roman" w:eastAsia="Times New Roman" w:cs="Times New Roman"/>
+        </w:rPr>
+        <w:t>，</w:t>
+      </w:r>
+      <w:r>
+        <w:rPr>
+          <w:rFonts w:hint="eastAsia" w:ascii="Times New Roman" w:hAnsi="Times New Roman" w:eastAsia="FangSong" w:cs="Times New Roman"/>
+        </w:rPr>
+        <w:t>那是</w:t>
+      </w:r>
+      <w:r>
+        <w:rPr>
+          <w:rFonts w:ascii="Times New Roman" w:hAnsi="Times New Roman" w:eastAsia="Times New Roman" w:cs="Times New Roman"/>
+        </w:rPr>
+        <w:t xml:space="preserve"> NMR </w:t>
+      </w:r>
+      <w:r>
+        <w:rPr>
+          <w:rFonts w:hint="eastAsia" w:ascii="Times New Roman" w:hAnsi="Times New Roman" w:eastAsia="FangSong" w:cs="Times New Roman"/>
+        </w:rPr>
+        <w:t>的任务</w:t>
+      </w:r>
+      <w:r>
+        <w:rPr>
+          <w:rFonts w:hint="eastAsia" w:ascii="Times New Roman" w:hAnsi="Times New Roman" w:eastAsia="Times New Roman" w:cs="Times New Roman"/>
+        </w:rPr>
+        <w:t>。</w:t>
+      </w:r>
+    </w:p>
+    <w:p>
+      <w:pPr>
+        <w:spacing w:before="160" w:after="80"/>
+      </w:pPr>
+      <w:r>
+        <w:pict>
+          <v:rect style="width:0;height:1.5pt" o:hralign="center" o:hrstd="t" o:hr="t"/>
+        </w:pict>
+      </w:r>
+    </w:p>
+    <w:bookmarkEnd w:id="30"/>
+    <w:bookmarkEnd w:id="31"/>
+    <w:bookmarkStart w:id="35" w:name="四¹³c-nmr碳谱"/>
+    <w:p>
+      <w:pPr>
+        <w:pStyle w:val="Heading2"/>
+        <w:spacing w:before="280" w:after="120"/>
+      </w:pPr>
+      <w:r>
+        <w:rPr>
+          <w:rFonts w:hint="eastAsia" w:ascii="Times New Roman" w:hAnsi="Times New Roman" w:eastAsia="SimHei" w:cs="Times New Roman"/>
+        </w:rPr>
+        <w:t>四</w:t>
+      </w:r>
+      <w:r>
+        <w:rPr>
+          <w:rFonts w:hint="eastAsia" w:ascii="Times New Roman" w:hAnsi="Times New Roman" w:eastAsia="Times New Roman" w:cs="Times New Roman"/>
+        </w:rPr>
+        <w:t>、</w:t>
+      </w:r>
+      <w:r>
+        <w:rPr>
+          <w:rFonts w:hint="eastAsia" w:ascii="Times New Roman" w:hAnsi="Times New Roman" w:eastAsia="Times New Roman" w:cs="Times New Roman"/>
+          <w:vertAlign w:val="superscript"/>
+        </w:rPr>
+        <w:t>13</w:t>
+      </w:r>
+      <w:r>
+        <w:rPr>
+          <w:rFonts w:hint="eastAsia" w:ascii="Times New Roman" w:hAnsi="Times New Roman" w:eastAsia="Times New Roman" w:cs="Times New Roman"/>
+        </w:rPr>
+        <w:t>C</w:t>
+      </w:r>
+      <w:r>
+        <w:rPr>
+          <w:rFonts w:ascii="Times New Roman" w:hAnsi="Times New Roman" w:eastAsia="Times New Roman" w:cs="Times New Roman"/>
+        </w:rPr>
+        <w:t xml:space="preserve"> </w:t>
+      </w:r>
+      <w:r>
+        <w:rPr>
+          <w:rFonts w:hint="eastAsia" w:ascii="Times New Roman" w:hAnsi="Times New Roman" w:eastAsia="Times New Roman" w:cs="Times New Roman"/>
+        </w:rPr>
+        <w:t>NMR（</w:t>
+      </w:r>
+      <w:r>
+        <w:rPr>
+          <w:rFonts w:hint="eastAsia" w:ascii="Times New Roman" w:hAnsi="Times New Roman" w:eastAsia="SimHei" w:cs="Times New Roman"/>
+        </w:rPr>
+        <w:t>碳谱</w:t>
+      </w:r>
+      <w:r>
+        <w:rPr>
+          <w:rFonts w:hint="eastAsia" w:ascii="Times New Roman" w:hAnsi="Times New Roman" w:eastAsia="Times New Roman" w:cs="Times New Roman"/>
+        </w:rPr>
+        <w:t>）</w:t>
+      </w:r>
+    </w:p>
+    <w:bookmarkStart w:id="32" w:name="碳谱的核心价值"/>
+    <w:p>
+      <w:pPr>
+        <w:pStyle w:val="Heading3"/>
+        <w:spacing w:before="280" w:after="120"/>
+      </w:pPr>
+      <w:r>
+        <w:rPr>
+          <w:rFonts w:ascii="Times New Roman" w:hAnsi="Times New Roman" w:eastAsia="Times New Roman" w:cs="Times New Roman"/>
+        </w:rPr>
+        <w:t xml:space="preserve">4.1 </w:t>
+      </w:r>
+      <w:r>
+        <w:rPr>
+          <w:rFonts w:hint="eastAsia" w:ascii="Times New Roman" w:hAnsi="Times New Roman" w:eastAsia="SimHei" w:cs="Times New Roman"/>
+        </w:rPr>
+        <w:t xml:space="preserve">碳谱的核心价值</w:t>
+      </w:r>
+    </w:p>
+    <w:p>
+      <w:pPr>
+        <w:pStyle w:val="FirstParagraph"/>
+      </w:pPr>
+      <w:r>
+        <w:rPr>
+          <w:rFonts w:ascii="Times New Roman" w:hAnsi="Times New Roman" w:eastAsia="Times New Roman" w:cs="Times New Roman"/>
+          <w:vertAlign w:val="superscript"/>
+        </w:rPr>
+        <w:t>13</w:t>
+      </w:r>
+      <w:r>
+        <w:rPr>
+          <w:rFonts w:ascii="Times New Roman" w:hAnsi="Times New Roman" w:eastAsia="Times New Roman" w:cs="Times New Roman"/>
+        </w:rPr>
+        <w:t xml:space="preserve">C NMR </w:t>
+      </w:r>
+      <w:r>
+        <w:rPr>
+          <w:rFonts w:hint="eastAsia" w:ascii="Times New Roman" w:hAnsi="Times New Roman" w:eastAsia="FangSong" w:cs="Times New Roman"/>
+        </w:rPr>
+        <w:t xml:space="preserve">在竞赛中常作为</w:t>
+      </w:r>
+      <w:r>
+        <w:rPr>
+          <w:rFonts w:hint="eastAsia" w:ascii="Times New Roman" w:hAnsi="Times New Roman" w:eastAsia="FangSong" w:cs="Times New Roman"/>
+          <w:b/>
+          <w:bCs/>
+        </w:rPr>
+        <w:t xml:space="preserve">辅助工具</w:t>
+      </w:r>
+      <w:r>
+        <w:rPr>
+          <w:rFonts w:hint="eastAsia" w:ascii="Times New Roman" w:hAnsi="Times New Roman" w:eastAsia="Times New Roman" w:cs="Times New Roman"/>
+        </w:rPr>
+        <w:t>，</w:t>
+      </w:r>
+      <w:r>
+        <w:rPr>
+          <w:rFonts w:hint="eastAsia" w:ascii="Times New Roman" w:hAnsi="Times New Roman" w:eastAsia="FangSong" w:cs="Times New Roman"/>
+        </w:rPr>
+        <w:t>提供三项关键信息</w:t>
+      </w:r>
+      <w:r>
+        <w:rPr>
+          <w:rFonts w:hint="eastAsia" w:ascii="Times New Roman" w:hAnsi="Times New Roman" w:eastAsia="Times New Roman" w:cs="Times New Roman"/>
+        </w:rPr>
+        <w:t>：</w:t>
+      </w:r>
+    </w:p>
+    <w:p>
+      <w:pPr>
+        <w:pStyle w:val="Compact"/>
+        <w:numPr>
+          <w:ilvl w:val="0"/>
+          <w:numId w:val="1005"/>
+        </w:numPr>
+      </w:pPr>
+      <w:r>
+        <w:rPr>
+          <w:rFonts w:hint="eastAsia" w:ascii="Times New Roman" w:hAnsi="Times New Roman" w:eastAsia="FangSong" w:cs="Times New Roman"/>
+          <w:b/>
+          <w:bCs/>
+        </w:rPr>
+        <w:t xml:space="preserve">碳环境数</w:t>
+      </w:r>
+      <w:r>
+        <w:rPr>
+          <w:rFonts w:hint="eastAsia" w:ascii="Times New Roman" w:hAnsi="Times New Roman" w:eastAsia="Times New Roman" w:cs="Times New Roman"/>
+        </w:rPr>
+        <w:t>：</w:t>
+      </w:r>
+      <w:r>
+        <w:rPr>
+          <w:rFonts w:hint="eastAsia" w:ascii="Times New Roman" w:hAnsi="Times New Roman" w:eastAsia="FangSong" w:cs="Times New Roman"/>
+        </w:rPr>
+        <w:t>峰的个数</w:t>
+      </w:r>
+      <w:r>
+        <w:rPr>
+          <w:rFonts w:ascii="Times New Roman" w:hAnsi="Times New Roman" w:eastAsia="Times New Roman" w:cs="Times New Roman"/>
+        </w:rPr>
+        <w:t xml:space="preserve"> = </w:t>
+      </w:r>
+      <w:r>
+        <w:rPr>
+          <w:rFonts w:hint="eastAsia" w:ascii="Times New Roman" w:hAnsi="Times New Roman" w:eastAsia="FangSong" w:cs="Times New Roman"/>
+        </w:rPr>
+        <w:t xml:space="preserve">不等价碳的种类数</w:t>
+      </w:r>
+    </w:p>
+    <w:p>
+      <w:pPr>
+        <w:pStyle w:val="Compact"/>
+        <w:numPr>
+          <w:ilvl w:val="0"/>
+          <w:numId w:val="1005"/>
+        </w:numPr>
+      </w:pPr>
+      <w:r>
+        <w:rPr>
+          <w:rFonts w:hint="eastAsia" w:ascii="Times New Roman" w:hAnsi="Times New Roman" w:eastAsia="FangSong" w:cs="Times New Roman"/>
+          <w:b/>
+          <w:bCs/>
+        </w:rPr>
+        <w:t xml:space="preserve">对称性</w:t>
+      </w:r>
+      <w:r>
+        <w:rPr>
+          <w:rFonts w:hint="eastAsia" w:ascii="Times New Roman" w:hAnsi="Times New Roman" w:eastAsia="Times New Roman" w:cs="Times New Roman"/>
+        </w:rPr>
+        <w:t>：</w:t>
+      </w:r>
+      <w:r>
+        <w:rPr>
+          <w:rFonts w:hint="eastAsia" w:ascii="Times New Roman" w:hAnsi="Times New Roman" w:eastAsia="FangSong" w:cs="Times New Roman"/>
+        </w:rPr>
+        <w:t>峰数明显少于分子式中的碳数</w:t>
+      </w:r>
+      <w:r>
+        <w:rPr>
+          <w:rFonts w:ascii="Times New Roman" w:hAnsi="Times New Roman" w:eastAsia="Times New Roman" w:cs="Times New Roman"/>
+        </w:rPr>
+        <w:t xml:space="preserve"> → </w:t>
+      </w:r>
+      <w:r>
+        <w:rPr>
+          <w:rFonts w:hint="eastAsia" w:ascii="Times New Roman" w:hAnsi="Times New Roman" w:eastAsia="FangSong" w:cs="Times New Roman"/>
+        </w:rPr>
+        <w:t xml:space="preserve">分子有对称性</w:t>
+      </w:r>
+    </w:p>
+    <w:p>
+      <w:pPr>
+        <w:pStyle w:val="Compact"/>
+        <w:numPr>
+          <w:ilvl w:val="0"/>
+          <w:numId w:val="1005"/>
+        </w:numPr>
+      </w:pPr>
+      <w:r>
+        <w:rPr>
+          <w:rFonts w:hint="eastAsia" w:ascii="Times New Roman" w:hAnsi="Times New Roman" w:eastAsia="FangSong" w:cs="Times New Roman"/>
+          <w:b/>
+          <w:bCs/>
+        </w:rPr>
+        <w:t xml:space="preserve">羰基类型</w:t>
+      </w:r>
+      <w:r>
+        <w:rPr>
+          <w:rFonts w:hint="eastAsia" w:ascii="Times New Roman" w:hAnsi="Times New Roman" w:eastAsia="Times New Roman" w:cs="Times New Roman"/>
+        </w:rPr>
+        <w:t>：</w:t>
+      </w:r>
+      <w:r>
+        <w:rPr>
+          <w:rFonts w:hint="eastAsia" w:ascii="Times New Roman" w:hAnsi="Times New Roman" w:eastAsia="FangSong" w:cs="Times New Roman"/>
+        </w:rPr>
+        <w:t>化学位移区分醛酮</w:t>
+      </w:r>
+      <w:r>
+        <w:rPr>
+          <w:rFonts w:ascii="Times New Roman" w:hAnsi="Times New Roman" w:eastAsia="Times New Roman" w:cs="Times New Roman"/>
+        </w:rPr>
+        <w:t xml:space="preserve"> vs </w:t>
+      </w:r>
+      <w:r>
+        <w:rPr>
+          <w:rFonts w:hint="eastAsia" w:ascii="Times New Roman" w:hAnsi="Times New Roman" w:eastAsia="FangSong" w:cs="Times New Roman"/>
+        </w:rPr>
+        <w:t xml:space="preserve">羧酸衍生物</w:t>
+      </w:r>
+    </w:p>
+    <w:bookmarkEnd w:id="32"/>
+    <w:bookmarkStart w:id="33" w:name="化学位移区域"/>
     <w:p>
       <w:pPr>
         <w:pStyle w:val="Heading3"/>
@@ -10522,13 +9366,13 @@
         <w:rPr>
           <w:rFonts w:ascii="Times New Roman" w:hAnsi="Times New Roman" w:eastAsia="Times New Roman" w:cs="Times New Roman"/>
         </w:rPr>
-        <w:t xml:space="preserve">5.2 </w:t>
+        <w:t xml:space="preserve">4.2 </w:t>
       </w:r>
       <w:r>
         <w:rPr>
           <w:rFonts w:hint="eastAsia" w:ascii="Times New Roman" w:hAnsi="Times New Roman" w:eastAsia="SimHei" w:cs="Times New Roman"/>
         </w:rPr>
-        <w:t xml:space="preserve">化学位移详细表</w:t>
+        <w:t xml:space="preserve">化学位移区域</w:t>
       </w:r>
     </w:p>
     <w:tbl>
@@ -10574,7 +9418,7 @@
                 <w:rFonts w:hint="eastAsia" w:ascii="Times New Roman" w:hAnsi="Times New Roman" w:eastAsia="SimHei" w:cs="Times New Roman"/>
                 <w:b/>
               </w:rPr>
-              <w:t xml:space="preserve">质子类型</w:t>
+              <w:t xml:space="preserve">碳类型</w:t>
             </w:r>
           </w:p>
         </w:tc>
@@ -10590,7 +9434,7 @@
                 <w:rFonts w:hint="eastAsia" w:ascii="Times New Roman" w:hAnsi="Times New Roman" w:eastAsia="SimHei" w:cs="Times New Roman"/>
                 <w:b/>
               </w:rPr>
-              <w:t xml:space="preserve">备注</w:t>
+              <w:t xml:space="preserve">说明</w:t>
             </w:r>
           </w:p>
         </w:tc>
@@ -10606,47 +9450,1045 @@
             <w:r>
               <w:rPr>
                 <w:rFonts w:ascii="Times New Roman" w:hAnsi="Times New Roman" w:eastAsia="Times New Roman" w:cs="Times New Roman"/>
+              </w:rPr>
+              <w:t xml:space="preserve">0–50</w:t>
+            </w:r>
+          </w:p>
+        </w:tc>
+        <w:tc>
+          <w:tcPr/>
+          <w:p>
+            <w:pPr>
+              <w:pStyle w:val="Compact"/>
+              <w:jc w:val="center"/>
+            </w:pPr>
+            <w:r>
+              <w:rPr>
+                <w:rFonts w:hint="eastAsia" w:ascii="Times New Roman" w:hAnsi="Times New Roman" w:eastAsia="FangSong" w:cs="Times New Roman"/>
+              </w:rPr>
+              <w:t>饱和碳</w:t>
+            </w:r>
+            <w:r>
+              <w:rPr>
+                <w:rFonts w:hint="eastAsia" w:ascii="Times New Roman" w:hAnsi="Times New Roman" w:eastAsia="Times New Roman" w:cs="Times New Roman"/>
+              </w:rPr>
+              <w:t>（sp</w:t>
+            </w:r>
+            <w:r>
+              <w:rPr>
+                <w:rFonts w:hint="eastAsia" w:ascii="Times New Roman" w:hAnsi="Times New Roman" w:eastAsia="Times New Roman" w:cs="Times New Roman"/>
+                <w:vertAlign w:val="superscript"/>
+              </w:rPr>
+              <w:t>3</w:t>
+            </w:r>
+            <w:r>
+              <w:rPr>
+                <w:rFonts w:hint="eastAsia" w:ascii="Times New Roman" w:hAnsi="Times New Roman" w:eastAsia="Times New Roman" w:cs="Times New Roman"/>
+              </w:rPr>
+              <w:t>）</w:t>
+            </w:r>
+          </w:p>
+        </w:tc>
+        <w:tc>
+          <w:tcPr/>
+          <w:p>
+            <w:pPr>
+              <w:pStyle w:val="Compact"/>
+              <w:jc w:val="center"/>
+            </w:pPr>
+            <w:r>
+              <w:rPr>
+                <w:rFonts w:hint="eastAsia" w:ascii="Times New Roman" w:hAnsi="Times New Roman" w:eastAsia="FangSong" w:cs="Times New Roman"/>
+              </w:rPr>
+              <w:t xml:space="preserve">烷基碳</w:t>
+            </w:r>
+          </w:p>
+        </w:tc>
+      </w:tr>
+      <w:tr>
+        <w:tc>
+          <w:tcPr/>
+          <w:p>
+            <w:pPr>
+              <w:pStyle w:val="Compact"/>
+              <w:jc w:val="center"/>
+            </w:pPr>
+            <w:r>
+              <w:rPr>
+                <w:rFonts w:ascii="Times New Roman" w:hAnsi="Times New Roman" w:eastAsia="Times New Roman" w:cs="Times New Roman"/>
+              </w:rPr>
+              <w:t xml:space="preserve">50–100</w:t>
+            </w:r>
+          </w:p>
+        </w:tc>
+        <w:tc>
+          <w:tcPr/>
+          <w:p>
+            <w:pPr>
+              <w:pStyle w:val="Compact"/>
+              <w:jc w:val="center"/>
+            </w:pPr>
+            <w:r>
+              <w:rPr>
+                <w:rFonts w:hint="eastAsia" w:ascii="Times New Roman" w:hAnsi="Times New Roman" w:eastAsia="FangSong" w:cs="Times New Roman"/>
+              </w:rPr>
+              <w:t xml:space="preserve">连杂原子的饱和碳</w:t>
+            </w:r>
+          </w:p>
+        </w:tc>
+        <w:tc>
+          <w:tcPr/>
+          <w:p>
+            <w:pPr>
+              <w:pStyle w:val="Compact"/>
+              <w:jc w:val="center"/>
+            </w:pPr>
+            <w:r>
+              <w:rPr>
+                <w:rFonts w:ascii="Times New Roman" w:hAnsi="Times New Roman" w:eastAsia="Times New Roman" w:cs="Times New Roman"/>
+              </w:rPr>
+              <w:t xml:space="preserve">C–O, C–N, C–X</w:t>
+            </w:r>
+          </w:p>
+        </w:tc>
+      </w:tr>
+      <w:tr>
+        <w:tc>
+          <w:tcPr/>
+          <w:p>
+            <w:pPr>
+              <w:pStyle w:val="Compact"/>
+              <w:jc w:val="center"/>
+            </w:pPr>
+            <w:r>
+              <w:rPr>
+                <w:rFonts w:ascii="Times New Roman" w:hAnsi="Times New Roman" w:eastAsia="Times New Roman" w:cs="Times New Roman"/>
+              </w:rPr>
+              <w:t xml:space="preserve">100–150</w:t>
+            </w:r>
+          </w:p>
+        </w:tc>
+        <w:tc>
+          <w:tcPr/>
+          <w:p>
+            <w:pPr>
+              <w:pStyle w:val="Compact"/>
+              <w:jc w:val="center"/>
+            </w:pPr>
+            <w:r>
+              <w:rPr>
+                <w:rFonts w:ascii="Times New Roman" w:hAnsi="Times New Roman" w:eastAsia="Times New Roman" w:cs="Times New Roman"/>
+              </w:rPr>
+              <w:t>sp</w:t>
+            </w:r>
+            <w:r>
+              <w:rPr>
+                <w:rFonts w:ascii="Times New Roman" w:hAnsi="Times New Roman" w:eastAsia="Times New Roman" w:cs="Times New Roman"/>
+                <w:vertAlign w:val="superscript"/>
+              </w:rPr>
+              <w:t>2</w:t>
+            </w:r>
+            <w:r>
+              <w:rPr>
+                <w:rFonts w:ascii="Times New Roman" w:hAnsi="Times New Roman" w:eastAsia="Times New Roman" w:cs="Times New Roman"/>
+              </w:rPr>
+              <w:t xml:space="preserve"> </w:t>
+            </w:r>
+            <w:r>
+              <w:rPr>
+                <w:rFonts w:hint="eastAsia" w:ascii="Times New Roman" w:hAnsi="Times New Roman" w:eastAsia="FangSong" w:cs="Times New Roman"/>
+              </w:rPr>
+              <w:t>碳</w:t>
+            </w:r>
+            <w:r>
+              <w:rPr>
+                <w:rFonts w:hint="eastAsia" w:ascii="Times New Roman" w:hAnsi="Times New Roman" w:eastAsia="Times New Roman" w:cs="Times New Roman"/>
+              </w:rPr>
+              <w:t>（</w:t>
+            </w:r>
+            <w:r>
+              <w:rPr>
+                <w:rFonts w:hint="eastAsia" w:ascii="Times New Roman" w:hAnsi="Times New Roman" w:eastAsia="FangSong" w:cs="Times New Roman"/>
+              </w:rPr>
+              <w:t>烯</w:t>
+            </w:r>
+            <w:r>
+              <w:rPr>
+                <w:rFonts w:hint="eastAsia" w:ascii="Times New Roman" w:hAnsi="Times New Roman" w:eastAsia="Times New Roman" w:cs="Times New Roman"/>
+              </w:rPr>
+              <w:t>/</w:t>
+            </w:r>
+            <w:r>
+              <w:rPr>
+                <w:rFonts w:hint="eastAsia" w:ascii="Times New Roman" w:hAnsi="Times New Roman" w:eastAsia="FangSong" w:cs="Times New Roman"/>
+              </w:rPr>
+              <w:t>芳</w:t>
+            </w:r>
+            <w:r>
+              <w:rPr>
+                <w:rFonts w:hint="eastAsia" w:ascii="Times New Roman" w:hAnsi="Times New Roman" w:eastAsia="Times New Roman" w:cs="Times New Roman"/>
+              </w:rPr>
+              <w:t>）</w:t>
+            </w:r>
+          </w:p>
+        </w:tc>
+        <w:tc>
+          <w:tcPr/>
+          <w:p>
+            <w:pPr>
+              <w:pStyle w:val="Compact"/>
+              <w:jc w:val="center"/>
+            </w:pPr>
+            <w:r>
+              <w:rPr>
+                <w:rFonts w:ascii="Times New Roman" w:hAnsi="Times New Roman" w:eastAsia="Times New Roman" w:cs="Times New Roman"/>
+              </w:rPr>
+              <w:t xml:space="preserve">C=C, Ar–C</w:t>
+            </w:r>
+          </w:p>
+        </w:tc>
+      </w:tr>
+      <w:tr>
+        <w:tc>
+          <w:tcPr/>
+          <w:p>
+            <w:pPr>
+              <w:pStyle w:val="Compact"/>
+              <w:jc w:val="center"/>
+            </w:pPr>
+            <w:r>
+              <w:rPr>
+                <w:rFonts w:ascii="Times New Roman" w:hAnsi="Times New Roman" w:eastAsia="Times New Roman" w:cs="Times New Roman"/>
+              </w:rPr>
+              <w:t xml:space="preserve">150–200</w:t>
+            </w:r>
+          </w:p>
+        </w:tc>
+        <w:tc>
+          <w:tcPr/>
+          <w:p>
+            <w:pPr>
+              <w:pStyle w:val="Compact"/>
+              <w:jc w:val="center"/>
+            </w:pPr>
+            <w:r>
+              <w:rPr>
+                <w:rFonts w:hint="eastAsia" w:ascii="Times New Roman" w:hAnsi="Times New Roman" w:eastAsia="FangSong" w:cs="Times New Roman"/>
+              </w:rPr>
+              <w:t xml:space="preserve">羰基碳</w:t>
+            </w:r>
+          </w:p>
+        </w:tc>
+        <w:tc>
+          <w:tcPr/>
+          <w:p>
+            <w:pPr>
+              <w:pStyle w:val="Compact"/>
+              <w:jc w:val="center"/>
+            </w:pPr>
+            <w:r>
+              <w:rPr>
+                <w:rFonts w:ascii="Times New Roman" w:hAnsi="Times New Roman" w:eastAsia="Times New Roman" w:cs="Times New Roman"/>
+              </w:rPr>
+              <w:t xml:space="preserve">C=O</w:t>
+            </w:r>
+          </w:p>
+        </w:tc>
+      </w:tr>
+      <w:tr>
+        <w:tc>
+          <w:tcPr/>
+          <w:p>
+            <w:pPr>
+              <w:pStyle w:val="Compact"/>
+              <w:jc w:val="center"/>
+            </w:pPr>
+            <w:r>
+              <w:rPr>
+                <w:rFonts w:ascii="Times New Roman" w:hAnsi="Times New Roman" w:eastAsia="Times New Roman" w:cs="Times New Roman"/>
+              </w:rPr>
+              <w:t xml:space="preserve">195–215</w:t>
+            </w:r>
+          </w:p>
+        </w:tc>
+        <w:tc>
+          <w:tcPr/>
+          <w:p>
+            <w:pPr>
+              <w:pStyle w:val="Compact"/>
+              <w:jc w:val="center"/>
+            </w:pPr>
+            <w:r>
+              <w:rPr>
+                <w:rFonts w:hint="eastAsia" w:ascii="Times New Roman" w:hAnsi="Times New Roman" w:eastAsia="FangSong" w:cs="Times New Roman"/>
+              </w:rPr>
+              <w:t>醛</w:t>
+            </w:r>
+            <w:r>
+              <w:rPr>
+                <w:rFonts w:hint="eastAsia" w:ascii="Times New Roman" w:hAnsi="Times New Roman" w:eastAsia="Times New Roman" w:cs="Times New Roman"/>
+              </w:rPr>
+              <w:t>/</w:t>
+            </w:r>
+            <w:r>
+              <w:rPr>
+                <w:rFonts w:hint="eastAsia" w:ascii="Times New Roman" w:hAnsi="Times New Roman" w:eastAsia="FangSong" w:cs="Times New Roman"/>
+              </w:rPr>
+              <w:t>酮</w:t>
+            </w:r>
+            <w:r>
+              <w:rPr>
+                <w:rFonts w:ascii="Times New Roman" w:hAnsi="Times New Roman" w:eastAsia="Times New Roman" w:cs="Times New Roman"/>
+              </w:rPr>
+              <w:t xml:space="preserve"> C=O</w:t>
+            </w:r>
+          </w:p>
+        </w:tc>
+        <w:tc>
+          <w:tcPr/>
+          <w:p>
+            <w:pPr>
+              <w:pStyle w:val="Compact"/>
+              <w:jc w:val="center"/>
+            </w:pPr>
+            <w:r>
+              <w:rPr>
+                <w:rFonts w:hint="eastAsia" w:ascii="Times New Roman" w:hAnsi="Times New Roman" w:eastAsia="FangSong" w:cs="Times New Roman"/>
+              </w:rPr>
+              <w:t xml:space="preserve">最低场区域</w:t>
+            </w:r>
+          </w:p>
+        </w:tc>
+      </w:tr>
+      <w:tr>
+        <w:tc>
+          <w:tcPr/>
+          <w:p>
+            <w:pPr>
+              <w:pStyle w:val="Compact"/>
+              <w:jc w:val="center"/>
+            </w:pPr>
+            <w:r>
+              <w:rPr>
+                <w:rFonts w:ascii="Times New Roman" w:hAnsi="Times New Roman" w:eastAsia="Times New Roman" w:cs="Times New Roman"/>
+              </w:rPr>
+              <w:t xml:space="preserve">165–185</w:t>
+            </w:r>
+          </w:p>
+        </w:tc>
+        <w:tc>
+          <w:tcPr/>
+          <w:p>
+            <w:pPr>
+              <w:pStyle w:val="Compact"/>
+              <w:jc w:val="center"/>
+            </w:pPr>
+            <w:r>
+              <w:rPr>
+                <w:rFonts w:hint="eastAsia" w:ascii="Times New Roman" w:hAnsi="Times New Roman" w:eastAsia="FangSong" w:cs="Times New Roman"/>
+              </w:rPr>
+              <w:t xml:space="preserve">羧酸衍生物</w:t>
+            </w:r>
+            <w:r>
+              <w:rPr>
+                <w:rFonts w:ascii="Times New Roman" w:hAnsi="Times New Roman" w:eastAsia="Times New Roman" w:cs="Times New Roman"/>
+              </w:rPr>
+              <w:t xml:space="preserve"> C=O</w:t>
+            </w:r>
+          </w:p>
+        </w:tc>
+        <w:tc>
+          <w:tcPr/>
+          <w:p>
+            <w:pPr>
+              <w:pStyle w:val="Compact"/>
+              <w:jc w:val="center"/>
+            </w:pPr>
+            <w:r>
+              <w:rPr>
+                <w:rFonts w:hint="eastAsia" w:ascii="Times New Roman" w:hAnsi="Times New Roman" w:eastAsia="FangSong" w:cs="Times New Roman"/>
+              </w:rPr>
+              <w:t>酸</w:t>
+            </w:r>
+            <w:r>
+              <w:rPr>
+                <w:rFonts w:hint="eastAsia" w:ascii="Times New Roman" w:hAnsi="Times New Roman" w:eastAsia="Times New Roman" w:cs="Times New Roman"/>
+              </w:rPr>
+              <w:t>/</w:t>
+            </w:r>
+            <w:r>
+              <w:rPr>
+                <w:rFonts w:hint="eastAsia" w:ascii="Times New Roman" w:hAnsi="Times New Roman" w:eastAsia="FangSong" w:cs="Times New Roman"/>
+              </w:rPr>
+              <w:t>酯</w:t>
+            </w:r>
+            <w:r>
+              <w:rPr>
+                <w:rFonts w:hint="eastAsia" w:ascii="Times New Roman" w:hAnsi="Times New Roman" w:eastAsia="Times New Roman" w:cs="Times New Roman"/>
+              </w:rPr>
+              <w:t>/</w:t>
+            </w:r>
+            <w:r>
+              <w:rPr>
+                <w:rFonts w:hint="eastAsia" w:ascii="Times New Roman" w:hAnsi="Times New Roman" w:eastAsia="FangSong" w:cs="Times New Roman"/>
+              </w:rPr>
+              <w:t>酰胺</w:t>
+            </w:r>
+            <w:r>
+              <w:rPr>
+                <w:rFonts w:hint="eastAsia" w:ascii="Times New Roman" w:hAnsi="Times New Roman" w:eastAsia="Times New Roman" w:cs="Times New Roman"/>
+              </w:rPr>
+              <w:t>（</w:t>
+            </w:r>
+            <w:r>
+              <w:rPr>
+                <w:rFonts w:hint="eastAsia" w:ascii="Times New Roman" w:hAnsi="Times New Roman" w:eastAsia="FangSong" w:cs="Times New Roman"/>
+              </w:rPr>
+              <w:t>稍高场</w:t>
+            </w:r>
+            <w:r>
+              <w:rPr>
+                <w:rFonts w:hint="eastAsia" w:ascii="Times New Roman" w:hAnsi="Times New Roman" w:eastAsia="Times New Roman" w:cs="Times New Roman"/>
+              </w:rPr>
+              <w:t>）</w:t>
+            </w:r>
+          </w:p>
+        </w:tc>
+      </w:tr>
+    </w:tbl>
+    <w:bookmarkEnd w:id="33"/>
+    <w:bookmarkStart w:id="34" w:name="碳谱的竞赛用法"/>
+    <w:p>
+      <w:pPr>
+        <w:pStyle w:val="Heading3"/>
+        <w:spacing w:before="280" w:after="120"/>
+      </w:pPr>
+      <w:r>
+        <w:rPr>
+          <w:rFonts w:ascii="Times New Roman" w:hAnsi="Times New Roman" w:eastAsia="Times New Roman" w:cs="Times New Roman"/>
+        </w:rPr>
+        <w:t xml:space="preserve">4.3 </w:t>
+      </w:r>
+      <w:r>
+        <w:rPr>
+          <w:rFonts w:hint="eastAsia" w:ascii="Times New Roman" w:hAnsi="Times New Roman" w:eastAsia="SimHei" w:cs="Times New Roman"/>
+        </w:rPr>
+        <w:t xml:space="preserve">碳谱的竞赛用法</w:t>
+      </w:r>
+    </w:p>
+    <w:p>
+      <w:pPr>
+        <w:pStyle w:val="Compact"/>
+        <w:numPr>
+          <w:ilvl w:val="0"/>
+          <w:numId w:val="1006"/>
+        </w:numPr>
+      </w:pPr>
+      <w:r>
+        <w:rPr>
+          <w:rFonts w:hint="eastAsia" w:ascii="Times New Roman" w:hAnsi="Times New Roman" w:eastAsia="FangSong" w:cs="Times New Roman"/>
+          <w:b/>
+          <w:bCs/>
+        </w:rPr>
+        <w:t xml:space="preserve">先数峰数</w:t>
+      </w:r>
+      <w:r>
+        <w:rPr>
+          <w:rFonts w:hint="eastAsia" w:ascii="Times New Roman" w:hAnsi="Times New Roman" w:eastAsia="Times New Roman" w:cs="Times New Roman"/>
+        </w:rPr>
+        <w:t>——</w:t>
+      </w:r>
+      <w:r>
+        <w:rPr>
+          <w:rFonts w:hint="eastAsia" w:ascii="Times New Roman" w:hAnsi="Times New Roman" w:eastAsia="FangSong" w:cs="Times New Roman"/>
+        </w:rPr>
+        <w:t>不先认峰</w:t>
+      </w:r>
+      <w:r>
+        <w:rPr>
+          <w:rFonts w:hint="eastAsia" w:ascii="Times New Roman" w:hAnsi="Times New Roman" w:eastAsia="Times New Roman" w:cs="Times New Roman"/>
+        </w:rPr>
+        <w:t>。</w:t>
+      </w:r>
+      <w:r>
+        <w:rPr>
+          <w:rFonts w:hint="eastAsia" w:ascii="Times New Roman" w:hAnsi="Times New Roman" w:eastAsia="FangSong" w:cs="Times New Roman"/>
+        </w:rPr>
+        <w:t>峰数</w:t>
+      </w:r>
+      <w:r>
+        <w:rPr>
+          <w:rFonts w:ascii="Times New Roman" w:hAnsi="Times New Roman" w:eastAsia="Times New Roman" w:cs="Times New Roman"/>
+        </w:rPr>
+        <w:t xml:space="preserve"> = </w:t>
+      </w:r>
+      <w:r>
+        <w:rPr>
+          <w:rFonts w:hint="eastAsia" w:ascii="Times New Roman" w:hAnsi="Times New Roman" w:eastAsia="FangSong" w:cs="Times New Roman"/>
+        </w:rPr>
+        <w:t xml:space="preserve">几类碳</w:t>
+      </w:r>
+      <w:r>
+        <w:rPr>
+          <w:rFonts w:ascii="Times New Roman" w:hAnsi="Times New Roman" w:eastAsia="Times New Roman" w:cs="Times New Roman"/>
+        </w:rPr>
+        <w:t xml:space="preserve"> → </w:t>
+      </w:r>
+      <w:r>
+        <w:rPr>
+          <w:rFonts w:hint="eastAsia" w:ascii="Times New Roman" w:hAnsi="Times New Roman" w:eastAsia="FangSong" w:cs="Times New Roman"/>
+        </w:rPr>
+        <w:t xml:space="preserve">判断分子对称性</w:t>
+      </w:r>
+    </w:p>
+    <w:p>
+      <w:pPr>
+        <w:pStyle w:val="Compact"/>
+        <w:numPr>
+          <w:ilvl w:val="0"/>
+          <w:numId w:val="1006"/>
+        </w:numPr>
+      </w:pPr>
+      <w:r>
+        <w:rPr>
+          <w:rFonts w:ascii="Times New Roman" w:hAnsi="Times New Roman" w:eastAsia="Times New Roman" w:cs="Times New Roman"/>
+          <w:b/>
+          <w:bCs/>
+        </w:rPr>
+        <w:t xml:space="preserve">δ &gt; 200</w:t>
+      </w:r>
+      <w:r>
+        <w:rPr>
+          <w:rFonts w:ascii="Times New Roman" w:hAnsi="Times New Roman" w:eastAsia="Times New Roman" w:cs="Times New Roman"/>
+        </w:rPr>
+        <w:t xml:space="preserve"> </w:t>
+      </w:r>
+      <w:r>
+        <w:rPr>
+          <w:rFonts w:ascii="Times New Roman" w:hAnsi="Times New Roman" w:eastAsia="Times New Roman" w:cs="Times New Roman"/>
+        </w:rPr>
+        <w:t xml:space="preserve">→ </w:t>
+      </w:r>
+      <w:r>
+        <w:rPr>
+          <w:rFonts w:hint="eastAsia" w:ascii="Times New Roman" w:hAnsi="Times New Roman" w:eastAsia="FangSong" w:cs="Times New Roman"/>
+        </w:rPr>
+        <w:t>醛</w:t>
+      </w:r>
+      <w:r>
+        <w:rPr>
+          <w:rFonts w:hint="eastAsia" w:ascii="Times New Roman" w:hAnsi="Times New Roman" w:eastAsia="Times New Roman" w:cs="Times New Roman"/>
+        </w:rPr>
+        <w:t>/</w:t>
+      </w:r>
+      <w:r>
+        <w:rPr>
+          <w:rFonts w:hint="eastAsia" w:ascii="Times New Roman" w:hAnsi="Times New Roman" w:eastAsia="FangSong" w:cs="Times New Roman"/>
+        </w:rPr>
+        <w:t>酮羰基</w:t>
+      </w:r>
+      <w:r>
+        <w:rPr>
+          <w:rFonts w:hint="eastAsia" w:ascii="Times New Roman" w:hAnsi="Times New Roman" w:eastAsia="Times New Roman" w:cs="Times New Roman"/>
+        </w:rPr>
+        <w:t>（</w:t>
+      </w:r>
+      <w:r>
+        <w:rPr>
+          <w:rFonts w:hint="eastAsia" w:ascii="Times New Roman" w:hAnsi="Times New Roman" w:eastAsia="FangSong" w:cs="Times New Roman"/>
+        </w:rPr>
+        <w:t>无</w:t>
+      </w:r>
+      <w:r>
+        <w:rPr>
+          <w:rFonts w:ascii="Times New Roman" w:hAnsi="Times New Roman" w:eastAsia="Times New Roman" w:cs="Times New Roman"/>
+        </w:rPr>
+        <w:t xml:space="preserve"> </w:t>
+      </w:r>
+      <w:r>
+        <w:rPr>
+          <w:rFonts w:hint="eastAsia" w:ascii="Times New Roman" w:hAnsi="Times New Roman" w:eastAsia="Times New Roman" w:cs="Times New Roman"/>
+        </w:rPr>
+        <w:t>α-</w:t>
+      </w:r>
+      <w:r>
+        <w:rPr>
+          <w:rFonts w:hint="eastAsia" w:ascii="Times New Roman" w:hAnsi="Times New Roman" w:eastAsia="FangSong" w:cs="Times New Roman"/>
+        </w:rPr>
+        <w:t>卤素或共轭时</w:t>
+      </w:r>
+      <w:r>
+        <w:rPr>
+          <w:rFonts w:hint="eastAsia" w:ascii="Times New Roman" w:hAnsi="Times New Roman" w:eastAsia="Times New Roman" w:cs="Times New Roman"/>
+        </w:rPr>
+        <w:t>）</w:t>
+      </w:r>
+    </w:p>
+    <w:p>
+      <w:pPr>
+        <w:pStyle w:val="Compact"/>
+        <w:numPr>
+          <w:ilvl w:val="0"/>
+          <w:numId w:val="1006"/>
+        </w:numPr>
+      </w:pPr>
+      <w:r>
+        <w:rPr>
+          <w:rFonts w:ascii="Times New Roman" w:hAnsi="Times New Roman" w:eastAsia="Times New Roman" w:cs="Times New Roman"/>
+          <w:b/>
+          <w:bCs/>
+        </w:rPr>
+        <w:t xml:space="preserve">δ 165–185</w:t>
+      </w:r>
+      <w:r>
+        <w:rPr>
+          <w:rFonts w:ascii="Times New Roman" w:hAnsi="Times New Roman" w:eastAsia="Times New Roman" w:cs="Times New Roman"/>
+        </w:rPr>
+        <w:t xml:space="preserve"> </w:t>
+      </w:r>
+      <w:r>
+        <w:rPr>
+          <w:rFonts w:ascii="Times New Roman" w:hAnsi="Times New Roman" w:eastAsia="Times New Roman" w:cs="Times New Roman"/>
+        </w:rPr>
+        <w:t xml:space="preserve">→ </w:t>
+      </w:r>
+      <w:r>
+        <w:rPr>
+          <w:rFonts w:hint="eastAsia" w:ascii="Times New Roman" w:hAnsi="Times New Roman" w:eastAsia="FangSong" w:cs="Times New Roman"/>
+        </w:rPr>
+        <w:t xml:space="preserve">羧酸衍生物羰基</w:t>
+      </w:r>
+    </w:p>
+    <w:p>
+      <w:pPr>
+        <w:pStyle w:val="Compact"/>
+        <w:numPr>
+          <w:ilvl w:val="0"/>
+          <w:numId w:val="1006"/>
+        </w:numPr>
+      </w:pPr>
+      <w:r>
+        <w:rPr>
+          <w:rFonts w:ascii="Times New Roman" w:hAnsi="Times New Roman" w:eastAsia="Times New Roman" w:cs="Times New Roman"/>
+          <w:b/>
+          <w:bCs/>
+        </w:rPr>
+        <w:t xml:space="preserve">DEPT </w:t>
+      </w:r>
+      <w:r>
+        <w:rPr>
+          <w:rFonts w:hint="eastAsia" w:ascii="Times New Roman" w:hAnsi="Times New Roman" w:eastAsia="FangSong" w:cs="Times New Roman"/>
+          <w:b/>
+          <w:bCs/>
+        </w:rPr>
+        <w:t xml:space="preserve">谱</w:t>
+      </w:r>
+      <w:r>
+        <w:rPr>
+          <w:rFonts w:hint="eastAsia" w:ascii="Times New Roman" w:hAnsi="Times New Roman" w:eastAsia="Times New Roman" w:cs="Times New Roman"/>
+        </w:rPr>
+        <w:t>（</w:t>
+      </w:r>
+      <w:r>
+        <w:rPr>
+          <w:rFonts w:hint="eastAsia" w:ascii="Times New Roman" w:hAnsi="Times New Roman" w:eastAsia="FangSong" w:cs="Times New Roman"/>
+        </w:rPr>
+        <w:t>如有</w:t>
+      </w:r>
+      <w:r>
+        <w:rPr>
+          <w:rFonts w:hint="eastAsia" w:ascii="Times New Roman" w:hAnsi="Times New Roman" w:eastAsia="Times New Roman" w:cs="Times New Roman"/>
+        </w:rPr>
+        <w:t>）：CH</w:t>
+      </w:r>
+      <w:r>
+        <w:rPr>
+          <w:rFonts w:hint="eastAsia" w:ascii="Times New Roman" w:hAnsi="Times New Roman" w:eastAsia="Times New Roman" w:cs="Times New Roman"/>
+          <w:vertAlign w:val="subscript"/>
+        </w:rPr>
+        <w:t>3</w:t>
+      </w:r>
+      <w:r>
+        <w:rPr>
+          <w:rFonts w:hint="eastAsia" w:ascii="Times New Roman" w:hAnsi="Times New Roman" w:eastAsia="Times New Roman" w:cs="Times New Roman"/>
+        </w:rPr>
+        <w:t>/CH</w:t>
+      </w:r>
+      <w:r>
+        <w:rPr>
+          <w:rFonts w:hint="eastAsia" w:ascii="Times New Roman" w:hAnsi="Times New Roman" w:eastAsia="Times New Roman" w:cs="Times New Roman"/>
+          <w:vertAlign w:val="subscript"/>
+        </w:rPr>
+        <w:t>2</w:t>
+      </w:r>
+      <w:r>
+        <w:rPr>
+          <w:rFonts w:hint="eastAsia" w:ascii="Times New Roman" w:hAnsi="Times New Roman" w:eastAsia="Times New Roman" w:cs="Times New Roman"/>
+        </w:rPr>
+        <w:t>/CH/C</w:t>
+      </w:r>
+      <w:r>
+        <w:rPr>
+          <w:rFonts w:ascii="Times New Roman" w:hAnsi="Times New Roman" w:eastAsia="Times New Roman" w:cs="Times New Roman"/>
+        </w:rPr>
+        <w:t xml:space="preserve"> </w:t>
+      </w:r>
+      <w:r>
+        <w:rPr>
+          <w:rFonts w:hint="eastAsia" w:ascii="Times New Roman" w:hAnsi="Times New Roman" w:eastAsia="FangSong" w:cs="Times New Roman"/>
+        </w:rPr>
+        <w:t>级数区分</w:t>
+      </w:r>
+      <w:r>
+        <w:rPr>
+          <w:rFonts w:hint="eastAsia" w:ascii="Times New Roman" w:hAnsi="Times New Roman" w:eastAsia="Times New Roman" w:cs="Times New Roman"/>
+        </w:rPr>
+        <w:t>（</w:t>
+      </w:r>
+      <w:r>
+        <w:rPr>
+          <w:rFonts w:hint="eastAsia" w:ascii="Times New Roman" w:hAnsi="Times New Roman" w:eastAsia="FangSong" w:cs="Times New Roman"/>
+        </w:rPr>
+        <w:t>向上</w:t>
+      </w:r>
+      <w:r>
+        <w:rPr>
+          <w:rFonts w:hint="eastAsia" w:ascii="Times New Roman" w:hAnsi="Times New Roman" w:eastAsia="Times New Roman" w:cs="Times New Roman"/>
+        </w:rPr>
+        <w:t>/</w:t>
+      </w:r>
+      <w:r>
+        <w:rPr>
+          <w:rFonts w:hint="eastAsia" w:ascii="Times New Roman" w:hAnsi="Times New Roman" w:eastAsia="FangSong" w:cs="Times New Roman"/>
+        </w:rPr>
+        <w:t>向下</w:t>
+      </w:r>
+      <w:r>
+        <w:rPr>
+          <w:rFonts w:hint="eastAsia" w:ascii="Times New Roman" w:hAnsi="Times New Roman" w:eastAsia="Times New Roman" w:cs="Times New Roman"/>
+        </w:rPr>
+        <w:t>/</w:t>
+      </w:r>
+      <w:r>
+        <w:rPr>
+          <w:rFonts w:hint="eastAsia" w:ascii="Times New Roman" w:hAnsi="Times New Roman" w:eastAsia="FangSong" w:cs="Times New Roman"/>
+        </w:rPr>
+        <w:t>无信号</w:t>
+      </w:r>
+      <w:r>
+        <w:rPr>
+          <w:rFonts w:hint="eastAsia" w:ascii="Times New Roman" w:hAnsi="Times New Roman" w:eastAsia="Times New Roman" w:cs="Times New Roman"/>
+        </w:rPr>
+        <w:t>）</w:t>
+      </w:r>
+    </w:p>
+    <w:p>
+      <w:pPr>
+        <w:spacing w:before="160" w:after="80"/>
+      </w:pPr>
+      <w:r>
+        <w:pict>
+          <v:rect style="width:0;height:1.5pt" o:hralign="center" o:hrstd="t" o:hr="t"/>
+        </w:pict>
+      </w:r>
+    </w:p>
+    <w:bookmarkEnd w:id="34"/>
+    <w:bookmarkEnd w:id="35"/>
+    <w:bookmarkStart w:id="44" w:name="五¹h-nmr氢谱"/>
+    <w:p>
+      <w:pPr>
+        <w:pStyle w:val="Heading2"/>
+        <w:spacing w:before="280" w:after="120"/>
+      </w:pPr>
+      <w:r>
+        <w:rPr>
+          <w:rFonts w:hint="eastAsia" w:ascii="Times New Roman" w:hAnsi="Times New Roman" w:eastAsia="SimHei" w:cs="Times New Roman"/>
+        </w:rPr>
+        <w:t>五</w:t>
+      </w:r>
+      <w:r>
+        <w:rPr>
+          <w:rFonts w:hint="eastAsia" w:ascii="Times New Roman" w:hAnsi="Times New Roman" w:eastAsia="Times New Roman" w:cs="Times New Roman"/>
+        </w:rPr>
+        <w:t>、</w:t>
+      </w:r>
+      <w:r>
+        <w:rPr>
+          <w:rFonts w:hint="eastAsia" w:ascii="Times New Roman" w:hAnsi="Times New Roman" w:eastAsia="Times New Roman" w:cs="Times New Roman"/>
+          <w:vertAlign w:val="superscript"/>
+        </w:rPr>
+        <w:t>1</w:t>
+      </w:r>
+      <w:r>
+        <w:rPr>
+          <w:rFonts w:hint="eastAsia" w:ascii="Times New Roman" w:hAnsi="Times New Roman" w:eastAsia="Times New Roman" w:cs="Times New Roman"/>
+        </w:rPr>
+        <w:t>H</w:t>
+      </w:r>
+      <w:r>
+        <w:rPr>
+          <w:rFonts w:ascii="Times New Roman" w:hAnsi="Times New Roman" w:eastAsia="Times New Roman" w:cs="Times New Roman"/>
+        </w:rPr>
+        <w:t xml:space="preserve"> </w:t>
+      </w:r>
+      <w:r>
+        <w:rPr>
+          <w:rFonts w:hint="eastAsia" w:ascii="Times New Roman" w:hAnsi="Times New Roman" w:eastAsia="Times New Roman" w:cs="Times New Roman"/>
+        </w:rPr>
+        <w:t>NMR（</w:t>
+      </w:r>
+      <w:r>
+        <w:rPr>
+          <w:rFonts w:hint="eastAsia" w:ascii="Times New Roman" w:hAnsi="Times New Roman" w:eastAsia="SimHei" w:cs="Times New Roman"/>
+        </w:rPr>
+        <w:t>氢谱</w:t>
+      </w:r>
+      <w:r>
+        <w:rPr>
+          <w:rFonts w:hint="eastAsia" w:ascii="Times New Roman" w:hAnsi="Times New Roman" w:eastAsia="Times New Roman" w:cs="Times New Roman"/>
+        </w:rPr>
+        <w:t>）</w:t>
+      </w:r>
+    </w:p>
+    <w:bookmarkStart w:id="36" w:name="三项基本信息"/>
+    <w:p>
+      <w:pPr>
+        <w:pStyle w:val="Heading3"/>
+        <w:spacing w:after="120" w:before="280"/>
+      </w:pPr>
+      <w:r>
+        <w:rPr>
+          <w:rFonts w:ascii="Times New Roman" w:hAnsi="Times New Roman" w:eastAsia="Times New Roman" w:cs="Times New Roman"/>
+        </w:rPr>
+        <w:t xml:space="preserve">5.1 </w:t>
+      </w:r>
+      <w:r>
+        <w:rPr>
+          <w:rFonts w:hint="eastAsia" w:ascii="Times New Roman" w:hAnsi="Times New Roman" w:eastAsia="SimHei" w:cs="Times New Roman"/>
+        </w:rPr>
+        <w:t xml:space="preserve">三项基本信息</w:t>
+      </w:r>
+    </w:p>
+    <w:tbl>
+      <w:tblPr>
+        <w:tblStyle w:val="Table"/>
+        <w:tblW w:type="pct" w:w="5000"/>
+        <w:tblLayout w:type="fixed"/>
+        <w:tblLook w:firstRow="1" w:lastRow="0" w:firstColumn="0" w:lastColumn="0" w:noHBand="0" w:noVBand="0" w:val="0020"/>
+      </w:tblPr>
+      <w:tblGrid>
+        <w:gridCol w:w="2640"/>
+        <w:gridCol w:w="2640"/>
+        <w:gridCol w:w="2640"/>
+      </w:tblGrid>
+      <w:tr>
+        <w:trPr>
+          <w:tblHeader w:val="on"/>
+        </w:trPr>
+        <w:tc>
+          <w:tcPr/>
+          <w:p>
+            <w:pPr>
+              <w:pStyle w:val="Compact"/>
+              <w:jc w:val="center"/>
+            </w:pPr>
+            <w:r>
+              <w:rPr>
+                <w:rFonts w:hint="eastAsia" w:ascii="Times New Roman" w:hAnsi="Times New Roman" w:eastAsia="SimHei" w:cs="Times New Roman"/>
+                <w:b/>
+              </w:rPr>
+              <w:t xml:space="preserve">参数</w:t>
+            </w:r>
+          </w:p>
+        </w:tc>
+        <w:tc>
+          <w:tcPr/>
+          <w:p>
+            <w:pPr>
+              <w:pStyle w:val="Compact"/>
+              <w:jc w:val="center"/>
+            </w:pPr>
+            <w:r>
+              <w:rPr>
+                <w:rFonts w:hint="eastAsia" w:ascii="Times New Roman" w:hAnsi="Times New Roman" w:eastAsia="SimHei" w:cs="Times New Roman"/>
+                <w:b/>
+              </w:rPr>
+              <w:t xml:space="preserve">物理含义</w:t>
+            </w:r>
+          </w:p>
+        </w:tc>
+        <w:tc>
+          <w:tcPr/>
+          <w:p>
+            <w:pPr>
+              <w:pStyle w:val="Compact"/>
+              <w:jc w:val="center"/>
+            </w:pPr>
+            <w:r>
+              <w:rPr>
+                <w:rFonts w:hint="eastAsia" w:ascii="Times New Roman" w:hAnsi="Times New Roman" w:eastAsia="SimHei" w:cs="Times New Roman"/>
+                <w:b/>
+              </w:rPr>
+              <w:t xml:space="preserve">竞赛用途</w:t>
+            </w:r>
+          </w:p>
+        </w:tc>
+      </w:tr>
+      <w:tr>
+        <w:tc>
+          <w:tcPr/>
+          <w:p>
+            <w:pPr>
+              <w:pStyle w:val="Compact"/>
+              <w:jc w:val="center"/>
+            </w:pPr>
+            <w:r>
+              <w:rPr>
+                <w:rFonts w:hint="eastAsia" w:ascii="Times New Roman" w:hAnsi="Times New Roman" w:eastAsia="FangSong" w:cs="Times New Roman"/>
                 <w:b/>
                 <w:bCs/>
               </w:rPr>
-              <w:t xml:space="preserve">0.9</w:t>
-            </w:r>
-          </w:p>
-        </w:tc>
-        <w:tc>
-          <w:tcPr/>
-          <w:p>
-            <w:pPr>
-              <w:pStyle w:val="Compact"/>
-              <w:jc w:val="center"/>
-            </w:pPr>
-            <w:r>
-              <w:rPr>
-                <w:rFonts w:ascii="Times New Roman" w:hAnsi="Times New Roman" w:eastAsia="Times New Roman" w:cs="Times New Roman"/>
-              </w:rPr>
-              <w:t>R–CH</w:t>
-            </w:r>
-            <w:r>
-              <w:rPr>
-                <w:rFonts w:ascii="Times New Roman" w:hAnsi="Times New Roman" w:eastAsia="Times New Roman" w:cs="Times New Roman"/>
-                <w:vertAlign w:val="subscript"/>
-              </w:rPr>
-              <w:t>3</w:t>
-            </w:r>
-          </w:p>
-        </w:tc>
-        <w:tc>
-          <w:tcPr/>
-          <w:p>
-            <w:pPr>
-              <w:pStyle w:val="Compact"/>
-              <w:jc w:val="center"/>
-            </w:pPr>
-            <w:r>
-              <w:rPr>
-                <w:rFonts w:hint="eastAsia" w:ascii="Times New Roman" w:hAnsi="Times New Roman" w:eastAsia="FangSong" w:cs="Times New Roman"/>
-              </w:rPr>
-              <w:t xml:space="preserve">甲基基准</w:t>
+              <w:t xml:space="preserve">化学位移</w:t>
+            </w:r>
+            <w:r>
+              <w:rPr>
+                <w:rFonts w:ascii="Times New Roman" w:hAnsi="Times New Roman" w:eastAsia="Times New Roman" w:cs="Times New Roman"/>
+                <w:b/>
+                <w:bCs/>
+              </w:rPr>
+              <w:t xml:space="preserve"> δ</w:t>
+            </w:r>
+          </w:p>
+        </w:tc>
+        <w:tc>
+          <w:tcPr/>
+          <w:p>
+            <w:pPr>
+              <w:pStyle w:val="Compact"/>
+              <w:jc w:val="center"/>
+            </w:pPr>
+            <w:r>
+              <w:rPr>
+                <w:rFonts w:ascii="Times New Roman" w:hAnsi="Times New Roman" w:eastAsia="Times New Roman" w:cs="Times New Roman"/>
+              </w:rPr>
+              <w:t xml:space="preserve">H </w:t>
+            </w:r>
+            <w:r>
+              <w:rPr>
+                <w:rFonts w:hint="eastAsia" w:ascii="Times New Roman" w:hAnsi="Times New Roman" w:eastAsia="FangSong" w:cs="Times New Roman"/>
+              </w:rPr>
+              <w:t>的电子环境</w:t>
+            </w:r>
+            <w:r>
+              <w:rPr>
+                <w:rFonts w:hint="eastAsia" w:ascii="Times New Roman" w:hAnsi="Times New Roman" w:eastAsia="Times New Roman" w:cs="Times New Roman"/>
+              </w:rPr>
+              <w:t>（</w:t>
+            </w:r>
+            <w:r>
+              <w:rPr>
+                <w:rFonts w:hint="eastAsia" w:ascii="Times New Roman" w:hAnsi="Times New Roman" w:eastAsia="FangSong" w:cs="Times New Roman"/>
+              </w:rPr>
+              <w:t>屏蔽</w:t>
+            </w:r>
+            <w:r>
+              <w:rPr>
+                <w:rFonts w:hint="eastAsia" w:ascii="Times New Roman" w:hAnsi="Times New Roman" w:eastAsia="Times New Roman" w:cs="Times New Roman"/>
+              </w:rPr>
+              <w:t>/</w:t>
+            </w:r>
+            <w:r>
+              <w:rPr>
+                <w:rFonts w:hint="eastAsia" w:ascii="Times New Roman" w:hAnsi="Times New Roman" w:eastAsia="FangSong" w:cs="Times New Roman"/>
+              </w:rPr>
+              <w:t>去屏蔽</w:t>
+            </w:r>
+            <w:r>
+              <w:rPr>
+                <w:rFonts w:hint="eastAsia" w:ascii="Times New Roman" w:hAnsi="Times New Roman" w:eastAsia="Times New Roman" w:cs="Times New Roman"/>
+              </w:rPr>
+              <w:t>）</w:t>
+            </w:r>
+          </w:p>
+        </w:tc>
+        <w:tc>
+          <w:tcPr/>
+          <w:p>
+            <w:pPr>
+              <w:pStyle w:val="Compact"/>
+              <w:jc w:val="center"/>
+            </w:pPr>
+            <w:r>
+              <w:rPr>
+                <w:rFonts w:hint="eastAsia" w:ascii="Times New Roman" w:hAnsi="Times New Roman" w:eastAsia="FangSong" w:cs="Times New Roman"/>
+              </w:rPr>
+              <w:t xml:space="preserve">推断</w:t>
+            </w:r>
+            <w:r>
+              <w:rPr>
+                <w:rFonts w:ascii="Times New Roman" w:hAnsi="Times New Roman" w:eastAsia="Times New Roman" w:cs="Times New Roman"/>
+              </w:rPr>
+              <w:t xml:space="preserve"> H </w:t>
+            </w:r>
+            <w:r>
+              <w:rPr>
+                <w:rFonts w:hint="eastAsia" w:ascii="Times New Roman" w:hAnsi="Times New Roman" w:eastAsia="FangSong" w:cs="Times New Roman"/>
+              </w:rPr>
+              <w:t>的类型</w:t>
+            </w:r>
+            <w:r>
+              <w:rPr>
+                <w:rFonts w:hint="eastAsia" w:ascii="Times New Roman" w:hAnsi="Times New Roman" w:eastAsia="Times New Roman" w:cs="Times New Roman"/>
+              </w:rPr>
+              <w:t>（</w:t>
+            </w:r>
+            <w:r>
+              <w:rPr>
+                <w:rFonts w:hint="eastAsia" w:ascii="Times New Roman" w:hAnsi="Times New Roman" w:eastAsia="FangSong" w:cs="Times New Roman"/>
+              </w:rPr>
+              <w:t>烷基</w:t>
+            </w:r>
+            <w:r>
+              <w:rPr>
+                <w:rFonts w:hint="eastAsia" w:ascii="Times New Roman" w:hAnsi="Times New Roman" w:eastAsia="Times New Roman" w:cs="Times New Roman"/>
+              </w:rPr>
+              <w:t>/</w:t>
+            </w:r>
+            <w:r>
+              <w:rPr>
+                <w:rFonts w:hint="eastAsia" w:ascii="Times New Roman" w:hAnsi="Times New Roman" w:eastAsia="FangSong" w:cs="Times New Roman"/>
+              </w:rPr>
+              <w:t>烯基</w:t>
+            </w:r>
+            <w:r>
+              <w:rPr>
+                <w:rFonts w:hint="eastAsia" w:ascii="Times New Roman" w:hAnsi="Times New Roman" w:eastAsia="Times New Roman" w:cs="Times New Roman"/>
+              </w:rPr>
+              <w:t>/</w:t>
+            </w:r>
+            <w:r>
+              <w:rPr>
+                <w:rFonts w:hint="eastAsia" w:ascii="Times New Roman" w:hAnsi="Times New Roman" w:eastAsia="FangSong" w:cs="Times New Roman"/>
+              </w:rPr>
+              <w:t>芳基</w:t>
+            </w:r>
+            <w:r>
+              <w:rPr>
+                <w:rFonts w:hint="eastAsia" w:ascii="Times New Roman" w:hAnsi="Times New Roman" w:eastAsia="Times New Roman" w:cs="Times New Roman"/>
+              </w:rPr>
+              <w:t>/</w:t>
+            </w:r>
+            <w:r>
+              <w:rPr>
+                <w:rFonts w:hint="eastAsia" w:ascii="Times New Roman" w:hAnsi="Times New Roman" w:eastAsia="FangSong" w:cs="Times New Roman"/>
+              </w:rPr>
+              <w:t>醛基</w:t>
+            </w:r>
+            <w:r>
+              <w:rPr>
+                <w:rFonts w:hint="eastAsia" w:ascii="Times New Roman" w:hAnsi="Times New Roman" w:eastAsia="Times New Roman" w:cs="Times New Roman"/>
+              </w:rPr>
+              <w:t>）</w:t>
             </w:r>
           </w:p>
         </w:tc>
@@ -10661,54 +10503,83 @@
             </w:pPr>
             <w:r>
               <w:rPr>
-                <w:rFonts w:ascii="Times New Roman" w:hAnsi="Times New Roman" w:eastAsia="Times New Roman" w:cs="Times New Roman"/>
+                <w:rFonts w:hint="eastAsia" w:ascii="Times New Roman" w:hAnsi="Times New Roman" w:eastAsia="FangSong" w:cs="Times New Roman"/>
                 <w:b/>
                 <w:bCs/>
               </w:rPr>
-              <w:t xml:space="preserve">1.3</w:t>
-            </w:r>
-          </w:p>
-        </w:tc>
-        <w:tc>
-          <w:tcPr/>
-          <w:p>
-            <w:pPr>
-              <w:pStyle w:val="Compact"/>
-              <w:jc w:val="center"/>
-            </w:pPr>
-            <w:r>
-              <w:rPr>
-                <w:rFonts w:ascii="Times New Roman" w:hAnsi="Times New Roman" w:eastAsia="Times New Roman" w:cs="Times New Roman"/>
-              </w:rPr>
-              <w:t>R–CH</w:t>
-            </w:r>
-            <w:r>
-              <w:rPr>
-                <w:rFonts w:ascii="Times New Roman" w:hAnsi="Times New Roman" w:eastAsia="Times New Roman" w:cs="Times New Roman"/>
-                <w:vertAlign w:val="subscript"/>
-              </w:rPr>
-              <w:t>2</w:t>
-            </w:r>
-            <w:r>
-              <w:rPr>
-                <w:rFonts w:ascii="Times New Roman" w:hAnsi="Times New Roman" w:eastAsia="Times New Roman" w:cs="Times New Roman"/>
-              </w:rPr>
-              <w:t>–R</w:t>
-            </w:r>
-          </w:p>
-        </w:tc>
-        <w:tc>
-          <w:tcPr/>
-          <w:p>
-            <w:pPr>
-              <w:pStyle w:val="Compact"/>
-              <w:jc w:val="center"/>
-            </w:pPr>
-            <w:r>
-              <w:rPr>
-                <w:rFonts w:hint="eastAsia" w:ascii="Times New Roman" w:hAnsi="Times New Roman" w:eastAsia="FangSong" w:cs="Times New Roman"/>
-              </w:rPr>
-              <w:t xml:space="preserve">亚甲基基准</w:t>
+              <w:t>积分</w:t>
+            </w:r>
+            <w:r>
+              <w:rPr>
+                <w:rFonts w:hint="eastAsia" w:ascii="Times New Roman" w:hAnsi="Times New Roman" w:eastAsia="Times New Roman" w:cs="Times New Roman"/>
+                <w:b/>
+                <w:bCs/>
+              </w:rPr>
+              <w:t>（</w:t>
+            </w:r>
+            <w:r>
+              <w:rPr>
+                <w:rFonts w:hint="eastAsia" w:ascii="Times New Roman" w:hAnsi="Times New Roman" w:eastAsia="FangSong" w:cs="Times New Roman"/>
+                <w:b/>
+                <w:bCs/>
+              </w:rPr>
+              <w:t>峰面积</w:t>
+            </w:r>
+            <w:r>
+              <w:rPr>
+                <w:rFonts w:hint="eastAsia" w:ascii="Times New Roman" w:hAnsi="Times New Roman" w:eastAsia="Times New Roman" w:cs="Times New Roman"/>
+                <w:b/>
+                <w:bCs/>
+              </w:rPr>
+              <w:t>）</w:t>
+            </w:r>
+          </w:p>
+        </w:tc>
+        <w:tc>
+          <w:tcPr/>
+          <w:p>
+            <w:pPr>
+              <w:pStyle w:val="Compact"/>
+              <w:jc w:val="center"/>
+            </w:pPr>
+            <w:r>
+              <w:rPr>
+                <w:rFonts w:ascii="Times New Roman" w:hAnsi="Times New Roman" w:eastAsia="Times New Roman" w:cs="Times New Roman"/>
+              </w:rPr>
+              <w:t xml:space="preserve">H </w:t>
+            </w:r>
+            <w:r>
+              <w:rPr>
+                <w:rFonts w:hint="eastAsia" w:ascii="Times New Roman" w:hAnsi="Times New Roman" w:eastAsia="FangSong" w:cs="Times New Roman"/>
+              </w:rPr>
+              <w:t xml:space="preserve">的相对数目</w:t>
+            </w:r>
+          </w:p>
+        </w:tc>
+        <w:tc>
+          <w:tcPr/>
+          <w:p>
+            <w:pPr>
+              <w:pStyle w:val="Compact"/>
+              <w:jc w:val="center"/>
+            </w:pPr>
+            <w:r>
+              <w:rPr>
+                <w:rFonts w:hint="eastAsia" w:ascii="Times New Roman" w:hAnsi="Times New Roman" w:eastAsia="FangSong" w:cs="Times New Roman"/>
+              </w:rPr>
+              <w:t xml:space="preserve">推断每种</w:t>
+            </w:r>
+            <w:r>
+              <w:rPr>
+                <w:rFonts w:ascii="Times New Roman" w:hAnsi="Times New Roman" w:eastAsia="Times New Roman" w:cs="Times New Roman"/>
+              </w:rPr>
+              <w:t xml:space="preserve"> H </w:t>
+            </w:r>
+            <w:r>
+              <w:rPr>
+                <w:rFonts w:hint="eastAsia" w:ascii="Times New Roman" w:hAnsi="Times New Roman" w:eastAsia="FangSong" w:cs="Times New Roman"/>
+              </w:rPr>
+              <w:t xml:space="preserve">的个数</w:t>
             </w:r>
           </w:p>
         </w:tc>
@@ -10723,54 +10594,150 @@
             </w:pPr>
             <w:r>
               <w:rPr>
-                <w:rFonts w:ascii="Times New Roman" w:hAnsi="Times New Roman" w:eastAsia="Times New Roman" w:cs="Times New Roman"/>
+                <w:rFonts w:hint="eastAsia" w:ascii="Times New Roman" w:hAnsi="Times New Roman" w:eastAsia="FangSong" w:cs="Times New Roman"/>
                 <w:b/>
                 <w:bCs/>
               </w:rPr>
-              <w:t xml:space="preserve">1.5–1.7</w:t>
-            </w:r>
-          </w:p>
-        </w:tc>
-        <w:tc>
-          <w:tcPr/>
-          <w:p>
-            <w:pPr>
-              <w:pStyle w:val="Compact"/>
-              <w:jc w:val="center"/>
-            </w:pPr>
-            <w:r>
-              <w:rPr>
-                <w:rFonts w:ascii="Times New Roman" w:hAnsi="Times New Roman" w:eastAsia="Times New Roman" w:cs="Times New Roman"/>
-              </w:rPr>
-              <w:t>R</w:t>
-            </w:r>
-            <w:r>
-              <w:rPr>
-                <w:rFonts w:ascii="Times New Roman" w:hAnsi="Times New Roman" w:eastAsia="Times New Roman" w:cs="Times New Roman"/>
-                <w:vertAlign w:val="subscript"/>
-              </w:rPr>
-              <w:t>3</w:t>
-            </w:r>
-            <w:r>
-              <w:rPr>
-                <w:rFonts w:ascii="Times New Roman" w:hAnsi="Times New Roman" w:eastAsia="Times New Roman" w:cs="Times New Roman"/>
-              </w:rPr>
-              <w:t>CH</w:t>
-            </w:r>
-          </w:p>
-        </w:tc>
-        <w:tc>
-          <w:tcPr/>
-          <w:p>
-            <w:pPr>
-              <w:pStyle w:val="Compact"/>
-              <w:jc w:val="center"/>
-            </w:pPr>
-            <w:r>
-              <w:rPr>
-                <w:rFonts w:hint="eastAsia" w:ascii="Times New Roman" w:hAnsi="Times New Roman" w:eastAsia="FangSong" w:cs="Times New Roman"/>
-              </w:rPr>
-              <w:t xml:space="preserve">次甲基基准</w:t>
+              <w:t xml:space="preserve">裂分模式</w:t>
+            </w:r>
+          </w:p>
+        </w:tc>
+        <w:tc>
+          <w:tcPr/>
+          <w:p>
+            <w:pPr>
+              <w:pStyle w:val="Compact"/>
+              <w:jc w:val="center"/>
+            </w:pPr>
+            <w:r>
+              <w:rPr>
+                <w:rFonts w:hint="eastAsia" w:ascii="Times New Roman" w:hAnsi="Times New Roman" w:eastAsia="FangSong" w:cs="Times New Roman"/>
+              </w:rPr>
+              <w:t xml:space="preserve">相邻不等价</w:t>
+            </w:r>
+            <w:r>
+              <w:rPr>
+                <w:rFonts w:ascii="Times New Roman" w:hAnsi="Times New Roman" w:eastAsia="Times New Roman" w:cs="Times New Roman"/>
+              </w:rPr>
+              <w:t xml:space="preserve"> H </w:t>
+            </w:r>
+            <w:r>
+              <w:rPr>
+                <w:rFonts w:hint="eastAsia" w:ascii="Times New Roman" w:hAnsi="Times New Roman" w:eastAsia="FangSong" w:cs="Times New Roman"/>
+              </w:rPr>
+              <w:t xml:space="preserve">的数目</w:t>
+            </w:r>
+          </w:p>
+        </w:tc>
+        <w:tc>
+          <w:tcPr/>
+          <w:p>
+            <w:pPr>
+              <w:pStyle w:val="Compact"/>
+              <w:jc w:val="center"/>
+            </w:pPr>
+            <w:r>
+              <w:rPr>
+                <w:rFonts w:hint="eastAsia" w:ascii="Times New Roman" w:hAnsi="Times New Roman" w:eastAsia="FangSong" w:cs="Times New Roman"/>
+              </w:rPr>
+              <w:t xml:space="preserve">推断</w:t>
+            </w:r>
+            <w:r>
+              <w:rPr>
+                <w:rFonts w:ascii="Times New Roman" w:hAnsi="Times New Roman" w:eastAsia="Times New Roman" w:cs="Times New Roman"/>
+              </w:rPr>
+              <w:t xml:space="preserve"> H </w:t>
+            </w:r>
+            <w:r>
+              <w:rPr>
+                <w:rFonts w:hint="eastAsia" w:ascii="Times New Roman" w:hAnsi="Times New Roman" w:eastAsia="FangSong" w:cs="Times New Roman"/>
+              </w:rPr>
+              <w:t xml:space="preserve">之间的连接顺序</w:t>
+            </w:r>
+          </w:p>
+        </w:tc>
+      </w:tr>
+    </w:tbl>
+    <w:bookmarkEnd w:id="36"/>
+    <w:bookmarkStart w:id="37" w:name="化学位移详细表"/>
+    <w:p>
+      <w:pPr>
+        <w:pStyle w:val="Heading3"/>
+        <w:spacing w:after="120" w:before="280"/>
+      </w:pPr>
+      <w:r>
+        <w:rPr>
+          <w:rFonts w:ascii="Times New Roman" w:hAnsi="Times New Roman" w:eastAsia="Times New Roman" w:cs="Times New Roman"/>
+        </w:rPr>
+        <w:t xml:space="preserve">5.2 </w:t>
+      </w:r>
+      <w:r>
+        <w:rPr>
+          <w:rFonts w:hint="eastAsia" w:ascii="Times New Roman" w:hAnsi="Times New Roman" w:eastAsia="SimHei" w:cs="Times New Roman"/>
+        </w:rPr>
+        <w:t xml:space="preserve">化学位移详细表</w:t>
+      </w:r>
+    </w:p>
+    <w:tbl>
+      <w:tblPr>
+        <w:tblStyle w:val="Table"/>
+        <w:tblW w:type="auto" w:w="0"/>
+        <w:tblLook w:firstRow="1" w:lastRow="0" w:firstColumn="0" w:lastColumn="0" w:noHBand="0" w:noVBand="0" w:val="0020"/>
+      </w:tblPr>
+      <w:tblGrid>
+        <w:gridCol w:w="2640"/>
+        <w:gridCol w:w="2640"/>
+        <w:gridCol w:w="2640"/>
+      </w:tblGrid>
+      <w:tr>
+        <w:trPr>
+          <w:tblHeader w:val="on"/>
+        </w:trPr>
+        <w:tc>
+          <w:tcPr/>
+          <w:p>
+            <w:pPr>
+              <w:pStyle w:val="Compact"/>
+              <w:jc w:val="center"/>
+            </w:pPr>
+            <w:r>
+              <w:rPr>
+                <w:rFonts w:ascii="Times New Roman" w:hAnsi="Times New Roman" w:eastAsia="Times New Roman" w:cs="Times New Roman"/>
+                <w:b/>
+              </w:rPr>
+              <w:t xml:space="preserve">δ / ppm</w:t>
+            </w:r>
+          </w:p>
+        </w:tc>
+        <w:tc>
+          <w:tcPr/>
+          <w:p>
+            <w:pPr>
+              <w:pStyle w:val="Compact"/>
+              <w:jc w:val="center"/>
+            </w:pPr>
+            <w:r>
+              <w:rPr>
+                <w:rFonts w:hint="eastAsia" w:ascii="Times New Roman" w:hAnsi="Times New Roman" w:eastAsia="SimHei" w:cs="Times New Roman"/>
+                <w:b/>
+              </w:rPr>
+              <w:t xml:space="preserve">质子类型</w:t>
+            </w:r>
+          </w:p>
+        </w:tc>
+        <w:tc>
+          <w:tcPr/>
+          <w:p>
+            <w:pPr>
+              <w:pStyle w:val="Compact"/>
+              <w:jc w:val="center"/>
+            </w:pPr>
+            <w:r>
+              <w:rPr>
+                <w:rFonts w:hint="eastAsia" w:ascii="Times New Roman" w:hAnsi="Times New Roman" w:eastAsia="SimHei" w:cs="Times New Roman"/>
+                <w:b/>
+              </w:rPr>
+              <w:t xml:space="preserve">备注</w:t>
             </w:r>
           </w:p>
         </w:tc>
@@ -10786,81 +10753,47 @@
             <w:r>
               <w:rPr>
                 <w:rFonts w:ascii="Times New Roman" w:hAnsi="Times New Roman" w:eastAsia="Times New Roman" w:cs="Times New Roman"/>
-              </w:rPr>
-              <w:t xml:space="preserve">1.5–2.5</w:t>
-            </w:r>
-          </w:p>
-        </w:tc>
-        <w:tc>
-          <w:tcPr/>
-          <w:p>
-            <w:pPr>
-              <w:pStyle w:val="Compact"/>
-              <w:jc w:val="center"/>
-            </w:pPr>
-            <w:r>
-              <w:rPr>
-                <w:rFonts w:ascii="Times New Roman" w:hAnsi="Times New Roman" w:eastAsia="Times New Roman" w:cs="Times New Roman"/>
-              </w:rPr>
-              <w:t>–CH</w:t>
+                <w:b/>
+                <w:bCs/>
+              </w:rPr>
+              <w:t xml:space="preserve">0.9</w:t>
+            </w:r>
+          </w:p>
+        </w:tc>
+        <w:tc>
+          <w:tcPr/>
+          <w:p>
+            <w:pPr>
+              <w:pStyle w:val="Compact"/>
+              <w:jc w:val="center"/>
+            </w:pPr>
+            <w:r>
+              <w:rPr>
+                <w:rFonts w:ascii="Times New Roman" w:hAnsi="Times New Roman" w:eastAsia="Times New Roman" w:cs="Times New Roman"/>
+              </w:rPr>
+              <w:t>R–CH</w:t>
             </w:r>
             <w:r>
               <w:rPr>
                 <w:rFonts w:ascii="Times New Roman" w:hAnsi="Times New Roman" w:eastAsia="Times New Roman" w:cs="Times New Roman"/>
                 <w:vertAlign w:val="subscript"/>
               </w:rPr>
-              <w:t>2</w:t>
-            </w:r>
-            <w:r>
-              <w:rPr>
-                <w:rFonts w:ascii="Times New Roman" w:hAnsi="Times New Roman" w:eastAsia="Times New Roman" w:cs="Times New Roman"/>
-              </w:rPr>
-              <w:t xml:space="preserve">– </w:t>
-            </w:r>
-            <w:r>
-              <w:rPr>
-                <w:rFonts w:hint="eastAsia" w:ascii="Times New Roman" w:hAnsi="Times New Roman" w:eastAsia="FangSong" w:cs="Times New Roman"/>
-              </w:rPr>
-              <w:t xml:space="preserve">邻接</w:t>
-            </w:r>
-            <w:r>
-              <w:rPr>
-                <w:rFonts w:ascii="Times New Roman" w:hAnsi="Times New Roman" w:eastAsia="Times New Roman" w:cs="Times New Roman"/>
-              </w:rPr>
-              <w:t xml:space="preserve"> </w:t>
-            </w:r>
-            <w:r>
-              <w:rPr>
-                <w:rFonts w:hint="eastAsia" w:ascii="Times New Roman" w:hAnsi="Times New Roman" w:eastAsia="Times New Roman" w:cs="Times New Roman"/>
-              </w:rPr>
-              <w:t>C=O/</w:t>
-            </w:r>
-            <w:r>
-              <w:rPr>
-                <w:rFonts w:hint="eastAsia" w:ascii="Times New Roman" w:hAnsi="Times New Roman" w:eastAsia="FangSong" w:cs="Times New Roman"/>
-              </w:rPr>
-              <w:t>芳环</w:t>
-            </w:r>
-          </w:p>
-        </w:tc>
-        <w:tc>
-          <w:tcPr/>
-          <w:p>
-            <w:pPr>
-              <w:pStyle w:val="Compact"/>
-              <w:jc w:val="center"/>
-            </w:pPr>
-            <w:r>
-              <w:rPr>
-                <w:rFonts w:hint="eastAsia" w:ascii="Times New Roman" w:hAnsi="Times New Roman" w:eastAsia="Times New Roman" w:cs="Times New Roman"/>
-              </w:rPr>
-              <w:t>β-</w:t>
-            </w:r>
-            <w:r>
-              <w:rPr>
-                <w:rFonts w:hint="eastAsia" w:ascii="Times New Roman" w:hAnsi="Times New Roman" w:eastAsia="FangSong" w:cs="Times New Roman"/>
-              </w:rPr>
-              <w:t>位效应</w:t>
+              <w:t>3</w:t>
+            </w:r>
+          </w:p>
+        </w:tc>
+        <w:tc>
+          <w:tcPr/>
+          <w:p>
+            <w:pPr>
+              <w:pStyle w:val="Compact"/>
+              <w:jc w:val="center"/>
+            </w:pPr>
+            <w:r>
+              <w:rPr>
+                <w:rFonts w:hint="eastAsia" w:ascii="Times New Roman" w:hAnsi="Times New Roman" w:eastAsia="FangSong" w:cs="Times New Roman"/>
+              </w:rPr>
+              <w:t xml:space="preserve">甲基基准</w:t>
             </w:r>
           </w:p>
         </w:tc>
@@ -10876,6 +10809,220 @@
             <w:r>
               <w:rPr>
                 <w:rFonts w:ascii="Times New Roman" w:hAnsi="Times New Roman" w:eastAsia="Times New Roman" w:cs="Times New Roman"/>
+                <w:b/>
+                <w:bCs/>
+              </w:rPr>
+              <w:t xml:space="preserve">1.3</w:t>
+            </w:r>
+          </w:p>
+        </w:tc>
+        <w:tc>
+          <w:tcPr/>
+          <w:p>
+            <w:pPr>
+              <w:pStyle w:val="Compact"/>
+              <w:jc w:val="center"/>
+            </w:pPr>
+            <w:r>
+              <w:rPr>
+                <w:rFonts w:ascii="Times New Roman" w:hAnsi="Times New Roman" w:eastAsia="Times New Roman" w:cs="Times New Roman"/>
+              </w:rPr>
+              <w:t>R–CH</w:t>
+            </w:r>
+            <w:r>
+              <w:rPr>
+                <w:rFonts w:ascii="Times New Roman" w:hAnsi="Times New Roman" w:eastAsia="Times New Roman" w:cs="Times New Roman"/>
+                <w:vertAlign w:val="subscript"/>
+              </w:rPr>
+              <w:t>2</w:t>
+            </w:r>
+            <w:r>
+              <w:rPr>
+                <w:rFonts w:ascii="Times New Roman" w:hAnsi="Times New Roman" w:eastAsia="Times New Roman" w:cs="Times New Roman"/>
+              </w:rPr>
+              <w:t>–R</w:t>
+            </w:r>
+          </w:p>
+        </w:tc>
+        <w:tc>
+          <w:tcPr/>
+          <w:p>
+            <w:pPr>
+              <w:pStyle w:val="Compact"/>
+              <w:jc w:val="center"/>
+            </w:pPr>
+            <w:r>
+              <w:rPr>
+                <w:rFonts w:hint="eastAsia" w:ascii="Times New Roman" w:hAnsi="Times New Roman" w:eastAsia="FangSong" w:cs="Times New Roman"/>
+              </w:rPr>
+              <w:t xml:space="preserve">亚甲基基准</w:t>
+            </w:r>
+          </w:p>
+        </w:tc>
+      </w:tr>
+      <w:tr>
+        <w:tc>
+          <w:tcPr/>
+          <w:p>
+            <w:pPr>
+              <w:pStyle w:val="Compact"/>
+              <w:jc w:val="center"/>
+            </w:pPr>
+            <w:r>
+              <w:rPr>
+                <w:rFonts w:ascii="Times New Roman" w:hAnsi="Times New Roman" w:eastAsia="Times New Roman" w:cs="Times New Roman"/>
+                <w:b/>
+                <w:bCs/>
+              </w:rPr>
+              <w:t xml:space="preserve">1.5–1.7</w:t>
+            </w:r>
+          </w:p>
+        </w:tc>
+        <w:tc>
+          <w:tcPr/>
+          <w:p>
+            <w:pPr>
+              <w:pStyle w:val="Compact"/>
+              <w:jc w:val="center"/>
+            </w:pPr>
+            <w:r>
+              <w:rPr>
+                <w:rFonts w:ascii="Times New Roman" w:hAnsi="Times New Roman" w:eastAsia="Times New Roman" w:cs="Times New Roman"/>
+              </w:rPr>
+              <w:t>R</w:t>
+            </w:r>
+            <w:r>
+              <w:rPr>
+                <w:rFonts w:ascii="Times New Roman" w:hAnsi="Times New Roman" w:eastAsia="Times New Roman" w:cs="Times New Roman"/>
+                <w:vertAlign w:val="subscript"/>
+              </w:rPr>
+              <w:t>3</w:t>
+            </w:r>
+            <w:r>
+              <w:rPr>
+                <w:rFonts w:ascii="Times New Roman" w:hAnsi="Times New Roman" w:eastAsia="Times New Roman" w:cs="Times New Roman"/>
+              </w:rPr>
+              <w:t>CH</w:t>
+            </w:r>
+          </w:p>
+        </w:tc>
+        <w:tc>
+          <w:tcPr/>
+          <w:p>
+            <w:pPr>
+              <w:pStyle w:val="Compact"/>
+              <w:jc w:val="center"/>
+            </w:pPr>
+            <w:r>
+              <w:rPr>
+                <w:rFonts w:hint="eastAsia" w:ascii="Times New Roman" w:hAnsi="Times New Roman" w:eastAsia="FangSong" w:cs="Times New Roman"/>
+              </w:rPr>
+              <w:t xml:space="preserve">次甲基基准</w:t>
+            </w:r>
+          </w:p>
+        </w:tc>
+      </w:tr>
+      <w:tr>
+        <w:tc>
+          <w:tcPr/>
+          <w:p>
+            <w:pPr>
+              <w:pStyle w:val="Compact"/>
+              <w:jc w:val="center"/>
+            </w:pPr>
+            <w:r>
+              <w:rPr>
+                <w:rFonts w:ascii="Times New Roman" w:hAnsi="Times New Roman" w:eastAsia="Times New Roman" w:cs="Times New Roman"/>
+              </w:rPr>
+              <w:t xml:space="preserve">1.5–2.5</w:t>
+            </w:r>
+          </w:p>
+        </w:tc>
+        <w:tc>
+          <w:tcPr/>
+          <w:p>
+            <w:pPr>
+              <w:pStyle w:val="Compact"/>
+              <w:jc w:val="center"/>
+            </w:pPr>
+            <w:r>
+              <w:rPr>
+                <w:rFonts w:ascii="Times New Roman" w:hAnsi="Times New Roman" w:eastAsia="Times New Roman" w:cs="Times New Roman"/>
+              </w:rPr>
+              <w:t>–CH</w:t>
+            </w:r>
+            <w:r>
+              <w:rPr>
+                <w:rFonts w:ascii="Times New Roman" w:hAnsi="Times New Roman" w:eastAsia="Times New Roman" w:cs="Times New Roman"/>
+                <w:vertAlign w:val="subscript"/>
+              </w:rPr>
+              <w:t>2</w:t>
+            </w:r>
+            <w:r>
+              <w:rPr>
+                <w:rFonts w:ascii="Times New Roman" w:hAnsi="Times New Roman" w:eastAsia="Times New Roman" w:cs="Times New Roman"/>
+              </w:rPr>
+              <w:t xml:space="preserve">– </w:t>
+            </w:r>
+            <w:r>
+              <w:rPr>
+                <w:rFonts w:hint="eastAsia" w:ascii="Times New Roman" w:hAnsi="Times New Roman" w:eastAsia="FangSong" w:cs="Times New Roman"/>
+              </w:rPr>
+              <w:t xml:space="preserve">邻接</w:t>
+            </w:r>
+            <w:r>
+              <w:rPr>
+                <w:rFonts w:ascii="Times New Roman" w:hAnsi="Times New Roman" w:eastAsia="Times New Roman" w:cs="Times New Roman"/>
+              </w:rPr>
+              <w:t xml:space="preserve"> </w:t>
+            </w:r>
+            <w:r>
+              <w:rPr>
+                <w:rFonts w:hint="eastAsia" w:ascii="Times New Roman" w:hAnsi="Times New Roman" w:eastAsia="Times New Roman" w:cs="Times New Roman"/>
+              </w:rPr>
+              <w:t>C=O/</w:t>
+            </w:r>
+            <w:r>
+              <w:rPr>
+                <w:rFonts w:hint="eastAsia" w:ascii="Times New Roman" w:hAnsi="Times New Roman" w:eastAsia="FangSong" w:cs="Times New Roman"/>
+              </w:rPr>
+              <w:t>芳环</w:t>
+            </w:r>
+          </w:p>
+        </w:tc>
+        <w:tc>
+          <w:tcPr/>
+          <w:p>
+            <w:pPr>
+              <w:pStyle w:val="Compact"/>
+              <w:jc w:val="center"/>
+            </w:pPr>
+            <w:r>
+              <w:rPr>
+                <w:rFonts w:hint="eastAsia" w:ascii="Times New Roman" w:hAnsi="Times New Roman" w:eastAsia="Times New Roman" w:cs="Times New Roman"/>
+              </w:rPr>
+              <w:t>β-</w:t>
+            </w:r>
+            <w:r>
+              <w:rPr>
+                <w:rFonts w:hint="eastAsia" w:ascii="Times New Roman" w:hAnsi="Times New Roman" w:eastAsia="FangSong" w:cs="Times New Roman"/>
+              </w:rPr>
+              <w:t>位效应</w:t>
+            </w:r>
+          </w:p>
+        </w:tc>
+      </w:tr>
+      <w:tr>
+        <w:tc>
+          <w:tcPr/>
+          <w:p>
+            <w:pPr>
+              <w:pStyle w:val="Compact"/>
+              <w:jc w:val="center"/>
+            </w:pPr>
+            <w:r>
+              <w:rPr>
+                <w:rFonts w:ascii="Times New Roman" w:hAnsi="Times New Roman" w:eastAsia="Times New Roman" w:cs="Times New Roman"/>
               </w:rPr>
               <w:t xml:space="preserve">2.0–2.5</w:t>
             </w:r>
@@ -10949,7 +11096,7 @@
               <w:rPr>
                 <w:rFonts w:ascii="Times New Roman" w:hAnsi="Times New Roman" w:eastAsia="Times New Roman" w:cs="Times New Roman"/>
               </w:rPr>
-              <w:t xml:space="preserve">2.5–3.0</w:t>
+              <w:t xml:space="preserve">1.8–3.0</w:t>
             </w:r>
           </w:p>
         </w:tc>
@@ -10991,7 +11138,31 @@
               <w:rPr>
                 <w:rFonts w:hint="eastAsia" w:ascii="Times New Roman" w:hAnsi="Times New Roman" w:eastAsia="FangSong" w:cs="Times New Roman"/>
               </w:rPr>
-              <w:t>反常高场</w:t>
+              <w:t>相对烯氢反常高场</w:t>
+            </w:r>
+            <w:r>
+              <w:rPr>
+                <w:rFonts w:hint="eastAsia" w:ascii="Times New Roman" w:hAnsi="Times New Roman" w:eastAsia="Times New Roman" w:cs="Times New Roman"/>
+              </w:rPr>
+              <w:t>，</w:t>
+            </w:r>
+            <w:r>
+              <w:rPr>
+                <w:rFonts w:hint="eastAsia" w:ascii="Times New Roman" w:hAnsi="Times New Roman" w:eastAsia="FangSong" w:cs="Times New Roman"/>
+              </w:rPr>
+              <w:t>源于</w:t>
+            </w:r>
+            <w:r>
+              <w:rPr>
+                <w:rFonts w:ascii="Times New Roman" w:hAnsi="Times New Roman" w:eastAsia="Times New Roman" w:cs="Times New Roman"/>
+              </w:rPr>
+              <w:t xml:space="preserve"> C≡C </w:t>
+            </w:r>
+            <w:r>
+              <w:rPr>
+                <w:rFonts w:hint="eastAsia" w:ascii="Times New Roman" w:hAnsi="Times New Roman" w:eastAsia="FangSong" w:cs="Times New Roman"/>
+              </w:rPr>
+              <w:t>的磁各向异性</w:t>
             </w:r>
             <w:r>
               <w:rPr>
@@ -12510,75 +12681,75 @@
         <w:rPr>
           <w:rFonts w:ascii="Times New Roman" w:hAnsi="Times New Roman" w:eastAsia="Times New Roman" w:cs="Times New Roman"/>
         </w:rPr>
+        <w:t>–CHBr–CH</w:t>
+      </w:r>
+      <w:r>
+        <w:rPr>
+          <w:rFonts w:ascii="Times New Roman" w:hAnsi="Times New Roman" w:eastAsia="Times New Roman" w:cs="Times New Roman"/>
+          <w:vertAlign w:val="subscript"/>
+        </w:rPr>
+        <w:t>2</w:t>
+      </w:r>
+      <w:r>
+        <w:rPr>
+          <w:rFonts w:ascii="Times New Roman" w:hAnsi="Times New Roman" w:eastAsia="Times New Roman" w:cs="Times New Roman"/>
+        </w:rPr>
+        <w:t xml:space="preserve">–R </w:t>
+      </w:r>
+      <w:r>
+        <w:rPr>
+          <w:rFonts w:hint="eastAsia" w:ascii="Times New Roman" w:hAnsi="Times New Roman" w:eastAsia="FangSong" w:cs="Times New Roman"/>
+        </w:rPr>
+        <w:t xml:space="preserve">中的</w:t>
+      </w:r>
+      <w:r>
+        <w:rPr>
+          <w:rFonts w:ascii="Times New Roman" w:hAnsi="Times New Roman" w:eastAsia="Times New Roman" w:cs="Times New Roman"/>
+        </w:rPr>
+        <w:t xml:space="preserve"> </w:t>
+      </w:r>
+      <w:r>
+        <w:rPr>
+          <w:rFonts w:hint="eastAsia" w:ascii="Times New Roman" w:hAnsi="Times New Roman" w:eastAsia="Times New Roman" w:cs="Times New Roman"/>
+        </w:rPr>
+        <w:t>&gt;CH–：</w:t>
+      </w:r>
+      <w:r>
+        <w:rPr>
+          <w:rFonts w:hint="eastAsia" w:ascii="Times New Roman" w:hAnsi="Times New Roman" w:eastAsia="FangSong" w:cs="Times New Roman"/>
+        </w:rPr>
+        <w:t>一侧邻</w:t>
+      </w:r>
+      <w:r>
+        <w:rPr>
+          <w:rFonts w:ascii="Times New Roman" w:hAnsi="Times New Roman" w:eastAsia="Times New Roman" w:cs="Times New Roman"/>
+        </w:rPr>
+        <w:t xml:space="preserve"> </w:t>
+      </w:r>
+      <w:r>
+        <w:rPr>
+          <w:rFonts w:hint="eastAsia" w:ascii="Times New Roman" w:hAnsi="Times New Roman" w:eastAsia="Times New Roman" w:cs="Times New Roman"/>
+        </w:rPr>
         <w:t>CH</w:t>
       </w:r>
       <w:r>
         <w:rPr>
-          <w:rFonts w:ascii="Times New Roman" w:hAnsi="Times New Roman" w:eastAsia="Times New Roman" w:cs="Times New Roman"/>
+          <w:rFonts w:hint="eastAsia" w:ascii="Times New Roman" w:hAnsi="Times New Roman" w:eastAsia="Times New Roman" w:cs="Times New Roman"/>
           <w:vertAlign w:val="subscript"/>
         </w:rPr>
-        <w:t>2</w:t>
-      </w:r>
-      <w:r>
-        <w:rPr>
-          <w:rFonts w:ascii="Times New Roman" w:hAnsi="Times New Roman" w:eastAsia="Times New Roman" w:cs="Times New Roman"/>
-        </w:rPr>
-        <w:t xml:space="preserve">CHBr– </w:t>
-      </w:r>
-      <w:r>
-        <w:rPr>
-          <w:rFonts w:hint="eastAsia" w:ascii="Times New Roman" w:hAnsi="Times New Roman" w:eastAsia="FangSong" w:cs="Times New Roman"/>
-        </w:rPr>
-        <w:t xml:space="preserve">中的</w:t>
-      </w:r>
-      <w:r>
-        <w:rPr>
-          <w:rFonts w:ascii="Times New Roman" w:hAnsi="Times New Roman" w:eastAsia="Times New Roman" w:cs="Times New Roman"/>
-        </w:rPr>
-        <w:t xml:space="preserve"> </w:t>
-      </w:r>
-      <w:r>
-        <w:rPr>
-          <w:rFonts w:hint="eastAsia" w:ascii="Times New Roman" w:hAnsi="Times New Roman" w:eastAsia="Times New Roman" w:cs="Times New Roman"/>
-        </w:rPr>
-        <w:t>&gt;CH–：</w:t>
-      </w:r>
-      <w:r>
-        <w:rPr>
-          <w:rFonts w:hint="eastAsia" w:ascii="Times New Roman" w:hAnsi="Times New Roman" w:eastAsia="FangSong" w:cs="Times New Roman"/>
-        </w:rPr>
-        <w:t>邻位有一个</w:t>
-      </w:r>
-      <w:r>
-        <w:rPr>
-          <w:rFonts w:ascii="Times New Roman" w:hAnsi="Times New Roman" w:eastAsia="Times New Roman" w:cs="Times New Roman"/>
-        </w:rPr>
-        <w:t xml:space="preserve"> </w:t>
-      </w:r>
-      <w:r>
-        <w:rPr>
-          <w:rFonts w:hint="eastAsia" w:ascii="Times New Roman" w:hAnsi="Times New Roman" w:eastAsia="Times New Roman" w:cs="Times New Roman"/>
-        </w:rPr>
-        <w:t>CH</w:t>
-      </w:r>
-      <w:r>
-        <w:rPr>
-          <w:rFonts w:hint="eastAsia" w:ascii="Times New Roman" w:hAnsi="Times New Roman" w:eastAsia="Times New Roman" w:cs="Times New Roman"/>
-          <w:vertAlign w:val="subscript"/>
-        </w:rPr>
         <w:t>3</w:t>
       </w:r>
       <w:r>
         <w:rPr>
           <w:rFonts w:hint="eastAsia" w:ascii="Times New Roman" w:hAnsi="Times New Roman" w:eastAsia="Times New Roman" w:cs="Times New Roman"/>
         </w:rPr>
-        <w:t>（3H）</w:t>
-      </w:r>
-      <w:r>
-        <w:rPr>
-          <w:rFonts w:hint="eastAsia" w:ascii="Times New Roman" w:hAnsi="Times New Roman" w:eastAsia="FangSong" w:cs="Times New Roman"/>
-        </w:rPr>
-        <w:t>和一个</w:t>
+        <w:t>（3H）、</w:t>
+      </w:r>
+      <w:r>
+        <w:rPr>
+          <w:rFonts w:hint="eastAsia" w:ascii="Times New Roman" w:hAnsi="Times New Roman" w:eastAsia="FangSong" w:cs="Times New Roman"/>
+        </w:rPr>
+        <w:t>另一侧邻</w:t>
       </w:r>
       <w:r>
         <w:rPr>
@@ -12730,7 +12901,7 @@
         <w:rPr>
           <w:rFonts w:hint="eastAsia" w:ascii="Times New Roman" w:hAnsi="Times New Roman" w:eastAsia="FangSong" w:cs="Times New Roman"/>
         </w:rPr>
-        <w:t>实际为多重峰</w:t>
+        <w:t>实际常表现为多重峰</w:t>
       </w:r>
       <w:r>
         <w:rPr>
@@ -12969,7 +13140,31 @@
                 <w:b/>
                 <w:bCs/>
               </w:rPr>
-              <w:t xml:space="preserve">~10–13</w:t>
+              <w:t xml:space="preserve">~6–12</w:t>
+            </w:r>
+            <w:r>
+              <w:rPr>
+                <w:rFonts w:hint="eastAsia" w:ascii="Times New Roman" w:hAnsi="Times New Roman" w:eastAsia="Times New Roman" w:cs="Times New Roman"/>
+              </w:rPr>
+              <w:t>（</w:t>
+            </w:r>
+            <w:r>
+              <w:rPr>
+                <w:rFonts w:hint="eastAsia" w:ascii="Times New Roman" w:hAnsi="Times New Roman" w:eastAsia="FangSong" w:cs="Times New Roman"/>
+              </w:rPr>
+              <w:t>典型</w:t>
+            </w:r>
+            <w:r>
+              <w:rPr>
+                <w:rFonts w:ascii="Times New Roman" w:hAnsi="Times New Roman" w:eastAsia="Times New Roman" w:cs="Times New Roman"/>
+              </w:rPr>
+              <w:t xml:space="preserve"> </w:t>
+            </w:r>
+            <w:r>
+              <w:rPr>
+                <w:rFonts w:hint="eastAsia" w:ascii="Times New Roman" w:hAnsi="Times New Roman" w:eastAsia="Times New Roman" w:cs="Times New Roman"/>
+              </w:rPr>
+              <w:t xml:space="preserve">~10）</w:t>
             </w:r>
           </w:p>
         </w:tc>
@@ -13037,7 +13232,31 @@
                 <w:b/>
                 <w:bCs/>
               </w:rPr>
-              <w:t xml:space="preserve">~14–18</w:t>
+              <w:t xml:space="preserve">~12–18</w:t>
+            </w:r>
+            <w:r>
+              <w:rPr>
+                <w:rFonts w:hint="eastAsia" w:ascii="Times New Roman" w:hAnsi="Times New Roman" w:eastAsia="Times New Roman" w:cs="Times New Roman"/>
+              </w:rPr>
+              <w:t>（</w:t>
+            </w:r>
+            <w:r>
+              <w:rPr>
+                <w:rFonts w:hint="eastAsia" w:ascii="Times New Roman" w:hAnsi="Times New Roman" w:eastAsia="FangSong" w:cs="Times New Roman"/>
+              </w:rPr>
+              <w:t>典型</w:t>
+            </w:r>
+            <w:r>
+              <w:rPr>
+                <w:rFonts w:ascii="Times New Roman" w:hAnsi="Times New Roman" w:eastAsia="Times New Roman" w:cs="Times New Roman"/>
+              </w:rPr>
+              <w:t xml:space="preserve"> </w:t>
+            </w:r>
+            <w:r>
+              <w:rPr>
+                <w:rFonts w:hint="eastAsia" w:ascii="Times New Roman" w:hAnsi="Times New Roman" w:eastAsia="Times New Roman" w:cs="Times New Roman"/>
+              </w:rPr>
+              <w:t xml:space="preserve">~15）</w:t>
             </w:r>
           </w:p>
         </w:tc>
@@ -13101,9 +13320,71 @@
             </w:pPr>
             <w:r>
               <w:rPr>
-                <w:rFonts w:ascii="Times New Roman" w:hAnsi="Times New Roman" w:eastAsia="Times New Roman" w:cs="Times New Roman"/>
-              </w:rPr>
-              <w:t xml:space="preserve">10–15</w:t>
+                <w:rFonts w:hint="eastAsia" w:ascii="Times New Roman" w:hAnsi="Times New Roman" w:eastAsia="Times New Roman" w:cs="Times New Roman"/>
+              </w:rPr>
+              <w:t>0–15（sp</w:t>
+            </w:r>
+            <w:r>
+              <w:rPr>
+                <w:rFonts w:hint="eastAsia" w:ascii="Times New Roman" w:hAnsi="Times New Roman" w:eastAsia="Times New Roman" w:cs="Times New Roman"/>
+                <w:vertAlign w:val="superscript"/>
+              </w:rPr>
+              <w:t>3</w:t>
+            </w:r>
+            <w:r>
+              <w:rPr>
+                <w:rFonts w:ascii="Times New Roman" w:hAnsi="Times New Roman" w:eastAsia="Times New Roman" w:cs="Times New Roman"/>
+              </w:rPr>
+              <w:t xml:space="preserve"> </w:t>
+            </w:r>
+            <w:r>
+              <w:rPr>
+                <w:rFonts w:hint="eastAsia" w:ascii="Times New Roman" w:hAnsi="Times New Roman" w:eastAsia="FangSong" w:cs="Times New Roman"/>
+              </w:rPr>
+              <w:t xml:space="preserve">常</w:t>
+            </w:r>
+            <w:r>
+              <w:rPr>
+                <w:rFonts w:ascii="Times New Roman" w:hAnsi="Times New Roman" w:eastAsia="Times New Roman" w:cs="Times New Roman"/>
+              </w:rPr>
+              <w:t xml:space="preserve"> </w:t>
+            </w:r>
+            <w:r>
+              <w:rPr>
+                <w:rFonts w:hint="eastAsia" w:ascii="Times New Roman" w:hAnsi="Times New Roman" w:eastAsia="Times New Roman" w:cs="Times New Roman"/>
+              </w:rPr>
+              <w:t>10–15；=CH</w:t>
+            </w:r>
+            <w:r>
+              <w:rPr>
+                <w:rFonts w:hint="eastAsia" w:ascii="Times New Roman" w:hAnsi="Times New Roman" w:eastAsia="Times New Roman" w:cs="Times New Roman"/>
+                <w:vertAlign w:val="subscript"/>
+              </w:rPr>
+              <w:t>2</w:t>
+            </w:r>
+            <w:r>
+              <w:rPr>
+                <w:rFonts w:ascii="Times New Roman" w:hAnsi="Times New Roman" w:eastAsia="Times New Roman" w:cs="Times New Roman"/>
+              </w:rPr>
+              <w:t xml:space="preserve"> </w:t>
+            </w:r>
+            <w:r>
+              <w:rPr>
+                <w:rFonts w:hint="eastAsia" w:ascii="Times New Roman" w:hAnsi="Times New Roman" w:eastAsia="FangSong" w:cs="Times New Roman"/>
+              </w:rPr>
+              <w:t xml:space="preserve">仅</w:t>
+            </w:r>
+            <w:r>
+              <w:rPr>
+                <w:rFonts w:ascii="Times New Roman" w:hAnsi="Times New Roman" w:eastAsia="Times New Roman" w:cs="Times New Roman"/>
+              </w:rPr>
+              <w:t xml:space="preserve"> </w:t>
+            </w:r>
+            <w:r>
+              <w:rPr>
+                <w:rFonts w:hint="eastAsia" w:ascii="Times New Roman" w:hAnsi="Times New Roman" w:eastAsia="Times New Roman" w:cs="Times New Roman"/>
+              </w:rPr>
+              <w:t xml:space="preserve">0–3）</w:t>
             </w:r>
           </w:p>
         </w:tc>
@@ -15779,7 +16060,7 @@
           <w:rFonts w:hint="eastAsia" w:ascii="Times New Roman" w:hAnsi="Times New Roman" w:eastAsia="Times New Roman" w:cs="Times New Roman"/>
           <w:vertAlign w:val="subscript"/>
         </w:rPr>
-        <w:t>4</w:t>
+        <w:t>5</w:t>
       </w:r>
       <w:r>
         <w:rPr>
@@ -15792,7 +16073,7 @@
           <w:rFonts w:hint="eastAsia" w:ascii="Times New Roman" w:hAnsi="Times New Roman" w:eastAsia="Times New Roman" w:cs="Times New Roman"/>
           <w:vertAlign w:val="subscript"/>
         </w:rPr>
-        <w:t>8</w:t>
+        <w:t>10</w:t>
       </w:r>
       <w:r>
         <w:rPr>
@@ -15952,7 +16233,7 @@
         <w:rPr>
           <w:rFonts w:ascii="Times New Roman" w:hAnsi="Times New Roman" w:eastAsia="Times New Roman" w:cs="Times New Roman"/>
         </w:rPr>
-        <w:t xml:space="preserve">1. Ω = 4 + 1 − (8 − 0)/2 = 1 → </w:t>
+        <w:t xml:space="preserve">1. Ω = 5 + 1 − (10 − 0)/2 = 1 → </w:t>
       </w:r>
       <w:r>
         <w:rPr>
@@ -16416,65 +16697,152 @@
           <w:b/>
           <w:bCs/>
         </w:rPr>
-        <w:t xml:space="preserve">丁酸乙酯</w:t>
-      </w:r>
-      <w:r>
-        <w:rPr>
-          <w:rFonts w:ascii="Times New Roman" w:hAnsi="Times New Roman" w:eastAsia="Times New Roman" w:cs="Times New Roman"/>
-        </w:rPr>
-        <w:t xml:space="preserve"> </w:t>
-      </w:r>
-      <w:r>
-        <w:rPr>
-          <w:rFonts w:ascii="Times New Roman" w:hAnsi="Times New Roman" w:eastAsia="Times New Roman" w:cs="Times New Roman"/>
+        <w:t xml:space="preserve">丙酸乙酯</w:t>
+      </w:r>
+      <w:r>
+        <w:rPr>
+          <w:rFonts w:ascii="Times New Roman" w:hAnsi="Times New Roman" w:eastAsia="Times New Roman" w:cs="Times New Roman"/>
+        </w:rPr>
+        <w:t xml:space="preserve"> </w:t>
+      </w:r>
+      <w:r>
+        <w:rPr>
+          <w:rFonts w:hint="eastAsia" w:ascii="Times New Roman" w:hAnsi="Times New Roman" w:eastAsia="Times New Roman" w:cs="Times New Roman"/>
         </w:rPr>
         <w:t>CH</w:t>
       </w:r>
       <w:r>
         <w:rPr>
-          <w:rFonts w:ascii="Times New Roman" w:hAnsi="Times New Roman" w:eastAsia="Times New Roman" w:cs="Times New Roman"/>
+          <w:rFonts w:hint="eastAsia" w:ascii="Times New Roman" w:hAnsi="Times New Roman" w:eastAsia="Times New Roman" w:cs="Times New Roman"/>
           <w:vertAlign w:val="subscript"/>
         </w:rPr>
         <w:t>3</w:t>
       </w:r>
       <w:r>
         <w:rPr>
-          <w:rFonts w:ascii="Times New Roman" w:hAnsi="Times New Roman" w:eastAsia="Times New Roman" w:cs="Times New Roman"/>
+          <w:rFonts w:hint="eastAsia" w:ascii="Times New Roman" w:hAnsi="Times New Roman" w:eastAsia="Times New Roman" w:cs="Times New Roman"/>
         </w:rPr>
         <w:t>CH</w:t>
       </w:r>
       <w:r>
         <w:rPr>
-          <w:rFonts w:ascii="Times New Roman" w:hAnsi="Times New Roman" w:eastAsia="Times New Roman" w:cs="Times New Roman"/>
+          <w:rFonts w:hint="eastAsia" w:ascii="Times New Roman" w:hAnsi="Times New Roman" w:eastAsia="Times New Roman" w:cs="Times New Roman"/>
           <w:vertAlign w:val="subscript"/>
         </w:rPr>
         <w:t>2</w:t>
       </w:r>
       <w:r>
         <w:rPr>
-          <w:rFonts w:ascii="Times New Roman" w:hAnsi="Times New Roman" w:eastAsia="Times New Roman" w:cs="Times New Roman"/>
+          <w:rFonts w:hint="eastAsia" w:ascii="Times New Roman" w:hAnsi="Times New Roman" w:eastAsia="Times New Roman" w:cs="Times New Roman"/>
         </w:rPr>
         <w:t>COOCH</w:t>
       </w:r>
       <w:r>
         <w:rPr>
-          <w:rFonts w:ascii="Times New Roman" w:hAnsi="Times New Roman" w:eastAsia="Times New Roman" w:cs="Times New Roman"/>
+          <w:rFonts w:hint="eastAsia" w:ascii="Times New Roman" w:hAnsi="Times New Roman" w:eastAsia="Times New Roman" w:cs="Times New Roman"/>
           <w:vertAlign w:val="subscript"/>
         </w:rPr>
         <w:t>2</w:t>
       </w:r>
       <w:r>
         <w:rPr>
-          <w:rFonts w:ascii="Times New Roman" w:hAnsi="Times New Roman" w:eastAsia="Times New Roman" w:cs="Times New Roman"/>
+          <w:rFonts w:hint="eastAsia" w:ascii="Times New Roman" w:hAnsi="Times New Roman" w:eastAsia="Times New Roman" w:cs="Times New Roman"/>
         </w:rPr>
         <w:t>CH</w:t>
       </w:r>
       <w:r>
         <w:rPr>
-          <w:rFonts w:ascii="Times New Roman" w:hAnsi="Times New Roman" w:eastAsia="Times New Roman" w:cs="Times New Roman"/>
+          <w:rFonts w:hint="eastAsia" w:ascii="Times New Roman" w:hAnsi="Times New Roman" w:eastAsia="Times New Roman" w:cs="Times New Roman"/>
           <w:vertAlign w:val="subscript"/>
         </w:rPr>
         <w:t>3</w:t>
+      </w:r>
+      <w:r>
+        <w:rPr>
+          <w:rFonts w:hint="eastAsia" w:ascii="Times New Roman" w:hAnsi="Times New Roman" w:eastAsia="Times New Roman" w:cs="Times New Roman"/>
+        </w:rPr>
+        <w:t>（</w:t>
+      </w:r>
+      <w:r>
+        <w:rPr>
+          <w:rFonts w:hint="eastAsia" w:ascii="Times New Roman" w:hAnsi="Times New Roman" w:eastAsia="FangSong" w:cs="Times New Roman"/>
+        </w:rPr>
+        <w:t>核对分子式</w:t>
+      </w:r>
+      <w:r>
+        <w:rPr>
+          <w:rFonts w:ascii="Times New Roman" w:hAnsi="Times New Roman" w:eastAsia="Times New Roman" w:cs="Times New Roman"/>
+        </w:rPr>
+        <w:t xml:space="preserve"> </w:t>
+      </w:r>
+      <w:r>
+        <w:rPr>
+          <w:rFonts w:hint="eastAsia" w:ascii="Times New Roman" w:hAnsi="Times New Roman" w:eastAsia="Times New Roman" w:cs="Times New Roman"/>
+        </w:rPr>
+        <w:t>C</w:t>
+      </w:r>
+      <w:r>
+        <w:rPr>
+          <w:rFonts w:hint="eastAsia" w:ascii="Times New Roman" w:hAnsi="Times New Roman" w:eastAsia="Times New Roman" w:cs="Times New Roman"/>
+          <w:vertAlign w:val="subscript"/>
+        </w:rPr>
+        <w:t>5</w:t>
+      </w:r>
+      <w:r>
+        <w:rPr>
+          <w:rFonts w:hint="eastAsia" w:ascii="Times New Roman" w:hAnsi="Times New Roman" w:eastAsia="Times New Roman" w:cs="Times New Roman"/>
+        </w:rPr>
+        <w:t>H</w:t>
+      </w:r>
+      <w:r>
+        <w:rPr>
+          <w:rFonts w:hint="eastAsia" w:ascii="Times New Roman" w:hAnsi="Times New Roman" w:eastAsia="Times New Roman" w:cs="Times New Roman"/>
+          <w:vertAlign w:val="subscript"/>
+        </w:rPr>
+        <w:t>10</w:t>
+      </w:r>
+      <w:r>
+        <w:rPr>
+          <w:rFonts w:hint="eastAsia" w:ascii="Times New Roman" w:hAnsi="Times New Roman" w:eastAsia="Times New Roman" w:cs="Times New Roman"/>
+        </w:rPr>
+        <w:t>O</w:t>
+      </w:r>
+      <w:r>
+        <w:rPr>
+          <w:rFonts w:hint="eastAsia" w:ascii="Times New Roman" w:hAnsi="Times New Roman" w:eastAsia="Times New Roman" w:cs="Times New Roman"/>
+          <w:vertAlign w:val="subscript"/>
+        </w:rPr>
+        <w:t>2</w:t>
+      </w:r>
+      <w:r>
+        <w:rPr>
+          <w:rFonts w:hint="eastAsia" w:ascii="Times New Roman" w:hAnsi="Times New Roman" w:eastAsia="Times New Roman" w:cs="Times New Roman"/>
+        </w:rPr>
+        <w:t>，</w:t>
+      </w:r>
+      <w:r>
+        <w:rPr>
+          <w:rFonts w:hint="eastAsia" w:ascii="Times New Roman" w:hAnsi="Times New Roman" w:eastAsia="FangSong" w:cs="Times New Roman"/>
+        </w:rPr>
+        <w:t>与积分总氢数</w:t>
+      </w:r>
+      <w:r>
+        <w:rPr>
+          <w:rFonts w:ascii="Times New Roman" w:hAnsi="Times New Roman" w:eastAsia="Times New Roman" w:cs="Times New Roman"/>
+        </w:rPr>
+        <w:t xml:space="preserve"> 10H </w:t>
+      </w:r>
+      <w:r>
+        <w:rPr>
+          <w:rFonts w:hint="eastAsia" w:ascii="Times New Roman" w:hAnsi="Times New Roman" w:eastAsia="FangSong" w:cs="Times New Roman"/>
+        </w:rPr>
+        <w:t>一致</w:t>
+      </w:r>
+      <w:r>
+        <w:rPr>
+          <w:rFonts w:hint="eastAsia" w:ascii="Times New Roman" w:hAnsi="Times New Roman" w:eastAsia="Times New Roman" w:cs="Times New Roman"/>
+        </w:rPr>
+        <w:t>）</w:t>
       </w:r>
     </w:p>
     <w:bookmarkEnd w:id="50"/>
@@ -18407,7 +18775,7 @@
               <w:rPr>
                 <w:rFonts w:hint="eastAsia" w:ascii="Times New Roman" w:hAnsi="Times New Roman" w:eastAsia="FangSong" w:cs="Times New Roman"/>
               </w:rPr>
-              <w:t>缩合</w:t>
+              <w:t>缔合</w:t>
             </w:r>
             <w:r>
               <w:rPr>
@@ -18704,7 +19072,7 @@
               <w:rPr>
                 <w:rFonts w:ascii="Times New Roman" w:hAnsi="Times New Roman" w:eastAsia="Times New Roman" w:cs="Times New Roman"/>
               </w:rPr>
-              <w:t xml:space="preserve">2200 </w:t>
+              <w:t xml:space="preserve">2100-2140 </w:t>
             </w:r>
             <w:r>
               <w:rPr>
@@ -18716,7 +19084,19 @@
               <w:rPr>
                 <w:rFonts w:hint="eastAsia" w:ascii="Times New Roman" w:hAnsi="Times New Roman" w:eastAsia="FangSong" w:cs="Times New Roman"/>
               </w:rPr>
-              <w:t>强</w:t>
+              <w:t>弱</w:t>
+            </w:r>
+            <w:r>
+              <w:rPr>
+                <w:rFonts w:hint="eastAsia" w:ascii="Times New Roman" w:hAnsi="Times New Roman" w:eastAsia="Times New Roman" w:cs="Times New Roman"/>
+              </w:rPr>
+              <w:t>-</w:t>
+            </w:r>
+            <w:r>
+              <w:rPr>
+                <w:rFonts w:hint="eastAsia" w:ascii="Times New Roman" w:hAnsi="Times New Roman" w:eastAsia="FangSong" w:cs="Times New Roman"/>
+              </w:rPr>
+              <w:t>中</w:t>
             </w:r>
             <w:r>
               <w:rPr>
@@ -19171,7 +19551,7 @@
               <w:rPr>
                 <w:rFonts w:ascii="Times New Roman" w:hAnsi="Times New Roman" w:eastAsia="Times New Roman" w:cs="Times New Roman"/>
               </w:rPr>
-              <w:t xml:space="preserve">0.9 (s)</w:t>
+              <w:t xml:space="preserve">0.9</w:t>
             </w:r>
           </w:p>
         </w:tc>
@@ -19216,7 +19596,7 @@
               <w:rPr>
                 <w:rFonts w:ascii="Times New Roman" w:hAnsi="Times New Roman" w:eastAsia="Times New Roman" w:cs="Times New Roman"/>
               </w:rPr>
-              <w:t xml:space="preserve">1.3 (s)</w:t>
+              <w:t xml:space="preserve">1.3</w:t>
             </w:r>
           </w:p>
         </w:tc>
@@ -19319,7 +19699,7 @@
               <w:rPr>
                 <w:rFonts w:ascii="Times New Roman" w:hAnsi="Times New Roman" w:eastAsia="Times New Roman" w:cs="Times New Roman"/>
               </w:rPr>
-              <w:t xml:space="preserve">2.5-3.0</w:t>
+              <w:t xml:space="preserve">1.8-3.0</w:t>
             </w:r>
           </w:p>
         </w:tc>
@@ -22259,7 +22639,7 @@
           <w:rStyle w:val="VerbatimChar"/>
           <w:rFonts w:ascii="SimSun" w:hAnsi="SimSun" w:eastAsia="SimSun" w:cs="SimSun"/>
         </w:rPr>
-        <w:t>(a) IR 1740 cm</w:t>
+        <w:t>(a) IR 1720 cm</w:t>
       </w:r>
       <w:r>
         <w:rPr>
@@ -22359,7 +22739,7 @@
           <w:rStyle w:val="VerbatimChar"/>
           <w:rFonts w:ascii="SimSun" w:hAnsi="SimSun" w:eastAsia="SimSun" w:cs="SimSun"/>
         </w:rPr>
-        <w:t xml:space="preserve"> δ 7.0 </w:t>
+        <w:t xml:space="preserve"> δ 6.9 </w:t>
       </w:r>
       <w:r>
         <w:rPr>
@@ -22537,7 +22917,7 @@
           <w:rFonts w:hint="eastAsia" w:ascii="Times New Roman" w:hAnsi="Times New Roman" w:eastAsia="Times New Roman" w:cs="Times New Roman"/>
           <w:vertAlign w:val="subscript"/>
         </w:rPr>
-        <w:t>8</w:t>
+        <w:t>10</w:t>
       </w:r>
       <w:r>
         <w:rPr>
@@ -22550,25 +22930,148 @@
           <w:rFonts w:hint="eastAsia" w:ascii="Times New Roman" w:hAnsi="Times New Roman" w:eastAsia="Times New Roman" w:cs="Times New Roman"/>
           <w:vertAlign w:val="subscript"/>
         </w:rPr>
+        <w:t>14</w:t>
+      </w:r>
+      <w:r>
+        <w:rPr>
+          <w:rFonts w:hint="eastAsia" w:ascii="Times New Roman" w:hAnsi="Times New Roman" w:eastAsia="Times New Roman" w:cs="Times New Roman"/>
+        </w:rPr>
+        <w:t>）</w:t>
+      </w:r>
+      <w:r>
+        <w:rPr>
+          <w:rFonts w:hint="eastAsia" w:ascii="Times New Roman" w:hAnsi="Times New Roman" w:eastAsia="FangSong" w:cs="Times New Roman"/>
+        </w:rPr>
+        <w:t>的</w:t>
+      </w:r>
+      <w:r>
+        <w:rPr>
+          <w:rFonts w:ascii="Times New Roman" w:hAnsi="Times New Roman" w:eastAsia="Times New Roman" w:cs="Times New Roman"/>
+        </w:rPr>
+        <w:t xml:space="preserve"> </w:t>
+      </w:r>
+      <w:r>
+        <w:rPr>
+          <w:rFonts w:ascii="Times New Roman" w:hAnsi="Times New Roman" w:eastAsia="Times New Roman" w:cs="Times New Roman"/>
+          <w:vertAlign w:val="superscript"/>
+        </w:rPr>
+        <w:t>13</w:t>
+      </w:r>
+      <w:r>
+        <w:rPr>
+          <w:rFonts w:ascii="Times New Roman" w:hAnsi="Times New Roman" w:eastAsia="Times New Roman" w:cs="Times New Roman"/>
+        </w:rPr>
+        <w:t xml:space="preserve">C NMR </w:t>
+      </w:r>
+      <w:r>
+        <w:rPr>
+          <w:rFonts w:hint="eastAsia" w:ascii="Times New Roman" w:hAnsi="Times New Roman" w:eastAsia="FangSong" w:cs="Times New Roman"/>
+        </w:rPr>
+        <w:t xml:space="preserve">显示</w:t>
+      </w:r>
+      <w:r>
+        <w:rPr>
+          <w:rFonts w:ascii="Times New Roman" w:hAnsi="Times New Roman" w:eastAsia="Times New Roman" w:cs="Times New Roman"/>
+        </w:rPr>
+        <w:t xml:space="preserve"> 4 </w:t>
+      </w:r>
+      <w:r>
+        <w:rPr>
+          <w:rFonts w:hint="eastAsia" w:ascii="Times New Roman" w:hAnsi="Times New Roman" w:eastAsia="FangSong" w:cs="Times New Roman"/>
+        </w:rPr>
+        <w:t>个碳峰</w:t>
+      </w:r>
+      <w:r>
+        <w:rPr>
+          <w:rFonts w:hint="eastAsia" w:ascii="Times New Roman" w:hAnsi="Times New Roman" w:eastAsia="Times New Roman" w:cs="Times New Roman"/>
+        </w:rPr>
+        <w:t>，</w:t>
+      </w:r>
+      <w:r>
+        <w:rPr>
+          <w:rFonts w:hint="eastAsia" w:ascii="Times New Roman" w:hAnsi="Times New Roman" w:eastAsia="FangSong" w:cs="Times New Roman"/>
+        </w:rPr>
+        <w:t>化学位移分别为</w:t>
+      </w:r>
+      <w:r>
+        <w:rPr>
+          <w:rFonts w:ascii="Times New Roman" w:hAnsi="Times New Roman" w:eastAsia="Times New Roman" w:cs="Times New Roman"/>
+        </w:rPr>
+        <w:t xml:space="preserve"> δ 15.5, 29.0, 125.8, 148.2。</w:t>
+      </w:r>
+      <w:r>
+        <w:rPr>
+          <w:rFonts w:ascii="Times New Roman" w:hAnsi="Times New Roman" w:eastAsia="Times New Roman" w:cs="Times New Roman"/>
+        </w:rPr>
+        <w:t xml:space="preserve"> </w:t>
+      </w:r>
+      <w:r>
+        <w:rPr>
+          <w:rFonts w:ascii="Times New Roman" w:hAnsi="Times New Roman" w:eastAsia="Times New Roman" w:cs="Times New Roman"/>
+        </w:rPr>
+        <w:t xml:space="preserve">(a) </w:t>
+      </w:r>
+      <w:r>
+        <w:rPr>
+          <w:rFonts w:hint="eastAsia" w:ascii="Times New Roman" w:hAnsi="Times New Roman" w:eastAsia="FangSong" w:cs="Times New Roman"/>
+        </w:rPr>
+        <w:t xml:space="preserve">分子式</w:t>
+      </w:r>
+      <w:r>
+        <w:rPr>
+          <w:rFonts w:ascii="Times New Roman" w:hAnsi="Times New Roman" w:eastAsia="Times New Roman" w:cs="Times New Roman"/>
+        </w:rPr>
+        <w:t xml:space="preserve"> C</w:t>
+      </w:r>
+      <w:r>
+        <w:rPr>
+          <w:rFonts w:ascii="Times New Roman" w:hAnsi="Times New Roman" w:eastAsia="Times New Roman" w:cs="Times New Roman"/>
+          <w:vertAlign w:val="subscript"/>
+        </w:rPr>
         <w:t>10</w:t>
       </w:r>
       <w:r>
         <w:rPr>
-          <w:rFonts w:hint="eastAsia" w:ascii="Times New Roman" w:hAnsi="Times New Roman" w:eastAsia="Times New Roman" w:cs="Times New Roman"/>
-        </w:rPr>
-        <w:t>）</w:t>
-      </w:r>
-      <w:r>
-        <w:rPr>
-          <w:rFonts w:hint="eastAsia" w:ascii="Times New Roman" w:hAnsi="Times New Roman" w:eastAsia="FangSong" w:cs="Times New Roman"/>
-        </w:rPr>
-        <w:t>的</w:t>
-      </w:r>
-      <w:r>
-        <w:rPr>
-          <w:rFonts w:ascii="Times New Roman" w:hAnsi="Times New Roman" w:eastAsia="Times New Roman" w:cs="Times New Roman"/>
-        </w:rPr>
-        <w:t xml:space="preserve"> </w:t>
+          <w:rFonts w:ascii="Times New Roman" w:hAnsi="Times New Roman" w:eastAsia="Times New Roman" w:cs="Times New Roman"/>
+        </w:rPr>
+        <w:t>H</w:t>
+      </w:r>
+      <w:r>
+        <w:rPr>
+          <w:rFonts w:ascii="Times New Roman" w:hAnsi="Times New Roman" w:eastAsia="Times New Roman" w:cs="Times New Roman"/>
+          <w:vertAlign w:val="subscript"/>
+        </w:rPr>
+        <w:t>14</w:t>
+      </w:r>
+      <w:r>
+        <w:rPr>
+          <w:rFonts w:ascii="Times New Roman" w:hAnsi="Times New Roman" w:eastAsia="Times New Roman" w:cs="Times New Roman"/>
+        </w:rPr>
+        <w:t xml:space="preserve"> </w:t>
+      </w:r>
+      <w:r>
+        <w:rPr>
+          <w:rFonts w:hint="eastAsia" w:ascii="Times New Roman" w:hAnsi="Times New Roman" w:eastAsia="FangSong" w:cs="Times New Roman"/>
+        </w:rPr>
+        <w:t>的不饱和度是多少</w:t>
+      </w:r>
+      <w:r>
+        <w:rPr>
+          <w:rFonts w:hint="eastAsia" w:ascii="Times New Roman" w:hAnsi="Times New Roman" w:eastAsia="Times New Roman" w:cs="Times New Roman"/>
+        </w:rPr>
+        <w:t>？</w:t>
+      </w:r>
+      <w:r>
+        <w:rPr>
+          <w:rFonts w:ascii="Times New Roman" w:hAnsi="Times New Roman" w:eastAsia="Times New Roman" w:cs="Times New Roman"/>
+        </w:rPr>
+        <w:t xml:space="preserve"> </w:t>
+      </w:r>
+      <w:r>
+        <w:rPr>
+          <w:rFonts w:ascii="Times New Roman" w:hAnsi="Times New Roman" w:eastAsia="Times New Roman" w:cs="Times New Roman"/>
+        </w:rPr>
+        <w:t xml:space="preserve">(b) </w:t>
       </w:r>
       <w:r>
         <w:rPr>
@@ -22587,7 +23090,7 @@
         <w:rPr>
           <w:rFonts w:hint="eastAsia" w:ascii="Times New Roman" w:hAnsi="Times New Roman" w:eastAsia="FangSong" w:cs="Times New Roman"/>
         </w:rPr>
-        <w:t xml:space="preserve">显示</w:t>
+        <w:t xml:space="preserve">只有</w:t>
       </w:r>
       <w:r>
         <w:rPr>
@@ -22599,136 +23102,13 @@
         <w:rPr>
           <w:rFonts w:hint="eastAsia" w:ascii="Times New Roman" w:hAnsi="Times New Roman" w:eastAsia="FangSong" w:cs="Times New Roman"/>
         </w:rPr>
-        <w:t>个碳峰</w:t>
-      </w:r>
-      <w:r>
-        <w:rPr>
-          <w:rFonts w:hint="eastAsia" w:ascii="Times New Roman" w:hAnsi="Times New Roman" w:eastAsia="Times New Roman" w:cs="Times New Roman"/>
-        </w:rPr>
-        <w:t>，</w:t>
-      </w:r>
-      <w:r>
-        <w:rPr>
-          <w:rFonts w:hint="eastAsia" w:ascii="Times New Roman" w:hAnsi="Times New Roman" w:eastAsia="FangSong" w:cs="Times New Roman"/>
-        </w:rPr>
-        <w:t>化学位移分别为</w:t>
-      </w:r>
-      <w:r>
-        <w:rPr>
-          <w:rFonts w:ascii="Times New Roman" w:hAnsi="Times New Roman" w:eastAsia="Times New Roman" w:cs="Times New Roman"/>
-        </w:rPr>
-        <w:t xml:space="preserve"> δ 15.5, 29.0, 125.8, 148.2。</w:t>
-      </w:r>
-      <w:r>
-        <w:rPr>
-          <w:rFonts w:ascii="Times New Roman" w:hAnsi="Times New Roman" w:eastAsia="Times New Roman" w:cs="Times New Roman"/>
-        </w:rPr>
-        <w:t xml:space="preserve"> </w:t>
-      </w:r>
-      <w:r>
-        <w:rPr>
-          <w:rFonts w:ascii="Times New Roman" w:hAnsi="Times New Roman" w:eastAsia="Times New Roman" w:cs="Times New Roman"/>
-        </w:rPr>
-        <w:t xml:space="preserve">(a) </w:t>
-      </w:r>
-      <w:r>
-        <w:rPr>
-          <w:rFonts w:hint="eastAsia" w:ascii="Times New Roman" w:hAnsi="Times New Roman" w:eastAsia="FangSong" w:cs="Times New Roman"/>
-        </w:rPr>
-        <w:t xml:space="preserve">分子式</w:t>
-      </w:r>
-      <w:r>
-        <w:rPr>
-          <w:rFonts w:ascii="Times New Roman" w:hAnsi="Times New Roman" w:eastAsia="Times New Roman" w:cs="Times New Roman"/>
-        </w:rPr>
-        <w:t xml:space="preserve"> C</w:t>
-      </w:r>
-      <w:r>
-        <w:rPr>
-          <w:rFonts w:ascii="Times New Roman" w:hAnsi="Times New Roman" w:eastAsia="Times New Roman" w:cs="Times New Roman"/>
-          <w:vertAlign w:val="subscript"/>
-        </w:rPr>
-        <w:t>8</w:t>
-      </w:r>
-      <w:r>
-        <w:rPr>
-          <w:rFonts w:ascii="Times New Roman" w:hAnsi="Times New Roman" w:eastAsia="Times New Roman" w:cs="Times New Roman"/>
-        </w:rPr>
-        <w:t>H</w:t>
-      </w:r>
-      <w:r>
-        <w:rPr>
-          <w:rFonts w:ascii="Times New Roman" w:hAnsi="Times New Roman" w:eastAsia="Times New Roman" w:cs="Times New Roman"/>
-          <w:vertAlign w:val="subscript"/>
-        </w:rPr>
-        <w:t>10</w:t>
-      </w:r>
-      <w:r>
-        <w:rPr>
-          <w:rFonts w:ascii="Times New Roman" w:hAnsi="Times New Roman" w:eastAsia="Times New Roman" w:cs="Times New Roman"/>
-        </w:rPr>
-        <w:t xml:space="preserve"> </w:t>
-      </w:r>
-      <w:r>
-        <w:rPr>
-          <w:rFonts w:hint="eastAsia" w:ascii="Times New Roman" w:hAnsi="Times New Roman" w:eastAsia="FangSong" w:cs="Times New Roman"/>
-        </w:rPr>
-        <w:t>的不饱和度是多少</w:t>
-      </w:r>
-      <w:r>
-        <w:rPr>
-          <w:rFonts w:hint="eastAsia" w:ascii="Times New Roman" w:hAnsi="Times New Roman" w:eastAsia="Times New Roman" w:cs="Times New Roman"/>
-        </w:rPr>
-        <w:t>？</w:t>
-      </w:r>
-      <w:r>
-        <w:rPr>
-          <w:rFonts w:ascii="Times New Roman" w:hAnsi="Times New Roman" w:eastAsia="Times New Roman" w:cs="Times New Roman"/>
-        </w:rPr>
-        <w:t xml:space="preserve"> </w:t>
-      </w:r>
-      <w:r>
-        <w:rPr>
-          <w:rFonts w:ascii="Times New Roman" w:hAnsi="Times New Roman" w:eastAsia="Times New Roman" w:cs="Times New Roman"/>
-        </w:rPr>
-        <w:t xml:space="preserve">(b) </w:t>
-      </w:r>
-      <w:r>
-        <w:rPr>
-          <w:rFonts w:ascii="Times New Roman" w:hAnsi="Times New Roman" w:eastAsia="Times New Roman" w:cs="Times New Roman"/>
-          <w:vertAlign w:val="superscript"/>
-        </w:rPr>
-        <w:t>13</w:t>
-      </w:r>
-      <w:r>
-        <w:rPr>
-          <w:rFonts w:ascii="Times New Roman" w:hAnsi="Times New Roman" w:eastAsia="Times New Roman" w:cs="Times New Roman"/>
-        </w:rPr>
-        <w:t xml:space="preserve">C NMR </w:t>
-      </w:r>
-      <w:r>
-        <w:rPr>
-          <w:rFonts w:hint="eastAsia" w:ascii="Times New Roman" w:hAnsi="Times New Roman" w:eastAsia="FangSong" w:cs="Times New Roman"/>
-        </w:rPr>
-        <w:t xml:space="preserve">只有</w:t>
-      </w:r>
-      <w:r>
-        <w:rPr>
-          <w:rFonts w:ascii="Times New Roman" w:hAnsi="Times New Roman" w:eastAsia="Times New Roman" w:cs="Times New Roman"/>
-        </w:rPr>
-        <w:t xml:space="preserve"> 4 </w:t>
-      </w:r>
-      <w:r>
-        <w:rPr>
-          <w:rFonts w:hint="eastAsia" w:ascii="Times New Roman" w:hAnsi="Times New Roman" w:eastAsia="FangSong" w:cs="Times New Roman"/>
-        </w:rPr>
         <w:t xml:space="preserve">个峰但分子含</w:t>
       </w:r>
       <w:r>
         <w:rPr>
           <w:rFonts w:ascii="Times New Roman" w:hAnsi="Times New Roman" w:eastAsia="Times New Roman" w:cs="Times New Roman"/>
         </w:rPr>
-        <w:t xml:space="preserve"> 8 </w:t>
+        <w:t xml:space="preserve"> 10 </w:t>
       </w:r>
       <w:r>
         <w:rPr>
@@ -25237,7 +25617,7 @@
           <w:b/>
           <w:bCs/>
         </w:rPr>
-        <w:t xml:space="preserve">3</w:t>
+        <w:t xml:space="preserve">2</w:t>
       </w:r>
       <w:r>
         <w:rPr>
@@ -25249,19 +25629,31 @@
         <w:rPr>
           <w:rFonts w:hint="eastAsia" w:ascii="Times New Roman" w:hAnsi="Times New Roman" w:eastAsia="FangSong" w:cs="Times New Roman"/>
         </w:rPr>
-        <w:t>可能含</w:t>
-      </w:r>
-      <w:r>
-        <w:rPr>
-          <w:rFonts w:ascii="Times New Roman" w:hAnsi="Times New Roman" w:eastAsia="Times New Roman" w:cs="Times New Roman"/>
-        </w:rPr>
-        <w:t xml:space="preserve"> C=N + C=O + </w:t>
-      </w:r>
-      <w:r>
-        <w:rPr>
-          <w:rFonts w:hint="eastAsia" w:ascii="Times New Roman" w:hAnsi="Times New Roman" w:eastAsia="FangSong" w:cs="Times New Roman"/>
-        </w:rPr>
-        <w:t>环</w:t>
+        <w:t>两个双键</w:t>
+      </w:r>
+      <w:r>
+        <w:rPr>
+          <w:rFonts w:hint="eastAsia" w:ascii="Times New Roman" w:hAnsi="Times New Roman" w:eastAsia="Times New Roman" w:cs="Times New Roman"/>
+        </w:rPr>
+        <w:t>、</w:t>
+      </w:r>
+      <w:r>
+        <w:rPr>
+          <w:rFonts w:hint="eastAsia" w:ascii="Times New Roman" w:hAnsi="Times New Roman" w:eastAsia="FangSong" w:cs="Times New Roman"/>
+        </w:rPr>
+        <w:t>或一个三键</w:t>
+      </w:r>
+      <w:r>
+        <w:rPr>
+          <w:rFonts w:hint="eastAsia" w:ascii="Times New Roman" w:hAnsi="Times New Roman" w:eastAsia="Times New Roman" w:cs="Times New Roman"/>
+        </w:rPr>
+        <w:t>、</w:t>
+      </w:r>
+      <w:r>
+        <w:rPr>
+          <w:rFonts w:hint="eastAsia" w:ascii="Times New Roman" w:hAnsi="Times New Roman" w:eastAsia="FangSong" w:cs="Times New Roman"/>
+        </w:rPr>
+        <w:t>或一个双键加一个环</w:t>
       </w:r>
       <w:r>
         <w:rPr>
@@ -28786,81 +29178,51 @@
         <w:rPr>
           <w:rFonts w:ascii="Times New Roman" w:hAnsi="Times New Roman" w:eastAsia="Times New Roman" w:cs="Times New Roman"/>
         </w:rPr>
-        <w:t xml:space="preserve">(a) Ω = 8+1−10/2 = </w:t>
-      </w:r>
-      <w:r>
-        <w:rPr>
-          <w:rFonts w:hint="eastAsia" w:ascii="Times New Roman" w:hAnsi="Times New Roman" w:eastAsia="Times New Roman" w:cs="Times New Roman"/>
-        </w:rPr>
-        <w:t>4（</w:t>
-      </w:r>
-      <w:r>
-        <w:rPr>
-          <w:rFonts w:hint="eastAsia" w:ascii="Times New Roman" w:hAnsi="Times New Roman" w:eastAsia="FangSong" w:cs="Times New Roman"/>
-        </w:rPr>
-        <w:t>一个苯环</w:t>
-      </w:r>
-      <w:r>
-        <w:rPr>
-          <w:rFonts w:hint="eastAsia" w:ascii="Times New Roman" w:hAnsi="Times New Roman" w:eastAsia="Times New Roman" w:cs="Times New Roman"/>
-        </w:rPr>
-        <w:t>）。(b)</w:t>
-      </w:r>
-      <w:r>
-        <w:rPr>
-          <w:rFonts w:ascii="Times New Roman" w:hAnsi="Times New Roman" w:eastAsia="Times New Roman" w:cs="Times New Roman"/>
-        </w:rPr>
-        <w:t xml:space="preserve"> 8 </w:t>
-      </w:r>
-      <w:r>
-        <w:rPr>
-          <w:rFonts w:hint="eastAsia" w:ascii="Times New Roman" w:hAnsi="Times New Roman" w:eastAsia="FangSong" w:cs="Times New Roman"/>
-        </w:rPr>
-        <w:t xml:space="preserve">个碳只有</w:t>
-      </w:r>
-      <w:r>
-        <w:rPr>
-          <w:rFonts w:ascii="Times New Roman" w:hAnsi="Times New Roman" w:eastAsia="Times New Roman" w:cs="Times New Roman"/>
-        </w:rPr>
-        <w:t xml:space="preserve"> 4 </w:t>
-      </w:r>
-      <w:r>
-        <w:rPr>
-          <w:rFonts w:hint="eastAsia" w:ascii="Times New Roman" w:hAnsi="Times New Roman" w:eastAsia="FangSong" w:cs="Times New Roman"/>
-        </w:rPr>
-        <w:t xml:space="preserve">个峰</w:t>
-      </w:r>
-      <w:r>
-        <w:rPr>
-          <w:rFonts w:ascii="Times New Roman" w:hAnsi="Times New Roman" w:eastAsia="Times New Roman" w:cs="Times New Roman"/>
-        </w:rPr>
-        <w:t xml:space="preserve"> → </w:t>
-      </w:r>
-      <w:r>
-        <w:rPr>
-          <w:rFonts w:hint="eastAsia" w:ascii="Times New Roman" w:hAnsi="Times New Roman" w:eastAsia="FangSong" w:cs="Times New Roman"/>
-        </w:rPr>
-        <w:t xml:space="preserve">分子有</w:t>
-      </w:r>
-      <w:r>
-        <w:rPr>
-          <w:rFonts w:hint="eastAsia" w:ascii="Times New Roman" w:hAnsi="Times New Roman" w:eastAsia="FangSong" w:cs="Times New Roman"/>
+        <w:t xml:space="preserve">(a) Ω = 10+1−14/2 =</w:t>
+      </w:r>
+      <w:r>
+        <w:rPr>
+          <w:rFonts w:ascii="Times New Roman" w:hAnsi="Times New Roman" w:eastAsia="Times New Roman" w:cs="Times New Roman"/>
+        </w:rPr>
+        <w:t xml:space="preserve"> </w:t>
+      </w:r>
+      <w:r>
+        <w:rPr>
+          <w:rFonts w:ascii="Times New Roman" w:hAnsi="Times New Roman" w:eastAsia="Times New Roman" w:cs="Times New Roman"/>
           <w:b/>
           <w:bCs/>
         </w:rPr>
-        <w:t xml:space="preserve">对称面</w:t>
-      </w:r>
-      <w:r>
-        <w:rPr>
-          <w:rFonts w:hint="eastAsia" w:ascii="Times New Roman" w:hAnsi="Times New Roman" w:eastAsia="Times New Roman" w:cs="Times New Roman"/>
-        </w:rPr>
-        <w:t>，</w:t>
-      </w:r>
-      <w:r>
-        <w:rPr>
-          <w:rFonts w:hint="eastAsia" w:ascii="Times New Roman" w:hAnsi="Times New Roman" w:eastAsia="FangSong" w:cs="Times New Roman"/>
-        </w:rPr>
-        <w:t>不等价碳只有</w:t>
+        <w:t xml:space="preserve">4</w:t>
+      </w:r>
+      <w:r>
+        <w:rPr>
+          <w:rFonts w:hint="eastAsia" w:ascii="Times New Roman" w:hAnsi="Times New Roman" w:eastAsia="Times New Roman" w:cs="Times New Roman"/>
+        </w:rPr>
+        <w:t>（</w:t>
+      </w:r>
+      <w:r>
+        <w:rPr>
+          <w:rFonts w:hint="eastAsia" w:ascii="Times New Roman" w:hAnsi="Times New Roman" w:eastAsia="FangSong" w:cs="Times New Roman"/>
+        </w:rPr>
+        <w:t>一个苯环</w:t>
+      </w:r>
+      <w:r>
+        <w:rPr>
+          <w:rFonts w:hint="eastAsia" w:ascii="Times New Roman" w:hAnsi="Times New Roman" w:eastAsia="Times New Roman" w:cs="Times New Roman"/>
+        </w:rPr>
+        <w:t>）。(b)</w:t>
+      </w:r>
+      <w:r>
+        <w:rPr>
+          <w:rFonts w:ascii="Times New Roman" w:hAnsi="Times New Roman" w:eastAsia="Times New Roman" w:cs="Times New Roman"/>
+        </w:rPr>
+        <w:t xml:space="preserve"> 10 </w:t>
+      </w:r>
+      <w:r>
+        <w:rPr>
+          <w:rFonts w:hint="eastAsia" w:ascii="Times New Roman" w:hAnsi="Times New Roman" w:eastAsia="FangSong" w:cs="Times New Roman"/>
+        </w:rPr>
+        <w:t xml:space="preserve">个碳只有</w:t>
       </w:r>
       <w:r>
         <w:rPr>
@@ -28872,227 +29234,19 @@
         <w:rPr>
           <w:rFonts w:hint="eastAsia" w:ascii="Times New Roman" w:hAnsi="Times New Roman" w:eastAsia="FangSong" w:cs="Times New Roman"/>
         </w:rPr>
-        <w:t>种</w:t>
-      </w:r>
-      <w:r>
-        <w:rPr>
-          <w:rFonts w:hint="eastAsia" w:ascii="Times New Roman" w:hAnsi="Times New Roman" w:eastAsia="Times New Roman" w:cs="Times New Roman"/>
-        </w:rPr>
-        <w:t>。(c)</w:t>
-      </w:r>
-      <w:r>
-        <w:rPr>
-          <w:rFonts w:ascii="Times New Roman" w:hAnsi="Times New Roman" w:eastAsia="Times New Roman" w:cs="Times New Roman"/>
-        </w:rPr>
-        <w:t xml:space="preserve"> δ </w:t>
-      </w:r>
-      <w:r>
-        <w:rPr>
-          <w:rFonts w:hint="eastAsia" w:ascii="Times New Roman" w:hAnsi="Times New Roman" w:eastAsia="Times New Roman" w:cs="Times New Roman"/>
-        </w:rPr>
-        <w:t>15.5（</w:t>
-      </w:r>
-      <w:r>
-        <w:rPr>
-          <w:rFonts w:hint="eastAsia" w:ascii="Times New Roman" w:hAnsi="Times New Roman" w:eastAsia="FangSong" w:cs="Times New Roman"/>
-        </w:rPr>
-        <w:t>烷基</w:t>
-      </w:r>
-      <w:r>
-        <w:rPr>
-          <w:rFonts w:ascii="Times New Roman" w:hAnsi="Times New Roman" w:eastAsia="Times New Roman" w:cs="Times New Roman"/>
-        </w:rPr>
-        <w:t xml:space="preserve"> </w:t>
-      </w:r>
-      <w:r>
-        <w:rPr>
-          <w:rFonts w:hint="eastAsia" w:ascii="Times New Roman" w:hAnsi="Times New Roman" w:eastAsia="Times New Roman" w:cs="Times New Roman"/>
-        </w:rPr>
-        <w:t>CH</w:t>
-      </w:r>
-      <w:r>
-        <w:rPr>
-          <w:rFonts w:hint="eastAsia" w:ascii="Times New Roman" w:hAnsi="Times New Roman" w:eastAsia="Times New Roman" w:cs="Times New Roman"/>
-          <w:vertAlign w:val="subscript"/>
-        </w:rPr>
-        <w:t>3</w:t>
-      </w:r>
-      <w:r>
-        <w:rPr>
-          <w:rFonts w:hint="eastAsia" w:ascii="Times New Roman" w:hAnsi="Times New Roman" w:eastAsia="Times New Roman" w:cs="Times New Roman"/>
-        </w:rPr>
-        <w:t>）、δ</w:t>
-      </w:r>
-      <w:r>
-        <w:rPr>
-          <w:rFonts w:ascii="Times New Roman" w:hAnsi="Times New Roman" w:eastAsia="Times New Roman" w:cs="Times New Roman"/>
-        </w:rPr>
-        <w:t xml:space="preserve"> </w:t>
-      </w:r>
-      <w:r>
-        <w:rPr>
-          <w:rFonts w:hint="eastAsia" w:ascii="Times New Roman" w:hAnsi="Times New Roman" w:eastAsia="Times New Roman" w:cs="Times New Roman"/>
-        </w:rPr>
-        <w:t>29.0（</w:t>
-      </w:r>
-      <w:r>
-        <w:rPr>
-          <w:rFonts w:hint="eastAsia" w:ascii="Times New Roman" w:hAnsi="Times New Roman" w:eastAsia="FangSong" w:cs="Times New Roman"/>
-        </w:rPr>
-        <w:t>烷基</w:t>
-      </w:r>
-      <w:r>
-        <w:rPr>
-          <w:rFonts w:ascii="Times New Roman" w:hAnsi="Times New Roman" w:eastAsia="Times New Roman" w:cs="Times New Roman"/>
-        </w:rPr>
-        <w:t xml:space="preserve"> </w:t>
-      </w:r>
-      <w:r>
-        <w:rPr>
-          <w:rFonts w:hint="eastAsia" w:ascii="Times New Roman" w:hAnsi="Times New Roman" w:eastAsia="Times New Roman" w:cs="Times New Roman"/>
-        </w:rPr>
-        <w:t>CH</w:t>
-      </w:r>
-      <w:r>
-        <w:rPr>
-          <w:rFonts w:hint="eastAsia" w:ascii="Times New Roman" w:hAnsi="Times New Roman" w:eastAsia="Times New Roman" w:cs="Times New Roman"/>
-          <w:vertAlign w:val="subscript"/>
-        </w:rPr>
-        <w:t>2</w:t>
-      </w:r>
-      <w:r>
-        <w:rPr>
-          <w:rFonts w:hint="eastAsia" w:ascii="Times New Roman" w:hAnsi="Times New Roman" w:eastAsia="Times New Roman" w:cs="Times New Roman"/>
-        </w:rPr>
-        <w:t>）、δ</w:t>
-      </w:r>
-      <w:r>
-        <w:rPr>
-          <w:rFonts w:ascii="Times New Roman" w:hAnsi="Times New Roman" w:eastAsia="Times New Roman" w:cs="Times New Roman"/>
-        </w:rPr>
-        <w:t xml:space="preserve"> </w:t>
-      </w:r>
-      <w:r>
-        <w:rPr>
-          <w:rFonts w:hint="eastAsia" w:ascii="Times New Roman" w:hAnsi="Times New Roman" w:eastAsia="Times New Roman" w:cs="Times New Roman"/>
-        </w:rPr>
-        <w:t>125.8（sp</w:t>
-      </w:r>
-      <w:r>
-        <w:rPr>
-          <w:rFonts w:hint="eastAsia" w:ascii="Times New Roman" w:hAnsi="Times New Roman" w:eastAsia="Times New Roman" w:cs="Times New Roman"/>
-          <w:vertAlign w:val="superscript"/>
-        </w:rPr>
-        <w:t>2</w:t>
-      </w:r>
-      <w:r>
-        <w:rPr>
-          <w:rFonts w:ascii="Times New Roman" w:hAnsi="Times New Roman" w:eastAsia="Times New Roman" w:cs="Times New Roman"/>
-        </w:rPr>
-        <w:t xml:space="preserve"> </w:t>
-      </w:r>
-      <w:r>
-        <w:rPr>
-          <w:rFonts w:hint="eastAsia" w:ascii="Times New Roman" w:hAnsi="Times New Roman" w:eastAsia="FangSong" w:cs="Times New Roman"/>
-        </w:rPr>
-        <w:t>烯</w:t>
-      </w:r>
-      <w:r>
-        <w:rPr>
-          <w:rFonts w:hint="eastAsia" w:ascii="Times New Roman" w:hAnsi="Times New Roman" w:eastAsia="Times New Roman" w:cs="Times New Roman"/>
-        </w:rPr>
-        <w:t>/</w:t>
-      </w:r>
-      <w:r>
-        <w:rPr>
-          <w:rFonts w:hint="eastAsia" w:ascii="Times New Roman" w:hAnsi="Times New Roman" w:eastAsia="FangSong" w:cs="Times New Roman"/>
-        </w:rPr>
-        <w:t>芳碳</w:t>
-      </w:r>
-      <w:r>
-        <w:rPr>
-          <w:rFonts w:hint="eastAsia" w:ascii="Times New Roman" w:hAnsi="Times New Roman" w:eastAsia="Times New Roman" w:cs="Times New Roman"/>
-        </w:rPr>
-        <w:t>）、δ</w:t>
-      </w:r>
-      <w:r>
-        <w:rPr>
-          <w:rFonts w:ascii="Times New Roman" w:hAnsi="Times New Roman" w:eastAsia="Times New Roman" w:cs="Times New Roman"/>
-        </w:rPr>
-        <w:t xml:space="preserve"> </w:t>
-      </w:r>
-      <w:r>
-        <w:rPr>
-          <w:rFonts w:hint="eastAsia" w:ascii="Times New Roman" w:hAnsi="Times New Roman" w:eastAsia="Times New Roman" w:cs="Times New Roman"/>
-        </w:rPr>
-        <w:t>148.2（sp</w:t>
-      </w:r>
-      <w:r>
-        <w:rPr>
-          <w:rFonts w:hint="eastAsia" w:ascii="Times New Roman" w:hAnsi="Times New Roman" w:eastAsia="Times New Roman" w:cs="Times New Roman"/>
-          <w:vertAlign w:val="superscript"/>
-        </w:rPr>
-        <w:t>2</w:t>
-      </w:r>
-      <w:r>
-        <w:rPr>
-          <w:rFonts w:ascii="Times New Roman" w:hAnsi="Times New Roman" w:eastAsia="Times New Roman" w:cs="Times New Roman"/>
-        </w:rPr>
-        <w:t xml:space="preserve"> </w:t>
-      </w:r>
-      <w:r>
-        <w:rPr>
-          <w:rFonts w:hint="eastAsia" w:ascii="Times New Roman" w:hAnsi="Times New Roman" w:eastAsia="FangSong" w:cs="Times New Roman"/>
-        </w:rPr>
-        <w:t>烯</w:t>
-      </w:r>
-      <w:r>
-        <w:rPr>
-          <w:rFonts w:hint="eastAsia" w:ascii="Times New Roman" w:hAnsi="Times New Roman" w:eastAsia="Times New Roman" w:cs="Times New Roman"/>
-        </w:rPr>
-        <w:t>/</w:t>
-      </w:r>
-      <w:r>
-        <w:rPr>
-          <w:rFonts w:hint="eastAsia" w:ascii="Times New Roman" w:hAnsi="Times New Roman" w:eastAsia="FangSong" w:cs="Times New Roman"/>
-        </w:rPr>
-        <w:t>芳碳</w:t>
-      </w:r>
-      <w:r>
-        <w:rPr>
-          <w:rFonts w:hint="eastAsia" w:ascii="Times New Roman" w:hAnsi="Times New Roman" w:eastAsia="Times New Roman" w:cs="Times New Roman"/>
-        </w:rPr>
-        <w:t>）。</w:t>
-      </w:r>
-      <w:r>
-        <w:rPr>
-          <w:rFonts w:hint="eastAsia" w:ascii="Times New Roman" w:hAnsi="Times New Roman" w:eastAsia="FangSong" w:cs="Times New Roman"/>
-        </w:rPr>
-        <w:t>结合</w:t>
-      </w:r>
-      <w:r>
-        <w:rPr>
-          <w:rFonts w:ascii="Times New Roman" w:hAnsi="Times New Roman" w:eastAsia="Times New Roman" w:cs="Times New Roman"/>
-        </w:rPr>
-        <w:t xml:space="preserve"> Ω=4 </w:t>
-      </w:r>
-      <w:r>
-        <w:rPr>
-          <w:rFonts w:hint="eastAsia" w:ascii="Times New Roman" w:hAnsi="Times New Roman" w:eastAsia="FangSong" w:cs="Times New Roman"/>
-        </w:rPr>
-        <w:t xml:space="preserve">和对称性</w:t>
-      </w:r>
-      <w:r>
-        <w:rPr>
-          <w:rFonts w:ascii="Times New Roman" w:hAnsi="Times New Roman" w:eastAsia="Times New Roman" w:cs="Times New Roman"/>
-        </w:rPr>
-        <w:t xml:space="preserve"> →</w:t>
-      </w:r>
-      <w:r>
-        <w:rPr>
-          <w:rFonts w:ascii="Times New Roman" w:hAnsi="Times New Roman" w:eastAsia="Times New Roman" w:cs="Times New Roman"/>
-        </w:rPr>
-        <w:t xml:space="preserve"> </w:t>
+        <w:t xml:space="preserve">个峰</w:t>
+      </w:r>
+      <w:r>
+        <w:rPr>
+          <w:rFonts w:ascii="Times New Roman" w:hAnsi="Times New Roman" w:eastAsia="Times New Roman" w:cs="Times New Roman"/>
+        </w:rPr>
+        <w:t xml:space="preserve"> → </w:t>
+      </w:r>
+      <w:r>
+        <w:rPr>
+          <w:rFonts w:hint="eastAsia" w:ascii="Times New Roman" w:hAnsi="Times New Roman" w:eastAsia="FangSong" w:cs="Times New Roman"/>
+        </w:rPr>
+        <w:t xml:space="preserve">分子</w:t>
       </w:r>
       <w:r>
         <w:rPr>
@@ -29100,49 +29254,86 @@
           <w:b/>
           <w:bCs/>
         </w:rPr>
-        <w:t xml:space="preserve">对二甲苯</w:t>
-      </w:r>
-      <w:r>
-        <w:rPr>
-          <w:rFonts w:hint="eastAsia" w:ascii="Times New Roman" w:hAnsi="Times New Roman" w:eastAsia="Times New Roman" w:cs="Times New Roman"/>
-        </w:rPr>
-        <w:t>（1,4-dimethylbenzene）：</w:t>
-      </w:r>
-      <w:r>
-        <w:rPr>
-          <w:rFonts w:hint="eastAsia" w:ascii="Times New Roman" w:hAnsi="Times New Roman" w:eastAsia="FangSong" w:cs="Times New Roman"/>
-        </w:rPr>
-        <w:t>两个等价甲基</w:t>
-      </w:r>
-      <w:r>
-        <w:rPr>
-          <w:rFonts w:hint="eastAsia" w:ascii="Times New Roman" w:hAnsi="Times New Roman" w:eastAsia="Times New Roman" w:cs="Times New Roman"/>
-        </w:rPr>
-        <w:t>（δ</w:t>
-      </w:r>
-      <w:r>
-        <w:rPr>
-          <w:rFonts w:ascii="Times New Roman" w:hAnsi="Times New Roman" w:eastAsia="Times New Roman" w:cs="Times New Roman"/>
-        </w:rPr>
-        <w:t xml:space="preserve"> </w:t>
-      </w:r>
-      <w:r>
-        <w:rPr>
-          <w:rFonts w:hint="eastAsia" w:ascii="Times New Roman" w:hAnsi="Times New Roman" w:eastAsia="Times New Roman" w:cs="Times New Roman"/>
-        </w:rPr>
-        <w:t xml:space="preserve">15.5）+</w:t>
-      </w:r>
-      <w:r>
-        <w:rPr>
-          <w:rFonts w:ascii="Times New Roman" w:hAnsi="Times New Roman" w:eastAsia="Times New Roman" w:cs="Times New Roman"/>
-        </w:rPr>
-        <w:t xml:space="preserve"> </w:t>
-      </w:r>
-      <w:r>
-        <w:rPr>
-          <w:rFonts w:hint="eastAsia" w:ascii="Times New Roman" w:hAnsi="Times New Roman" w:eastAsia="FangSong" w:cs="Times New Roman"/>
-        </w:rPr>
-        <w:t xml:space="preserve">两个等价</w:t>
+        <w:t xml:space="preserve">高度对称</w:t>
+      </w:r>
+      <w:r>
+        <w:rPr>
+          <w:rFonts w:hint="eastAsia" w:ascii="Times New Roman" w:hAnsi="Times New Roman" w:eastAsia="Times New Roman" w:cs="Times New Roman"/>
+        </w:rPr>
+        <w:t xml:space="preserve">，10</w:t>
+      </w:r>
+      <w:r>
+        <w:rPr>
+          <w:rFonts w:ascii="Times New Roman" w:hAnsi="Times New Roman" w:eastAsia="Times New Roman" w:cs="Times New Roman"/>
+        </w:rPr>
+        <w:t xml:space="preserve"> </w:t>
+      </w:r>
+      <w:r>
+        <w:rPr>
+          <w:rFonts w:hint="eastAsia" w:ascii="Times New Roman" w:hAnsi="Times New Roman" w:eastAsia="FangSong" w:cs="Times New Roman"/>
+        </w:rPr>
+        <w:t xml:space="preserve">个碳分属</w:t>
+      </w:r>
+      <w:r>
+        <w:rPr>
+          <w:rFonts w:ascii="Times New Roman" w:hAnsi="Times New Roman" w:eastAsia="Times New Roman" w:cs="Times New Roman"/>
+        </w:rPr>
+        <w:t xml:space="preserve"> 4 </w:t>
+      </w:r>
+      <w:r>
+        <w:rPr>
+          <w:rFonts w:hint="eastAsia" w:ascii="Times New Roman" w:hAnsi="Times New Roman" w:eastAsia="FangSong" w:cs="Times New Roman"/>
+        </w:rPr>
+        <w:t>类</w:t>
+      </w:r>
+      <w:r>
+        <w:rPr>
+          <w:rFonts w:hint="eastAsia" w:ascii="Times New Roman" w:hAnsi="Times New Roman" w:eastAsia="Times New Roman" w:cs="Times New Roman"/>
+        </w:rPr>
+        <w:t>（</w:t>
+      </w:r>
+      <w:r>
+        <w:rPr>
+          <w:rFonts w:hint="eastAsia" w:ascii="Times New Roman" w:hAnsi="Times New Roman" w:eastAsia="FangSong" w:cs="Times New Roman"/>
+        </w:rPr>
+        <w:t>对称面</w:t>
+      </w:r>
+      <w:r>
+        <w:rPr>
+          <w:rFonts w:ascii="Times New Roman" w:hAnsi="Times New Roman" w:eastAsia="Times New Roman" w:cs="Times New Roman"/>
+        </w:rPr>
+        <w:t xml:space="preserve"> + </w:t>
+      </w:r>
+      <w:r>
+        <w:rPr>
+          <w:rFonts w:hint="eastAsia" w:ascii="Times New Roman" w:hAnsi="Times New Roman" w:eastAsia="FangSong" w:cs="Times New Roman"/>
+        </w:rPr>
+        <w:t>对称中心</w:t>
+      </w:r>
+      <w:r>
+        <w:rPr>
+          <w:rFonts w:hint="eastAsia" w:ascii="Times New Roman" w:hAnsi="Times New Roman" w:eastAsia="Times New Roman" w:cs="Times New Roman"/>
+        </w:rPr>
+        <w:t>）。(c)</w:t>
+      </w:r>
+      <w:r>
+        <w:rPr>
+          <w:rFonts w:ascii="Times New Roman" w:hAnsi="Times New Roman" w:eastAsia="Times New Roman" w:cs="Times New Roman"/>
+        </w:rPr>
+        <w:t xml:space="preserve"> δ </w:t>
+      </w:r>
+      <w:r>
+        <w:rPr>
+          <w:rFonts w:hint="eastAsia" w:ascii="Times New Roman" w:hAnsi="Times New Roman" w:eastAsia="Times New Roman" w:cs="Times New Roman"/>
+        </w:rPr>
+        <w:t>15.5（sp</w:t>
+      </w:r>
+      <w:r>
+        <w:rPr>
+          <w:rFonts w:hint="eastAsia" w:ascii="Times New Roman" w:hAnsi="Times New Roman" w:eastAsia="Times New Roman" w:cs="Times New Roman"/>
+          <w:vertAlign w:val="superscript"/>
+        </w:rPr>
+        <w:t>3</w:t>
       </w:r>
       <w:r>
         <w:rPr>
@@ -29161,68 +29352,161 @@
           <w:rFonts w:hint="eastAsia" w:ascii="Times New Roman" w:hAnsi="Times New Roman" w:eastAsia="Times New Roman" w:cs="Times New Roman"/>
           <w:vertAlign w:val="subscript"/>
         </w:rPr>
+        <w:t>3</w:t>
+      </w:r>
+      <w:r>
+        <w:rPr>
+          <w:rFonts w:hint="eastAsia" w:ascii="Times New Roman" w:hAnsi="Times New Roman" w:eastAsia="Times New Roman" w:cs="Times New Roman"/>
+        </w:rPr>
+        <w:t>）、δ</w:t>
+      </w:r>
+      <w:r>
+        <w:rPr>
+          <w:rFonts w:ascii="Times New Roman" w:hAnsi="Times New Roman" w:eastAsia="Times New Roman" w:cs="Times New Roman"/>
+        </w:rPr>
+        <w:t xml:space="preserve"> </w:t>
+      </w:r>
+      <w:r>
+        <w:rPr>
+          <w:rFonts w:hint="eastAsia" w:ascii="Times New Roman" w:hAnsi="Times New Roman" w:eastAsia="Times New Roman" w:cs="Times New Roman"/>
+        </w:rPr>
+        <w:t>29.0（</w:t>
+      </w:r>
+      <w:r>
+        <w:rPr>
+          <w:rFonts w:hint="eastAsia" w:ascii="Times New Roman" w:hAnsi="Times New Roman" w:eastAsia="FangSong" w:cs="Times New Roman"/>
+        </w:rPr>
+        <w:t>苄位</w:t>
+      </w:r>
+      <w:r>
+        <w:rPr>
+          <w:rFonts w:ascii="Times New Roman" w:hAnsi="Times New Roman" w:eastAsia="Times New Roman" w:cs="Times New Roman"/>
+        </w:rPr>
+        <w:t xml:space="preserve"> sp</w:t>
+      </w:r>
+      <w:r>
+        <w:rPr>
+          <w:rFonts w:ascii="Times New Roman" w:hAnsi="Times New Roman" w:eastAsia="Times New Roman" w:cs="Times New Roman"/>
+          <w:vertAlign w:val="superscript"/>
+        </w:rPr>
+        <w:t>3</w:t>
+      </w:r>
+      <w:r>
+        <w:rPr>
+          <w:rFonts w:ascii="Times New Roman" w:hAnsi="Times New Roman" w:eastAsia="Times New Roman" w:cs="Times New Roman"/>
+        </w:rPr>
+        <w:t xml:space="preserve"> </w:t>
+      </w:r>
+      <w:r>
+        <w:rPr>
+          <w:rFonts w:hint="eastAsia" w:ascii="Times New Roman" w:hAnsi="Times New Roman" w:eastAsia="Times New Roman" w:cs="Times New Roman"/>
+        </w:rPr>
+        <w:t>CH</w:t>
+      </w:r>
+      <w:r>
+        <w:rPr>
+          <w:rFonts w:hint="eastAsia" w:ascii="Times New Roman" w:hAnsi="Times New Roman" w:eastAsia="Times New Roman" w:cs="Times New Roman"/>
+          <w:vertAlign w:val="subscript"/>
+        </w:rPr>
         <w:t>2</w:t>
       </w:r>
       <w:r>
         <w:rPr>
           <w:rFonts w:hint="eastAsia" w:ascii="Times New Roman" w:hAnsi="Times New Roman" w:eastAsia="Times New Roman" w:cs="Times New Roman"/>
         </w:rPr>
-        <w:t>（</w:t>
-      </w:r>
-      <w:r>
-        <w:rPr>
-          <w:rFonts w:hint="eastAsia" w:ascii="Times New Roman" w:hAnsi="Times New Roman" w:eastAsia="FangSong" w:cs="Times New Roman"/>
-        </w:rPr>
-        <w:t>不</w:t>
-      </w:r>
-      <w:r>
-        <w:rPr>
-          <w:rFonts w:hint="eastAsia" w:ascii="Times New Roman" w:hAnsi="Times New Roman" w:eastAsia="Times New Roman" w:cs="Times New Roman"/>
-        </w:rPr>
-        <w:t>，</w:t>
-      </w:r>
-      <w:r>
-        <w:rPr>
-          <w:rFonts w:hint="eastAsia" w:ascii="Times New Roman" w:hAnsi="Times New Roman" w:eastAsia="FangSong" w:cs="Times New Roman"/>
-        </w:rPr>
-        <w:t>对二甲苯无</w:t>
-      </w:r>
-      <w:r>
-        <w:rPr>
-          <w:rFonts w:ascii="Times New Roman" w:hAnsi="Times New Roman" w:eastAsia="Times New Roman" w:cs="Times New Roman"/>
-        </w:rPr>
-        <w:t xml:space="preserve"> </w:t>
-      </w:r>
-      <w:r>
-        <w:rPr>
-          <w:rFonts w:hint="eastAsia" w:ascii="Times New Roman" w:hAnsi="Times New Roman" w:eastAsia="Times New Roman" w:cs="Times New Roman"/>
-        </w:rPr>
-        <w:t>CH</w:t>
+        <w:t>）、δ</w:t>
+      </w:r>
+      <w:r>
+        <w:rPr>
+          <w:rFonts w:ascii="Times New Roman" w:hAnsi="Times New Roman" w:eastAsia="Times New Roman" w:cs="Times New Roman"/>
+        </w:rPr>
+        <w:t xml:space="preserve"> </w:t>
+      </w:r>
+      <w:r>
+        <w:rPr>
+          <w:rFonts w:hint="eastAsia" w:ascii="Times New Roman" w:hAnsi="Times New Roman" w:eastAsia="Times New Roman" w:cs="Times New Roman"/>
+        </w:rPr>
+        <w:t>125.8（</w:t>
+      </w:r>
+      <w:r>
+        <w:rPr>
+          <w:rFonts w:hint="eastAsia" w:ascii="Times New Roman" w:hAnsi="Times New Roman" w:eastAsia="FangSong" w:cs="Times New Roman"/>
+        </w:rPr>
+        <w:t>芳环</w:t>
+      </w:r>
+      <w:r>
+        <w:rPr>
+          <w:rFonts w:ascii="Times New Roman" w:hAnsi="Times New Roman" w:eastAsia="Times New Roman" w:cs="Times New Roman"/>
+        </w:rPr>
+        <w:t xml:space="preserve"> </w:t>
+      </w:r>
+      <w:r>
+        <w:rPr>
+          <w:rFonts w:hint="eastAsia" w:ascii="Times New Roman" w:hAnsi="Times New Roman" w:eastAsia="Times New Roman" w:cs="Times New Roman"/>
+        </w:rPr>
+        <w:t xml:space="preserve">CH）、δ</w:t>
+      </w:r>
+      <w:r>
+        <w:rPr>
+          <w:rFonts w:ascii="Times New Roman" w:hAnsi="Times New Roman" w:eastAsia="Times New Roman" w:cs="Times New Roman"/>
+        </w:rPr>
+        <w:t xml:space="preserve"> </w:t>
+      </w:r>
+      <w:r>
+        <w:rPr>
+          <w:rFonts w:hint="eastAsia" w:ascii="Times New Roman" w:hAnsi="Times New Roman" w:eastAsia="Times New Roman" w:cs="Times New Roman"/>
+        </w:rPr>
+        <w:t>148.2（</w:t>
+      </w:r>
+      <w:r>
+        <w:rPr>
+          <w:rFonts w:hint="eastAsia" w:ascii="Times New Roman" w:hAnsi="Times New Roman" w:eastAsia="FangSong" w:cs="Times New Roman"/>
+        </w:rPr>
+        <w:t>连烷基的</w:t>
+      </w:r>
+      <w:r>
+        <w:rPr>
+          <w:rFonts w:ascii="Times New Roman" w:hAnsi="Times New Roman" w:eastAsia="Times New Roman" w:cs="Times New Roman"/>
+        </w:rPr>
+        <w:t xml:space="preserve"> </w:t>
+      </w:r>
+      <w:r>
+        <w:rPr>
+          <w:rFonts w:hint="eastAsia" w:ascii="Times New Roman" w:hAnsi="Times New Roman" w:eastAsia="Times New Roman" w:cs="Times New Roman"/>
+        </w:rPr>
+        <w:t>ipso-C）。CH</w:t>
       </w:r>
       <w:r>
         <w:rPr>
           <w:rFonts w:hint="eastAsia" w:ascii="Times New Roman" w:hAnsi="Times New Roman" w:eastAsia="Times New Roman" w:cs="Times New Roman"/>
           <w:vertAlign w:val="subscript"/>
         </w:rPr>
+        <w:t>3</w:t>
+      </w:r>
+      <w:r>
+        <w:rPr>
+          <w:rFonts w:ascii="Times New Roman" w:hAnsi="Times New Roman" w:eastAsia="Times New Roman" w:cs="Times New Roman"/>
+        </w:rPr>
+        <w:t xml:space="preserve"> + CH</w:t>
+      </w:r>
+      <w:r>
+        <w:rPr>
+          <w:rFonts w:ascii="Times New Roman" w:hAnsi="Times New Roman" w:eastAsia="Times New Roman" w:cs="Times New Roman"/>
+          <w:vertAlign w:val="subscript"/>
+        </w:rPr>
         <w:t>2</w:t>
       </w:r>
       <w:r>
         <w:rPr>
-          <w:rFonts w:hint="eastAsia" w:ascii="Times New Roman" w:hAnsi="Times New Roman" w:eastAsia="Times New Roman" w:cs="Times New Roman"/>
-        </w:rPr>
-        <w:t>）。</w:t>
-      </w:r>
-      <w:r>
-        <w:rPr>
-          <w:rFonts w:hint="eastAsia" w:ascii="Times New Roman" w:hAnsi="Times New Roman" w:eastAsia="FangSong" w:cs="Times New Roman"/>
-        </w:rPr>
-        <w:t>修正</w:t>
-      </w:r>
-      <w:r>
-        <w:rPr>
-          <w:rFonts w:hint="eastAsia" w:ascii="Times New Roman" w:hAnsi="Times New Roman" w:eastAsia="Times New Roman" w:cs="Times New Roman"/>
-        </w:rPr>
-        <w:t>：</w:t>
+          <w:rFonts w:ascii="Times New Roman" w:hAnsi="Times New Roman" w:eastAsia="Times New Roman" w:cs="Times New Roman"/>
+        </w:rPr>
+        <w:t xml:space="preserve"> </w:t>
+      </w:r>
+      <w:r>
+        <w:rPr>
+          <w:rFonts w:hint="eastAsia" w:ascii="Times New Roman" w:hAnsi="Times New Roman" w:eastAsia="FangSong" w:cs="Times New Roman"/>
+        </w:rPr>
+        <w:t xml:space="preserve">的组合说明侧链是</w:t>
       </w:r>
       <w:r>
         <w:rPr>
@@ -29230,13 +29514,13 @@
           <w:b/>
           <w:bCs/>
         </w:rPr>
-        <w:t xml:space="preserve">邻二甲苯或间二甲苯</w:t>
-      </w:r>
-      <w:r>
-        <w:rPr>
-          <w:rFonts w:hint="eastAsia" w:ascii="Times New Roman" w:hAnsi="Times New Roman" w:eastAsia="FangSong" w:cs="Times New Roman"/>
-        </w:rPr>
-        <w:t>的对称性分析</w:t>
+        <w:t xml:space="preserve">乙基</w:t>
+      </w:r>
+      <w:r>
+        <w:rPr>
+          <w:rFonts w:hint="eastAsia" w:ascii="Times New Roman" w:hAnsi="Times New Roman" w:eastAsia="FangSong" w:cs="Times New Roman"/>
+        </w:rPr>
+        <w:t>而非甲基</w:t>
       </w:r>
       <w:r>
         <w:rPr>
@@ -29248,67 +29532,81 @@
         <w:rPr>
           <w:rFonts w:hint="eastAsia" w:ascii="Times New Roman" w:hAnsi="Times New Roman" w:eastAsia="FangSong" w:cs="Times New Roman"/>
         </w:rPr>
-        <w:t>对二甲苯有</w:t>
-      </w:r>
-      <w:r>
-        <w:rPr>
-          <w:rFonts w:ascii="Times New Roman" w:hAnsi="Times New Roman" w:eastAsia="Times New Roman" w:cs="Times New Roman"/>
-        </w:rPr>
-        <w:t xml:space="preserve"> 3 </w:t>
-      </w:r>
-      <w:r>
-        <w:rPr>
-          <w:rFonts w:hint="eastAsia" w:ascii="Times New Roman" w:hAnsi="Times New Roman" w:eastAsia="FangSong" w:cs="Times New Roman"/>
-        </w:rPr>
-        <w:t>类碳</w:t>
-      </w:r>
-      <w:r>
-        <w:rPr>
-          <w:rFonts w:hint="eastAsia" w:ascii="Times New Roman" w:hAnsi="Times New Roman" w:eastAsia="Times New Roman" w:cs="Times New Roman"/>
-        </w:rPr>
-        <w:t>（</w:t>
-      </w:r>
-      <w:r>
-        <w:rPr>
-          <w:rFonts w:hint="eastAsia" w:ascii="Times New Roman" w:hAnsi="Times New Roman" w:eastAsia="FangSong" w:cs="Times New Roman"/>
-        </w:rPr>
-        <w:t>甲基</w:t>
-      </w:r>
-      <w:r>
-        <w:rPr>
-          <w:rFonts w:hint="eastAsia" w:ascii="Times New Roman" w:hAnsi="Times New Roman" w:eastAsia="Times New Roman" w:cs="Times New Roman"/>
-        </w:rPr>
-        <w:t>、ipso-C、</w:t>
-      </w:r>
-      <w:r>
-        <w:rPr>
-          <w:rFonts w:hint="eastAsia" w:ascii="Times New Roman" w:hAnsi="Times New Roman" w:eastAsia="FangSong" w:cs="Times New Roman"/>
-        </w:rPr>
-        <w:t>其余芳碳</w:t>
-      </w:r>
-      <w:r>
-        <w:rPr>
-          <w:rFonts w:hint="eastAsia" w:ascii="Times New Roman" w:hAnsi="Times New Roman" w:eastAsia="Times New Roman" w:cs="Times New Roman"/>
-        </w:rPr>
-        <w:t>），</w:t>
-      </w:r>
-      <w:r>
-        <w:rPr>
-          <w:rFonts w:hint="eastAsia" w:ascii="Times New Roman" w:hAnsi="Times New Roman" w:eastAsia="FangSong" w:cs="Times New Roman"/>
-        </w:rPr>
-        <w:t>只有</w:t>
-      </w:r>
-      <w:r>
-        <w:rPr>
-          <w:rFonts w:ascii="Times New Roman" w:hAnsi="Times New Roman" w:eastAsia="Times New Roman" w:cs="Times New Roman"/>
-        </w:rPr>
-        <w:t xml:space="preserve"> 3 </w:t>
-      </w:r>
-      <w:r>
-        <w:rPr>
-          <w:rFonts w:hint="eastAsia" w:ascii="Times New Roman" w:hAnsi="Times New Roman" w:eastAsia="FangSong" w:cs="Times New Roman"/>
-        </w:rPr>
-        <w:t>个峰</w:t>
+        <w:t>二甲苯的</w:t>
+      </w:r>
+      <w:r>
+        <w:rPr>
+          <w:rFonts w:ascii="Times New Roman" w:hAnsi="Times New Roman" w:eastAsia="Times New Roman" w:cs="Times New Roman"/>
+        </w:rPr>
+        <w:t xml:space="preserve"> Ar–CH</w:t>
+      </w:r>
+      <w:r>
+        <w:rPr>
+          <w:rFonts w:ascii="Times New Roman" w:hAnsi="Times New Roman" w:eastAsia="Times New Roman" w:cs="Times New Roman"/>
+          <w:vertAlign w:val="subscript"/>
+        </w:rPr>
+        <w:t>3</w:t>
+      </w:r>
+      <w:r>
+        <w:rPr>
+          <w:rFonts w:ascii="Times New Roman" w:hAnsi="Times New Roman" w:eastAsia="Times New Roman" w:cs="Times New Roman"/>
+        </w:rPr>
+        <w:t xml:space="preserve"> </w:t>
+      </w:r>
+      <w:r>
+        <w:rPr>
+          <w:rFonts w:hint="eastAsia" w:ascii="Times New Roman" w:hAnsi="Times New Roman" w:eastAsia="FangSong" w:cs="Times New Roman"/>
+        </w:rPr>
+        <w:t xml:space="preserve">在</w:t>
+      </w:r>
+      <w:r>
+        <w:rPr>
+          <w:rFonts w:ascii="Times New Roman" w:hAnsi="Times New Roman" w:eastAsia="Times New Roman" w:cs="Times New Roman"/>
+        </w:rPr>
+        <w:t xml:space="preserve"> δ </w:t>
+      </w:r>
+      <w:r>
+        <w:rPr>
+          <w:rFonts w:hint="eastAsia" w:ascii="Times New Roman" w:hAnsi="Times New Roman" w:eastAsia="Times New Roman" w:cs="Times New Roman"/>
+        </w:rPr>
+        <w:t>~21，</w:t>
+      </w:r>
+      <w:r>
+        <w:rPr>
+          <w:rFonts w:hint="eastAsia" w:ascii="Times New Roman" w:hAnsi="Times New Roman" w:eastAsia="FangSong" w:cs="Times New Roman"/>
+        </w:rPr>
+        <w:t>且不会出现</w:t>
+      </w:r>
+      <w:r>
+        <w:rPr>
+          <w:rFonts w:ascii="Times New Roman" w:hAnsi="Times New Roman" w:eastAsia="Times New Roman" w:cs="Times New Roman"/>
+        </w:rPr>
+        <w:t xml:space="preserve"> δ 29 </w:t>
+      </w:r>
+      <w:r>
+        <w:rPr>
+          <w:rFonts w:hint="eastAsia" w:ascii="Times New Roman" w:hAnsi="Times New Roman" w:eastAsia="FangSong" w:cs="Times New Roman"/>
+        </w:rPr>
+        <w:t xml:space="preserve">的</w:t>
+      </w:r>
+      <w:r>
+        <w:rPr>
+          <w:rFonts w:ascii="Times New Roman" w:hAnsi="Times New Roman" w:eastAsia="Times New Roman" w:cs="Times New Roman"/>
+        </w:rPr>
+        <w:t xml:space="preserve"> </w:t>
+      </w:r>
+      <w:r>
+        <w:rPr>
+          <w:rFonts w:hint="eastAsia" w:ascii="Times New Roman" w:hAnsi="Times New Roman" w:eastAsia="Times New Roman" w:cs="Times New Roman"/>
+        </w:rPr>
+        <w:t>CH</w:t>
+      </w:r>
+      <w:r>
+        <w:rPr>
+          <w:rFonts w:hint="eastAsia" w:ascii="Times New Roman" w:hAnsi="Times New Roman" w:eastAsia="Times New Roman" w:cs="Times New Roman"/>
+          <w:vertAlign w:val="subscript"/>
+        </w:rPr>
+        <w:t>2</w:t>
       </w:r>
       <w:r>
         <w:rPr>
@@ -29320,67 +29618,31 @@
         <w:rPr>
           <w:rFonts w:hint="eastAsia" w:ascii="Times New Roman" w:hAnsi="Times New Roman" w:eastAsia="FangSong" w:cs="Times New Roman"/>
         </w:rPr>
-        <w:t>间二甲苯有</w:t>
-      </w:r>
-      <w:r>
-        <w:rPr>
-          <w:rFonts w:ascii="Times New Roman" w:hAnsi="Times New Roman" w:eastAsia="Times New Roman" w:cs="Times New Roman"/>
-        </w:rPr>
-        <w:t xml:space="preserve"> 5 </w:t>
-      </w:r>
-      <w:r>
-        <w:rPr>
-          <w:rFonts w:hint="eastAsia" w:ascii="Times New Roman" w:hAnsi="Times New Roman" w:eastAsia="FangSong" w:cs="Times New Roman"/>
-        </w:rPr>
-        <w:t>类碳</w:t>
-      </w:r>
-      <w:r>
-        <w:rPr>
-          <w:rFonts w:hint="eastAsia" w:ascii="Times New Roman" w:hAnsi="Times New Roman" w:eastAsia="Times New Roman" w:cs="Times New Roman"/>
-        </w:rPr>
-        <w:t>。</w:t>
-      </w:r>
-      <w:r>
-        <w:rPr>
-          <w:rFonts w:hint="eastAsia" w:ascii="Times New Roman" w:hAnsi="Times New Roman" w:eastAsia="FangSong" w:cs="Times New Roman"/>
-        </w:rPr>
-        <w:t>邻二甲苯有</w:t>
-      </w:r>
-      <w:r>
-        <w:rPr>
-          <w:rFonts w:ascii="Times New Roman" w:hAnsi="Times New Roman" w:eastAsia="Times New Roman" w:cs="Times New Roman"/>
-        </w:rPr>
-        <w:t xml:space="preserve"> 5 </w:t>
-      </w:r>
-      <w:r>
-        <w:rPr>
-          <w:rFonts w:hint="eastAsia" w:ascii="Times New Roman" w:hAnsi="Times New Roman" w:eastAsia="FangSong" w:cs="Times New Roman"/>
-        </w:rPr>
-        <w:t>类碳</w:t>
-      </w:r>
-      <w:r>
-        <w:rPr>
-          <w:rFonts w:hint="eastAsia" w:ascii="Times New Roman" w:hAnsi="Times New Roman" w:eastAsia="Times New Roman" w:cs="Times New Roman"/>
-        </w:rPr>
-        <w:t>。</w:t>
-      </w:r>
-      <w:r>
-        <w:rPr>
-          <w:rFonts w:hint="eastAsia" w:ascii="Times New Roman" w:hAnsi="Times New Roman" w:eastAsia="FangSong" w:cs="Times New Roman"/>
-        </w:rPr>
-        <w:t>数据</w:t>
-      </w:r>
-      <w:r>
-        <w:rPr>
-          <w:rFonts w:ascii="Times New Roman" w:hAnsi="Times New Roman" w:eastAsia="Times New Roman" w:cs="Times New Roman"/>
-        </w:rPr>
-        <w:t xml:space="preserve"> 4 </w:t>
-      </w:r>
-      <w:r>
-        <w:rPr>
-          <w:rFonts w:hint="eastAsia" w:ascii="Times New Roman" w:hAnsi="Times New Roman" w:eastAsia="FangSong" w:cs="Times New Roman"/>
-        </w:rPr>
-        <w:t xml:space="preserve">峰</w:t>
+        <w:t>两个等价乙基</w:t>
+      </w:r>
+      <w:r>
+        <w:rPr>
+          <w:rFonts w:ascii="Times New Roman" w:hAnsi="Times New Roman" w:eastAsia="Times New Roman" w:cs="Times New Roman"/>
+        </w:rPr>
+        <w:t xml:space="preserve"> + </w:t>
+      </w:r>
+      <w:r>
+        <w:rPr>
+          <w:rFonts w:hint="eastAsia" w:ascii="Times New Roman" w:hAnsi="Times New Roman" w:eastAsia="FangSong" w:cs="Times New Roman"/>
+        </w:rPr>
+        <w:t xml:space="preserve">只有</w:t>
+      </w:r>
+      <w:r>
+        <w:rPr>
+          <w:rFonts w:ascii="Times New Roman" w:hAnsi="Times New Roman" w:eastAsia="Times New Roman" w:cs="Times New Roman"/>
+        </w:rPr>
+        <w:t xml:space="preserve"> 2 </w:t>
+      </w:r>
+      <w:r>
+        <w:rPr>
+          <w:rFonts w:hint="eastAsia" w:ascii="Times New Roman" w:hAnsi="Times New Roman" w:eastAsia="FangSong" w:cs="Times New Roman"/>
+        </w:rPr>
+        <w:t xml:space="preserve">类芳碳</w:t>
       </w:r>
       <w:r>
         <w:rPr>
@@ -29392,15 +29654,33 @@
         <w:rPr>
           <w:rFonts w:hint="eastAsia" w:ascii="Times New Roman" w:hAnsi="Times New Roman" w:eastAsia="FangSong" w:cs="Times New Roman"/>
         </w:rPr>
-        <w:t xml:space="preserve">可能为</w:t>
-      </w:r>
-      <w:r>
-        <w:rPr>
-          <w:rFonts w:hint="eastAsia" w:ascii="Times New Roman" w:hAnsi="Times New Roman" w:eastAsia="Times New Roman" w:cs="Times New Roman"/>
+        <w:t xml:space="preserve">两个乙基必须处于</w:t>
+      </w:r>
+      <w:r>
+        <w:rPr>
+          <w:rFonts w:hint="eastAsia" w:ascii="Times New Roman" w:hAnsi="Times New Roman" w:eastAsia="FangSong" w:cs="Times New Roman"/>
           <w:b/>
           <w:bCs/>
         </w:rPr>
-        <w:t>1,2,4,5-</w:t>
+        <w:t xml:space="preserve">对位</w:t>
+      </w:r>
+      <w:r>
+        <w:rPr>
+          <w:rFonts w:hint="eastAsia" w:ascii="Times New Roman" w:hAnsi="Times New Roman" w:eastAsia="Times New Roman" w:cs="Times New Roman"/>
+        </w:rPr>
+        <w:t>。</w:t>
+      </w:r>
+      <w:r>
+        <w:rPr>
+          <w:rFonts w:hint="eastAsia" w:ascii="Times New Roman" w:hAnsi="Times New Roman" w:eastAsia="FangSong" w:cs="Times New Roman"/>
+        </w:rPr>
+        <w:t>结构</w:t>
+      </w:r>
+      <w:r>
+        <w:rPr>
+          <w:rFonts w:hint="eastAsia" w:ascii="Times New Roman" w:hAnsi="Times New Roman" w:eastAsia="Times New Roman" w:cs="Times New Roman"/>
+        </w:rPr>
+        <w:t>：</w:t>
       </w:r>
       <w:r>
         <w:rPr>
@@ -29408,127 +29688,15 @@
           <w:b/>
           <w:bCs/>
         </w:rPr>
-        <w:t>四甲基苯</w:t>
-      </w:r>
-      <w:r>
-        <w:rPr>
-          <w:rFonts w:hint="eastAsia" w:ascii="Times New Roman" w:hAnsi="Times New Roman" w:eastAsia="Times New Roman" w:cs="Times New Roman"/>
-        </w:rPr>
-        <w:t>（durene）？</w:t>
-      </w:r>
-      <w:r>
-        <w:rPr>
-          <w:rFonts w:hint="eastAsia" w:ascii="Times New Roman" w:hAnsi="Times New Roman" w:eastAsia="FangSong" w:cs="Times New Roman"/>
-        </w:rPr>
-        <w:t>不</w:t>
-      </w:r>
-      <w:r>
-        <w:rPr>
-          <w:rFonts w:hint="eastAsia" w:ascii="Times New Roman" w:hAnsi="Times New Roman" w:eastAsia="Times New Roman" w:cs="Times New Roman"/>
-        </w:rPr>
-        <w:t>，C</w:t>
-      </w:r>
-      <w:r>
-        <w:rPr>
-          <w:rFonts w:hint="eastAsia" w:ascii="Times New Roman" w:hAnsi="Times New Roman" w:eastAsia="Times New Roman" w:cs="Times New Roman"/>
-          <w:vertAlign w:val="subscript"/>
-        </w:rPr>
-        <w:t>8</w:t>
-      </w:r>
-      <w:r>
-        <w:rPr>
-          <w:rFonts w:hint="eastAsia" w:ascii="Times New Roman" w:hAnsi="Times New Roman" w:eastAsia="Times New Roman" w:cs="Times New Roman"/>
-        </w:rPr>
-        <w:t>H</w:t>
-      </w:r>
-      <w:r>
-        <w:rPr>
-          <w:rFonts w:hint="eastAsia" w:ascii="Times New Roman" w:hAnsi="Times New Roman" w:eastAsia="Times New Roman" w:cs="Times New Roman"/>
-          <w:vertAlign w:val="subscript"/>
-        </w:rPr>
-        <w:t>10</w:t>
-      </w:r>
-      <w:r>
-        <w:rPr>
-          <w:rFonts w:hint="eastAsia" w:ascii="Times New Roman" w:hAnsi="Times New Roman" w:eastAsia="Times New Roman" w:cs="Times New Roman"/>
-        </w:rPr>
-        <w:t>。</w:t>
-      </w:r>
-      <w:r>
-        <w:rPr>
-          <w:rFonts w:hint="eastAsia" w:ascii="Times New Roman" w:hAnsi="Times New Roman" w:eastAsia="FangSong" w:cs="Times New Roman"/>
-        </w:rPr>
-        <w:t>最可能</w:t>
-      </w:r>
-      <w:r>
-        <w:rPr>
-          <w:rFonts w:hint="eastAsia" w:ascii="Times New Roman" w:hAnsi="Times New Roman" w:eastAsia="Times New Roman" w:cs="Times New Roman"/>
-        </w:rPr>
-        <w:t>：</w:t>
-      </w:r>
-      <w:r>
-        <w:rPr>
-          <w:rFonts w:hint="eastAsia" w:ascii="Times New Roman" w:hAnsi="Times New Roman" w:eastAsia="FangSong" w:cs="Times New Roman"/>
+        <w:t>对二乙苯</w:t>
+      </w:r>
+      <w:r>
+        <w:rPr>
+          <w:rFonts w:hint="eastAsia" w:ascii="Times New Roman" w:hAnsi="Times New Roman" w:eastAsia="Times New Roman" w:cs="Times New Roman"/>
           <w:b/>
           <w:bCs/>
         </w:rPr>
-        <w:t xml:space="preserve">对二乙苯</w:t>
-      </w:r>
-      <w:r>
-        <w:rPr>
-          <w:rFonts w:hint="eastAsia" w:ascii="Times New Roman" w:hAnsi="Times New Roman" w:eastAsia="Times New Roman" w:cs="Times New Roman"/>
-        </w:rPr>
-        <w:t>？</w:t>
-      </w:r>
-      <w:r>
-        <w:rPr>
-          <w:rFonts w:hint="eastAsia" w:ascii="Times New Roman" w:hAnsi="Times New Roman" w:eastAsia="FangSong" w:cs="Times New Roman"/>
-        </w:rPr>
-        <w:t>不</w:t>
-      </w:r>
-      <w:r>
-        <w:rPr>
-          <w:rFonts w:hint="eastAsia" w:ascii="Times New Roman" w:hAnsi="Times New Roman" w:eastAsia="Times New Roman" w:cs="Times New Roman"/>
-        </w:rPr>
-        <w:t>，C</w:t>
-      </w:r>
-      <w:r>
-        <w:rPr>
-          <w:rFonts w:hint="eastAsia" w:ascii="Times New Roman" w:hAnsi="Times New Roman" w:eastAsia="Times New Roman" w:cs="Times New Roman"/>
-          <w:vertAlign w:val="subscript"/>
-        </w:rPr>
-        <w:t>8</w:t>
-      </w:r>
-      <w:r>
-        <w:rPr>
-          <w:rFonts w:hint="eastAsia" w:ascii="Times New Roman" w:hAnsi="Times New Roman" w:eastAsia="Times New Roman" w:cs="Times New Roman"/>
-        </w:rPr>
-        <w:t>H</w:t>
-      </w:r>
-      <w:r>
-        <w:rPr>
-          <w:rFonts w:hint="eastAsia" w:ascii="Times New Roman" w:hAnsi="Times New Roman" w:eastAsia="Times New Roman" w:cs="Times New Roman"/>
-          <w:vertAlign w:val="subscript"/>
-        </w:rPr>
-        <w:t>10</w:t>
-      </w:r>
-      <w:r>
-        <w:rPr>
-          <w:rFonts w:hint="eastAsia" w:ascii="Times New Roman" w:hAnsi="Times New Roman" w:eastAsia="Times New Roman" w:cs="Times New Roman"/>
-        </w:rPr>
-        <w:t>。</w:t>
-      </w:r>
-      <w:r>
-        <w:rPr>
-          <w:rFonts w:hint="eastAsia" w:ascii="Times New Roman" w:hAnsi="Times New Roman" w:eastAsia="FangSong" w:cs="Times New Roman"/>
-        </w:rPr>
-        <w:t>实际</w:t>
-      </w:r>
-      <w:r>
-        <w:rPr>
-          <w:rFonts w:hint="eastAsia" w:ascii="Times New Roman" w:hAnsi="Times New Roman" w:eastAsia="Times New Roman" w:cs="Times New Roman"/>
-        </w:rPr>
-        <w:t>：</w:t>
+        <w:t>（1,4-</w:t>
       </w:r>
       <w:r>
         <w:rPr>
@@ -29536,110 +29704,7 @@
           <w:b/>
           <w:bCs/>
         </w:rPr>
-        <w:t xml:space="preserve">对二甲苯</w:t>
-      </w:r>
-      <w:r>
-        <w:rPr>
-          <w:rFonts w:hint="eastAsia" w:ascii="Times New Roman" w:hAnsi="Times New Roman" w:eastAsia="FangSong" w:cs="Times New Roman"/>
-        </w:rPr>
-        <w:t xml:space="preserve">的</w:t>
-      </w:r>
-      <w:r>
-        <w:rPr>
-          <w:rFonts w:ascii="Times New Roman" w:hAnsi="Times New Roman" w:eastAsia="Times New Roman" w:cs="Times New Roman"/>
-        </w:rPr>
-        <w:t xml:space="preserve"> </w:t>
-      </w:r>
-      <w:r>
-        <w:rPr>
-          <w:rFonts w:ascii="Times New Roman" w:hAnsi="Times New Roman" w:eastAsia="Times New Roman" w:cs="Times New Roman"/>
-          <w:vertAlign w:val="superscript"/>
-        </w:rPr>
-        <w:t>13</w:t>
-      </w:r>
-      <w:r>
-        <w:rPr>
-          <w:rFonts w:ascii="Times New Roman" w:hAnsi="Times New Roman" w:eastAsia="Times New Roman" w:cs="Times New Roman"/>
-        </w:rPr>
-        <w:t xml:space="preserve">C NMR </w:t>
-      </w:r>
-      <w:r>
-        <w:rPr>
-          <w:rFonts w:hint="eastAsia" w:ascii="Times New Roman" w:hAnsi="Times New Roman" w:eastAsia="FangSong" w:cs="Times New Roman"/>
-        </w:rPr>
-        <w:t xml:space="preserve">应有</w:t>
-      </w:r>
-      <w:r>
-        <w:rPr>
-          <w:rFonts w:ascii="Times New Roman" w:hAnsi="Times New Roman" w:eastAsia="Times New Roman" w:cs="Times New Roman"/>
-        </w:rPr>
-        <w:t xml:space="preserve"> 3 </w:t>
-      </w:r>
-      <w:r>
-        <w:rPr>
-          <w:rFonts w:hint="eastAsia" w:ascii="Times New Roman" w:hAnsi="Times New Roman" w:eastAsia="FangSong" w:cs="Times New Roman"/>
-        </w:rPr>
-        <w:t>个峰</w:t>
-      </w:r>
-      <w:r>
-        <w:rPr>
-          <w:rFonts w:hint="eastAsia" w:ascii="Times New Roman" w:hAnsi="Times New Roman" w:eastAsia="Times New Roman" w:cs="Times New Roman"/>
-        </w:rPr>
-        <w:t>（</w:t>
-      </w:r>
-      <w:r>
-        <w:rPr>
-          <w:rFonts w:hint="eastAsia" w:ascii="Times New Roman" w:hAnsi="Times New Roman" w:eastAsia="FangSong" w:cs="Times New Roman"/>
-        </w:rPr>
-        <w:t>两个等价甲基</w:t>
-      </w:r>
-      <w:r>
-        <w:rPr>
-          <w:rFonts w:hint="eastAsia" w:ascii="Times New Roman" w:hAnsi="Times New Roman" w:eastAsia="Times New Roman" w:cs="Times New Roman"/>
-        </w:rPr>
-        <w:t>、</w:t>
-      </w:r>
-      <w:r>
-        <w:rPr>
-          <w:rFonts w:hint="eastAsia" w:ascii="Times New Roman" w:hAnsi="Times New Roman" w:eastAsia="FangSong" w:cs="Times New Roman"/>
-        </w:rPr>
-        <w:t>两个等价</w:t>
-      </w:r>
-      <w:r>
-        <w:rPr>
-          <w:rFonts w:ascii="Times New Roman" w:hAnsi="Times New Roman" w:eastAsia="Times New Roman" w:cs="Times New Roman"/>
-        </w:rPr>
-        <w:t xml:space="preserve"> </w:t>
-      </w:r>
-      <w:r>
-        <w:rPr>
-          <w:rFonts w:hint="eastAsia" w:ascii="Times New Roman" w:hAnsi="Times New Roman" w:eastAsia="Times New Roman" w:cs="Times New Roman"/>
-        </w:rPr>
-        <w:t>ipso-C、</w:t>
-      </w:r>
-      <w:r>
-        <w:rPr>
-          <w:rFonts w:hint="eastAsia" w:ascii="Times New Roman" w:hAnsi="Times New Roman" w:eastAsia="FangSong" w:cs="Times New Roman"/>
-        </w:rPr>
-        <w:t>四个等价芳</w:t>
-      </w:r>
-      <w:r>
-        <w:rPr>
-          <w:rFonts w:ascii="Times New Roman" w:hAnsi="Times New Roman" w:eastAsia="Times New Roman" w:cs="Times New Roman"/>
-        </w:rPr>
-        <w:t xml:space="preserve"> </w:t>
-      </w:r>
-      <w:r>
-        <w:rPr>
-          <w:rFonts w:hint="eastAsia" w:ascii="Times New Roman" w:hAnsi="Times New Roman" w:eastAsia="Times New Roman" w:cs="Times New Roman"/>
-        </w:rPr>
-        <w:t>CH）。</w:t>
-      </w:r>
-      <w:r>
-        <w:rPr>
-          <w:rFonts w:hint="eastAsia" w:ascii="Times New Roman" w:hAnsi="Times New Roman" w:eastAsia="FangSong" w:cs="Times New Roman"/>
-        </w:rPr>
-        <w:t>此题数据可能为</w:t>
+        <w:t>二乙基苯</w:t>
       </w:r>
       <w:r>
         <w:rPr>
@@ -29647,28 +29712,117 @@
           <w:b/>
           <w:bCs/>
         </w:rPr>
-        <w:t>1,4-</w:t>
-      </w:r>
-      <w:r>
-        <w:rPr>
-          <w:rFonts w:hint="eastAsia" w:ascii="Times New Roman" w:hAnsi="Times New Roman" w:eastAsia="FangSong" w:cs="Times New Roman"/>
-          <w:b/>
-          <w:bCs/>
-        </w:rPr>
-        <w:t>环己二烯的二甲基衍生物</w:t>
-      </w:r>
-      <w:r>
-        <w:rPr>
-          <w:rFonts w:hint="eastAsia" w:ascii="Times New Roman" w:hAnsi="Times New Roman" w:eastAsia="Times New Roman" w:cs="Times New Roman"/>
-        </w:rPr>
-        <w:t>——</w:t>
-      </w:r>
-      <w:r>
-        <w:rPr>
-          <w:rFonts w:hint="eastAsia" w:ascii="Times New Roman" w:hAnsi="Times New Roman" w:eastAsia="FangSong" w:cs="Times New Roman"/>
-        </w:rPr>
-        <w:t>需更多信息</w:t>
-      </w:r>
+        <w:t>）</w:t>
+      </w:r>
+      <w:r>
+        <w:rPr>
+          <w:rFonts w:ascii="Times New Roman" w:hAnsi="Times New Roman" w:eastAsia="Times New Roman" w:cs="Times New Roman"/>
+        </w:rPr>
+        <w:t xml:space="preserve"> </w:t>
+      </w:r>
+      <m:oMath>
+        <m:oMathPr>
+          <m:ctrlPr>
+            <w:rPr>
+              <w:sz w:val="28"/>
+              <w:szCs w:val="28"/>
+            </w:rPr>
+          </m:ctrlPr>
+        </m:oMathPr>
+        <m:r>
+          <m:t>1</m:t>
+        </m:r>
+        <m:r>
+          <m:rPr>
+            <m:sty m:val="p"/>
+          </m:rPr>
+          <m:t>,</m:t>
+        </m:r>
+        <m:r>
+          <m:t>4</m:t>
+        </m:r>
+        <m:r>
+          <m:rPr>
+            <m:sty m:val="p"/>
+          </m:rPr>
+          <m:t>−</m:t>
+        </m:r>
+        <m:r>
+          <m:rPr>
+            <m:sty m:val="p"/>
+          </m:rPr>
+          <m:t>(</m:t>
+        </m:r>
+        <m:r>
+          <m:t>C</m:t>
+        </m:r>
+        <m:sSub>
+          <m:e>
+            <m:r>
+              <m:t>H</m:t>
+            </m:r>
+          </m:e>
+          <m:sub>
+            <m:r>
+              <m:t>3</m:t>
+            </m:r>
+          </m:sub>
+        </m:sSub>
+        <m:r>
+          <m:t>C</m:t>
+        </m:r>
+        <m:sSub>
+          <m:e>
+            <m:r>
+              <m:t>H</m:t>
+            </m:r>
+          </m:e>
+          <m:sub>
+            <m:r>
+              <m:t>2</m:t>
+            </m:r>
+          </m:sub>
+        </m:sSub>
+        <m:sSub>
+          <m:e>
+            <m:r>
+              <m:rPr>
+                <m:sty m:val="p"/>
+              </m:rPr>
+              <m:t>)</m:t>
+            </m:r>
+          </m:e>
+          <m:sub>
+            <m:r>
+              <m:t>2</m:t>
+            </m:r>
+          </m:sub>
+        </m:sSub>
+        <m:sSub>
+          <m:e>
+            <m:r>
+              <m:t>C</m:t>
+            </m:r>
+          </m:e>
+          <m:sub>
+            <m:r>
+              <m:t>6</m:t>
+            </m:r>
+          </m:sub>
+        </m:sSub>
+        <m:sSub>
+          <m:e>
+            <m:r>
+              <m:t>H</m:t>
+            </m:r>
+          </m:e>
+          <m:sub>
+            <m:r>
+              <m:t>4</m:t>
+            </m:r>
+          </m:sub>
+        </m:sSub>
+      </m:oMath>
       <w:r>
         <w:rPr>
           <w:rFonts w:hint="eastAsia" w:ascii="Times New Roman" w:hAnsi="Times New Roman" w:eastAsia="Times New Roman" w:cs="Times New Roman"/>
@@ -29679,20 +29833,20 @@
         <w:rPr>
           <w:rFonts w:hint="eastAsia" w:ascii="Times New Roman" w:hAnsi="Times New Roman" w:eastAsia="FangSong" w:cs="Times New Roman"/>
         </w:rPr>
-        <w:t>若按标准数据</w:t>
-      </w:r>
-      <w:r>
-        <w:rPr>
-          <w:rFonts w:hint="eastAsia" w:ascii="Times New Roman" w:hAnsi="Times New Roman" w:eastAsia="Times New Roman" w:cs="Times New Roman"/>
-        </w:rPr>
-        <w:t>，C</w:t>
+        <w:t>验证</w:t>
+      </w:r>
+      <w:r>
+        <w:rPr>
+          <w:rFonts w:hint="eastAsia" w:ascii="Times New Roman" w:hAnsi="Times New Roman" w:eastAsia="Times New Roman" w:cs="Times New Roman"/>
+        </w:rPr>
+        <w:t>：C</w:t>
       </w:r>
       <w:r>
         <w:rPr>
           <w:rFonts w:hint="eastAsia" w:ascii="Times New Roman" w:hAnsi="Times New Roman" w:eastAsia="Times New Roman" w:cs="Times New Roman"/>
           <w:vertAlign w:val="subscript"/>
         </w:rPr>
-        <w:t>8</w:t>
+        <w:t>10</w:t>
       </w:r>
       <w:r>
         <w:rPr>
@@ -29705,145 +29859,92 @@
           <w:rFonts w:hint="eastAsia" w:ascii="Times New Roman" w:hAnsi="Times New Roman" w:eastAsia="Times New Roman" w:cs="Times New Roman"/>
           <w:vertAlign w:val="subscript"/>
         </w:rPr>
-        <w:t>10</w:t>
-      </w:r>
-      <w:r>
-        <w:rPr>
-          <w:rFonts w:ascii="Times New Roman" w:hAnsi="Times New Roman" w:eastAsia="Times New Roman" w:cs="Times New Roman"/>
-        </w:rPr>
-        <w:t xml:space="preserve"> Ω=4 </w:t>
-      </w:r>
-      <w:r>
-        <w:rPr>
-          <w:rFonts w:hint="eastAsia" w:ascii="Times New Roman" w:hAnsi="Times New Roman" w:eastAsia="FangSong" w:cs="Times New Roman"/>
-        </w:rPr>
-        <w:t xml:space="preserve">的最可能结构为</w:t>
-      </w:r>
-      <w:r>
-        <w:rPr>
-          <w:rFonts w:hint="eastAsia" w:ascii="Times New Roman" w:hAnsi="Times New Roman" w:eastAsia="FangSong" w:cs="Times New Roman"/>
-          <w:b/>
-          <w:bCs/>
-        </w:rPr>
-        <w:t xml:space="preserve">乙苯</w:t>
-      </w:r>
-      <w:r>
-        <w:rPr>
-          <w:rFonts w:hint="eastAsia" w:ascii="Times New Roman" w:hAnsi="Times New Roman" w:eastAsia="Times New Roman" w:cs="Times New Roman"/>
-        </w:rPr>
-        <w:t xml:space="preserve">（5</w:t>
-      </w:r>
-      <w:r>
-        <w:rPr>
-          <w:rFonts w:ascii="Times New Roman" w:hAnsi="Times New Roman" w:eastAsia="Times New Roman" w:cs="Times New Roman"/>
-        </w:rPr>
-        <w:t xml:space="preserve"> </w:t>
-      </w:r>
-      <w:r>
-        <w:rPr>
-          <w:rFonts w:hint="eastAsia" w:ascii="Times New Roman" w:hAnsi="Times New Roman" w:eastAsia="FangSong" w:cs="Times New Roman"/>
-        </w:rPr>
-        <w:t>类碳</w:t>
-      </w:r>
-      <w:r>
-        <w:rPr>
-          <w:rFonts w:hint="eastAsia" w:ascii="Times New Roman" w:hAnsi="Times New Roman" w:eastAsia="Times New Roman" w:cs="Times New Roman"/>
-        </w:rPr>
-        <w:t>）</w:t>
-      </w:r>
-      <w:r>
-        <w:rPr>
-          <w:rFonts w:hint="eastAsia" w:ascii="Times New Roman" w:hAnsi="Times New Roman" w:eastAsia="FangSong" w:cs="Times New Roman"/>
-        </w:rPr>
-        <w:t>或</w:t>
-      </w:r>
-      <w:r>
-        <w:rPr>
-          <w:rFonts w:hint="eastAsia" w:ascii="Times New Roman" w:hAnsi="Times New Roman" w:eastAsia="FangSong" w:cs="Times New Roman"/>
-          <w:b/>
-          <w:bCs/>
-        </w:rPr>
-        <w:t xml:space="preserve">对二甲苯</w:t>
-      </w:r>
-      <w:r>
-        <w:rPr>
-          <w:rFonts w:hint="eastAsia" w:ascii="Times New Roman" w:hAnsi="Times New Roman" w:eastAsia="Times New Roman" w:cs="Times New Roman"/>
-        </w:rPr>
-        <w:t xml:space="preserve">（3</w:t>
-      </w:r>
-      <w:r>
-        <w:rPr>
-          <w:rFonts w:ascii="Times New Roman" w:hAnsi="Times New Roman" w:eastAsia="Times New Roman" w:cs="Times New Roman"/>
-        </w:rPr>
-        <w:t xml:space="preserve"> </w:t>
-      </w:r>
-      <w:r>
-        <w:rPr>
-          <w:rFonts w:hint="eastAsia" w:ascii="Times New Roman" w:hAnsi="Times New Roman" w:eastAsia="FangSong" w:cs="Times New Roman"/>
-        </w:rPr>
-        <w:t>类碳</w:t>
-      </w:r>
-      <w:r>
-        <w:rPr>
-          <w:rFonts w:hint="eastAsia" w:ascii="Times New Roman" w:hAnsi="Times New Roman" w:eastAsia="Times New Roman" w:cs="Times New Roman"/>
-        </w:rPr>
-        <w:t>）。4</w:t>
-      </w:r>
-      <w:r>
-        <w:rPr>
-          <w:rFonts w:ascii="Times New Roman" w:hAnsi="Times New Roman" w:eastAsia="Times New Roman" w:cs="Times New Roman"/>
-        </w:rPr>
-        <w:t xml:space="preserve"> </w:t>
-      </w:r>
-      <w:r>
-        <w:rPr>
-          <w:rFonts w:hint="eastAsia" w:ascii="Times New Roman" w:hAnsi="Times New Roman" w:eastAsia="FangSong" w:cs="Times New Roman"/>
-        </w:rPr>
-        <w:t xml:space="preserve">个峰最可能为</w:t>
-      </w:r>
-      <w:r>
-        <w:rPr>
-          <w:rFonts w:hint="eastAsia" w:ascii="Times New Roman" w:hAnsi="Times New Roman" w:eastAsia="FangSong" w:cs="Times New Roman"/>
-          <w:b/>
-          <w:bCs/>
-        </w:rPr>
-        <w:t xml:space="preserve">间二甲苯</w:t>
-      </w:r>
-      <w:r>
-        <w:rPr>
-          <w:rFonts w:hint="eastAsia" w:ascii="Times New Roman" w:hAnsi="Times New Roman" w:eastAsia="Times New Roman" w:cs="Times New Roman"/>
-        </w:rPr>
-        <w:t xml:space="preserve">（5</w:t>
-      </w:r>
-      <w:r>
-        <w:rPr>
-          <w:rFonts w:ascii="Times New Roman" w:hAnsi="Times New Roman" w:eastAsia="Times New Roman" w:cs="Times New Roman"/>
-        </w:rPr>
-        <w:t xml:space="preserve"> </w:t>
-      </w:r>
-      <w:r>
-        <w:rPr>
-          <w:rFonts w:hint="eastAsia" w:ascii="Times New Roman" w:hAnsi="Times New Roman" w:eastAsia="FangSong" w:cs="Times New Roman"/>
-        </w:rPr>
-        <w:t>类碳</w:t>
-      </w:r>
-      <w:r>
-        <w:rPr>
-          <w:rFonts w:hint="eastAsia" w:ascii="Times New Roman" w:hAnsi="Times New Roman" w:eastAsia="Times New Roman" w:cs="Times New Roman"/>
-        </w:rPr>
-        <w:t>，</w:t>
-      </w:r>
-      <w:r>
-        <w:rPr>
-          <w:rFonts w:hint="eastAsia" w:ascii="Times New Roman" w:hAnsi="Times New Roman" w:eastAsia="FangSong" w:cs="Times New Roman"/>
-        </w:rPr>
-        <w:t>但某些峰可能重叠</w:t>
-      </w:r>
-      <w:r>
-        <w:rPr>
-          <w:rFonts w:hint="eastAsia" w:ascii="Times New Roman" w:hAnsi="Times New Roman" w:eastAsia="Times New Roman" w:cs="Times New Roman"/>
-        </w:rPr>
-        <w:t>）。</w:t>
+        <w:t>14</w:t>
+      </w:r>
+      <w:r>
+        <w:rPr>
+          <w:rFonts w:hint="eastAsia" w:ascii="Times New Roman" w:hAnsi="Times New Roman" w:eastAsia="Times New Roman" w:cs="Times New Roman"/>
+        </w:rPr>
+        <w:t>，Ω=4</w:t>
+      </w:r>
+      <w:r>
+        <w:rPr>
+          <w:rFonts w:ascii="Times New Roman" w:hAnsi="Times New Roman" w:eastAsia="Times New Roman" w:cs="Times New Roman"/>
+        </w:rPr>
+        <w:t xml:space="preserve"> </w:t>
+      </w:r>
+      <w:r>
+        <w:rPr>
+          <w:rFonts w:hint="eastAsia" w:ascii="Times New Roman" w:hAnsi="Times New Roman" w:eastAsia="Times New Roman" w:cs="Times New Roman"/>
+        </w:rPr>
+        <w:t xml:space="preserve">✓；4</w:t>
+      </w:r>
+      <w:r>
+        <w:rPr>
+          <w:rFonts w:ascii="Times New Roman" w:hAnsi="Times New Roman" w:eastAsia="Times New Roman" w:cs="Times New Roman"/>
+        </w:rPr>
+        <w:t xml:space="preserve"> </w:t>
+      </w:r>
+      <w:r>
+        <w:rPr>
+          <w:rFonts w:hint="eastAsia" w:ascii="Times New Roman" w:hAnsi="Times New Roman" w:eastAsia="FangSong" w:cs="Times New Roman"/>
+        </w:rPr>
+        <w:t xml:space="preserve">个</w:t>
+      </w:r>
+      <w:r>
+        <w:rPr>
+          <w:rFonts w:ascii="Times New Roman" w:hAnsi="Times New Roman" w:eastAsia="Times New Roman" w:cs="Times New Roman"/>
+        </w:rPr>
+        <w:t xml:space="preserve"> </w:t>
+      </w:r>
+      <w:r>
+        <w:rPr>
+          <w:rFonts w:ascii="Times New Roman" w:hAnsi="Times New Roman" w:eastAsia="Times New Roman" w:cs="Times New Roman"/>
+          <w:vertAlign w:val="superscript"/>
+        </w:rPr>
+        <w:t>13</w:t>
+      </w:r>
+      <w:r>
+        <w:rPr>
+          <w:rFonts w:ascii="Times New Roman" w:hAnsi="Times New Roman" w:eastAsia="Times New Roman" w:cs="Times New Roman"/>
+        </w:rPr>
+        <w:t xml:space="preserve">C </w:t>
+      </w:r>
+      <w:r>
+        <w:rPr>
+          <w:rFonts w:hint="eastAsia" w:ascii="Times New Roman" w:hAnsi="Times New Roman" w:eastAsia="FangSong" w:cs="Times New Roman"/>
+        </w:rPr>
+        <w:t xml:space="preserve">峰</w:t>
+      </w:r>
+      <w:r>
+        <w:rPr>
+          <w:rFonts w:ascii="Times New Roman" w:hAnsi="Times New Roman" w:eastAsia="Times New Roman" w:cs="Times New Roman"/>
+        </w:rPr>
+        <w:t xml:space="preserve"> </w:t>
+      </w:r>
+      <w:r>
+        <w:rPr>
+          <w:rFonts w:hint="eastAsia" w:ascii="Times New Roman" w:hAnsi="Times New Roman" w:eastAsia="Times New Roman" w:cs="Times New Roman"/>
+        </w:rPr>
+        <w:t xml:space="preserve">✓；δ</w:t>
+      </w:r>
+      <w:r>
+        <w:rPr>
+          <w:rFonts w:ascii="Times New Roman" w:hAnsi="Times New Roman" w:eastAsia="Times New Roman" w:cs="Times New Roman"/>
+        </w:rPr>
+        <w:t xml:space="preserve"> 148.2 </w:t>
+      </w:r>
+      <w:r>
+        <w:rPr>
+          <w:rFonts w:hint="eastAsia" w:ascii="Times New Roman" w:hAnsi="Times New Roman" w:eastAsia="FangSong" w:cs="Times New Roman"/>
+        </w:rPr>
+        <w:t xml:space="preserve">为连烷基的</w:t>
+      </w:r>
+      <w:r>
+        <w:rPr>
+          <w:rFonts w:ascii="Times New Roman" w:hAnsi="Times New Roman" w:eastAsia="Times New Roman" w:cs="Times New Roman"/>
+        </w:rPr>
+        <w:t xml:space="preserve"> ipso-C ✓。</w:t>
       </w:r>
     </w:p>
     <w:p>
@@ -29982,13 +30083,31 @@
         <w:rPr>
           <w:rFonts w:ascii="Times New Roman" w:hAnsi="Times New Roman" w:eastAsia="Times New Roman" w:cs="Times New Roman"/>
         </w:rPr>
-        <w:t xml:space="preserve">J = 10–13 </w:t>
-      </w:r>
-      <w:r>
-        <w:rPr>
-          <w:rFonts w:hint="eastAsia" w:ascii="Times New Roman" w:hAnsi="Times New Roman" w:eastAsia="Times New Roman" w:cs="Times New Roman"/>
-        </w:rPr>
-        <w:t>Hz）。</w:t>
+        <w:t xml:space="preserve">J = 6–12 </w:t>
+      </w:r>
+      <w:r>
+        <w:rPr>
+          <w:rFonts w:hint="eastAsia" w:ascii="Times New Roman" w:hAnsi="Times New Roman" w:eastAsia="Times New Roman" w:cs="Times New Roman"/>
+        </w:rPr>
+        <w:t>Hz，</w:t>
+      </w:r>
+      <w:r>
+        <w:rPr>
+          <w:rFonts w:hint="eastAsia" w:ascii="Times New Roman" w:hAnsi="Times New Roman" w:eastAsia="FangSong" w:cs="Times New Roman"/>
+        </w:rPr>
+        <w:t>典型</w:t>
+      </w:r>
+      <w:r>
+        <w:rPr>
+          <w:rFonts w:ascii="Times New Roman" w:hAnsi="Times New Roman" w:eastAsia="Times New Roman" w:cs="Times New Roman"/>
+        </w:rPr>
+        <w:t xml:space="preserve"> </w:t>
+      </w:r>
+      <w:r>
+        <w:rPr>
+          <w:rFonts w:hint="eastAsia" w:ascii="Times New Roman" w:hAnsi="Times New Roman" w:eastAsia="Times New Roman" w:cs="Times New Roman"/>
+        </w:rPr>
+        <w:t>~10）。</w:t>
       </w:r>
       <w:r>
         <w:rPr>

--- a/06-学生侧材料/讲义/6-有机化学/有机波谱分析.docx
+++ b/06-学生侧材料/讲义/6-有机化学/有机波谱分析.docx
@@ -19,6 +19,7 @@
     <w:p>
       <w:pPr>
         <w:pStyle w:val="BlockText"/>
+        <w:ind w:firstLine="420"/>
       </w:pPr>
       <w:r>
         <w:rPr>
@@ -164,6 +165,7 @@
       <w:pPr>
         <w:pStyle w:val="BlockText"/>
         <w:spacing w:after="80"/>
+        <w:ind w:firstLine="420"/>
       </w:pPr>
       <w:r>
         <w:rPr>
@@ -196,6 +198,15 @@
         <w:tblW w:type="pct" w:w="5000"/>
         <w:tblLayout w:type="fixed"/>
         <w:tblLook w:firstRow="1" w:lastRow="0" w:firstColumn="0" w:lastColumn="0" w:noHBand="0" w:noVBand="0" w:val="0020"/>
+        <w:jc w:val="center"/>
+        <w:tblBorders>
+          <w:top w:val="single" w:sz="12" w:space="0" w:color="333333"/>
+          <w:bottom w:val="single" w:sz="12" w:space="0" w:color="333333"/>
+          <w:left w:val="none"/>
+          <w:right w:val="none"/>
+          <w:insideH w:val="none"/>
+          <w:insideV w:val="none"/>
+        </w:tblBorders>
       </w:tblPr>
       <w:tblGrid>
         <w:gridCol w:w="3960"/>
@@ -206,7 +217,11 @@
           <w:tblHeader w:val="on"/>
         </w:trPr>
         <w:tc>
-          <w:tcPr/>
+          <w:tcPr>
+            <w:tcBorders>
+              <w:bottom w:val="single" w:sz="6" w:space="0" w:color="333333"/>
+            </w:tcBorders>
+          </w:tcPr>
           <w:p>
             <w:pPr>
               <w:pStyle w:val="Compact"/>
@@ -222,7 +237,11 @@
           </w:p>
         </w:tc>
         <w:tc>
-          <w:tcPr/>
+          <w:tcPr>
+            <w:tcBorders>
+              <w:bottom w:val="single" w:sz="6" w:space="0" w:color="333333"/>
+            </w:tcBorders>
+          </w:tcPr>
           <w:p>
             <w:pPr>
               <w:pStyle w:val="Compact"/>
@@ -813,6 +832,15 @@
         <w:tblW w:type="pct" w:w="5000"/>
         <w:tblLayout w:type="fixed"/>
         <w:tblLook w:firstRow="1" w:lastRow="0" w:firstColumn="0" w:lastColumn="0" w:noHBand="0" w:noVBand="0" w:val="0020"/>
+        <w:jc w:val="center"/>
+        <w:tblBorders>
+          <w:top w:val="single" w:sz="12" w:space="0" w:color="333333"/>
+          <w:bottom w:val="single" w:sz="12" w:space="0" w:color="333333"/>
+          <w:left w:val="none"/>
+          <w:right w:val="none"/>
+          <w:insideH w:val="none"/>
+          <w:insideV w:val="none"/>
+        </w:tblBorders>
       </w:tblPr>
       <w:tblGrid>
         <w:gridCol w:w="1863"/>
@@ -825,7 +853,11 @@
           <w:tblHeader w:val="on"/>
         </w:trPr>
         <w:tc>
-          <w:tcPr/>
+          <w:tcPr>
+            <w:tcBorders>
+              <w:bottom w:val="single" w:sz="6" w:space="0" w:color="333333"/>
+            </w:tcBorders>
+          </w:tcPr>
           <w:p>
             <w:pPr>
               <w:pStyle w:val="Compact"/>
@@ -841,7 +873,11 @@
           </w:p>
         </w:tc>
         <w:tc>
-          <w:tcPr/>
+          <w:tcPr>
+            <w:tcBorders>
+              <w:bottom w:val="single" w:sz="6" w:space="0" w:color="333333"/>
+            </w:tcBorders>
+          </w:tcPr>
           <w:p>
             <w:pPr>
               <w:pStyle w:val="Compact"/>
@@ -857,7 +893,11 @@
           </w:p>
         </w:tc>
         <w:tc>
-          <w:tcPr/>
+          <w:tcPr>
+            <w:tcBorders>
+              <w:bottom w:val="single" w:sz="6" w:space="0" w:color="333333"/>
+            </w:tcBorders>
+          </w:tcPr>
           <w:p>
             <w:pPr>
               <w:pStyle w:val="Compact"/>
@@ -873,7 +913,11 @@
           </w:p>
         </w:tc>
         <w:tc>
-          <w:tcPr/>
+          <w:tcPr>
+            <w:tcBorders>
+              <w:bottom w:val="single" w:sz="6" w:space="0" w:color="333333"/>
+            </w:tcBorders>
+          </w:tcPr>
           <w:p>
             <w:pPr>
               <w:pStyle w:val="Compact"/>
@@ -1523,7 +1567,7 @@
         </w:rPr>
         <w:drawing>
           <wp:inline>
-            <wp:extent cx="3600000" cy="2404800"/>
+            <wp:extent cx="2667000" cy="1781556"/>
             <wp:effectExtent b="0" l="0" r="0" t="0"/>
             <wp:docPr descr="乙醇的 ¹H NMR 谱图——化学位移、积分与裂分示例" title="" id="12" name="Picture"/>
             <a:graphic>
@@ -1544,7 +1588,7 @@
                   <pic:spPr bwMode="auto">
                     <a:xfrm>
                       <a:off x="0" y="0"/>
-                      <a:ext cx="3600000" cy="2404800"/>
+                      <a:ext cx="2667000" cy="1781556"/>
                     </a:xfrm>
                     <a:prstGeom prst="rect">
                       <a:avLst/>
@@ -2024,6 +2068,7 @@
           <w:ilvl w:val="0"/>
           <w:numId w:val="1001"/>
         </w:numPr>
+        <w:ind w:firstLine="420"/>
       </w:pPr>
       <w:r>
         <w:rPr>
@@ -2045,6 +2090,7 @@
           <w:ilvl w:val="0"/>
           <w:numId w:val="1001"/>
         </w:numPr>
+        <w:ind w:firstLine="420"/>
       </w:pPr>
       <w:r>
         <w:rPr>
@@ -2066,6 +2112,7 @@
           <w:ilvl w:val="0"/>
           <w:numId w:val="1001"/>
         </w:numPr>
+        <w:ind w:firstLine="420"/>
       </w:pPr>
       <w:r>
         <w:rPr>
@@ -2124,6 +2171,7 @@
           <w:ilvl w:val="0"/>
           <w:numId w:val="1001"/>
         </w:numPr>
+        <w:ind w:firstLine="420"/>
       </w:pPr>
       <w:r>
         <w:rPr>
@@ -2181,6 +2229,7 @@
           <w:ilvl w:val="0"/>
           <w:numId w:val="1001"/>
         </w:numPr>
+        <w:ind w:firstLine="420"/>
       </w:pPr>
       <w:r>
         <w:rPr>
@@ -2289,6 +2338,7 @@
           <w:ilvl w:val="0"/>
           <w:numId w:val="1001"/>
         </w:numPr>
+        <w:ind w:firstLine="420"/>
       </w:pPr>
       <w:r>
         <w:rPr>
@@ -2353,6 +2403,7 @@
           <w:ilvl w:val="0"/>
           <w:numId w:val="1001"/>
         </w:numPr>
+        <w:ind w:firstLine="420"/>
       </w:pPr>
       <w:r>
         <w:rPr>
@@ -2388,6 +2439,7 @@
     <w:p>
       <w:pPr>
         <w:pStyle w:val="BlockText"/>
+        <w:ind w:firstLine="420"/>
       </w:pPr>
       <w:r>
         <w:rPr>
@@ -2571,6 +2623,7 @@
       <w:pPr>
         <w:pStyle w:val="FirstParagraph"/>
         <w:spacing w:after="80"/>
+        <w:ind w:firstLine="420"/>
       </w:pPr>
       <w:r>
         <w:rPr>
@@ -2650,6 +2703,15 @@
         <w:tblStyle w:val="Table"/>
         <w:tblW w:type="auto" w:w="0"/>
         <w:tblLook w:firstRow="1" w:lastRow="0" w:firstColumn="0" w:lastColumn="0" w:noHBand="0" w:noVBand="0" w:val="0020"/>
+        <w:jc w:val="center"/>
+        <w:tblBorders>
+          <w:top w:val="single" w:sz="12" w:space="0" w:color="333333"/>
+          <w:bottom w:val="single" w:sz="12" w:space="0" w:color="333333"/>
+          <w:left w:val="none"/>
+          <w:right w:val="none"/>
+          <w:insideH w:val="none"/>
+          <w:insideV w:val="none"/>
+        </w:tblBorders>
       </w:tblPr>
       <w:tblGrid>
         <w:gridCol w:w="3960"/>
@@ -2660,7 +2722,11 @@
           <w:tblHeader w:val="on"/>
         </w:trPr>
         <w:tc>
-          <w:tcPr/>
+          <w:tcPr>
+            <w:tcBorders>
+              <w:bottom w:val="single" w:sz="6" w:space="0" w:color="333333"/>
+            </w:tcBorders>
+          </w:tcPr>
           <w:p>
             <w:pPr>
               <w:pStyle w:val="Compact"/>
@@ -2676,7 +2742,11 @@
           </w:p>
         </w:tc>
         <w:tc>
-          <w:tcPr/>
+          <w:tcPr>
+            <w:tcBorders>
+              <w:bottom w:val="single" w:sz="6" w:space="0" w:color="333333"/>
+            </w:tcBorders>
+          </w:tcPr>
           <w:p>
             <w:pPr>
               <w:pStyle w:val="Compact"/>
@@ -3008,6 +3078,15 @@
         <w:tblStyle w:val="Table"/>
         <w:tblW w:type="auto" w:w="0"/>
         <w:tblLook w:firstRow="1" w:lastRow="0" w:firstColumn="0" w:lastColumn="0" w:noHBand="0" w:noVBand="0" w:val="0020"/>
+        <w:jc w:val="center"/>
+        <w:tblBorders>
+          <w:top w:val="single" w:sz="12" w:space="0" w:color="333333"/>
+          <w:bottom w:val="single" w:sz="12" w:space="0" w:color="333333"/>
+          <w:left w:val="none"/>
+          <w:right w:val="none"/>
+          <w:insideH w:val="none"/>
+          <w:insideV w:val="none"/>
+        </w:tblBorders>
       </w:tblPr>
       <w:tblGrid>
         <w:gridCol w:w="2640"/>
@@ -3019,7 +3098,11 @@
           <w:tblHeader w:val="on"/>
         </w:trPr>
         <w:tc>
-          <w:tcPr/>
+          <w:tcPr>
+            <w:tcBorders>
+              <w:bottom w:val="single" w:sz="6" w:space="0" w:color="333333"/>
+            </w:tcBorders>
+          </w:tcPr>
           <w:p>
             <w:pPr>
               <w:pStyle w:val="Compact"/>
@@ -3035,7 +3118,11 @@
           </w:p>
         </w:tc>
         <w:tc>
-          <w:tcPr/>
+          <w:tcPr>
+            <w:tcBorders>
+              <w:bottom w:val="single" w:sz="6" w:space="0" w:color="333333"/>
+            </w:tcBorders>
+          </w:tcPr>
           <w:p>
             <w:pPr>
               <w:pStyle w:val="Compact"/>
@@ -3051,7 +3138,11 @@
           </w:p>
         </w:tc>
         <w:tc>
-          <w:tcPr/>
+          <w:tcPr>
+            <w:tcBorders>
+              <w:bottom w:val="single" w:sz="6" w:space="0" w:color="333333"/>
+            </w:tcBorders>
+          </w:tcPr>
           <w:p>
             <w:pPr>
               <w:pStyle w:val="Compact"/>
@@ -3476,6 +3567,15 @@
         <w:tblW w:type="pct" w:w="5000"/>
         <w:tblLayout w:type="fixed"/>
         <w:tblLook w:firstRow="1" w:lastRow="0" w:firstColumn="0" w:lastColumn="0" w:noHBand="0" w:noVBand="0" w:val="0020"/>
+        <w:jc w:val="center"/>
+        <w:tblBorders>
+          <w:top w:val="single" w:sz="12" w:space="0" w:color="333333"/>
+          <w:bottom w:val="single" w:sz="12" w:space="0" w:color="333333"/>
+          <w:left w:val="none"/>
+          <w:right w:val="none"/>
+          <w:insideH w:val="none"/>
+          <w:insideV w:val="none"/>
+        </w:tblBorders>
       </w:tblPr>
       <w:tblGrid>
         <w:gridCol w:w="1863"/>
@@ -3488,7 +3588,11 @@
           <w:tblHeader w:val="on"/>
         </w:trPr>
         <w:tc>
-          <w:tcPr/>
+          <w:tcPr>
+            <w:tcBorders>
+              <w:bottom w:val="single" w:sz="6" w:space="0" w:color="333333"/>
+            </w:tcBorders>
+          </w:tcPr>
           <w:p>
             <w:pPr>
               <w:pStyle w:val="Compact"/>
@@ -3504,7 +3608,11 @@
           </w:p>
         </w:tc>
         <w:tc>
-          <w:tcPr/>
+          <w:tcPr>
+            <w:tcBorders>
+              <w:bottom w:val="single" w:sz="6" w:space="0" w:color="333333"/>
+            </w:tcBorders>
+          </w:tcPr>
           <w:p>
             <w:pPr>
               <w:pStyle w:val="Compact"/>
@@ -3520,7 +3628,11 @@
           </w:p>
         </w:tc>
         <w:tc>
-          <w:tcPr/>
+          <w:tcPr>
+            <w:tcBorders>
+              <w:bottom w:val="single" w:sz="6" w:space="0" w:color="333333"/>
+            </w:tcBorders>
+          </w:tcPr>
           <w:p>
             <w:pPr>
               <w:pStyle w:val="Compact"/>
@@ -3536,7 +3648,11 @@
           </w:p>
         </w:tc>
         <w:tc>
-          <w:tcPr/>
+          <w:tcPr>
+            <w:tcBorders>
+              <w:bottom w:val="single" w:sz="6" w:space="0" w:color="333333"/>
+            </w:tcBorders>
+          </w:tcPr>
           <w:p>
             <w:pPr>
               <w:pStyle w:val="Compact"/>
@@ -3808,6 +3924,7 @@
       <w:pPr>
         <w:pStyle w:val="BodyText"/>
         <w:spacing w:before="120"/>
+        <w:ind w:firstLine="420"/>
       </w:pPr>
       <w:r>
         <w:rPr>
@@ -3843,6 +3960,7 @@
           <w:ilvl w:val="0"/>
           <w:numId w:val="1002"/>
         </w:numPr>
+        <w:ind w:firstLine="420"/>
       </w:pPr>
       <w:r>
         <w:rPr>
@@ -3949,6 +4067,7 @@
           <w:ilvl w:val="0"/>
           <w:numId w:val="1002"/>
         </w:numPr>
+        <w:ind w:firstLine="420"/>
       </w:pPr>
       <w:r>
         <w:rPr>
@@ -4051,6 +4170,7 @@
     <w:p>
       <w:pPr>
         <w:pStyle w:val="FirstParagraph"/>
+        <w:ind w:firstLine="420"/>
       </w:pPr>
       <w:r>
         <w:rPr>
@@ -4420,6 +4540,7 @@
     <w:p>
       <w:pPr>
         <w:pStyle w:val="FirstParagraph"/>
+        <w:ind w:firstLine="420"/>
       </w:pPr>
       <w:r>
         <w:rPr>
@@ -4633,6 +4754,7 @@
           <w:ilvl w:val="0"/>
           <w:numId w:val="1003"/>
         </w:numPr>
+        <w:ind w:firstLine="420"/>
       </w:pPr>
       <w:r>
         <w:rPr>
@@ -4698,6 +4820,7 @@
           <w:ilvl w:val="0"/>
           <w:numId w:val="1003"/>
         </w:numPr>
+        <w:ind w:firstLine="420"/>
       </w:pPr>
       <w:r>
         <w:rPr>
@@ -4774,6 +4897,7 @@
       <w:pPr>
         <w:pStyle w:val="FirstParagraph"/>
         <w:spacing w:after="80"/>
+        <w:ind w:firstLine="420"/>
       </w:pPr>
       <w:r>
         <w:rPr>
@@ -4823,6 +4947,15 @@
         <w:tblStyle w:val="Table"/>
         <w:tblW w:type="auto" w:w="0"/>
         <w:tblLook w:firstRow="1" w:lastRow="0" w:firstColumn="0" w:lastColumn="0" w:noHBand="0" w:noVBand="0" w:val="0020"/>
+        <w:jc w:val="center"/>
+        <w:tblBorders>
+          <w:top w:val="single" w:sz="12" w:space="0" w:color="333333"/>
+          <w:bottom w:val="single" w:sz="12" w:space="0" w:color="333333"/>
+          <w:left w:val="none"/>
+          <w:right w:val="none"/>
+          <w:insideH w:val="none"/>
+          <w:insideV w:val="none"/>
+        </w:tblBorders>
       </w:tblPr>
       <w:tblGrid>
         <w:gridCol w:w="2640"/>
@@ -4834,7 +4967,11 @@
           <w:tblHeader w:val="on"/>
         </w:trPr>
         <w:tc>
-          <w:tcPr/>
+          <w:tcPr>
+            <w:tcBorders>
+              <w:bottom w:val="single" w:sz="6" w:space="0" w:color="333333"/>
+            </w:tcBorders>
+          </w:tcPr>
           <w:p>
             <w:pPr>
               <w:pStyle w:val="Compact"/>
@@ -4850,7 +4987,11 @@
           </w:p>
         </w:tc>
         <w:tc>
-          <w:tcPr/>
+          <w:tcPr>
+            <w:tcBorders>
+              <w:bottom w:val="single" w:sz="6" w:space="0" w:color="333333"/>
+            </w:tcBorders>
+          </w:tcPr>
           <w:p>
             <w:pPr>
               <w:pStyle w:val="Compact"/>
@@ -4873,7 +5014,11 @@
           </w:p>
         </w:tc>
         <w:tc>
-          <w:tcPr/>
+          <w:tcPr>
+            <w:tcBorders>
+              <w:bottom w:val="single" w:sz="6" w:space="0" w:color="333333"/>
+            </w:tcBorders>
+          </w:tcPr>
           <w:p>
             <w:pPr>
               <w:pStyle w:val="Compact"/>
@@ -5082,6 +5227,15 @@
         <w:tblW w:type="pct" w:w="5000"/>
         <w:tblLayout w:type="fixed"/>
         <w:tblLook w:firstRow="1" w:lastRow="0" w:firstColumn="0" w:lastColumn="0" w:noHBand="0" w:noVBand="0" w:val="0020"/>
+        <w:jc w:val="center"/>
+        <w:tblBorders>
+          <w:top w:val="single" w:sz="12" w:space="0" w:color="333333"/>
+          <w:bottom w:val="single" w:sz="12" w:space="0" w:color="333333"/>
+          <w:left w:val="none"/>
+          <w:right w:val="none"/>
+          <w:insideH w:val="none"/>
+          <w:insideV w:val="none"/>
+        </w:tblBorders>
       </w:tblPr>
       <w:tblGrid>
         <w:gridCol w:w="2828"/>
@@ -5093,7 +5247,11 @@
           <w:tblHeader w:val="on"/>
         </w:trPr>
         <w:tc>
-          <w:tcPr/>
+          <w:tcPr>
+            <w:tcBorders>
+              <w:bottom w:val="single" w:sz="6" w:space="0" w:color="333333"/>
+            </w:tcBorders>
+          </w:tcPr>
           <w:p>
             <w:pPr>
               <w:pStyle w:val="Compact"/>
@@ -5109,7 +5267,11 @@
           </w:p>
         </w:tc>
         <w:tc>
-          <w:tcPr/>
+          <w:tcPr>
+            <w:tcBorders>
+              <w:bottom w:val="single" w:sz="6" w:space="0" w:color="333333"/>
+            </w:tcBorders>
+          </w:tcPr>
           <w:p>
             <w:pPr>
               <w:pStyle w:val="Compact"/>
@@ -5132,7 +5294,11 @@
           </w:p>
         </w:tc>
         <w:tc>
-          <w:tcPr/>
+          <w:tcPr>
+            <w:tcBorders>
+              <w:bottom w:val="single" w:sz="6" w:space="0" w:color="333333"/>
+            </w:tcBorders>
+          </w:tcPr>
           <w:p>
             <w:pPr>
               <w:pStyle w:val="Compact"/>
@@ -5757,6 +5923,7 @@
       <w:pPr>
         <w:pStyle w:val="BlockText"/>
         <w:spacing w:before="120"/>
+        <w:ind w:firstLine="420"/>
       </w:pPr>
       <w:r>
         <w:rPr>
@@ -5965,7 +6132,7 @@
         </w:rPr>
         <w:drawing>
           <wp:inline>
-            <wp:extent cx="3600000" cy="2519999"/>
+            <wp:extent cx="2667000" cy="1886551"/>
             <wp:effectExtent b="0" l="0" r="0" t="0"/>
             <wp:docPr descr="羰基化合物的红外吸收光谱特征" title="" id="25" name="Picture"/>
             <a:graphic>
@@ -5986,7 +6153,7 @@
                   <pic:spPr bwMode="auto">
                     <a:xfrm>
                       <a:off x="0" y="0"/>
-                      <a:ext cx="3600000" cy="2519999"/>
+                      <a:ext cx="2667000" cy="1886551"/>
                     </a:xfrm>
                     <a:prstGeom prst="rect">
                       <a:avLst/>
@@ -6289,6 +6456,15 @@
         <w:tblStyle w:val="Table"/>
         <w:tblW w:type="auto" w:w="0"/>
         <w:tblLook w:firstRow="1" w:lastRow="0" w:firstColumn="0" w:lastColumn="0" w:noHBand="0" w:noVBand="0" w:val="0020"/>
+        <w:jc w:val="center"/>
+        <w:tblBorders>
+          <w:top w:val="single" w:sz="12" w:space="0" w:color="333333"/>
+          <w:bottom w:val="single" w:sz="12" w:space="0" w:color="333333"/>
+          <w:left w:val="none"/>
+          <w:right w:val="none"/>
+          <w:insideH w:val="none"/>
+          <w:insideV w:val="none"/>
+        </w:tblBorders>
       </w:tblPr>
       <w:tblGrid>
         <w:gridCol w:w="2640"/>
@@ -6300,7 +6476,11 @@
           <w:tblHeader w:val="on"/>
         </w:trPr>
         <w:tc>
-          <w:tcPr/>
+          <w:tcPr>
+            <w:tcBorders>
+              <w:bottom w:val="single" w:sz="6" w:space="0" w:color="333333"/>
+            </w:tcBorders>
+          </w:tcPr>
           <w:p>
             <w:pPr>
               <w:pStyle w:val="Compact"/>
@@ -6331,7 +6511,11 @@
           </w:p>
         </w:tc>
         <w:tc>
-          <w:tcPr/>
+          <w:tcPr>
+            <w:tcBorders>
+              <w:bottom w:val="single" w:sz="6" w:space="0" w:color="333333"/>
+            </w:tcBorders>
+          </w:tcPr>
           <w:p>
             <w:pPr>
               <w:pStyle w:val="Compact"/>
@@ -6347,7 +6531,11 @@
           </w:p>
         </w:tc>
         <w:tc>
-          <w:tcPr/>
+          <w:tcPr>
+            <w:tcBorders>
+              <w:bottom w:val="single" w:sz="6" w:space="0" w:color="333333"/>
+            </w:tcBorders>
+          </w:tcPr>
           <w:p>
             <w:pPr>
               <w:pStyle w:val="Compact"/>
@@ -6632,6 +6820,15 @@
         <w:tblW w:type="pct" w:w="5000"/>
         <w:tblLayout w:type="fixed"/>
         <w:tblLook w:firstRow="1" w:lastRow="0" w:firstColumn="0" w:lastColumn="0" w:noHBand="0" w:noVBand="0" w:val="0020"/>
+        <w:jc w:val="center"/>
+        <w:tblBorders>
+          <w:top w:val="single" w:sz="12" w:space="0" w:color="333333"/>
+          <w:bottom w:val="single" w:sz="12" w:space="0" w:color="333333"/>
+          <w:left w:val="none"/>
+          <w:right w:val="none"/>
+          <w:insideH w:val="none"/>
+          <w:insideV w:val="none"/>
+        </w:tblBorders>
       </w:tblPr>
       <w:tblGrid>
         <w:gridCol w:w="3300"/>
@@ -6643,7 +6840,11 @@
           <w:tblHeader w:val="on"/>
         </w:trPr>
         <w:tc>
-          <w:tcPr/>
+          <w:tcPr>
+            <w:tcBorders>
+              <w:bottom w:val="single" w:sz="6" w:space="0" w:color="333333"/>
+            </w:tcBorders>
+          </w:tcPr>
           <w:p>
             <w:pPr>
               <w:pStyle w:val="Compact"/>
@@ -6674,7 +6875,11 @@
           </w:p>
         </w:tc>
         <w:tc>
-          <w:tcPr/>
+          <w:tcPr>
+            <w:tcBorders>
+              <w:bottom w:val="single" w:sz="6" w:space="0" w:color="333333"/>
+            </w:tcBorders>
+          </w:tcPr>
           <w:p>
             <w:pPr>
               <w:pStyle w:val="Compact"/>
@@ -6690,7 +6895,11 @@
           </w:p>
         </w:tc>
         <w:tc>
-          <w:tcPr/>
+          <w:tcPr>
+            <w:tcBorders>
+              <w:bottom w:val="single" w:sz="6" w:space="0" w:color="333333"/>
+            </w:tcBorders>
+          </w:tcPr>
           <w:p>
             <w:pPr>
               <w:pStyle w:val="Compact"/>
@@ -7877,6 +8086,7 @@
     <w:p>
       <w:pPr>
         <w:pStyle w:val="FirstParagraph"/>
+        <w:ind w:firstLine="420"/>
       </w:pPr>
       <w:r>
         <w:rPr>
@@ -7910,6 +8120,7 @@
           <w:ilvl w:val="0"/>
           <w:numId w:val="1004"/>
         </w:numPr>
+        <w:ind w:firstLine="420"/>
       </w:pPr>
       <w:r>
         <w:rPr>
@@ -7988,6 +8199,7 @@
           <w:ilvl w:val="0"/>
           <w:numId w:val="1004"/>
         </w:numPr>
+        <w:ind w:firstLine="420"/>
       </w:pPr>
       <w:r>
         <w:rPr>
@@ -8145,6 +8357,15 @@
         <w:tblW w:type="pct" w:w="5000"/>
         <w:tblLayout w:type="fixed"/>
         <w:tblLook w:firstRow="1" w:lastRow="0" w:firstColumn="0" w:lastColumn="0" w:noHBand="0" w:noVBand="0" w:val="0020"/>
+        <w:jc w:val="center"/>
+        <w:tblBorders>
+          <w:top w:val="single" w:sz="12" w:space="0" w:color="333333"/>
+          <w:bottom w:val="single" w:sz="12" w:space="0" w:color="333333"/>
+          <w:left w:val="none"/>
+          <w:right w:val="none"/>
+          <w:insideH w:val="none"/>
+          <w:insideV w:val="none"/>
+        </w:tblBorders>
       </w:tblPr>
       <w:tblGrid>
         <w:gridCol w:w="2640"/>
@@ -8156,7 +8377,11 @@
           <w:tblHeader w:val="on"/>
         </w:trPr>
         <w:tc>
-          <w:tcPr/>
+          <w:tcPr>
+            <w:tcBorders>
+              <w:bottom w:val="single" w:sz="6" w:space="0" w:color="333333"/>
+            </w:tcBorders>
+          </w:tcPr>
           <w:p>
             <w:pPr>
               <w:pStyle w:val="Compact"/>
@@ -8172,7 +8397,11 @@
           </w:p>
         </w:tc>
         <w:tc>
-          <w:tcPr/>
+          <w:tcPr>
+            <w:tcBorders>
+              <w:bottom w:val="single" w:sz="6" w:space="0" w:color="333333"/>
+            </w:tcBorders>
+          </w:tcPr>
           <w:p>
             <w:pPr>
               <w:pStyle w:val="Compact"/>
@@ -8203,7 +8432,11 @@
           </w:p>
         </w:tc>
         <w:tc>
-          <w:tcPr/>
+          <w:tcPr>
+            <w:tcBorders>
+              <w:bottom w:val="single" w:sz="6" w:space="0" w:color="333333"/>
+            </w:tcBorders>
+          </w:tcPr>
           <w:p>
             <w:pPr>
               <w:pStyle w:val="Compact"/>
@@ -8837,6 +9070,7 @@
       <w:pPr>
         <w:pStyle w:val="BodyText"/>
         <w:spacing w:before="120"/>
+        <w:ind w:firstLine="420"/>
       </w:pPr>
       <w:r>
         <w:rPr>
@@ -8929,6 +9163,7 @@
     <w:p>
       <w:pPr>
         <w:pStyle w:val="BlockText"/>
+        <w:ind w:firstLine="420"/>
       </w:pPr>
       <w:r>
         <w:rPr>
@@ -9185,6 +9420,7 @@
     <w:p>
       <w:pPr>
         <w:pStyle w:val="FirstParagraph"/>
+        <w:ind w:firstLine="420"/>
       </w:pPr>
       <w:r>
         <w:rPr>
@@ -9239,6 +9475,7 @@
           <w:ilvl w:val="0"/>
           <w:numId w:val="1005"/>
         </w:numPr>
+        <w:ind w:firstLine="420"/>
       </w:pPr>
       <w:r>
         <w:rPr>
@@ -9280,6 +9517,7 @@
           <w:ilvl w:val="0"/>
           <w:numId w:val="1005"/>
         </w:numPr>
+        <w:ind w:firstLine="420"/>
       </w:pPr>
       <w:r>
         <w:rPr>
@@ -9321,6 +9559,7 @@
           <w:ilvl w:val="0"/>
           <w:numId w:val="1005"/>
         </w:numPr>
+        <w:ind w:firstLine="420"/>
       </w:pPr>
       <w:r>
         <w:rPr>
@@ -9380,6 +9619,15 @@
         <w:tblStyle w:val="Table"/>
         <w:tblW w:type="auto" w:w="0"/>
         <w:tblLook w:firstRow="1" w:lastRow="0" w:firstColumn="0" w:lastColumn="0" w:noHBand="0" w:noVBand="0" w:val="0020"/>
+        <w:jc w:val="center"/>
+        <w:tblBorders>
+          <w:top w:val="single" w:sz="12" w:space="0" w:color="333333"/>
+          <w:bottom w:val="single" w:sz="12" w:space="0" w:color="333333"/>
+          <w:left w:val="none"/>
+          <w:right w:val="none"/>
+          <w:insideH w:val="none"/>
+          <w:insideV w:val="none"/>
+        </w:tblBorders>
       </w:tblPr>
       <w:tblGrid>
         <w:gridCol w:w="2640"/>
@@ -9391,7 +9639,11 @@
           <w:tblHeader w:val="on"/>
         </w:trPr>
         <w:tc>
-          <w:tcPr/>
+          <w:tcPr>
+            <w:tcBorders>
+              <w:bottom w:val="single" w:sz="6" w:space="0" w:color="333333"/>
+            </w:tcBorders>
+          </w:tcPr>
           <w:p>
             <w:pPr>
               <w:pStyle w:val="Compact"/>
@@ -9407,7 +9659,11 @@
           </w:p>
         </w:tc>
         <w:tc>
-          <w:tcPr/>
+          <w:tcPr>
+            <w:tcBorders>
+              <w:bottom w:val="single" w:sz="6" w:space="0" w:color="333333"/>
+            </w:tcBorders>
+          </w:tcPr>
           <w:p>
             <w:pPr>
               <w:pStyle w:val="Compact"/>
@@ -9423,7 +9679,11 @@
           </w:p>
         </w:tc>
         <w:tc>
-          <w:tcPr/>
+          <w:tcPr>
+            <w:tcBorders>
+              <w:bottom w:val="single" w:sz="6" w:space="0" w:color="333333"/>
+            </w:tcBorders>
+          </w:tcPr>
           <w:p>
             <w:pPr>
               <w:pStyle w:val="Compact"/>
@@ -9883,6 +10143,7 @@
           <w:ilvl w:val="0"/>
           <w:numId w:val="1006"/>
         </w:numPr>
+        <w:ind w:firstLine="420"/>
       </w:pPr>
       <w:r>
         <w:rPr>
@@ -9948,6 +10209,7 @@
           <w:ilvl w:val="0"/>
           <w:numId w:val="1006"/>
         </w:numPr>
+        <w:ind w:firstLine="420"/>
       </w:pPr>
       <w:r>
         <w:rPr>
@@ -10031,6 +10293,7 @@
           <w:ilvl w:val="0"/>
           <w:numId w:val="1006"/>
         </w:numPr>
+        <w:ind w:firstLine="420"/>
       </w:pPr>
       <w:r>
         <w:rPr>
@@ -10066,6 +10329,7 @@
           <w:ilvl w:val="0"/>
           <w:numId w:val="1006"/>
         </w:numPr>
+        <w:ind w:firstLine="420"/>
       </w:pPr>
       <w:r>
         <w:rPr>
@@ -10275,6 +10539,15 @@
         <w:tblW w:type="pct" w:w="5000"/>
         <w:tblLayout w:type="fixed"/>
         <w:tblLook w:firstRow="1" w:lastRow="0" w:firstColumn="0" w:lastColumn="0" w:noHBand="0" w:noVBand="0" w:val="0020"/>
+        <w:jc w:val="center"/>
+        <w:tblBorders>
+          <w:top w:val="single" w:sz="12" w:space="0" w:color="333333"/>
+          <w:bottom w:val="single" w:sz="12" w:space="0" w:color="333333"/>
+          <w:left w:val="none"/>
+          <w:right w:val="none"/>
+          <w:insideH w:val="none"/>
+          <w:insideV w:val="none"/>
+        </w:tblBorders>
       </w:tblPr>
       <w:tblGrid>
         <w:gridCol w:w="2640"/>
@@ -10286,7 +10559,11 @@
           <w:tblHeader w:val="on"/>
         </w:trPr>
         <w:tc>
-          <w:tcPr/>
+          <w:tcPr>
+            <w:tcBorders>
+              <w:bottom w:val="single" w:sz="6" w:space="0" w:color="333333"/>
+            </w:tcBorders>
+          </w:tcPr>
           <w:p>
             <w:pPr>
               <w:pStyle w:val="Compact"/>
@@ -10302,7 +10579,11 @@
           </w:p>
         </w:tc>
         <w:tc>
-          <w:tcPr/>
+          <w:tcPr>
+            <w:tcBorders>
+              <w:bottom w:val="single" w:sz="6" w:space="0" w:color="333333"/>
+            </w:tcBorders>
+          </w:tcPr>
           <w:p>
             <w:pPr>
               <w:pStyle w:val="Compact"/>
@@ -10318,7 +10599,11 @@
           </w:p>
         </w:tc>
         <w:tc>
-          <w:tcPr/>
+          <w:tcPr>
+            <w:tcBorders>
+              <w:bottom w:val="single" w:sz="6" w:space="0" w:color="333333"/>
+            </w:tcBorders>
+          </w:tcPr>
           <w:p>
             <w:pPr>
               <w:pStyle w:val="Compact"/>
@@ -10683,6 +10968,15 @@
         <w:tblStyle w:val="Table"/>
         <w:tblW w:type="auto" w:w="0"/>
         <w:tblLook w:firstRow="1" w:lastRow="0" w:firstColumn="0" w:lastColumn="0" w:noHBand="0" w:noVBand="0" w:val="0020"/>
+        <w:jc w:val="center"/>
+        <w:tblBorders>
+          <w:top w:val="single" w:sz="12" w:space="0" w:color="333333"/>
+          <w:bottom w:val="single" w:sz="12" w:space="0" w:color="333333"/>
+          <w:left w:val="none"/>
+          <w:right w:val="none"/>
+          <w:insideH w:val="none"/>
+          <w:insideV w:val="none"/>
+        </w:tblBorders>
       </w:tblPr>
       <w:tblGrid>
         <w:gridCol w:w="2640"/>
@@ -10694,7 +10988,11 @@
           <w:tblHeader w:val="on"/>
         </w:trPr>
         <w:tc>
-          <w:tcPr/>
+          <w:tcPr>
+            <w:tcBorders>
+              <w:bottom w:val="single" w:sz="6" w:space="0" w:color="333333"/>
+            </w:tcBorders>
+          </w:tcPr>
           <w:p>
             <w:pPr>
               <w:pStyle w:val="Compact"/>
@@ -10710,7 +11008,11 @@
           </w:p>
         </w:tc>
         <w:tc>
-          <w:tcPr/>
+          <w:tcPr>
+            <w:tcBorders>
+              <w:bottom w:val="single" w:sz="6" w:space="0" w:color="333333"/>
+            </w:tcBorders>
+          </w:tcPr>
           <w:p>
             <w:pPr>
               <w:pStyle w:val="Compact"/>
@@ -10726,7 +11028,11 @@
           </w:p>
         </w:tc>
         <w:tc>
-          <w:tcPr/>
+          <w:tcPr>
+            <w:tcBorders>
+              <w:bottom w:val="single" w:sz="6" w:space="0" w:color="333333"/>
+            </w:tcBorders>
+          </w:tcPr>
           <w:p>
             <w:pPr>
               <w:pStyle w:val="Compact"/>
@@ -11525,6 +11831,7 @@
       <w:pPr>
         <w:pStyle w:val="BodyText"/>
         <w:spacing w:before="120"/>
+        <w:ind w:firstLine="420"/>
       </w:pPr>
       <w:r>
         <w:rPr>
@@ -11879,6 +12186,7 @@
       <w:pPr>
         <w:pStyle w:val="FirstParagraph"/>
         <w:spacing w:after="80"/>
+        <w:ind w:firstLine="420"/>
       </w:pPr>
       <w:r>
         <w:rPr>
@@ -11948,6 +12256,15 @@
         <w:tblStyle w:val="Table"/>
         <w:tblW w:type="auto" w:w="0"/>
         <w:tblLook w:firstRow="1" w:lastRow="0" w:firstColumn="0" w:lastColumn="0" w:noHBand="0" w:noVBand="0" w:val="0020"/>
+        <w:jc w:val="center"/>
+        <w:tblBorders>
+          <w:top w:val="single" w:sz="12" w:space="0" w:color="333333"/>
+          <w:bottom w:val="single" w:sz="12" w:space="0" w:color="333333"/>
+          <w:left w:val="none"/>
+          <w:right w:val="none"/>
+          <w:insideH w:val="none"/>
+          <w:insideV w:val="none"/>
+        </w:tblBorders>
       </w:tblPr>
       <w:tblGrid>
         <w:gridCol w:w="2640"/>
@@ -11959,7 +12276,11 @@
           <w:tblHeader w:val="on"/>
         </w:trPr>
         <w:tc>
-          <w:tcPr/>
+          <w:tcPr>
+            <w:tcBorders>
+              <w:bottom w:val="single" w:sz="6" w:space="0" w:color="333333"/>
+            </w:tcBorders>
+          </w:tcPr>
           <w:p>
             <w:pPr>
               <w:pStyle w:val="Compact"/>
@@ -11989,7 +12310,11 @@
           </w:p>
         </w:tc>
         <w:tc>
-          <w:tcPr/>
+          <w:tcPr>
+            <w:tcBorders>
+              <w:bottom w:val="single" w:sz="6" w:space="0" w:color="333333"/>
+            </w:tcBorders>
+          </w:tcPr>
           <w:p>
             <w:pPr>
               <w:pStyle w:val="Compact"/>
@@ -12005,7 +12330,11 @@
           </w:p>
         </w:tc>
         <w:tc>
-          <w:tcPr/>
+          <w:tcPr>
+            <w:tcBorders>
+              <w:bottom w:val="single" w:sz="6" w:space="0" w:color="333333"/>
+            </w:tcBorders>
+          </w:tcPr>
           <w:p>
             <w:pPr>
               <w:pStyle w:val="Compact"/>
@@ -12291,6 +12620,7 @@
       <w:pPr>
         <w:pStyle w:val="BodyText"/>
         <w:spacing w:before="120"/>
+        <w:ind w:firstLine="420"/>
       </w:pPr>
       <w:r>
         <w:rPr>
@@ -12502,6 +12832,7 @@
     <w:p>
       <w:pPr>
         <w:pStyle w:val="FirstParagraph"/>
+        <w:ind w:firstLine="420"/>
       </w:pPr>
       <w:r>
         <w:rPr>
@@ -12657,6 +12988,7 @@
     <w:p>
       <w:pPr>
         <w:pStyle w:val="FirstParagraph"/>
+        <w:ind w:firstLine="420"/>
       </w:pPr>
       <w:r>
         <w:rPr>
@@ -12941,6 +13273,15 @@
         <w:tblStyle w:val="Table"/>
         <w:tblW w:type="auto" w:w="0"/>
         <w:tblLook w:firstRow="1" w:lastRow="0" w:firstColumn="0" w:lastColumn="0" w:noHBand="0" w:noVBand="0" w:val="0020"/>
+        <w:jc w:val="center"/>
+        <w:tblBorders>
+          <w:top w:val="single" w:sz="12" w:space="0" w:color="333333"/>
+          <w:bottom w:val="single" w:sz="12" w:space="0" w:color="333333"/>
+          <w:left w:val="none"/>
+          <w:right w:val="none"/>
+          <w:insideH w:val="none"/>
+          <w:insideV w:val="none"/>
+        </w:tblBorders>
       </w:tblPr>
       <w:tblGrid>
         <w:gridCol w:w="2640"/>
@@ -12952,7 +13293,11 @@
           <w:tblHeader w:val="on"/>
         </w:trPr>
         <w:tc>
-          <w:tcPr/>
+          <w:tcPr>
+            <w:tcBorders>
+              <w:bottom w:val="single" w:sz="6" w:space="0" w:color="333333"/>
+            </w:tcBorders>
+          </w:tcPr>
           <w:p>
             <w:pPr>
               <w:pStyle w:val="Compact"/>
@@ -12968,7 +13313,11 @@
           </w:p>
         </w:tc>
         <w:tc>
-          <w:tcPr/>
+          <w:tcPr>
+            <w:tcBorders>
+              <w:bottom w:val="single" w:sz="6" w:space="0" w:color="333333"/>
+            </w:tcBorders>
+          </w:tcPr>
           <w:p>
             <w:pPr>
               <w:pStyle w:val="Compact"/>
@@ -12998,7 +13347,11 @@
           </w:p>
         </w:tc>
         <w:tc>
-          <w:tcPr/>
+          <w:tcPr>
+            <w:tcBorders>
+              <w:bottom w:val="single" w:sz="6" w:space="0" w:color="333333"/>
+            </w:tcBorders>
+          </w:tcPr>
           <w:p>
             <w:pPr>
               <w:pStyle w:val="Compact"/>
@@ -13512,6 +13865,7 @@
       <w:pPr>
         <w:pStyle w:val="BlockText"/>
         <w:spacing w:before="120"/>
+        <w:ind w:firstLine="420"/>
       </w:pPr>
       <w:r>
         <w:rPr>
@@ -13629,6 +13983,7 @@
     <w:p>
       <w:pPr>
         <w:pStyle w:val="FirstParagraph"/>
+        <w:ind w:firstLine="420"/>
       </w:pPr>
       <w:r>
         <w:rPr>
@@ -13704,6 +14059,7 @@
     <w:p>
       <w:pPr>
         <w:pStyle w:val="BodyText"/>
+        <w:ind w:firstLine="420"/>
       </w:pPr>
       <w:r>
         <w:rPr>
@@ -13985,6 +14341,7 @@
     <w:p>
       <w:pPr>
         <w:pStyle w:val="BlockText"/>
+        <w:ind w:firstLine="420"/>
       </w:pPr>
       <w:r>
         <w:rPr>
@@ -14140,6 +14497,7 @@
           <w:ilvl w:val="0"/>
           <w:numId w:val="1007"/>
         </w:numPr>
+        <w:ind w:firstLine="420"/>
       </w:pPr>
       <w:r>
         <w:rPr>
@@ -14179,6 +14537,7 @@
           <w:ilvl w:val="0"/>
           <w:numId w:val="1007"/>
         </w:numPr>
+        <w:ind w:firstLine="420"/>
       </w:pPr>
       <w:r>
         <w:rPr>
@@ -14250,6 +14609,7 @@
           <w:ilvl w:val="0"/>
           <w:numId w:val="1007"/>
         </w:numPr>
+        <w:ind w:firstLine="420"/>
       </w:pPr>
       <w:r>
         <w:rPr>
@@ -14313,6 +14673,15 @@
         <w:tblStyle w:val="Table"/>
         <w:tblW w:type="auto" w:w="0"/>
         <w:tblLook w:firstRow="1" w:lastRow="0" w:firstColumn="0" w:lastColumn="0" w:noHBand="0" w:noVBand="0" w:val="0020"/>
+        <w:jc w:val="center"/>
+        <w:tblBorders>
+          <w:top w:val="single" w:sz="12" w:space="0" w:color="333333"/>
+          <w:bottom w:val="single" w:sz="12" w:space="0" w:color="333333"/>
+          <w:left w:val="none"/>
+          <w:right w:val="none"/>
+          <w:insideH w:val="none"/>
+          <w:insideV w:val="none"/>
+        </w:tblBorders>
       </w:tblPr>
       <w:tblGrid>
         <w:gridCol w:w="2640"/>
@@ -14324,7 +14693,11 @@
           <w:tblHeader w:val="on"/>
         </w:trPr>
         <w:tc>
-          <w:tcPr/>
+          <w:tcPr>
+            <w:tcBorders>
+              <w:bottom w:val="single" w:sz="6" w:space="0" w:color="333333"/>
+            </w:tcBorders>
+          </w:tcPr>
           <w:p>
             <w:pPr>
               <w:pStyle w:val="Compact"/>
@@ -14354,7 +14727,11 @@
           </w:p>
         </w:tc>
         <w:tc>
-          <w:tcPr/>
+          <w:tcPr>
+            <w:tcBorders>
+              <w:bottom w:val="single" w:sz="6" w:space="0" w:color="333333"/>
+            </w:tcBorders>
+          </w:tcPr>
           <w:p>
             <w:pPr>
               <w:pStyle w:val="Compact"/>
@@ -14377,7 +14754,11 @@
           </w:p>
         </w:tc>
         <w:tc>
-          <w:tcPr/>
+          <w:tcPr>
+            <w:tcBorders>
+              <w:bottom w:val="single" w:sz="6" w:space="0" w:color="333333"/>
+            </w:tcBorders>
+          </w:tcPr>
           <w:p>
             <w:pPr>
               <w:pStyle w:val="Compact"/>
@@ -14752,6 +15133,7 @@
       <w:pPr>
         <w:pStyle w:val="BlockText"/>
         <w:spacing w:before="120"/>
+        <w:ind w:firstLine="420"/>
       </w:pPr>
       <w:r>
         <w:rPr>
@@ -14969,6 +15351,7 @@
           <w:ilvl w:val="0"/>
           <w:numId w:val="1008"/>
         </w:numPr>
+        <w:ind w:firstLine="420"/>
       </w:pPr>
       <w:r>
         <w:rPr>
@@ -14992,6 +15375,7 @@
           <w:ilvl w:val="0"/>
           <w:numId w:val="1008"/>
         </w:numPr>
+        <w:ind w:firstLine="420"/>
       </w:pPr>
       <w:r>
         <w:rPr>
@@ -15025,6 +15409,7 @@
           <w:ilvl w:val="0"/>
           <w:numId w:val="1008"/>
         </w:numPr>
+        <w:ind w:firstLine="420"/>
       </w:pPr>
       <w:r>
         <w:rPr>
@@ -15101,6 +15486,15 @@
         <w:tblW w:type="pct" w:w="5000"/>
         <w:tblLayout w:type="fixed"/>
         <w:tblLook w:firstRow="1" w:lastRow="0" w:firstColumn="0" w:lastColumn="0" w:noHBand="0" w:noVBand="0" w:val="0020"/>
+        <w:jc w:val="center"/>
+        <w:tblBorders>
+          <w:top w:val="single" w:sz="12" w:space="0" w:color="333333"/>
+          <w:bottom w:val="single" w:sz="12" w:space="0" w:color="333333"/>
+          <w:left w:val="none"/>
+          <w:right w:val="none"/>
+          <w:insideH w:val="none"/>
+          <w:insideV w:val="none"/>
+        </w:tblBorders>
       </w:tblPr>
       <w:tblGrid>
         <w:gridCol w:w="3960"/>
@@ -15111,7 +15505,11 @@
           <w:tblHeader w:val="on"/>
         </w:trPr>
         <w:tc>
-          <w:tcPr/>
+          <w:tcPr>
+            <w:tcBorders>
+              <w:bottom w:val="single" w:sz="6" w:space="0" w:color="333333"/>
+            </w:tcBorders>
+          </w:tcPr>
           <w:p>
             <w:pPr>
               <w:pStyle w:val="Compact"/>
@@ -15127,7 +15525,11 @@
           </w:p>
         </w:tc>
         <w:tc>
-          <w:tcPr/>
+          <w:tcPr>
+            <w:tcBorders>
+              <w:bottom w:val="single" w:sz="6" w:space="0" w:color="333333"/>
+            </w:tcBorders>
+          </w:tcPr>
           <w:p>
             <w:pPr>
               <w:pStyle w:val="Compact"/>
@@ -15478,6 +15880,7 @@
     <w:p>
       <w:pPr>
         <w:pStyle w:val="FirstParagraph"/>
+        <w:ind w:firstLine="420"/>
       </w:pPr>
       <w:r>
         <w:rPr>
@@ -15719,6 +16122,7 @@
           <w:ilvl w:val="0"/>
           <w:numId w:val="1009"/>
         </w:numPr>
+        <w:ind w:firstLine="420"/>
       </w:pPr>
       <w:r>
         <w:rPr>
@@ -15764,6 +16168,7 @@
           <w:ilvl w:val="0"/>
           <w:numId w:val="1009"/>
         </w:numPr>
+        <w:ind w:firstLine="420"/>
       </w:pPr>
       <w:r>
         <w:rPr>
@@ -15839,6 +16244,7 @@
           <w:ilvl w:val="0"/>
           <w:numId w:val="1009"/>
         </w:numPr>
+        <w:ind w:firstLine="420"/>
       </w:pPr>
       <w:r>
         <w:rPr>
@@ -15903,6 +16309,7 @@
           <w:ilvl w:val="0"/>
           <w:numId w:val="1009"/>
         </w:numPr>
+        <w:ind w:firstLine="420"/>
       </w:pPr>
       <w:r>
         <w:rPr>
@@ -15967,6 +16374,7 @@
           <w:ilvl w:val="0"/>
           <w:numId w:val="1009"/>
         </w:numPr>
+        <w:ind w:firstLine="420"/>
       </w:pPr>
       <w:r>
         <w:rPr>
@@ -16022,6 +16430,7 @@
     <w:p>
       <w:pPr>
         <w:pStyle w:val="FirstParagraph"/>
+        <w:ind w:firstLine="420"/>
       </w:pPr>
       <w:r>
         <w:rPr>
@@ -16208,6 +16617,7 @@
     <w:p>
       <w:pPr>
         <w:pStyle w:val="BodyText"/>
+        <w:ind w:firstLine="420"/>
       </w:pPr>
       <w:r>
         <w:rPr>
@@ -16890,6 +17300,7 @@
           <w:ilvl w:val="0"/>
           <w:numId w:val="1010"/>
         </w:numPr>
+        <w:ind w:firstLine="420"/>
       </w:pPr>
       <w:r>
         <w:rPr>
@@ -16905,6 +17316,7 @@
           <w:ilvl w:val="0"/>
           <w:numId w:val="1010"/>
         </w:numPr>
+        <w:ind w:firstLine="420"/>
       </w:pPr>
       <w:r>
         <w:rPr>
@@ -16926,6 +17338,7 @@
           <w:ilvl w:val="0"/>
           <w:numId w:val="1010"/>
         </w:numPr>
+        <w:ind w:firstLine="420"/>
       </w:pPr>
       <w:r>
         <w:rPr>
@@ -16954,6 +17367,7 @@
           <w:ilvl w:val="0"/>
           <w:numId w:val="1010"/>
         </w:numPr>
+        <w:ind w:firstLine="420"/>
       </w:pPr>
       <w:r>
         <w:rPr>
@@ -16994,6 +17408,7 @@
           <w:ilvl w:val="0"/>
           <w:numId w:val="1010"/>
         </w:numPr>
+        <w:ind w:firstLine="420"/>
       </w:pPr>
       <w:r>
         <w:rPr>
@@ -17064,6 +17479,15 @@
         <w:tblW w:type="pct" w:w="5000"/>
         <w:tblLayout w:type="fixed"/>
         <w:tblLook w:firstRow="1" w:lastRow="0" w:firstColumn="0" w:lastColumn="0" w:noHBand="0" w:noVBand="0" w:val="0020"/>
+        <w:jc w:val="center"/>
+        <w:tblBorders>
+          <w:top w:val="single" w:sz="12" w:space="0" w:color="333333"/>
+          <w:bottom w:val="single" w:sz="12" w:space="0" w:color="333333"/>
+          <w:left w:val="none"/>
+          <w:right w:val="none"/>
+          <w:insideH w:val="none"/>
+          <w:insideV w:val="none"/>
+        </w:tblBorders>
       </w:tblPr>
       <w:tblGrid>
         <w:gridCol w:w="2640"/>
@@ -17075,7 +17499,11 @@
           <w:tblHeader w:val="on"/>
         </w:trPr>
         <w:tc>
-          <w:tcPr/>
+          <w:tcPr>
+            <w:tcBorders>
+              <w:bottom w:val="single" w:sz="6" w:space="0" w:color="333333"/>
+            </w:tcBorders>
+          </w:tcPr>
           <w:p>
             <w:pPr>
               <w:pStyle w:val="Compact"/>
@@ -17091,7 +17519,11 @@
           </w:p>
         </w:tc>
         <w:tc>
-          <w:tcPr/>
+          <w:tcPr>
+            <w:tcBorders>
+              <w:bottom w:val="single" w:sz="6" w:space="0" w:color="333333"/>
+            </w:tcBorders>
+          </w:tcPr>
           <w:p>
             <w:pPr>
               <w:pStyle w:val="Compact"/>
@@ -17107,7 +17539,11 @@
           </w:p>
         </w:tc>
         <w:tc>
-          <w:tcPr/>
+          <w:tcPr>
+            <w:tcBorders>
+              <w:bottom w:val="single" w:sz="6" w:space="0" w:color="333333"/>
+            </w:tcBorders>
+          </w:tcPr>
           <w:p>
             <w:pPr>
               <w:pStyle w:val="Compact"/>
@@ -17533,6 +17969,7 @@
           <w:ilvl w:val="0"/>
           <w:numId w:val="1011"/>
         </w:numPr>
+        <w:ind w:firstLine="420"/>
       </w:pPr>
       <w:r>
         <w:rPr>
@@ -17592,6 +18029,7 @@
           <w:ilvl w:val="0"/>
           <w:numId w:val="1011"/>
         </w:numPr>
+        <w:ind w:firstLine="420"/>
       </w:pPr>
       <w:r>
         <w:rPr>
@@ -17658,6 +18096,7 @@
           <w:ilvl w:val="0"/>
           <w:numId w:val="1011"/>
         </w:numPr>
+        <w:ind w:firstLine="420"/>
       </w:pPr>
       <w:r>
         <w:rPr>
@@ -17731,6 +18170,7 @@
           <w:ilvl w:val="0"/>
           <w:numId w:val="1011"/>
         </w:numPr>
+        <w:ind w:firstLine="420"/>
       </w:pPr>
       <w:r>
         <w:rPr>
@@ -17774,6 +18214,7 @@
           <w:ilvl w:val="0"/>
           <w:numId w:val="1011"/>
         </w:numPr>
+        <w:ind w:firstLine="420"/>
       </w:pPr>
       <w:r>
         <w:rPr>
@@ -17882,6 +18323,15 @@
         <w:tblW w:type="pct" w:w="5000"/>
         <w:tblLayout w:type="fixed"/>
         <w:tblLook w:firstRow="1" w:lastRow="0" w:firstColumn="0" w:lastColumn="0" w:noHBand="0" w:noVBand="0" w:val="0020"/>
+        <w:jc w:val="center"/>
+        <w:tblBorders>
+          <w:top w:val="single" w:sz="12" w:space="0" w:color="333333"/>
+          <w:bottom w:val="single" w:sz="12" w:space="0" w:color="333333"/>
+          <w:left w:val="none"/>
+          <w:right w:val="none"/>
+          <w:insideH w:val="none"/>
+          <w:insideV w:val="none"/>
+        </w:tblBorders>
       </w:tblPr>
       <w:tblGrid>
         <w:gridCol w:w="4525"/>
@@ -17892,7 +18342,11 @@
           <w:tblHeader w:val="on"/>
         </w:trPr>
         <w:tc>
-          <w:tcPr/>
+          <w:tcPr>
+            <w:tcBorders>
+              <w:bottom w:val="single" w:sz="6" w:space="0" w:color="333333"/>
+            </w:tcBorders>
+          </w:tcPr>
           <w:p>
             <w:pPr>
               <w:pStyle w:val="Compact"/>
@@ -17908,7 +18362,11 @@
           </w:p>
         </w:tc>
         <w:tc>
-          <w:tcPr/>
+          <w:tcPr>
+            <w:tcBorders>
+              <w:bottom w:val="single" w:sz="6" w:space="0" w:color="333333"/>
+            </w:tcBorders>
+          </w:tcPr>
           <w:p>
             <w:pPr>
               <w:pStyle w:val="Compact"/>
@@ -18626,6 +19084,15 @@
         <w:tblStyle w:val="Table"/>
         <w:tblW w:type="auto" w:w="0"/>
         <w:tblLook w:firstRow="1" w:lastRow="0" w:firstColumn="0" w:lastColumn="0" w:noHBand="0" w:noVBand="0" w:val="0020"/>
+        <w:jc w:val="center"/>
+        <w:tblBorders>
+          <w:top w:val="single" w:sz="12" w:space="0" w:color="333333"/>
+          <w:bottom w:val="single" w:sz="12" w:space="0" w:color="333333"/>
+          <w:left w:val="none"/>
+          <w:right w:val="none"/>
+          <w:insideH w:val="none"/>
+          <w:insideV w:val="none"/>
+        </w:tblBorders>
       </w:tblPr>
       <w:tblGrid>
         <w:gridCol w:w="3960"/>
@@ -18636,7 +19103,11 @@
           <w:tblHeader w:val="on"/>
         </w:trPr>
         <w:tc>
-          <w:tcPr/>
+          <w:tcPr>
+            <w:tcBorders>
+              <w:bottom w:val="single" w:sz="6" w:space="0" w:color="333333"/>
+            </w:tcBorders>
+          </w:tcPr>
           <w:p>
             <w:pPr>
               <w:pStyle w:val="Compact"/>
@@ -18652,7 +19123,11 @@
           </w:p>
         </w:tc>
         <w:tc>
-          <w:tcPr/>
+          <w:tcPr>
+            <w:tcBorders>
+              <w:bottom w:val="single" w:sz="6" w:space="0" w:color="333333"/>
+            </w:tcBorders>
+          </w:tcPr>
           <w:p>
             <w:pPr>
               <w:pStyle w:val="Compact"/>
@@ -19468,6 +19943,15 @@
         <w:tblStyle w:val="Table"/>
         <w:tblW w:type="auto" w:w="0"/>
         <w:tblLook w:firstRow="1" w:lastRow="0" w:firstColumn="0" w:lastColumn="0" w:noHBand="0" w:noVBand="0" w:val="0020"/>
+        <w:jc w:val="center"/>
+        <w:tblBorders>
+          <w:top w:val="single" w:sz="12" w:space="0" w:color="333333"/>
+          <w:bottom w:val="single" w:sz="12" w:space="0" w:color="333333"/>
+          <w:left w:val="none"/>
+          <w:right w:val="none"/>
+          <w:insideH w:val="none"/>
+          <w:insideV w:val="none"/>
+        </w:tblBorders>
       </w:tblPr>
       <w:tblGrid>
         <w:gridCol w:w="3960"/>
@@ -19478,7 +19962,11 @@
           <w:tblHeader w:val="on"/>
         </w:trPr>
         <w:tc>
-          <w:tcPr/>
+          <w:tcPr>
+            <w:tcBorders>
+              <w:bottom w:val="single" w:sz="6" w:space="0" w:color="333333"/>
+            </w:tcBorders>
+          </w:tcPr>
           <w:p>
             <w:pPr>
               <w:pStyle w:val="Compact"/>
@@ -19494,7 +19982,11 @@
           </w:p>
         </w:tc>
         <w:tc>
-          <w:tcPr/>
+          <w:tcPr>
+            <w:tcBorders>
+              <w:bottom w:val="single" w:sz="6" w:space="0" w:color="333333"/>
+            </w:tcBorders>
+          </w:tcPr>
           <w:p>
             <w:pPr>
               <w:pStyle w:val="Compact"/>
@@ -20055,6 +20547,15 @@
         <w:tblStyle w:val="Table"/>
         <w:tblW w:type="auto" w:w="0"/>
         <w:tblLook w:firstRow="1" w:lastRow="0" w:firstColumn="0" w:lastColumn="0" w:noHBand="0" w:noVBand="0" w:val="0020"/>
+        <w:jc w:val="center"/>
+        <w:tblBorders>
+          <w:top w:val="single" w:sz="12" w:space="0" w:color="333333"/>
+          <w:bottom w:val="single" w:sz="12" w:space="0" w:color="333333"/>
+          <w:left w:val="none"/>
+          <w:right w:val="none"/>
+          <w:insideH w:val="none"/>
+          <w:insideV w:val="none"/>
+        </w:tblBorders>
       </w:tblPr>
       <w:tblGrid>
         <w:gridCol w:w="3960"/>
@@ -20065,7 +20566,11 @@
           <w:tblHeader w:val="on"/>
         </w:trPr>
         <w:tc>
-          <w:tcPr/>
+          <w:tcPr>
+            <w:tcBorders>
+              <w:bottom w:val="single" w:sz="6" w:space="0" w:color="333333"/>
+            </w:tcBorders>
+          </w:tcPr>
           <w:p>
             <w:pPr>
               <w:pStyle w:val="Compact"/>
@@ -20081,7 +20586,11 @@
           </w:p>
         </w:tc>
         <w:tc>
-          <w:tcPr/>
+          <w:tcPr>
+            <w:tcBorders>
+              <w:bottom w:val="single" w:sz="6" w:space="0" w:color="333333"/>
+            </w:tcBorders>
+          </w:tcPr>
           <w:p>
             <w:pPr>
               <w:pStyle w:val="Compact"/>
@@ -20375,6 +20884,15 @@
         <w:tblStyle w:val="Table"/>
         <w:tblW w:type="auto" w:w="0"/>
         <w:tblLook w:firstRow="1" w:lastRow="0" w:firstColumn="0" w:lastColumn="0" w:noHBand="0" w:noVBand="0" w:val="0020"/>
+        <w:jc w:val="center"/>
+        <w:tblBorders>
+          <w:top w:val="single" w:sz="12" w:space="0" w:color="333333"/>
+          <w:bottom w:val="single" w:sz="12" w:space="0" w:color="333333"/>
+          <w:left w:val="none"/>
+          <w:right w:val="none"/>
+          <w:insideH w:val="none"/>
+          <w:insideV w:val="none"/>
+        </w:tblBorders>
       </w:tblPr>
       <w:tblGrid>
         <w:gridCol w:w="3960"/>
@@ -20385,7 +20903,11 @@
           <w:tblHeader w:val="on"/>
         </w:trPr>
         <w:tc>
-          <w:tcPr/>
+          <w:tcPr>
+            <w:tcBorders>
+              <w:bottom w:val="single" w:sz="6" w:space="0" w:color="333333"/>
+            </w:tcBorders>
+          </w:tcPr>
           <w:p>
             <w:pPr>
               <w:pStyle w:val="Compact"/>
@@ -20401,7 +20923,11 @@
           </w:p>
         </w:tc>
         <w:tc>
-          <w:tcPr/>
+          <w:tcPr>
+            <w:tcBorders>
+              <w:bottom w:val="single" w:sz="6" w:space="0" w:color="333333"/>
+            </w:tcBorders>
+          </w:tcPr>
           <w:p>
             <w:pPr>
               <w:pStyle w:val="Compact"/>
@@ -20744,6 +21270,7 @@
     <w:p>
       <w:pPr>
         <w:pStyle w:val="BlockText"/>
+        <w:ind w:firstLine="420"/>
       </w:pPr>
       <w:r>
         <w:rPr>
@@ -20896,6 +21423,7 @@
     <w:p>
       <w:pPr>
         <w:pStyle w:val="FirstParagraph"/>
+        <w:ind w:firstLine="420"/>
       </w:pPr>
       <w:r>
         <w:rPr>
@@ -20909,6 +21437,7 @@
     <w:p>
       <w:pPr>
         <w:pStyle w:val="BodyText"/>
+        <w:ind w:firstLine="420"/>
       </w:pPr>
       <w:r>
         <w:rPr>
@@ -21124,6 +21653,7 @@
     <w:p>
       <w:pPr>
         <w:pStyle w:val="BodyText"/>
+        <w:ind w:firstLine="420"/>
       </w:pPr>
       <w:r>
         <w:rPr>
@@ -21145,6 +21675,7 @@
     <w:p>
       <w:pPr>
         <w:pStyle w:val="BodyText"/>
+        <w:ind w:firstLine="420"/>
       </w:pPr>
       <w:r>
         <w:rPr>
@@ -21279,6 +21810,7 @@
     <w:p>
       <w:pPr>
         <w:pStyle w:val="BodyText"/>
+        <w:ind w:firstLine="420"/>
       </w:pPr>
       <w:r>
         <w:rPr>
@@ -21383,6 +21915,7 @@
     <w:p>
       <w:pPr>
         <w:pStyle w:val="BodyText"/>
+        <w:ind w:firstLine="420"/>
       </w:pPr>
       <w:r>
         <w:rPr>
@@ -21438,6 +21971,7 @@
     <w:p>
       <w:pPr>
         <w:pStyle w:val="BodyText"/>
+        <w:ind w:firstLine="420"/>
       </w:pPr>
       <w:r>
         <w:rPr>
@@ -21459,6 +21993,7 @@
     <w:p>
       <w:pPr>
         <w:pStyle w:val="BodyText"/>
+        <w:ind w:firstLine="420"/>
       </w:pPr>
       <w:r>
         <w:rPr>
@@ -21685,6 +22220,7 @@
     <w:p>
       <w:pPr>
         <w:pStyle w:val="BodyText"/>
+        <w:ind w:firstLine="420"/>
       </w:pPr>
       <w:r>
         <w:rPr>
@@ -21800,6 +22336,7 @@
     <w:p>
       <w:pPr>
         <w:pStyle w:val="BodyText"/>
+        <w:ind w:firstLine="420"/>
       </w:pPr>
       <w:r>
         <w:rPr>
@@ -21830,6 +22367,7 @@
     <w:p>
       <w:pPr>
         <w:pStyle w:val="BodyText"/>
+        <w:ind w:firstLine="420"/>
       </w:pPr>
       <w:r>
         <w:rPr>
@@ -22056,6 +22594,7 @@
     <w:p>
       <w:pPr>
         <w:pStyle w:val="FirstParagraph"/>
+        <w:ind w:firstLine="420"/>
       </w:pPr>
       <w:r>
         <w:rPr>
@@ -22077,6 +22616,7 @@
     <w:p>
       <w:pPr>
         <w:pStyle w:val="BodyText"/>
+        <w:ind w:firstLine="420"/>
       </w:pPr>
       <w:r>
         <w:rPr>
@@ -22163,6 +22703,7 @@
     <w:p>
       <w:pPr>
         <w:pStyle w:val="BodyText"/>
+        <w:ind w:firstLine="420"/>
       </w:pPr>
       <w:r>
         <w:rPr>
@@ -22343,6 +22884,7 @@
     <w:p>
       <w:pPr>
         <w:pStyle w:val="BodyText"/>
+        <w:ind w:firstLine="420"/>
       </w:pPr>
       <w:r>
         <w:rPr>
@@ -22380,6 +22922,7 @@
     <w:p>
       <w:pPr>
         <w:pStyle w:val="BodyText"/>
+        <w:ind w:firstLine="420"/>
       </w:pPr>
       <w:r>
         <w:rPr>
@@ -22849,6 +23392,7 @@
     <w:p>
       <w:pPr>
         <w:pStyle w:val="FirstParagraph"/>
+        <w:ind w:firstLine="420"/>
       </w:pPr>
       <w:r>
         <w:rPr>
@@ -22879,6 +23423,7 @@
     <w:p>
       <w:pPr>
         <w:pStyle w:val="BodyText"/>
+        <w:ind w:firstLine="420"/>
       </w:pPr>
       <w:r>
         <w:rPr>
@@ -23174,6 +23719,7 @@
     <w:p>
       <w:pPr>
         <w:pStyle w:val="BodyText"/>
+        <w:ind w:firstLine="420"/>
       </w:pPr>
       <w:r>
         <w:rPr>
@@ -23195,6 +23741,7 @@
     <w:p>
       <w:pPr>
         <w:pStyle w:val="BodyText"/>
+        <w:ind w:firstLine="420"/>
       </w:pPr>
       <w:r>
         <w:rPr>
@@ -23349,6 +23896,7 @@
     <w:p>
       <w:pPr>
         <w:pStyle w:val="FirstParagraph"/>
+        <w:ind w:firstLine="420"/>
       </w:pPr>
       <w:r>
         <w:rPr>
@@ -23888,6 +24436,7 @@
     <w:p>
       <w:pPr>
         <w:pStyle w:val="FirstParagraph"/>
+        <w:ind w:firstLine="420"/>
       </w:pPr>
       <w:r>
         <w:rPr>
@@ -24397,6 +24946,7 @@
     <w:p>
       <w:pPr>
         <w:pStyle w:val="FirstParagraph"/>
+        <w:ind w:firstLine="420"/>
       </w:pPr>
       <w:r>
         <w:rPr>
@@ -25230,6 +25780,7 @@
     <w:p>
       <w:pPr>
         <w:pStyle w:val="FirstParagraph"/>
+        <w:ind w:firstLine="420"/>
       </w:pPr>
       <w:r>
         <w:rPr>
@@ -25759,6 +26310,7 @@
     <w:p>
       <w:pPr>
         <w:pStyle w:val="BodyText"/>
+        <w:ind w:firstLine="420"/>
       </w:pPr>
       <w:r>
         <w:rPr>
@@ -26052,6 +26604,7 @@
     <w:p>
       <w:pPr>
         <w:pStyle w:val="BodyText"/>
+        <w:ind w:firstLine="420"/>
       </w:pPr>
       <w:r>
         <w:rPr>
@@ -26153,6 +26706,7 @@
     <w:p>
       <w:pPr>
         <w:pStyle w:val="BodyText"/>
+        <w:ind w:firstLine="420"/>
       </w:pPr>
       <w:r>
         <w:rPr>
@@ -26416,6 +26970,7 @@
     <w:p>
       <w:pPr>
         <w:pStyle w:val="BodyText"/>
+        <w:ind w:firstLine="420"/>
       </w:pPr>
       <w:r>
         <w:rPr>
@@ -26736,6 +27291,7 @@
     <w:p>
       <w:pPr>
         <w:pStyle w:val="BodyText"/>
+        <w:ind w:firstLine="420"/>
       </w:pPr>
       <w:r>
         <w:rPr>
@@ -27049,6 +27605,7 @@
     <w:p>
       <w:pPr>
         <w:pStyle w:val="BodyText"/>
+        <w:ind w:firstLine="420"/>
       </w:pPr>
       <w:r>
         <w:rPr>
@@ -27798,6 +28355,7 @@
     <w:p>
       <w:pPr>
         <w:pStyle w:val="FirstParagraph"/>
+        <w:ind w:firstLine="420"/>
       </w:pPr>
       <w:r>
         <w:rPr>
@@ -28339,6 +28897,7 @@
     <w:p>
       <w:pPr>
         <w:pStyle w:val="BodyText"/>
+        <w:ind w:firstLine="420"/>
       </w:pPr>
       <w:r>
         <w:rPr>
@@ -28569,6 +29128,7 @@
     <w:p>
       <w:pPr>
         <w:pStyle w:val="BodyText"/>
+        <w:ind w:firstLine="420"/>
       </w:pPr>
       <w:r>
         <w:rPr>
@@ -29159,6 +29719,7 @@
     <w:p>
       <w:pPr>
         <w:pStyle w:val="BodyText"/>
+        <w:ind w:firstLine="420"/>
       </w:pPr>
       <w:r>
         <w:rPr>
@@ -29950,6 +30511,7 @@
     <w:p>
       <w:pPr>
         <w:pStyle w:val="BodyText"/>
+        <w:ind w:firstLine="420"/>
       </w:pPr>
       <w:r>
         <w:rPr>
@@ -30157,6 +30719,7 @@
     <w:p>
       <w:pPr>
         <w:pStyle w:val="FirstParagraph"/>
+        <w:ind w:firstLine="420"/>
       </w:pPr>
       <w:r>
         <w:rPr>
@@ -31129,6 +31692,7 @@
     <w:p>
       <w:pPr>
         <w:pStyle w:val="BodyText"/>
+        <w:ind w:firstLine="420"/>
       </w:pPr>
       <w:r>
         <w:rPr>
@@ -32008,6 +32572,7 @@
     <w:p>
       <w:pPr>
         <w:pStyle w:val="BodyText"/>
+        <w:ind w:firstLine="420"/>
       </w:pPr>
       <w:r>
         <w:rPr>
